--- a/docs/business-plan/2026_ICT융합공모전_비자부기_사업계획서_최종안.docx
+++ b/docs/business-plan/2026_ICT융합공모전_비자부기_사업계획서_최종안.docx
@@ -969,9 +969,10 @@
         <w:tblInd w:w="120" w:type="dxa"/>
       </w:tblPr>
       <w:tblGrid>
-        <w:gridCol w:w="3360"/>
-        <w:gridCol w:w="3360"/>
-        <w:gridCol w:w="3360"/>
+        <w:gridCol w:w="2520"/>
+        <w:gridCol w:w="2520"/>
+        <w:gridCol w:w="2520"/>
+        <w:gridCol w:w="2520"/>
       </w:tblGrid>
       <w:tr>
         <w:trPr>
@@ -980,7 +981,7 @@
         </w:trPr>
         <w:tc>
           <w:tcPr>
-            <w:tcW w:type="dxa" w:w="3360"/>
+            <w:tcW w:type="dxa" w:w="2520"/>
             <w:shd w:fill="FFFFFF" w:val="clear"/>
             <w:tcBorders>
               <w:top w:val="single" w:sz="10" w:space="0" w:color="000000"/>
@@ -1014,13 +1015,13 @@
                 <w:color w:val="000000"/>
                 <w:sz w:val="28"/>
               </w:rPr>
-              <w:t>278만 3,247명</w:t>
+              <w:t>86,490명</w:t>
             </w:r>
           </w:p>
         </w:tc>
         <w:tc>
           <w:tcPr>
-            <w:tcW w:type="dxa" w:w="3360"/>
+            <w:tcW w:type="dxa" w:w="2520"/>
             <w:shd w:fill="FFFFFF" w:val="clear"/>
             <w:tcBorders>
               <w:top w:val="single" w:sz="10" w:space="0" w:color="000000"/>
@@ -1054,13 +1055,13 @@
                 <w:color w:val="000000"/>
                 <w:sz w:val="28"/>
               </w:rPr>
-              <w:t>5.44%</w:t>
+              <w:t>27,705명</w:t>
             </w:r>
           </w:p>
         </w:tc>
         <w:tc>
           <w:tcPr>
-            <w:tcW w:type="dxa" w:w="3360"/>
+            <w:tcW w:type="dxa" w:w="2520"/>
             <w:shd w:fill="FFFFFF" w:val="clear"/>
             <w:tcBorders>
               <w:top w:val="single" w:sz="10" w:space="0" w:color="000000"/>
@@ -1094,7 +1095,47 @@
                 <w:color w:val="000000"/>
                 <w:sz w:val="28"/>
               </w:rPr>
-              <w:t>308,838명</w:t>
+              <w:t>14,303명</w:t>
+            </w:r>
+          </w:p>
+        </w:tc>
+        <w:tc>
+          <w:tcPr>
+            <w:tcW w:type="dxa" w:w="2520"/>
+            <w:shd w:fill="FFFFFF" w:val="clear"/>
+            <w:tcBorders>
+              <w:top w:val="single" w:sz="10" w:space="0" w:color="000000"/>
+              <w:bottom w:val="single" w:sz="10" w:space="0" w:color="000000"/>
+              <w:start w:val="single" w:sz="10" w:space="0" w:color="000000"/>
+              <w:end w:val="single" w:sz="10" w:space="0" w:color="000000"/>
+              <w:insideH w:val="single" w:sz="10" w:space="0" w:color="000000"/>
+              <w:insideV w:val="single" w:sz="10" w:space="0" w:color="000000"/>
+            </w:tcBorders>
+            <w:tcMar>
+              <w:top w:w="90" w:type="dxa"/>
+              <w:start w:w="80" w:type="dxa"/>
+              <w:bottom w:w="90" w:type="dxa"/>
+              <w:end w:w="80" w:type="dxa"/>
+            </w:tcMar>
+            <w:vAlign w:val="center"/>
+          </w:tcPr>
+          <w:p>
+            <w:pPr>
+              <w:keepNext w:val="0"/>
+              <w:keepLines/>
+              <w:spacing w:before="0" w:after="0" w:line="264" w:lineRule="auto"/>
+              <w:jc w:val="center"/>
+            </w:pPr>
+            <w:r/>
+            <w:r>
+              <w:rPr>
+                <w:rFonts w:ascii="휴먼명조" w:hAnsi="휴먼명조" w:eastAsia="휴먼명조" w:cs="휴먼명조"/>
+                <w:b/>
+                <w:i w:val="0"/>
+                <w:color w:val="000000"/>
+                <w:sz w:val="28"/>
+              </w:rPr>
+              <w:t>700·32·13</w:t>
             </w:r>
           </w:p>
         </w:tc>
@@ -1105,7 +1146,7 @@
         </w:trPr>
         <w:tc>
           <w:tcPr>
-            <w:tcW w:type="dxa" w:w="3360"/>
+            <w:tcW w:type="dxa" w:w="2520"/>
             <w:shd w:fill="FFFFFF" w:val="clear"/>
             <w:tcBorders>
               <w:top w:val="single" w:sz="10" w:space="0" w:color="000000"/>
@@ -1139,13 +1180,13 @@
                 <w:color w:val="000000"/>
                 <w:sz w:val="17"/>
               </w:rPr>
-              <w:t>2025년 말 국내 체류외국인</w:t>
+              <w:t>2025년 충북 장기체류외국인</w:t>
             </w:r>
           </w:p>
         </w:tc>
         <w:tc>
           <w:tcPr>
-            <w:tcW w:type="dxa" w:w="3360"/>
+            <w:tcW w:type="dxa" w:w="2520"/>
             <w:shd w:fill="FFFFFF" w:val="clear"/>
             <w:tcBorders>
               <w:top w:val="single" w:sz="10" w:space="0" w:color="000000"/>
@@ -1179,13 +1220,13 @@
                 <w:color w:val="000000"/>
                 <w:sz w:val="17"/>
               </w:rPr>
-              <w:t>전체 인구 대비 비중</w:t>
+              <w:t>충북 E계열 취업 외국인</w:t>
             </w:r>
           </w:p>
         </w:tc>
         <w:tc>
           <w:tcPr>
-            <w:tcW w:type="dxa" w:w="3360"/>
+            <w:tcW w:type="dxa" w:w="2520"/>
             <w:shd w:fill="FFFFFF" w:val="clear"/>
             <w:tcBorders>
               <w:top w:val="single" w:sz="10" w:space="0" w:color="000000"/>
@@ -1219,7 +1260,47 @@
                 <w:color w:val="000000"/>
                 <w:sz w:val="17"/>
               </w:rPr>
-              <w:t>2025년 말 국내 유학생</w:t>
+              <w:t>2026년 4월 충북 외국인 유학생</w:t>
+            </w:r>
+          </w:p>
+        </w:tc>
+        <w:tc>
+          <w:tcPr>
+            <w:tcW w:type="dxa" w:w="2520"/>
+            <w:shd w:fill="FFFFFF" w:val="clear"/>
+            <w:tcBorders>
+              <w:top w:val="single" w:sz="10" w:space="0" w:color="000000"/>
+              <w:bottom w:val="single" w:sz="10" w:space="0" w:color="000000"/>
+              <w:start w:val="single" w:sz="10" w:space="0" w:color="000000"/>
+              <w:end w:val="single" w:sz="10" w:space="0" w:color="000000"/>
+              <w:insideH w:val="single" w:sz="10" w:space="0" w:color="000000"/>
+              <w:insideV w:val="single" w:sz="10" w:space="0" w:color="000000"/>
+            </w:tcBorders>
+            <w:tcMar>
+              <w:top w:w="90" w:type="dxa"/>
+              <w:start w:w="80" w:type="dxa"/>
+              <w:bottom w:w="90" w:type="dxa"/>
+              <w:end w:w="80" w:type="dxa"/>
+            </w:tcMar>
+            <w:vAlign w:val="center"/>
+          </w:tcPr>
+          <w:p>
+            <w:pPr>
+              <w:keepNext w:val="0"/>
+              <w:keepLines/>
+              <w:spacing w:before="0" w:after="0" w:line="300" w:lineRule="auto"/>
+              <w:jc w:val="center"/>
+            </w:pPr>
+            <w:r/>
+            <w:r>
+              <w:rPr>
+                <w:rFonts w:ascii="휴먼명조" w:hAnsi="휴먼명조" w:eastAsia="휴먼명조" w:cs="휴먼명조"/>
+                <w:b w:val="0"/>
+                <w:i w:val="0"/>
+                <w:color w:val="000000"/>
+                <w:sz w:val="17"/>
+              </w:rPr>
+              <w:t>채용박람회 학생·기업·지역기업</w:t>
             </w:r>
           </w:p>
         </w:tc>
@@ -1243,7 +1324,7 @@
           <w:color w:val="000000"/>
           <w:sz w:val="18"/>
         </w:rPr>
-        <w:t>표 1. 외국인 주민 증가로 커지는 행정 안내 수요 [1]</w:t>
+        <w:t>표 1. 충북 외국인 주민의 취업·유학·정착 수요 [3][8][9]</w:t>
       </w:r>
     </w:p>
     <w:p>
@@ -1287,7 +1368,7 @@
           <w:color w:val="000000"/>
           <w:sz w:val="22"/>
         </w:rPr>
-        <w:t>충북은 인구감소 대응과 우수 외국인력 유치를 위해 F-2-R·E-7-4R 등 지역특화형 비자를 반복 공고하고 있다. 2026년 충북 외국인 유학생 채용박람회에는 유학생 약 700명과 도내 기업 32개사가 참여했고, 인구감소지역 소재 13개 기업은 F-2-R 전환 희망 유학생과 현장 면접을 진행했다. 이는 취업·비자 전환·정착이 하나의 연속된 사용자 여정임을 보여준다. [2][3]</w:t>
+        <w:t>2025년 충북의 장기체류외국인은 86,490명이며, 이 가운데 E계열 취업 외국인은 27,705명이다. 2026년 4월 충북 외국인 유학생도 14,303명에 이른다. 충북은 F-2-R·E-7-4R 등 지역특화형 비자를 반복 공고하고 있으며, 같은 해 유학생 채용박람회에는 유학생 약 700명과 도내 기업 32개사가 참여했다. 인구감소지역 소재 13개 기업은 F-2-R 전환 희망 유학생과 현장 면접을 진행했다. 취업·비자 전환·정착이 하나의 지역 사용자 여정이라는 근거다. [2][3][8][9]</w:t>
       </w:r>
     </w:p>
     <w:tbl>
@@ -1587,9 +1668,9 @@
                 <w:b/>
                 <w:i w:val="0"/>
                 <w:color w:val="FFFFFF"/>
-                <w:sz w:val="18"/>
+                <w:sz w:val="17"/>
               </w:rPr>
-              <w:t>기존 방식</w:t>
+              <w:t>기존 서비스·방식</w:t>
             </w:r>
           </w:p>
         </w:tc>
@@ -1627,9 +1708,9 @@
                 <w:b/>
                 <w:i w:val="0"/>
                 <w:color w:val="FFFFFF"/>
-                <w:sz w:val="18"/>
+                <w:sz w:val="17"/>
               </w:rPr>
-              <w:t>가능한 일</w:t>
+              <w:t>주요 역할</w:t>
             </w:r>
           </w:p>
         </w:tc>
@@ -1667,9 +1748,9 @@
                 <w:b/>
                 <w:i w:val="0"/>
                 <w:color w:val="FFFFFF"/>
-                <w:sz w:val="18"/>
+                <w:sz w:val="17"/>
               </w:rPr>
-              <w:t>남는 문제</w:t>
+              <w:t>비자부기가 보완하는 지점</w:t>
             </w:r>
           </w:p>
         </w:tc>
@@ -1712,9 +1793,9 @@
                 <w:b/>
                 <w:i w:val="0"/>
                 <w:color w:val="000000"/>
-                <w:sz w:val="18"/>
+                <w:sz w:val="17"/>
               </w:rPr>
-              <w:t>공고문·포털 검색</w:t>
+              <w:t>하이코리아 [11]</w:t>
             </w:r>
           </w:p>
         </w:tc>
@@ -1752,9 +1833,9 @@
                 <w:b w:val="0"/>
                 <w:i w:val="0"/>
                 <w:color w:val="000000"/>
-                <w:sz w:val="18"/>
+                <w:sz w:val="17"/>
               </w:rPr>
-              <w:t>원문과 일반 안내 확인</w:t>
+              <w:t>체류 관련 전자민원·신청·조회</w:t>
             </w:r>
           </w:p>
         </w:tc>
@@ -1792,9 +1873,9 @@
                 <w:b w:val="0"/>
                 <w:i w:val="0"/>
                 <w:color w:val="000000"/>
-                <w:sz w:val="18"/>
+                <w:sz w:val="17"/>
               </w:rPr>
-              <w:t>사용자가 조건·서류·차수를 직접 대조</w:t>
+              <w:t>신청 전 개인별 요건·서류·일정 준비를 추적</w:t>
             </w:r>
           </w:p>
         </w:tc>
@@ -1837,9 +1918,9 @@
                 <w:b/>
                 <w:i w:val="0"/>
                 <w:color w:val="000000"/>
-                <w:sz w:val="18"/>
+                <w:sz w:val="17"/>
               </w:rPr>
-              <w:t>범용 생성형 AI</w:t>
+              <w:t>정부24 [12]</w:t>
             </w:r>
           </w:p>
         </w:tc>
@@ -1877,9 +1958,9 @@
                 <w:b w:val="0"/>
                 <w:i w:val="0"/>
                 <w:color w:val="000000"/>
-                <w:sz w:val="18"/>
+                <w:sz w:val="17"/>
               </w:rPr>
-              <w:t>질문 응답과 쉬운 설명</w:t>
+              <w:t>범정부 민원 신청과 공식 절차 안내</w:t>
             </w:r>
           </w:p>
         </w:tc>
@@ -1917,9 +1998,9 @@
                 <w:b w:val="0"/>
                 <w:i w:val="0"/>
                 <w:color w:val="000000"/>
-                <w:sz w:val="18"/>
+                <w:sz w:val="17"/>
               </w:rPr>
-              <w:t>출처·최신성·논리 계산의 편차와 환각 위험</w:t>
+              <w:t>비자별 공고·서식·지원기관을 하나의 여정으로 연결</w:t>
             </w:r>
           </w:p>
         </w:tc>
@@ -1962,9 +2043,9 @@
                 <w:b/>
                 <w:i w:val="0"/>
                 <w:color w:val="000000"/>
-                <w:sz w:val="18"/>
+                <w:sz w:val="17"/>
               </w:rPr>
-              <w:t>일정·서류 앱</w:t>
+              <w:t>Study in Chungbuk [10]</w:t>
             </w:r>
           </w:p>
         </w:tc>
@@ -2002,9 +2083,9 @@
                 <w:b w:val="0"/>
                 <w:i w:val="0"/>
                 <w:color w:val="000000"/>
-                <w:sz w:val="18"/>
+                <w:sz w:val="17"/>
               </w:rPr>
-              <w:t>개인 일정과 체크리스트</w:t>
+              <w:t>유학생 중심 다국어 정보와 AI 번역 챗봇</w:t>
             </w:r>
           </w:p>
         </w:tc>
@@ -2042,9 +2123,9 @@
                 <w:b w:val="0"/>
                 <w:i w:val="0"/>
                 <w:color w:val="000000"/>
-                <w:sz w:val="18"/>
+                <w:sz w:val="17"/>
               </w:rPr>
-              <w:t>비자 요건·공식 근거·지원기관과 분리</w:t>
+              <w:t>근로자·지역특화형 비자까지 규칙 계산과 행동관리로 확장</w:t>
             </w:r>
           </w:p>
         </w:tc>
@@ -2087,7 +2168,132 @@
                 <w:b/>
                 <w:i w:val="0"/>
                 <w:color w:val="000000"/>
-                <w:sz w:val="18"/>
+                <w:sz w:val="17"/>
+              </w:rPr>
+              <w:t>범용 생성형 AI</w:t>
+            </w:r>
+          </w:p>
+        </w:tc>
+        <w:tc>
+          <w:tcPr>
+            <w:tcW w:type="dxa" w:w="3500"/>
+            <w:shd w:fill="FFFFFF" w:val="clear"/>
+            <w:tcBorders>
+              <w:top w:val="single" w:sz="8" w:space="0" w:color="000000"/>
+              <w:bottom w:val="single" w:sz="8" w:space="0" w:color="000000"/>
+              <w:start w:val="single" w:sz="8" w:space="0" w:color="000000"/>
+              <w:end w:val="single" w:sz="8" w:space="0" w:color="000000"/>
+              <w:insideH w:val="single" w:sz="8" w:space="0" w:color="000000"/>
+              <w:insideV w:val="single" w:sz="8" w:space="0" w:color="000000"/>
+            </w:tcBorders>
+            <w:tcMar>
+              <w:top w:w="100" w:type="dxa"/>
+              <w:start w:w="110" w:type="dxa"/>
+              <w:bottom w:w="100" w:type="dxa"/>
+              <w:end w:w="110" w:type="dxa"/>
+            </w:tcMar>
+            <w:vAlign w:val="center"/>
+          </w:tcPr>
+          <w:p>
+            <w:pPr>
+              <w:keepNext w:val="0"/>
+              <w:keepLines/>
+              <w:spacing w:before="0" w:after="0" w:line="324" w:lineRule="auto"/>
+              <w:jc w:val="left"/>
+            </w:pPr>
+            <w:r/>
+            <w:r>
+              <w:rPr>
+                <w:rFonts w:ascii="휴먼명조" w:hAnsi="휴먼명조" w:eastAsia="휴먼명조" w:cs="휴먼명조"/>
+                <w:b w:val="0"/>
+                <w:i w:val="0"/>
+                <w:color w:val="000000"/>
+                <w:sz w:val="17"/>
+              </w:rPr>
+              <w:t>질문 응답과 쉬운 설명</w:t>
+            </w:r>
+          </w:p>
+        </w:tc>
+        <w:tc>
+          <w:tcPr>
+            <w:tcW w:type="dxa" w:w="4780"/>
+            <w:shd w:fill="FFFFFF" w:val="clear"/>
+            <w:tcBorders>
+              <w:top w:val="single" w:sz="8" w:space="0" w:color="000000"/>
+              <w:bottom w:val="single" w:sz="8" w:space="0" w:color="000000"/>
+              <w:start w:val="single" w:sz="8" w:space="0" w:color="000000"/>
+              <w:end w:val="single" w:sz="8" w:space="0" w:color="000000"/>
+              <w:insideH w:val="single" w:sz="8" w:space="0" w:color="000000"/>
+              <w:insideV w:val="single" w:sz="8" w:space="0" w:color="000000"/>
+            </w:tcBorders>
+            <w:tcMar>
+              <w:top w:w="100" w:type="dxa"/>
+              <w:start w:w="110" w:type="dxa"/>
+              <w:bottom w:w="100" w:type="dxa"/>
+              <w:end w:w="110" w:type="dxa"/>
+            </w:tcMar>
+            <w:vAlign w:val="center"/>
+          </w:tcPr>
+          <w:p>
+            <w:pPr>
+              <w:keepNext w:val="0"/>
+              <w:keepLines/>
+              <w:spacing w:before="0" w:after="0" w:line="324" w:lineRule="auto"/>
+              <w:jc w:val="left"/>
+            </w:pPr>
+            <w:r/>
+            <w:r>
+              <w:rPr>
+                <w:rFonts w:ascii="휴먼명조" w:hAnsi="휴먼명조" w:eastAsia="휴먼명조" w:cs="휴먼명조"/>
+                <w:b w:val="0"/>
+                <w:i w:val="0"/>
+                <w:color w:val="000000"/>
+                <w:sz w:val="17"/>
+              </w:rPr>
+              <w:t>자격 계산은 검수된 규칙으로 분리하고 근거·현행성을 표시</w:t>
+            </w:r>
+          </w:p>
+        </w:tc>
+      </w:tr>
+      <w:tr>
+        <w:trPr>
+          <w:cantSplit/>
+        </w:trPr>
+        <w:tc>
+          <w:tcPr>
+            <w:tcW w:type="dxa" w:w="1800"/>
+            <w:shd w:fill="FFFFFF" w:val="clear"/>
+            <w:tcBorders>
+              <w:top w:val="single" w:sz="8" w:space="0" w:color="000000"/>
+              <w:bottom w:val="single" w:sz="8" w:space="0" w:color="000000"/>
+              <w:start w:val="single" w:sz="8" w:space="0" w:color="000000"/>
+              <w:end w:val="single" w:sz="8" w:space="0" w:color="000000"/>
+              <w:insideH w:val="single" w:sz="8" w:space="0" w:color="000000"/>
+              <w:insideV w:val="single" w:sz="8" w:space="0" w:color="000000"/>
+            </w:tcBorders>
+            <w:tcMar>
+              <w:top w:w="100" w:type="dxa"/>
+              <w:start w:w="110" w:type="dxa"/>
+              <w:bottom w:w="100" w:type="dxa"/>
+              <w:end w:w="110" w:type="dxa"/>
+            </w:tcMar>
+            <w:vAlign w:val="center"/>
+          </w:tcPr>
+          <w:p>
+            <w:pPr>
+              <w:keepNext w:val="0"/>
+              <w:keepLines/>
+              <w:spacing w:before="0" w:after="0" w:line="324" w:lineRule="auto"/>
+              <w:jc w:val="left"/>
+            </w:pPr>
+            <w:r/>
+            <w:r>
+              <w:rPr>
+                <w:rFonts w:ascii="휴먼명조" w:hAnsi="휴먼명조" w:eastAsia="휴먼명조" w:cs="휴먼명조"/>
+                <w:b/>
+                <w:i w:val="0"/>
+                <w:color w:val="000000"/>
+                <w:sz w:val="17"/>
               </w:rPr>
               <w:t>비자부기</w:t>
             </w:r>
@@ -2127,9 +2333,9 @@
                 <w:b w:val="0"/>
                 <w:i w:val="0"/>
                 <w:color w:val="000000"/>
-                <w:sz w:val="18"/>
+                <w:sz w:val="17"/>
               </w:rPr>
-              <w:t>근거 기반 요건 확인부터 행동관리까지 연결</w:t>
+              <w:t>요건 확인부터 준비·추적까지 연결</w:t>
             </w:r>
           </w:p>
         </w:tc>
@@ -2167,9 +2373,9 @@
                 <w:b w:val="0"/>
                 <w:i w:val="0"/>
                 <w:color w:val="000000"/>
-                <w:sz w:val="18"/>
+                <w:sz w:val="17"/>
               </w:rPr>
-              <w:t>공식 판정은 관할기관으로 명확히 이관</w:t>
+              <w:t>제출·최종 판정은 공식기관이 수행하도록 책임을 구분</w:t>
             </w:r>
           </w:p>
         </w:tc>
@@ -4269,7 +4475,7 @@
           <w:color w:val="000000"/>
           <w:sz w:val="18"/>
         </w:rPr>
-        <w:t>그림 3. 공식 문서를 서비스 정보로 전환하는 데이터 신뢰 구조</w:t>
+        <w:t>도식 3. 공식 문서를 서비스 정보로 전환하는 데이터 신뢰 구조</w:t>
       </w:r>
     </w:p>
     <w:tbl>
@@ -4281,13 +4487,10 @@
         <w:tblInd w:w="120" w:type="dxa"/>
       </w:tblPr>
       <w:tblGrid>
-        <w:gridCol w:w="2250"/>
-        <w:gridCol w:w="360"/>
-        <w:gridCol w:w="2250"/>
-        <w:gridCol w:w="360"/>
-        <w:gridCol w:w="2250"/>
-        <w:gridCol w:w="360"/>
-        <w:gridCol w:w="2250"/>
+        <w:gridCol w:w="1450"/>
+        <w:gridCol w:w="2650"/>
+        <w:gridCol w:w="3330"/>
+        <w:gridCol w:w="2650"/>
       </w:tblGrid>
       <w:tr>
         <w:trPr>
@@ -4296,21 +4499,21 @@
         </w:trPr>
         <w:tc>
           <w:tcPr>
-            <w:tcW w:type="dxa" w:w="2250"/>
+            <w:tcW w:type="dxa" w:w="1450"/>
             <w:shd w:fill="000000" w:val="clear"/>
             <w:tcBorders>
-              <w:top w:val="single" w:sz="10" w:space="0" w:color="000000"/>
-              <w:bottom w:val="single" w:sz="10" w:space="0" w:color="000000"/>
-              <w:start w:val="single" w:sz="10" w:space="0" w:color="000000"/>
-              <w:end w:val="single" w:sz="10" w:space="0" w:color="000000"/>
-              <w:insideH w:val="single" w:sz="10" w:space="0" w:color="000000"/>
-              <w:insideV w:val="single" w:sz="10" w:space="0" w:color="000000"/>
+              <w:top w:val="single" w:sz="8" w:space="0" w:color="000000"/>
+              <w:bottom w:val="single" w:sz="8" w:space="0" w:color="000000"/>
+              <w:start w:val="single" w:sz="8" w:space="0" w:color="000000"/>
+              <w:end w:val="single" w:sz="8" w:space="0" w:color="000000"/>
+              <w:insideH w:val="single" w:sz="8" w:space="0" w:color="000000"/>
+              <w:insideV w:val="single" w:sz="8" w:space="0" w:color="000000"/>
             </w:tcBorders>
             <w:tcMar>
               <w:top w:w="100" w:type="dxa"/>
-              <w:start w:w="70" w:type="dxa"/>
+              <w:start w:w="100" w:type="dxa"/>
               <w:bottom w:w="100" w:type="dxa"/>
-              <w:end w:w="70" w:type="dxa"/>
+              <w:end w:w="100" w:type="dxa"/>
             </w:tcMar>
             <w:vAlign w:val="center"/>
           </w:tcPr>
@@ -4328,70 +4531,29 @@
                 <w:b/>
                 <w:i w:val="0"/>
                 <w:color w:val="FFFFFF"/>
-                <w:sz w:val="18"/>
+                <w:sz w:val="17"/>
               </w:rPr>
-              <w:t>1. 공식 원문</w:t>
+              <w:t>단계</w:t>
             </w:r>
           </w:p>
         </w:tc>
         <w:tc>
           <w:tcPr>
-            <w:tcW w:type="dxa" w:w="360"/>
-            <w:vMerge w:val="restart"/>
-            <w:shd w:fill="FFFFFF" w:val="clear"/>
-            <w:tcBorders>
-              <w:top w:val="nil"/>
-              <w:bottom w:val="nil"/>
-              <w:start w:val="nil"/>
-              <w:end w:val="nil"/>
-              <w:insideH w:val="nil"/>
-              <w:insideV w:val="nil"/>
-            </w:tcBorders>
-            <w:tcMar>
-              <w:top w:w="0" w:type="dxa"/>
-              <w:start w:w="0" w:type="dxa"/>
-              <w:bottom w:w="0" w:type="dxa"/>
-              <w:end w:w="0" w:type="dxa"/>
-            </w:tcMar>
-            <w:vAlign w:val="center"/>
-          </w:tcPr>
-          <w:p>
-            <w:pPr>
-              <w:keepNext w:val="0"/>
-              <w:keepLines/>
-              <w:spacing w:before="0" w:after="0" w:line="240" w:lineRule="auto"/>
-              <w:jc w:val="center"/>
-            </w:pPr>
-            <w:r/>
-            <w:r>
-              <w:rPr>
-                <w:rFonts w:ascii="휴먼명조" w:hAnsi="휴먼명조" w:eastAsia="휴먼명조" w:cs="휴먼명조"/>
-                <w:b/>
-                <w:i w:val="0"/>
-                <w:color w:val="000000"/>
-                <w:sz w:val="30"/>
-              </w:rPr>
-              <w:t>→</w:t>
-            </w:r>
-          </w:p>
-        </w:tc>
-        <w:tc>
-          <w:tcPr>
-            <w:tcW w:type="dxa" w:w="2250"/>
+            <w:tcW w:type="dxa" w:w="2650"/>
             <w:shd w:fill="000000" w:val="clear"/>
             <w:tcBorders>
-              <w:top w:val="single" w:sz="10" w:space="0" w:color="000000"/>
-              <w:bottom w:val="single" w:sz="10" w:space="0" w:color="000000"/>
-              <w:start w:val="single" w:sz="10" w:space="0" w:color="000000"/>
-              <w:end w:val="single" w:sz="10" w:space="0" w:color="000000"/>
-              <w:insideH w:val="single" w:sz="10" w:space="0" w:color="000000"/>
-              <w:insideV w:val="single" w:sz="10" w:space="0" w:color="000000"/>
+              <w:top w:val="single" w:sz="8" w:space="0" w:color="000000"/>
+              <w:bottom w:val="single" w:sz="8" w:space="0" w:color="000000"/>
+              <w:start w:val="single" w:sz="8" w:space="0" w:color="000000"/>
+              <w:end w:val="single" w:sz="8" w:space="0" w:color="000000"/>
+              <w:insideH w:val="single" w:sz="8" w:space="0" w:color="000000"/>
+              <w:insideV w:val="single" w:sz="8" w:space="0" w:color="000000"/>
             </w:tcBorders>
             <w:tcMar>
               <w:top w:w="100" w:type="dxa"/>
-              <w:start w:w="70" w:type="dxa"/>
+              <w:start w:w="100" w:type="dxa"/>
               <w:bottom w:w="100" w:type="dxa"/>
-              <w:end w:w="70" w:type="dxa"/>
+              <w:end w:w="100" w:type="dxa"/>
             </w:tcMar>
             <w:vAlign w:val="center"/>
           </w:tcPr>
@@ -4409,70 +4571,29 @@
                 <w:b/>
                 <w:i w:val="0"/>
                 <w:color w:val="FFFFFF"/>
-                <w:sz w:val="18"/>
+                <w:sz w:val="17"/>
               </w:rPr>
-              <w:t>2. 추출·사람 검수</w:t>
+              <w:t>처리 대상</w:t>
             </w:r>
           </w:p>
         </w:tc>
         <w:tc>
           <w:tcPr>
-            <w:tcW w:type="dxa" w:w="360"/>
-            <w:vMerge w:val="restart"/>
-            <w:shd w:fill="FFFFFF" w:val="clear"/>
-            <w:tcBorders>
-              <w:top w:val="nil"/>
-              <w:bottom w:val="nil"/>
-              <w:start w:val="nil"/>
-              <w:end w:val="nil"/>
-              <w:insideH w:val="nil"/>
-              <w:insideV w:val="nil"/>
-            </w:tcBorders>
-            <w:tcMar>
-              <w:top w:w="0" w:type="dxa"/>
-              <w:start w:w="0" w:type="dxa"/>
-              <w:bottom w:w="0" w:type="dxa"/>
-              <w:end w:w="0" w:type="dxa"/>
-            </w:tcMar>
-            <w:vAlign w:val="center"/>
-          </w:tcPr>
-          <w:p>
-            <w:pPr>
-              <w:keepNext w:val="0"/>
-              <w:keepLines/>
-              <w:spacing w:before="0" w:after="0" w:line="240" w:lineRule="auto"/>
-              <w:jc w:val="center"/>
-            </w:pPr>
-            <w:r/>
-            <w:r>
-              <w:rPr>
-                <w:rFonts w:ascii="휴먼명조" w:hAnsi="휴먼명조" w:eastAsia="휴먼명조" w:cs="휴먼명조"/>
-                <w:b/>
-                <w:i w:val="0"/>
-                <w:color w:val="000000"/>
-                <w:sz w:val="30"/>
-              </w:rPr>
-              <w:t>→</w:t>
-            </w:r>
-          </w:p>
-        </w:tc>
-        <w:tc>
-          <w:tcPr>
-            <w:tcW w:type="dxa" w:w="2250"/>
+            <w:tcW w:type="dxa" w:w="3330"/>
             <w:shd w:fill="000000" w:val="clear"/>
             <w:tcBorders>
-              <w:top w:val="single" w:sz="10" w:space="0" w:color="000000"/>
-              <w:bottom w:val="single" w:sz="10" w:space="0" w:color="000000"/>
-              <w:start w:val="single" w:sz="10" w:space="0" w:color="000000"/>
-              <w:end w:val="single" w:sz="10" w:space="0" w:color="000000"/>
-              <w:insideH w:val="single" w:sz="10" w:space="0" w:color="000000"/>
-              <w:insideV w:val="single" w:sz="10" w:space="0" w:color="000000"/>
+              <w:top w:val="single" w:sz="8" w:space="0" w:color="000000"/>
+              <w:bottom w:val="single" w:sz="8" w:space="0" w:color="000000"/>
+              <w:start w:val="single" w:sz="8" w:space="0" w:color="000000"/>
+              <w:end w:val="single" w:sz="8" w:space="0" w:color="000000"/>
+              <w:insideH w:val="single" w:sz="8" w:space="0" w:color="000000"/>
+              <w:insideV w:val="single" w:sz="8" w:space="0" w:color="000000"/>
             </w:tcBorders>
             <w:tcMar>
               <w:top w:w="100" w:type="dxa"/>
-              <w:start w:w="70" w:type="dxa"/>
+              <w:start w:w="100" w:type="dxa"/>
               <w:bottom w:w="100" w:type="dxa"/>
-              <w:end w:w="70" w:type="dxa"/>
+              <w:end w:w="100" w:type="dxa"/>
             </w:tcMar>
             <w:vAlign w:val="center"/>
           </w:tcPr>
@@ -4490,70 +4611,29 @@
                 <w:b/>
                 <w:i w:val="0"/>
                 <w:color w:val="FFFFFF"/>
-                <w:sz w:val="18"/>
+                <w:sz w:val="17"/>
               </w:rPr>
-              <w:t>3. 공통 데이터 구조</w:t>
+              <w:t>검증 기준</w:t>
             </w:r>
           </w:p>
         </w:tc>
         <w:tc>
           <w:tcPr>
-            <w:tcW w:type="dxa" w:w="360"/>
-            <w:vMerge w:val="restart"/>
-            <w:shd w:fill="FFFFFF" w:val="clear"/>
-            <w:tcBorders>
-              <w:top w:val="nil"/>
-              <w:bottom w:val="nil"/>
-              <w:start w:val="nil"/>
-              <w:end w:val="nil"/>
-              <w:insideH w:val="nil"/>
-              <w:insideV w:val="nil"/>
-            </w:tcBorders>
-            <w:tcMar>
-              <w:top w:w="0" w:type="dxa"/>
-              <w:start w:w="0" w:type="dxa"/>
-              <w:bottom w:w="0" w:type="dxa"/>
-              <w:end w:w="0" w:type="dxa"/>
-            </w:tcMar>
-            <w:vAlign w:val="center"/>
-          </w:tcPr>
-          <w:p>
-            <w:pPr>
-              <w:keepNext w:val="0"/>
-              <w:keepLines/>
-              <w:spacing w:before="0" w:after="0" w:line="240" w:lineRule="auto"/>
-              <w:jc w:val="center"/>
-            </w:pPr>
-            <w:r/>
-            <w:r>
-              <w:rPr>
-                <w:rFonts w:ascii="휴먼명조" w:hAnsi="휴먼명조" w:eastAsia="휴먼명조" w:cs="휴먼명조"/>
-                <w:b/>
-                <w:i w:val="0"/>
-                <w:color w:val="000000"/>
-                <w:sz w:val="30"/>
-              </w:rPr>
-              <w:t>→</w:t>
-            </w:r>
-          </w:p>
-        </w:tc>
-        <w:tc>
-          <w:tcPr>
-            <w:tcW w:type="dxa" w:w="2250"/>
+            <w:tcW w:type="dxa" w:w="2650"/>
             <w:shd w:fill="000000" w:val="clear"/>
             <w:tcBorders>
-              <w:top w:val="single" w:sz="10" w:space="0" w:color="000000"/>
-              <w:bottom w:val="single" w:sz="10" w:space="0" w:color="000000"/>
-              <w:start w:val="single" w:sz="10" w:space="0" w:color="000000"/>
-              <w:end w:val="single" w:sz="10" w:space="0" w:color="000000"/>
-              <w:insideH w:val="single" w:sz="10" w:space="0" w:color="000000"/>
-              <w:insideV w:val="single" w:sz="10" w:space="0" w:color="000000"/>
+              <w:top w:val="single" w:sz="8" w:space="0" w:color="000000"/>
+              <w:bottom w:val="single" w:sz="8" w:space="0" w:color="000000"/>
+              <w:start w:val="single" w:sz="8" w:space="0" w:color="000000"/>
+              <w:end w:val="single" w:sz="8" w:space="0" w:color="000000"/>
+              <w:insideH w:val="single" w:sz="8" w:space="0" w:color="000000"/>
+              <w:insideV w:val="single" w:sz="8" w:space="0" w:color="000000"/>
             </w:tcBorders>
             <w:tcMar>
               <w:top w:w="100" w:type="dxa"/>
-              <w:start w:w="70" w:type="dxa"/>
+              <w:start w:w="100" w:type="dxa"/>
               <w:bottom w:w="100" w:type="dxa"/>
-              <w:end w:w="70" w:type="dxa"/>
+              <w:end w:w="100" w:type="dxa"/>
             </w:tcMar>
             <w:vAlign w:val="center"/>
           </w:tcPr>
@@ -4571,9 +4651,9 @@
                 <w:b/>
                 <w:i w:val="0"/>
                 <w:color w:val="FFFFFF"/>
-                <w:sz w:val="18"/>
+                <w:sz w:val="17"/>
               </w:rPr>
-              <w:t>4. 서비스 제공</w:t>
+              <w:t>서비스 산출</w:t>
             </w:r>
           </w:p>
         </w:tc>
@@ -4584,21 +4664,21 @@
         </w:trPr>
         <w:tc>
           <w:tcPr>
-            <w:tcW w:type="dxa" w:w="2250"/>
+            <w:tcW w:type="dxa" w:w="1450"/>
             <w:shd w:fill="FFFFFF" w:val="clear"/>
             <w:tcBorders>
-              <w:top w:val="single" w:sz="10" w:space="0" w:color="000000"/>
-              <w:bottom w:val="single" w:sz="10" w:space="0" w:color="000000"/>
-              <w:start w:val="single" w:sz="10" w:space="0" w:color="000000"/>
-              <w:end w:val="single" w:sz="10" w:space="0" w:color="000000"/>
-              <w:insideH w:val="single" w:sz="10" w:space="0" w:color="000000"/>
-              <w:insideV w:val="single" w:sz="10" w:space="0" w:color="000000"/>
+              <w:top w:val="single" w:sz="8" w:space="0" w:color="000000"/>
+              <w:bottom w:val="single" w:sz="8" w:space="0" w:color="000000"/>
+              <w:start w:val="single" w:sz="8" w:space="0" w:color="000000"/>
+              <w:end w:val="single" w:sz="8" w:space="0" w:color="000000"/>
+              <w:insideH w:val="single" w:sz="8" w:space="0" w:color="000000"/>
+              <w:insideV w:val="single" w:sz="8" w:space="0" w:color="000000"/>
             </w:tcBorders>
             <w:tcMar>
-              <w:top w:w="130" w:type="dxa"/>
-              <w:start w:w="70" w:type="dxa"/>
-              <w:bottom w:w="130" w:type="dxa"/>
-              <w:end w:w="70" w:type="dxa"/>
+              <w:top w:w="100" w:type="dxa"/>
+              <w:start w:w="110" w:type="dxa"/>
+              <w:bottom w:w="100" w:type="dxa"/>
+              <w:end w:w="110" w:type="dxa"/>
             </w:tcMar>
             <w:vAlign w:val="center"/>
           </w:tcPr>
@@ -4606,8 +4686,48 @@
             <w:pPr>
               <w:keepNext w:val="0"/>
               <w:keepLines/>
-              <w:spacing w:before="0" w:after="0" w:line="312" w:lineRule="auto"/>
-              <w:jc w:val="center"/>
+              <w:spacing w:before="0" w:after="0" w:line="324" w:lineRule="auto"/>
+              <w:jc w:val="left"/>
+            </w:pPr>
+            <w:r/>
+            <w:r>
+              <w:rPr>
+                <w:rFonts w:ascii="휴먼명조" w:hAnsi="휴먼명조" w:eastAsia="휴먼명조" w:cs="휴먼명조"/>
+                <w:b/>
+                <w:i w:val="0"/>
+                <w:color w:val="000000"/>
+                <w:sz w:val="17"/>
+              </w:rPr>
+              <w:t>1. 수집</w:t>
+            </w:r>
+          </w:p>
+        </w:tc>
+        <w:tc>
+          <w:tcPr>
+            <w:tcW w:type="dxa" w:w="2650"/>
+            <w:shd w:fill="FFFFFF" w:val="clear"/>
+            <w:tcBorders>
+              <w:top w:val="single" w:sz="8" w:space="0" w:color="000000"/>
+              <w:bottom w:val="single" w:sz="8" w:space="0" w:color="000000"/>
+              <w:start w:val="single" w:sz="8" w:space="0" w:color="000000"/>
+              <w:end w:val="single" w:sz="8" w:space="0" w:color="000000"/>
+              <w:insideH w:val="single" w:sz="8" w:space="0" w:color="000000"/>
+              <w:insideV w:val="single" w:sz="8" w:space="0" w:color="000000"/>
+            </w:tcBorders>
+            <w:tcMar>
+              <w:top w:w="100" w:type="dxa"/>
+              <w:start w:w="110" w:type="dxa"/>
+              <w:bottom w:w="100" w:type="dxa"/>
+              <w:end w:w="110" w:type="dxa"/>
+            </w:tcMar>
+            <w:vAlign w:val="center"/>
+          </w:tcPr>
+          <w:p>
+            <w:pPr>
+              <w:keepNext w:val="0"/>
+              <w:keepLines/>
+              <w:spacing w:before="0" w:after="0" w:line="324" w:lineRule="auto"/>
+              <w:jc w:val="left"/>
             </w:pPr>
             <w:r/>
             <w:r>
@@ -4620,45 +4740,25 @@
               </w:rPr>
               <w:t>공고·지침·서식</w:t>
             </w:r>
-            <w:r>
-              <w:br/>
-            </w:r>
-            <w:r>
-              <w:rPr>
-                <w:rFonts w:ascii="휴먼명조" w:hAnsi="휴먼명조" w:eastAsia="휴먼명조" w:cs="휴먼명조"/>
-                <w:b w:val="0"/>
-                <w:i w:val="0"/>
-                <w:color w:val="000000"/>
-                <w:sz w:val="17"/>
-              </w:rPr>
-              <w:t>페이지·적용기간 보존</w:t>
-            </w:r>
           </w:p>
         </w:tc>
         <w:tc>
           <w:tcPr>
-            <w:tcW w:type="dxa" w:w="360"/>
-            <w:vMerge/>
-          </w:tcPr>
-          <w:p/>
-        </w:tc>
-        <w:tc>
-          <w:tcPr>
-            <w:tcW w:type="dxa" w:w="2250"/>
+            <w:tcW w:type="dxa" w:w="3330"/>
             <w:shd w:fill="FFFFFF" w:val="clear"/>
             <w:tcBorders>
-              <w:top w:val="single" w:sz="10" w:space="0" w:color="000000"/>
-              <w:bottom w:val="single" w:sz="10" w:space="0" w:color="000000"/>
-              <w:start w:val="single" w:sz="10" w:space="0" w:color="000000"/>
-              <w:end w:val="single" w:sz="10" w:space="0" w:color="000000"/>
-              <w:insideH w:val="single" w:sz="10" w:space="0" w:color="000000"/>
-              <w:insideV w:val="single" w:sz="10" w:space="0" w:color="000000"/>
+              <w:top w:val="single" w:sz="8" w:space="0" w:color="000000"/>
+              <w:bottom w:val="single" w:sz="8" w:space="0" w:color="000000"/>
+              <w:start w:val="single" w:sz="8" w:space="0" w:color="000000"/>
+              <w:end w:val="single" w:sz="8" w:space="0" w:color="000000"/>
+              <w:insideH w:val="single" w:sz="8" w:space="0" w:color="000000"/>
+              <w:insideV w:val="single" w:sz="8" w:space="0" w:color="000000"/>
             </w:tcBorders>
             <w:tcMar>
-              <w:top w:w="130" w:type="dxa"/>
-              <w:start w:w="70" w:type="dxa"/>
-              <w:bottom w:w="130" w:type="dxa"/>
-              <w:end w:w="70" w:type="dxa"/>
+              <w:top w:w="100" w:type="dxa"/>
+              <w:start w:w="110" w:type="dxa"/>
+              <w:bottom w:w="100" w:type="dxa"/>
+              <w:end w:w="110" w:type="dxa"/>
             </w:tcMar>
             <w:vAlign w:val="center"/>
           </w:tcPr>
@@ -4666,8 +4766,8 @@
             <w:pPr>
               <w:keepNext w:val="0"/>
               <w:keepLines/>
-              <w:spacing w:before="0" w:after="0" w:line="312" w:lineRule="auto"/>
-              <w:jc w:val="center"/>
+              <w:spacing w:before="0" w:after="0" w:line="324" w:lineRule="auto"/>
+              <w:jc w:val="left"/>
             </w:pPr>
             <w:r/>
             <w:r>
@@ -4678,47 +4778,27 @@
                 <w:color w:val="000000"/>
                 <w:sz w:val="17"/>
               </w:rPr>
-              <w:t>표·각주 대조</w:t>
-            </w:r>
-            <w:r>
-              <w:br/>
-            </w:r>
-            <w:r>
-              <w:rPr>
-                <w:rFonts w:ascii="휴먼명조" w:hAnsi="휴먼명조" w:eastAsia="휴먼명조" w:cs="휴먼명조"/>
-                <w:b w:val="0"/>
-                <w:i w:val="0"/>
-                <w:color w:val="000000"/>
-                <w:sz w:val="17"/>
-              </w:rPr>
-              <w:t>충돌·미확인 기록</w:t>
+              <w:t>문서·페이지·적용기간 보존</w:t>
             </w:r>
           </w:p>
         </w:tc>
         <w:tc>
           <w:tcPr>
-            <w:tcW w:type="dxa" w:w="360"/>
-            <w:vMerge/>
-          </w:tcPr>
-          <w:p/>
-        </w:tc>
-        <w:tc>
-          <w:tcPr>
-            <w:tcW w:type="dxa" w:w="2250"/>
+            <w:tcW w:type="dxa" w:w="2650"/>
             <w:shd w:fill="FFFFFF" w:val="clear"/>
             <w:tcBorders>
-              <w:top w:val="single" w:sz="10" w:space="0" w:color="000000"/>
-              <w:bottom w:val="single" w:sz="10" w:space="0" w:color="000000"/>
-              <w:start w:val="single" w:sz="10" w:space="0" w:color="000000"/>
-              <w:end w:val="single" w:sz="10" w:space="0" w:color="000000"/>
-              <w:insideH w:val="single" w:sz="10" w:space="0" w:color="000000"/>
-              <w:insideV w:val="single" w:sz="10" w:space="0" w:color="000000"/>
+              <w:top w:val="single" w:sz="8" w:space="0" w:color="000000"/>
+              <w:bottom w:val="single" w:sz="8" w:space="0" w:color="000000"/>
+              <w:start w:val="single" w:sz="8" w:space="0" w:color="000000"/>
+              <w:end w:val="single" w:sz="8" w:space="0" w:color="000000"/>
+              <w:insideH w:val="single" w:sz="8" w:space="0" w:color="000000"/>
+              <w:insideV w:val="single" w:sz="8" w:space="0" w:color="000000"/>
             </w:tcBorders>
             <w:tcMar>
-              <w:top w:w="130" w:type="dxa"/>
-              <w:start w:w="70" w:type="dxa"/>
-              <w:bottom w:w="130" w:type="dxa"/>
-              <w:end w:w="70" w:type="dxa"/>
+              <w:top w:w="100" w:type="dxa"/>
+              <w:start w:w="110" w:type="dxa"/>
+              <w:bottom w:w="100" w:type="dxa"/>
+              <w:end w:w="110" w:type="dxa"/>
             </w:tcMar>
             <w:vAlign w:val="center"/>
           </w:tcPr>
@@ -4726,8 +4806,8 @@
             <w:pPr>
               <w:keepNext w:val="0"/>
               <w:keepLines/>
-              <w:spacing w:before="0" w:after="0" w:line="312" w:lineRule="auto"/>
-              <w:jc w:val="center"/>
+              <w:spacing w:before="0" w:after="0" w:line="324" w:lineRule="auto"/>
+              <w:jc w:val="left"/>
             </w:pPr>
             <w:r/>
             <w:r>
@@ -4738,11 +4818,248 @@
                 <w:color w:val="000000"/>
                 <w:sz w:val="17"/>
               </w:rPr>
-              <w:t>13개 관계형 테이블</w:t>
+              <w:t>원문 근거 묶음</w:t>
             </w:r>
+          </w:p>
+        </w:tc>
+      </w:tr>
+      <w:tr>
+        <w:trPr>
+          <w:cantSplit/>
+        </w:trPr>
+        <w:tc>
+          <w:tcPr>
+            <w:tcW w:type="dxa" w:w="1450"/>
+            <w:shd w:fill="FFFFFF" w:val="clear"/>
+            <w:tcBorders>
+              <w:top w:val="single" w:sz="8" w:space="0" w:color="000000"/>
+              <w:bottom w:val="single" w:sz="8" w:space="0" w:color="000000"/>
+              <w:start w:val="single" w:sz="8" w:space="0" w:color="000000"/>
+              <w:end w:val="single" w:sz="8" w:space="0" w:color="000000"/>
+              <w:insideH w:val="single" w:sz="8" w:space="0" w:color="000000"/>
+              <w:insideV w:val="single" w:sz="8" w:space="0" w:color="000000"/>
+            </w:tcBorders>
+            <w:tcMar>
+              <w:top w:w="100" w:type="dxa"/>
+              <w:start w:w="110" w:type="dxa"/>
+              <w:bottom w:w="100" w:type="dxa"/>
+              <w:end w:w="110" w:type="dxa"/>
+            </w:tcMar>
+            <w:vAlign w:val="center"/>
+          </w:tcPr>
+          <w:p>
+            <w:pPr>
+              <w:keepNext w:val="0"/>
+              <w:keepLines/>
+              <w:spacing w:before="0" w:after="0" w:line="324" w:lineRule="auto"/>
+              <w:jc w:val="left"/>
+            </w:pPr>
+            <w:r/>
             <w:r>
-              <w:br/>
+              <w:rPr>
+                <w:rFonts w:ascii="휴먼명조" w:hAnsi="휴먼명조" w:eastAsia="휴먼명조" w:cs="휴먼명조"/>
+                <w:b/>
+                <w:i w:val="0"/>
+                <w:color w:val="000000"/>
+                <w:sz w:val="17"/>
+              </w:rPr>
+              <w:t>2. 추출</w:t>
             </w:r>
+          </w:p>
+        </w:tc>
+        <w:tc>
+          <w:tcPr>
+            <w:tcW w:type="dxa" w:w="2650"/>
+            <w:shd w:fill="FFFFFF" w:val="clear"/>
+            <w:tcBorders>
+              <w:top w:val="single" w:sz="8" w:space="0" w:color="000000"/>
+              <w:bottom w:val="single" w:sz="8" w:space="0" w:color="000000"/>
+              <w:start w:val="single" w:sz="8" w:space="0" w:color="000000"/>
+              <w:end w:val="single" w:sz="8" w:space="0" w:color="000000"/>
+              <w:insideH w:val="single" w:sz="8" w:space="0" w:color="000000"/>
+              <w:insideV w:val="single" w:sz="8" w:space="0" w:color="000000"/>
+            </w:tcBorders>
+            <w:tcMar>
+              <w:top w:w="100" w:type="dxa"/>
+              <w:start w:w="110" w:type="dxa"/>
+              <w:bottom w:w="100" w:type="dxa"/>
+              <w:end w:w="110" w:type="dxa"/>
+            </w:tcMar>
+            <w:vAlign w:val="center"/>
+          </w:tcPr>
+          <w:p>
+            <w:pPr>
+              <w:keepNext w:val="0"/>
+              <w:keepLines/>
+              <w:spacing w:before="0" w:after="0" w:line="324" w:lineRule="auto"/>
+              <w:jc w:val="left"/>
+            </w:pPr>
+            <w:r/>
+            <w:r>
+              <w:rPr>
+                <w:rFonts w:ascii="휴먼명조" w:hAnsi="휴먼명조" w:eastAsia="휴먼명조" w:cs="휴먼명조"/>
+                <w:b w:val="0"/>
+                <w:i w:val="0"/>
+                <w:color w:val="000000"/>
+                <w:sz w:val="17"/>
+              </w:rPr>
+              <w:t>본문·표·각주·붙임</w:t>
+            </w:r>
+          </w:p>
+        </w:tc>
+        <w:tc>
+          <w:tcPr>
+            <w:tcW w:type="dxa" w:w="3330"/>
+            <w:shd w:fill="FFFFFF" w:val="clear"/>
+            <w:tcBorders>
+              <w:top w:val="single" w:sz="8" w:space="0" w:color="000000"/>
+              <w:bottom w:val="single" w:sz="8" w:space="0" w:color="000000"/>
+              <w:start w:val="single" w:sz="8" w:space="0" w:color="000000"/>
+              <w:end w:val="single" w:sz="8" w:space="0" w:color="000000"/>
+              <w:insideH w:val="single" w:sz="8" w:space="0" w:color="000000"/>
+              <w:insideV w:val="single" w:sz="8" w:space="0" w:color="000000"/>
+            </w:tcBorders>
+            <w:tcMar>
+              <w:top w:w="100" w:type="dxa"/>
+              <w:start w:w="110" w:type="dxa"/>
+              <w:bottom w:w="100" w:type="dxa"/>
+              <w:end w:w="110" w:type="dxa"/>
+            </w:tcMar>
+            <w:vAlign w:val="center"/>
+          </w:tcPr>
+          <w:p>
+            <w:pPr>
+              <w:keepNext w:val="0"/>
+              <w:keepLines/>
+              <w:spacing w:before="0" w:after="0" w:line="324" w:lineRule="auto"/>
+              <w:jc w:val="left"/>
+            </w:pPr>
+            <w:r/>
+            <w:r>
+              <w:rPr>
+                <w:rFonts w:ascii="휴먼명조" w:hAnsi="휴먼명조" w:eastAsia="휴먼명조" w:cs="휴먼명조"/>
+                <w:b w:val="0"/>
+                <w:i w:val="0"/>
+                <w:color w:val="000000"/>
+                <w:sz w:val="17"/>
+              </w:rPr>
+              <w:t>원문 대조와 충돌·미확인 기록</w:t>
+            </w:r>
+          </w:p>
+        </w:tc>
+        <w:tc>
+          <w:tcPr>
+            <w:tcW w:type="dxa" w:w="2650"/>
+            <w:shd w:fill="FFFFFF" w:val="clear"/>
+            <w:tcBorders>
+              <w:top w:val="single" w:sz="8" w:space="0" w:color="000000"/>
+              <w:bottom w:val="single" w:sz="8" w:space="0" w:color="000000"/>
+              <w:start w:val="single" w:sz="8" w:space="0" w:color="000000"/>
+              <w:end w:val="single" w:sz="8" w:space="0" w:color="000000"/>
+              <w:insideH w:val="single" w:sz="8" w:space="0" w:color="000000"/>
+              <w:insideV w:val="single" w:sz="8" w:space="0" w:color="000000"/>
+            </w:tcBorders>
+            <w:tcMar>
+              <w:top w:w="100" w:type="dxa"/>
+              <w:start w:w="110" w:type="dxa"/>
+              <w:bottom w:w="100" w:type="dxa"/>
+              <w:end w:w="110" w:type="dxa"/>
+            </w:tcMar>
+            <w:vAlign w:val="center"/>
+          </w:tcPr>
+          <w:p>
+            <w:pPr>
+              <w:keepNext w:val="0"/>
+              <w:keepLines/>
+              <w:spacing w:before="0" w:after="0" w:line="324" w:lineRule="auto"/>
+              <w:jc w:val="left"/>
+            </w:pPr>
+            <w:r/>
+            <w:r>
+              <w:rPr>
+                <w:rFonts w:ascii="휴먼명조" w:hAnsi="휴먼명조" w:eastAsia="휴먼명조" w:cs="휴먼명조"/>
+                <w:b w:val="0"/>
+                <w:i w:val="0"/>
+                <w:color w:val="000000"/>
+                <w:sz w:val="17"/>
+              </w:rPr>
+              <w:t>검수 대기 데이터</w:t>
+            </w:r>
+          </w:p>
+        </w:tc>
+      </w:tr>
+      <w:tr>
+        <w:trPr>
+          <w:cantSplit/>
+        </w:trPr>
+        <w:tc>
+          <w:tcPr>
+            <w:tcW w:type="dxa" w:w="1450"/>
+            <w:shd w:fill="FFFFFF" w:val="clear"/>
+            <w:tcBorders>
+              <w:top w:val="single" w:sz="8" w:space="0" w:color="000000"/>
+              <w:bottom w:val="single" w:sz="8" w:space="0" w:color="000000"/>
+              <w:start w:val="single" w:sz="8" w:space="0" w:color="000000"/>
+              <w:end w:val="single" w:sz="8" w:space="0" w:color="000000"/>
+              <w:insideH w:val="single" w:sz="8" w:space="0" w:color="000000"/>
+              <w:insideV w:val="single" w:sz="8" w:space="0" w:color="000000"/>
+            </w:tcBorders>
+            <w:tcMar>
+              <w:top w:w="100" w:type="dxa"/>
+              <w:start w:w="110" w:type="dxa"/>
+              <w:bottom w:w="100" w:type="dxa"/>
+              <w:end w:w="110" w:type="dxa"/>
+            </w:tcMar>
+            <w:vAlign w:val="center"/>
+          </w:tcPr>
+          <w:p>
+            <w:pPr>
+              <w:keepNext w:val="0"/>
+              <w:keepLines/>
+              <w:spacing w:before="0" w:after="0" w:line="324" w:lineRule="auto"/>
+              <w:jc w:val="left"/>
+            </w:pPr>
+            <w:r/>
+            <w:r>
+              <w:rPr>
+                <w:rFonts w:ascii="휴먼명조" w:hAnsi="휴먼명조" w:eastAsia="휴먼명조" w:cs="휴먼명조"/>
+                <w:b/>
+                <w:i w:val="0"/>
+                <w:color w:val="000000"/>
+                <w:sz w:val="17"/>
+              </w:rPr>
+              <w:t>3. 구조화</w:t>
+            </w:r>
+          </w:p>
+        </w:tc>
+        <w:tc>
+          <w:tcPr>
+            <w:tcW w:type="dxa" w:w="2650"/>
+            <w:shd w:fill="FFFFFF" w:val="clear"/>
+            <w:tcBorders>
+              <w:top w:val="single" w:sz="8" w:space="0" w:color="000000"/>
+              <w:bottom w:val="single" w:sz="8" w:space="0" w:color="000000"/>
+              <w:start w:val="single" w:sz="8" w:space="0" w:color="000000"/>
+              <w:end w:val="single" w:sz="8" w:space="0" w:color="000000"/>
+              <w:insideH w:val="single" w:sz="8" w:space="0" w:color="000000"/>
+              <w:insideV w:val="single" w:sz="8" w:space="0" w:color="000000"/>
+            </w:tcBorders>
+            <w:tcMar>
+              <w:top w:w="100" w:type="dxa"/>
+              <w:start w:w="110" w:type="dxa"/>
+              <w:bottom w:w="100" w:type="dxa"/>
+              <w:end w:w="110" w:type="dxa"/>
+            </w:tcMar>
+            <w:vAlign w:val="center"/>
+          </w:tcPr>
+          <w:p>
+            <w:pPr>
+              <w:keepNext w:val="0"/>
+              <w:keepLines/>
+              <w:spacing w:before="0" w:after="0" w:line="324" w:lineRule="auto"/>
+              <w:jc w:val="left"/>
+            </w:pPr>
+            <w:r/>
             <w:r>
               <w:rPr>
                 <w:rFonts w:ascii="휴먼명조" w:hAnsi="휴먼명조" w:eastAsia="휴먼명조" w:cs="휴먼명조"/>
@@ -4757,28 +5074,21 @@
         </w:tc>
         <w:tc>
           <w:tcPr>
-            <w:tcW w:type="dxa" w:w="360"/>
-            <w:vMerge/>
-          </w:tcPr>
-          <w:p/>
-        </w:tc>
-        <w:tc>
-          <w:tcPr>
-            <w:tcW w:type="dxa" w:w="2250"/>
+            <w:tcW w:type="dxa" w:w="3330"/>
             <w:shd w:fill="FFFFFF" w:val="clear"/>
             <w:tcBorders>
-              <w:top w:val="single" w:sz="10" w:space="0" w:color="000000"/>
-              <w:bottom w:val="single" w:sz="10" w:space="0" w:color="000000"/>
-              <w:start w:val="single" w:sz="10" w:space="0" w:color="000000"/>
-              <w:end w:val="single" w:sz="10" w:space="0" w:color="000000"/>
-              <w:insideH w:val="single" w:sz="10" w:space="0" w:color="000000"/>
-              <w:insideV w:val="single" w:sz="10" w:space="0" w:color="000000"/>
+              <w:top w:val="single" w:sz="8" w:space="0" w:color="000000"/>
+              <w:bottom w:val="single" w:sz="8" w:space="0" w:color="000000"/>
+              <w:start w:val="single" w:sz="8" w:space="0" w:color="000000"/>
+              <w:end w:val="single" w:sz="8" w:space="0" w:color="000000"/>
+              <w:insideH w:val="single" w:sz="8" w:space="0" w:color="000000"/>
+              <w:insideV w:val="single" w:sz="8" w:space="0" w:color="000000"/>
             </w:tcBorders>
             <w:tcMar>
-              <w:top w:w="130" w:type="dxa"/>
-              <w:start w:w="70" w:type="dxa"/>
-              <w:bottom w:w="130" w:type="dxa"/>
-              <w:end w:w="70" w:type="dxa"/>
+              <w:top w:w="100" w:type="dxa"/>
+              <w:start w:w="110" w:type="dxa"/>
+              <w:bottom w:w="100" w:type="dxa"/>
+              <w:end w:w="110" w:type="dxa"/>
             </w:tcMar>
             <w:vAlign w:val="center"/>
           </w:tcPr>
@@ -4786,8 +5096,8 @@
             <w:pPr>
               <w:keepNext w:val="0"/>
               <w:keepLines/>
-              <w:spacing w:before="0" w:after="0" w:line="312" w:lineRule="auto"/>
-              <w:jc w:val="center"/>
+              <w:spacing w:before="0" w:after="0" w:line="324" w:lineRule="auto"/>
+              <w:jc w:val="left"/>
             </w:pPr>
             <w:r/>
             <w:r>
@@ -4798,11 +5108,38 @@
                 <w:color w:val="000000"/>
                 <w:sz w:val="17"/>
               </w:rPr>
-              <w:t>규칙 계산·OCR</w:t>
+              <w:t>관계·기간·무결성 검증</w:t>
             </w:r>
-            <w:r>
-              <w:br/>
-            </w:r>
+          </w:p>
+        </w:tc>
+        <w:tc>
+          <w:tcPr>
+            <w:tcW w:type="dxa" w:w="2650"/>
+            <w:shd w:fill="FFFFFF" w:val="clear"/>
+            <w:tcBorders>
+              <w:top w:val="single" w:sz="8" w:space="0" w:color="000000"/>
+              <w:bottom w:val="single" w:sz="8" w:space="0" w:color="000000"/>
+              <w:start w:val="single" w:sz="8" w:space="0" w:color="000000"/>
+              <w:end w:val="single" w:sz="8" w:space="0" w:color="000000"/>
+              <w:insideH w:val="single" w:sz="8" w:space="0" w:color="000000"/>
+              <w:insideV w:val="single" w:sz="8" w:space="0" w:color="000000"/>
+            </w:tcBorders>
+            <w:tcMar>
+              <w:top w:w="100" w:type="dxa"/>
+              <w:start w:w="110" w:type="dxa"/>
+              <w:bottom w:w="100" w:type="dxa"/>
+              <w:end w:w="110" w:type="dxa"/>
+            </w:tcMar>
+            <w:vAlign w:val="center"/>
+          </w:tcPr>
+          <w:p>
+            <w:pPr>
+              <w:keepNext w:val="0"/>
+              <w:keepLines/>
+              <w:spacing w:before="0" w:after="0" w:line="324" w:lineRule="auto"/>
+              <w:jc w:val="left"/>
+            </w:pPr>
+            <w:r/>
             <w:r>
               <w:rPr>
                 <w:rFonts w:ascii="휴먼명조" w:hAnsi="휴먼명조" w:eastAsia="휴먼명조" w:cs="휴먼명조"/>
@@ -4811,7 +5148,172 @@
                 <w:color w:val="000000"/>
                 <w:sz w:val="17"/>
               </w:rPr>
-              <w:t>다국어·기관 연결</w:t>
+              <w:t>13개 관계형 테이블</w:t>
+            </w:r>
+          </w:p>
+        </w:tc>
+      </w:tr>
+      <w:tr>
+        <w:trPr>
+          <w:cantSplit/>
+        </w:trPr>
+        <w:tc>
+          <w:tcPr>
+            <w:tcW w:type="dxa" w:w="1450"/>
+            <w:shd w:fill="FFFFFF" w:val="clear"/>
+            <w:tcBorders>
+              <w:top w:val="single" w:sz="8" w:space="0" w:color="000000"/>
+              <w:bottom w:val="single" w:sz="8" w:space="0" w:color="000000"/>
+              <w:start w:val="single" w:sz="8" w:space="0" w:color="000000"/>
+              <w:end w:val="single" w:sz="8" w:space="0" w:color="000000"/>
+              <w:insideH w:val="single" w:sz="8" w:space="0" w:color="000000"/>
+              <w:insideV w:val="single" w:sz="8" w:space="0" w:color="000000"/>
+            </w:tcBorders>
+            <w:tcMar>
+              <w:top w:w="100" w:type="dxa"/>
+              <w:start w:w="110" w:type="dxa"/>
+              <w:bottom w:w="100" w:type="dxa"/>
+              <w:end w:w="110" w:type="dxa"/>
+            </w:tcMar>
+            <w:vAlign w:val="center"/>
+          </w:tcPr>
+          <w:p>
+            <w:pPr>
+              <w:keepNext w:val="0"/>
+              <w:keepLines/>
+              <w:spacing w:before="0" w:after="0" w:line="324" w:lineRule="auto"/>
+              <w:jc w:val="left"/>
+            </w:pPr>
+            <w:r/>
+            <w:r>
+              <w:rPr>
+                <w:rFonts w:ascii="휴먼명조" w:hAnsi="휴먼명조" w:eastAsia="휴먼명조" w:cs="휴먼명조"/>
+                <w:b/>
+                <w:i w:val="0"/>
+                <w:color w:val="000000"/>
+                <w:sz w:val="17"/>
+              </w:rPr>
+              <w:t>4. 제공</w:t>
+            </w:r>
+          </w:p>
+        </w:tc>
+        <w:tc>
+          <w:tcPr>
+            <w:tcW w:type="dxa" w:w="2650"/>
+            <w:shd w:fill="FFFFFF" w:val="clear"/>
+            <w:tcBorders>
+              <w:top w:val="single" w:sz="8" w:space="0" w:color="000000"/>
+              <w:bottom w:val="single" w:sz="8" w:space="0" w:color="000000"/>
+              <w:start w:val="single" w:sz="8" w:space="0" w:color="000000"/>
+              <w:end w:val="single" w:sz="8" w:space="0" w:color="000000"/>
+              <w:insideH w:val="single" w:sz="8" w:space="0" w:color="000000"/>
+              <w:insideV w:val="single" w:sz="8" w:space="0" w:color="000000"/>
+            </w:tcBorders>
+            <w:tcMar>
+              <w:top w:w="100" w:type="dxa"/>
+              <w:start w:w="110" w:type="dxa"/>
+              <w:bottom w:w="100" w:type="dxa"/>
+              <w:end w:w="110" w:type="dxa"/>
+            </w:tcMar>
+            <w:vAlign w:val="center"/>
+          </w:tcPr>
+          <w:p>
+            <w:pPr>
+              <w:keepNext w:val="0"/>
+              <w:keepLines/>
+              <w:spacing w:before="0" w:after="0" w:line="324" w:lineRule="auto"/>
+              <w:jc w:val="left"/>
+            </w:pPr>
+            <w:r/>
+            <w:r>
+              <w:rPr>
+                <w:rFonts w:ascii="휴먼명조" w:hAnsi="휴먼명조" w:eastAsia="휴먼명조" w:cs="휴먼명조"/>
+                <w:b w:val="0"/>
+                <w:i w:val="0"/>
+                <w:color w:val="000000"/>
+                <w:sz w:val="17"/>
+              </w:rPr>
+              <w:t>규칙·OCR·다국어·기관</w:t>
+            </w:r>
+          </w:p>
+        </w:tc>
+        <w:tc>
+          <w:tcPr>
+            <w:tcW w:type="dxa" w:w="3330"/>
+            <w:shd w:fill="FFFFFF" w:val="clear"/>
+            <w:tcBorders>
+              <w:top w:val="single" w:sz="8" w:space="0" w:color="000000"/>
+              <w:bottom w:val="single" w:sz="8" w:space="0" w:color="000000"/>
+              <w:start w:val="single" w:sz="8" w:space="0" w:color="000000"/>
+              <w:end w:val="single" w:sz="8" w:space="0" w:color="000000"/>
+              <w:insideH w:val="single" w:sz="8" w:space="0" w:color="000000"/>
+              <w:insideV w:val="single" w:sz="8" w:space="0" w:color="000000"/>
+            </w:tcBorders>
+            <w:tcMar>
+              <w:top w:w="100" w:type="dxa"/>
+              <w:start w:w="110" w:type="dxa"/>
+              <w:bottom w:w="100" w:type="dxa"/>
+              <w:end w:w="110" w:type="dxa"/>
+            </w:tcMar>
+            <w:vAlign w:val="center"/>
+          </w:tcPr>
+          <w:p>
+            <w:pPr>
+              <w:keepNext w:val="0"/>
+              <w:keepLines/>
+              <w:spacing w:before="0" w:after="0" w:line="324" w:lineRule="auto"/>
+              <w:jc w:val="left"/>
+            </w:pPr>
+            <w:r/>
+            <w:r>
+              <w:rPr>
+                <w:rFonts w:ascii="휴먼명조" w:hAnsi="휴먼명조" w:eastAsia="휴먼명조" w:cs="휴먼명조"/>
+                <w:b w:val="0"/>
+                <w:i w:val="0"/>
+                <w:color w:val="000000"/>
+                <w:sz w:val="17"/>
+              </w:rPr>
+              <w:t>승인된 데이터만 소비</w:t>
+            </w:r>
+          </w:p>
+        </w:tc>
+        <w:tc>
+          <w:tcPr>
+            <w:tcW w:type="dxa" w:w="2650"/>
+            <w:shd w:fill="FFFFFF" w:val="clear"/>
+            <w:tcBorders>
+              <w:top w:val="single" w:sz="8" w:space="0" w:color="000000"/>
+              <w:bottom w:val="single" w:sz="8" w:space="0" w:color="000000"/>
+              <w:start w:val="single" w:sz="8" w:space="0" w:color="000000"/>
+              <w:end w:val="single" w:sz="8" w:space="0" w:color="000000"/>
+              <w:insideH w:val="single" w:sz="8" w:space="0" w:color="000000"/>
+              <w:insideV w:val="single" w:sz="8" w:space="0" w:color="000000"/>
+            </w:tcBorders>
+            <w:tcMar>
+              <w:top w:w="100" w:type="dxa"/>
+              <w:start w:w="110" w:type="dxa"/>
+              <w:bottom w:w="100" w:type="dxa"/>
+              <w:end w:w="110" w:type="dxa"/>
+            </w:tcMar>
+            <w:vAlign w:val="center"/>
+          </w:tcPr>
+          <w:p>
+            <w:pPr>
+              <w:keepNext w:val="0"/>
+              <w:keepLines/>
+              <w:spacing w:before="0" w:after="0" w:line="324" w:lineRule="auto"/>
+              <w:jc w:val="left"/>
+            </w:pPr>
+            <w:r/>
+            <w:r>
+              <w:rPr>
+                <w:rFonts w:ascii="휴먼명조" w:hAnsi="휴먼명조" w:eastAsia="휴먼명조" w:cs="휴먼명조"/>
+                <w:b w:val="0"/>
+                <w:i w:val="0"/>
+                <w:color w:val="000000"/>
+                <w:sz w:val="17"/>
+              </w:rPr>
+              <w:t>요건 결과와 다음 행동</w:t>
             </w:r>
           </w:p>
         </w:tc>
@@ -4819,21 +5321,8 @@
     </w:tbl>
     <w:p>
       <w:pPr>
-        <w:keepNext w:val="0"/>
-        <w:keepLines w:val="0"/>
-        <w:spacing w:before="80" w:after="80" w:line="300" w:lineRule="auto"/>
-        <w:jc w:val="center"/>
+        <w:spacing w:after="0"/>
       </w:pPr>
-      <w:r>
-        <w:rPr>
-          <w:rFonts w:ascii="휴먼명조" w:hAnsi="휴먼명조" w:eastAsia="휴먼명조" w:cs="휴먼명조"/>
-          <w:b/>
-          <w:i w:val="0"/>
-          <w:color w:val="000000"/>
-          <w:sz w:val="18"/>
-        </w:rPr>
-        <w:t>생성형 AI가 자격을 추측하지 않고 검수된 규칙과 사람이 판단</w:t>
-      </w:r>
     </w:p>
     <w:tbl>
       <w:tblPr>
@@ -8000,7 +8489,7 @@
                 <w:b/>
                 <w:i w:val="0"/>
                 <w:color w:val="FFFFFF"/>
-                <w:sz w:val="17"/>
+                <w:sz w:val="16"/>
               </w:rPr>
               <w:t>비교 항목</w:t>
             </w:r>
@@ -8040,9 +8529,9 @@
                 <w:b/>
                 <w:i w:val="0"/>
                 <w:color w:val="FFFFFF"/>
-                <w:sz w:val="17"/>
+                <w:sz w:val="16"/>
               </w:rPr>
-              <w:t>공고문·포털</w:t>
+              <w:t>하이코리아·정부24</w:t>
             </w:r>
           </w:p>
         </w:tc>
@@ -8080,9 +8569,9 @@
                 <w:b/>
                 <w:i w:val="0"/>
                 <w:color w:val="FFFFFF"/>
-                <w:sz w:val="17"/>
+                <w:sz w:val="16"/>
               </w:rPr>
-              <w:t>범용 생성형 AI</w:t>
+              <w:t>Study in Chungbuk</w:t>
             </w:r>
           </w:p>
         </w:tc>
@@ -8120,7 +8609,7 @@
                 <w:b/>
                 <w:i w:val="0"/>
                 <w:color w:val="FFFFFF"/>
-                <w:sz w:val="17"/>
+                <w:sz w:val="16"/>
               </w:rPr>
               <w:t>비자부기</w:t>
             </w:r>
@@ -8165,9 +8654,9 @@
                 <w:b/>
                 <w:i w:val="0"/>
                 <w:color w:val="000000"/>
-                <w:sz w:val="17"/>
+                <w:sz w:val="16"/>
               </w:rPr>
-              <w:t>개인별 요건</w:t>
+              <w:t>핵심 역할</w:t>
             </w:r>
           </w:p>
         </w:tc>
@@ -8205,9 +8694,9 @@
                 <w:b w:val="0"/>
                 <w:i w:val="0"/>
                 <w:color w:val="000000"/>
-                <w:sz w:val="17"/>
+                <w:sz w:val="16"/>
               </w:rPr>
-              <w:t>사용자 직접 해석</w:t>
+              <w:t>공식 민원 신청·조회</w:t>
             </w:r>
           </w:p>
         </w:tc>
@@ -8245,9 +8734,9 @@
                 <w:b w:val="0"/>
                 <w:i w:val="0"/>
                 <w:color w:val="000000"/>
-                <w:sz w:val="17"/>
+                <w:sz w:val="16"/>
               </w:rPr>
-              <w:t>답변 편차·환각 가능</w:t>
+              <w:t>유학생 정보·다국어 안내</w:t>
             </w:r>
           </w:p>
         </w:tc>
@@ -8285,9 +8774,9 @@
                 <w:b w:val="0"/>
                 <w:i w:val="0"/>
                 <w:color w:val="000000"/>
-                <w:sz w:val="17"/>
+                <w:sz w:val="16"/>
               </w:rPr>
-              <w:t>검수된 규칙으로 판정</w:t>
+              <w:t>신청 전 준비·추적</w:t>
             </w:r>
           </w:p>
         </w:tc>
@@ -8330,7 +8819,172 @@
                 <w:b/>
                 <w:i w:val="0"/>
                 <w:color w:val="000000"/>
-                <w:sz w:val="17"/>
+                <w:sz w:val="16"/>
+              </w:rPr>
+              <w:t>개인별 요건</w:t>
+            </w:r>
+          </w:p>
+        </w:tc>
+        <w:tc>
+          <w:tcPr>
+            <w:tcW w:type="dxa" w:w="2440"/>
+            <w:shd w:fill="FFFFFF" w:val="clear"/>
+            <w:tcBorders>
+              <w:top w:val="single" w:sz="8" w:space="0" w:color="000000"/>
+              <w:bottom w:val="single" w:sz="8" w:space="0" w:color="000000"/>
+              <w:start w:val="single" w:sz="8" w:space="0" w:color="000000"/>
+              <w:end w:val="single" w:sz="8" w:space="0" w:color="000000"/>
+              <w:insideH w:val="single" w:sz="8" w:space="0" w:color="000000"/>
+              <w:insideV w:val="single" w:sz="8" w:space="0" w:color="000000"/>
+            </w:tcBorders>
+            <w:tcMar>
+              <w:top w:w="100" w:type="dxa"/>
+              <w:start w:w="110" w:type="dxa"/>
+              <w:bottom w:w="100" w:type="dxa"/>
+              <w:end w:w="110" w:type="dxa"/>
+            </w:tcMar>
+            <w:vAlign w:val="center"/>
+          </w:tcPr>
+          <w:p>
+            <w:pPr>
+              <w:keepNext w:val="0"/>
+              <w:keepLines/>
+              <w:spacing w:before="0" w:after="0" w:line="324" w:lineRule="auto"/>
+              <w:jc w:val="left"/>
+            </w:pPr>
+            <w:r/>
+            <w:r>
+              <w:rPr>
+                <w:rFonts w:ascii="휴먼명조" w:hAnsi="휴먼명조" w:eastAsia="휴먼명조" w:cs="휴먼명조"/>
+                <w:b w:val="0"/>
+                <w:i w:val="0"/>
+                <w:color w:val="000000"/>
+                <w:sz w:val="16"/>
+              </w:rPr>
+              <w:t>공고·절차를 사용자가 대조</w:t>
+            </w:r>
+          </w:p>
+        </w:tc>
+        <w:tc>
+          <w:tcPr>
+            <w:tcW w:type="dxa" w:w="2440"/>
+            <w:shd w:fill="FFFFFF" w:val="clear"/>
+            <w:tcBorders>
+              <w:top w:val="single" w:sz="8" w:space="0" w:color="000000"/>
+              <w:bottom w:val="single" w:sz="8" w:space="0" w:color="000000"/>
+              <w:start w:val="single" w:sz="8" w:space="0" w:color="000000"/>
+              <w:end w:val="single" w:sz="8" w:space="0" w:color="000000"/>
+              <w:insideH w:val="single" w:sz="8" w:space="0" w:color="000000"/>
+              <w:insideV w:val="single" w:sz="8" w:space="0" w:color="000000"/>
+            </w:tcBorders>
+            <w:tcMar>
+              <w:top w:w="100" w:type="dxa"/>
+              <w:start w:w="110" w:type="dxa"/>
+              <w:bottom w:w="100" w:type="dxa"/>
+              <w:end w:w="110" w:type="dxa"/>
+            </w:tcMar>
+            <w:vAlign w:val="center"/>
+          </w:tcPr>
+          <w:p>
+            <w:pPr>
+              <w:keepNext w:val="0"/>
+              <w:keepLines/>
+              <w:spacing w:before="0" w:after="0" w:line="324" w:lineRule="auto"/>
+              <w:jc w:val="left"/>
+            </w:pPr>
+            <w:r/>
+            <w:r>
+              <w:rPr>
+                <w:rFonts w:ascii="휴먼명조" w:hAnsi="휴먼명조" w:eastAsia="휴먼명조" w:cs="휴먼명조"/>
+                <w:b w:val="0"/>
+                <w:i w:val="0"/>
+                <w:color w:val="000000"/>
+                <w:sz w:val="16"/>
+              </w:rPr>
+              <w:t>정보 탐색 중심</w:t>
+            </w:r>
+          </w:p>
+        </w:tc>
+        <w:tc>
+          <w:tcPr>
+            <w:tcW w:type="dxa" w:w="3300"/>
+            <w:shd w:fill="FFFFFF" w:val="clear"/>
+            <w:tcBorders>
+              <w:top w:val="single" w:sz="8" w:space="0" w:color="000000"/>
+              <w:bottom w:val="single" w:sz="8" w:space="0" w:color="000000"/>
+              <w:start w:val="single" w:sz="8" w:space="0" w:color="000000"/>
+              <w:end w:val="single" w:sz="8" w:space="0" w:color="000000"/>
+              <w:insideH w:val="single" w:sz="8" w:space="0" w:color="000000"/>
+              <w:insideV w:val="single" w:sz="8" w:space="0" w:color="000000"/>
+            </w:tcBorders>
+            <w:tcMar>
+              <w:top w:w="100" w:type="dxa"/>
+              <w:start w:w="110" w:type="dxa"/>
+              <w:bottom w:w="100" w:type="dxa"/>
+              <w:end w:w="110" w:type="dxa"/>
+            </w:tcMar>
+            <w:vAlign w:val="center"/>
+          </w:tcPr>
+          <w:p>
+            <w:pPr>
+              <w:keepNext w:val="0"/>
+              <w:keepLines/>
+              <w:spacing w:before="0" w:after="0" w:line="324" w:lineRule="auto"/>
+              <w:jc w:val="left"/>
+            </w:pPr>
+            <w:r/>
+            <w:r>
+              <w:rPr>
+                <w:rFonts w:ascii="휴먼명조" w:hAnsi="휴먼명조" w:eastAsia="휴먼명조" w:cs="휴먼명조"/>
+                <w:b w:val="0"/>
+                <w:i w:val="0"/>
+                <w:color w:val="000000"/>
+                <w:sz w:val="16"/>
+              </w:rPr>
+              <w:t>검수된 규칙으로 계산</w:t>
+            </w:r>
+          </w:p>
+        </w:tc>
+      </w:tr>
+      <w:tr>
+        <w:trPr>
+          <w:cantSplit/>
+        </w:trPr>
+        <w:tc>
+          <w:tcPr>
+            <w:tcW w:type="dxa" w:w="1900"/>
+            <w:shd w:fill="FFFFFF" w:val="clear"/>
+            <w:tcBorders>
+              <w:top w:val="single" w:sz="8" w:space="0" w:color="000000"/>
+              <w:bottom w:val="single" w:sz="8" w:space="0" w:color="000000"/>
+              <w:start w:val="single" w:sz="8" w:space="0" w:color="000000"/>
+              <w:end w:val="single" w:sz="8" w:space="0" w:color="000000"/>
+              <w:insideH w:val="single" w:sz="8" w:space="0" w:color="000000"/>
+              <w:insideV w:val="single" w:sz="8" w:space="0" w:color="000000"/>
+            </w:tcBorders>
+            <w:tcMar>
+              <w:top w:w="100" w:type="dxa"/>
+              <w:start w:w="110" w:type="dxa"/>
+              <w:bottom w:w="100" w:type="dxa"/>
+              <w:end w:w="110" w:type="dxa"/>
+            </w:tcMar>
+            <w:vAlign w:val="center"/>
+          </w:tcPr>
+          <w:p>
+            <w:pPr>
+              <w:keepNext w:val="0"/>
+              <w:keepLines/>
+              <w:spacing w:before="0" w:after="0" w:line="324" w:lineRule="auto"/>
+              <w:jc w:val="left"/>
+            </w:pPr>
+            <w:r/>
+            <w:r>
+              <w:rPr>
+                <w:rFonts w:ascii="휴먼명조" w:hAnsi="휴먼명조" w:eastAsia="휴먼명조" w:cs="휴먼명조"/>
+                <w:b/>
+                <w:i w:val="0"/>
+                <w:color w:val="000000"/>
+                <w:sz w:val="16"/>
               </w:rPr>
               <w:t>AND/OR·점수</w:t>
             </w:r>
@@ -8370,9 +9024,9 @@
                 <w:b w:val="0"/>
                 <w:i w:val="0"/>
                 <w:color w:val="000000"/>
-                <w:sz w:val="17"/>
+                <w:sz w:val="16"/>
               </w:rPr>
-              <w:t>문서에 분산</w:t>
+              <w:t>공식 문서에 분산</w:t>
             </w:r>
           </w:p>
         </w:tc>
@@ -8410,9 +9064,9 @@
                 <w:b w:val="0"/>
                 <w:i w:val="0"/>
                 <w:color w:val="000000"/>
-                <w:sz w:val="17"/>
+                <w:sz w:val="16"/>
               </w:rPr>
-              <w:t>안정적 계산 어려움</w:t>
+              <w:t>개별 정보 안내</w:t>
             </w:r>
           </w:p>
         </w:tc>
@@ -8450,7 +9104,7 @@
                 <w:b w:val="0"/>
                 <w:i w:val="0"/>
                 <w:color w:val="000000"/>
-                <w:sz w:val="17"/>
+                <w:sz w:val="16"/>
               </w:rPr>
               <w:t>논리 트리·점수 모델</w:t>
             </w:r>
@@ -8495,9 +9149,9 @@
                 <w:b/>
                 <w:i w:val="0"/>
                 <w:color w:val="000000"/>
-                <w:sz w:val="17"/>
+                <w:sz w:val="16"/>
               </w:rPr>
-              <w:t>차수 변경</w:t>
+              <w:t>차수·근거</w:t>
             </w:r>
           </w:p>
         </w:tc>
@@ -8535,9 +9189,9 @@
                 <w:b w:val="0"/>
                 <w:i w:val="0"/>
                 <w:color w:val="000000"/>
-                <w:sz w:val="17"/>
+                <w:sz w:val="16"/>
               </w:rPr>
-              <w:t>문서 수동 대조</w:t>
+              <w:t>현행 공식 절차 제공</w:t>
             </w:r>
           </w:p>
         </w:tc>
@@ -8575,9 +9229,9 @@
                 <w:b w:val="0"/>
                 <w:i w:val="0"/>
                 <w:color w:val="000000"/>
-                <w:sz w:val="17"/>
+                <w:sz w:val="16"/>
               </w:rPr>
-              <w:t>최신성 보장 어려움</w:t>
+              <w:t>포털 콘텐츠 제공</w:t>
             </w:r>
           </w:p>
         </w:tc>
@@ -8615,9 +9269,9 @@
                 <w:b w:val="0"/>
                 <w:i w:val="0"/>
                 <w:color w:val="000000"/>
-                <w:sz w:val="17"/>
+                <w:sz w:val="16"/>
               </w:rPr>
-              <w:t>변경이력·적용기간 관리</w:t>
+              <w:t>변경이력·페이지·적용기간 연결</w:t>
             </w:r>
           </w:p>
         </w:tc>
@@ -8660,172 +9314,7 @@
                 <w:b/>
                 <w:i w:val="0"/>
                 <w:color w:val="000000"/>
-                <w:sz w:val="17"/>
-              </w:rPr>
-              <w:t>출처·페이지</w:t>
-            </w:r>
-          </w:p>
-        </w:tc>
-        <w:tc>
-          <w:tcPr>
-            <w:tcW w:type="dxa" w:w="2440"/>
-            <w:shd w:fill="FFFFFF" w:val="clear"/>
-            <w:tcBorders>
-              <w:top w:val="single" w:sz="8" w:space="0" w:color="000000"/>
-              <w:bottom w:val="single" w:sz="8" w:space="0" w:color="000000"/>
-              <w:start w:val="single" w:sz="8" w:space="0" w:color="000000"/>
-              <w:end w:val="single" w:sz="8" w:space="0" w:color="000000"/>
-              <w:insideH w:val="single" w:sz="8" w:space="0" w:color="000000"/>
-              <w:insideV w:val="single" w:sz="8" w:space="0" w:color="000000"/>
-            </w:tcBorders>
-            <w:tcMar>
-              <w:top w:w="100" w:type="dxa"/>
-              <w:start w:w="110" w:type="dxa"/>
-              <w:bottom w:w="100" w:type="dxa"/>
-              <w:end w:w="110" w:type="dxa"/>
-            </w:tcMar>
-            <w:vAlign w:val="center"/>
-          </w:tcPr>
-          <w:p>
-            <w:pPr>
-              <w:keepNext w:val="0"/>
-              <w:keepLines/>
-              <w:spacing w:before="0" w:after="0" w:line="324" w:lineRule="auto"/>
-              <w:jc w:val="left"/>
-            </w:pPr>
-            <w:r/>
-            <w:r>
-              <w:rPr>
-                <w:rFonts w:ascii="휴먼명조" w:hAnsi="휴먼명조" w:eastAsia="휴먼명조" w:cs="휴먼명조"/>
-                <w:b w:val="0"/>
-                <w:i w:val="0"/>
-                <w:color w:val="000000"/>
-                <w:sz w:val="17"/>
-              </w:rPr>
-              <w:t>탐색 필요</w:t>
-            </w:r>
-          </w:p>
-        </w:tc>
-        <w:tc>
-          <w:tcPr>
-            <w:tcW w:type="dxa" w:w="2440"/>
-            <w:shd w:fill="FFFFFF" w:val="clear"/>
-            <w:tcBorders>
-              <w:top w:val="single" w:sz="8" w:space="0" w:color="000000"/>
-              <w:bottom w:val="single" w:sz="8" w:space="0" w:color="000000"/>
-              <w:start w:val="single" w:sz="8" w:space="0" w:color="000000"/>
-              <w:end w:val="single" w:sz="8" w:space="0" w:color="000000"/>
-              <w:insideH w:val="single" w:sz="8" w:space="0" w:color="000000"/>
-              <w:insideV w:val="single" w:sz="8" w:space="0" w:color="000000"/>
-            </w:tcBorders>
-            <w:tcMar>
-              <w:top w:w="100" w:type="dxa"/>
-              <w:start w:w="110" w:type="dxa"/>
-              <w:bottom w:w="100" w:type="dxa"/>
-              <w:end w:w="110" w:type="dxa"/>
-            </w:tcMar>
-            <w:vAlign w:val="center"/>
-          </w:tcPr>
-          <w:p>
-            <w:pPr>
-              <w:keepNext w:val="0"/>
-              <w:keepLines/>
-              <w:spacing w:before="0" w:after="0" w:line="324" w:lineRule="auto"/>
-              <w:jc w:val="left"/>
-            </w:pPr>
-            <w:r/>
-            <w:r>
-              <w:rPr>
-                <w:rFonts w:ascii="휴먼명조" w:hAnsi="휴먼명조" w:eastAsia="휴먼명조" w:cs="휴먼명조"/>
-                <w:b w:val="0"/>
-                <w:i w:val="0"/>
-                <w:color w:val="000000"/>
-                <w:sz w:val="17"/>
-              </w:rPr>
-              <w:t>출처 누락 가능</w:t>
-            </w:r>
-          </w:p>
-        </w:tc>
-        <w:tc>
-          <w:tcPr>
-            <w:tcW w:type="dxa" w:w="3300"/>
-            <w:shd w:fill="FFFFFF" w:val="clear"/>
-            <w:tcBorders>
-              <w:top w:val="single" w:sz="8" w:space="0" w:color="000000"/>
-              <w:bottom w:val="single" w:sz="8" w:space="0" w:color="000000"/>
-              <w:start w:val="single" w:sz="8" w:space="0" w:color="000000"/>
-              <w:end w:val="single" w:sz="8" w:space="0" w:color="000000"/>
-              <w:insideH w:val="single" w:sz="8" w:space="0" w:color="000000"/>
-              <w:insideV w:val="single" w:sz="8" w:space="0" w:color="000000"/>
-            </w:tcBorders>
-            <w:tcMar>
-              <w:top w:w="100" w:type="dxa"/>
-              <w:start w:w="110" w:type="dxa"/>
-              <w:bottom w:w="100" w:type="dxa"/>
-              <w:end w:w="110" w:type="dxa"/>
-            </w:tcMar>
-            <w:vAlign w:val="center"/>
-          </w:tcPr>
-          <w:p>
-            <w:pPr>
-              <w:keepNext w:val="0"/>
-              <w:keepLines/>
-              <w:spacing w:before="0" w:after="0" w:line="324" w:lineRule="auto"/>
-              <w:jc w:val="left"/>
-            </w:pPr>
-            <w:r/>
-            <w:r>
-              <w:rPr>
-                <w:rFonts w:ascii="휴먼명조" w:hAnsi="휴먼명조" w:eastAsia="휴먼명조" w:cs="휴먼명조"/>
-                <w:b w:val="0"/>
-                <w:i w:val="0"/>
-                <w:color w:val="000000"/>
-                <w:sz w:val="17"/>
-              </w:rPr>
-              <w:t>핵심 결과에 근거 연결</w:t>
-            </w:r>
-          </w:p>
-        </w:tc>
-      </w:tr>
-      <w:tr>
-        <w:trPr>
-          <w:cantSplit/>
-        </w:trPr>
-        <w:tc>
-          <w:tcPr>
-            <w:tcW w:type="dxa" w:w="1900"/>
-            <w:shd w:fill="FFFFFF" w:val="clear"/>
-            <w:tcBorders>
-              <w:top w:val="single" w:sz="8" w:space="0" w:color="000000"/>
-              <w:bottom w:val="single" w:sz="8" w:space="0" w:color="000000"/>
-              <w:start w:val="single" w:sz="8" w:space="0" w:color="000000"/>
-              <w:end w:val="single" w:sz="8" w:space="0" w:color="000000"/>
-              <w:insideH w:val="single" w:sz="8" w:space="0" w:color="000000"/>
-              <w:insideV w:val="single" w:sz="8" w:space="0" w:color="000000"/>
-            </w:tcBorders>
-            <w:tcMar>
-              <w:top w:w="100" w:type="dxa"/>
-              <w:start w:w="110" w:type="dxa"/>
-              <w:bottom w:w="100" w:type="dxa"/>
-              <w:end w:w="110" w:type="dxa"/>
-            </w:tcMar>
-            <w:vAlign w:val="center"/>
-          </w:tcPr>
-          <w:p>
-            <w:pPr>
-              <w:keepNext w:val="0"/>
-              <w:keepLines/>
-              <w:spacing w:before="0" w:after="0" w:line="324" w:lineRule="auto"/>
-              <w:jc w:val="left"/>
-            </w:pPr>
-            <w:r/>
-            <w:r>
-              <w:rPr>
-                <w:rFonts w:ascii="휴먼명조" w:hAnsi="휴먼명조" w:eastAsia="휴먼명조" w:cs="휴먼명조"/>
-                <w:b/>
-                <w:i w:val="0"/>
-                <w:color w:val="000000"/>
-                <w:sz w:val="17"/>
+                <w:sz w:val="16"/>
               </w:rPr>
               <w:t>행동 관리</w:t>
             </w:r>
@@ -8865,9 +9354,9 @@
                 <w:b w:val="0"/>
                 <w:i w:val="0"/>
                 <w:color w:val="000000"/>
-                <w:sz w:val="17"/>
+                <w:sz w:val="16"/>
               </w:rPr>
-              <w:t>각각 따로 탐색</w:t>
+              <w:t>민원 접수·조회 중심</w:t>
             </w:r>
           </w:p>
         </w:tc>
@@ -8905,9 +9394,9 @@
                 <w:b w:val="0"/>
                 <w:i w:val="0"/>
                 <w:color w:val="000000"/>
-                <w:sz w:val="17"/>
+                <w:sz w:val="16"/>
               </w:rPr>
-              <w:t>대화 종료 후 추적 어려움</w:t>
+              <w:t>정보 탐색 중심</w:t>
             </w:r>
           </w:p>
         </w:tc>
@@ -8945,7 +9434,7 @@
                 <w:b w:val="0"/>
                 <w:i w:val="0"/>
                 <w:color w:val="000000"/>
-                <w:sz w:val="17"/>
+                <w:sz w:val="16"/>
               </w:rPr>
               <w:t>서류·일정·기관 통합</w:t>
             </w:r>
@@ -8990,9 +9479,9 @@
                 <w:b/>
                 <w:i w:val="0"/>
                 <w:color w:val="000000"/>
-                <w:sz w:val="17"/>
+                <w:sz w:val="16"/>
               </w:rPr>
-              <w:t>불확실성</w:t>
+              <w:t>책임 경계</w:t>
             </w:r>
           </w:p>
         </w:tc>
@@ -9030,9 +9519,9 @@
                 <w:b w:val="0"/>
                 <w:i w:val="0"/>
                 <w:color w:val="000000"/>
-                <w:sz w:val="17"/>
+                <w:sz w:val="16"/>
               </w:rPr>
-              <w:t>사용자가 판단</w:t>
+              <w:t>공식 접수·판정</w:t>
             </w:r>
           </w:p>
         </w:tc>
@@ -9070,9 +9559,9 @@
                 <w:b w:val="0"/>
                 <w:i w:val="0"/>
                 <w:color w:val="000000"/>
-                <w:sz w:val="17"/>
+                <w:sz w:val="16"/>
               </w:rPr>
-              <w:t>그럴듯한 추정 위험</w:t>
+              <w:t>지역 유학생 정보 채널</w:t>
             </w:r>
           </w:p>
         </w:tc>
@@ -9110,9 +9599,9 @@
                 <w:b w:val="0"/>
                 <w:i w:val="0"/>
                 <w:color w:val="000000"/>
-                <w:sz w:val="17"/>
+                <w:sz w:val="16"/>
               </w:rPr>
-              <w:t>미확인·검토 필요 분리</w:t>
+              <w:t>준비 지원 후 공식기관으로 이관</w:t>
             </w:r>
           </w:p>
         </w:tc>
@@ -9122,6 +9611,22 @@
       <w:pPr>
         <w:spacing w:after="0"/>
       </w:pPr>
+    </w:p>
+    <w:p>
+      <w:pPr>
+        <w:pStyle w:val="Caption"/>
+        <w:keepNext w:val="0"/>
+      </w:pPr>
+      <w:r>
+        <w:rPr>
+          <w:rFonts w:ascii="휴먼명조" w:hAnsi="휴먼명조" w:eastAsia="휴먼명조" w:cs="휴먼명조"/>
+          <w:b w:val="0"/>
+          <w:i w:val="0"/>
+          <w:color w:val="000000"/>
+          <w:sz w:val="18"/>
+        </w:rPr>
+        <w:t>표 2. 공식 서비스와 비자부기의 역할 비교 [10][11][12]</w:t>
+      </w:r>
     </w:p>
     <w:p>
       <w:pPr>
@@ -9846,7 +10351,7 @@
           <w:color w:val="000000"/>
           <w:sz w:val="18"/>
         </w:rPr>
-        <w:t>표 2. 2026년 8월 26일 팀 데이터 저장소 기준 구현 자산 [6]</w:t>
+        <w:t>표 3. 2026년 8월 26일 팀 데이터 저장소 검증 스냅샷 [6]</w:t>
       </w:r>
     </w:p>
     <w:p>
@@ -10858,6 +11363,373 @@
         <w:pStyle w:val="Heading3"/>
       </w:pPr>
       <w:r>
+        <w:t>추진체계와 보유 역량</w:t>
+      </w:r>
+    </w:p>
+    <w:tbl>
+      <w:tblPr>
+        <w:tblW w:type="dxa" w:w="10080"/>
+        <w:jc w:val="left"/>
+        <w:tblLayout w:type="fixed"/>
+        <w:tblLook w:firstColumn="1" w:firstRow="1" w:lastColumn="0" w:lastRow="0" w:noHBand="0" w:noVBand="1" w:val="04A0"/>
+        <w:tblInd w:w="120" w:type="dxa"/>
+      </w:tblPr>
+      <w:tblGrid>
+        <w:gridCol w:w="2200"/>
+        <w:gridCol w:w="7880"/>
+      </w:tblGrid>
+      <w:tr>
+        <w:trPr>
+          <w:tblHeader w:val="true"/>
+          <w:cantSplit/>
+        </w:trPr>
+        <w:tc>
+          <w:tcPr>
+            <w:tcW w:type="dxa" w:w="2200"/>
+            <w:shd w:fill="000000" w:val="clear"/>
+            <w:tcBorders>
+              <w:top w:val="single" w:sz="8" w:space="0" w:color="000000"/>
+              <w:bottom w:val="single" w:sz="8" w:space="0" w:color="000000"/>
+              <w:start w:val="single" w:sz="8" w:space="0" w:color="000000"/>
+              <w:end w:val="single" w:sz="8" w:space="0" w:color="000000"/>
+              <w:insideH w:val="single" w:sz="8" w:space="0" w:color="000000"/>
+              <w:insideV w:val="single" w:sz="8" w:space="0" w:color="000000"/>
+            </w:tcBorders>
+            <w:tcMar>
+              <w:top w:w="100" w:type="dxa"/>
+              <w:start w:w="100" w:type="dxa"/>
+              <w:bottom w:w="100" w:type="dxa"/>
+              <w:end w:w="100" w:type="dxa"/>
+            </w:tcMar>
+            <w:vAlign w:val="center"/>
+          </w:tcPr>
+          <w:p>
+            <w:pPr>
+              <w:keepNext w:val="0"/>
+              <w:keepLines/>
+              <w:spacing w:before="0" w:after="0" w:line="300" w:lineRule="auto"/>
+              <w:jc w:val="center"/>
+            </w:pPr>
+            <w:r/>
+            <w:r>
+              <w:rPr>
+                <w:rFonts w:ascii="휴먼명조" w:hAnsi="휴먼명조" w:eastAsia="휴먼명조" w:cs="휴먼명조"/>
+                <w:b/>
+                <w:i w:val="0"/>
+                <w:color w:val="FFFFFF"/>
+                <w:sz w:val="17"/>
+              </w:rPr>
+              <w:t>역할</w:t>
+            </w:r>
+          </w:p>
+        </w:tc>
+        <w:tc>
+          <w:tcPr>
+            <w:tcW w:type="dxa" w:w="7880"/>
+            <w:shd w:fill="000000" w:val="clear"/>
+            <w:tcBorders>
+              <w:top w:val="single" w:sz="8" w:space="0" w:color="000000"/>
+              <w:bottom w:val="single" w:sz="8" w:space="0" w:color="000000"/>
+              <w:start w:val="single" w:sz="8" w:space="0" w:color="000000"/>
+              <w:end w:val="single" w:sz="8" w:space="0" w:color="000000"/>
+              <w:insideH w:val="single" w:sz="8" w:space="0" w:color="000000"/>
+              <w:insideV w:val="single" w:sz="8" w:space="0" w:color="000000"/>
+            </w:tcBorders>
+            <w:tcMar>
+              <w:top w:w="100" w:type="dxa"/>
+              <w:start w:w="100" w:type="dxa"/>
+              <w:bottom w:w="100" w:type="dxa"/>
+              <w:end w:w="100" w:type="dxa"/>
+            </w:tcMar>
+            <w:vAlign w:val="center"/>
+          </w:tcPr>
+          <w:p>
+            <w:pPr>
+              <w:keepNext w:val="0"/>
+              <w:keepLines/>
+              <w:spacing w:before="0" w:after="0" w:line="300" w:lineRule="auto"/>
+              <w:jc w:val="center"/>
+            </w:pPr>
+            <w:r/>
+            <w:r>
+              <w:rPr>
+                <w:rFonts w:ascii="휴먼명조" w:hAnsi="휴먼명조" w:eastAsia="휴먼명조" w:cs="휴먼명조"/>
+                <w:b/>
+                <w:i w:val="0"/>
+                <w:color w:val="FFFFFF"/>
+                <w:sz w:val="17"/>
+              </w:rPr>
+              <w:t>수행 역량과 근거</w:t>
+            </w:r>
+          </w:p>
+        </w:tc>
+      </w:tr>
+      <w:tr>
+        <w:trPr>
+          <w:cantSplit/>
+        </w:trPr>
+        <w:tc>
+          <w:tcPr>
+            <w:tcW w:type="dxa" w:w="2200"/>
+            <w:shd w:fill="FFFFFF" w:val="clear"/>
+            <w:tcBorders>
+              <w:top w:val="single" w:sz="8" w:space="0" w:color="000000"/>
+              <w:bottom w:val="single" w:sz="8" w:space="0" w:color="000000"/>
+              <w:start w:val="single" w:sz="8" w:space="0" w:color="000000"/>
+              <w:end w:val="single" w:sz="8" w:space="0" w:color="000000"/>
+              <w:insideH w:val="single" w:sz="8" w:space="0" w:color="000000"/>
+              <w:insideV w:val="single" w:sz="8" w:space="0" w:color="000000"/>
+            </w:tcBorders>
+            <w:tcMar>
+              <w:top w:w="100" w:type="dxa"/>
+              <w:start w:w="110" w:type="dxa"/>
+              <w:bottom w:w="100" w:type="dxa"/>
+              <w:end w:w="110" w:type="dxa"/>
+            </w:tcMar>
+            <w:vAlign w:val="center"/>
+          </w:tcPr>
+          <w:p>
+            <w:pPr>
+              <w:keepNext w:val="0"/>
+              <w:keepLines/>
+              <w:spacing w:before="0" w:after="0" w:line="324" w:lineRule="auto"/>
+              <w:jc w:val="left"/>
+            </w:pPr>
+            <w:r/>
+            <w:r>
+              <w:rPr>
+                <w:rFonts w:ascii="휴먼명조" w:hAnsi="휴먼명조" w:eastAsia="휴먼명조" w:cs="휴먼명조"/>
+                <w:b/>
+                <w:i w:val="0"/>
+                <w:color w:val="000000"/>
+                <w:sz w:val="17"/>
+              </w:rPr>
+              <w:t>행정 데이터</w:t>
+            </w:r>
+          </w:p>
+        </w:tc>
+        <w:tc>
+          <w:tcPr>
+            <w:tcW w:type="dxa" w:w="7880"/>
+            <w:shd w:fill="FFFFFF" w:val="clear"/>
+            <w:tcBorders>
+              <w:top w:val="single" w:sz="8" w:space="0" w:color="000000"/>
+              <w:bottom w:val="single" w:sz="8" w:space="0" w:color="000000"/>
+              <w:start w:val="single" w:sz="8" w:space="0" w:color="000000"/>
+              <w:end w:val="single" w:sz="8" w:space="0" w:color="000000"/>
+              <w:insideH w:val="single" w:sz="8" w:space="0" w:color="000000"/>
+              <w:insideV w:val="single" w:sz="8" w:space="0" w:color="000000"/>
+            </w:tcBorders>
+            <w:tcMar>
+              <w:top w:w="100" w:type="dxa"/>
+              <w:start w:w="110" w:type="dxa"/>
+              <w:bottom w:w="100" w:type="dxa"/>
+              <w:end w:w="110" w:type="dxa"/>
+            </w:tcMar>
+            <w:vAlign w:val="center"/>
+          </w:tcPr>
+          <w:p>
+            <w:pPr>
+              <w:keepNext w:val="0"/>
+              <w:keepLines/>
+              <w:spacing w:before="0" w:after="0" w:line="324" w:lineRule="auto"/>
+              <w:jc w:val="left"/>
+            </w:pPr>
+            <w:r/>
+            <w:r>
+              <w:rPr>
+                <w:rFonts w:ascii="휴먼명조" w:hAnsi="휴먼명조" w:eastAsia="휴먼명조" w:cs="휴먼명조"/>
+                <w:b w:val="0"/>
+                <w:i w:val="0"/>
+                <w:color w:val="000000"/>
+                <w:sz w:val="17"/>
+              </w:rPr>
+              <w:t>공식 PDF·HWP 원문 추출, 사람 검수, 13개 관계형 테이블과 684개 근거 매핑 운영</w:t>
+            </w:r>
+          </w:p>
+        </w:tc>
+      </w:tr>
+      <w:tr>
+        <w:trPr>
+          <w:cantSplit/>
+        </w:trPr>
+        <w:tc>
+          <w:tcPr>
+            <w:tcW w:type="dxa" w:w="2200"/>
+            <w:shd w:fill="FFFFFF" w:val="clear"/>
+            <w:tcBorders>
+              <w:top w:val="single" w:sz="8" w:space="0" w:color="000000"/>
+              <w:bottom w:val="single" w:sz="8" w:space="0" w:color="000000"/>
+              <w:start w:val="single" w:sz="8" w:space="0" w:color="000000"/>
+              <w:end w:val="single" w:sz="8" w:space="0" w:color="000000"/>
+              <w:insideH w:val="single" w:sz="8" w:space="0" w:color="000000"/>
+              <w:insideV w:val="single" w:sz="8" w:space="0" w:color="000000"/>
+            </w:tcBorders>
+            <w:tcMar>
+              <w:top w:w="100" w:type="dxa"/>
+              <w:start w:w="110" w:type="dxa"/>
+              <w:bottom w:w="100" w:type="dxa"/>
+              <w:end w:w="110" w:type="dxa"/>
+            </w:tcMar>
+            <w:vAlign w:val="center"/>
+          </w:tcPr>
+          <w:p>
+            <w:pPr>
+              <w:keepNext w:val="0"/>
+              <w:keepLines/>
+              <w:spacing w:before="0" w:after="0" w:line="324" w:lineRule="auto"/>
+              <w:jc w:val="left"/>
+            </w:pPr>
+            <w:r/>
+            <w:r>
+              <w:rPr>
+                <w:rFonts w:ascii="휴먼명조" w:hAnsi="휴먼명조" w:eastAsia="휴먼명조" w:cs="휴먼명조"/>
+                <w:b/>
+                <w:i w:val="0"/>
+                <w:color w:val="000000"/>
+                <w:sz w:val="17"/>
+              </w:rPr>
+              <w:t>웹·제품</w:t>
+            </w:r>
+          </w:p>
+        </w:tc>
+        <w:tc>
+          <w:tcPr>
+            <w:tcW w:type="dxa" w:w="7880"/>
+            <w:shd w:fill="FFFFFF" w:val="clear"/>
+            <w:tcBorders>
+              <w:top w:val="single" w:sz="8" w:space="0" w:color="000000"/>
+              <w:bottom w:val="single" w:sz="8" w:space="0" w:color="000000"/>
+              <w:start w:val="single" w:sz="8" w:space="0" w:color="000000"/>
+              <w:end w:val="single" w:sz="8" w:space="0" w:color="000000"/>
+              <w:insideH w:val="single" w:sz="8" w:space="0" w:color="000000"/>
+              <w:insideV w:val="single" w:sz="8" w:space="0" w:color="000000"/>
+            </w:tcBorders>
+            <w:tcMar>
+              <w:top w:w="100" w:type="dxa"/>
+              <w:start w:w="110" w:type="dxa"/>
+              <w:bottom w:w="100" w:type="dxa"/>
+              <w:end w:w="110" w:type="dxa"/>
+            </w:tcMar>
+            <w:vAlign w:val="center"/>
+          </w:tcPr>
+          <w:p>
+            <w:pPr>
+              <w:keepNext w:val="0"/>
+              <w:keepLines/>
+              <w:spacing w:before="0" w:after="0" w:line="324" w:lineRule="auto"/>
+              <w:jc w:val="left"/>
+            </w:pPr>
+            <w:r/>
+            <w:r>
+              <w:rPr>
+                <w:rFonts w:ascii="휴먼명조" w:hAnsi="휴먼명조" w:eastAsia="휴먼명조" w:cs="휴먼명조"/>
+                <w:b w:val="0"/>
+                <w:i w:val="0"/>
+                <w:color w:val="000000"/>
+                <w:sz w:val="17"/>
+              </w:rPr>
+              <w:t>Next.js·Supabase 기반 반응형 화면, 다국어 온보딩, 문서·캘린더·기관 지도·OCR 구현</w:t>
+            </w:r>
+          </w:p>
+        </w:tc>
+      </w:tr>
+      <w:tr>
+        <w:trPr>
+          <w:cantSplit/>
+        </w:trPr>
+        <w:tc>
+          <w:tcPr>
+            <w:tcW w:type="dxa" w:w="2200"/>
+            <w:shd w:fill="FFFFFF" w:val="clear"/>
+            <w:tcBorders>
+              <w:top w:val="single" w:sz="8" w:space="0" w:color="000000"/>
+              <w:bottom w:val="single" w:sz="8" w:space="0" w:color="000000"/>
+              <w:start w:val="single" w:sz="8" w:space="0" w:color="000000"/>
+              <w:end w:val="single" w:sz="8" w:space="0" w:color="000000"/>
+              <w:insideH w:val="single" w:sz="8" w:space="0" w:color="000000"/>
+              <w:insideV w:val="single" w:sz="8" w:space="0" w:color="000000"/>
+            </w:tcBorders>
+            <w:tcMar>
+              <w:top w:w="100" w:type="dxa"/>
+              <w:start w:w="110" w:type="dxa"/>
+              <w:bottom w:w="100" w:type="dxa"/>
+              <w:end w:w="110" w:type="dxa"/>
+            </w:tcMar>
+            <w:vAlign w:val="center"/>
+          </w:tcPr>
+          <w:p>
+            <w:pPr>
+              <w:keepNext w:val="0"/>
+              <w:keepLines/>
+              <w:spacing w:before="0" w:after="0" w:line="324" w:lineRule="auto"/>
+              <w:jc w:val="left"/>
+            </w:pPr>
+            <w:r/>
+            <w:r>
+              <w:rPr>
+                <w:rFonts w:ascii="휴먼명조" w:hAnsi="휴먼명조" w:eastAsia="휴먼명조" w:cs="휴먼명조"/>
+                <w:b/>
+                <w:i w:val="0"/>
+                <w:color w:val="000000"/>
+                <w:sz w:val="17"/>
+              </w:rPr>
+              <w:t>품질·운영</w:t>
+            </w:r>
+          </w:p>
+        </w:tc>
+        <w:tc>
+          <w:tcPr>
+            <w:tcW w:type="dxa" w:w="7880"/>
+            <w:shd w:fill="FFFFFF" w:val="clear"/>
+            <w:tcBorders>
+              <w:top w:val="single" w:sz="8" w:space="0" w:color="000000"/>
+              <w:bottom w:val="single" w:sz="8" w:space="0" w:color="000000"/>
+              <w:start w:val="single" w:sz="8" w:space="0" w:color="000000"/>
+              <w:end w:val="single" w:sz="8" w:space="0" w:color="000000"/>
+              <w:insideH w:val="single" w:sz="8" w:space="0" w:color="000000"/>
+              <w:insideV w:val="single" w:sz="8" w:space="0" w:color="000000"/>
+            </w:tcBorders>
+            <w:tcMar>
+              <w:top w:w="100" w:type="dxa"/>
+              <w:start w:w="110" w:type="dxa"/>
+              <w:bottom w:w="100" w:type="dxa"/>
+              <w:end w:w="110" w:type="dxa"/>
+            </w:tcMar>
+            <w:vAlign w:val="center"/>
+          </w:tcPr>
+          <w:p>
+            <w:pPr>
+              <w:keepNext w:val="0"/>
+              <w:keepLines/>
+              <w:spacing w:before="0" w:after="0" w:line="324" w:lineRule="auto"/>
+              <w:jc w:val="left"/>
+            </w:pPr>
+            <w:r/>
+            <w:r>
+              <w:rPr>
+                <w:rFonts w:ascii="휴먼명조" w:hAnsi="휴먼명조" w:eastAsia="휴먼명조" w:cs="휴먼명조"/>
+                <w:b w:val="0"/>
+                <w:i w:val="0"/>
+                <w:color w:val="000000"/>
+                <w:sz w:val="17"/>
+              </w:rPr>
+              <w:t>407개 자동 테스트, 트랜잭션 적재·롤백, CI·정적검사·PR 리뷰와 검증일 관리</w:t>
+            </w:r>
+          </w:p>
+        </w:tc>
+      </w:tr>
+    </w:tbl>
+    <w:p>
+      <w:pPr>
+        <w:spacing w:after="0"/>
+      </w:pPr>
+    </w:p>
+    <w:p>
+      <w:pPr>
+        <w:pStyle w:val="Heading3"/>
+      </w:pPr>
+      <w:r>
         <w:t>기술 스택</w:t>
       </w:r>
     </w:p>
@@ -10874,7 +11746,7 @@
           <w:b w:val="0"/>
           <w:i w:val="0"/>
           <w:color w:val="000000"/>
-          <w:sz w:val="22"/>
+          <w:sz w:val="18"/>
         </w:rPr>
         <w:t>데이터 파이프라인은 Python 3.11+, pandas/polars, pdfplumber, pyhwp, lxml을 사용한다. 웹은 Next.js App Router·TypeScript·React·Tailwind CSS, 데이터베이스는 PostgreSQL 기반 Supabase, 배포는 Vercel을 사용한다. 품질관리는 pytest·Vitest·Ruff·ESLint·TypeScript typecheck·CI·PR 리뷰로 수행한다.</w:t>
       </w:r>
@@ -11397,7 +12269,7 @@
                 <w:color w:val="000000"/>
                 <w:sz w:val="17"/>
               </w:rPr>
-              <w:t>과업 성공률·상담시간·누락률 측정</w:t>
+              <w:t>2개 기관·사용자 30명 이상 실증</w:t>
             </w:r>
           </w:p>
         </w:tc>
@@ -11562,7 +12434,7 @@
                 <w:color w:val="000000"/>
                 <w:sz w:val="17"/>
               </w:rPr>
-              <w:t>유료 실증 또는 협약기관 확보</w:t>
+              <w:t>유료 실증 1건 또는 도입의향·협약 3곳</w:t>
             </w:r>
           </w:p>
         </w:tc>
@@ -11592,7 +12464,7 @@
           <w:b w:val="0"/>
           <w:i w:val="0"/>
           <w:color w:val="000000"/>
-          <w:sz w:val="21"/>
+          <w:sz w:val="18"/>
         </w:rPr>
         <w:t>개인 사용자(B2C): 요건 확인, 기본 체크리스트, 일정, 기관 검색을 무료로 제공해 접근 장벽을 낮춘다. 서류 묶음 관리·가족 공동 준비·고급 알림은 수요와 법률·개인정보 검토 후 선택형으로 확장한다.</w:t>
       </w:r>
@@ -11608,7 +12480,7 @@
           <w:b w:val="0"/>
           <w:i w:val="0"/>
           <w:color w:val="000000"/>
-          <w:sz w:val="21"/>
+          <w:sz w:val="18"/>
         </w:rPr>
         <w:t>기관·지자체(B2G/B2B): 대학 국제교류부서, 외국인지원센터, 기업 인사담당자, 지자체에 기관별 체크리스트 배포, 공고 변경 알림, 담당자 검수, 비식별 집계, 근거 링크를 제공한다.</w:t>
       </w:r>
@@ -11624,10 +12496,655 @@
           <w:b w:val="0"/>
           <w:i w:val="0"/>
           <w:color w:val="000000"/>
-          <w:sz w:val="21"/>
+          <w:sz w:val="18"/>
         </w:rPr>
         <w:t>확장 시장: 충북 지역특화형 비자와 유학생 체류·취업 안내에서 갱신 체계를 검증한 뒤, 타 지자체 지역특화형 비자와 전국 공통 체류자격으로 확대한다.</w:t>
       </w:r>
+    </w:p>
+    <w:tbl>
+      <w:tblPr>
+        <w:tblW w:type="dxa" w:w="10080"/>
+        <w:jc w:val="left"/>
+        <w:tblLayout w:type="fixed"/>
+        <w:tblLook w:firstColumn="1" w:firstRow="1" w:lastColumn="0" w:lastRow="0" w:noHBand="0" w:noVBand="1" w:val="04A0"/>
+        <w:tblInd w:w="120" w:type="dxa"/>
+      </w:tblPr>
+      <w:tblGrid>
+        <w:gridCol w:w="1900"/>
+        <w:gridCol w:w="4570"/>
+        <w:gridCol w:w="3610"/>
+      </w:tblGrid>
+      <w:tr>
+        <w:trPr>
+          <w:tblHeader w:val="true"/>
+          <w:cantSplit/>
+        </w:trPr>
+        <w:tc>
+          <w:tcPr>
+            <w:tcW w:type="dxa" w:w="1900"/>
+            <w:shd w:fill="000000" w:val="clear"/>
+            <w:tcBorders>
+              <w:top w:val="single" w:sz="8" w:space="0" w:color="000000"/>
+              <w:bottom w:val="single" w:sz="8" w:space="0" w:color="000000"/>
+              <w:start w:val="single" w:sz="8" w:space="0" w:color="000000"/>
+              <w:end w:val="single" w:sz="8" w:space="0" w:color="000000"/>
+              <w:insideH w:val="single" w:sz="8" w:space="0" w:color="000000"/>
+              <w:insideV w:val="single" w:sz="8" w:space="0" w:color="000000"/>
+            </w:tcBorders>
+            <w:tcMar>
+              <w:top w:w="100" w:type="dxa"/>
+              <w:start w:w="100" w:type="dxa"/>
+              <w:bottom w:w="100" w:type="dxa"/>
+              <w:end w:w="100" w:type="dxa"/>
+            </w:tcMar>
+            <w:vAlign w:val="center"/>
+          </w:tcPr>
+          <w:p>
+            <w:pPr>
+              <w:keepNext w:val="0"/>
+              <w:keepLines/>
+              <w:spacing w:before="0" w:after="0" w:line="300" w:lineRule="auto"/>
+              <w:jc w:val="center"/>
+            </w:pPr>
+            <w:r/>
+            <w:r>
+              <w:rPr>
+                <w:rFonts w:ascii="휴먼명조" w:hAnsi="휴먼명조" w:eastAsia="휴먼명조" w:cs="휴먼명조"/>
+                <w:b/>
+                <w:i w:val="0"/>
+                <w:color w:val="FFFFFF"/>
+                <w:sz w:val="16"/>
+              </w:rPr>
+              <w:t>검증 항목</w:t>
+            </w:r>
+          </w:p>
+        </w:tc>
+        <w:tc>
+          <w:tcPr>
+            <w:tcW w:type="dxa" w:w="4570"/>
+            <w:shd w:fill="000000" w:val="clear"/>
+            <w:tcBorders>
+              <w:top w:val="single" w:sz="8" w:space="0" w:color="000000"/>
+              <w:bottom w:val="single" w:sz="8" w:space="0" w:color="000000"/>
+              <w:start w:val="single" w:sz="8" w:space="0" w:color="000000"/>
+              <w:end w:val="single" w:sz="8" w:space="0" w:color="000000"/>
+              <w:insideH w:val="single" w:sz="8" w:space="0" w:color="000000"/>
+              <w:insideV w:val="single" w:sz="8" w:space="0" w:color="000000"/>
+            </w:tcBorders>
+            <w:tcMar>
+              <w:top w:w="100" w:type="dxa"/>
+              <w:start w:w="100" w:type="dxa"/>
+              <w:bottom w:w="100" w:type="dxa"/>
+              <w:end w:w="100" w:type="dxa"/>
+            </w:tcMar>
+            <w:vAlign w:val="center"/>
+          </w:tcPr>
+          <w:p>
+            <w:pPr>
+              <w:keepNext w:val="0"/>
+              <w:keepLines/>
+              <w:spacing w:before="0" w:after="0" w:line="300" w:lineRule="auto"/>
+              <w:jc w:val="center"/>
+            </w:pPr>
+            <w:r/>
+            <w:r>
+              <w:rPr>
+                <w:rFonts w:ascii="휴먼명조" w:hAnsi="휴먼명조" w:eastAsia="휴먼명조" w:cs="휴먼명조"/>
+                <w:b/>
+                <w:i w:val="0"/>
+                <w:color w:val="FFFFFF"/>
+                <w:sz w:val="16"/>
+              </w:rPr>
+              <w:t>1차 가설·목표</w:t>
+            </w:r>
+          </w:p>
+        </w:tc>
+        <w:tc>
+          <w:tcPr>
+            <w:tcW w:type="dxa" w:w="3610"/>
+            <w:shd w:fill="000000" w:val="clear"/>
+            <w:tcBorders>
+              <w:top w:val="single" w:sz="8" w:space="0" w:color="000000"/>
+              <w:bottom w:val="single" w:sz="8" w:space="0" w:color="000000"/>
+              <w:start w:val="single" w:sz="8" w:space="0" w:color="000000"/>
+              <w:end w:val="single" w:sz="8" w:space="0" w:color="000000"/>
+              <w:insideH w:val="single" w:sz="8" w:space="0" w:color="000000"/>
+              <w:insideV w:val="single" w:sz="8" w:space="0" w:color="000000"/>
+            </w:tcBorders>
+            <w:tcMar>
+              <w:top w:w="100" w:type="dxa"/>
+              <w:start w:w="100" w:type="dxa"/>
+              <w:bottom w:w="100" w:type="dxa"/>
+              <w:end w:w="100" w:type="dxa"/>
+            </w:tcMar>
+            <w:vAlign w:val="center"/>
+          </w:tcPr>
+          <w:p>
+            <w:pPr>
+              <w:keepNext w:val="0"/>
+              <w:keepLines/>
+              <w:spacing w:before="0" w:after="0" w:line="300" w:lineRule="auto"/>
+              <w:jc w:val="center"/>
+            </w:pPr>
+            <w:r/>
+            <w:r>
+              <w:rPr>
+                <w:rFonts w:ascii="휴먼명조" w:hAnsi="휴먼명조" w:eastAsia="휴먼명조" w:cs="휴먼명조"/>
+                <w:b/>
+                <w:i w:val="0"/>
+                <w:color w:val="FFFFFF"/>
+                <w:sz w:val="16"/>
+              </w:rPr>
+              <w:t>검증 방법</w:t>
+            </w:r>
+          </w:p>
+        </w:tc>
+      </w:tr>
+      <w:tr>
+        <w:trPr>
+          <w:cantSplit/>
+        </w:trPr>
+        <w:tc>
+          <w:tcPr>
+            <w:tcW w:type="dxa" w:w="1900"/>
+            <w:shd w:fill="FFFFFF" w:val="clear"/>
+            <w:tcBorders>
+              <w:top w:val="single" w:sz="8" w:space="0" w:color="000000"/>
+              <w:bottom w:val="single" w:sz="8" w:space="0" w:color="000000"/>
+              <w:start w:val="single" w:sz="8" w:space="0" w:color="000000"/>
+              <w:end w:val="single" w:sz="8" w:space="0" w:color="000000"/>
+              <w:insideH w:val="single" w:sz="8" w:space="0" w:color="000000"/>
+              <w:insideV w:val="single" w:sz="8" w:space="0" w:color="000000"/>
+            </w:tcBorders>
+            <w:tcMar>
+              <w:top w:w="100" w:type="dxa"/>
+              <w:start w:w="110" w:type="dxa"/>
+              <w:bottom w:w="100" w:type="dxa"/>
+              <w:end w:w="110" w:type="dxa"/>
+            </w:tcMar>
+            <w:vAlign w:val="center"/>
+          </w:tcPr>
+          <w:p>
+            <w:pPr>
+              <w:keepNext w:val="0"/>
+              <w:keepLines/>
+              <w:spacing w:before="0" w:after="0" w:line="324" w:lineRule="auto"/>
+              <w:jc w:val="left"/>
+            </w:pPr>
+            <w:r/>
+            <w:r>
+              <w:rPr>
+                <w:rFonts w:ascii="휴먼명조" w:hAnsi="휴먼명조" w:eastAsia="휴먼명조" w:cs="휴먼명조"/>
+                <w:b/>
+                <w:i w:val="0"/>
+                <w:color w:val="000000"/>
+                <w:sz w:val="16"/>
+              </w:rPr>
+              <w:t>초기 기관 접점</w:t>
+            </w:r>
+          </w:p>
+        </w:tc>
+        <w:tc>
+          <w:tcPr>
+            <w:tcW w:type="dxa" w:w="4570"/>
+            <w:shd w:fill="FFFFFF" w:val="clear"/>
+            <w:tcBorders>
+              <w:top w:val="single" w:sz="8" w:space="0" w:color="000000"/>
+              <w:bottom w:val="single" w:sz="8" w:space="0" w:color="000000"/>
+              <w:start w:val="single" w:sz="8" w:space="0" w:color="000000"/>
+              <w:end w:val="single" w:sz="8" w:space="0" w:color="000000"/>
+              <w:insideH w:val="single" w:sz="8" w:space="0" w:color="000000"/>
+              <w:insideV w:val="single" w:sz="8" w:space="0" w:color="000000"/>
+            </w:tcBorders>
+            <w:tcMar>
+              <w:top w:w="100" w:type="dxa"/>
+              <w:start w:w="110" w:type="dxa"/>
+              <w:bottom w:w="100" w:type="dxa"/>
+              <w:end w:w="110" w:type="dxa"/>
+            </w:tcMar>
+            <w:vAlign w:val="center"/>
+          </w:tcPr>
+          <w:p>
+            <w:pPr>
+              <w:keepNext w:val="0"/>
+              <w:keepLines/>
+              <w:spacing w:before="0" w:after="0" w:line="324" w:lineRule="auto"/>
+              <w:jc w:val="left"/>
+            </w:pPr>
+            <w:r/>
+            <w:r>
+              <w:rPr>
+                <w:rFonts w:ascii="휴먼명조" w:hAnsi="휴먼명조" w:eastAsia="휴먼명조" w:cs="휴먼명조"/>
+                <w:b w:val="0"/>
+                <w:i w:val="0"/>
+                <w:color w:val="000000"/>
+                <w:sz w:val="16"/>
+              </w:rPr>
+              <w:t>채용박람회 공동주최 8개 대학·참여 32개 기업</w:t>
+            </w:r>
+          </w:p>
+        </w:tc>
+        <w:tc>
+          <w:tcPr>
+            <w:tcW w:type="dxa" w:w="3610"/>
+            <w:shd w:fill="FFFFFF" w:val="clear"/>
+            <w:tcBorders>
+              <w:top w:val="single" w:sz="8" w:space="0" w:color="000000"/>
+              <w:bottom w:val="single" w:sz="8" w:space="0" w:color="000000"/>
+              <w:start w:val="single" w:sz="8" w:space="0" w:color="000000"/>
+              <w:end w:val="single" w:sz="8" w:space="0" w:color="000000"/>
+              <w:insideH w:val="single" w:sz="8" w:space="0" w:color="000000"/>
+              <w:insideV w:val="single" w:sz="8" w:space="0" w:color="000000"/>
+            </w:tcBorders>
+            <w:tcMar>
+              <w:top w:w="100" w:type="dxa"/>
+              <w:start w:w="110" w:type="dxa"/>
+              <w:bottom w:w="100" w:type="dxa"/>
+              <w:end w:w="110" w:type="dxa"/>
+            </w:tcMar>
+            <w:vAlign w:val="center"/>
+          </w:tcPr>
+          <w:p>
+            <w:pPr>
+              <w:keepNext w:val="0"/>
+              <w:keepLines/>
+              <w:spacing w:before="0" w:after="0" w:line="324" w:lineRule="auto"/>
+              <w:jc w:val="left"/>
+            </w:pPr>
+            <w:r/>
+            <w:r>
+              <w:rPr>
+                <w:rFonts w:ascii="휴먼명조" w:hAnsi="휴먼명조" w:eastAsia="휴먼명조" w:cs="휴먼명조"/>
+                <w:b w:val="0"/>
+                <w:i w:val="0"/>
+                <w:color w:val="000000"/>
+                <w:sz w:val="16"/>
+              </w:rPr>
+              <w:t>대학·기업·지원기관 문제 인터뷰 [3]</w:t>
+            </w:r>
+          </w:p>
+        </w:tc>
+      </w:tr>
+      <w:tr>
+        <w:trPr>
+          <w:cantSplit/>
+        </w:trPr>
+        <w:tc>
+          <w:tcPr>
+            <w:tcW w:type="dxa" w:w="1900"/>
+            <w:shd w:fill="FFFFFF" w:val="clear"/>
+            <w:tcBorders>
+              <w:top w:val="single" w:sz="8" w:space="0" w:color="000000"/>
+              <w:bottom w:val="single" w:sz="8" w:space="0" w:color="000000"/>
+              <w:start w:val="single" w:sz="8" w:space="0" w:color="000000"/>
+              <w:end w:val="single" w:sz="8" w:space="0" w:color="000000"/>
+              <w:insideH w:val="single" w:sz="8" w:space="0" w:color="000000"/>
+              <w:insideV w:val="single" w:sz="8" w:space="0" w:color="000000"/>
+            </w:tcBorders>
+            <w:tcMar>
+              <w:top w:w="100" w:type="dxa"/>
+              <w:start w:w="110" w:type="dxa"/>
+              <w:bottom w:w="100" w:type="dxa"/>
+              <w:end w:w="110" w:type="dxa"/>
+            </w:tcMar>
+            <w:vAlign w:val="center"/>
+          </w:tcPr>
+          <w:p>
+            <w:pPr>
+              <w:keepNext w:val="0"/>
+              <w:keepLines/>
+              <w:spacing w:before="0" w:after="0" w:line="324" w:lineRule="auto"/>
+              <w:jc w:val="left"/>
+            </w:pPr>
+            <w:r/>
+            <w:r>
+              <w:rPr>
+                <w:rFonts w:ascii="휴먼명조" w:hAnsi="휴먼명조" w:eastAsia="휴먼명조" w:cs="휴먼명조"/>
+                <w:b/>
+                <w:i w:val="0"/>
+                <w:color w:val="000000"/>
+                <w:sz w:val="16"/>
+              </w:rPr>
+              <w:t>가격 가설</w:t>
+            </w:r>
+          </w:p>
+        </w:tc>
+        <w:tc>
+          <w:tcPr>
+            <w:tcW w:type="dxa" w:w="4570"/>
+            <w:shd w:fill="FFFFFF" w:val="clear"/>
+            <w:tcBorders>
+              <w:top w:val="single" w:sz="8" w:space="0" w:color="000000"/>
+              <w:bottom w:val="single" w:sz="8" w:space="0" w:color="000000"/>
+              <w:start w:val="single" w:sz="8" w:space="0" w:color="000000"/>
+              <w:end w:val="single" w:sz="8" w:space="0" w:color="000000"/>
+              <w:insideH w:val="single" w:sz="8" w:space="0" w:color="000000"/>
+              <w:insideV w:val="single" w:sz="8" w:space="0" w:color="000000"/>
+            </w:tcBorders>
+            <w:tcMar>
+              <w:top w:w="100" w:type="dxa"/>
+              <w:start w:w="110" w:type="dxa"/>
+              <w:bottom w:w="100" w:type="dxa"/>
+              <w:end w:w="110" w:type="dxa"/>
+            </w:tcMar>
+            <w:vAlign w:val="center"/>
+          </w:tcPr>
+          <w:p>
+            <w:pPr>
+              <w:keepNext w:val="0"/>
+              <w:keepLines/>
+              <w:spacing w:before="0" w:after="0" w:line="324" w:lineRule="auto"/>
+              <w:jc w:val="left"/>
+            </w:pPr>
+            <w:r/>
+            <w:r>
+              <w:rPr>
+                <w:rFonts w:ascii="휴먼명조" w:hAnsi="휴먼명조" w:eastAsia="휴먼명조" w:cs="휴먼명조"/>
+                <w:b w:val="0"/>
+                <w:i w:val="0"/>
+                <w:color w:val="000000"/>
+                <w:sz w:val="16"/>
+              </w:rPr>
+              <w:t>기관당 연 300만~1,200만원, 구축·연동 별도</w:t>
+            </w:r>
+          </w:p>
+        </w:tc>
+        <w:tc>
+          <w:tcPr>
+            <w:tcW w:type="dxa" w:w="3610"/>
+            <w:shd w:fill="FFFFFF" w:val="clear"/>
+            <w:tcBorders>
+              <w:top w:val="single" w:sz="8" w:space="0" w:color="000000"/>
+              <w:bottom w:val="single" w:sz="8" w:space="0" w:color="000000"/>
+              <w:start w:val="single" w:sz="8" w:space="0" w:color="000000"/>
+              <w:end w:val="single" w:sz="8" w:space="0" w:color="000000"/>
+              <w:insideH w:val="single" w:sz="8" w:space="0" w:color="000000"/>
+              <w:insideV w:val="single" w:sz="8" w:space="0" w:color="000000"/>
+            </w:tcBorders>
+            <w:tcMar>
+              <w:top w:w="100" w:type="dxa"/>
+              <w:start w:w="110" w:type="dxa"/>
+              <w:bottom w:w="100" w:type="dxa"/>
+              <w:end w:w="110" w:type="dxa"/>
+            </w:tcMar>
+            <w:vAlign w:val="center"/>
+          </w:tcPr>
+          <w:p>
+            <w:pPr>
+              <w:keepNext w:val="0"/>
+              <w:keepLines/>
+              <w:spacing w:before="0" w:after="0" w:line="324" w:lineRule="auto"/>
+              <w:jc w:val="left"/>
+            </w:pPr>
+            <w:r/>
+            <w:r>
+              <w:rPr>
+                <w:rFonts w:ascii="휴먼명조" w:hAnsi="휴먼명조" w:eastAsia="휴먼명조" w:cs="휴먼명조"/>
+                <w:b w:val="0"/>
+                <w:i w:val="0"/>
+                <w:color w:val="000000"/>
+                <w:sz w:val="16"/>
+              </w:rPr>
+              <w:t>예산 보유 여부·지불의향·필수 기능 확인</w:t>
+            </w:r>
+          </w:p>
+        </w:tc>
+      </w:tr>
+      <w:tr>
+        <w:trPr>
+          <w:cantSplit/>
+        </w:trPr>
+        <w:tc>
+          <w:tcPr>
+            <w:tcW w:type="dxa" w:w="1900"/>
+            <w:shd w:fill="FFFFFF" w:val="clear"/>
+            <w:tcBorders>
+              <w:top w:val="single" w:sz="8" w:space="0" w:color="000000"/>
+              <w:bottom w:val="single" w:sz="8" w:space="0" w:color="000000"/>
+              <w:start w:val="single" w:sz="8" w:space="0" w:color="000000"/>
+              <w:end w:val="single" w:sz="8" w:space="0" w:color="000000"/>
+              <w:insideH w:val="single" w:sz="8" w:space="0" w:color="000000"/>
+              <w:insideV w:val="single" w:sz="8" w:space="0" w:color="000000"/>
+            </w:tcBorders>
+            <w:tcMar>
+              <w:top w:w="100" w:type="dxa"/>
+              <w:start w:w="110" w:type="dxa"/>
+              <w:bottom w:w="100" w:type="dxa"/>
+              <w:end w:w="110" w:type="dxa"/>
+            </w:tcMar>
+            <w:vAlign w:val="center"/>
+          </w:tcPr>
+          <w:p>
+            <w:pPr>
+              <w:keepNext w:val="0"/>
+              <w:keepLines/>
+              <w:spacing w:before="0" w:after="0" w:line="324" w:lineRule="auto"/>
+              <w:jc w:val="left"/>
+            </w:pPr>
+            <w:r/>
+            <w:r>
+              <w:rPr>
+                <w:rFonts w:ascii="휴먼명조" w:hAnsi="휴먼명조" w:eastAsia="휴먼명조" w:cs="휴먼명조"/>
+                <w:b/>
+                <w:i w:val="0"/>
+                <w:color w:val="000000"/>
+                <w:sz w:val="16"/>
+              </w:rPr>
+              <w:t>현장 실증</w:t>
+            </w:r>
+          </w:p>
+        </w:tc>
+        <w:tc>
+          <w:tcPr>
+            <w:tcW w:type="dxa" w:w="4570"/>
+            <w:shd w:fill="FFFFFF" w:val="clear"/>
+            <w:tcBorders>
+              <w:top w:val="single" w:sz="8" w:space="0" w:color="000000"/>
+              <w:bottom w:val="single" w:sz="8" w:space="0" w:color="000000"/>
+              <w:start w:val="single" w:sz="8" w:space="0" w:color="000000"/>
+              <w:end w:val="single" w:sz="8" w:space="0" w:color="000000"/>
+              <w:insideH w:val="single" w:sz="8" w:space="0" w:color="000000"/>
+              <w:insideV w:val="single" w:sz="8" w:space="0" w:color="000000"/>
+            </w:tcBorders>
+            <w:tcMar>
+              <w:top w:w="100" w:type="dxa"/>
+              <w:start w:w="110" w:type="dxa"/>
+              <w:bottom w:w="100" w:type="dxa"/>
+              <w:end w:w="110" w:type="dxa"/>
+            </w:tcMar>
+            <w:vAlign w:val="center"/>
+          </w:tcPr>
+          <w:p>
+            <w:pPr>
+              <w:keepNext w:val="0"/>
+              <w:keepLines/>
+              <w:spacing w:before="0" w:after="0" w:line="324" w:lineRule="auto"/>
+              <w:jc w:val="left"/>
+            </w:pPr>
+            <w:r/>
+            <w:r>
+              <w:rPr>
+                <w:rFonts w:ascii="휴먼명조" w:hAnsi="휴먼명조" w:eastAsia="휴먼명조" w:cs="휴먼명조"/>
+                <w:b w:val="0"/>
+                <w:i w:val="0"/>
+                <w:color w:val="000000"/>
+                <w:sz w:val="16"/>
+              </w:rPr>
+              <w:t>2027년 2월까지 2개 기관·30명 이상</w:t>
+            </w:r>
+          </w:p>
+        </w:tc>
+        <w:tc>
+          <w:tcPr>
+            <w:tcW w:type="dxa" w:w="3610"/>
+            <w:shd w:fill="FFFFFF" w:val="clear"/>
+            <w:tcBorders>
+              <w:top w:val="single" w:sz="8" w:space="0" w:color="000000"/>
+              <w:bottom w:val="single" w:sz="8" w:space="0" w:color="000000"/>
+              <w:start w:val="single" w:sz="8" w:space="0" w:color="000000"/>
+              <w:end w:val="single" w:sz="8" w:space="0" w:color="000000"/>
+              <w:insideH w:val="single" w:sz="8" w:space="0" w:color="000000"/>
+              <w:insideV w:val="single" w:sz="8" w:space="0" w:color="000000"/>
+            </w:tcBorders>
+            <w:tcMar>
+              <w:top w:w="100" w:type="dxa"/>
+              <w:start w:w="110" w:type="dxa"/>
+              <w:bottom w:w="100" w:type="dxa"/>
+              <w:end w:w="110" w:type="dxa"/>
+            </w:tcMar>
+            <w:vAlign w:val="center"/>
+          </w:tcPr>
+          <w:p>
+            <w:pPr>
+              <w:keepNext w:val="0"/>
+              <w:keepLines/>
+              <w:spacing w:before="0" w:after="0" w:line="324" w:lineRule="auto"/>
+              <w:jc w:val="left"/>
+            </w:pPr>
+            <w:r/>
+            <w:r>
+              <w:rPr>
+                <w:rFonts w:ascii="휴먼명조" w:hAnsi="휴먼명조" w:eastAsia="휴먼명조" w:cs="휴먼명조"/>
+                <w:b w:val="0"/>
+                <w:i w:val="0"/>
+                <w:color w:val="000000"/>
+                <w:sz w:val="16"/>
+              </w:rPr>
+              <w:t>과업 성공률·누락률·상담시간 전후 비교</w:t>
+            </w:r>
+          </w:p>
+        </w:tc>
+      </w:tr>
+      <w:tr>
+        <w:trPr>
+          <w:cantSplit/>
+        </w:trPr>
+        <w:tc>
+          <w:tcPr>
+            <w:tcW w:type="dxa" w:w="1900"/>
+            <w:shd w:fill="FFFFFF" w:val="clear"/>
+            <w:tcBorders>
+              <w:top w:val="single" w:sz="8" w:space="0" w:color="000000"/>
+              <w:bottom w:val="single" w:sz="8" w:space="0" w:color="000000"/>
+              <w:start w:val="single" w:sz="8" w:space="0" w:color="000000"/>
+              <w:end w:val="single" w:sz="8" w:space="0" w:color="000000"/>
+              <w:insideH w:val="single" w:sz="8" w:space="0" w:color="000000"/>
+              <w:insideV w:val="single" w:sz="8" w:space="0" w:color="000000"/>
+            </w:tcBorders>
+            <w:tcMar>
+              <w:top w:w="100" w:type="dxa"/>
+              <w:start w:w="110" w:type="dxa"/>
+              <w:bottom w:w="100" w:type="dxa"/>
+              <w:end w:w="110" w:type="dxa"/>
+            </w:tcMar>
+            <w:vAlign w:val="center"/>
+          </w:tcPr>
+          <w:p>
+            <w:pPr>
+              <w:keepNext w:val="0"/>
+              <w:keepLines/>
+              <w:spacing w:before="0" w:after="0" w:line="324" w:lineRule="auto"/>
+              <w:jc w:val="left"/>
+            </w:pPr>
+            <w:r/>
+            <w:r>
+              <w:rPr>
+                <w:rFonts w:ascii="휴먼명조" w:hAnsi="휴먼명조" w:eastAsia="휴먼명조" w:cs="휴먼명조"/>
+                <w:b/>
+                <w:i w:val="0"/>
+                <w:color w:val="000000"/>
+                <w:sz w:val="16"/>
+              </w:rPr>
+              <w:t>사업화 증거</w:t>
+            </w:r>
+          </w:p>
+        </w:tc>
+        <w:tc>
+          <w:tcPr>
+            <w:tcW w:type="dxa" w:w="4570"/>
+            <w:shd w:fill="FFFFFF" w:val="clear"/>
+            <w:tcBorders>
+              <w:top w:val="single" w:sz="8" w:space="0" w:color="000000"/>
+              <w:bottom w:val="single" w:sz="8" w:space="0" w:color="000000"/>
+              <w:start w:val="single" w:sz="8" w:space="0" w:color="000000"/>
+              <w:end w:val="single" w:sz="8" w:space="0" w:color="000000"/>
+              <w:insideH w:val="single" w:sz="8" w:space="0" w:color="000000"/>
+              <w:insideV w:val="single" w:sz="8" w:space="0" w:color="000000"/>
+            </w:tcBorders>
+            <w:tcMar>
+              <w:top w:w="100" w:type="dxa"/>
+              <w:start w:w="110" w:type="dxa"/>
+              <w:bottom w:w="100" w:type="dxa"/>
+              <w:end w:w="110" w:type="dxa"/>
+            </w:tcMar>
+            <w:vAlign w:val="center"/>
+          </w:tcPr>
+          <w:p>
+            <w:pPr>
+              <w:keepNext w:val="0"/>
+              <w:keepLines/>
+              <w:spacing w:before="0" w:after="0" w:line="324" w:lineRule="auto"/>
+              <w:jc w:val="left"/>
+            </w:pPr>
+            <w:r/>
+            <w:r>
+              <w:rPr>
+                <w:rFonts w:ascii="휴먼명조" w:hAnsi="휴먼명조" w:eastAsia="휴먼명조" w:cs="휴먼명조"/>
+                <w:b w:val="0"/>
+                <w:i w:val="0"/>
+                <w:color w:val="000000"/>
+                <w:sz w:val="16"/>
+              </w:rPr>
+              <w:t>2027년 상반기 유료 실증 1건 또는 도입의향·협약 3곳</w:t>
+            </w:r>
+          </w:p>
+        </w:tc>
+        <w:tc>
+          <w:tcPr>
+            <w:tcW w:type="dxa" w:w="3610"/>
+            <w:shd w:fill="FFFFFF" w:val="clear"/>
+            <w:tcBorders>
+              <w:top w:val="single" w:sz="8" w:space="0" w:color="000000"/>
+              <w:bottom w:val="single" w:sz="8" w:space="0" w:color="000000"/>
+              <w:start w:val="single" w:sz="8" w:space="0" w:color="000000"/>
+              <w:end w:val="single" w:sz="8" w:space="0" w:color="000000"/>
+              <w:insideH w:val="single" w:sz="8" w:space="0" w:color="000000"/>
+              <w:insideV w:val="single" w:sz="8" w:space="0" w:color="000000"/>
+            </w:tcBorders>
+            <w:tcMar>
+              <w:top w:w="100" w:type="dxa"/>
+              <w:start w:w="110" w:type="dxa"/>
+              <w:bottom w:w="100" w:type="dxa"/>
+              <w:end w:w="110" w:type="dxa"/>
+            </w:tcMar>
+            <w:vAlign w:val="center"/>
+          </w:tcPr>
+          <w:p>
+            <w:pPr>
+              <w:keepNext w:val="0"/>
+              <w:keepLines/>
+              <w:spacing w:before="0" w:after="0" w:line="324" w:lineRule="auto"/>
+              <w:jc w:val="left"/>
+            </w:pPr>
+            <w:r/>
+            <w:r>
+              <w:rPr>
+                <w:rFonts w:ascii="휴먼명조" w:hAnsi="휴먼명조" w:eastAsia="휴먼명조" w:cs="휴먼명조"/>
+                <w:b w:val="0"/>
+                <w:i w:val="0"/>
+                <w:color w:val="000000"/>
+                <w:sz w:val="16"/>
+              </w:rPr>
+              <w:t>계약·도입의향서·협약서로 확인</w:t>
+            </w:r>
+          </w:p>
+        </w:tc>
+      </w:tr>
+    </w:tbl>
+    <w:p>
+      <w:pPr>
+        <w:spacing w:after="0"/>
+      </w:pPr>
     </w:p>
     <w:tbl>
       <w:tblPr>
@@ -11679,7 +13196,7 @@
                 <w:color w:val="000000"/>
                 <w:sz w:val="20"/>
               </w:rPr>
-              <w:t xml:space="preserve">수익모델  </w:t>
+              <w:t xml:space="preserve">수익모델 검증 원칙  </w:t>
             </w:r>
             <w:r>
               <w:rPr>
@@ -11689,7 +13206,7 @@
                 <w:color w:val="000000"/>
                 <w:sz w:val="20"/>
               </w:rPr>
-              <w:t>기관 규모와 기능 범위에 따라 연간 사용료, 구축·연동비, 데이터 갱신·운영비를 조합한다. 구체 단가는 현장 인터뷰와 도입의향 조사 후 산정한다.</w:t>
+              <w:t>가격 구간과 기관 목표는 현재 매출·실적이 아닌 검증 가설이다. 현장 인터뷰와 실증에서 기능 범위·지불의향을 확인한 뒤 확정한다.</w:t>
             </w:r>
           </w:p>
         </w:tc>
@@ -13663,6 +15180,201 @@
         </w:r>
       </w:hyperlink>
     </w:p>
+    <w:p>
+      <w:pPr>
+        <w:keepNext w:val="0"/>
+        <w:keepLines/>
+        <w:spacing w:before="0" w:after="80" w:line="312" w:lineRule="auto"/>
+        <w:jc w:val="left"/>
+      </w:pPr>
+      <w:r>
+        <w:rPr>
+          <w:rFonts w:ascii="휴먼명조" w:hAnsi="휴먼명조" w:eastAsia="휴먼명조" w:cs="휴먼명조"/>
+          <w:b/>
+          <w:i w:val="0"/>
+          <w:color w:val="000000"/>
+          <w:sz w:val="18"/>
+        </w:rPr>
+        <w:t xml:space="preserve">[8] 법무부 출입국·외국인정책본부, </w:t>
+      </w:r>
+      <w:r>
+        <w:rPr>
+          <w:rFonts w:ascii="휴먼명조" w:hAnsi="휴먼명조" w:eastAsia="휴먼명조" w:cs="휴먼명조"/>
+          <w:b w:val="0"/>
+          <w:i w:val="0"/>
+          <w:color w:val="000000"/>
+          <w:sz w:val="18"/>
+        </w:rPr>
+        <w:t xml:space="preserve">「인재유치·지역발전·포용사회를 위한 2030 이민정책 미래전략」, 2026.03. </w:t>
+      </w:r>
+      <w:hyperlink r:id="rId19">
+        <w:r>
+          <w:rPr>
+            <w:rFonts w:ascii="휴먼명조" w:hAnsi="휴먼명조" w:eastAsia="휴먼명조" w:cs="휴먼명조"/>
+            <w:color w:val="000000"/>
+            <w:u w:val="single"/>
+            <w:sz w:val="18"/>
+          </w:rPr>
+          <w:t>원문 보기</w:t>
+        </w:r>
+      </w:hyperlink>
+    </w:p>
+    <w:p>
+      <w:pPr>
+        <w:keepNext w:val="0"/>
+        <w:keepLines/>
+        <w:spacing w:before="0" w:after="80" w:line="312" w:lineRule="auto"/>
+        <w:jc w:val="left"/>
+      </w:pPr>
+      <w:r>
+        <w:rPr>
+          <w:rFonts w:ascii="휴먼명조" w:hAnsi="휴먼명조" w:eastAsia="휴먼명조" w:cs="휴먼명조"/>
+          <w:b/>
+          <w:i w:val="0"/>
+          <w:color w:val="000000"/>
+          <w:sz w:val="18"/>
+        </w:rPr>
+        <w:t xml:space="preserve">[9] 충청북도, </w:t>
+      </w:r>
+      <w:r>
+        <w:rPr>
+          <w:rFonts w:ascii="휴먼명조" w:hAnsi="휴먼명조" w:eastAsia="휴먼명조" w:cs="휴먼명조"/>
+          <w:b w:val="0"/>
+          <w:i w:val="0"/>
+          <w:color w:val="000000"/>
+          <w:sz w:val="18"/>
+        </w:rPr>
+        <w:t xml:space="preserve">「충북형 K-유학생 2만 명 유치 목표 관련 보도자료」, 2026.04.29. </w:t>
+      </w:r>
+      <w:hyperlink r:id="rId20">
+        <w:r>
+          <w:rPr>
+            <w:rFonts w:ascii="휴먼명조" w:hAnsi="휴먼명조" w:eastAsia="휴먼명조" w:cs="휴먼명조"/>
+            <w:color w:val="000000"/>
+            <w:u w:val="single"/>
+            <w:sz w:val="18"/>
+          </w:rPr>
+          <w:t>원문 보기</w:t>
+        </w:r>
+      </w:hyperlink>
+    </w:p>
+    <w:p>
+      <w:pPr>
+        <w:keepNext w:val="0"/>
+        <w:keepLines/>
+        <w:spacing w:before="0" w:after="80" w:line="312" w:lineRule="auto"/>
+        <w:jc w:val="left"/>
+      </w:pPr>
+      <w:r>
+        <w:rPr>
+          <w:rFonts w:ascii="휴먼명조" w:hAnsi="휴먼명조" w:eastAsia="휴먼명조" w:cs="휴먼명조"/>
+          <w:b/>
+          <w:i w:val="0"/>
+          <w:color w:val="000000"/>
+          <w:sz w:val="18"/>
+        </w:rPr>
+        <w:t xml:space="preserve">[10] 충청북도, </w:t>
+      </w:r>
+      <w:r>
+        <w:rPr>
+          <w:rFonts w:ascii="휴먼명조" w:hAnsi="휴먼명조" w:eastAsia="휴먼명조" w:cs="휴먼명조"/>
+          <w:b w:val="0"/>
+          <w:i w:val="0"/>
+          <w:color w:val="000000"/>
+          <w:sz w:val="18"/>
+        </w:rPr>
+        <w:t xml:space="preserve">「Study in Chungbuk 외국인 유학생 플랫폼」, 2026년 확인. </w:t>
+      </w:r>
+      <w:hyperlink r:id="rId21">
+        <w:r>
+          <w:rPr>
+            <w:rFonts w:ascii="휴먼명조" w:hAnsi="휴먼명조" w:eastAsia="휴먼명조" w:cs="휴먼명조"/>
+            <w:color w:val="000000"/>
+            <w:u w:val="single"/>
+            <w:sz w:val="18"/>
+          </w:rPr>
+          <w:t>원문 보기</w:t>
+        </w:r>
+      </w:hyperlink>
+    </w:p>
+    <w:p>
+      <w:pPr>
+        <w:keepNext w:val="0"/>
+        <w:keepLines/>
+        <w:spacing w:before="0" w:after="80" w:line="312" w:lineRule="auto"/>
+        <w:jc w:val="left"/>
+      </w:pPr>
+      <w:r>
+        <w:rPr>
+          <w:rFonts w:ascii="휴먼명조" w:hAnsi="휴먼명조" w:eastAsia="휴먼명조" w:cs="휴먼명조"/>
+          <w:b/>
+          <w:i w:val="0"/>
+          <w:color w:val="000000"/>
+          <w:sz w:val="18"/>
+        </w:rPr>
+        <w:t xml:space="preserve">[11] 법무부 출입국·외국인정책본부, </w:t>
+      </w:r>
+      <w:r>
+        <w:rPr>
+          <w:rFonts w:ascii="휴먼명조" w:hAnsi="휴먼명조" w:eastAsia="휴먼명조" w:cs="휴먼명조"/>
+          <w:b w:val="0"/>
+          <w:i w:val="0"/>
+          <w:color w:val="000000"/>
+          <w:sz w:val="18"/>
+        </w:rPr>
+        <w:t xml:space="preserve">「외국인을 위한 전자정부 하이코리아」, 2026년 확인. </w:t>
+      </w:r>
+      <w:hyperlink r:id="rId22">
+        <w:r>
+          <w:rPr>
+            <w:rFonts w:ascii="휴먼명조" w:hAnsi="휴먼명조" w:eastAsia="휴먼명조" w:cs="휴먼명조"/>
+            <w:color w:val="000000"/>
+            <w:u w:val="single"/>
+            <w:sz w:val="18"/>
+          </w:rPr>
+          <w:t>원문 보기</w:t>
+        </w:r>
+      </w:hyperlink>
+    </w:p>
+    <w:p>
+      <w:pPr>
+        <w:keepNext w:val="0"/>
+        <w:keepLines/>
+        <w:spacing w:before="0" w:after="80" w:line="312" w:lineRule="auto"/>
+        <w:jc w:val="left"/>
+      </w:pPr>
+      <w:r>
+        <w:rPr>
+          <w:rFonts w:ascii="휴먼명조" w:hAnsi="휴먼명조" w:eastAsia="휴먼명조" w:cs="휴먼명조"/>
+          <w:b/>
+          <w:i w:val="0"/>
+          <w:color w:val="000000"/>
+          <w:sz w:val="18"/>
+        </w:rPr>
+        <w:t xml:space="preserve">[12] 정부24, </w:t>
+      </w:r>
+      <w:r>
+        <w:rPr>
+          <w:rFonts w:ascii="휴먼명조" w:hAnsi="휴먼명조" w:eastAsia="휴먼명조" w:cs="휴먼명조"/>
+          <w:b w:val="0"/>
+          <w:i w:val="0"/>
+          <w:color w:val="000000"/>
+          <w:sz w:val="18"/>
+        </w:rPr>
+        <w:t xml:space="preserve">「외국인 체류지 변경 신고 민원 안내」, 2026년 확인. </w:t>
+      </w:r>
+      <w:hyperlink r:id="rId23">
+        <w:r>
+          <w:rPr>
+            <w:rFonts w:ascii="휴먼명조" w:hAnsi="휴먼명조" w:eastAsia="휴먼명조" w:cs="휴먼명조"/>
+            <w:color w:val="000000"/>
+            <w:u w:val="single"/>
+            <w:sz w:val="18"/>
+          </w:rPr>
+          <w:t>원문 보기</w:t>
+        </w:r>
+      </w:hyperlink>
+    </w:p>
     <w:tbl>
       <w:tblPr>
         <w:tblW w:type="dxa" w:w="10080"/>

--- a/docs/business-plan/2026_ICT융합공모전_비자부기_사업계획서_최종안.docx
+++ b/docs/business-plan/2026_ICT융합공모전_비자부기_사업계획서_최종안.docx
@@ -494,7 +494,7 @@
                 <w:color w:val="000000"/>
                 <w:sz w:val="18"/>
               </w:rPr>
-              <w:t>충북에 거주하거나 정착을 준비하는 외국인 주민이 복잡한 비자 공고를 직접 해석하지 않아도, 자신의 요건·서류·일정·지원기관을 한 흐름에서 확인하는 모바일 우선 디지털 비자 동행 서비스이다.</w:t>
+              <w:t>충북 외국인 주민의 다국어 질문, OCR 신청서 상태, 공식 공고 일정을 분석하여 비자정보·보완서류·행정일정·전문기관 중 적절한 다음 행동으로 연결하는 모바일 우선 AI 비자 동행 서비스이다.</w:t>
             </w:r>
           </w:p>
         </w:tc>
@@ -579,7 +579,7 @@
                 <w:color w:val="000000"/>
                 <w:sz w:val="18"/>
               </w:rPr>
-              <w:t>개인에게 핵심 기능을 무료로 제공하고, 대학·기업·지자체·외국인지원기관에 담당자용 안내·검수·집계 기능을 제공하는 B2C 기반 B2G/B2B 확장 모델이다.</w:t>
+              <w:t>개인에게 핵심 기능을 무료로 제공하고, 대학·기업·지자체·외국인지원기관의 사용료로 AI 처리비와 행정데이터 갱신비를 충당하는 B2C 기반 B2G/B2B 모델이다. OCR 분석비는 현재 시험 가정에서 문서 1건당 약 0.009달러로 추산되어, 낮은 처리비로 외국인 주민의 비자 준비와 지역 정착을 지원할 수 있다. [13]</w:t>
             </w:r>
           </w:p>
         </w:tc>
@@ -664,7 +664,7 @@
                 <w:color w:val="000000"/>
                 <w:sz w:val="18"/>
               </w:rPr>
-              <w:t>자격과 점수는 검수된 구조화 데이터와 결정론적 규칙으로 계산한다. 생성형 AI는 쉬운 설명·다국어 안내·근거 검색을 보조하고, 최종 행정판정을 대신하지 않는다.</w:t>
+              <w:t>AI 챗봇이 질문의 의도·비자·지역·위험 신호를 파악하고, OCR이 서류의 누락·확인 항목을 구조화하며, 공고 스케줄러가 검증된 기한을 캘린더 행동으로 변환한다.</w:t>
             </w:r>
           </w:p>
         </w:tc>
@@ -749,7 +749,7 @@
                 <w:color w:val="000000"/>
                 <w:sz w:val="18"/>
               </w:rPr>
-              <w:t>개인화 온보딩, 요건·점수 확인, 단계별 서류 체크, 확정 일정 관리, 기관 지도, OCR 서류 사전 점검, 위험상황 전문기관 연결을 제공한다.</w:t>
+              <w:t>근거형 다국어 AI 챗봇, 위험상황 선제 라우팅, OCR 서류 사전 점검, 공고 일정 자동 연결, 요건·점수 계산, 서류 체크리스트와 기관 안내를 제공한다.</w:t>
             </w:r>
           </w:p>
         </w:tc>
@@ -939,7 +939,7 @@
           <w:color w:val="000000"/>
           <w:sz w:val="22"/>
         </w:rPr>
-        <w:t>외국인 주민의 비자 신청과 체류자격 변경은 한 번의 검색으로 끝나지 않는다. 신청자는 공고문·붙임서식·심사표·지자체 안내·출입국 절차를 대조해 신청 가능 여부, 필수조건과 대체조건, 점수와 최소점수, 단계별 제출서류, 공고 변경사항을 스스로 판단해야 한다.</w:t>
+        <w:t>외국인 주민의 비자 준비에는 세 가지 정보격차가 있다. 자신의 상황을 어떤 비자 요건과 연결해야 하는지 모르는 질문 격차, 신청서의 작성자와 보완항목을 구분하기 어려운 서류 격차, 공고의 접수기간과 개인별 행정기한을 추적하기 어려운 시간 격차다.</w:t>
       </w:r>
     </w:p>
     <w:p>
@@ -957,7 +957,7 @@
           <w:color w:val="000000"/>
           <w:sz w:val="22"/>
         </w:rPr>
-        <w:t>정보는 PDF·HWPX·HWP의 본문, 표, 각주와 붙임서식에 분산되어 있다. 잘못된 안내는 단순 불편을 넘어 신청 지연, 서류 재발급, 체류상 불이익으로 이어질 수 있으므로 편리함과 함께 근거성·현행성·불확실성 표시·개인정보 보호가 필요하다.</w:t>
+        <w:t>정보는 PDF·HWPX·HWP의 본문·표·각주·붙임서식에 분산되어 있다. 질문에 답을 얻어도 서류 누락이나 마감일을 놓치면 신청을 진행할 수 없다. 비자부기는 AI 챗봇·OCR·공고 스케줄링을 연결해 질문을 실제 행정 행동으로 변환한다.</w:t>
       </w:r>
     </w:p>
     <w:tbl>
@@ -1470,7 +1470,7 @@
           <w:color w:val="000000"/>
           <w:sz w:val="22"/>
         </w:rPr>
-        <w:t>팀은 화면부터 만들지 않고 실제 공고문이 서비스에서 안전하게 계산될 수 있는지를 먼저 검증했다. 비자 유형별 공식 문서에서 원문을 추출하고 자격요건·점수표·절차·서류·쿼터·변경이력으로 나눈 뒤, 사람이 원문과 대조한 데이터만 공통 데이터 구조로 이관했다.</w:t>
+        <w:t>팀은 화면부터 만들지 않고 구축 대상 공식 원천문서 24건 전체를 먼저 파싱했다. PDF·HWPX·HWP의 본문·표·각주·붙임서식을 추출한 뒤, 원문 계층→근거 계층→규칙 계층→서비스 계층의 4단계 데이터 구조를 구성했다. 사람이 원문과 대조한 자격요건·점수표·절차·서류·쿼터·변경이력만 13개 관계형 테이블로 이관하고, 684개 원천→서비스 근거 매핑으로 추적 가능하게 연결했다.</w:t>
       </w:r>
     </w:p>
     <w:p>
@@ -2401,7 +2401,7 @@
           <w:color w:val="000000"/>
           <w:sz w:val="22"/>
         </w:rPr>
-        <w:t>비자부기의 목표는 공고문을 요약하는 데 그치지 않고, 외국인 주민이 근거 있는 정보로 다음 행동을 결정하고 끝까지 추적하도록 돕는 것이다.</w:t>
+        <w:t>중복성 측면에서도 기존 공식 서비스의 민원 접수·정보 제공을 복제하지 않는다. 비자부기는 신청 전 준비·추적, OCR 서류 점검, 공고 일정 연결, 위험상황 라우팅이라는 빈칸을 보완한다.</w:t>
       </w:r>
     </w:p>
     <w:p>
@@ -2504,7 +2504,7 @@
           <w:color w:val="000000"/>
           <w:sz w:val="22"/>
         </w:rPr>
-        <w:t>대표 시나리오는 충북 소재 기업에 취업한 외국인 유학생이 F-2-R 전환을 검토하거나, E-9 근로자가 E-7-4R 전환을 준비하는 과정이다. 사용자는 언어·국적·생활지역·관심 체류자격을 선택하고, 비자부기는 자격 확인→서류 준비→일정 관리→기관 연결을 한 흐름으로 제공한다.</w:t>
+        <w:t>대표 시나리오는 충북 소재 기업에 취업한 외국인 유학생이 F-2-R 전환을 검토하거나, E-9 근로자가 E-7-4R 전환을 준비하는 과정이다. 비자부기는 질문 이해→서류 점검→공고 일정 연결→위험상황 기관 연결을 하나의 AI 사용자 여정으로 제공한다.</w:t>
       </w:r>
     </w:p>
     <w:p>
@@ -2583,7 +2583,7 @@
                 <w:color w:val="FFFFFF"/>
                 <w:sz w:val="18"/>
               </w:rPr>
-              <w:t>1. 사용자 확인</w:t>
+              <w:t>1. 상황 입력</w:t>
             </w:r>
           </w:p>
         </w:tc>
@@ -2664,7 +2664,7 @@
                 <w:color w:val="FFFFFF"/>
                 <w:sz w:val="18"/>
               </w:rPr>
-              <w:t>2. 상황 입력</w:t>
+              <w:t>2. AI 스크리닝</w:t>
             </w:r>
           </w:p>
         </w:tc>
@@ -2745,7 +2745,7 @@
                 <w:color w:val="FFFFFF"/>
                 <w:sz w:val="18"/>
               </w:rPr>
-              <w:t>3. 규칙 처리</w:t>
+              <w:t>3. 경로 선택</w:t>
             </w:r>
           </w:p>
         </w:tc>
@@ -2826,7 +2826,7 @@
                 <w:color w:val="FFFFFF"/>
                 <w:sz w:val="18"/>
               </w:rPr>
-              <w:t>4. 행동 안내</w:t>
+              <w:t>4. 근거 검증</w:t>
             </w:r>
           </w:p>
         </w:tc>
@@ -2907,7 +2907,7 @@
                 <w:color w:val="FFFFFF"/>
                 <w:sz w:val="18"/>
               </w:rPr>
-              <w:t>5. 기관 연결</w:t>
+              <w:t>5. 행동 연결</w:t>
             </w:r>
           </w:p>
         </w:tc>
@@ -2952,7 +2952,7 @@
                 <w:color w:val="000000"/>
                 <w:sz w:val="17"/>
               </w:rPr>
-              <w:t>언어·국적·지역</w:t>
+              <w:t>다국어 질문</w:t>
             </w:r>
             <w:r>
               <w:br/>
@@ -2965,7 +2965,7 @@
                 <w:color w:val="000000"/>
                 <w:sz w:val="17"/>
               </w:rPr>
-              <w:t>관심 체류자격</w:t>
+              <w:t>OCR·공식 공고</w:t>
             </w:r>
           </w:p>
         </w:tc>
@@ -3012,7 +3012,7 @@
                 <w:color w:val="000000"/>
                 <w:sz w:val="17"/>
               </w:rPr>
-              <w:t>대화형 질문</w:t>
+              <w:t>위험·비자·지역</w:t>
             </w:r>
             <w:r>
               <w:br/>
@@ -3025,7 +3025,7 @@
                 <w:color w:val="000000"/>
                 <w:sz w:val="17"/>
               </w:rPr>
-              <w:t>공문서·일정</w:t>
+              <w:t>현재 단계 분류</w:t>
             </w:r>
           </w:p>
         </w:tc>
@@ -3072,7 +3072,7 @@
                 <w:color w:val="000000"/>
                 <w:sz w:val="17"/>
               </w:rPr>
-              <w:t>AND/OR 계산</w:t>
+              <w:t>비자·서류·일정</w:t>
             </w:r>
             <w:r>
               <w:br/>
@@ -3085,7 +3085,7 @@
                 <w:color w:val="000000"/>
                 <w:sz w:val="17"/>
               </w:rPr>
-              <w:t>검토 필요 분리</w:t>
+              <w:t>위험기관 라우팅</w:t>
             </w:r>
           </w:p>
         </w:tc>
@@ -3132,7 +3132,7 @@
                 <w:color w:val="000000"/>
                 <w:sz w:val="17"/>
               </w:rPr>
-              <w:t>서류·다음 할 일</w:t>
+              <w:t>출처·적용기간</w:t>
             </w:r>
             <w:r>
               <w:br/>
@@ -3145,7 +3145,7 @@
                 <w:color w:val="000000"/>
                 <w:sz w:val="17"/>
               </w:rPr>
-              <w:t>확정 일정 관리</w:t>
+              <w:t>연락처·날짜 확인</w:t>
             </w:r>
           </w:p>
         </w:tc>
@@ -3192,7 +3192,7 @@
                 <w:color w:val="000000"/>
                 <w:sz w:val="17"/>
               </w:rPr>
-              <w:t>전화·길찾기</w:t>
+              <w:t>체크리스트·캘린더</w:t>
             </w:r>
             <w:r>
               <w:br/>
@@ -3205,7 +3205,7 @@
                 <w:color w:val="000000"/>
                 <w:sz w:val="17"/>
               </w:rPr>
-              <w:t>공식 문의 경로</w:t>
+              <w:t>기관 연락처</w:t>
             </w:r>
           </w:p>
         </w:tc>
@@ -3226,7 +3226,7 @@
           <w:color w:val="000000"/>
           <w:sz w:val="18"/>
         </w:rPr>
-        <w:t>공식 근거·적용기간·검증일을 표시하고 사용자가 동의한 정보만 저장</w:t>
+        <w:t>AI는 경로를 선택하고 자격·연락처·행정일정은 검수된 데이터와 코드가 통제</w:t>
       </w:r>
     </w:p>
     <w:p>
@@ -3366,7 +3366,7 @@
                 <w:b/>
                 <w:i w:val="0"/>
                 <w:color w:val="FFFFFF"/>
-                <w:sz w:val="18"/>
+                <w:sz w:val="17"/>
               </w:rPr>
               <w:t>기능</w:t>
             </w:r>
@@ -3406,7 +3406,7 @@
                 <w:b/>
                 <w:i w:val="0"/>
                 <w:color w:val="FFFFFF"/>
-                <w:sz w:val="18"/>
+                <w:sz w:val="17"/>
               </w:rPr>
               <w:t>사용자에게 제공하는 결과</w:t>
             </w:r>
@@ -3446,7 +3446,7 @@
                 <w:b/>
                 <w:i w:val="0"/>
                 <w:color w:val="FFFFFF"/>
-                <w:sz w:val="18"/>
+                <w:sz w:val="17"/>
               </w:rPr>
               <w:t>판정·저장 원칙</w:t>
             </w:r>
@@ -3491,9 +3491,9 @@
                 <w:b/>
                 <w:i w:val="0"/>
                 <w:color w:val="000000"/>
-                <w:sz w:val="18"/>
+                <w:sz w:val="17"/>
               </w:rPr>
-              <w:t>개인화 온보딩</w:t>
+              <w:t>AI 챗봇</w:t>
             </w:r>
           </w:p>
         </w:tc>
@@ -3531,9 +3531,9 @@
                 <w:b w:val="0"/>
                 <w:i w:val="0"/>
                 <w:color w:val="000000"/>
-                <w:sz w:val="18"/>
+                <w:sz w:val="17"/>
               </w:rPr>
-              <w:t>약 1분 안에 언어·국적·지역·관심 비자를 선택</w:t>
+              <w:t>의도·비자·지역·위험 신호를 파악해 필요한 경로로 연결</w:t>
             </w:r>
           </w:p>
         </w:tc>
@@ -3571,9 +3571,9 @@
                 <w:b w:val="0"/>
                 <w:i w:val="0"/>
                 <w:color w:val="000000"/>
-                <w:sz w:val="18"/>
+                <w:sz w:val="17"/>
               </w:rPr>
-              <w:t>로그인 전에는 세션에만 보관</w:t>
+              <w:t>제한형 데이터 조회만 허용</w:t>
             </w:r>
           </w:p>
         </w:tc>
@@ -3616,9 +3616,9 @@
                 <w:b/>
                 <w:i w:val="0"/>
                 <w:color w:val="000000"/>
-                <w:sz w:val="18"/>
+                <w:sz w:val="17"/>
               </w:rPr>
-              <w:t>요건·점수 확인</w:t>
+              <w:t>위험 라우팅</w:t>
             </w:r>
           </w:p>
         </w:tc>
@@ -3656,9 +3656,9 @@
                 <w:b w:val="0"/>
                 <w:i w:val="0"/>
                 <w:color w:val="000000"/>
-                <w:sz w:val="18"/>
+                <w:sz w:val="17"/>
               </w:rPr>
-              <w:t>필수조건·대체조건·점수·부족 항목을 구분</w:t>
+              <w:t>임금체불·산재·폭행·불법취업 등 전문기관 우선 안내</w:t>
             </w:r>
           </w:p>
         </w:tc>
@@ -3696,9 +3696,9 @@
                 <w:b w:val="0"/>
                 <w:i w:val="0"/>
                 <w:color w:val="000000"/>
-                <w:sz w:val="18"/>
+                <w:sz w:val="17"/>
               </w:rPr>
-              <w:t>검수된 규칙으로 계산</w:t>
+              <w:t>기관명·연락처를 원문 그대로 제공</w:t>
             </w:r>
           </w:p>
         </w:tc>
@@ -3741,9 +3741,9 @@
                 <w:b/>
                 <w:i w:val="0"/>
                 <w:color w:val="000000"/>
-                <w:sz w:val="18"/>
+                <w:sz w:val="17"/>
               </w:rPr>
-              <w:t>단계별 서류 체크</w:t>
+              <w:t>OCR 서류 점검</w:t>
             </w:r>
           </w:p>
         </w:tc>
@@ -3781,9 +3781,9 @@
                 <w:b w:val="0"/>
                 <w:i w:val="0"/>
                 <w:color w:val="000000"/>
-                <w:sz w:val="18"/>
+                <w:sz w:val="17"/>
               </w:rPr>
-              <w:t>작성자·제출자·제출처·첨부물까지 안내</w:t>
+              <w:t>완성·확인 필요·누락·수동 확인과 작성 주체를 구분</w:t>
             </w:r>
           </w:p>
         </w:tc>
@@ -3821,9 +3821,9 @@
                 <w:b w:val="0"/>
                 <w:i w:val="0"/>
                 <w:color w:val="000000"/>
-                <w:sz w:val="18"/>
+                <w:sz w:val="17"/>
               </w:rPr>
-              <w:t>신청자·고용주 서류를 분리</w:t>
+              <w:t>실제 개인정보 대신 필드 상태만 활용</w:t>
             </w:r>
           </w:p>
         </w:tc>
@@ -3866,9 +3866,9 @@
                 <w:b/>
                 <w:i w:val="0"/>
                 <w:color w:val="000000"/>
-                <w:sz w:val="18"/>
+                <w:sz w:val="17"/>
               </w:rPr>
-              <w:t>일정 캘린더</w:t>
+              <w:t>공고 스케줄링</w:t>
             </w:r>
           </w:p>
         </w:tc>
@@ -3906,9 +3906,9 @@
                 <w:b w:val="0"/>
                 <w:i w:val="0"/>
                 <w:color w:val="000000"/>
-                <w:sz w:val="18"/>
+                <w:sz w:val="17"/>
               </w:rPr>
-              <w:t>방문·제출·갱신 등 확정 일정을 관리</w:t>
+              <w:t>접수기간·절차·개인 기준일을 캘린더 행동으로 변환</w:t>
             </w:r>
           </w:p>
         </w:tc>
@@ -3946,9 +3946,9 @@
                 <w:b w:val="0"/>
                 <w:i w:val="0"/>
                 <w:color w:val="000000"/>
-                <w:sz w:val="18"/>
+                <w:sz w:val="17"/>
               </w:rPr>
-              <w:t>기준일 없는 상대일정은 추정 금지</w:t>
+              <w:t>근거 없는 날짜를 생성하지 않음</w:t>
             </w:r>
           </w:p>
         </w:tc>
@@ -3991,9 +3991,9 @@
                 <w:b/>
                 <w:i w:val="0"/>
                 <w:color w:val="000000"/>
-                <w:sz w:val="18"/>
+                <w:sz w:val="17"/>
               </w:rPr>
-              <w:t>기관 지도</w:t>
+              <w:t>요건·점수 계산</w:t>
             </w:r>
           </w:p>
         </w:tc>
@@ -4031,9 +4031,9 @@
                 <w:b w:val="0"/>
                 <w:i w:val="0"/>
                 <w:color w:val="000000"/>
-                <w:sz w:val="18"/>
+                <w:sz w:val="17"/>
               </w:rPr>
-              <w:t>지역·지원 분야별 기관, 전화·길찾기 연결</w:t>
+              <w:t>필수조건·대체조건·점수·부족 항목을 구분</w:t>
             </w:r>
           </w:p>
         </w:tc>
@@ -4071,9 +4071,9 @@
                 <w:b w:val="0"/>
                 <w:i w:val="0"/>
                 <w:color w:val="000000"/>
-                <w:sz w:val="18"/>
+                <w:sz w:val="17"/>
               </w:rPr>
-              <w:t>GPS 좌표는 저장하지 않음</w:t>
+              <w:t>검수된 AND/OR 규칙으로 계산</w:t>
             </w:r>
           </w:p>
         </w:tc>
@@ -4116,9 +4116,9 @@
                 <w:b/>
                 <w:i w:val="0"/>
                 <w:color w:val="000000"/>
-                <w:sz w:val="18"/>
+                <w:sz w:val="17"/>
               </w:rPr>
-              <w:t>OCR 사전 점검</w:t>
+              <w:t>서류·기관 연결</w:t>
             </w:r>
           </w:p>
         </w:tc>
@@ -4156,9 +4156,9 @@
                 <w:b w:val="0"/>
                 <w:i w:val="0"/>
                 <w:color w:val="000000"/>
-                <w:sz w:val="18"/>
+                <w:sz w:val="17"/>
               </w:rPr>
-              <w:t>완성·확인 필요·누락·수동 확인으로 구분</w:t>
+              <w:t>체크리스트와 충북 시군별 전화·길찾기 제공</w:t>
             </w:r>
           </w:p>
         </w:tc>
@@ -4196,134 +4196,9 @@
                 <w:b w:val="0"/>
                 <w:i w:val="0"/>
                 <w:color w:val="000000"/>
-                <w:sz w:val="18"/>
+                <w:sz w:val="17"/>
               </w:rPr>
-              <w:t>서명·동의·기관란은 자동 충족 금지</w:t>
-            </w:r>
-          </w:p>
-        </w:tc>
-      </w:tr>
-      <w:tr>
-        <w:trPr>
-          <w:cantSplit/>
-        </w:trPr>
-        <w:tc>
-          <w:tcPr>
-            <w:tcW w:type="dxa" w:w="2200"/>
-            <w:shd w:fill="FFFFFF" w:val="clear"/>
-            <w:tcBorders>
-              <w:top w:val="single" w:sz="8" w:space="0" w:color="000000"/>
-              <w:bottom w:val="single" w:sz="8" w:space="0" w:color="000000"/>
-              <w:start w:val="single" w:sz="8" w:space="0" w:color="000000"/>
-              <w:end w:val="single" w:sz="8" w:space="0" w:color="000000"/>
-              <w:insideH w:val="single" w:sz="8" w:space="0" w:color="000000"/>
-              <w:insideV w:val="single" w:sz="8" w:space="0" w:color="000000"/>
-            </w:tcBorders>
-            <w:tcMar>
-              <w:top w:w="100" w:type="dxa"/>
-              <w:start w:w="110" w:type="dxa"/>
-              <w:bottom w:w="100" w:type="dxa"/>
-              <w:end w:w="110" w:type="dxa"/>
-            </w:tcMar>
-            <w:vAlign w:val="center"/>
-          </w:tcPr>
-          <w:p>
-            <w:pPr>
-              <w:keepNext w:val="0"/>
-              <w:keepLines/>
-              <w:spacing w:before="0" w:after="0" w:line="324" w:lineRule="auto"/>
-              <w:jc w:val="left"/>
-            </w:pPr>
-            <w:r/>
-            <w:r>
-              <w:rPr>
-                <w:rFonts w:ascii="휴먼명조" w:hAnsi="휴먼명조" w:eastAsia="휴먼명조" w:cs="휴먼명조"/>
-                <w:b/>
-                <w:i w:val="0"/>
-                <w:color w:val="000000"/>
-                <w:sz w:val="18"/>
-              </w:rPr>
-              <w:t>위험상황 연결</w:t>
-            </w:r>
-          </w:p>
-        </w:tc>
-        <w:tc>
-          <w:tcPr>
-            <w:tcW w:type="dxa" w:w="4830"/>
-            <w:shd w:fill="FFFFFF" w:val="clear"/>
-            <w:tcBorders>
-              <w:top w:val="single" w:sz="8" w:space="0" w:color="000000"/>
-              <w:bottom w:val="single" w:sz="8" w:space="0" w:color="000000"/>
-              <w:start w:val="single" w:sz="8" w:space="0" w:color="000000"/>
-              <w:end w:val="single" w:sz="8" w:space="0" w:color="000000"/>
-              <w:insideH w:val="single" w:sz="8" w:space="0" w:color="000000"/>
-              <w:insideV w:val="single" w:sz="8" w:space="0" w:color="000000"/>
-            </w:tcBorders>
-            <w:tcMar>
-              <w:top w:w="100" w:type="dxa"/>
-              <w:start w:w="110" w:type="dxa"/>
-              <w:bottom w:w="100" w:type="dxa"/>
-              <w:end w:w="110" w:type="dxa"/>
-            </w:tcMar>
-            <w:vAlign w:val="center"/>
-          </w:tcPr>
-          <w:p>
-            <w:pPr>
-              <w:keepNext w:val="0"/>
-              <w:keepLines/>
-              <w:spacing w:before="0" w:after="0" w:line="324" w:lineRule="auto"/>
-              <w:jc w:val="left"/>
-            </w:pPr>
-            <w:r/>
-            <w:r>
-              <w:rPr>
-                <w:rFonts w:ascii="휴먼명조" w:hAnsi="휴먼명조" w:eastAsia="휴먼명조" w:cs="휴먼명조"/>
-                <w:b w:val="0"/>
-                <w:i w:val="0"/>
-                <w:color w:val="000000"/>
-                <w:sz w:val="18"/>
-              </w:rPr>
-              <w:t>임금체불·산재·폭행·불법취업 등 전문기관 안내</w:t>
-            </w:r>
-          </w:p>
-        </w:tc>
-        <w:tc>
-          <w:tcPr>
-            <w:tcW w:type="dxa" w:w="3050"/>
-            <w:shd w:fill="FFFFFF" w:val="clear"/>
-            <w:tcBorders>
-              <w:top w:val="single" w:sz="8" w:space="0" w:color="000000"/>
-              <w:bottom w:val="single" w:sz="8" w:space="0" w:color="000000"/>
-              <w:start w:val="single" w:sz="8" w:space="0" w:color="000000"/>
-              <w:end w:val="single" w:sz="8" w:space="0" w:color="000000"/>
-              <w:insideH w:val="single" w:sz="8" w:space="0" w:color="000000"/>
-              <w:insideV w:val="single" w:sz="8" w:space="0" w:color="000000"/>
-            </w:tcBorders>
-            <w:tcMar>
-              <w:top w:w="100" w:type="dxa"/>
-              <w:start w:w="110" w:type="dxa"/>
-              <w:bottom w:w="100" w:type="dxa"/>
-              <w:end w:w="110" w:type="dxa"/>
-            </w:tcMar>
-            <w:vAlign w:val="center"/>
-          </w:tcPr>
-          <w:p>
-            <w:pPr>
-              <w:keepNext w:val="0"/>
-              <w:keepLines/>
-              <w:spacing w:before="0" w:after="0" w:line="324" w:lineRule="auto"/>
-              <w:jc w:val="left"/>
-            </w:pPr>
-            <w:r/>
-            <w:r>
-              <w:rPr>
-                <w:rFonts w:ascii="휴먼명조" w:hAnsi="휴먼명조" w:eastAsia="휴먼명조" w:cs="휴먼명조"/>
-                <w:b w:val="0"/>
-                <w:i w:val="0"/>
-                <w:color w:val="000000"/>
-                <w:sz w:val="18"/>
-              </w:rPr>
-              <w:t>AI가 법률·행정 판단을 대신하지 않음</w:t>
+              <w:t>GPS 좌표·OCR 원본은 비저장</w:t>
             </w:r>
           </w:p>
         </w:tc>
@@ -4420,7 +4295,7 @@
                 <w:color w:val="000000"/>
                 <w:sz w:val="20"/>
               </w:rPr>
-              <w:t>비자부기는 ‘정답을 말하는 챗봇’이 아니라, 검증된 행정정보를 사용자의 다음 행동으로 바꾸는 비자·정착 동행 도구다.</w:t>
+              <w:t>질문을 알아듣고, 서류를 읽고, 행정기한을 놓치지 않도록 돕는 충북형 AI 비자 동행 서비스다.</w:t>
             </w:r>
           </w:p>
         </w:tc>
@@ -4441,7 +4316,7 @@
         <w:pStyle w:val="Heading2"/>
       </w:pPr>
       <w:r>
-        <w:t>3-3. 데이터 신뢰 구조와 판정 모델</w:t>
+        <w:t>3-3. AI 행정·안전 라우팅과 데이터 신뢰 구조</w:t>
       </w:r>
     </w:p>
     <w:p>
@@ -4459,7 +4334,7 @@
           <w:color w:val="000000"/>
           <w:sz w:val="22"/>
         </w:rPr>
-        <w:t>공식 문서를 자동 추출한 결과는 곧바로 서비스하지 않는다. 원문과 페이지를 보존하고, 항목 분리와 사람 검수를 거친 뒤 무결성 검증을 통과한 데이터만 서비스에 제공한다.</w:t>
+        <w:t>핵심 원칙은 ‘AI는 무엇을 물었는지 파악하고, 무엇을 답할지는 검수된 데이터가 결정한다’는 역할 분리다. 구축 대상 공식 원천문서 24건 전체를 파싱해 원문·근거·규칙·서비스의 4계층으로 구조화했으며, 모든 질문은 위험 신호·사용자 유형·지역·비자·언어로 분류된 뒤 제한형 조회와 결정론적 코드로 처리된다.</w:t>
       </w:r>
     </w:p>
     <w:p>
@@ -4475,7 +4350,7 @@
           <w:color w:val="000000"/>
           <w:sz w:val="18"/>
         </w:rPr>
-        <w:t>도식 3. 공식 문서를 서비스 정보로 전환하는 데이터 신뢰 구조</w:t>
+        <w:t>도식 3. 질문·OCR·공고를 행동으로 연결하는 AI 라우팅 구조</w:t>
       </w:r>
     </w:p>
     <w:tbl>
@@ -4573,7 +4448,7 @@
                 <w:color w:val="FFFFFF"/>
                 <w:sz w:val="17"/>
               </w:rPr>
-              <w:t>처리 대상</w:t>
+              <w:t>입력·처리</w:t>
             </w:r>
           </w:p>
         </w:tc>
@@ -4613,7 +4488,7 @@
                 <w:color w:val="FFFFFF"/>
                 <w:sz w:val="17"/>
               </w:rPr>
-              <w:t>검증 기준</w:t>
+              <w:t>AI 역할</w:t>
             </w:r>
           </w:p>
         </w:tc>
@@ -4653,7 +4528,7 @@
                 <w:color w:val="FFFFFF"/>
                 <w:sz w:val="17"/>
               </w:rPr>
-              <w:t>서비스 산출</w:t>
+              <w:t>결정론적 통제</w:t>
             </w:r>
           </w:p>
         </w:tc>
@@ -4698,7 +4573,7 @@
                 <w:color w:val="000000"/>
                 <w:sz w:val="17"/>
               </w:rPr>
-              <w:t>1. 수집</w:t>
+              <w:t>1. 입력</w:t>
             </w:r>
           </w:p>
         </w:tc>
@@ -4738,7 +4613,7 @@
                 <w:color w:val="000000"/>
                 <w:sz w:val="17"/>
               </w:rPr>
-              <w:t>공고·지침·서식</w:t>
+              <w:t>다국어 질문·OCR 상태·공고</w:t>
             </w:r>
           </w:p>
         </w:tc>
@@ -4778,7 +4653,7 @@
                 <w:color w:val="000000"/>
                 <w:sz w:val="17"/>
               </w:rPr>
-              <w:t>문서·페이지·적용기간 보존</w:t>
+              <w:t>질문의 맥락과 언어 이해</w:t>
             </w:r>
           </w:p>
         </w:tc>
@@ -4818,7 +4693,7 @@
                 <w:color w:val="000000"/>
                 <w:sz w:val="17"/>
               </w:rPr>
-              <w:t>원문 근거 묶음</w:t>
+              <w:t>입력 형식·길이·필드 검증</w:t>
             </w:r>
           </w:p>
         </w:tc>
@@ -4863,7 +4738,7 @@
                 <w:color w:val="000000"/>
                 <w:sz w:val="17"/>
               </w:rPr>
-              <w:t>2. 추출</w:t>
+              <w:t>2. 스크리닝</w:t>
             </w:r>
           </w:p>
         </w:tc>
@@ -4903,7 +4778,7 @@
                 <w:color w:val="000000"/>
                 <w:sz w:val="17"/>
               </w:rPr>
-              <w:t>본문·표·각주·붙임</w:t>
+              <w:t>위험·사용자·지역·비자</w:t>
             </w:r>
           </w:p>
         </w:tc>
@@ -4943,7 +4818,7 @@
                 <w:color w:val="000000"/>
                 <w:sz w:val="17"/>
               </w:rPr>
-              <w:t>원문 대조와 충돌·미확인 기록</w:t>
+              <w:t>완곡한 표현을 포함한 의도 분류</w:t>
             </w:r>
           </w:p>
         </w:tc>
@@ -4983,7 +4858,7 @@
                 <w:color w:val="000000"/>
                 <w:sz w:val="17"/>
               </w:rPr>
-              <w:t>검수 대기 데이터</w:t>
+              <w:t>고정된 유형과 스키마로 제한</w:t>
             </w:r>
           </w:p>
         </w:tc>
@@ -5028,7 +4903,7 @@
                 <w:color w:val="000000"/>
                 <w:sz w:val="17"/>
               </w:rPr>
-              <w:t>3. 구조화</w:t>
+              <w:t>3. 경로 선택</w:t>
             </w:r>
           </w:p>
         </w:tc>
@@ -5068,7 +4943,7 @@
                 <w:color w:val="000000"/>
                 <w:sz w:val="17"/>
               </w:rPr>
-              <w:t>조건·절차·서류·출처</w:t>
+              <w:t>위험·비자·서류·일정</w:t>
             </w:r>
           </w:p>
         </w:tc>
@@ -5108,7 +4983,7 @@
                 <w:color w:val="000000"/>
                 <w:sz w:val="17"/>
               </w:rPr>
-              <w:t>관계·기간·무결성 검증</w:t>
+              <w:t>필요한 정보 경로 선택</w:t>
             </w:r>
           </w:p>
         </w:tc>
@@ -5148,7 +5023,7 @@
                 <w:color w:val="000000"/>
                 <w:sz w:val="17"/>
               </w:rPr>
-              <w:t>13개 관계형 테이블</w:t>
+              <w:t>검수 테이블과 제한형 조회 실행</w:t>
             </w:r>
           </w:p>
         </w:tc>
@@ -5193,7 +5068,7 @@
                 <w:color w:val="000000"/>
                 <w:sz w:val="17"/>
               </w:rPr>
-              <w:t>4. 제공</w:t>
+              <w:t>4. 행동 출력</w:t>
             </w:r>
           </w:p>
         </w:tc>
@@ -5233,7 +5108,7 @@
                 <w:color w:val="000000"/>
                 <w:sz w:val="17"/>
               </w:rPr>
-              <w:t>규칙·OCR·다국어·기관</w:t>
+              <w:t>설명·체크리스트·캘린더·기관</w:t>
             </w:r>
           </w:p>
         </w:tc>
@@ -5273,7 +5148,7 @@
                 <w:color w:val="000000"/>
                 <w:sz w:val="17"/>
               </w:rPr>
-              <w:t>승인된 데이터만 소비</w:t>
+              <w:t>쉬운 다국어 설명</w:t>
             </w:r>
           </w:p>
         </w:tc>
@@ -5313,7 +5188,7 @@
                 <w:color w:val="000000"/>
                 <w:sz w:val="17"/>
               </w:rPr>
-              <w:t>요건 결과와 다음 행동</w:t>
+              <w:t>출처·적용기간·연락처·날짜 검증</w:t>
             </w:r>
           </w:p>
         </w:tc>
@@ -5376,9 +5251,9 @@
                 <w:b/>
                 <w:i w:val="0"/>
                 <w:color w:val="FFFFFF"/>
-                <w:sz w:val="18"/>
+                <w:sz w:val="17"/>
               </w:rPr>
-              <w:t>판정 유형</w:t>
+              <w:t>기능</w:t>
             </w:r>
           </w:p>
         </w:tc>
@@ -5416,9 +5291,9 @@
                 <w:b/>
                 <w:i w:val="0"/>
                 <w:color w:val="FFFFFF"/>
-                <w:sz w:val="18"/>
+                <w:sz w:val="17"/>
               </w:rPr>
-              <w:t>대상</w:t>
+              <w:t>AI가 담당하는 일</w:t>
             </w:r>
           </w:p>
         </w:tc>
@@ -5456,9 +5331,9 @@
                 <w:b/>
                 <w:i w:val="0"/>
                 <w:color w:val="FFFFFF"/>
-                <w:sz w:val="18"/>
+                <w:sz w:val="17"/>
               </w:rPr>
-              <w:t>처리 방식</w:t>
+              <w:t>코드·데이터가 담당하는 일</w:t>
             </w:r>
           </w:p>
         </w:tc>
@@ -5501,9 +5376,9 @@
                 <w:b/>
                 <w:i w:val="0"/>
                 <w:color w:val="000000"/>
-                <w:sz w:val="18"/>
+                <w:sz w:val="17"/>
               </w:rPr>
-              <w:t>AUTOMATED</w:t>
+              <w:t>비자 챗봇</w:t>
             </w:r>
           </w:p>
         </w:tc>
@@ -5541,9 +5416,9 @@
                 <w:b w:val="0"/>
                 <w:i w:val="0"/>
                 <w:color w:val="000000"/>
-                <w:sz w:val="18"/>
+                <w:sz w:val="17"/>
               </w:rPr>
-              <w:t>수치·날짜·존재 여부</w:t>
+              <w:t>의도·위험·언어 분류와 설명</w:t>
             </w:r>
           </w:p>
         </w:tc>
@@ -5581,9 +5456,9 @@
                 <w:b w:val="0"/>
                 <w:i w:val="0"/>
                 <w:color w:val="000000"/>
-                <w:sz w:val="18"/>
+                <w:sz w:val="17"/>
               </w:rPr>
-              <w:t>사용자 입력과 연산자로 자동 계산</w:t>
+              <w:t>유효한 요건·절차·서류·기관 조회</w:t>
             </w:r>
           </w:p>
         </w:tc>
@@ -5626,9 +5501,9 @@
                 <w:b/>
                 <w:i w:val="0"/>
                 <w:color w:val="000000"/>
-                <w:sz w:val="18"/>
+                <w:sz w:val="17"/>
               </w:rPr>
-              <w:t>MANUAL_REVIEW</w:t>
+              <w:t>OCR 도우미</w:t>
             </w:r>
           </w:p>
         </w:tc>
@@ -5666,9 +5541,9 @@
                 <w:b w:val="0"/>
                 <w:i w:val="0"/>
                 <w:color w:val="000000"/>
-                <w:sz w:val="18"/>
+                <w:sz w:val="17"/>
               </w:rPr>
-              <w:t>문서 문맥·담당기관 확인</w:t>
+              <w:t>선택 필드의 쉬운 설명</w:t>
             </w:r>
           </w:p>
         </w:tc>
@@ -5706,9 +5581,9 @@
                 <w:b w:val="0"/>
                 <w:i w:val="0"/>
                 <w:color w:val="000000"/>
-                <w:sz w:val="18"/>
+                <w:sz w:val="17"/>
               </w:rPr>
-              <w:t>‘검토 필요’로 분리하고 자동 통과 금지</w:t>
+              <w:t>템플릿·작성 주체·누락 상태 판정</w:t>
             </w:r>
           </w:p>
         </w:tc>
@@ -5751,9 +5626,9 @@
                 <w:b/>
                 <w:i w:val="0"/>
                 <w:color w:val="000000"/>
-                <w:sz w:val="18"/>
+                <w:sz w:val="17"/>
               </w:rPr>
-              <w:t>INFORMATIONAL</w:t>
+              <w:t>공고 일정</w:t>
             </w:r>
           </w:p>
         </w:tc>
@@ -5791,9 +5666,9 @@
                 <w:b w:val="0"/>
                 <w:i w:val="0"/>
                 <w:color w:val="000000"/>
-                <w:sz w:val="18"/>
+                <w:sz w:val="17"/>
               </w:rPr>
-              <w:t>승인 이후 유지의무 등</w:t>
+              <w:t>사용자 상황에 맞는 일정 안내</w:t>
             </w:r>
           </w:p>
         </w:tc>
@@ -5831,9 +5706,9 @@
                 <w:b w:val="0"/>
                 <w:i w:val="0"/>
                 <w:color w:val="000000"/>
-                <w:sz w:val="18"/>
+                <w:sz w:val="17"/>
               </w:rPr>
-              <w:t>최초 자격판정에서 제외하고 안내만 제공</w:t>
+              <w:t>확정일·기준일·offset 계산과 변경 비교</w:t>
             </w:r>
           </w:p>
         </w:tc>
@@ -5894,7 +5769,7 @@
                 <w:color w:val="000000"/>
                 <w:sz w:val="20"/>
               </w:rPr>
-              <w:t xml:space="preserve">논리 계산  </w:t>
+              <w:t xml:space="preserve">기술적 기반과 안전성  </w:t>
             </w:r>
             <w:r>
               <w:rPr>
@@ -5904,7 +5779,7 @@
                 <w:color w:val="000000"/>
                 <w:sz w:val="20"/>
               </w:rPr>
-              <w:t>AND 그룹은 미충족→검토 필요→충족, OR 그룹은 충족→검토 필요→미충족 순으로 판정한다. 필수 최소점수와 배타적 가점도 별도 규칙으로 관리한다.</w:t>
+              <w:t>13개 관계형 테이블과 684개 원천→서비스 매핑으로 답변을 원문까지 추적한다. 데이터에 없는 답변·연락처는 생성하지 않고, 자격 AND/OR·점수와 날짜는 코드로 계산하며 검토 항목은 자동 통과시키지 않는다.</w:t>
             </w:r>
           </w:p>
         </w:tc>
@@ -5925,7 +5800,7 @@
         <w:pStyle w:val="Heading2"/>
       </w:pPr>
       <w:r>
-        <w:t>3-4. 서류·일정·기관·OCR의 통합</w:t>
+        <w:t>3-4. AI 챗봇·OCR·공고 일정의 통합</w:t>
       </w:r>
     </w:p>
     <w:p>
@@ -5943,7 +5818,7 @@
           <w:color w:val="000000"/>
           <w:sz w:val="22"/>
         </w:rPr>
-        <w:t>서류는 단계별로 작성자·제출자·제출처·첨부관계를 관리한다. 일정은 사용자가 확정한 날짜 또는 기준일과 공식 offset이 검증된 경우에만 생성한다. 기관 지도는 충북 관련 연락처를 행정·교육·노동·정착지원 유형과 지역 기준으로 제공한다.</w:t>
+        <w:t>AI 챗봇은 매 질문에서 위험 신호·사용자 유형·충북 시군·관심 비자를 먼저 파악한다. 위험 신호가 있으면 일반 답변을 중단하고 검수된 라우팅 규칙으로 전문기관을 안내하며, 일반 질문은 요건·절차·서류·쿼터·기관 조회 도구로 연결한다.</w:t>
       </w:r>
     </w:p>
     <w:p>
@@ -5961,7 +5836,7 @@
           <w:color w:val="000000"/>
           <w:sz w:val="22"/>
         </w:rPr>
-        <w:t>OCR은 통합신청서, F-2-R 추천서 발급 신청서, E-7-4 자체 심사표를 우선 지원한다. 허용 필드만 추출하고, 결과를 완성·확인 필요·누락·수동 확인으로 나눈다. 원본 사진과 분석 결과는 기본적으로 장기 저장하지 않는다.</w:t>
+        <w:t>OCR은 신청서를 완성·확인 필요·누락·수동 확인으로 나누고 작성 주체를 구조화한다. 공고 스케줄러는 접수 시작일·마감일·절차·적용기간을 목표 비자와 연결한다. 확정일은 그대로 표시하고 개인 기준일형 일정은 기준일 확인 후 계산하며, 공고 변경 시 이전 일정과 달라진 근거를 함께 보여준다.</w:t>
       </w:r>
     </w:p>
     <w:p>
@@ -6775,7 +6650,7 @@
                 <w:color w:val="FFFFFF"/>
                 <w:sz w:val="18"/>
               </w:rPr>
-              <w:t>1. 상황 파악</w:t>
+              <w:t>1. AI 질문 이해</w:t>
             </w:r>
           </w:p>
         </w:tc>
@@ -6856,7 +6731,7 @@
                 <w:color w:val="FFFFFF"/>
                 <w:sz w:val="18"/>
               </w:rPr>
-              <w:t>2. 요건 대조</w:t>
+              <w:t>2. 위험 우선</w:t>
             </w:r>
           </w:p>
         </w:tc>
@@ -6937,7 +6812,7 @@
                 <w:color w:val="FFFFFF"/>
                 <w:sz w:val="18"/>
               </w:rPr>
-              <w:t>3. 일정 관리</w:t>
+              <w:t>3. 기관 라우팅</w:t>
             </w:r>
           </w:p>
         </w:tc>
@@ -7018,7 +6893,7 @@
                 <w:color w:val="FFFFFF"/>
                 <w:sz w:val="18"/>
               </w:rPr>
-              <w:t>4. 위험 확인</w:t>
+              <w:t>4. 비자 준비</w:t>
             </w:r>
           </w:p>
         </w:tc>
@@ -7099,7 +6974,7 @@
                 <w:color w:val="FFFFFF"/>
                 <w:sz w:val="18"/>
               </w:rPr>
-              <w:t>5. 전문기관 연결</w:t>
+              <w:t>5. 일정 연결</w:t>
             </w:r>
           </w:p>
         </w:tc>
@@ -7144,7 +7019,7 @@
                 <w:color w:val="000000"/>
                 <w:sz w:val="17"/>
               </w:rPr>
-              <w:t>체류기간·근무처</w:t>
+              <w:t>비자·지역·현재단계</w:t>
             </w:r>
             <w:r>
               <w:br/>
@@ -7157,7 +7032,7 @@
                 <w:color w:val="000000"/>
                 <w:sz w:val="17"/>
               </w:rPr>
-              <w:t>연봉·한국어등급</w:t>
+              <w:t>위험 표현 분류</w:t>
             </w:r>
           </w:p>
         </w:tc>
@@ -7204,7 +7079,127 @@
                 <w:color w:val="000000"/>
                 <w:sz w:val="17"/>
               </w:rPr>
-              <w:t>공식 기준 비교</w:t>
+              <w:t>임금체불 감지</w:t>
+            </w:r>
+            <w:r>
+              <w:br/>
+            </w:r>
+            <w:r>
+              <w:rPr>
+                <w:rFonts w:ascii="휴먼명조" w:hAnsi="휴먼명조" w:eastAsia="휴먼명조" w:cs="휴먼명조"/>
+                <w:b w:val="0"/>
+                <w:i w:val="0"/>
+                <w:color w:val="000000"/>
+                <w:sz w:val="17"/>
+              </w:rPr>
+              <w:t>일반 답변 중단</w:t>
+            </w:r>
+          </w:p>
+        </w:tc>
+        <w:tc>
+          <w:tcPr>
+            <w:tcW w:type="dxa" w:w="300"/>
+            <w:vMerge/>
+          </w:tcPr>
+          <w:p/>
+        </w:tc>
+        <w:tc>
+          <w:tcPr>
+            <w:tcW w:type="dxa" w:w="1776"/>
+            <w:shd w:fill="FFFFFF" w:val="clear"/>
+            <w:tcBorders>
+              <w:top w:val="single" w:sz="10" w:space="0" w:color="000000"/>
+              <w:bottom w:val="single" w:sz="10" w:space="0" w:color="000000"/>
+              <w:start w:val="single" w:sz="10" w:space="0" w:color="000000"/>
+              <w:end w:val="single" w:sz="10" w:space="0" w:color="000000"/>
+              <w:insideH w:val="single" w:sz="10" w:space="0" w:color="000000"/>
+              <w:insideV w:val="single" w:sz="10" w:space="0" w:color="000000"/>
+            </w:tcBorders>
+            <w:tcMar>
+              <w:top w:w="130" w:type="dxa"/>
+              <w:start w:w="70" w:type="dxa"/>
+              <w:bottom w:w="130" w:type="dxa"/>
+              <w:end w:w="70" w:type="dxa"/>
+            </w:tcMar>
+            <w:vAlign w:val="center"/>
+          </w:tcPr>
+          <w:p>
+            <w:pPr>
+              <w:keepNext w:val="0"/>
+              <w:keepLines/>
+              <w:spacing w:before="0" w:after="0" w:line="312" w:lineRule="auto"/>
+              <w:jc w:val="center"/>
+            </w:pPr>
+            <w:r/>
+            <w:r>
+              <w:rPr>
+                <w:rFonts w:ascii="휴먼명조" w:hAnsi="휴먼명조" w:eastAsia="휴먼명조" w:cs="휴먼명조"/>
+                <w:b w:val="0"/>
+                <w:i w:val="0"/>
+                <w:color w:val="000000"/>
+                <w:sz w:val="17"/>
+              </w:rPr>
+              <w:t>사용자·지역 대조</w:t>
+            </w:r>
+            <w:r>
+              <w:br/>
+            </w:r>
+            <w:r>
+              <w:rPr>
+                <w:rFonts w:ascii="휴먼명조" w:hAnsi="휴먼명조" w:eastAsia="휴먼명조" w:cs="휴먼명조"/>
+                <w:b w:val="0"/>
+                <w:i w:val="0"/>
+                <w:color w:val="000000"/>
+                <w:sz w:val="17"/>
+              </w:rPr>
+              <w:t>연락처 원문 안내</w:t>
+            </w:r>
+          </w:p>
+        </w:tc>
+        <w:tc>
+          <w:tcPr>
+            <w:tcW w:type="dxa" w:w="300"/>
+            <w:vMerge/>
+          </w:tcPr>
+          <w:p/>
+        </w:tc>
+        <w:tc>
+          <w:tcPr>
+            <w:tcW w:type="dxa" w:w="1776"/>
+            <w:shd w:fill="FFFFFF" w:val="clear"/>
+            <w:tcBorders>
+              <w:top w:val="single" w:sz="10" w:space="0" w:color="000000"/>
+              <w:bottom w:val="single" w:sz="10" w:space="0" w:color="000000"/>
+              <w:start w:val="single" w:sz="10" w:space="0" w:color="000000"/>
+              <w:end w:val="single" w:sz="10" w:space="0" w:color="000000"/>
+              <w:insideH w:val="single" w:sz="10" w:space="0" w:color="000000"/>
+              <w:insideV w:val="single" w:sz="10" w:space="0" w:color="000000"/>
+            </w:tcBorders>
+            <w:tcMar>
+              <w:top w:w="130" w:type="dxa"/>
+              <w:start w:w="70" w:type="dxa"/>
+              <w:bottom w:w="130" w:type="dxa"/>
+              <w:end w:w="70" w:type="dxa"/>
+            </w:tcMar>
+            <w:vAlign w:val="center"/>
+          </w:tcPr>
+          <w:p>
+            <w:pPr>
+              <w:keepNext w:val="0"/>
+              <w:keepLines/>
+              <w:spacing w:before="0" w:after="0" w:line="312" w:lineRule="auto"/>
+              <w:jc w:val="center"/>
+            </w:pPr>
+            <w:r/>
+            <w:r>
+              <w:rPr>
+                <w:rFonts w:ascii="휴먼명조" w:hAnsi="휴먼명조" w:eastAsia="휴먼명조" w:cs="휴먼명조"/>
+                <w:b w:val="0"/>
+                <w:i w:val="0"/>
+                <w:color w:val="000000"/>
+                <w:sz w:val="17"/>
+              </w:rPr>
+              <w:t>요건·OCR 서류</w:t>
             </w:r>
             <w:r>
               <w:br/>
@@ -7264,7 +7259,7 @@
                 <w:color w:val="000000"/>
                 <w:sz w:val="17"/>
               </w:rPr>
-              <w:t>확정된 방문·제출</w:t>
+              <w:t>공고 마감·방문일</w:t>
             </w:r>
             <w:r>
               <w:br/>
@@ -7277,127 +7272,7 @@
                 <w:color w:val="000000"/>
                 <w:sz w:val="17"/>
               </w:rPr>
-              <w:t>일정만 관리</w:t>
-            </w:r>
-          </w:p>
-        </w:tc>
-        <w:tc>
-          <w:tcPr>
-            <w:tcW w:type="dxa" w:w="300"/>
-            <w:vMerge/>
-          </w:tcPr>
-          <w:p/>
-        </w:tc>
-        <w:tc>
-          <w:tcPr>
-            <w:tcW w:type="dxa" w:w="1776"/>
-            <w:shd w:fill="FFFFFF" w:val="clear"/>
-            <w:tcBorders>
-              <w:top w:val="single" w:sz="10" w:space="0" w:color="000000"/>
-              <w:bottom w:val="single" w:sz="10" w:space="0" w:color="000000"/>
-              <w:start w:val="single" w:sz="10" w:space="0" w:color="000000"/>
-              <w:end w:val="single" w:sz="10" w:space="0" w:color="000000"/>
-              <w:insideH w:val="single" w:sz="10" w:space="0" w:color="000000"/>
-              <w:insideV w:val="single" w:sz="10" w:space="0" w:color="000000"/>
-            </w:tcBorders>
-            <w:tcMar>
-              <w:top w:w="130" w:type="dxa"/>
-              <w:start w:w="70" w:type="dxa"/>
-              <w:bottom w:w="130" w:type="dxa"/>
-              <w:end w:w="70" w:type="dxa"/>
-            </w:tcMar>
-            <w:vAlign w:val="center"/>
-          </w:tcPr>
-          <w:p>
-            <w:pPr>
-              <w:keepNext w:val="0"/>
-              <w:keepLines/>
-              <w:spacing w:before="0" w:after="0" w:line="312" w:lineRule="auto"/>
-              <w:jc w:val="center"/>
-            </w:pPr>
-            <w:r/>
-            <w:r>
-              <w:rPr>
-                <w:rFonts w:ascii="휴먼명조" w:hAnsi="휴먼명조" w:eastAsia="휴먼명조" w:cs="휴먼명조"/>
-                <w:b w:val="0"/>
-                <w:i w:val="0"/>
-                <w:color w:val="000000"/>
-                <w:sz w:val="17"/>
-              </w:rPr>
-              <w:t>계약조건 불일치</w:t>
-            </w:r>
-            <w:r>
-              <w:br/>
-            </w:r>
-            <w:r>
-              <w:rPr>
-                <w:rFonts w:ascii="휴먼명조" w:hAnsi="휴먼명조" w:eastAsia="휴먼명조" w:cs="휴먼명조"/>
-                <w:b w:val="0"/>
-                <w:i w:val="0"/>
-                <w:color w:val="000000"/>
-                <w:sz w:val="17"/>
-              </w:rPr>
-              <w:t>일반 답변 중단</w:t>
-            </w:r>
-          </w:p>
-        </w:tc>
-        <w:tc>
-          <w:tcPr>
-            <w:tcW w:type="dxa" w:w="300"/>
-            <w:vMerge/>
-          </w:tcPr>
-          <w:p/>
-        </w:tc>
-        <w:tc>
-          <w:tcPr>
-            <w:tcW w:type="dxa" w:w="1776"/>
-            <w:shd w:fill="FFFFFF" w:val="clear"/>
-            <w:tcBorders>
-              <w:top w:val="single" w:sz="10" w:space="0" w:color="000000"/>
-              <w:bottom w:val="single" w:sz="10" w:space="0" w:color="000000"/>
-              <w:start w:val="single" w:sz="10" w:space="0" w:color="000000"/>
-              <w:end w:val="single" w:sz="10" w:space="0" w:color="000000"/>
-              <w:insideH w:val="single" w:sz="10" w:space="0" w:color="000000"/>
-              <w:insideV w:val="single" w:sz="10" w:space="0" w:color="000000"/>
-            </w:tcBorders>
-            <w:tcMar>
-              <w:top w:w="130" w:type="dxa"/>
-              <w:start w:w="70" w:type="dxa"/>
-              <w:bottom w:w="130" w:type="dxa"/>
-              <w:end w:w="70" w:type="dxa"/>
-            </w:tcMar>
-            <w:vAlign w:val="center"/>
-          </w:tcPr>
-          <w:p>
-            <w:pPr>
-              <w:keepNext w:val="0"/>
-              <w:keepLines/>
-              <w:spacing w:before="0" w:after="0" w:line="312" w:lineRule="auto"/>
-              <w:jc w:val="center"/>
-            </w:pPr>
-            <w:r/>
-            <w:r>
-              <w:rPr>
-                <w:rFonts w:ascii="휴먼명조" w:hAnsi="휴먼명조" w:eastAsia="휴먼명조" w:cs="휴먼명조"/>
-                <w:b w:val="0"/>
-                <w:i w:val="0"/>
-                <w:color w:val="000000"/>
-                <w:sz w:val="17"/>
-              </w:rPr>
-              <w:t>노동·행정기관</w:t>
-            </w:r>
-            <w:r>
-              <w:br/>
-            </w:r>
-            <w:r>
-              <w:rPr>
-                <w:rFonts w:ascii="휴먼명조" w:hAnsi="휴먼명조" w:eastAsia="휴먼명조" w:cs="휴먼명조"/>
-                <w:b w:val="0"/>
-                <w:i w:val="0"/>
-                <w:color w:val="000000"/>
-                <w:sz w:val="17"/>
-              </w:rPr>
-              <w:t>전화·위치 안내</w:t>
+              <w:t>캘린더 관리</w:t>
             </w:r>
           </w:p>
         </w:tc>
@@ -7434,7 +7309,7 @@
           <w:color w:val="000000"/>
           <w:sz w:val="21"/>
         </w:rPr>
-        <w:t>대화형 안내가 체류기간·근무처·소득·한국어능력을 한 항목씩 확인한다.</w:t>
+        <w:t>사용자가 ‘E-7-4R로 바꾸고 싶은데 월급도 받지 못했다’고 질문하면 AI가 비자 문의와 임금체불 신호를 함께 파악한다.</w:t>
       </w:r>
     </w:p>
     <w:p>
@@ -7450,7 +7325,7 @@
           <w:color w:val="000000"/>
           <w:sz w:val="21"/>
         </w:rPr>
-        <w:t>규칙 엔진이 E-7-4R 공식 요건과 대조해 충족·미충족·검토 필요를 구분한다.</w:t>
+        <w:t>위험상황에서는 비자 설명보다 사용자 유형·지역에 맞는 노동 전문기관 연결을 우선한다.</w:t>
       </w:r>
     </w:p>
     <w:p>
@@ -7466,7 +7341,7 @@
           <w:color w:val="000000"/>
           <w:sz w:val="21"/>
         </w:rPr>
-        <w:t>부족한 조건과 필요한 서류를 단계별 체크리스트로 제시한다.</w:t>
+        <w:t>기관명·전화번호·URL은 검수된 데이터의 값을 그대로 제공하고 출처와 검증일을 표시한다.</w:t>
       </w:r>
     </w:p>
     <w:p>
@@ -7482,7 +7357,7 @@
           <w:color w:val="000000"/>
           <w:sz w:val="21"/>
         </w:rPr>
-        <w:t>사용자 동의가 있을 때만 확정된 방문·제출 일정을 캘린더에 추가한다.</w:t>
+        <w:t>이후 E-7-4R 요건과 OCR 서류 상태를 대조해 부족 항목을 체크리스트로 제시한다.</w:t>
       </w:r>
     </w:p>
     <w:p>
@@ -7498,7 +7373,7 @@
           <w:color w:val="000000"/>
           <w:sz w:val="21"/>
         </w:rPr>
-        <w:t>계약조건 불일치 등 위험 신호가 나오면 노동·행정 전문기관으로 즉시 연결한다.</w:t>
+        <w:t>공고 마감일과 확인된 방문·제출 일정을 사용자 동의 후 캘린더에 연결한다.</w:t>
       </w:r>
     </w:p>
     <w:p>
@@ -7679,7 +7554,7 @@
                 <w:color w:val="FFFFFF"/>
                 <w:sz w:val="18"/>
               </w:rPr>
-              <w:t>1. 대상 확인</w:t>
+              <w:t>1. AI 질문 이해</w:t>
             </w:r>
           </w:p>
         </w:tc>
@@ -7760,7 +7635,7 @@
                 <w:color w:val="FFFFFF"/>
                 <w:sz w:val="18"/>
               </w:rPr>
-              <w:t>2. 기준 안내</w:t>
+              <w:t>2. OCR 서류 점검</w:t>
             </w:r>
           </w:p>
         </w:tc>
@@ -7841,7 +7716,7 @@
                 <w:color w:val="FFFFFF"/>
                 <w:sz w:val="18"/>
               </w:rPr>
-              <w:t>3. 서류 이해</w:t>
+              <w:t>3. 필드별 설명</w:t>
             </w:r>
           </w:p>
         </w:tc>
@@ -7922,7 +7797,7 @@
                 <w:color w:val="FFFFFF"/>
                 <w:sz w:val="18"/>
               </w:rPr>
-              <w:t>4. 서류 준비</w:t>
+              <w:t>4. 공고 일정 연결</w:t>
             </w:r>
           </w:p>
         </w:tc>
@@ -8003,7 +7878,7 @@
                 <w:color w:val="FFFFFF"/>
                 <w:sz w:val="18"/>
               </w:rPr>
-              <w:t>5. 장기 준비</w:t>
+              <w:t>5. 행동 관리</w:t>
             </w:r>
           </w:p>
         </w:tc>
@@ -8048,7 +7923,7 @@
                 <w:color w:val="000000"/>
                 <w:sz w:val="17"/>
               </w:rPr>
-              <w:t>학적·TOPIK</w:t>
+              <w:t>학적·비자·지역</w:t>
             </w:r>
             <w:r>
               <w:br/>
@@ -8061,7 +7936,7 @@
                 <w:color w:val="000000"/>
                 <w:sz w:val="17"/>
               </w:rPr>
-              <w:t>허가 필요성</w:t>
+              <w:t>문의 의도 분류</w:t>
             </w:r>
           </w:p>
         </w:tc>
@@ -8108,7 +7983,7 @@
                 <w:color w:val="000000"/>
                 <w:sz w:val="17"/>
               </w:rPr>
-              <w:t>허용시간</w:t>
+              <w:t>작성 주체·누락</w:t>
             </w:r>
             <w:r>
               <w:br/>
@@ -8121,7 +7996,7 @@
                 <w:color w:val="000000"/>
                 <w:sz w:val="17"/>
               </w:rPr>
-              <w:t>제한업종</w:t>
+              <w:t>수동 확인 구분</w:t>
             </w:r>
           </w:p>
         </w:tc>
@@ -8168,7 +8043,7 @@
                 <w:color w:val="000000"/>
                 <w:sz w:val="17"/>
               </w:rPr>
-              <w:t>OCR 사전 점검</w:t>
+              <w:t>누가·왜 작성하는지</w:t>
             </w:r>
             <w:r>
               <w:br/>
@@ -8181,7 +8056,7 @@
                 <w:color w:val="000000"/>
                 <w:sz w:val="17"/>
               </w:rPr>
-              <w:t>기한·금액·제출처</w:t>
+              <w:t>6개 언어 안내</w:t>
             </w:r>
           </w:p>
         </w:tc>
@@ -8228,7 +8103,7 @@
                 <w:color w:val="000000"/>
                 <w:sz w:val="17"/>
               </w:rPr>
-              <w:t>체크리스트</w:t>
+              <w:t>접수기간·제출기한</w:t>
             </w:r>
             <w:r>
               <w:br/>
@@ -8241,7 +8116,7 @@
                 <w:color w:val="000000"/>
                 <w:sz w:val="17"/>
               </w:rPr>
-              <w:t>확정 일정 관리</w:t>
+              <w:t>출처와 함께 표시</w:t>
             </w:r>
           </w:p>
         </w:tc>
@@ -8288,7 +8163,7 @@
                 <w:color w:val="000000"/>
                 <w:sz w:val="17"/>
               </w:rPr>
-              <w:t>졸업 후 F-2-R</w:t>
+              <w:t>체크리스트·캘린더</w:t>
             </w:r>
             <w:r>
               <w:br/>
@@ -8301,7 +8176,7 @@
                 <w:color w:val="000000"/>
                 <w:sz w:val="17"/>
               </w:rPr>
-              <w:t>요건 사전 점검</w:t>
+              <w:t>담당기관 연결</w:t>
             </w:r>
           </w:p>
         </w:tc>
@@ -8338,7 +8213,7 @@
           <w:color w:val="000000"/>
           <w:sz w:val="21"/>
         </w:rPr>
-        <w:t>‘아르바이트를 하고 싶다’는 질문에서 학적과 한국어능력 등 확인 항목을 안내한다.</w:t>
+        <w:t>사용자가 신청서를 촬영한 뒤 ‘이 항목은 학교가 작성하나요?’라고 질문하면 AI가 선택 필드의 맥락을 파악한다.</w:t>
       </w:r>
     </w:p>
     <w:p>
@@ -8354,7 +8229,7 @@
           <w:color w:val="000000"/>
           <w:sz w:val="21"/>
         </w:rPr>
-        <w:t>허용시간·제한업종과 확인이 필요한 조건을 공식 근거와 함께 보여준다.</w:t>
+        <w:t>OCR 결과에서 작성 주체·필수 여부·누락·수동 확인 항목을 구분한다.</w:t>
       </w:r>
     </w:p>
     <w:p>
@@ -8370,7 +8245,7 @@
           <w:color w:val="000000"/>
           <w:sz w:val="21"/>
         </w:rPr>
-        <w:t>등록금 고지서나 신청서를 촬영하면 기한·금액·제출처와 누락 항목을 사전 점검한다.</w:t>
+        <w:t>AI 챗봇은 실제 개인정보 대신 필드 상태를 사용해 작성 방법과 재확인 사항을 설명한다.</w:t>
       </w:r>
     </w:p>
     <w:p>
@@ -8386,7 +8261,7 @@
           <w:color w:val="000000"/>
           <w:sz w:val="21"/>
         </w:rPr>
-        <w:t>대학 담당부서와 공식 신청 경로를 연결하고 확정 일정만 관리한다.</w:t>
+        <w:t>목표 비자의 현재 공고와 절차를 조회해 접수기간·출처·담당기관을 제시한다.</w:t>
       </w:r>
     </w:p>
     <w:p>
@@ -8402,7 +8277,7 @@
           <w:color w:val="000000"/>
           <w:sz w:val="21"/>
         </w:rPr>
-        <w:t>졸업 후 F-2-R 전환에 필요한 학력·한국어능력·취업 조건을 미리 준비하도록 돕는다.</w:t>
+        <w:t>누락서류는 체크리스트에, 확인된 마감일은 캘린더에 연결해 다음 행동을 추적한다.</w:t>
       </w:r>
     </w:p>
     <w:p>
@@ -8776,7 +8651,7 @@
                 <w:color w:val="000000"/>
                 <w:sz w:val="16"/>
               </w:rPr>
-              <w:t>신청 전 준비·추적</w:t>
+              <w:t>AI 기반 신청 전 준비·추적</w:t>
             </w:r>
           </w:p>
         </w:tc>
@@ -8821,7 +8696,7 @@
                 <w:color w:val="000000"/>
                 <w:sz w:val="16"/>
               </w:rPr>
-              <w:t>개인별 요건</w:t>
+              <w:t>질문 처리</w:t>
             </w:r>
           </w:p>
         </w:tc>
@@ -8861,7 +8736,337 @@
                 <w:color w:val="000000"/>
                 <w:sz w:val="16"/>
               </w:rPr>
-              <w:t>공고·절차를 사용자가 대조</w:t>
+              <w:t>절차를 사용자가 탐색</w:t>
+            </w:r>
+          </w:p>
+        </w:tc>
+        <w:tc>
+          <w:tcPr>
+            <w:tcW w:type="dxa" w:w="2440"/>
+            <w:shd w:fill="FFFFFF" w:val="clear"/>
+            <w:tcBorders>
+              <w:top w:val="single" w:sz="8" w:space="0" w:color="000000"/>
+              <w:bottom w:val="single" w:sz="8" w:space="0" w:color="000000"/>
+              <w:start w:val="single" w:sz="8" w:space="0" w:color="000000"/>
+              <w:end w:val="single" w:sz="8" w:space="0" w:color="000000"/>
+              <w:insideH w:val="single" w:sz="8" w:space="0" w:color="000000"/>
+              <w:insideV w:val="single" w:sz="8" w:space="0" w:color="000000"/>
+            </w:tcBorders>
+            <w:tcMar>
+              <w:top w:w="100" w:type="dxa"/>
+              <w:start w:w="110" w:type="dxa"/>
+              <w:bottom w:w="100" w:type="dxa"/>
+              <w:end w:w="110" w:type="dxa"/>
+            </w:tcMar>
+            <w:vAlign w:val="center"/>
+          </w:tcPr>
+          <w:p>
+            <w:pPr>
+              <w:keepNext w:val="0"/>
+              <w:keepLines/>
+              <w:spacing w:before="0" w:after="0" w:line="324" w:lineRule="auto"/>
+              <w:jc w:val="left"/>
+            </w:pPr>
+            <w:r/>
+            <w:r>
+              <w:rPr>
+                <w:rFonts w:ascii="휴먼명조" w:hAnsi="휴먼명조" w:eastAsia="휴먼명조" w:cs="휴먼명조"/>
+                <w:b w:val="0"/>
+                <w:i w:val="0"/>
+                <w:color w:val="000000"/>
+                <w:sz w:val="16"/>
+              </w:rPr>
+              <w:t>정보·번역 중심</w:t>
+            </w:r>
+          </w:p>
+        </w:tc>
+        <w:tc>
+          <w:tcPr>
+            <w:tcW w:type="dxa" w:w="3300"/>
+            <w:shd w:fill="FFFFFF" w:val="clear"/>
+            <w:tcBorders>
+              <w:top w:val="single" w:sz="8" w:space="0" w:color="000000"/>
+              <w:bottom w:val="single" w:sz="8" w:space="0" w:color="000000"/>
+              <w:start w:val="single" w:sz="8" w:space="0" w:color="000000"/>
+              <w:end w:val="single" w:sz="8" w:space="0" w:color="000000"/>
+              <w:insideH w:val="single" w:sz="8" w:space="0" w:color="000000"/>
+              <w:insideV w:val="single" w:sz="8" w:space="0" w:color="000000"/>
+            </w:tcBorders>
+            <w:tcMar>
+              <w:top w:w="100" w:type="dxa"/>
+              <w:start w:w="110" w:type="dxa"/>
+              <w:bottom w:w="100" w:type="dxa"/>
+              <w:end w:w="110" w:type="dxa"/>
+            </w:tcMar>
+            <w:vAlign w:val="center"/>
+          </w:tcPr>
+          <w:p>
+            <w:pPr>
+              <w:keepNext w:val="0"/>
+              <w:keepLines/>
+              <w:spacing w:before="0" w:after="0" w:line="324" w:lineRule="auto"/>
+              <w:jc w:val="left"/>
+            </w:pPr>
+            <w:r/>
+            <w:r>
+              <w:rPr>
+                <w:rFonts w:ascii="휴먼명조" w:hAnsi="휴먼명조" w:eastAsia="휴먼명조" w:cs="휴먼명조"/>
+                <w:b w:val="0"/>
+                <w:i w:val="0"/>
+                <w:color w:val="000000"/>
+                <w:sz w:val="16"/>
+              </w:rPr>
+              <w:t>의도·위험·비자·지역 라우팅</w:t>
+            </w:r>
+          </w:p>
+        </w:tc>
+      </w:tr>
+      <w:tr>
+        <w:trPr>
+          <w:cantSplit/>
+        </w:trPr>
+        <w:tc>
+          <w:tcPr>
+            <w:tcW w:type="dxa" w:w="1900"/>
+            <w:shd w:fill="FFFFFF" w:val="clear"/>
+            <w:tcBorders>
+              <w:top w:val="single" w:sz="8" w:space="0" w:color="000000"/>
+              <w:bottom w:val="single" w:sz="8" w:space="0" w:color="000000"/>
+              <w:start w:val="single" w:sz="8" w:space="0" w:color="000000"/>
+              <w:end w:val="single" w:sz="8" w:space="0" w:color="000000"/>
+              <w:insideH w:val="single" w:sz="8" w:space="0" w:color="000000"/>
+              <w:insideV w:val="single" w:sz="8" w:space="0" w:color="000000"/>
+            </w:tcBorders>
+            <w:tcMar>
+              <w:top w:w="100" w:type="dxa"/>
+              <w:start w:w="110" w:type="dxa"/>
+              <w:bottom w:w="100" w:type="dxa"/>
+              <w:end w:w="110" w:type="dxa"/>
+            </w:tcMar>
+            <w:vAlign w:val="center"/>
+          </w:tcPr>
+          <w:p>
+            <w:pPr>
+              <w:keepNext w:val="0"/>
+              <w:keepLines/>
+              <w:spacing w:before="0" w:after="0" w:line="324" w:lineRule="auto"/>
+              <w:jc w:val="left"/>
+            </w:pPr>
+            <w:r/>
+            <w:r>
+              <w:rPr>
+                <w:rFonts w:ascii="휴먼명조" w:hAnsi="휴먼명조" w:eastAsia="휴먼명조" w:cs="휴먼명조"/>
+                <w:b/>
+                <w:i w:val="0"/>
+                <w:color w:val="000000"/>
+                <w:sz w:val="16"/>
+              </w:rPr>
+              <w:t>서류 지원</w:t>
+            </w:r>
+          </w:p>
+        </w:tc>
+        <w:tc>
+          <w:tcPr>
+            <w:tcW w:type="dxa" w:w="2440"/>
+            <w:shd w:fill="FFFFFF" w:val="clear"/>
+            <w:tcBorders>
+              <w:top w:val="single" w:sz="8" w:space="0" w:color="000000"/>
+              <w:bottom w:val="single" w:sz="8" w:space="0" w:color="000000"/>
+              <w:start w:val="single" w:sz="8" w:space="0" w:color="000000"/>
+              <w:end w:val="single" w:sz="8" w:space="0" w:color="000000"/>
+              <w:insideH w:val="single" w:sz="8" w:space="0" w:color="000000"/>
+              <w:insideV w:val="single" w:sz="8" w:space="0" w:color="000000"/>
+            </w:tcBorders>
+            <w:tcMar>
+              <w:top w:w="100" w:type="dxa"/>
+              <w:start w:w="110" w:type="dxa"/>
+              <w:bottom w:w="100" w:type="dxa"/>
+              <w:end w:w="110" w:type="dxa"/>
+            </w:tcMar>
+            <w:vAlign w:val="center"/>
+          </w:tcPr>
+          <w:p>
+            <w:pPr>
+              <w:keepNext w:val="0"/>
+              <w:keepLines/>
+              <w:spacing w:before="0" w:after="0" w:line="324" w:lineRule="auto"/>
+              <w:jc w:val="left"/>
+            </w:pPr>
+            <w:r/>
+            <w:r>
+              <w:rPr>
+                <w:rFonts w:ascii="휴먼명조" w:hAnsi="휴먼명조" w:eastAsia="휴먼명조" w:cs="휴먼명조"/>
+                <w:b w:val="0"/>
+                <w:i w:val="0"/>
+                <w:color w:val="000000"/>
+                <w:sz w:val="16"/>
+              </w:rPr>
+              <w:t>서식 제공</w:t>
+            </w:r>
+          </w:p>
+        </w:tc>
+        <w:tc>
+          <w:tcPr>
+            <w:tcW w:type="dxa" w:w="2440"/>
+            <w:shd w:fill="FFFFFF" w:val="clear"/>
+            <w:tcBorders>
+              <w:top w:val="single" w:sz="8" w:space="0" w:color="000000"/>
+              <w:bottom w:val="single" w:sz="8" w:space="0" w:color="000000"/>
+              <w:start w:val="single" w:sz="8" w:space="0" w:color="000000"/>
+              <w:end w:val="single" w:sz="8" w:space="0" w:color="000000"/>
+              <w:insideH w:val="single" w:sz="8" w:space="0" w:color="000000"/>
+              <w:insideV w:val="single" w:sz="8" w:space="0" w:color="000000"/>
+            </w:tcBorders>
+            <w:tcMar>
+              <w:top w:w="100" w:type="dxa"/>
+              <w:start w:w="110" w:type="dxa"/>
+              <w:bottom w:w="100" w:type="dxa"/>
+              <w:end w:w="110" w:type="dxa"/>
+            </w:tcMar>
+            <w:vAlign w:val="center"/>
+          </w:tcPr>
+          <w:p>
+            <w:pPr>
+              <w:keepNext w:val="0"/>
+              <w:keepLines/>
+              <w:spacing w:before="0" w:after="0" w:line="324" w:lineRule="auto"/>
+              <w:jc w:val="left"/>
+            </w:pPr>
+            <w:r/>
+            <w:r>
+              <w:rPr>
+                <w:rFonts w:ascii="휴먼명조" w:hAnsi="휴먼명조" w:eastAsia="휴먼명조" w:cs="휴먼명조"/>
+                <w:b w:val="0"/>
+                <w:i w:val="0"/>
+                <w:color w:val="000000"/>
+                <w:sz w:val="16"/>
+              </w:rPr>
+              <w:t>콘텐츠 안내</w:t>
+            </w:r>
+          </w:p>
+        </w:tc>
+        <w:tc>
+          <w:tcPr>
+            <w:tcW w:type="dxa" w:w="3300"/>
+            <w:shd w:fill="FFFFFF" w:val="clear"/>
+            <w:tcBorders>
+              <w:top w:val="single" w:sz="8" w:space="0" w:color="000000"/>
+              <w:bottom w:val="single" w:sz="8" w:space="0" w:color="000000"/>
+              <w:start w:val="single" w:sz="8" w:space="0" w:color="000000"/>
+              <w:end w:val="single" w:sz="8" w:space="0" w:color="000000"/>
+              <w:insideH w:val="single" w:sz="8" w:space="0" w:color="000000"/>
+              <w:insideV w:val="single" w:sz="8" w:space="0" w:color="000000"/>
+            </w:tcBorders>
+            <w:tcMar>
+              <w:top w:w="100" w:type="dxa"/>
+              <w:start w:w="110" w:type="dxa"/>
+              <w:bottom w:w="100" w:type="dxa"/>
+              <w:end w:w="110" w:type="dxa"/>
+            </w:tcMar>
+            <w:vAlign w:val="center"/>
+          </w:tcPr>
+          <w:p>
+            <w:pPr>
+              <w:keepNext w:val="0"/>
+              <w:keepLines/>
+              <w:spacing w:before="0" w:after="0" w:line="324" w:lineRule="auto"/>
+              <w:jc w:val="left"/>
+            </w:pPr>
+            <w:r/>
+            <w:r>
+              <w:rPr>
+                <w:rFonts w:ascii="휴먼명조" w:hAnsi="휴먼명조" w:eastAsia="휴먼명조" w:cs="휴먼명조"/>
+                <w:b w:val="0"/>
+                <w:i w:val="0"/>
+                <w:color w:val="000000"/>
+                <w:sz w:val="16"/>
+              </w:rPr>
+              <w:t>OCR 필드 상태·작성 주체 설명</w:t>
+            </w:r>
+          </w:p>
+        </w:tc>
+      </w:tr>
+      <w:tr>
+        <w:trPr>
+          <w:cantSplit/>
+        </w:trPr>
+        <w:tc>
+          <w:tcPr>
+            <w:tcW w:type="dxa" w:w="1900"/>
+            <w:shd w:fill="FFFFFF" w:val="clear"/>
+            <w:tcBorders>
+              <w:top w:val="single" w:sz="8" w:space="0" w:color="000000"/>
+              <w:bottom w:val="single" w:sz="8" w:space="0" w:color="000000"/>
+              <w:start w:val="single" w:sz="8" w:space="0" w:color="000000"/>
+              <w:end w:val="single" w:sz="8" w:space="0" w:color="000000"/>
+              <w:insideH w:val="single" w:sz="8" w:space="0" w:color="000000"/>
+              <w:insideV w:val="single" w:sz="8" w:space="0" w:color="000000"/>
+            </w:tcBorders>
+            <w:tcMar>
+              <w:top w:w="100" w:type="dxa"/>
+              <w:start w:w="110" w:type="dxa"/>
+              <w:bottom w:w="100" w:type="dxa"/>
+              <w:end w:w="110" w:type="dxa"/>
+            </w:tcMar>
+            <w:vAlign w:val="center"/>
+          </w:tcPr>
+          <w:p>
+            <w:pPr>
+              <w:keepNext w:val="0"/>
+              <w:keepLines/>
+              <w:spacing w:before="0" w:after="0" w:line="324" w:lineRule="auto"/>
+              <w:jc w:val="left"/>
+            </w:pPr>
+            <w:r/>
+            <w:r>
+              <w:rPr>
+                <w:rFonts w:ascii="휴먼명조" w:hAnsi="휴먼명조" w:eastAsia="휴먼명조" w:cs="휴먼명조"/>
+                <w:b/>
+                <w:i w:val="0"/>
+                <w:color w:val="000000"/>
+                <w:sz w:val="16"/>
+              </w:rPr>
+              <w:t>일정 지원</w:t>
+            </w:r>
+          </w:p>
+        </w:tc>
+        <w:tc>
+          <w:tcPr>
+            <w:tcW w:type="dxa" w:w="2440"/>
+            <w:shd w:fill="FFFFFF" w:val="clear"/>
+            <w:tcBorders>
+              <w:top w:val="single" w:sz="8" w:space="0" w:color="000000"/>
+              <w:bottom w:val="single" w:sz="8" w:space="0" w:color="000000"/>
+              <w:start w:val="single" w:sz="8" w:space="0" w:color="000000"/>
+              <w:end w:val="single" w:sz="8" w:space="0" w:color="000000"/>
+              <w:insideH w:val="single" w:sz="8" w:space="0" w:color="000000"/>
+              <w:insideV w:val="single" w:sz="8" w:space="0" w:color="000000"/>
+            </w:tcBorders>
+            <w:tcMar>
+              <w:top w:w="100" w:type="dxa"/>
+              <w:start w:w="110" w:type="dxa"/>
+              <w:bottom w:w="100" w:type="dxa"/>
+              <w:end w:w="110" w:type="dxa"/>
+            </w:tcMar>
+            <w:vAlign w:val="center"/>
+          </w:tcPr>
+          <w:p>
+            <w:pPr>
+              <w:keepNext w:val="0"/>
+              <w:keepLines/>
+              <w:spacing w:before="0" w:after="0" w:line="324" w:lineRule="auto"/>
+              <w:jc w:val="left"/>
+            </w:pPr>
+            <w:r/>
+            <w:r>
+              <w:rPr>
+                <w:rFonts w:ascii="휴먼명조" w:hAnsi="휴먼명조" w:eastAsia="휴먼명조" w:cs="휴먼명조"/>
+                <w:b w:val="0"/>
+                <w:i w:val="0"/>
+                <w:color w:val="000000"/>
+                <w:sz w:val="16"/>
+              </w:rPr>
+              <w:t>공식 절차별 확인</w:t>
             </w:r>
           </w:p>
         </w:tc>
@@ -8941,7 +9146,7 @@
                 <w:color w:val="000000"/>
                 <w:sz w:val="16"/>
               </w:rPr>
-              <w:t>검수된 규칙으로 계산</w:t>
+              <w:t>공고·기준일을 캘린더 행동으로 변환</w:t>
             </w:r>
           </w:p>
         </w:tc>
@@ -8986,7 +9191,7 @@
                 <w:color w:val="000000"/>
                 <w:sz w:val="16"/>
               </w:rPr>
-              <w:t>AND/OR·점수</w:t>
+              <w:t>안전 개입</w:t>
             </w:r>
           </w:p>
         </w:tc>
@@ -9026,7 +9231,7 @@
                 <w:color w:val="000000"/>
                 <w:sz w:val="16"/>
               </w:rPr>
-              <w:t>공식 문서에 분산</w:t>
+              <w:t>공식 접수기관 안내</w:t>
             </w:r>
           </w:p>
         </w:tc>
@@ -9066,7 +9271,7 @@
                 <w:color w:val="000000"/>
                 <w:sz w:val="16"/>
               </w:rPr>
-              <w:t>개별 정보 안내</w:t>
+              <w:t>일반 문의 안내</w:t>
             </w:r>
           </w:p>
         </w:tc>
@@ -9106,7 +9311,7 @@
                 <w:color w:val="000000"/>
                 <w:sz w:val="16"/>
               </w:rPr>
-              <w:t>논리 트리·점수 모델</w:t>
+              <w:t>위험 신호 감지 후 전문기관 우선 연결</w:t>
             </w:r>
           </w:p>
         </w:tc>
@@ -9151,7 +9356,7 @@
                 <w:color w:val="000000"/>
                 <w:sz w:val="16"/>
               </w:rPr>
-              <w:t>차수·근거</w:t>
+              <w:t>결과 형태</w:t>
             </w:r>
           </w:p>
         </w:tc>
@@ -9191,7 +9396,7 @@
                 <w:color w:val="000000"/>
                 <w:sz w:val="16"/>
               </w:rPr>
-              <w:t>현행 공식 절차 제공</w:t>
+              <w:t>민원 신청·조회</w:t>
             </w:r>
           </w:p>
         </w:tc>
@@ -9231,7 +9436,7 @@
                 <w:color w:val="000000"/>
                 <w:sz w:val="16"/>
               </w:rPr>
-              <w:t>포털 콘텐츠 제공</w:t>
+              <w:t>정보·링크</w:t>
             </w:r>
           </w:p>
         </w:tc>
@@ -9271,337 +9476,7 @@
                 <w:color w:val="000000"/>
                 <w:sz w:val="16"/>
               </w:rPr>
-              <w:t>변경이력·페이지·적용기간 연결</w:t>
-            </w:r>
-          </w:p>
-        </w:tc>
-      </w:tr>
-      <w:tr>
-        <w:trPr>
-          <w:cantSplit/>
-        </w:trPr>
-        <w:tc>
-          <w:tcPr>
-            <w:tcW w:type="dxa" w:w="1900"/>
-            <w:shd w:fill="FFFFFF" w:val="clear"/>
-            <w:tcBorders>
-              <w:top w:val="single" w:sz="8" w:space="0" w:color="000000"/>
-              <w:bottom w:val="single" w:sz="8" w:space="0" w:color="000000"/>
-              <w:start w:val="single" w:sz="8" w:space="0" w:color="000000"/>
-              <w:end w:val="single" w:sz="8" w:space="0" w:color="000000"/>
-              <w:insideH w:val="single" w:sz="8" w:space="0" w:color="000000"/>
-              <w:insideV w:val="single" w:sz="8" w:space="0" w:color="000000"/>
-            </w:tcBorders>
-            <w:tcMar>
-              <w:top w:w="100" w:type="dxa"/>
-              <w:start w:w="110" w:type="dxa"/>
-              <w:bottom w:w="100" w:type="dxa"/>
-              <w:end w:w="110" w:type="dxa"/>
-            </w:tcMar>
-            <w:vAlign w:val="center"/>
-          </w:tcPr>
-          <w:p>
-            <w:pPr>
-              <w:keepNext w:val="0"/>
-              <w:keepLines/>
-              <w:spacing w:before="0" w:after="0" w:line="324" w:lineRule="auto"/>
-              <w:jc w:val="left"/>
-            </w:pPr>
-            <w:r/>
-            <w:r>
-              <w:rPr>
-                <w:rFonts w:ascii="휴먼명조" w:hAnsi="휴먼명조" w:eastAsia="휴먼명조" w:cs="휴먼명조"/>
-                <w:b/>
-                <w:i w:val="0"/>
-                <w:color w:val="000000"/>
-                <w:sz w:val="16"/>
-              </w:rPr>
-              <w:t>행동 관리</w:t>
-            </w:r>
-          </w:p>
-        </w:tc>
-        <w:tc>
-          <w:tcPr>
-            <w:tcW w:type="dxa" w:w="2440"/>
-            <w:shd w:fill="FFFFFF" w:val="clear"/>
-            <w:tcBorders>
-              <w:top w:val="single" w:sz="8" w:space="0" w:color="000000"/>
-              <w:bottom w:val="single" w:sz="8" w:space="0" w:color="000000"/>
-              <w:start w:val="single" w:sz="8" w:space="0" w:color="000000"/>
-              <w:end w:val="single" w:sz="8" w:space="0" w:color="000000"/>
-              <w:insideH w:val="single" w:sz="8" w:space="0" w:color="000000"/>
-              <w:insideV w:val="single" w:sz="8" w:space="0" w:color="000000"/>
-            </w:tcBorders>
-            <w:tcMar>
-              <w:top w:w="100" w:type="dxa"/>
-              <w:start w:w="110" w:type="dxa"/>
-              <w:bottom w:w="100" w:type="dxa"/>
-              <w:end w:w="110" w:type="dxa"/>
-            </w:tcMar>
-            <w:vAlign w:val="center"/>
-          </w:tcPr>
-          <w:p>
-            <w:pPr>
-              <w:keepNext w:val="0"/>
-              <w:keepLines/>
-              <w:spacing w:before="0" w:after="0" w:line="324" w:lineRule="auto"/>
-              <w:jc w:val="left"/>
-            </w:pPr>
-            <w:r/>
-            <w:r>
-              <w:rPr>
-                <w:rFonts w:ascii="휴먼명조" w:hAnsi="휴먼명조" w:eastAsia="휴먼명조" w:cs="휴먼명조"/>
-                <w:b w:val="0"/>
-                <w:i w:val="0"/>
-                <w:color w:val="000000"/>
-                <w:sz w:val="16"/>
-              </w:rPr>
-              <w:t>민원 접수·조회 중심</w:t>
-            </w:r>
-          </w:p>
-        </w:tc>
-        <w:tc>
-          <w:tcPr>
-            <w:tcW w:type="dxa" w:w="2440"/>
-            <w:shd w:fill="FFFFFF" w:val="clear"/>
-            <w:tcBorders>
-              <w:top w:val="single" w:sz="8" w:space="0" w:color="000000"/>
-              <w:bottom w:val="single" w:sz="8" w:space="0" w:color="000000"/>
-              <w:start w:val="single" w:sz="8" w:space="0" w:color="000000"/>
-              <w:end w:val="single" w:sz="8" w:space="0" w:color="000000"/>
-              <w:insideH w:val="single" w:sz="8" w:space="0" w:color="000000"/>
-              <w:insideV w:val="single" w:sz="8" w:space="0" w:color="000000"/>
-            </w:tcBorders>
-            <w:tcMar>
-              <w:top w:w="100" w:type="dxa"/>
-              <w:start w:w="110" w:type="dxa"/>
-              <w:bottom w:w="100" w:type="dxa"/>
-              <w:end w:w="110" w:type="dxa"/>
-            </w:tcMar>
-            <w:vAlign w:val="center"/>
-          </w:tcPr>
-          <w:p>
-            <w:pPr>
-              <w:keepNext w:val="0"/>
-              <w:keepLines/>
-              <w:spacing w:before="0" w:after="0" w:line="324" w:lineRule="auto"/>
-              <w:jc w:val="left"/>
-            </w:pPr>
-            <w:r/>
-            <w:r>
-              <w:rPr>
-                <w:rFonts w:ascii="휴먼명조" w:hAnsi="휴먼명조" w:eastAsia="휴먼명조" w:cs="휴먼명조"/>
-                <w:b w:val="0"/>
-                <w:i w:val="0"/>
-                <w:color w:val="000000"/>
-                <w:sz w:val="16"/>
-              </w:rPr>
-              <w:t>정보 탐색 중심</w:t>
-            </w:r>
-          </w:p>
-        </w:tc>
-        <w:tc>
-          <w:tcPr>
-            <w:tcW w:type="dxa" w:w="3300"/>
-            <w:shd w:fill="FFFFFF" w:val="clear"/>
-            <w:tcBorders>
-              <w:top w:val="single" w:sz="8" w:space="0" w:color="000000"/>
-              <w:bottom w:val="single" w:sz="8" w:space="0" w:color="000000"/>
-              <w:start w:val="single" w:sz="8" w:space="0" w:color="000000"/>
-              <w:end w:val="single" w:sz="8" w:space="0" w:color="000000"/>
-              <w:insideH w:val="single" w:sz="8" w:space="0" w:color="000000"/>
-              <w:insideV w:val="single" w:sz="8" w:space="0" w:color="000000"/>
-            </w:tcBorders>
-            <w:tcMar>
-              <w:top w:w="100" w:type="dxa"/>
-              <w:start w:w="110" w:type="dxa"/>
-              <w:bottom w:w="100" w:type="dxa"/>
-              <w:end w:w="110" w:type="dxa"/>
-            </w:tcMar>
-            <w:vAlign w:val="center"/>
-          </w:tcPr>
-          <w:p>
-            <w:pPr>
-              <w:keepNext w:val="0"/>
-              <w:keepLines/>
-              <w:spacing w:before="0" w:after="0" w:line="324" w:lineRule="auto"/>
-              <w:jc w:val="left"/>
-            </w:pPr>
-            <w:r/>
-            <w:r>
-              <w:rPr>
-                <w:rFonts w:ascii="휴먼명조" w:hAnsi="휴먼명조" w:eastAsia="휴먼명조" w:cs="휴먼명조"/>
-                <w:b w:val="0"/>
-                <w:i w:val="0"/>
-                <w:color w:val="000000"/>
-                <w:sz w:val="16"/>
-              </w:rPr>
-              <w:t>서류·일정·기관 통합</w:t>
-            </w:r>
-          </w:p>
-        </w:tc>
-      </w:tr>
-      <w:tr>
-        <w:trPr>
-          <w:cantSplit/>
-        </w:trPr>
-        <w:tc>
-          <w:tcPr>
-            <w:tcW w:type="dxa" w:w="1900"/>
-            <w:shd w:fill="FFFFFF" w:val="clear"/>
-            <w:tcBorders>
-              <w:top w:val="single" w:sz="8" w:space="0" w:color="000000"/>
-              <w:bottom w:val="single" w:sz="8" w:space="0" w:color="000000"/>
-              <w:start w:val="single" w:sz="8" w:space="0" w:color="000000"/>
-              <w:end w:val="single" w:sz="8" w:space="0" w:color="000000"/>
-              <w:insideH w:val="single" w:sz="8" w:space="0" w:color="000000"/>
-              <w:insideV w:val="single" w:sz="8" w:space="0" w:color="000000"/>
-            </w:tcBorders>
-            <w:tcMar>
-              <w:top w:w="100" w:type="dxa"/>
-              <w:start w:w="110" w:type="dxa"/>
-              <w:bottom w:w="100" w:type="dxa"/>
-              <w:end w:w="110" w:type="dxa"/>
-            </w:tcMar>
-            <w:vAlign w:val="center"/>
-          </w:tcPr>
-          <w:p>
-            <w:pPr>
-              <w:keepNext w:val="0"/>
-              <w:keepLines/>
-              <w:spacing w:before="0" w:after="0" w:line="324" w:lineRule="auto"/>
-              <w:jc w:val="left"/>
-            </w:pPr>
-            <w:r/>
-            <w:r>
-              <w:rPr>
-                <w:rFonts w:ascii="휴먼명조" w:hAnsi="휴먼명조" w:eastAsia="휴먼명조" w:cs="휴먼명조"/>
-                <w:b/>
-                <w:i w:val="0"/>
-                <w:color w:val="000000"/>
-                <w:sz w:val="16"/>
-              </w:rPr>
-              <w:t>책임 경계</w:t>
-            </w:r>
-          </w:p>
-        </w:tc>
-        <w:tc>
-          <w:tcPr>
-            <w:tcW w:type="dxa" w:w="2440"/>
-            <w:shd w:fill="FFFFFF" w:val="clear"/>
-            <w:tcBorders>
-              <w:top w:val="single" w:sz="8" w:space="0" w:color="000000"/>
-              <w:bottom w:val="single" w:sz="8" w:space="0" w:color="000000"/>
-              <w:start w:val="single" w:sz="8" w:space="0" w:color="000000"/>
-              <w:end w:val="single" w:sz="8" w:space="0" w:color="000000"/>
-              <w:insideH w:val="single" w:sz="8" w:space="0" w:color="000000"/>
-              <w:insideV w:val="single" w:sz="8" w:space="0" w:color="000000"/>
-            </w:tcBorders>
-            <w:tcMar>
-              <w:top w:w="100" w:type="dxa"/>
-              <w:start w:w="110" w:type="dxa"/>
-              <w:bottom w:w="100" w:type="dxa"/>
-              <w:end w:w="110" w:type="dxa"/>
-            </w:tcMar>
-            <w:vAlign w:val="center"/>
-          </w:tcPr>
-          <w:p>
-            <w:pPr>
-              <w:keepNext w:val="0"/>
-              <w:keepLines/>
-              <w:spacing w:before="0" w:after="0" w:line="324" w:lineRule="auto"/>
-              <w:jc w:val="left"/>
-            </w:pPr>
-            <w:r/>
-            <w:r>
-              <w:rPr>
-                <w:rFonts w:ascii="휴먼명조" w:hAnsi="휴먼명조" w:eastAsia="휴먼명조" w:cs="휴먼명조"/>
-                <w:b w:val="0"/>
-                <w:i w:val="0"/>
-                <w:color w:val="000000"/>
-                <w:sz w:val="16"/>
-              </w:rPr>
-              <w:t>공식 접수·판정</w:t>
-            </w:r>
-          </w:p>
-        </w:tc>
-        <w:tc>
-          <w:tcPr>
-            <w:tcW w:type="dxa" w:w="2440"/>
-            <w:shd w:fill="FFFFFF" w:val="clear"/>
-            <w:tcBorders>
-              <w:top w:val="single" w:sz="8" w:space="0" w:color="000000"/>
-              <w:bottom w:val="single" w:sz="8" w:space="0" w:color="000000"/>
-              <w:start w:val="single" w:sz="8" w:space="0" w:color="000000"/>
-              <w:end w:val="single" w:sz="8" w:space="0" w:color="000000"/>
-              <w:insideH w:val="single" w:sz="8" w:space="0" w:color="000000"/>
-              <w:insideV w:val="single" w:sz="8" w:space="0" w:color="000000"/>
-            </w:tcBorders>
-            <w:tcMar>
-              <w:top w:w="100" w:type="dxa"/>
-              <w:start w:w="110" w:type="dxa"/>
-              <w:bottom w:w="100" w:type="dxa"/>
-              <w:end w:w="110" w:type="dxa"/>
-            </w:tcMar>
-            <w:vAlign w:val="center"/>
-          </w:tcPr>
-          <w:p>
-            <w:pPr>
-              <w:keepNext w:val="0"/>
-              <w:keepLines/>
-              <w:spacing w:before="0" w:after="0" w:line="324" w:lineRule="auto"/>
-              <w:jc w:val="left"/>
-            </w:pPr>
-            <w:r/>
-            <w:r>
-              <w:rPr>
-                <w:rFonts w:ascii="휴먼명조" w:hAnsi="휴먼명조" w:eastAsia="휴먼명조" w:cs="휴먼명조"/>
-                <w:b w:val="0"/>
-                <w:i w:val="0"/>
-                <w:color w:val="000000"/>
-                <w:sz w:val="16"/>
-              </w:rPr>
-              <w:t>지역 유학생 정보 채널</w:t>
-            </w:r>
-          </w:p>
-        </w:tc>
-        <w:tc>
-          <w:tcPr>
-            <w:tcW w:type="dxa" w:w="3300"/>
-            <w:shd w:fill="FFFFFF" w:val="clear"/>
-            <w:tcBorders>
-              <w:top w:val="single" w:sz="8" w:space="0" w:color="000000"/>
-              <w:bottom w:val="single" w:sz="8" w:space="0" w:color="000000"/>
-              <w:start w:val="single" w:sz="8" w:space="0" w:color="000000"/>
-              <w:end w:val="single" w:sz="8" w:space="0" w:color="000000"/>
-              <w:insideH w:val="single" w:sz="8" w:space="0" w:color="000000"/>
-              <w:insideV w:val="single" w:sz="8" w:space="0" w:color="000000"/>
-            </w:tcBorders>
-            <w:tcMar>
-              <w:top w:w="100" w:type="dxa"/>
-              <w:start w:w="110" w:type="dxa"/>
-              <w:bottom w:w="100" w:type="dxa"/>
-              <w:end w:w="110" w:type="dxa"/>
-            </w:tcMar>
-            <w:vAlign w:val="center"/>
-          </w:tcPr>
-          <w:p>
-            <w:pPr>
-              <w:keepNext w:val="0"/>
-              <w:keepLines/>
-              <w:spacing w:before="0" w:after="0" w:line="324" w:lineRule="auto"/>
-              <w:jc w:val="left"/>
-            </w:pPr>
-            <w:r/>
-            <w:r>
-              <w:rPr>
-                <w:rFonts w:ascii="휴먼명조" w:hAnsi="휴먼명조" w:eastAsia="휴먼명조" w:cs="휴먼명조"/>
-                <w:b w:val="0"/>
-                <w:i w:val="0"/>
-                <w:color w:val="000000"/>
-                <w:sz w:val="16"/>
-              </w:rPr>
-              <w:t>준비 지원 후 공식기관으로 이관</w:t>
+              <w:t>체크리스트·캘린더·기관 연락처</w:t>
             </w:r>
           </w:p>
         </w:tc>
@@ -10358,7 +10233,7 @@
       <w:pPr>
         <w:keepNext w:val="0"/>
         <w:keepLines w:val="0"/>
-        <w:spacing w:before="0" w:after="0" w:line="384" w:lineRule="auto"/>
+        <w:spacing w:before="0" w:after="120" w:line="384" w:lineRule="auto"/>
         <w:jc w:val="both"/>
       </w:pPr>
       <w:r>
@@ -10369,8 +10244,79 @@
           <w:color w:val="000000"/>
           <w:sz w:val="22"/>
         </w:rPr>
-        <w:t>비자부기의 독창성은 ‘비자 챗봇’ 자체가 아니라, 행정문서의 논리와 변경이력을 근거 단위로 구조화하고 그 위에 행동관리 UI를 결합한 데 있다.</w:t>
+        <w:t>비자부기의 독창성은 문서 요약형 챗봇이 아니라, 질문·OCR 서류 상태·공고를 함께 해석해 위험·비자정보·서류·일정 중 필요한 경로를 선택하고 결과를 실제 행동으로 전환하는 AI 라우팅 구조에 있다.</w:t>
       </w:r>
+    </w:p>
+    <w:tbl>
+      <w:tblPr>
+        <w:tblW w:type="dxa" w:w="10080"/>
+        <w:jc w:val="left"/>
+        <w:tblLayout w:type="fixed"/>
+        <w:tblLook w:firstColumn="1" w:firstRow="1" w:lastColumn="0" w:lastRow="0" w:noHBand="0" w:noVBand="1" w:val="04A0"/>
+        <w:tblInd w:w="120" w:type="dxa"/>
+      </w:tblPr>
+      <w:tblGrid>
+        <w:gridCol w:w="10080"/>
+      </w:tblGrid>
+      <w:tr>
+        <w:trPr>
+          <w:tblHeader w:val="true"/>
+        </w:trPr>
+        <w:tc>
+          <w:tcPr>
+            <w:tcW w:type="dxa" w:w="10080"/>
+            <w:tcMar>
+              <w:top w:w="130" w:type="dxa"/>
+              <w:start w:w="180" w:type="dxa"/>
+              <w:bottom w:w="130" w:type="dxa"/>
+              <w:end w:w="180" w:type="dxa"/>
+            </w:tcMar>
+            <w:shd w:fill="FFFFFF" w:val="clear"/>
+            <w:tcBorders>
+              <w:top w:val="single" w:sz="12" w:space="0" w:color="000000"/>
+              <w:bottom w:val="single" w:sz="12" w:space="0" w:color="000000"/>
+              <w:start w:val="single" w:sz="12" w:space="0" w:color="000000"/>
+              <w:end w:val="single" w:sz="12" w:space="0" w:color="000000"/>
+              <w:insideH w:val="single" w:sz="12" w:space="0" w:color="000000"/>
+              <w:insideV w:val="single" w:sz="12" w:space="0" w:color="000000"/>
+            </w:tcBorders>
+          </w:tcPr>
+          <w:p>
+            <w:pPr>
+              <w:keepNext w:val="0"/>
+              <w:keepLines w:val="0"/>
+              <w:spacing w:before="0" w:after="0" w:line="348" w:lineRule="auto"/>
+              <w:jc w:val="left"/>
+            </w:pPr>
+            <w:r/>
+            <w:r>
+              <w:rPr>
+                <w:rFonts w:ascii="휴먼명조" w:hAnsi="휴먼명조" w:eastAsia="휴먼명조" w:cs="휴먼명조"/>
+                <w:b/>
+                <w:i w:val="0"/>
+                <w:color w:val="000000"/>
+                <w:sz w:val="20"/>
+              </w:rPr>
+              <w:t xml:space="preserve">심사기준 대응  </w:t>
+            </w:r>
+            <w:r>
+              <w:rPr>
+                <w:rFonts w:ascii="휴먼명조" w:hAnsi="휴먼명조" w:eastAsia="휴먼명조" w:cs="휴먼명조"/>
+                <w:b w:val="0"/>
+                <w:i w:val="0"/>
+                <w:color w:val="000000"/>
+                <w:sz w:val="20"/>
+              </w:rPr>
+              <w:t>독창성: 질문·OCR·공고를 행동으로 바꾸는 AI 라우팅. 기술성: 공식 원천문서 24건 전체 파싱, 4계층 데이터 구조, 결정론적 검증. 사업화: 기관형 수익모델과 정량 실증 목표. 적합성: 충북 외국인 주민의 비자 전환·정착 현안에 적용한 실제 시제품.</w:t>
+            </w:r>
+          </w:p>
+        </w:tc>
+      </w:tr>
+    </w:tbl>
+    <w:p>
+      <w:pPr>
+        <w:spacing w:after="0"/>
+      </w:pPr>
     </w:p>
     <w:p>
       <w:r>
@@ -10826,7 +10772,7 @@
           <w:color w:val="000000"/>
           <w:sz w:val="18"/>
         </w:rPr>
-        <w:t>1차 실증: 이주노동자 × E-7-4R 체류자격 트래커</w:t>
+        <w:t>시제품 가점 대응: 반응형 웹에 AI 챗봇·OCR·캘린더·기관 지도를 실제 적용</w:t>
       </w:r>
     </w:p>
     <w:tbl>
@@ -10880,7 +10826,7 @@
                 <w:b/>
                 <w:i w:val="0"/>
                 <w:color w:val="FFFFFF"/>
-                <w:sz w:val="18"/>
+                <w:sz w:val="17"/>
               </w:rPr>
               <w:t>구분</w:t>
             </w:r>
@@ -10920,7 +10866,7 @@
                 <w:b/>
                 <w:i w:val="0"/>
                 <w:color w:val="FFFFFF"/>
-                <w:sz w:val="18"/>
+                <w:sz w:val="17"/>
               </w:rPr>
               <w:t>현재 구현 내용</w:t>
             </w:r>
@@ -10965,7 +10911,7 @@
                 <w:b/>
                 <w:i w:val="0"/>
                 <w:color w:val="000000"/>
-                <w:sz w:val="18"/>
+                <w:sz w:val="17"/>
               </w:rPr>
               <w:t>데이터</w:t>
             </w:r>
@@ -11005,9 +10951,9 @@
                 <w:b w:val="0"/>
                 <w:i w:val="0"/>
                 <w:color w:val="000000"/>
-                <w:sz w:val="18"/>
+                <w:sz w:val="17"/>
               </w:rPr>
-              <w:t>공식 문서 추출·검수, 13개 테이블, Supabase 적재·조회, 변경·근거 관리</w:t>
+              <w:t>공식 원천문서 24건 전체 파싱, 원문·근거·규칙·서비스 4계층, 13개 관계형 테이블과 684개 근거 매핑</w:t>
             </w:r>
           </w:p>
         </w:tc>
@@ -11050,9 +10996,9 @@
                 <w:b/>
                 <w:i w:val="0"/>
                 <w:color w:val="000000"/>
-                <w:sz w:val="18"/>
+                <w:sz w:val="17"/>
               </w:rPr>
-              <w:t>사용자 화면</w:t>
+              <w:t>AI 챗봇</w:t>
             </w:r>
           </w:p>
         </w:tc>
@@ -11090,9 +11036,9 @@
                 <w:b w:val="0"/>
                 <w:i w:val="0"/>
                 <w:color w:val="000000"/>
-                <w:sz w:val="18"/>
+                <w:sz w:val="17"/>
               </w:rPr>
-              <w:t>6개 언어 온보딩, 목표 비자 홈, 준비 현황, 서류 단계, 캘린더, 기관 지도, 모바일 반응형 UI</w:t>
+              <w:t>의도·위험·사용자·지역·비자·언어 스크리닝, 제한형 데이터 조회, 다국어 답변</w:t>
             </w:r>
           </w:p>
         </w:tc>
@@ -11135,9 +11081,9 @@
                 <w:b/>
                 <w:i w:val="0"/>
                 <w:color w:val="000000"/>
-                <w:sz w:val="18"/>
+                <w:sz w:val="17"/>
               </w:rPr>
-              <w:t>OCR·AI</w:t>
+              <w:t>위험 라우팅</w:t>
             </w:r>
           </w:p>
         </w:tc>
@@ -11175,9 +11121,9 @@
                 <w:b w:val="0"/>
                 <w:i w:val="0"/>
                 <w:color w:val="000000"/>
-                <w:sz w:val="18"/>
+                <w:sz w:val="17"/>
               </w:rPr>
-              <w:t>서식 템플릿 기반 OCR API, 결과 저장·확인 흐름, 근거 기반 채팅과 위험상황 라우팅 구조</w:t>
+              <w:t>임금체불·산재·폭행·불법취업·거주조건 위반 분류, 사용자·지역별 기관 연결</w:t>
             </w:r>
           </w:p>
         </w:tc>
@@ -11220,9 +11166,9 @@
                 <w:b/>
                 <w:i w:val="0"/>
                 <w:color w:val="000000"/>
-                <w:sz w:val="18"/>
+                <w:sz w:val="17"/>
               </w:rPr>
-              <w:t>안전·접근성</w:t>
+              <w:t>OCR 도우미</w:t>
             </w:r>
           </w:p>
         </w:tc>
@@ -11260,9 +11206,9 @@
                 <w:b w:val="0"/>
                 <w:i w:val="0"/>
                 <w:color w:val="000000"/>
-                <w:sz w:val="18"/>
+                <w:sz w:val="17"/>
               </w:rPr>
-              <w:t>GPS·OCR 최소 저장, 서버 키 분리, 키보드 포커스, 본문 바로가기, 모션 감소 대응</w:t>
+              <w:t>서식 템플릿 분석, 필드별 누락·작성 주체·수동 확인, 6개 언어 질문 도우미</w:t>
             </w:r>
           </w:p>
         </w:tc>
@@ -11305,9 +11251,9 @@
                 <w:b/>
                 <w:i w:val="0"/>
                 <w:color w:val="000000"/>
-                <w:sz w:val="18"/>
+                <w:sz w:val="17"/>
               </w:rPr>
-              <w:t>남은 핵심</w:t>
+              <w:t>공고 일정</w:t>
             </w:r>
           </w:p>
         </w:tc>
@@ -11345,9 +11291,94 @@
                 <w:b w:val="0"/>
                 <w:i w:val="0"/>
                 <w:color w:val="000000"/>
-                <w:sz w:val="18"/>
+                <w:sz w:val="17"/>
               </w:rPr>
-              <w:t>전체 자격·점수 결정론 엔진, 운영자 검수 화면, 다국어 전문 검수, 현장 사용자 테스트</w:t>
+              <w:t>목표 비자별 접수기간 표시, 기준일·offset 계산, 일정 검색·개인 일정 등록</w:t>
+            </w:r>
+          </w:p>
+        </w:tc>
+      </w:tr>
+      <w:tr>
+        <w:trPr>
+          <w:cantSplit/>
+        </w:trPr>
+        <w:tc>
+          <w:tcPr>
+            <w:tcW w:type="dxa" w:w="2100"/>
+            <w:shd w:fill="FFFFFF" w:val="clear"/>
+            <w:tcBorders>
+              <w:top w:val="single" w:sz="8" w:space="0" w:color="000000"/>
+              <w:bottom w:val="single" w:sz="8" w:space="0" w:color="000000"/>
+              <w:start w:val="single" w:sz="8" w:space="0" w:color="000000"/>
+              <w:end w:val="single" w:sz="8" w:space="0" w:color="000000"/>
+              <w:insideH w:val="single" w:sz="8" w:space="0" w:color="000000"/>
+              <w:insideV w:val="single" w:sz="8" w:space="0" w:color="000000"/>
+            </w:tcBorders>
+            <w:tcMar>
+              <w:top w:w="100" w:type="dxa"/>
+              <w:start w:w="110" w:type="dxa"/>
+              <w:bottom w:w="100" w:type="dxa"/>
+              <w:end w:w="110" w:type="dxa"/>
+            </w:tcMar>
+            <w:vAlign w:val="center"/>
+          </w:tcPr>
+          <w:p>
+            <w:pPr>
+              <w:keepNext w:val="0"/>
+              <w:keepLines/>
+              <w:spacing w:before="0" w:after="0" w:line="324" w:lineRule="auto"/>
+              <w:jc w:val="left"/>
+            </w:pPr>
+            <w:r/>
+            <w:r>
+              <w:rPr>
+                <w:rFonts w:ascii="휴먼명조" w:hAnsi="휴먼명조" w:eastAsia="휴먼명조" w:cs="휴먼명조"/>
+                <w:b/>
+                <w:i w:val="0"/>
+                <w:color w:val="000000"/>
+                <w:sz w:val="17"/>
+              </w:rPr>
+              <w:t>안전·개인정보</w:t>
+            </w:r>
+          </w:p>
+        </w:tc>
+        <w:tc>
+          <w:tcPr>
+            <w:tcW w:type="dxa" w:w="7980"/>
+            <w:shd w:fill="FFFFFF" w:val="clear"/>
+            <w:tcBorders>
+              <w:top w:val="single" w:sz="8" w:space="0" w:color="000000"/>
+              <w:bottom w:val="single" w:sz="8" w:space="0" w:color="000000"/>
+              <w:start w:val="single" w:sz="8" w:space="0" w:color="000000"/>
+              <w:end w:val="single" w:sz="8" w:space="0" w:color="000000"/>
+              <w:insideH w:val="single" w:sz="8" w:space="0" w:color="000000"/>
+              <w:insideV w:val="single" w:sz="8" w:space="0" w:color="000000"/>
+            </w:tcBorders>
+            <w:tcMar>
+              <w:top w:w="100" w:type="dxa"/>
+              <w:start w:w="110" w:type="dxa"/>
+              <w:bottom w:w="100" w:type="dxa"/>
+              <w:end w:w="110" w:type="dxa"/>
+            </w:tcMar>
+            <w:vAlign w:val="center"/>
+          </w:tcPr>
+          <w:p>
+            <w:pPr>
+              <w:keepNext w:val="0"/>
+              <w:keepLines/>
+              <w:spacing w:before="0" w:after="0" w:line="324" w:lineRule="auto"/>
+              <w:jc w:val="left"/>
+            </w:pPr>
+            <w:r/>
+            <w:r>
+              <w:rPr>
+                <w:rFonts w:ascii="휴먼명조" w:hAnsi="휴먼명조" w:eastAsia="휴먼명조" w:cs="휴먼명조"/>
+                <w:b w:val="0"/>
+                <w:i w:val="0"/>
+                <w:color w:val="000000"/>
+                <w:sz w:val="17"/>
+              </w:rPr>
+              <w:t>출처·연락처 원문 검증, OCR 비민감 필드 상태 활용, 대화 삭제와 비식별 운영 로그</w:t>
             </w:r>
           </w:p>
         </w:tc>
@@ -11544,7 +11575,7 @@
                 <w:color w:val="000000"/>
                 <w:sz w:val="17"/>
               </w:rPr>
-              <w:t>공식 PDF·HWP 원문 추출, 사람 검수, 13개 관계형 테이블과 684개 근거 매핑 운영</w:t>
+              <w:t>공식 PDF·HWPX·HWP 24건 전체 파싱, 사람 검수, 4계층 구조·13개 관계형 테이블·684개 근거 매핑 운영</w:t>
             </w:r>
           </w:p>
         </w:tc>
@@ -11984,7 +12015,7 @@
                 <w:color w:val="000000"/>
                 <w:sz w:val="17"/>
               </w:rPr>
-              <w:t>1단계: 판정·진행관리</w:t>
+              <w:t>1단계: AI 행동연결</w:t>
             </w:r>
           </w:p>
         </w:tc>
@@ -12064,7 +12095,7 @@
                 <w:color w:val="000000"/>
                 <w:sz w:val="17"/>
               </w:rPr>
-              <w:t>E-7-4R 규칙 엔진, 체크리스트, 일정·진행률</w:t>
+              <w:t>챗봇 라우팅, OCR, 규칙·공고 일정 통합</w:t>
             </w:r>
           </w:p>
         </w:tc>
@@ -12104,7 +12135,7 @@
                 <w:color w:val="000000"/>
                 <w:sz w:val="17"/>
               </w:rPr>
-              <w:t>자동·검토 필요·안내용 결과 분리</w:t>
+              <w:t>위험·서류·일정 경로별 검증</w:t>
             </w:r>
           </w:p>
         </w:tc>
@@ -12455,7 +12486,7 @@
     </w:p>
     <w:p>
       <w:pPr>
-        <w:pStyle w:val="ListNumber"/>
+        <w:pStyle w:val="ListBullet"/>
         <w:keepLines/>
       </w:pPr>
       <w:r>
@@ -12471,7 +12502,7 @@
     </w:p>
     <w:p>
       <w:pPr>
-        <w:pStyle w:val="ListNumber"/>
+        <w:pStyle w:val="ListBullet"/>
         <w:keepLines/>
       </w:pPr>
       <w:r>
@@ -12482,12 +12513,12 @@
           <w:color w:val="000000"/>
           <w:sz w:val="18"/>
         </w:rPr>
-        <w:t>기관·지자체(B2G/B2B): 대학 국제교류부서, 외국인지원센터, 기업 인사담당자, 지자체에 기관별 체크리스트 배포, 공고 변경 알림, 담당자 검수, 비식별 집계, 근거 링크를 제공한다.</w:t>
+        <w:t>기관·지자체(B2G/B2B): 대학 국제교류부서, 외국인지원센터, 기업 인사담당자, 지자체에 기관별 체크리스트 배포, 공고 변경 알림, 담당자 검수, 비식별 집계, 근거 링크를 제공한다. 기관용 연간 사용료로 AI 처리비와 공식 행정데이터의 검수·갱신·운영비를 충당한다.</w:t>
       </w:r>
     </w:p>
     <w:p>
       <w:pPr>
-        <w:pStyle w:val="ListNumber"/>
+        <w:pStyle w:val="ListBullet"/>
         <w:keepLines/>
       </w:pPr>
       <w:r>
@@ -12930,6 +12961,131 @@
                 <w:color w:val="000000"/>
                 <w:sz w:val="16"/>
               </w:rPr>
+              <w:t>비용 효율</w:t>
+            </w:r>
+          </w:p>
+        </w:tc>
+        <w:tc>
+          <w:tcPr>
+            <w:tcW w:type="dxa" w:w="4570"/>
+            <w:shd w:fill="FFFFFF" w:val="clear"/>
+            <w:tcBorders>
+              <w:top w:val="single" w:sz="8" w:space="0" w:color="000000"/>
+              <w:bottom w:val="single" w:sz="8" w:space="0" w:color="000000"/>
+              <w:start w:val="single" w:sz="8" w:space="0" w:color="000000"/>
+              <w:end w:val="single" w:sz="8" w:space="0" w:color="000000"/>
+              <w:insideH w:val="single" w:sz="8" w:space="0" w:color="000000"/>
+              <w:insideV w:val="single" w:sz="8" w:space="0" w:color="000000"/>
+            </w:tcBorders>
+            <w:tcMar>
+              <w:top w:w="100" w:type="dxa"/>
+              <w:start w:w="110" w:type="dxa"/>
+              <w:bottom w:w="100" w:type="dxa"/>
+              <w:end w:w="110" w:type="dxa"/>
+            </w:tcMar>
+            <w:vAlign w:val="center"/>
+          </w:tcPr>
+          <w:p>
+            <w:pPr>
+              <w:keepNext w:val="0"/>
+              <w:keepLines/>
+              <w:spacing w:before="0" w:after="0" w:line="324" w:lineRule="auto"/>
+              <w:jc w:val="left"/>
+            </w:pPr>
+            <w:r/>
+            <w:r>
+              <w:rPr>
+                <w:rFonts w:ascii="휴먼명조" w:hAnsi="휴먼명조" w:eastAsia="휴먼명조" w:cs="휴먼명조"/>
+                <w:b w:val="0"/>
+                <w:i w:val="0"/>
+                <w:color w:val="000000"/>
+                <w:sz w:val="16"/>
+              </w:rPr>
+              <w:t>OCR 1건 약 0.009달러·1,000건 약 9달러 예상 [13]</w:t>
+            </w:r>
+          </w:p>
+        </w:tc>
+        <w:tc>
+          <w:tcPr>
+            <w:tcW w:type="dxa" w:w="3610"/>
+            <w:shd w:fill="FFFFFF" w:val="clear"/>
+            <w:tcBorders>
+              <w:top w:val="single" w:sz="8" w:space="0" w:color="000000"/>
+              <w:bottom w:val="single" w:sz="8" w:space="0" w:color="000000"/>
+              <w:start w:val="single" w:sz="8" w:space="0" w:color="000000"/>
+              <w:end w:val="single" w:sz="8" w:space="0" w:color="000000"/>
+              <w:insideH w:val="single" w:sz="8" w:space="0" w:color="000000"/>
+              <w:insideV w:val="single" w:sz="8" w:space="0" w:color="000000"/>
+            </w:tcBorders>
+            <w:tcMar>
+              <w:top w:w="100" w:type="dxa"/>
+              <w:start w:w="110" w:type="dxa"/>
+              <w:bottom w:w="100" w:type="dxa"/>
+              <w:end w:w="110" w:type="dxa"/>
+            </w:tcMar>
+            <w:vAlign w:val="center"/>
+          </w:tcPr>
+          <w:p>
+            <w:pPr>
+              <w:keepNext w:val="0"/>
+              <w:keepLines/>
+              <w:spacing w:before="0" w:after="0" w:line="324" w:lineRule="auto"/>
+              <w:jc w:val="left"/>
+            </w:pPr>
+            <w:r/>
+            <w:r>
+              <w:rPr>
+                <w:rFonts w:ascii="휴먼명조" w:hAnsi="휴먼명조" w:eastAsia="휴먼명조" w:cs="휴먼명조"/>
+                <w:b w:val="0"/>
+                <w:i w:val="0"/>
+                <w:color w:val="000000"/>
+                <w:sz w:val="16"/>
+              </w:rPr>
+              <w:t>실제 입력·출력 토큰과 완료 과업 수로 검증</w:t>
+            </w:r>
+          </w:p>
+        </w:tc>
+      </w:tr>
+      <w:tr>
+        <w:trPr>
+          <w:cantSplit/>
+        </w:trPr>
+        <w:tc>
+          <w:tcPr>
+            <w:tcW w:type="dxa" w:w="1900"/>
+            <w:shd w:fill="FFFFFF" w:val="clear"/>
+            <w:tcBorders>
+              <w:top w:val="single" w:sz="8" w:space="0" w:color="000000"/>
+              <w:bottom w:val="single" w:sz="8" w:space="0" w:color="000000"/>
+              <w:start w:val="single" w:sz="8" w:space="0" w:color="000000"/>
+              <w:end w:val="single" w:sz="8" w:space="0" w:color="000000"/>
+              <w:insideH w:val="single" w:sz="8" w:space="0" w:color="000000"/>
+              <w:insideV w:val="single" w:sz="8" w:space="0" w:color="000000"/>
+            </w:tcBorders>
+            <w:tcMar>
+              <w:top w:w="100" w:type="dxa"/>
+              <w:start w:w="110" w:type="dxa"/>
+              <w:bottom w:w="100" w:type="dxa"/>
+              <w:end w:w="110" w:type="dxa"/>
+            </w:tcMar>
+            <w:vAlign w:val="center"/>
+          </w:tcPr>
+          <w:p>
+            <w:pPr>
+              <w:keepNext w:val="0"/>
+              <w:keepLines/>
+              <w:spacing w:before="0" w:after="0" w:line="324" w:lineRule="auto"/>
+              <w:jc w:val="left"/>
+            </w:pPr>
+            <w:r/>
+            <w:r>
+              <w:rPr>
+                <w:rFonts w:ascii="휴먼명조" w:hAnsi="휴먼명조" w:eastAsia="휴먼명조" w:cs="휴먼명조"/>
+                <w:b/>
+                <w:i w:val="0"/>
+                <w:color w:val="000000"/>
+                <w:sz w:val="16"/>
+              </w:rPr>
               <w:t>현장 실증</w:t>
             </w:r>
           </w:p>
@@ -13196,7 +13352,7 @@
                 <w:color w:val="000000"/>
                 <w:sz w:val="20"/>
               </w:rPr>
-              <w:t xml:space="preserve">수익모델 검증 원칙  </w:t>
+              <w:t xml:space="preserve">비용 구조와 충북 지역 환류  </w:t>
             </w:r>
             <w:r>
               <w:rPr>
@@ -13206,7 +13362,7 @@
                 <w:color w:val="000000"/>
                 <w:sz w:val="20"/>
               </w:rPr>
-              <w:t>가격 구간과 기관 목표는 현재 매출·실적이 아닌 검증 가설이다. 현장 인터뷰와 실증에서 기능 범위·지불의향을 확인한 뒤 확정한다.</w:t>
+              <w:t>기관이 소액의 AI 처리비와 데이터 운영비를 부담하면 외국인 주민은 비용 없이 서류 누락·공고 일정·지원기관을 확인한다. 이를 통해 채용 이후 비자 전환 과정의 이탈을 줄이고 충북 기업의 외국인 인력 유지와 지역 정착으로 편익을 환류한다. 가격·비용 수치는 현재 가설이며 실제 사용량과 현장 지불의향으로 확정한다.</w:t>
             </w:r>
           </w:p>
         </w:tc>
@@ -13578,7 +13734,7 @@
                 <w:color w:val="000000"/>
                 <w:sz w:val="18"/>
               </w:rPr>
-              <w:t>계산은 규칙 엔진으로 제한하고 AI는 설명·번역·검색 보조에 한정</w:t>
+              <w:t>제한형 조회 결과만 사용하고 데이터에 없는 답변·연락처는 차단</w:t>
             </w:r>
           </w:p>
         </w:tc>
@@ -13904,7 +14060,7 @@
                 <w:b/>
                 <w:i w:val="0"/>
                 <w:color w:val="FFFFFF"/>
-                <w:sz w:val="17"/>
+                <w:sz w:val="16"/>
               </w:rPr>
               <w:t>지표</w:t>
             </w:r>
@@ -13944,7 +14100,7 @@
                 <w:b/>
                 <w:i w:val="0"/>
                 <w:color w:val="FFFFFF"/>
-                <w:sz w:val="17"/>
+                <w:sz w:val="16"/>
               </w:rPr>
               <w:t>측정 방법</w:t>
             </w:r>
@@ -13984,7 +14140,7 @@
                 <w:b/>
                 <w:i w:val="0"/>
                 <w:color w:val="FFFFFF"/>
-                <w:sz w:val="17"/>
+                <w:sz w:val="16"/>
               </w:rPr>
               <w:t>1차 실증 목표</w:t>
             </w:r>
@@ -14029,9 +14185,9 @@
                 <w:b/>
                 <w:i w:val="0"/>
                 <w:color w:val="000000"/>
-                <w:sz w:val="17"/>
+                <w:sz w:val="16"/>
               </w:rPr>
-              <w:t>요건 확인 과업 성공률</w:t>
+              <w:t>위험 신호 미탐</w:t>
             </w:r>
           </w:p>
         </w:tc>
@@ -14069,9 +14225,9 @@
                 <w:b w:val="0"/>
                 <w:i w:val="0"/>
                 <w:color w:val="000000"/>
-                <w:sz w:val="17"/>
+                <w:sz w:val="16"/>
               </w:rPr>
-              <w:t>사용성 테스트 정답 도달</w:t>
+              <w:t>위험 표현·다국어 평가 세트</w:t>
             </w:r>
           </w:p>
         </w:tc>
@@ -14109,9 +14265,9 @@
                 <w:b w:val="0"/>
                 <w:i w:val="0"/>
                 <w:color w:val="000000"/>
-                <w:sz w:val="17"/>
+                <w:sz w:val="16"/>
               </w:rPr>
-              <w:t>85% 이상</w:t>
+              <w:t>0건</w:t>
             </w:r>
           </w:p>
         </w:tc>
@@ -14154,7 +14310,382 @@
                 <w:b/>
                 <w:i w:val="0"/>
                 <w:color w:val="000000"/>
-                <w:sz w:val="17"/>
+                <w:sz w:val="16"/>
+              </w:rPr>
+              <w:t>기관 연락처 불일치</w:t>
+            </w:r>
+          </w:p>
+        </w:tc>
+        <w:tc>
+          <w:tcPr>
+            <w:tcW w:type="dxa" w:w="3900"/>
+            <w:shd w:fill="FFFFFF" w:val="clear"/>
+            <w:tcBorders>
+              <w:top w:val="single" w:sz="8" w:space="0" w:color="000000"/>
+              <w:bottom w:val="single" w:sz="8" w:space="0" w:color="000000"/>
+              <w:start w:val="single" w:sz="8" w:space="0" w:color="000000"/>
+              <w:end w:val="single" w:sz="8" w:space="0" w:color="000000"/>
+              <w:insideH w:val="single" w:sz="8" w:space="0" w:color="000000"/>
+              <w:insideV w:val="single" w:sz="8" w:space="0" w:color="000000"/>
+            </w:tcBorders>
+            <w:tcMar>
+              <w:top w:w="100" w:type="dxa"/>
+              <w:start w:w="110" w:type="dxa"/>
+              <w:bottom w:w="100" w:type="dxa"/>
+              <w:end w:w="110" w:type="dxa"/>
+            </w:tcMar>
+            <w:vAlign w:val="center"/>
+          </w:tcPr>
+          <w:p>
+            <w:pPr>
+              <w:keepNext w:val="0"/>
+              <w:keepLines/>
+              <w:spacing w:before="0" w:after="0" w:line="324" w:lineRule="auto"/>
+              <w:jc w:val="left"/>
+            </w:pPr>
+            <w:r/>
+            <w:r>
+              <w:rPr>
+                <w:rFonts w:ascii="휴먼명조" w:hAnsi="휴먼명조" w:eastAsia="휴먼명조" w:cs="휴먼명조"/>
+                <w:b w:val="0"/>
+                <w:i w:val="0"/>
+                <w:color w:val="000000"/>
+                <w:sz w:val="16"/>
+              </w:rPr>
+              <w:t>데이터 원문과 문자열 비교</w:t>
+            </w:r>
+          </w:p>
+        </w:tc>
+        <w:tc>
+          <w:tcPr>
+            <w:tcW w:type="dxa" w:w="2480"/>
+            <w:shd w:fill="FFFFFF" w:val="clear"/>
+            <w:tcBorders>
+              <w:top w:val="single" w:sz="8" w:space="0" w:color="000000"/>
+              <w:bottom w:val="single" w:sz="8" w:space="0" w:color="000000"/>
+              <w:start w:val="single" w:sz="8" w:space="0" w:color="000000"/>
+              <w:end w:val="single" w:sz="8" w:space="0" w:color="000000"/>
+              <w:insideH w:val="single" w:sz="8" w:space="0" w:color="000000"/>
+              <w:insideV w:val="single" w:sz="8" w:space="0" w:color="000000"/>
+            </w:tcBorders>
+            <w:tcMar>
+              <w:top w:w="100" w:type="dxa"/>
+              <w:start w:w="110" w:type="dxa"/>
+              <w:bottom w:w="100" w:type="dxa"/>
+              <w:end w:w="110" w:type="dxa"/>
+            </w:tcMar>
+            <w:vAlign w:val="center"/>
+          </w:tcPr>
+          <w:p>
+            <w:pPr>
+              <w:keepNext w:val="0"/>
+              <w:keepLines/>
+              <w:spacing w:before="0" w:after="0" w:line="324" w:lineRule="auto"/>
+              <w:jc w:val="center"/>
+            </w:pPr>
+            <w:r/>
+            <w:r>
+              <w:rPr>
+                <w:rFonts w:ascii="휴먼명조" w:hAnsi="휴먼명조" w:eastAsia="휴먼명조" w:cs="휴먼명조"/>
+                <w:b w:val="0"/>
+                <w:i w:val="0"/>
+                <w:color w:val="000000"/>
+                <w:sz w:val="16"/>
+              </w:rPr>
+              <w:t>0건</w:t>
+            </w:r>
+          </w:p>
+        </w:tc>
+      </w:tr>
+      <w:tr>
+        <w:trPr>
+          <w:cantSplit/>
+        </w:trPr>
+        <w:tc>
+          <w:tcPr>
+            <w:tcW w:type="dxa" w:w="3700"/>
+            <w:shd w:fill="FFFFFF" w:val="clear"/>
+            <w:tcBorders>
+              <w:top w:val="single" w:sz="8" w:space="0" w:color="000000"/>
+              <w:bottom w:val="single" w:sz="8" w:space="0" w:color="000000"/>
+              <w:start w:val="single" w:sz="8" w:space="0" w:color="000000"/>
+              <w:end w:val="single" w:sz="8" w:space="0" w:color="000000"/>
+              <w:insideH w:val="single" w:sz="8" w:space="0" w:color="000000"/>
+              <w:insideV w:val="single" w:sz="8" w:space="0" w:color="000000"/>
+            </w:tcBorders>
+            <w:tcMar>
+              <w:top w:w="100" w:type="dxa"/>
+              <w:start w:w="110" w:type="dxa"/>
+              <w:bottom w:w="100" w:type="dxa"/>
+              <w:end w:w="110" w:type="dxa"/>
+            </w:tcMar>
+            <w:vAlign w:val="center"/>
+          </w:tcPr>
+          <w:p>
+            <w:pPr>
+              <w:keepNext w:val="0"/>
+              <w:keepLines/>
+              <w:spacing w:before="0" w:after="0" w:line="324" w:lineRule="auto"/>
+              <w:jc w:val="left"/>
+            </w:pPr>
+            <w:r/>
+            <w:r>
+              <w:rPr>
+                <w:rFonts w:ascii="휴먼명조" w:hAnsi="휴먼명조" w:eastAsia="휴먼명조" w:cs="휴먼명조"/>
+                <w:b/>
+                <w:i w:val="0"/>
+                <w:color w:val="000000"/>
+                <w:sz w:val="16"/>
+              </w:rPr>
+              <w:t>공고 일정 출처 연결률</w:t>
+            </w:r>
+          </w:p>
+        </w:tc>
+        <w:tc>
+          <w:tcPr>
+            <w:tcW w:type="dxa" w:w="3900"/>
+            <w:shd w:fill="FFFFFF" w:val="clear"/>
+            <w:tcBorders>
+              <w:top w:val="single" w:sz="8" w:space="0" w:color="000000"/>
+              <w:bottom w:val="single" w:sz="8" w:space="0" w:color="000000"/>
+              <w:start w:val="single" w:sz="8" w:space="0" w:color="000000"/>
+              <w:end w:val="single" w:sz="8" w:space="0" w:color="000000"/>
+              <w:insideH w:val="single" w:sz="8" w:space="0" w:color="000000"/>
+              <w:insideV w:val="single" w:sz="8" w:space="0" w:color="000000"/>
+            </w:tcBorders>
+            <w:tcMar>
+              <w:top w:w="100" w:type="dxa"/>
+              <w:start w:w="110" w:type="dxa"/>
+              <w:bottom w:w="100" w:type="dxa"/>
+              <w:end w:w="110" w:type="dxa"/>
+            </w:tcMar>
+            <w:vAlign w:val="center"/>
+          </w:tcPr>
+          <w:p>
+            <w:pPr>
+              <w:keepNext w:val="0"/>
+              <w:keepLines/>
+              <w:spacing w:before="0" w:after="0" w:line="324" w:lineRule="auto"/>
+              <w:jc w:val="left"/>
+            </w:pPr>
+            <w:r/>
+            <w:r>
+              <w:rPr>
+                <w:rFonts w:ascii="휴먼명조" w:hAnsi="휴먼명조" w:eastAsia="휴먼명조" w:cs="휴먼명조"/>
+                <w:b w:val="0"/>
+                <w:i w:val="0"/>
+                <w:color w:val="000000"/>
+                <w:sz w:val="16"/>
+              </w:rPr>
+              <w:t>캘린더 일정과 공고 근거 대조</w:t>
+            </w:r>
+          </w:p>
+        </w:tc>
+        <w:tc>
+          <w:tcPr>
+            <w:tcW w:type="dxa" w:w="2480"/>
+            <w:shd w:fill="FFFFFF" w:val="clear"/>
+            <w:tcBorders>
+              <w:top w:val="single" w:sz="8" w:space="0" w:color="000000"/>
+              <w:bottom w:val="single" w:sz="8" w:space="0" w:color="000000"/>
+              <w:start w:val="single" w:sz="8" w:space="0" w:color="000000"/>
+              <w:end w:val="single" w:sz="8" w:space="0" w:color="000000"/>
+              <w:insideH w:val="single" w:sz="8" w:space="0" w:color="000000"/>
+              <w:insideV w:val="single" w:sz="8" w:space="0" w:color="000000"/>
+            </w:tcBorders>
+            <w:tcMar>
+              <w:top w:w="100" w:type="dxa"/>
+              <w:start w:w="110" w:type="dxa"/>
+              <w:bottom w:w="100" w:type="dxa"/>
+              <w:end w:w="110" w:type="dxa"/>
+            </w:tcMar>
+            <w:vAlign w:val="center"/>
+          </w:tcPr>
+          <w:p>
+            <w:pPr>
+              <w:keepNext w:val="0"/>
+              <w:keepLines/>
+              <w:spacing w:before="0" w:after="0" w:line="324" w:lineRule="auto"/>
+              <w:jc w:val="center"/>
+            </w:pPr>
+            <w:r/>
+            <w:r>
+              <w:rPr>
+                <w:rFonts w:ascii="휴먼명조" w:hAnsi="휴먼명조" w:eastAsia="휴먼명조" w:cs="휴먼명조"/>
+                <w:b w:val="0"/>
+                <w:i w:val="0"/>
+                <w:color w:val="000000"/>
+                <w:sz w:val="16"/>
+              </w:rPr>
+              <w:t>100%</w:t>
+            </w:r>
+          </w:p>
+        </w:tc>
+      </w:tr>
+      <w:tr>
+        <w:trPr>
+          <w:cantSplit/>
+        </w:trPr>
+        <w:tc>
+          <w:tcPr>
+            <w:tcW w:type="dxa" w:w="3700"/>
+            <w:shd w:fill="FFFFFF" w:val="clear"/>
+            <w:tcBorders>
+              <w:top w:val="single" w:sz="8" w:space="0" w:color="000000"/>
+              <w:bottom w:val="single" w:sz="8" w:space="0" w:color="000000"/>
+              <w:start w:val="single" w:sz="8" w:space="0" w:color="000000"/>
+              <w:end w:val="single" w:sz="8" w:space="0" w:color="000000"/>
+              <w:insideH w:val="single" w:sz="8" w:space="0" w:color="000000"/>
+              <w:insideV w:val="single" w:sz="8" w:space="0" w:color="000000"/>
+            </w:tcBorders>
+            <w:tcMar>
+              <w:top w:w="100" w:type="dxa"/>
+              <w:start w:w="110" w:type="dxa"/>
+              <w:bottom w:w="100" w:type="dxa"/>
+              <w:end w:w="110" w:type="dxa"/>
+            </w:tcMar>
+            <w:vAlign w:val="center"/>
+          </w:tcPr>
+          <w:p>
+            <w:pPr>
+              <w:keepNext w:val="0"/>
+              <w:keepLines/>
+              <w:spacing w:before="0" w:after="0" w:line="324" w:lineRule="auto"/>
+              <w:jc w:val="left"/>
+            </w:pPr>
+            <w:r/>
+            <w:r>
+              <w:rPr>
+                <w:rFonts w:ascii="휴먼명조" w:hAnsi="휴먼명조" w:eastAsia="휴먼명조" w:cs="휴먼명조"/>
+                <w:b/>
+                <w:i w:val="0"/>
+                <w:color w:val="000000"/>
+                <w:sz w:val="16"/>
+              </w:rPr>
+              <w:t>근거 없는 자동 일정</w:t>
+            </w:r>
+          </w:p>
+        </w:tc>
+        <w:tc>
+          <w:tcPr>
+            <w:tcW w:type="dxa" w:w="3900"/>
+            <w:shd w:fill="FFFFFF" w:val="clear"/>
+            <w:tcBorders>
+              <w:top w:val="single" w:sz="8" w:space="0" w:color="000000"/>
+              <w:bottom w:val="single" w:sz="8" w:space="0" w:color="000000"/>
+              <w:start w:val="single" w:sz="8" w:space="0" w:color="000000"/>
+              <w:end w:val="single" w:sz="8" w:space="0" w:color="000000"/>
+              <w:insideH w:val="single" w:sz="8" w:space="0" w:color="000000"/>
+              <w:insideV w:val="single" w:sz="8" w:space="0" w:color="000000"/>
+            </w:tcBorders>
+            <w:tcMar>
+              <w:top w:w="100" w:type="dxa"/>
+              <w:start w:w="110" w:type="dxa"/>
+              <w:bottom w:w="100" w:type="dxa"/>
+              <w:end w:w="110" w:type="dxa"/>
+            </w:tcMar>
+            <w:vAlign w:val="center"/>
+          </w:tcPr>
+          <w:p>
+            <w:pPr>
+              <w:keepNext w:val="0"/>
+              <w:keepLines/>
+              <w:spacing w:before="0" w:after="0" w:line="324" w:lineRule="auto"/>
+              <w:jc w:val="left"/>
+            </w:pPr>
+            <w:r/>
+            <w:r>
+              <w:rPr>
+                <w:rFonts w:ascii="휴먼명조" w:hAnsi="휴먼명조" w:eastAsia="휴먼명조" w:cs="휴먼명조"/>
+                <w:b w:val="0"/>
+                <w:i w:val="0"/>
+                <w:color w:val="000000"/>
+                <w:sz w:val="16"/>
+              </w:rPr>
+              <w:t>공식일·기준일 없는 생성 검사</w:t>
+            </w:r>
+          </w:p>
+        </w:tc>
+        <w:tc>
+          <w:tcPr>
+            <w:tcW w:type="dxa" w:w="2480"/>
+            <w:shd w:fill="FFFFFF" w:val="clear"/>
+            <w:tcBorders>
+              <w:top w:val="single" w:sz="8" w:space="0" w:color="000000"/>
+              <w:bottom w:val="single" w:sz="8" w:space="0" w:color="000000"/>
+              <w:start w:val="single" w:sz="8" w:space="0" w:color="000000"/>
+              <w:end w:val="single" w:sz="8" w:space="0" w:color="000000"/>
+              <w:insideH w:val="single" w:sz="8" w:space="0" w:color="000000"/>
+              <w:insideV w:val="single" w:sz="8" w:space="0" w:color="000000"/>
+            </w:tcBorders>
+            <w:tcMar>
+              <w:top w:w="100" w:type="dxa"/>
+              <w:start w:w="110" w:type="dxa"/>
+              <w:bottom w:w="100" w:type="dxa"/>
+              <w:end w:w="110" w:type="dxa"/>
+            </w:tcMar>
+            <w:vAlign w:val="center"/>
+          </w:tcPr>
+          <w:p>
+            <w:pPr>
+              <w:keepNext w:val="0"/>
+              <w:keepLines/>
+              <w:spacing w:before="0" w:after="0" w:line="324" w:lineRule="auto"/>
+              <w:jc w:val="center"/>
+            </w:pPr>
+            <w:r/>
+            <w:r>
+              <w:rPr>
+                <w:rFonts w:ascii="휴먼명조" w:hAnsi="휴먼명조" w:eastAsia="휴먼명조" w:cs="휴먼명조"/>
+                <w:b w:val="0"/>
+                <w:i w:val="0"/>
+                <w:color w:val="000000"/>
+                <w:sz w:val="16"/>
+              </w:rPr>
+              <w:t>0건</w:t>
+            </w:r>
+          </w:p>
+        </w:tc>
+      </w:tr>
+      <w:tr>
+        <w:trPr>
+          <w:cantSplit/>
+        </w:trPr>
+        <w:tc>
+          <w:tcPr>
+            <w:tcW w:type="dxa" w:w="3700"/>
+            <w:shd w:fill="FFFFFF" w:val="clear"/>
+            <w:tcBorders>
+              <w:top w:val="single" w:sz="8" w:space="0" w:color="000000"/>
+              <w:bottom w:val="single" w:sz="8" w:space="0" w:color="000000"/>
+              <w:start w:val="single" w:sz="8" w:space="0" w:color="000000"/>
+              <w:end w:val="single" w:sz="8" w:space="0" w:color="000000"/>
+              <w:insideH w:val="single" w:sz="8" w:space="0" w:color="000000"/>
+              <w:insideV w:val="single" w:sz="8" w:space="0" w:color="000000"/>
+            </w:tcBorders>
+            <w:tcMar>
+              <w:top w:w="100" w:type="dxa"/>
+              <w:start w:w="110" w:type="dxa"/>
+              <w:bottom w:w="100" w:type="dxa"/>
+              <w:end w:w="110" w:type="dxa"/>
+            </w:tcMar>
+            <w:vAlign w:val="center"/>
+          </w:tcPr>
+          <w:p>
+            <w:pPr>
+              <w:keepNext w:val="0"/>
+              <w:keepLines/>
+              <w:spacing w:before="0" w:after="0" w:line="324" w:lineRule="auto"/>
+              <w:jc w:val="left"/>
+            </w:pPr>
+            <w:r/>
+            <w:r>
+              <w:rPr>
+                <w:rFonts w:ascii="휴먼명조" w:hAnsi="휴먼명조" w:eastAsia="휴먼명조" w:cs="휴먼명조"/>
+                <w:b/>
+                <w:i w:val="0"/>
+                <w:color w:val="000000"/>
+                <w:sz w:val="16"/>
               </w:rPr>
               <w:t>필수서류 누락률</w:t>
             </w:r>
@@ -14194,9 +14725,9 @@
                 <w:b w:val="0"/>
                 <w:i w:val="0"/>
                 <w:color w:val="000000"/>
-                <w:sz w:val="17"/>
+                <w:sz w:val="16"/>
               </w:rPr>
-              <w:t>체크리스트 모의 과업</w:t>
+              <w:t>OCR·체크리스트 모의 과업</w:t>
             </w:r>
           </w:p>
         </w:tc>
@@ -14234,7 +14765,7 @@
                 <w:b w:val="0"/>
                 <w:i w:val="0"/>
                 <w:color w:val="000000"/>
-                <w:sz w:val="17"/>
+                <w:sz w:val="16"/>
               </w:rPr>
               <w:t>기존 대비 30% 감소</w:t>
             </w:r>
@@ -14279,7 +14810,7 @@
                 <w:b/>
                 <w:i w:val="0"/>
                 <w:color w:val="000000"/>
-                <w:sz w:val="17"/>
+                <w:sz w:val="16"/>
               </w:rPr>
               <w:t>정보 탐색시간</w:t>
             </w:r>
@@ -14319,7 +14850,7 @@
                 <w:b w:val="0"/>
                 <w:i w:val="0"/>
                 <w:color w:val="000000"/>
-                <w:sz w:val="17"/>
+                <w:sz w:val="16"/>
               </w:rPr>
               <w:t>공고문 직접 탐색군 비교</w:t>
             </w:r>
@@ -14359,7 +14890,7 @@
                 <w:b w:val="0"/>
                 <w:i w:val="0"/>
                 <w:color w:val="000000"/>
-                <w:sz w:val="17"/>
+                <w:sz w:val="16"/>
               </w:rPr>
               <w:t>40% 단축</w:t>
             </w:r>
@@ -14404,9 +14935,9 @@
                 <w:b/>
                 <w:i w:val="0"/>
                 <w:color w:val="000000"/>
-                <w:sz w:val="17"/>
+                <w:sz w:val="16"/>
               </w:rPr>
-              <w:t>출처 확인 가능률</w:t>
+              <w:t>OCR 1건당 처리비</w:t>
             </w:r>
           </w:p>
         </w:tc>
@@ -14444,9 +14975,9 @@
                 <w:b w:val="0"/>
                 <w:i w:val="0"/>
                 <w:color w:val="000000"/>
-                <w:sz w:val="17"/>
+                <w:sz w:val="16"/>
               </w:rPr>
-              <w:t>결과에서 공식 근거 도달</w:t>
+              <w:t>실제 입력·출력 토큰과 API 단가</w:t>
             </w:r>
           </w:p>
         </w:tc>
@@ -14484,9 +15015,9 @@
                 <w:b w:val="0"/>
                 <w:i w:val="0"/>
                 <w:color w:val="000000"/>
-                <w:sz w:val="17"/>
+                <w:sz w:val="16"/>
               </w:rPr>
-              <w:t>100%</w:t>
+              <w:t>예상치 약 0.009달러 검증</w:t>
             </w:r>
           </w:p>
         </w:tc>
@@ -14529,9 +15060,9 @@
                 <w:b/>
                 <w:i w:val="0"/>
                 <w:color w:val="000000"/>
-                <w:sz w:val="17"/>
+                <w:sz w:val="16"/>
               </w:rPr>
-              <w:t>상담자 반복 설명시간</w:t>
+              <w:t>AI 통합 과업 성공률</w:t>
             </w:r>
           </w:p>
         </w:tc>
@@ -14569,9 +15100,9 @@
                 <w:b w:val="0"/>
                 <w:i w:val="0"/>
                 <w:color w:val="000000"/>
-                <w:sz w:val="17"/>
+                <w:sz w:val="16"/>
               </w:rPr>
-              <w:t>기관 파일럿 전후 비교</w:t>
+              <w:t>질문→OCR→일정·기관 시나리오</w:t>
             </w:r>
           </w:p>
         </w:tc>
@@ -14609,9 +15140,9 @@
                 <w:b w:val="0"/>
                 <w:i w:val="0"/>
                 <w:color w:val="000000"/>
-                <w:sz w:val="17"/>
+                <w:sz w:val="16"/>
               </w:rPr>
-              <w:t>20% 단축</w:t>
+              <w:t>85% 이상</w:t>
             </w:r>
           </w:p>
         </w:tc>
@@ -14723,6 +15254,22 @@
           <w:sz w:val="21"/>
         </w:rPr>
         <w:t>데이터 기반 정책: 개인정보를 제외한 집계로 사용자가 막히는 단계와 반복 문의를 파악해 안내자료·상담 인력·지원사업을 개선한다.</w:t>
+      </w:r>
+    </w:p>
+    <w:p>
+      <w:pPr>
+        <w:pStyle w:val="ListBullet"/>
+        <w:keepLines/>
+      </w:pPr>
+      <w:r>
+        <w:rPr>
+          <w:rFonts w:ascii="휴먼명조" w:hAnsi="휴먼명조" w:eastAsia="휴먼명조" w:cs="휴먼명조"/>
+          <w:b w:val="0"/>
+          <w:i w:val="0"/>
+          <w:color w:val="000000"/>
+          <w:sz w:val="21"/>
+        </w:rPr>
+        <w:t>비용 대비 지역 환류: 기관이 부담하는 소액의 AI 처리비를 외국인 주민의 무료 비자 준비 지원으로 전환해 취업·비자 전환 이탈을 줄이고 기업 인력 유지와 충북 정착을 돕는다.</w:t>
       </w:r>
     </w:p>
     <w:p>
@@ -14883,7 +15430,7 @@
                 <w:color w:val="000000"/>
                 <w:sz w:val="20"/>
               </w:rPr>
-              <w:t>비자부기는 또 하나의 정보 페이지가 아니다. 공식 문서의 복잡한 규칙을 근거와 함께 구조화하고, 요건 확인부터 서류·일정·기관 방문까지 실제 행동으로 연결하는 충북형 비자·정착 디지털 인프라다.</w:t>
+              <w:t>비자부기는 또 하나의 정보 페이지가 아니다. AI가 질문을 이해하고, OCR로 서류를 읽고, 공고 일정을 추적하며, 위험상황에는 전문기관으로 선제 연결한다. 구축 대상 공식 문서 전체를 근거·규칙·행동으로 전환한 충북 현안 해결형 AI 비자·정착 디지털 인프라다.</w:t>
             </w:r>
           </w:p>
         </w:tc>
@@ -15364,6 +15911,45 @@
         <w:t xml:space="preserve">「외국인 체류지 변경 신고 민원 안내」, 2026년 확인. </w:t>
       </w:r>
       <w:hyperlink r:id="rId23">
+        <w:r>
+          <w:rPr>
+            <w:rFonts w:ascii="휴먼명조" w:hAnsi="휴먼명조" w:eastAsia="휴먼명조" w:cs="휴먼명조"/>
+            <w:color w:val="000000"/>
+            <w:u w:val="single"/>
+            <w:sz w:val="18"/>
+          </w:rPr>
+          <w:t>원문 보기</w:t>
+        </w:r>
+      </w:hyperlink>
+    </w:p>
+    <w:p>
+      <w:pPr>
+        <w:keepNext w:val="0"/>
+        <w:keepLines/>
+        <w:spacing w:before="0" w:after="80" w:line="312" w:lineRule="auto"/>
+        <w:jc w:val="left"/>
+      </w:pPr>
+      <w:r>
+        <w:rPr>
+          <w:rFonts w:ascii="휴먼명조" w:hAnsi="휴먼명조" w:eastAsia="휴먼명조" w:cs="휴먼명조"/>
+          <w:b/>
+          <w:i w:val="0"/>
+          <w:color w:val="000000"/>
+          <w:sz w:val="18"/>
+        </w:rPr>
+        <w:t xml:space="preserve">[13] OpenAI, </w:t>
+      </w:r>
+      <w:r>
+        <w:rPr>
+          <w:rFonts w:ascii="휴먼명조" w:hAnsi="휴먼명조" w:eastAsia="휴먼명조" w:cs="휴먼명조"/>
+          <w:b w:val="0"/>
+          <w:i w:val="0"/>
+          <w:color w:val="000000"/>
+          <w:sz w:val="18"/>
+        </w:rPr>
+        <w:t xml:space="preserve">「GPT-5.4 Mini 모델 및 표준 API 요금」, 2026.08.28 확인. </w:t>
+      </w:r>
+      <w:hyperlink r:id="rId24">
         <w:r>
           <w:rPr>
             <w:rFonts w:ascii="휴먼명조" w:hAnsi="휴먼명조" w:eastAsia="휴먼명조" w:cs="휴먼명조"/>

--- a/docs/business-plan/2026_ICT융합공모전_비자부기_사업계획서_최종안.docx
+++ b/docs/business-plan/2026_ICT융합공모전_비자부기_사업계획서_최종안.docx
@@ -6,7 +6,7 @@
       <w:pPr>
         <w:keepNext w:val="0"/>
         <w:keepLines w:val="0"/>
-        <w:spacing w:before="0" w:after="60" w:line="240" w:lineRule="auto"/>
+        <w:spacing w:before="320" w:after="160" w:line="240" w:lineRule="auto"/>
         <w:jc w:val="center"/>
       </w:pPr>
       <w:r>
@@ -15,28 +15,38 @@
           <w:b/>
           <w:i w:val="0"/>
           <w:color w:val="000000"/>
-          <w:sz w:val="36"/>
+          <w:sz w:val="24"/>
         </w:rPr>
-        <w:t>제13회 전국 ICT융합 공모전 사업계획서</w:t>
+        <w:t>- 2026년 지역주도 디지털혁신지원사업 -</w:t>
       </w:r>
     </w:p>
     <w:p>
       <w:pPr>
         <w:keepNext w:val="0"/>
         <w:keepLines w:val="0"/>
-        <w:spacing w:before="0" w:after="160" w:line="240" w:lineRule="auto"/>
+        <w:spacing w:before="200" w:after="0" w:line="324" w:lineRule="auto"/>
         <w:jc w:val="center"/>
       </w:pPr>
       <w:r>
         <w:rPr>
           <w:rFonts w:ascii="휴먼명조" w:hAnsi="휴먼명조" w:eastAsia="휴먼명조" w:cs="휴먼명조"/>
-          <w:b w:val="0"/>
+          <w:b/>
           <w:i w:val="0"/>
-          <w:color w:val="666666"/>
-          <w:sz w:val="20"/>
+          <w:color w:val="000000"/>
+          <w:sz w:val="48"/>
         </w:rPr>
-        <w:t>디지털 시제품 · 충북 현안 해결 AI 혁신</w:t>
+        <w:t>제13회 전국 ICT융합 공모전</w:t>
+        <w:br/>
+        <w:t>사업계획서</w:t>
       </w:r>
+    </w:p>
+    <w:p>
+      <w:pPr>
+        <w:keepNext w:val="0"/>
+        <w:keepLines w:val="0"/>
+        <w:spacing w:before="2100" w:after="0" w:line="240" w:lineRule="auto"/>
+        <w:jc w:val="both"/>
+      </w:pPr>
     </w:p>
     <w:tbl>
       <w:tblPr>
@@ -44,35 +54,30 @@
         <w:jc w:val="left"/>
         <w:tblLayout w:type="fixed"/>
         <w:tblLook w:firstColumn="1" w:firstRow="1" w:lastColumn="0" w:lastRow="0" w:noHBand="0" w:noVBand="1" w:val="04A0"/>
-        <w:tblInd w:w="120" w:type="dxa"/>
+        <w:tblInd w:w="0" w:type="dxa"/>
       </w:tblPr>
       <w:tblGrid>
-        <w:gridCol w:w="4300"/>
-        <w:gridCol w:w="2500"/>
-        <w:gridCol w:w="3280"/>
+        <w:gridCol w:w="3550"/>
+        <w:gridCol w:w="6530"/>
       </w:tblGrid>
       <w:tr>
-        <w:trPr>
-          <w:tblHeader w:val="true"/>
-          <w:cantSplit/>
-        </w:trPr>
         <w:tc>
           <w:tcPr>
-            <w:tcW w:type="dxa" w:w="4300"/>
-            <w:shd w:fill="000000" w:val="clear"/>
+            <w:tcW w:type="dxa" w:w="3550"/>
             <w:tcBorders>
-              <w:top w:val="single" w:sz="8" w:space="0" w:color="000000"/>
-              <w:bottom w:val="single" w:sz="8" w:space="0" w:color="000000"/>
-              <w:start w:val="single" w:sz="8" w:space="0" w:color="000000"/>
-              <w:end w:val="single" w:sz="8" w:space="0" w:color="000000"/>
-              <w:insideH w:val="single" w:sz="8" w:space="0" w:color="000000"/>
-              <w:insideV w:val="single" w:sz="8" w:space="0" w:color="000000"/>
+              <w:top w:val="nil"/>
+              <w:bottom w:val="nil"/>
+              <w:start w:val="nil"/>
+              <w:end w:val="nil"/>
+              <w:insideH w:val="nil"/>
+              <w:insideV w:val="nil"/>
             </w:tcBorders>
+            <w:shd w:fill="FFFFFF" w:val="clear"/>
             <w:tcMar>
-              <w:top w:w="100" w:type="dxa"/>
-              <w:start w:w="100" w:type="dxa"/>
-              <w:bottom w:w="100" w:type="dxa"/>
-              <w:end w:w="100" w:type="dxa"/>
+              <w:top w:w="130" w:type="dxa"/>
+              <w:start w:w="90" w:type="dxa"/>
+              <w:bottom w:w="130" w:type="dxa"/>
+              <w:end w:w="90" w:type="dxa"/>
             </w:tcMar>
             <w:vAlign w:val="center"/>
           </w:tcPr>
@@ -80,133 +85,8 @@
             <w:pPr>
               <w:keepNext w:val="0"/>
               <w:keepLines/>
-              <w:spacing w:before="0" w:after="0" w:line="300" w:lineRule="auto"/>
-              <w:jc w:val="center"/>
-            </w:pPr>
-            <w:r/>
-            <w:r>
-              <w:rPr>
-                <w:rFonts w:ascii="휴먼명조" w:hAnsi="휴먼명조" w:eastAsia="휴먼명조" w:cs="휴먼명조"/>
-                <w:b/>
-                <w:i w:val="0"/>
-                <w:color w:val="FFFFFF"/>
-                <w:sz w:val="19"/>
-              </w:rPr>
-              <w:t>작품명(사업명)</w:t>
-            </w:r>
-          </w:p>
-        </w:tc>
-        <w:tc>
-          <w:tcPr>
-            <w:tcW w:type="dxa" w:w="2500"/>
-            <w:shd w:fill="000000" w:val="clear"/>
-            <w:tcBorders>
-              <w:top w:val="single" w:sz="8" w:space="0" w:color="000000"/>
-              <w:bottom w:val="single" w:sz="8" w:space="0" w:color="000000"/>
-              <w:start w:val="single" w:sz="8" w:space="0" w:color="000000"/>
-              <w:end w:val="single" w:sz="8" w:space="0" w:color="000000"/>
-              <w:insideH w:val="single" w:sz="8" w:space="0" w:color="000000"/>
-              <w:insideV w:val="single" w:sz="8" w:space="0" w:color="000000"/>
-            </w:tcBorders>
-            <w:tcMar>
-              <w:top w:w="100" w:type="dxa"/>
-              <w:start w:w="100" w:type="dxa"/>
-              <w:bottom w:w="100" w:type="dxa"/>
-              <w:end w:w="100" w:type="dxa"/>
-            </w:tcMar>
-            <w:vAlign w:val="center"/>
-          </w:tcPr>
-          <w:p>
-            <w:pPr>
-              <w:keepNext w:val="0"/>
-              <w:keepLines/>
-              <w:spacing w:before="0" w:after="0" w:line="300" w:lineRule="auto"/>
-              <w:jc w:val="center"/>
-            </w:pPr>
-            <w:r/>
-            <w:r>
-              <w:rPr>
-                <w:rFonts w:ascii="휴먼명조" w:hAnsi="휴먼명조" w:eastAsia="휴먼명조" w:cs="휴먼명조"/>
-                <w:b/>
-                <w:i w:val="0"/>
-                <w:color w:val="FFFFFF"/>
-                <w:sz w:val="19"/>
-              </w:rPr>
-              <w:t>신청인(팀장)</w:t>
-            </w:r>
-          </w:p>
-        </w:tc>
-        <w:tc>
-          <w:tcPr>
-            <w:tcW w:type="dxa" w:w="3280"/>
-            <w:shd w:fill="000000" w:val="clear"/>
-            <w:tcBorders>
-              <w:top w:val="single" w:sz="8" w:space="0" w:color="000000"/>
-              <w:bottom w:val="single" w:sz="8" w:space="0" w:color="000000"/>
-              <w:start w:val="single" w:sz="8" w:space="0" w:color="000000"/>
-              <w:end w:val="single" w:sz="8" w:space="0" w:color="000000"/>
-              <w:insideH w:val="single" w:sz="8" w:space="0" w:color="000000"/>
-              <w:insideV w:val="single" w:sz="8" w:space="0" w:color="000000"/>
-            </w:tcBorders>
-            <w:tcMar>
-              <w:top w:w="100" w:type="dxa"/>
-              <w:start w:w="100" w:type="dxa"/>
-              <w:bottom w:w="100" w:type="dxa"/>
-              <w:end w:w="100" w:type="dxa"/>
-            </w:tcMar>
-            <w:vAlign w:val="center"/>
-          </w:tcPr>
-          <w:p>
-            <w:pPr>
-              <w:keepNext w:val="0"/>
-              <w:keepLines/>
-              <w:spacing w:before="0" w:after="0" w:line="300" w:lineRule="auto"/>
-              <w:jc w:val="center"/>
-            </w:pPr>
-            <w:r/>
-            <w:r>
-              <w:rPr>
-                <w:rFonts w:ascii="휴먼명조" w:hAnsi="휴먼명조" w:eastAsia="휴먼명조" w:cs="휴먼명조"/>
-                <w:b/>
-                <w:i w:val="0"/>
-                <w:color w:val="FFFFFF"/>
-                <w:sz w:val="19"/>
-              </w:rPr>
-              <w:t>작성 기준일</w:t>
-            </w:r>
-          </w:p>
-        </w:tc>
-      </w:tr>
-      <w:tr>
-        <w:trPr>
-          <w:cantSplit/>
-        </w:trPr>
-        <w:tc>
-          <w:tcPr>
-            <w:tcW w:type="dxa" w:w="4300"/>
-            <w:shd w:fill="FFFFFF" w:val="clear"/>
-            <w:tcBorders>
-              <w:top w:val="single" w:sz="8" w:space="0" w:color="000000"/>
-              <w:bottom w:val="single" w:sz="8" w:space="0" w:color="000000"/>
-              <w:start w:val="single" w:sz="8" w:space="0" w:color="000000"/>
-              <w:end w:val="single" w:sz="8" w:space="0" w:color="000000"/>
-              <w:insideH w:val="single" w:sz="8" w:space="0" w:color="000000"/>
-              <w:insideV w:val="single" w:sz="8" w:space="0" w:color="000000"/>
-            </w:tcBorders>
-            <w:tcMar>
-              <w:top w:w="100" w:type="dxa"/>
-              <w:start w:w="110" w:type="dxa"/>
-              <w:bottom w:w="100" w:type="dxa"/>
-              <w:end w:w="110" w:type="dxa"/>
-            </w:tcMar>
-            <w:vAlign w:val="center"/>
-          </w:tcPr>
-          <w:p>
-            <w:pPr>
-              <w:keepNext w:val="0"/>
-              <w:keepLines/>
-              <w:spacing w:before="0" w:after="0" w:line="324" w:lineRule="auto"/>
-              <w:jc w:val="center"/>
+              <w:spacing w:before="0" w:after="0" w:line="288" w:lineRule="auto"/>
+              <w:jc w:val="right"/>
             </w:pPr>
             <w:r/>
             <w:r>
@@ -215,29 +95,29 @@
                 <w:b w:val="0"/>
                 <w:i w:val="0"/>
                 <w:color w:val="000000"/>
-                <w:sz w:val="19"/>
+                <w:sz w:val="24"/>
               </w:rPr>
-              <w:t>비자부기(visa-bugi)</w:t>
+              <w:t>참   가   분   야</w:t>
             </w:r>
           </w:p>
         </w:tc>
         <w:tc>
           <w:tcPr>
-            <w:tcW w:type="dxa" w:w="2500"/>
+            <w:tcW w:type="dxa" w:w="6530"/>
+            <w:tcBorders>
+              <w:top w:val="nil"/>
+              <w:bottom w:val="nil"/>
+              <w:start w:val="nil"/>
+              <w:end w:val="nil"/>
+              <w:insideH w:val="nil"/>
+              <w:insideV w:val="nil"/>
+            </w:tcBorders>
             <w:shd w:fill="FFFFFF" w:val="clear"/>
-            <w:tcBorders>
-              <w:top w:val="single" w:sz="8" w:space="0" w:color="000000"/>
-              <w:bottom w:val="single" w:sz="8" w:space="0" w:color="000000"/>
-              <w:start w:val="single" w:sz="8" w:space="0" w:color="000000"/>
-              <w:end w:val="single" w:sz="8" w:space="0" w:color="000000"/>
-              <w:insideH w:val="single" w:sz="8" w:space="0" w:color="000000"/>
-              <w:insideV w:val="single" w:sz="8" w:space="0" w:color="000000"/>
-            </w:tcBorders>
             <w:tcMar>
-              <w:top w:w="100" w:type="dxa"/>
-              <w:start w:w="110" w:type="dxa"/>
-              <w:bottom w:w="100" w:type="dxa"/>
-              <w:end w:w="110" w:type="dxa"/>
+              <w:top w:w="130" w:type="dxa"/>
+              <w:start w:w="90" w:type="dxa"/>
+              <w:bottom w:w="130" w:type="dxa"/>
+              <w:end w:w="90" w:type="dxa"/>
             </w:tcMar>
             <w:vAlign w:val="center"/>
           </w:tcPr>
@@ -245,8 +125,8 @@
             <w:pPr>
               <w:keepNext w:val="0"/>
               <w:keepLines/>
-              <w:spacing w:before="0" w:after="0" w:line="324" w:lineRule="auto"/>
-              <w:jc w:val="center"/>
+              <w:spacing w:before="0" w:after="0" w:line="288" w:lineRule="auto"/>
+              <w:jc w:val="left"/>
             </w:pPr>
             <w:r/>
             <w:r>
@@ -255,29 +135,31 @@
                 <w:b w:val="0"/>
                 <w:i w:val="0"/>
                 <w:color w:val="000000"/>
-                <w:sz w:val="19"/>
+                <w:sz w:val="24"/>
               </w:rPr>
-              <w:t>김태은</w:t>
+              <w:t>:  디지털 시제품</w:t>
             </w:r>
           </w:p>
         </w:tc>
+      </w:tr>
+      <w:tr>
         <w:tc>
           <w:tcPr>
-            <w:tcW w:type="dxa" w:w="3280"/>
+            <w:tcW w:type="dxa" w:w="3550"/>
+            <w:tcBorders>
+              <w:top w:val="nil"/>
+              <w:bottom w:val="nil"/>
+              <w:start w:val="nil"/>
+              <w:end w:val="nil"/>
+              <w:insideH w:val="nil"/>
+              <w:insideV w:val="nil"/>
+            </w:tcBorders>
             <w:shd w:fill="FFFFFF" w:val="clear"/>
-            <w:tcBorders>
-              <w:top w:val="single" w:sz="8" w:space="0" w:color="000000"/>
-              <w:bottom w:val="single" w:sz="8" w:space="0" w:color="000000"/>
-              <w:start w:val="single" w:sz="8" w:space="0" w:color="000000"/>
-              <w:end w:val="single" w:sz="8" w:space="0" w:color="000000"/>
-              <w:insideH w:val="single" w:sz="8" w:space="0" w:color="000000"/>
-              <w:insideV w:val="single" w:sz="8" w:space="0" w:color="000000"/>
-            </w:tcBorders>
             <w:tcMar>
-              <w:top w:w="100" w:type="dxa"/>
-              <w:start w:w="110" w:type="dxa"/>
-              <w:bottom w:w="100" w:type="dxa"/>
-              <w:end w:w="110" w:type="dxa"/>
+              <w:top w:w="130" w:type="dxa"/>
+              <w:start w:w="90" w:type="dxa"/>
+              <w:bottom w:w="130" w:type="dxa"/>
+              <w:end w:w="90" w:type="dxa"/>
             </w:tcMar>
             <w:vAlign w:val="center"/>
           </w:tcPr>
@@ -285,8 +167,8 @@
             <w:pPr>
               <w:keepNext w:val="0"/>
               <w:keepLines/>
-              <w:spacing w:before="0" w:after="0" w:line="324" w:lineRule="auto"/>
-              <w:jc w:val="center"/>
+              <w:spacing w:before="0" w:after="0" w:line="288" w:lineRule="auto"/>
+              <w:jc w:val="right"/>
             </w:pPr>
             <w:r/>
             <w:r>
@@ -295,18 +177,140 @@
                 <w:b w:val="0"/>
                 <w:i w:val="0"/>
                 <w:color w:val="000000"/>
-                <w:sz w:val="19"/>
+                <w:sz w:val="24"/>
               </w:rPr>
-              <w:t>2026년 8월 28일</w:t>
+              <w:t>작품명(사업명)</w:t>
+            </w:r>
+          </w:p>
+        </w:tc>
+        <w:tc>
+          <w:tcPr>
+            <w:tcW w:type="dxa" w:w="6530"/>
+            <w:tcBorders>
+              <w:top w:val="nil"/>
+              <w:bottom w:val="nil"/>
+              <w:start w:val="nil"/>
+              <w:end w:val="nil"/>
+              <w:insideH w:val="nil"/>
+              <w:insideV w:val="nil"/>
+            </w:tcBorders>
+            <w:shd w:fill="FFFFFF" w:val="clear"/>
+            <w:tcMar>
+              <w:top w:w="130" w:type="dxa"/>
+              <w:start w:w="90" w:type="dxa"/>
+              <w:bottom w:w="130" w:type="dxa"/>
+              <w:end w:w="90" w:type="dxa"/>
+            </w:tcMar>
+            <w:vAlign w:val="center"/>
+          </w:tcPr>
+          <w:p>
+            <w:pPr>
+              <w:keepNext w:val="0"/>
+              <w:keepLines/>
+              <w:spacing w:before="0" w:after="0" w:line="288" w:lineRule="auto"/>
+              <w:jc w:val="left"/>
+            </w:pPr>
+            <w:r/>
+            <w:r>
+              <w:rPr>
+                <w:rFonts w:ascii="휴먼명조" w:hAnsi="휴먼명조" w:eastAsia="휴먼명조" w:cs="휴먼명조"/>
+                <w:b/>
+                <w:i w:val="0"/>
+                <w:color w:val="000000"/>
+                <w:sz w:val="24"/>
+              </w:rPr>
+              <w:t>:  비자부기(visa-bugi)</w:t>
+            </w:r>
+          </w:p>
+        </w:tc>
+      </w:tr>
+      <w:tr>
+        <w:tc>
+          <w:tcPr>
+            <w:tcW w:type="dxa" w:w="3550"/>
+            <w:tcBorders>
+              <w:top w:val="nil"/>
+              <w:bottom w:val="nil"/>
+              <w:start w:val="nil"/>
+              <w:end w:val="nil"/>
+              <w:insideH w:val="nil"/>
+              <w:insideV w:val="nil"/>
+            </w:tcBorders>
+            <w:shd w:fill="FFFFFF" w:val="clear"/>
+            <w:tcMar>
+              <w:top w:w="130" w:type="dxa"/>
+              <w:start w:w="90" w:type="dxa"/>
+              <w:bottom w:w="130" w:type="dxa"/>
+              <w:end w:w="90" w:type="dxa"/>
+            </w:tcMar>
+            <w:vAlign w:val="center"/>
+          </w:tcPr>
+          <w:p>
+            <w:pPr>
+              <w:keepNext w:val="0"/>
+              <w:keepLines/>
+              <w:spacing w:before="0" w:after="0" w:line="288" w:lineRule="auto"/>
+              <w:jc w:val="right"/>
+            </w:pPr>
+            <w:r/>
+            <w:r>
+              <w:rPr>
+                <w:rFonts w:ascii="휴먼명조" w:hAnsi="휴먼명조" w:eastAsia="휴먼명조" w:cs="휴먼명조"/>
+                <w:b w:val="0"/>
+                <w:i w:val="0"/>
+                <w:color w:val="000000"/>
+                <w:sz w:val="24"/>
+              </w:rPr>
+              <w:t>신 청 인 ( 팀 장 )</w:t>
+            </w:r>
+          </w:p>
+        </w:tc>
+        <w:tc>
+          <w:tcPr>
+            <w:tcW w:type="dxa" w:w="6530"/>
+            <w:tcBorders>
+              <w:top w:val="nil"/>
+              <w:bottom w:val="nil"/>
+              <w:start w:val="nil"/>
+              <w:end w:val="nil"/>
+              <w:insideH w:val="nil"/>
+              <w:insideV w:val="nil"/>
+            </w:tcBorders>
+            <w:shd w:fill="FFFFFF" w:val="clear"/>
+            <w:tcMar>
+              <w:top w:w="130" w:type="dxa"/>
+              <w:start w:w="90" w:type="dxa"/>
+              <w:bottom w:w="130" w:type="dxa"/>
+              <w:end w:w="90" w:type="dxa"/>
+            </w:tcMar>
+            <w:vAlign w:val="center"/>
+          </w:tcPr>
+          <w:p>
+            <w:pPr>
+              <w:keepNext w:val="0"/>
+              <w:keepLines/>
+              <w:spacing w:before="0" w:after="0" w:line="288" w:lineRule="auto"/>
+              <w:jc w:val="left"/>
+            </w:pPr>
+            <w:r/>
+            <w:r>
+              <w:rPr>
+                <w:rFonts w:ascii="휴먼명조" w:hAnsi="휴먼명조" w:eastAsia="휴먼명조" w:cs="휴먼명조"/>
+                <w:b w:val="0"/>
+                <w:i w:val="0"/>
+                <w:color w:val="000000"/>
+                <w:sz w:val="24"/>
+              </w:rPr>
+              <w:t>:  김태은</w:t>
             </w:r>
           </w:p>
         </w:tc>
       </w:tr>
     </w:tbl>
     <w:p>
-      <w:pPr>
-        <w:spacing w:after="0"/>
-      </w:pPr>
+      <w:r>
+        <w:br w:type="page"/>
+      </w:r>
     </w:p>
     <w:p>
       <w:pPr>
@@ -325,30 +329,29 @@
         <w:tblInd w:w="120" w:type="dxa"/>
       </w:tblPr>
       <w:tblGrid>
-        <w:gridCol w:w="1700"/>
-        <w:gridCol w:w="8380"/>
+        <w:gridCol w:w="1850"/>
+        <w:gridCol w:w="8230"/>
       </w:tblGrid>
       <w:tr>
         <w:trPr>
-          <w:tblHeader w:val="true"/>
           <w:cantSplit/>
         </w:trPr>
         <w:tc>
           <w:tcPr>
-            <w:tcW w:type="dxa" w:w="1700"/>
-            <w:shd w:fill="000000" w:val="clear"/>
+            <w:tcW w:type="dxa" w:w="1850"/>
+            <w:shd w:fill="FFFFFF" w:val="clear"/>
             <w:tcBorders>
-              <w:top w:val="single" w:sz="8" w:space="0" w:color="000000"/>
-              <w:bottom w:val="single" w:sz="8" w:space="0" w:color="000000"/>
-              <w:start w:val="single" w:sz="8" w:space="0" w:color="000000"/>
-              <w:end w:val="single" w:sz="8" w:space="0" w:color="000000"/>
-              <w:insideH w:val="single" w:sz="8" w:space="0" w:color="000000"/>
-              <w:insideV w:val="single" w:sz="8" w:space="0" w:color="000000"/>
+              <w:top w:val="single" w:sz="9" w:space="0" w:color="000000"/>
+              <w:bottom w:val="single" w:sz="9" w:space="0" w:color="000000"/>
+              <w:start w:val="single" w:sz="9" w:space="0" w:color="000000"/>
+              <w:end w:val="single" w:sz="9" w:space="0" w:color="000000"/>
+              <w:insideH w:val="single" w:sz="9" w:space="0" w:color="000000"/>
+              <w:insideV w:val="single" w:sz="9" w:space="0" w:color="000000"/>
             </w:tcBorders>
             <w:tcMar>
-              <w:top w:w="100" w:type="dxa"/>
+              <w:top w:w="70" w:type="dxa"/>
               <w:start w:w="100" w:type="dxa"/>
-              <w:bottom w:w="100" w:type="dxa"/>
+              <w:bottom w:w="70" w:type="dxa"/>
               <w:end w:w="100" w:type="dxa"/>
             </w:tcMar>
             <w:vAlign w:val="center"/>
@@ -357,7 +360,7 @@
             <w:pPr>
               <w:keepNext w:val="0"/>
               <w:keepLines/>
-              <w:spacing w:before="0" w:after="0" w:line="300" w:lineRule="auto"/>
+              <w:spacing w:before="0" w:after="0" w:line="276" w:lineRule="auto"/>
               <w:jc w:val="center"/>
             </w:pPr>
             <w:r/>
@@ -366,29 +369,42 @@
                 <w:rFonts w:ascii="휴먼명조" w:hAnsi="휴먼명조" w:eastAsia="휴먼명조" w:cs="휴먼명조"/>
                 <w:b/>
                 <w:i w:val="0"/>
-                <w:color w:val="FFFFFF"/>
+                <w:color w:val="000000"/>
                 <w:sz w:val="18"/>
               </w:rPr>
-              <w:t>구분</w:t>
+              <w:t>제품</w:t>
+            </w:r>
+            <w:r>
+              <w:br/>
+            </w:r>
+            <w:r>
+              <w:rPr>
+                <w:rFonts w:ascii="휴먼명조" w:hAnsi="휴먼명조" w:eastAsia="휴먼명조" w:cs="휴먼명조"/>
+                <w:b/>
+                <w:i w:val="0"/>
+                <w:color w:val="000000"/>
+                <w:sz w:val="18"/>
+              </w:rPr>
+              <w:t>(아이디어)명</w:t>
             </w:r>
           </w:p>
         </w:tc>
         <w:tc>
           <w:tcPr>
-            <w:tcW w:type="dxa" w:w="8380"/>
-            <w:shd w:fill="000000" w:val="clear"/>
+            <w:tcW w:type="dxa" w:w="8230"/>
+            <w:shd w:fill="FFFFFF" w:val="clear"/>
             <w:tcBorders>
-              <w:top w:val="single" w:sz="8" w:space="0" w:color="000000"/>
-              <w:bottom w:val="single" w:sz="8" w:space="0" w:color="000000"/>
-              <w:start w:val="single" w:sz="8" w:space="0" w:color="000000"/>
-              <w:end w:val="single" w:sz="8" w:space="0" w:color="000000"/>
-              <w:insideH w:val="single" w:sz="8" w:space="0" w:color="000000"/>
-              <w:insideV w:val="single" w:sz="8" w:space="0" w:color="000000"/>
+              <w:top w:val="single" w:sz="9" w:space="0" w:color="000000"/>
+              <w:bottom w:val="single" w:sz="9" w:space="0" w:color="000000"/>
+              <w:start w:val="single" w:sz="9" w:space="0" w:color="000000"/>
+              <w:end w:val="single" w:sz="9" w:space="0" w:color="000000"/>
+              <w:insideH w:val="single" w:sz="9" w:space="0" w:color="000000"/>
+              <w:insideV w:val="single" w:sz="9" w:space="0" w:color="000000"/>
             </w:tcBorders>
             <w:tcMar>
-              <w:top w:w="100" w:type="dxa"/>
+              <w:top w:w="70" w:type="dxa"/>
               <w:start w:w="100" w:type="dxa"/>
-              <w:bottom w:w="100" w:type="dxa"/>
+              <w:bottom w:w="70" w:type="dxa"/>
               <w:end w:w="100" w:type="dxa"/>
             </w:tcMar>
             <w:vAlign w:val="center"/>
@@ -397,19 +413,19 @@
             <w:pPr>
               <w:keepNext w:val="0"/>
               <w:keepLines/>
-              <w:spacing w:before="0" w:after="0" w:line="300" w:lineRule="auto"/>
-              <w:jc w:val="center"/>
+              <w:spacing w:before="0" w:after="0" w:line="288" w:lineRule="auto"/>
+              <w:jc w:val="left"/>
             </w:pPr>
             <w:r/>
             <w:r>
               <w:rPr>
                 <w:rFonts w:ascii="휴먼명조" w:hAnsi="휴먼명조" w:eastAsia="휴먼명조" w:cs="휴먼명조"/>
-                <w:b/>
+                <w:b w:val="0"/>
                 <w:i w:val="0"/>
-                <w:color w:val="FFFFFF"/>
-                <w:sz w:val="18"/>
+                <w:color w:val="000000"/>
+                <w:sz w:val="17"/>
               </w:rPr>
-              <w:t>내용</w:t>
+              <w:t>비자부기(visa-bugi) — 외국인 주민의 비자 요건·서류·일정·지원기관을 한 번에 관리하는 충북형 AI 비자 동행 서비스</w:t>
             </w:r>
           </w:p>
         </w:tc>
@@ -420,21 +436,21 @@
         </w:trPr>
         <w:tc>
           <w:tcPr>
-            <w:tcW w:type="dxa" w:w="1700"/>
+            <w:tcW w:type="dxa" w:w="1850"/>
             <w:shd w:fill="FFFFFF" w:val="clear"/>
             <w:tcBorders>
-              <w:top w:val="single" w:sz="8" w:space="0" w:color="000000"/>
-              <w:bottom w:val="single" w:sz="8" w:space="0" w:color="000000"/>
-              <w:start w:val="single" w:sz="8" w:space="0" w:color="000000"/>
-              <w:end w:val="single" w:sz="8" w:space="0" w:color="000000"/>
-              <w:insideH w:val="single" w:sz="8" w:space="0" w:color="000000"/>
-              <w:insideV w:val="single" w:sz="8" w:space="0" w:color="000000"/>
+              <w:top w:val="single" w:sz="9" w:space="0" w:color="000000"/>
+              <w:bottom w:val="single" w:sz="9" w:space="0" w:color="000000"/>
+              <w:start w:val="single" w:sz="9" w:space="0" w:color="000000"/>
+              <w:end w:val="single" w:sz="9" w:space="0" w:color="000000"/>
+              <w:insideH w:val="single" w:sz="9" w:space="0" w:color="000000"/>
+              <w:insideV w:val="single" w:sz="9" w:space="0" w:color="000000"/>
             </w:tcBorders>
             <w:tcMar>
-              <w:top w:w="100" w:type="dxa"/>
-              <w:start w:w="110" w:type="dxa"/>
-              <w:bottom w:w="100" w:type="dxa"/>
-              <w:end w:w="110" w:type="dxa"/>
+              <w:top w:w="70" w:type="dxa"/>
+              <w:start w:w="100" w:type="dxa"/>
+              <w:bottom w:w="70" w:type="dxa"/>
+              <w:end w:w="100" w:type="dxa"/>
             </w:tcMar>
             <w:vAlign w:val="center"/>
           </w:tcPr>
@@ -442,8 +458,8 @@
             <w:pPr>
               <w:keepNext w:val="0"/>
               <w:keepLines/>
-              <w:spacing w:before="0" w:after="0" w:line="324" w:lineRule="auto"/>
-              <w:jc w:val="left"/>
+              <w:spacing w:before="0" w:after="0" w:line="276" w:lineRule="auto"/>
+              <w:jc w:val="center"/>
             </w:pPr>
             <w:r/>
             <w:r>
@@ -454,27 +470,53 @@
                 <w:color w:val="000000"/>
                 <w:sz w:val="18"/>
               </w:rPr>
-              <w:t>제품 소개</w:t>
+              <w:t>제품</w:t>
+            </w:r>
+            <w:r>
+              <w:br/>
+            </w:r>
+            <w:r>
+              <w:rPr>
+                <w:rFonts w:ascii="휴먼명조" w:hAnsi="휴먼명조" w:eastAsia="휴먼명조" w:cs="휴먼명조"/>
+                <w:b/>
+                <w:i w:val="0"/>
+                <w:color w:val="000000"/>
+                <w:sz w:val="18"/>
+              </w:rPr>
+              <w:t>(아이디어)</w:t>
+            </w:r>
+            <w:r>
+              <w:br/>
+            </w:r>
+            <w:r>
+              <w:rPr>
+                <w:rFonts w:ascii="휴먼명조" w:hAnsi="휴먼명조" w:eastAsia="휴먼명조" w:cs="휴먼명조"/>
+                <w:b/>
+                <w:i w:val="0"/>
+                <w:color w:val="000000"/>
+                <w:sz w:val="18"/>
+              </w:rPr>
+              <w:t>소개</w:t>
             </w:r>
           </w:p>
         </w:tc>
         <w:tc>
           <w:tcPr>
-            <w:tcW w:type="dxa" w:w="8380"/>
+            <w:tcW w:type="dxa" w:w="8230"/>
             <w:shd w:fill="FFFFFF" w:val="clear"/>
             <w:tcBorders>
-              <w:top w:val="single" w:sz="8" w:space="0" w:color="000000"/>
-              <w:bottom w:val="single" w:sz="8" w:space="0" w:color="000000"/>
-              <w:start w:val="single" w:sz="8" w:space="0" w:color="000000"/>
-              <w:end w:val="single" w:sz="8" w:space="0" w:color="000000"/>
-              <w:insideH w:val="single" w:sz="8" w:space="0" w:color="000000"/>
-              <w:insideV w:val="single" w:sz="8" w:space="0" w:color="000000"/>
+              <w:top w:val="single" w:sz="9" w:space="0" w:color="000000"/>
+              <w:bottom w:val="single" w:sz="9" w:space="0" w:color="000000"/>
+              <w:start w:val="single" w:sz="9" w:space="0" w:color="000000"/>
+              <w:end w:val="single" w:sz="9" w:space="0" w:color="000000"/>
+              <w:insideH w:val="single" w:sz="9" w:space="0" w:color="000000"/>
+              <w:insideV w:val="single" w:sz="9" w:space="0" w:color="000000"/>
             </w:tcBorders>
             <w:tcMar>
-              <w:top w:w="100" w:type="dxa"/>
-              <w:start w:w="110" w:type="dxa"/>
-              <w:bottom w:w="100" w:type="dxa"/>
-              <w:end w:w="110" w:type="dxa"/>
+              <w:top w:w="70" w:type="dxa"/>
+              <w:start w:w="100" w:type="dxa"/>
+              <w:bottom w:w="70" w:type="dxa"/>
+              <w:end w:w="100" w:type="dxa"/>
             </w:tcMar>
             <w:vAlign w:val="center"/>
           </w:tcPr>
@@ -482,7 +524,7 @@
             <w:pPr>
               <w:keepNext w:val="0"/>
               <w:keepLines/>
-              <w:spacing w:before="0" w:after="0" w:line="324" w:lineRule="auto"/>
+              <w:spacing w:before="0" w:after="0" w:line="288" w:lineRule="auto"/>
               <w:jc w:val="left"/>
             </w:pPr>
             <w:r/>
@@ -492,9 +534,9 @@
                 <w:b w:val="0"/>
                 <w:i w:val="0"/>
                 <w:color w:val="000000"/>
-                <w:sz w:val="18"/>
+                <w:sz w:val="17"/>
               </w:rPr>
-              <w:t>충북 외국인 주민의 다국어 질문, OCR 신청서 상태, 공식 공고 일정을 분석하여 비자정보·보완서류·행정일정·전문기관 중 적절한 다음 행동으로 연결하는 모바일 우선 AI 비자 동행 서비스이다.</w:t>
+              <w:t>충북 외국인 주민의 다국어 질문, OCR 신청서 상태, 공식 공고 일정을 분석하여 비자정보·보완서류·행정일정·전문기관 중 적절한 다음 행동으로 연결하는 모바일 우선 웹 서비스이다. AI 챗봇은 질문의 의도·비자·지역·위험 신호를 파악하고, OCR은 서류를 완성·확인 필요·누락·수동 확인으로 구분한다. 자격·점수와 날짜는 검수된 데이터와 결정론적 규칙으로 계산한다.</w:t>
             </w:r>
           </w:p>
         </w:tc>
@@ -505,21 +547,21 @@
         </w:trPr>
         <w:tc>
           <w:tcPr>
-            <w:tcW w:type="dxa" w:w="1700"/>
+            <w:tcW w:type="dxa" w:w="1850"/>
             <w:shd w:fill="FFFFFF" w:val="clear"/>
             <w:tcBorders>
-              <w:top w:val="single" w:sz="8" w:space="0" w:color="000000"/>
-              <w:bottom w:val="single" w:sz="8" w:space="0" w:color="000000"/>
-              <w:start w:val="single" w:sz="8" w:space="0" w:color="000000"/>
-              <w:end w:val="single" w:sz="8" w:space="0" w:color="000000"/>
-              <w:insideH w:val="single" w:sz="8" w:space="0" w:color="000000"/>
-              <w:insideV w:val="single" w:sz="8" w:space="0" w:color="000000"/>
+              <w:top w:val="single" w:sz="9" w:space="0" w:color="000000"/>
+              <w:bottom w:val="single" w:sz="9" w:space="0" w:color="000000"/>
+              <w:start w:val="single" w:sz="9" w:space="0" w:color="000000"/>
+              <w:end w:val="single" w:sz="9" w:space="0" w:color="000000"/>
+              <w:insideH w:val="single" w:sz="9" w:space="0" w:color="000000"/>
+              <w:insideV w:val="single" w:sz="9" w:space="0" w:color="000000"/>
             </w:tcBorders>
             <w:tcMar>
-              <w:top w:w="100" w:type="dxa"/>
-              <w:start w:w="110" w:type="dxa"/>
-              <w:bottom w:w="100" w:type="dxa"/>
-              <w:end w:w="110" w:type="dxa"/>
+              <w:top w:w="70" w:type="dxa"/>
+              <w:start w:w="100" w:type="dxa"/>
+              <w:bottom w:w="70" w:type="dxa"/>
+              <w:end w:w="100" w:type="dxa"/>
             </w:tcMar>
             <w:vAlign w:val="center"/>
           </w:tcPr>
@@ -527,10 +569,36 @@
             <w:pPr>
               <w:keepNext w:val="0"/>
               <w:keepLines/>
-              <w:spacing w:before="0" w:after="0" w:line="324" w:lineRule="auto"/>
-              <w:jc w:val="left"/>
+              <w:spacing w:before="0" w:after="0" w:line="276" w:lineRule="auto"/>
+              <w:jc w:val="center"/>
             </w:pPr>
             <w:r/>
+            <w:r>
+              <w:rPr>
+                <w:rFonts w:ascii="휴먼명조" w:hAnsi="휴먼명조" w:eastAsia="휴먼명조" w:cs="휴먼명조"/>
+                <w:b/>
+                <w:i w:val="0"/>
+                <w:color w:val="000000"/>
+                <w:sz w:val="18"/>
+              </w:rPr>
+              <w:t>제품</w:t>
+            </w:r>
+            <w:r>
+              <w:br/>
+            </w:r>
+            <w:r>
+              <w:rPr>
+                <w:rFonts w:ascii="휴먼명조" w:hAnsi="휴먼명조" w:eastAsia="휴먼명조" w:cs="휴먼명조"/>
+                <w:b/>
+                <w:i w:val="0"/>
+                <w:color w:val="000000"/>
+                <w:sz w:val="18"/>
+              </w:rPr>
+              <w:t>(아이디어)</w:t>
+            </w:r>
+            <w:r>
+              <w:br/>
+            </w:r>
             <w:r>
               <w:rPr>
                 <w:rFonts w:ascii="휴먼명조" w:hAnsi="휴먼명조" w:eastAsia="휴먼명조" w:cs="휴먼명조"/>
@@ -545,21 +613,21 @@
         </w:tc>
         <w:tc>
           <w:tcPr>
-            <w:tcW w:type="dxa" w:w="8380"/>
+            <w:tcW w:type="dxa" w:w="8230"/>
             <w:shd w:fill="FFFFFF" w:val="clear"/>
             <w:tcBorders>
-              <w:top w:val="single" w:sz="8" w:space="0" w:color="000000"/>
-              <w:bottom w:val="single" w:sz="8" w:space="0" w:color="000000"/>
-              <w:start w:val="single" w:sz="8" w:space="0" w:color="000000"/>
-              <w:end w:val="single" w:sz="8" w:space="0" w:color="000000"/>
-              <w:insideH w:val="single" w:sz="8" w:space="0" w:color="000000"/>
-              <w:insideV w:val="single" w:sz="8" w:space="0" w:color="000000"/>
+              <w:top w:val="single" w:sz="9" w:space="0" w:color="000000"/>
+              <w:bottom w:val="single" w:sz="9" w:space="0" w:color="000000"/>
+              <w:start w:val="single" w:sz="9" w:space="0" w:color="000000"/>
+              <w:end w:val="single" w:sz="9" w:space="0" w:color="000000"/>
+              <w:insideH w:val="single" w:sz="9" w:space="0" w:color="000000"/>
+              <w:insideV w:val="single" w:sz="9" w:space="0" w:color="000000"/>
             </w:tcBorders>
             <w:tcMar>
-              <w:top w:w="100" w:type="dxa"/>
-              <w:start w:w="110" w:type="dxa"/>
-              <w:bottom w:w="100" w:type="dxa"/>
-              <w:end w:w="110" w:type="dxa"/>
+              <w:top w:w="70" w:type="dxa"/>
+              <w:start w:w="100" w:type="dxa"/>
+              <w:bottom w:w="70" w:type="dxa"/>
+              <w:end w:w="100" w:type="dxa"/>
             </w:tcMar>
             <w:vAlign w:val="center"/>
           </w:tcPr>
@@ -567,7 +635,7 @@
             <w:pPr>
               <w:keepNext w:val="0"/>
               <w:keepLines/>
-              <w:spacing w:before="0" w:after="0" w:line="324" w:lineRule="auto"/>
+              <w:spacing w:before="0" w:after="0" w:line="288" w:lineRule="auto"/>
               <w:jc w:val="left"/>
             </w:pPr>
             <w:r/>
@@ -577,9 +645,9 @@
                 <w:b w:val="0"/>
                 <w:i w:val="0"/>
                 <w:color w:val="000000"/>
-                <w:sz w:val="18"/>
+                <w:sz w:val="17"/>
               </w:rPr>
-              <w:t>개인에게 핵심 기능을 무료로 제공하고, 대학·기업·지자체·외국인지원기관의 사용료로 AI 처리비와 행정데이터 갱신비를 충당하는 B2C 기반 B2G/B2B 모델이다. OCR 분석비는 현재 시험 가정에서 문서 1건당 약 0.009달러로 추산되어, 낮은 처리비로 외국인 주민의 비자 준비와 지역 정착을 지원할 수 있다. [13]</w:t>
+              <w:t>개인에게 핵심 기능을 무료로 제공하고, 대학·기업·지자체·외국인지원기관의 사용료로 AI 처리비와 행정데이터 갱신비를 충당하는 B2C 기반 B2G/B2B 모델이다. OCR 분석비는 현재 시험 가정에서 문서 1건당 약 0.009달러로 추산되어 낮은 처리비로 외국인 주민의 비자 준비와 충북 정착을 지원할 수 있다. [13]</w:t>
             </w:r>
           </w:p>
         </w:tc>
@@ -590,21 +658,21 @@
         </w:trPr>
         <w:tc>
           <w:tcPr>
-            <w:tcW w:type="dxa" w:w="1700"/>
+            <w:tcW w:type="dxa" w:w="1850"/>
             <w:shd w:fill="FFFFFF" w:val="clear"/>
             <w:tcBorders>
-              <w:top w:val="single" w:sz="8" w:space="0" w:color="000000"/>
-              <w:bottom w:val="single" w:sz="8" w:space="0" w:color="000000"/>
-              <w:start w:val="single" w:sz="8" w:space="0" w:color="000000"/>
-              <w:end w:val="single" w:sz="8" w:space="0" w:color="000000"/>
-              <w:insideH w:val="single" w:sz="8" w:space="0" w:color="000000"/>
-              <w:insideV w:val="single" w:sz="8" w:space="0" w:color="000000"/>
+              <w:top w:val="single" w:sz="9" w:space="0" w:color="000000"/>
+              <w:bottom w:val="single" w:sz="9" w:space="0" w:color="000000"/>
+              <w:start w:val="single" w:sz="9" w:space="0" w:color="000000"/>
+              <w:end w:val="single" w:sz="9" w:space="0" w:color="000000"/>
+              <w:insideH w:val="single" w:sz="9" w:space="0" w:color="000000"/>
+              <w:insideV w:val="single" w:sz="9" w:space="0" w:color="000000"/>
             </w:tcBorders>
             <w:tcMar>
-              <w:top w:w="100" w:type="dxa"/>
-              <w:start w:w="110" w:type="dxa"/>
-              <w:bottom w:w="100" w:type="dxa"/>
-              <w:end w:w="110" w:type="dxa"/>
+              <w:top w:w="70" w:type="dxa"/>
+              <w:start w:w="100" w:type="dxa"/>
+              <w:bottom w:w="70" w:type="dxa"/>
+              <w:end w:w="100" w:type="dxa"/>
             </w:tcMar>
             <w:vAlign w:val="center"/>
           </w:tcPr>
@@ -612,8 +680,8 @@
             <w:pPr>
               <w:keepNext w:val="0"/>
               <w:keepLines/>
-              <w:spacing w:before="0" w:after="0" w:line="324" w:lineRule="auto"/>
-              <w:jc w:val="left"/>
+              <w:spacing w:before="0" w:after="0" w:line="276" w:lineRule="auto"/>
+              <w:jc w:val="center"/>
             </w:pPr>
             <w:r/>
             <w:r>
@@ -624,27 +692,53 @@
                 <w:color w:val="000000"/>
                 <w:sz w:val="18"/>
               </w:rPr>
-              <w:t>핵심 가치</w:t>
+              <w:t>제품</w:t>
+            </w:r>
+            <w:r>
+              <w:br/>
+            </w:r>
+            <w:r>
+              <w:rPr>
+                <w:rFonts w:ascii="휴먼명조" w:hAnsi="휴먼명조" w:eastAsia="휴먼명조" w:cs="휴먼명조"/>
+                <w:b/>
+                <w:i w:val="0"/>
+                <w:color w:val="000000"/>
+                <w:sz w:val="18"/>
+              </w:rPr>
+              <w:t>(아이디어)</w:t>
+            </w:r>
+            <w:r>
+              <w:br/>
+            </w:r>
+            <w:r>
+              <w:rPr>
+                <w:rFonts w:ascii="휴먼명조" w:hAnsi="휴먼명조" w:eastAsia="휴먼명조" w:cs="휴먼명조"/>
+                <w:b/>
+                <w:i w:val="0"/>
+                <w:color w:val="000000"/>
+                <w:sz w:val="18"/>
+              </w:rPr>
+              <w:t>가치</w:t>
             </w:r>
           </w:p>
         </w:tc>
         <w:tc>
           <w:tcPr>
-            <w:tcW w:type="dxa" w:w="8380"/>
+            <w:tcW w:type="dxa" w:w="8230"/>
             <w:shd w:fill="FFFFFF" w:val="clear"/>
             <w:tcBorders>
-              <w:top w:val="single" w:sz="8" w:space="0" w:color="000000"/>
-              <w:bottom w:val="single" w:sz="8" w:space="0" w:color="000000"/>
-              <w:start w:val="single" w:sz="8" w:space="0" w:color="000000"/>
-              <w:end w:val="single" w:sz="8" w:space="0" w:color="000000"/>
-              <w:insideH w:val="single" w:sz="8" w:space="0" w:color="000000"/>
-              <w:insideV w:val="single" w:sz="8" w:space="0" w:color="000000"/>
+              <w:top w:val="single" w:sz="9" w:space="0" w:color="000000"/>
+              <w:bottom w:val="single" w:sz="9" w:space="0" w:color="000000"/>
+              <w:start w:val="single" w:sz="9" w:space="0" w:color="000000"/>
+              <w:end w:val="single" w:sz="9" w:space="0" w:color="000000"/>
+              <w:insideH w:val="single" w:sz="9" w:space="0" w:color="000000"/>
+              <w:insideV w:val="single" w:sz="9" w:space="0" w:color="000000"/>
             </w:tcBorders>
             <w:tcMar>
-              <w:top w:w="100" w:type="dxa"/>
-              <w:start w:w="110" w:type="dxa"/>
-              <w:bottom w:w="100" w:type="dxa"/>
-              <w:end w:w="110" w:type="dxa"/>
+              <w:top w:w="70" w:type="dxa"/>
+              <w:start w:w="100" w:type="dxa"/>
+              <w:bottom w:w="70" w:type="dxa"/>
+              <w:end w:w="100" w:type="dxa"/>
             </w:tcMar>
             <w:vAlign w:val="center"/>
           </w:tcPr>
@@ -652,7 +746,7 @@
             <w:pPr>
               <w:keepNext w:val="0"/>
               <w:keepLines/>
-              <w:spacing w:before="0" w:after="0" w:line="324" w:lineRule="auto"/>
+              <w:spacing w:before="0" w:after="0" w:line="288" w:lineRule="auto"/>
               <w:jc w:val="left"/>
             </w:pPr>
             <w:r/>
@@ -662,9 +756,9 @@
                 <w:b w:val="0"/>
                 <w:i w:val="0"/>
                 <w:color w:val="000000"/>
-                <w:sz w:val="18"/>
+                <w:sz w:val="17"/>
               </w:rPr>
-              <w:t>AI 챗봇이 질문의 의도·비자·지역·위험 신호를 파악하고, OCR이 서류의 누락·확인 항목을 구조화하며, 공고 스케줄러가 검증된 기한을 캘린더 행동으로 변환한다.</w:t>
+              <w:t>질문→근거 조회→OCR 서류 점검→공고 일정 연결→기관 안내를 하나의 사용자 여정으로 통합한다. 구축 대상 공식 원천문서 24건 전체를 파싱해 원문 계층·근거 계층·규칙 계층·서비스 계층을 구성했으며, 684개 원천→서비스 매핑으로 결과를 원문까지 추적한다.</w:t>
             </w:r>
           </w:p>
         </w:tc>
@@ -675,21 +769,21 @@
         </w:trPr>
         <w:tc>
           <w:tcPr>
-            <w:tcW w:type="dxa" w:w="1700"/>
+            <w:tcW w:type="dxa" w:w="1850"/>
             <w:shd w:fill="FFFFFF" w:val="clear"/>
             <w:tcBorders>
-              <w:top w:val="single" w:sz="8" w:space="0" w:color="000000"/>
-              <w:bottom w:val="single" w:sz="8" w:space="0" w:color="000000"/>
-              <w:start w:val="single" w:sz="8" w:space="0" w:color="000000"/>
-              <w:end w:val="single" w:sz="8" w:space="0" w:color="000000"/>
-              <w:insideH w:val="single" w:sz="8" w:space="0" w:color="000000"/>
-              <w:insideV w:val="single" w:sz="8" w:space="0" w:color="000000"/>
+              <w:top w:val="single" w:sz="9" w:space="0" w:color="000000"/>
+              <w:bottom w:val="single" w:sz="9" w:space="0" w:color="000000"/>
+              <w:start w:val="single" w:sz="9" w:space="0" w:color="000000"/>
+              <w:end w:val="single" w:sz="9" w:space="0" w:color="000000"/>
+              <w:insideH w:val="single" w:sz="9" w:space="0" w:color="000000"/>
+              <w:insideV w:val="single" w:sz="9" w:space="0" w:color="000000"/>
             </w:tcBorders>
             <w:tcMar>
-              <w:top w:w="100" w:type="dxa"/>
-              <w:start w:w="110" w:type="dxa"/>
-              <w:bottom w:w="100" w:type="dxa"/>
-              <w:end w:w="110" w:type="dxa"/>
+              <w:top w:w="70" w:type="dxa"/>
+              <w:start w:w="100" w:type="dxa"/>
+              <w:bottom w:w="70" w:type="dxa"/>
+              <w:end w:w="100" w:type="dxa"/>
             </w:tcMar>
             <w:vAlign w:val="center"/>
           </w:tcPr>
@@ -697,8 +791,8 @@
             <w:pPr>
               <w:keepNext w:val="0"/>
               <w:keepLines/>
-              <w:spacing w:before="0" w:after="0" w:line="324" w:lineRule="auto"/>
-              <w:jc w:val="left"/>
+              <w:spacing w:before="0" w:after="0" w:line="276" w:lineRule="auto"/>
+              <w:jc w:val="center"/>
             </w:pPr>
             <w:r/>
             <w:r>
@@ -709,83 +803,24 @@
                 <w:color w:val="000000"/>
                 <w:sz w:val="18"/>
               </w:rPr>
-              <w:t>주요 기능</w:t>
+              <w:t>제품</w:t>
             </w:r>
-          </w:p>
-        </w:tc>
-        <w:tc>
-          <w:tcPr>
-            <w:tcW w:type="dxa" w:w="8380"/>
-            <w:shd w:fill="FFFFFF" w:val="clear"/>
-            <w:tcBorders>
-              <w:top w:val="single" w:sz="8" w:space="0" w:color="000000"/>
-              <w:bottom w:val="single" w:sz="8" w:space="0" w:color="000000"/>
-              <w:start w:val="single" w:sz="8" w:space="0" w:color="000000"/>
-              <w:end w:val="single" w:sz="8" w:space="0" w:color="000000"/>
-              <w:insideH w:val="single" w:sz="8" w:space="0" w:color="000000"/>
-              <w:insideV w:val="single" w:sz="8" w:space="0" w:color="000000"/>
-            </w:tcBorders>
-            <w:tcMar>
-              <w:top w:w="100" w:type="dxa"/>
-              <w:start w:w="110" w:type="dxa"/>
-              <w:bottom w:w="100" w:type="dxa"/>
-              <w:end w:w="110" w:type="dxa"/>
-            </w:tcMar>
-            <w:vAlign w:val="center"/>
-          </w:tcPr>
-          <w:p>
-            <w:pPr>
-              <w:keepNext w:val="0"/>
-              <w:keepLines/>
-              <w:spacing w:before="0" w:after="0" w:line="324" w:lineRule="auto"/>
-              <w:jc w:val="left"/>
-            </w:pPr>
-            <w:r/>
+            <w:r>
+              <w:br/>
+            </w:r>
             <w:r>
               <w:rPr>
                 <w:rFonts w:ascii="휴먼명조" w:hAnsi="휴먼명조" w:eastAsia="휴먼명조" w:cs="휴먼명조"/>
-                <w:b w:val="0"/>
+                <w:b/>
                 <w:i w:val="0"/>
                 <w:color w:val="000000"/>
                 <w:sz w:val="18"/>
               </w:rPr>
-              <w:t>근거형 다국어 AI 챗봇, 위험상황 선제 라우팅, OCR 서류 사전 점검, 공고 일정 자동 연결, 요건·점수 계산, 서류 체크리스트와 기관 안내를 제공한다.</w:t>
+              <w:t>(아이디어)</w:t>
             </w:r>
-          </w:p>
-        </w:tc>
-      </w:tr>
-      <w:tr>
-        <w:trPr>
-          <w:cantSplit/>
-        </w:trPr>
-        <w:tc>
-          <w:tcPr>
-            <w:tcW w:type="dxa" w:w="1700"/>
-            <w:shd w:fill="FFFFFF" w:val="clear"/>
-            <w:tcBorders>
-              <w:top w:val="single" w:sz="8" w:space="0" w:color="000000"/>
-              <w:bottom w:val="single" w:sz="8" w:space="0" w:color="000000"/>
-              <w:start w:val="single" w:sz="8" w:space="0" w:color="000000"/>
-              <w:end w:val="single" w:sz="8" w:space="0" w:color="000000"/>
-              <w:insideH w:val="single" w:sz="8" w:space="0" w:color="000000"/>
-              <w:insideV w:val="single" w:sz="8" w:space="0" w:color="000000"/>
-            </w:tcBorders>
-            <w:tcMar>
-              <w:top w:w="100" w:type="dxa"/>
-              <w:start w:w="110" w:type="dxa"/>
-              <w:bottom w:w="100" w:type="dxa"/>
-              <w:end w:w="110" w:type="dxa"/>
-            </w:tcMar>
-            <w:vAlign w:val="center"/>
-          </w:tcPr>
-          <w:p>
-            <w:pPr>
-              <w:keepNext w:val="0"/>
-              <w:keepLines/>
-              <w:spacing w:before="0" w:after="0" w:line="324" w:lineRule="auto"/>
-              <w:jc w:val="left"/>
-            </w:pPr>
-            <w:r/>
+            <w:r>
+              <w:br/>
+            </w:r>
             <w:r>
               <w:rPr>
                 <w:rFonts w:ascii="휴먼명조" w:hAnsi="휴먼명조" w:eastAsia="휴먼명조" w:cs="휴먼명조"/>
@@ -800,21 +835,21 @@
         </w:tc>
         <w:tc>
           <w:tcPr>
-            <w:tcW w:type="dxa" w:w="8380"/>
+            <w:tcW w:type="dxa" w:w="8230"/>
             <w:shd w:fill="FFFFFF" w:val="clear"/>
             <w:tcBorders>
-              <w:top w:val="single" w:sz="8" w:space="0" w:color="000000"/>
-              <w:bottom w:val="single" w:sz="8" w:space="0" w:color="000000"/>
-              <w:start w:val="single" w:sz="8" w:space="0" w:color="000000"/>
-              <w:end w:val="single" w:sz="8" w:space="0" w:color="000000"/>
-              <w:insideH w:val="single" w:sz="8" w:space="0" w:color="000000"/>
-              <w:insideV w:val="single" w:sz="8" w:space="0" w:color="000000"/>
+              <w:top w:val="single" w:sz="9" w:space="0" w:color="000000"/>
+              <w:bottom w:val="single" w:sz="9" w:space="0" w:color="000000"/>
+              <w:start w:val="single" w:sz="9" w:space="0" w:color="000000"/>
+              <w:end w:val="single" w:sz="9" w:space="0" w:color="000000"/>
+              <w:insideH w:val="single" w:sz="9" w:space="0" w:color="000000"/>
+              <w:insideV w:val="single" w:sz="9" w:space="0" w:color="000000"/>
             </w:tcBorders>
             <w:tcMar>
-              <w:top w:w="100" w:type="dxa"/>
-              <w:start w:w="110" w:type="dxa"/>
-              <w:bottom w:w="100" w:type="dxa"/>
-              <w:end w:w="110" w:type="dxa"/>
+              <w:top w:w="70" w:type="dxa"/>
+              <w:start w:w="100" w:type="dxa"/>
+              <w:bottom w:w="70" w:type="dxa"/>
+              <w:end w:w="100" w:type="dxa"/>
             </w:tcMar>
             <w:vAlign w:val="center"/>
           </w:tcPr>
@@ -822,7 +857,7 @@
             <w:pPr>
               <w:keepNext w:val="0"/>
               <w:keepLines/>
-              <w:spacing w:before="0" w:after="0" w:line="324" w:lineRule="auto"/>
+              <w:spacing w:before="0" w:after="0" w:line="288" w:lineRule="auto"/>
               <w:jc w:val="left"/>
             </w:pPr>
             <w:r/>
@@ -832,77 +867,142 @@
                 <w:b w:val="0"/>
                 <w:i w:val="0"/>
                 <w:color w:val="000000"/>
+                <w:sz w:val="17"/>
+              </w:rPr>
+              <w:t>정보 탐색시간과 필수서류 누락을 줄이고 외국인 인재의 취업·비자 전환·지역 정착을 연결한다. 대학·기업·지원기관에는 반복 상담 부담 완화와 동일한 최신 근거를 공유하는 업무 기반을 제공한다.</w:t>
+            </w:r>
+          </w:p>
+        </w:tc>
+      </w:tr>
+      <w:tr>
+        <w:trPr>
+          <w:cantSplit/>
+        </w:trPr>
+        <w:tc>
+          <w:tcPr>
+            <w:tcW w:type="dxa" w:w="1850"/>
+            <w:shd w:fill="FFFFFF" w:val="clear"/>
+            <w:tcBorders>
+              <w:top w:val="single" w:sz="9" w:space="0" w:color="000000"/>
+              <w:bottom w:val="single" w:sz="9" w:space="0" w:color="000000"/>
+              <w:start w:val="single" w:sz="9" w:space="0" w:color="000000"/>
+              <w:end w:val="single" w:sz="9" w:space="0" w:color="000000"/>
+              <w:insideH w:val="single" w:sz="9" w:space="0" w:color="000000"/>
+              <w:insideV w:val="single" w:sz="9" w:space="0" w:color="000000"/>
+            </w:tcBorders>
+            <w:tcMar>
+              <w:top w:w="55" w:type="dxa"/>
+              <w:start w:w="90" w:type="dxa"/>
+              <w:bottom w:w="55" w:type="dxa"/>
+              <w:end w:w="90" w:type="dxa"/>
+            </w:tcMar>
+            <w:vAlign w:val="center"/>
+          </w:tcPr>
+          <w:p>
+            <w:pPr>
+              <w:keepNext w:val="0"/>
+              <w:keepLines/>
+              <w:spacing w:before="0" w:after="0" w:line="276" w:lineRule="auto"/>
+              <w:jc w:val="center"/>
+            </w:pPr>
+            <w:r/>
+            <w:r>
+              <w:rPr>
+                <w:rFonts w:ascii="휴먼명조" w:hAnsi="휴먼명조" w:eastAsia="휴먼명조" w:cs="휴먼명조"/>
+                <w:b/>
+                <w:i w:val="0"/>
+                <w:color w:val="000000"/>
                 <w:sz w:val="18"/>
               </w:rPr>
-              <w:t>정보 탐색시간과 서류 누락을 줄이고, 외국인 인재의 취업·비자 전환·지역 정착을 연결하며, 대학·기업·지원기관의 반복 상담 부담을 완화한다.</w:t>
+              <w:t>관련 이미지</w:t>
+            </w:r>
+          </w:p>
+        </w:tc>
+        <w:tc>
+          <w:tcPr>
+            <w:tcW w:type="dxa" w:w="8230"/>
+            <w:shd w:fill="FFFFFF" w:val="clear"/>
+            <w:tcBorders>
+              <w:top w:val="single" w:sz="9" w:space="0" w:color="000000"/>
+              <w:bottom w:val="single" w:sz="9" w:space="0" w:color="000000"/>
+              <w:start w:val="single" w:sz="9" w:space="0" w:color="000000"/>
+              <w:end w:val="single" w:sz="9" w:space="0" w:color="000000"/>
+              <w:insideH w:val="single" w:sz="9" w:space="0" w:color="000000"/>
+              <w:insideV w:val="single" w:sz="9" w:space="0" w:color="000000"/>
+            </w:tcBorders>
+            <w:tcMar>
+              <w:top w:w="55" w:type="dxa"/>
+              <w:start w:w="90" w:type="dxa"/>
+              <w:bottom w:w="55" w:type="dxa"/>
+              <w:end w:w="90" w:type="dxa"/>
+            </w:tcMar>
+          </w:tcPr>
+          <w:p>
+            <w:r/>
+          </w:p>
+          <w:p>
+            <w:pPr>
+              <w:keepNext w:val="0"/>
+              <w:keepLines w:val="0"/>
+              <w:spacing w:before="20" w:after="20" w:line="240" w:lineRule="auto"/>
+              <w:jc w:val="center"/>
+            </w:pPr>
+            <w:r>
+              <w:drawing>
+                <wp:inline xmlns:a="http://schemas.openxmlformats.org/drawingml/2006/main" xmlns:pic="http://schemas.openxmlformats.org/drawingml/2006/picture">
+                  <wp:extent cx="3168000" cy="2006400"/>
+                  <wp:docPr id="1" name="Picture 1" descr="준비 현황과 비자 여정, 다음 할 일을 보여주는 비자부기 대시보드"/>
+                  <wp:cNvGraphicFramePr>
+                    <a:graphicFrameLocks noChangeAspect="1"/>
+                  </wp:cNvGraphicFramePr>
+                  <a:graphic>
+                    <a:graphicData uri="http://schemas.openxmlformats.org/drawingml/2006/picture">
+                      <pic:pic>
+                        <pic:nvPicPr>
+                          <pic:cNvPr id="0" name="01-dashboard-mockup.png"/>
+                          <pic:cNvPicPr/>
+                        </pic:nvPicPr>
+                        <pic:blipFill>
+                          <a:blip r:embed="rId13"/>
+                          <a:stretch>
+                            <a:fillRect/>
+                          </a:stretch>
+                        </pic:blipFill>
+                        <pic:spPr>
+                          <a:xfrm>
+                            <a:off x="0" y="0"/>
+                            <a:ext cx="3168000" cy="2006400"/>
+                          </a:xfrm>
+                          <a:prstGeom prst="rect"/>
+                        </pic:spPr>
+                      </pic:pic>
+                    </a:graphicData>
+                  </a:graphic>
+                </wp:inline>
+              </w:drawing>
+            </w:r>
+          </w:p>
+          <w:p>
+            <w:pPr>
+              <w:keepNext w:val="0"/>
+              <w:keepLines w:val="0"/>
+              <w:spacing w:before="20" w:after="0" w:line="240" w:lineRule="auto"/>
+              <w:jc w:val="center"/>
+            </w:pPr>
+            <w:r>
+              <w:rPr>
+                <w:rFonts w:ascii="휴먼명조" w:hAnsi="휴먼명조" w:eastAsia="휴먼명조" w:cs="휴먼명조"/>
+                <w:b w:val="0"/>
+                <w:i w:val="0"/>
+                <w:color w:val="000000"/>
+                <w:sz w:val="16"/>
+              </w:rPr>
+              <w:t>그림 1. 복잡한 비자 행정을 오늘 할 일로 바꾸는 비자부기 대시보드</w:t>
             </w:r>
           </w:p>
         </w:tc>
       </w:tr>
     </w:tbl>
-    <w:p>
-      <w:pPr>
-        <w:spacing w:after="0"/>
-      </w:pPr>
-    </w:p>
-    <w:p>
-      <w:pPr>
-        <w:keepNext/>
-        <w:keepLines w:val="0"/>
-        <w:spacing w:before="40" w:after="0" w:line="240" w:lineRule="auto"/>
-        <w:jc w:val="center"/>
-      </w:pPr>
-      <w:r>
-        <w:drawing>
-          <wp:inline xmlns:a="http://schemas.openxmlformats.org/drawingml/2006/main" xmlns:pic="http://schemas.openxmlformats.org/drawingml/2006/picture">
-            <wp:extent cx="5328000" cy="3374400"/>
-            <wp:docPr id="1" name="Picture 1" descr="준비 현황 68퍼센트와 비자 여정, 다음 할 일을 보여주는 비자부기 대시보드"/>
-            <wp:cNvGraphicFramePr>
-              <a:graphicFrameLocks noChangeAspect="1"/>
-            </wp:cNvGraphicFramePr>
-            <a:graphic>
-              <a:graphicData uri="http://schemas.openxmlformats.org/drawingml/2006/picture">
-                <pic:pic>
-                  <pic:nvPicPr>
-                    <pic:cNvPr id="0" name="01-dashboard-mockup.png"/>
-                    <pic:cNvPicPr/>
-                  </pic:nvPicPr>
-                  <pic:blipFill>
-                    <a:blip r:embed="rId11"/>
-                    <a:stretch>
-                      <a:fillRect/>
-                    </a:stretch>
-                  </pic:blipFill>
-                  <pic:spPr>
-                    <a:xfrm>
-                      <a:off x="0" y="0"/>
-                      <a:ext cx="5328000" cy="3374400"/>
-                    </a:xfrm>
-                    <a:prstGeom prst="rect"/>
-                  </pic:spPr>
-                </pic:pic>
-              </a:graphicData>
-            </a:graphic>
-          </wp:inline>
-        </w:drawing>
-      </w:r>
-    </w:p>
-    <w:p>
-      <w:pPr>
-        <w:pStyle w:val="Caption"/>
-        <w:keepNext w:val="0"/>
-      </w:pPr>
-      <w:r>
-        <w:rPr>
-          <w:rFonts w:ascii="휴먼명조" w:hAnsi="휴먼명조" w:eastAsia="휴먼명조" w:cs="휴먼명조"/>
-          <w:b w:val="0"/>
-          <w:i w:val="0"/>
-          <w:color w:val="000000"/>
-          <w:sz w:val="18"/>
-        </w:rPr>
-        <w:t>그림 1. 복잡한 비자 행정을 오늘 할 일로 바꾸는 비자부기 대시보드</w:t>
-      </w:r>
-    </w:p>
     <w:p>
       <w:r>
         <w:br w:type="page"/>
@@ -6500,79 +6600,34 @@
         <w:pStyle w:val="Heading2"/>
       </w:pPr>
       <w:r>
-        <w:t>3-5. 사용자 여정 ① 이주노동자</w:t>
+        <w:t>3-5. 대표 사용자 여정</w:t>
       </w:r>
     </w:p>
-    <w:tbl>
-      <w:tblPr>
-        <w:tblW w:type="dxa" w:w="10080"/>
-        <w:jc w:val="left"/>
-        <w:tblLayout w:type="fixed"/>
-        <w:tblLook w:firstColumn="1" w:firstRow="1" w:lastColumn="0" w:lastRow="0" w:noHBand="0" w:noVBand="1" w:val="04A0"/>
-        <w:tblInd w:w="120" w:type="dxa"/>
-      </w:tblPr>
-      <w:tblGrid>
-        <w:gridCol w:w="10080"/>
-      </w:tblGrid>
-      <w:tr>
-        <w:trPr>
-          <w:tblHeader w:val="true"/>
-        </w:trPr>
-        <w:tc>
-          <w:tcPr>
-            <w:tcW w:type="dxa" w:w="10080"/>
-            <w:tcMar>
-              <w:top w:w="130" w:type="dxa"/>
-              <w:start w:w="180" w:type="dxa"/>
-              <w:bottom w:w="130" w:type="dxa"/>
-              <w:end w:w="180" w:type="dxa"/>
-            </w:tcMar>
-            <w:shd w:fill="FFFFFF" w:val="clear"/>
-            <w:tcBorders>
-              <w:top w:val="single" w:sz="12" w:space="0" w:color="000000"/>
-              <w:bottom w:val="single" w:sz="12" w:space="0" w:color="000000"/>
-              <w:start w:val="single" w:sz="12" w:space="0" w:color="000000"/>
-              <w:end w:val="single" w:sz="12" w:space="0" w:color="000000"/>
-              <w:insideH w:val="single" w:sz="12" w:space="0" w:color="000000"/>
-              <w:insideV w:val="single" w:sz="12" w:space="0" w:color="000000"/>
-            </w:tcBorders>
-          </w:tcPr>
-          <w:p>
-            <w:pPr>
-              <w:keepNext w:val="0"/>
-              <w:keepLines w:val="0"/>
-              <w:spacing w:before="0" w:after="0" w:line="348" w:lineRule="auto"/>
-              <w:jc w:val="left"/>
-            </w:pPr>
-            <w:r/>
-            <w:r>
-              <w:rPr>
-                <w:rFonts w:ascii="휴먼명조" w:hAnsi="휴먼명조" w:eastAsia="휴먼명조" w:cs="휴먼명조"/>
-                <w:b/>
-                <w:i w:val="0"/>
-                <w:color w:val="000000"/>
-                <w:sz w:val="20"/>
-              </w:rPr>
-              <w:t xml:space="preserve">가상 페르소나  </w:t>
-            </w:r>
-            <w:r>
-              <w:rPr>
-                <w:rFonts w:ascii="휴먼명조" w:hAnsi="휴먼명조" w:eastAsia="휴먼명조" w:cs="휴먼명조"/>
-                <w:b w:val="0"/>
-                <w:i w:val="0"/>
-                <w:color w:val="000000"/>
-                <w:sz w:val="20"/>
-              </w:rPr>
-              <w:t>응우옌 반 A · 27세 · 베트남 · E-9 · 음성군 제조업체 근무 2년 차. 장기체류 전환 가능성과 근로계약 조건 문제를 함께 확인하고 싶다.</w:t>
-            </w:r>
-          </w:p>
-        </w:tc>
-      </w:tr>
-    </w:tbl>
     <w:p>
       <w:pPr>
-        <w:spacing w:after="0"/>
+        <w:pStyle w:val="Heading3"/>
       </w:pPr>
+      <w:r>
+        <w:t>① 이주노동자: 비자 준비와 노동권 보호</w:t>
+      </w:r>
+    </w:p>
+    <w:p>
+      <w:pPr>
+        <w:keepNext w:val="0"/>
+        <w:keepLines w:val="0"/>
+        <w:spacing w:before="0" w:after="60" w:line="384" w:lineRule="auto"/>
+        <w:jc w:val="both"/>
+      </w:pPr>
+      <w:r>
+        <w:rPr>
+          <w:rFonts w:ascii="휴먼명조" w:hAnsi="휴먼명조" w:eastAsia="휴먼명조" w:cs="휴먼명조"/>
+          <w:b w:val="0"/>
+          <w:i w:val="0"/>
+          <w:color w:val="000000"/>
+          <w:sz w:val="19"/>
+        </w:rPr>
+        <w:t>응우옌 반 A · 27세 · 베트남 · E-9 · 음성군 제조업체 근무 2년 차. E-7-4R 전환 가능성과 임금체불 문제를 함께 확인하는 상황이다.</w:t>
+      </w:r>
     </w:p>
     <w:p>
       <w:pPr>
@@ -7298,7 +7353,7 @@
     </w:p>
     <w:p>
       <w:pPr>
-        <w:pStyle w:val="ListNumber"/>
+        <w:pStyle w:val="ListBullet"/>
         <w:keepLines/>
       </w:pPr>
       <w:r>
@@ -7307,14 +7362,14 @@
           <w:b w:val="0"/>
           <w:i w:val="0"/>
           <w:color w:val="000000"/>
-          <w:sz w:val="21"/>
+          <w:sz w:val="18"/>
         </w:rPr>
-        <w:t>사용자가 ‘E-7-4R로 바꾸고 싶은데 월급도 받지 못했다’고 질문하면 AI가 비자 문의와 임금체불 신호를 함께 파악한다.</w:t>
+        <w:t>AI가 비자 문의와 임금체불 신호를 함께 파악하면 일반 답변보다 지역·사용자 유형에 맞는 노동 전문기관 연결을 우선한다.</w:t>
       </w:r>
     </w:p>
     <w:p>
       <w:pPr>
-        <w:pStyle w:val="ListNumber"/>
+        <w:pStyle w:val="ListBullet"/>
         <w:keepLines/>
       </w:pPr>
       <w:r>
@@ -7323,64 +7378,24 @@
           <w:b w:val="0"/>
           <w:i w:val="0"/>
           <w:color w:val="000000"/>
-          <w:sz w:val="21"/>
+          <w:sz w:val="18"/>
         </w:rPr>
-        <w:t>위험상황에서는 비자 설명보다 사용자 유형·지역에 맞는 노동 전문기관 연결을 우선한다.</w:t>
+        <w:t>이후 검수된 E-7-4R 요건·OCR 서류 상태·공고 마감일을 체크리스트와 캘린더 행동으로 연결한다.</w:t>
       </w:r>
     </w:p>
     <w:p>
       <w:pPr>
-        <w:pStyle w:val="ListNumber"/>
-        <w:keepLines/>
+        <w:pStyle w:val="Heading3"/>
       </w:pPr>
       <w:r>
-        <w:rPr>
-          <w:rFonts w:ascii="휴먼명조" w:hAnsi="휴먼명조" w:eastAsia="휴먼명조" w:cs="휴먼명조"/>
-          <w:b w:val="0"/>
-          <w:i w:val="0"/>
-          <w:color w:val="000000"/>
-          <w:sz w:val="21"/>
-        </w:rPr>
-        <w:t>기관명·전화번호·URL은 검수된 데이터의 값을 그대로 제공하고 출처와 검증일을 표시한다.</w:t>
-      </w:r>
-    </w:p>
-    <w:p>
-      <w:pPr>
-        <w:pStyle w:val="ListNumber"/>
-        <w:keepLines/>
-      </w:pPr>
-      <w:r>
-        <w:rPr>
-          <w:rFonts w:ascii="휴먼명조" w:hAnsi="휴먼명조" w:eastAsia="휴먼명조" w:cs="휴먼명조"/>
-          <w:b w:val="0"/>
-          <w:i w:val="0"/>
-          <w:color w:val="000000"/>
-          <w:sz w:val="21"/>
-        </w:rPr>
-        <w:t>이후 E-7-4R 요건과 OCR 서류 상태를 대조해 부족 항목을 체크리스트로 제시한다.</w:t>
-      </w:r>
-    </w:p>
-    <w:p>
-      <w:pPr>
-        <w:pStyle w:val="ListNumber"/>
-        <w:keepLines/>
-      </w:pPr>
-      <w:r>
-        <w:rPr>
-          <w:rFonts w:ascii="휴먼명조" w:hAnsi="휴먼명조" w:eastAsia="휴먼명조" w:cs="휴먼명조"/>
-          <w:b w:val="0"/>
-          <w:i w:val="0"/>
-          <w:color w:val="000000"/>
-          <w:sz w:val="21"/>
-        </w:rPr>
-        <w:t>공고 마감일과 확인된 방문·제출 일정을 사용자 동의 후 캘린더에 연결한다.</w:t>
+        <w:t>② 외국인 유학생: 유학→취업→정착</w:t>
       </w:r>
     </w:p>
     <w:p>
       <w:pPr>
         <w:keepNext w:val="0"/>
         <w:keepLines w:val="0"/>
-        <w:spacing w:before="0" w:after="0" w:line="384" w:lineRule="auto"/>
+        <w:spacing w:before="0" w:after="60" w:line="384" w:lineRule="auto"/>
         <w:jc w:val="both"/>
       </w:pPr>
       <w:r>
@@ -7389,94 +7404,10 @@
           <w:b w:val="0"/>
           <w:i w:val="0"/>
           <w:color w:val="000000"/>
-          <w:sz w:val="22"/>
+          <w:sz w:val="19"/>
         </w:rPr>
-        <w:t>이 여정의 핵심은 비자 준비와 노동권 보호를 하나의 대화에서 발견하되, 서로 다른 책임 경로로 안전하게 분리하는 것이다.</w:t>
+        <w:t>바트 체첵 · 22세 · 몽골 · D-2 · 충북 소재 대학 재학. 시간제취업 허가와 졸업 후 충북 정착 경로를 함께 준비하는 상황이다.</w:t>
       </w:r>
-    </w:p>
-    <w:p>
-      <w:r>
-        <w:br w:type="page"/>
-      </w:r>
-    </w:p>
-    <w:p>
-      <w:pPr>
-        <w:pStyle w:val="Heading2"/>
-      </w:pPr>
-      <w:r>
-        <w:t>3-6. 사용자 여정 ② 외국인 유학생</w:t>
-      </w:r>
-    </w:p>
-    <w:tbl>
-      <w:tblPr>
-        <w:tblW w:type="dxa" w:w="10080"/>
-        <w:jc w:val="left"/>
-        <w:tblLayout w:type="fixed"/>
-        <w:tblLook w:firstColumn="1" w:firstRow="1" w:lastColumn="0" w:lastRow="0" w:noHBand="0" w:noVBand="1" w:val="04A0"/>
-        <w:tblInd w:w="120" w:type="dxa"/>
-      </w:tblPr>
-      <w:tblGrid>
-        <w:gridCol w:w="10080"/>
-      </w:tblGrid>
-      <w:tr>
-        <w:trPr>
-          <w:tblHeader w:val="true"/>
-        </w:trPr>
-        <w:tc>
-          <w:tcPr>
-            <w:tcW w:type="dxa" w:w="10080"/>
-            <w:tcMar>
-              <w:top w:w="130" w:type="dxa"/>
-              <w:start w:w="180" w:type="dxa"/>
-              <w:bottom w:w="130" w:type="dxa"/>
-              <w:end w:w="180" w:type="dxa"/>
-            </w:tcMar>
-            <w:shd w:fill="FFFFFF" w:val="clear"/>
-            <w:tcBorders>
-              <w:top w:val="single" w:sz="12" w:space="0" w:color="000000"/>
-              <w:bottom w:val="single" w:sz="12" w:space="0" w:color="000000"/>
-              <w:start w:val="single" w:sz="12" w:space="0" w:color="000000"/>
-              <w:end w:val="single" w:sz="12" w:space="0" w:color="000000"/>
-              <w:insideH w:val="single" w:sz="12" w:space="0" w:color="000000"/>
-              <w:insideV w:val="single" w:sz="12" w:space="0" w:color="000000"/>
-            </w:tcBorders>
-          </w:tcPr>
-          <w:p>
-            <w:pPr>
-              <w:keepNext w:val="0"/>
-              <w:keepLines w:val="0"/>
-              <w:spacing w:before="0" w:after="0" w:line="348" w:lineRule="auto"/>
-              <w:jc w:val="left"/>
-            </w:pPr>
-            <w:r/>
-            <w:r>
-              <w:rPr>
-                <w:rFonts w:ascii="휴먼명조" w:hAnsi="휴먼명조" w:eastAsia="휴먼명조" w:cs="휴먼명조"/>
-                <w:b/>
-                <w:i w:val="0"/>
-                <w:color w:val="000000"/>
-                <w:sz w:val="20"/>
-              </w:rPr>
-              <w:t xml:space="preserve">가상 페르소나  </w:t>
-            </w:r>
-            <w:r>
-              <w:rPr>
-                <w:rFonts w:ascii="휴먼명조" w:hAnsi="휴먼명조" w:eastAsia="휴먼명조" w:cs="휴먼명조"/>
-                <w:b w:val="0"/>
-                <w:i w:val="0"/>
-                <w:color w:val="000000"/>
-                <w:sz w:val="20"/>
-              </w:rPr>
-              <w:t>바트 체첵 · 22세 · 몽골 · D-2 · 충북 소재 대학 재학. 시간제취업 허가와 졸업 후 충북 정착 경로를 함께 준비하고 싶다.</w:t>
-            </w:r>
-          </w:p>
-        </w:tc>
-      </w:tr>
-    </w:tbl>
-    <w:p>
-      <w:pPr>
-        <w:spacing w:after="0"/>
-      </w:pPr>
     </w:p>
     <w:p>
       <w:pPr>
@@ -8202,7 +8133,7 @@
     </w:p>
     <w:p>
       <w:pPr>
-        <w:pStyle w:val="ListNumber"/>
+        <w:pStyle w:val="ListBullet"/>
         <w:keepLines/>
       </w:pPr>
       <w:r>
@@ -8211,14 +8142,14 @@
           <w:b w:val="0"/>
           <w:i w:val="0"/>
           <w:color w:val="000000"/>
-          <w:sz w:val="21"/>
+          <w:sz w:val="18"/>
         </w:rPr>
-        <w:t>사용자가 신청서를 촬영한 뒤 ‘이 항목은 학교가 작성하나요?’라고 질문하면 AI가 선택 필드의 맥락을 파악한다.</w:t>
+        <w:t>OCR이 작성 주체·필수 여부·누락·수동 확인을 구분하고, 챗봇은 실제 개인정보 대신 필드 상태로 작성 방법을 설명한다.</w:t>
       </w:r>
     </w:p>
     <w:p>
       <w:pPr>
-        <w:pStyle w:val="ListNumber"/>
+        <w:pStyle w:val="ListBullet"/>
         <w:keepLines/>
       </w:pPr>
       <w:r>
@@ -8227,75 +8158,9 @@
           <w:b w:val="0"/>
           <w:i w:val="0"/>
           <w:color w:val="000000"/>
-          <w:sz w:val="21"/>
+          <w:sz w:val="18"/>
         </w:rPr>
-        <w:t>OCR 결과에서 작성 주체·필수 여부·누락·수동 확인 항목을 구분한다.</w:t>
-      </w:r>
-    </w:p>
-    <w:p>
-      <w:pPr>
-        <w:pStyle w:val="ListNumber"/>
-        <w:keepLines/>
-      </w:pPr>
-      <w:r>
-        <w:rPr>
-          <w:rFonts w:ascii="휴먼명조" w:hAnsi="휴먼명조" w:eastAsia="휴먼명조" w:cs="휴먼명조"/>
-          <w:b w:val="0"/>
-          <w:i w:val="0"/>
-          <w:color w:val="000000"/>
-          <w:sz w:val="21"/>
-        </w:rPr>
-        <w:t>AI 챗봇은 실제 개인정보 대신 필드 상태를 사용해 작성 방법과 재확인 사항을 설명한다.</w:t>
-      </w:r>
-    </w:p>
-    <w:p>
-      <w:pPr>
-        <w:pStyle w:val="ListNumber"/>
-        <w:keepLines/>
-      </w:pPr>
-      <w:r>
-        <w:rPr>
-          <w:rFonts w:ascii="휴먼명조" w:hAnsi="휴먼명조" w:eastAsia="휴먼명조" w:cs="휴먼명조"/>
-          <w:b w:val="0"/>
-          <w:i w:val="0"/>
-          <w:color w:val="000000"/>
-          <w:sz w:val="21"/>
-        </w:rPr>
-        <w:t>목표 비자의 현재 공고와 절차를 조회해 접수기간·출처·담당기관을 제시한다.</w:t>
-      </w:r>
-    </w:p>
-    <w:p>
-      <w:pPr>
-        <w:pStyle w:val="ListNumber"/>
-        <w:keepLines/>
-      </w:pPr>
-      <w:r>
-        <w:rPr>
-          <w:rFonts w:ascii="휴먼명조" w:hAnsi="휴먼명조" w:eastAsia="휴먼명조" w:cs="휴먼명조"/>
-          <w:b w:val="0"/>
-          <w:i w:val="0"/>
-          <w:color w:val="000000"/>
-          <w:sz w:val="21"/>
-        </w:rPr>
-        <w:t>누락서류는 체크리스트에, 확인된 마감일은 캘린더에 연결해 다음 행동을 추적한다.</w:t>
-      </w:r>
-    </w:p>
-    <w:p>
-      <w:pPr>
-        <w:keepNext w:val="0"/>
-        <w:keepLines w:val="0"/>
-        <w:spacing w:before="0" w:after="0" w:line="384" w:lineRule="auto"/>
-        <w:jc w:val="both"/>
-      </w:pPr>
-      <w:r>
-        <w:rPr>
-          <w:rFonts w:ascii="휴먼명조" w:hAnsi="휴먼명조" w:eastAsia="휴먼명조" w:cs="휴먼명조"/>
-          <w:b w:val="0"/>
-          <w:i w:val="0"/>
-          <w:color w:val="000000"/>
-          <w:sz w:val="22"/>
-        </w:rPr>
-        <w:t>채용박람회에서 시작된 만남이 취업·비자 전환·지역 정착으로 이어지도록 후속 행동을 관리하는 것이 이 시나리오의 지역적 가치다.</w:t>
+        <w:t>목표 비자의 공고·절차·기관을 조회해 누락서류는 체크리스트에, 확인된 마감일은 캘린더에 연결한다.</w:t>
       </w:r>
     </w:p>
     <w:p>
@@ -15481,7 +15346,7 @@
         </w:rPr>
         <w:t xml:space="preserve">「체류외국인 주요통계」, 2025년 말 기준. </w:t>
       </w:r>
-      <w:hyperlink r:id="rId12">
+      <w:hyperlink r:id="rId14">
         <w:r>
           <w:rPr>
             <w:rFonts w:ascii="휴먼명조" w:hAnsi="휴먼명조" w:eastAsia="휴먼명조" w:cs="휴먼명조"/>
@@ -15520,7 +15385,7 @@
         </w:rPr>
         <w:t xml:space="preserve">「충북 지역특화형 비자 사업 숙련기능인력(E-7-4R) 모집 공고(2026년 6차)」, 2026.06.09. </w:t>
       </w:r>
-      <w:hyperlink r:id="rId13">
+      <w:hyperlink r:id="rId15">
         <w:r>
           <w:rPr>
             <w:rFonts w:ascii="휴먼명조" w:hAnsi="휴먼명조" w:eastAsia="휴먼명조" w:cs="휴먼명조"/>
@@ -15559,7 +15424,7 @@
         </w:rPr>
         <w:t xml:space="preserve">「‘취업에서 정주까지’ 2026년 충청북도 외국인 유학생 채용박람회」, 2026.04.28. </w:t>
       </w:r>
-      <w:hyperlink r:id="rId14">
+      <w:hyperlink r:id="rId16">
         <w:r>
           <w:rPr>
             <w:rFonts w:ascii="휴먼명조" w:hAnsi="휴먼명조" w:eastAsia="휴먼명조" w:cs="휴먼명조"/>
@@ -15598,7 +15463,7 @@
         </w:rPr>
         <w:t xml:space="preserve">「충북도, 도-시·군 외국인정책 협력회의 개최」, 2026.04.08. </w:t>
       </w:r>
-      <w:hyperlink r:id="rId15">
+      <w:hyperlink r:id="rId17">
         <w:r>
           <w:rPr>
             <w:rFonts w:ascii="휴먼명조" w:hAnsi="휴먼명조" w:eastAsia="휴먼명조" w:cs="휴먼명조"/>
@@ -15637,7 +15502,7 @@
         </w:rPr>
         <w:t xml:space="preserve">「2025년 6월 출입국·외국인정책 통계월보」, 2025.06. </w:t>
       </w:r>
-      <w:hyperlink r:id="rId16">
+      <w:hyperlink r:id="rId18">
         <w:r>
           <w:rPr>
             <w:rFonts w:ascii="휴먼명조" w:hAnsi="휴먼명조" w:eastAsia="휴먼명조" w:cs="휴먼명조"/>
@@ -15676,7 +15541,7 @@
         </w:rPr>
         <w:t xml:space="preserve">「공고 원문 추출·검수·변경이력·데이터 적재 및 자동 테스트 결과」, 2026.08.26 기준. </w:t>
       </w:r>
-      <w:hyperlink r:id="rId17">
+      <w:hyperlink r:id="rId19">
         <w:r>
           <w:rPr>
             <w:rFonts w:ascii="휴먼명조" w:hAnsi="휴먼명조" w:eastAsia="휴먼명조" w:cs="휴먼명조"/>
@@ -15715,7 +15580,7 @@
         </w:rPr>
         <w:t xml:space="preserve">「온보딩·홈·캘린더·기관 지도·OCR·채팅 시제품 구현」, 2026.08.28 기준. </w:t>
       </w:r>
-      <w:hyperlink r:id="rId18">
+      <w:hyperlink r:id="rId20">
         <w:r>
           <w:rPr>
             <w:rFonts w:ascii="휴먼명조" w:hAnsi="휴먼명조" w:eastAsia="휴먼명조" w:cs="휴먼명조"/>
@@ -15754,7 +15619,7 @@
         </w:rPr>
         <w:t xml:space="preserve">「인재유치·지역발전·포용사회를 위한 2030 이민정책 미래전략」, 2026.03. </w:t>
       </w:r>
-      <w:hyperlink r:id="rId19">
+      <w:hyperlink r:id="rId21">
         <w:r>
           <w:rPr>
             <w:rFonts w:ascii="휴먼명조" w:hAnsi="휴먼명조" w:eastAsia="휴먼명조" w:cs="휴먼명조"/>
@@ -15793,7 +15658,7 @@
         </w:rPr>
         <w:t xml:space="preserve">「충북형 K-유학생 2만 명 유치 목표 관련 보도자료」, 2026.04.29. </w:t>
       </w:r>
-      <w:hyperlink r:id="rId20">
+      <w:hyperlink r:id="rId22">
         <w:r>
           <w:rPr>
             <w:rFonts w:ascii="휴먼명조" w:hAnsi="휴먼명조" w:eastAsia="휴먼명조" w:cs="휴먼명조"/>
@@ -15832,7 +15697,7 @@
         </w:rPr>
         <w:t xml:space="preserve">「Study in Chungbuk 외국인 유학생 플랫폼」, 2026년 확인. </w:t>
       </w:r>
-      <w:hyperlink r:id="rId21">
+      <w:hyperlink r:id="rId23">
         <w:r>
           <w:rPr>
             <w:rFonts w:ascii="휴먼명조" w:hAnsi="휴먼명조" w:eastAsia="휴먼명조" w:cs="휴먼명조"/>
@@ -15871,7 +15736,7 @@
         </w:rPr>
         <w:t xml:space="preserve">「외국인을 위한 전자정부 하이코리아」, 2026년 확인. </w:t>
       </w:r>
-      <w:hyperlink r:id="rId22">
+      <w:hyperlink r:id="rId24">
         <w:r>
           <w:rPr>
             <w:rFonts w:ascii="휴먼명조" w:hAnsi="휴먼명조" w:eastAsia="휴먼명조" w:cs="휴먼명조"/>
@@ -15910,7 +15775,7 @@
         </w:rPr>
         <w:t xml:space="preserve">「외국인 체류지 변경 신고 민원 안내」, 2026년 확인. </w:t>
       </w:r>
-      <w:hyperlink r:id="rId23">
+      <w:hyperlink r:id="rId25">
         <w:r>
           <w:rPr>
             <w:rFonts w:ascii="휴먼명조" w:hAnsi="휴먼명조" w:eastAsia="휴먼명조" w:cs="휴먼명조"/>
@@ -15949,7 +15814,7 @@
         </w:rPr>
         <w:t xml:space="preserve">「GPT-5.4 Mini 모델 및 표준 API 요금」, 2026.08.28 확인. </w:t>
       </w:r>
-      <w:hyperlink r:id="rId24">
+      <w:hyperlink r:id="rId26">
         <w:r>
           <w:rPr>
             <w:rFonts w:ascii="휴먼명조" w:hAnsi="휴먼명조" w:eastAsia="휴먼명조" w:cs="휴먼명조"/>
@@ -16035,9 +15900,12 @@
     <w:sectPr>
       <w:headerReference w:type="default" r:id="rId9"/>
       <w:footerReference w:type="default" r:id="rId10"/>
+      <w:headerReference w:type="first" r:id="rId11"/>
+      <w:footerReference w:type="first" r:id="rId12"/>
       <w:pgSz w:w="11906" w:h="16838"/>
       <w:pgMar w:top="850" w:right="850" w:bottom="850" w:left="850" w:header="454" w:footer="454" w:gutter="0"/>
       <w:cols w:space="720"/>
+      <w:titlePg/>
       <w:docGrid w:linePitch="360"/>
     </w:sectPr>
   </w:body>
@@ -16076,6 +15944,17 @@
 </w:ftr>
 </file>
 
+<file path=word/footer2.xml><?xml version="1.0" encoding="utf-8"?>
+<w:ftr xmlns:m="http://schemas.openxmlformats.org/officeDocument/2006/math" xmlns:mc="http://schemas.openxmlformats.org/markup-compatibility/2006" xmlns:mo="http://schemas.microsoft.com/office/mac/office/2008/main" xmlns:mv="urn:schemas-microsoft-com:mac:vml" xmlns:o="urn:schemas-microsoft-com:office:office" xmlns:r="http://schemas.openxmlformats.org/officeDocument/2006/relationships" xmlns:v="urn:schemas-microsoft-com:vml" xmlns:w10="urn:schemas-microsoft-com:office:word" xmlns:w14="http://schemas.microsoft.com/office/word/2010/wordml" xmlns:w="http://schemas.openxmlformats.org/wordprocessingml/2006/main" xmlns:wne="http://schemas.microsoft.com/office/word/2006/wordml" xmlns:wp14="http://schemas.microsoft.com/office/word/2010/wordprocessingDrawing" xmlns:wp="http://schemas.openxmlformats.org/drawingml/2006/wordprocessingDrawing" xmlns:wpc="http://schemas.microsoft.com/office/word/2010/wordprocessingCanvas" xmlns:wpg="http://schemas.microsoft.com/office/word/2010/wordprocessingGroup" xmlns:wpi="http://schemas.microsoft.com/office/word/2010/wordprocessingInk" xmlns:wps="http://schemas.microsoft.com/office/word/2010/wordprocessingShape" mc:Ignorable="w14 wp14">
+  <w:p>
+    <w:pPr>
+      <w:pStyle w:val="Footer"/>
+    </w:pPr>
+    <w:r/>
+  </w:p>
+</w:ftr>
+</file>
+
 <file path=word/header1.xml><?xml version="1.0" encoding="utf-8"?>
 <w:hdr xmlns:m="http://schemas.openxmlformats.org/officeDocument/2006/math" xmlns:mc="http://schemas.openxmlformats.org/markup-compatibility/2006" xmlns:mo="http://schemas.microsoft.com/office/mac/office/2008/main" xmlns:mv="urn:schemas-microsoft-com:mac:vml" xmlns:o="urn:schemas-microsoft-com:office:office" xmlns:r="http://schemas.openxmlformats.org/officeDocument/2006/relationships" xmlns:v="urn:schemas-microsoft-com:vml" xmlns:w10="urn:schemas-microsoft-com:office:word" xmlns:w14="http://schemas.microsoft.com/office/word/2010/wordml" xmlns:w="http://schemas.openxmlformats.org/wordprocessingml/2006/main" xmlns:wne="http://schemas.microsoft.com/office/word/2006/wordml" xmlns:wp14="http://schemas.microsoft.com/office/word/2010/wordprocessingDrawing" xmlns:wp="http://schemas.openxmlformats.org/drawingml/2006/wordprocessingDrawing" xmlns:wpc="http://schemas.microsoft.com/office/word/2010/wordprocessingCanvas" xmlns:wpg="http://schemas.microsoft.com/office/word/2010/wordprocessingGroup" xmlns:wpi="http://schemas.microsoft.com/office/word/2010/wordprocessingInk" xmlns:wps="http://schemas.microsoft.com/office/word/2010/wordprocessingShape" mc:Ignorable="w14 wp14">
   <w:p>
@@ -16096,6 +15975,17 @@
       </w:rPr>
       <w:t>제13회 전국 ICT융합 공모전  |  비자부기</w:t>
     </w:r>
+  </w:p>
+</w:hdr>
+</file>
+
+<file path=word/header2.xml><?xml version="1.0" encoding="utf-8"?>
+<w:hdr xmlns:m="http://schemas.openxmlformats.org/officeDocument/2006/math" xmlns:mc="http://schemas.openxmlformats.org/markup-compatibility/2006" xmlns:mo="http://schemas.microsoft.com/office/mac/office/2008/main" xmlns:mv="urn:schemas-microsoft-com:mac:vml" xmlns:o="urn:schemas-microsoft-com:office:office" xmlns:r="http://schemas.openxmlformats.org/officeDocument/2006/relationships" xmlns:v="urn:schemas-microsoft-com:vml" xmlns:w10="urn:schemas-microsoft-com:office:word" xmlns:w14="http://schemas.microsoft.com/office/word/2010/wordml" xmlns:w="http://schemas.openxmlformats.org/wordprocessingml/2006/main" xmlns:wne="http://schemas.microsoft.com/office/word/2006/wordml" xmlns:wp14="http://schemas.microsoft.com/office/word/2010/wordprocessingDrawing" xmlns:wp="http://schemas.openxmlformats.org/drawingml/2006/wordprocessingDrawing" xmlns:wpc="http://schemas.microsoft.com/office/word/2010/wordprocessingCanvas" xmlns:wpg="http://schemas.microsoft.com/office/word/2010/wordprocessingGroup" xmlns:wpi="http://schemas.microsoft.com/office/word/2010/wordprocessingInk" xmlns:wps="http://schemas.microsoft.com/office/word/2010/wordprocessingShape" mc:Ignorable="w14 wp14">
+  <w:p>
+    <w:pPr>
+      <w:pStyle w:val="Header"/>
+    </w:pPr>
+    <w:r/>
   </w:p>
 </w:hdr>
 </file>

--- a/docs/business-plan/2026_ICT융합공모전_비자부기_사업계획서_최종안.docx
+++ b/docs/business-plan/2026_ICT융합공모전_비자부기_사업계획서_최종안.docx
@@ -997,7 +997,7 @@
                 <w:color w:val="000000"/>
                 <w:sz w:val="16"/>
               </w:rPr>
-              <w:t>그림 1. 복잡한 비자 행정을 오늘 할 일로 바꾸는 비자부기 대시보드</w:t>
+              <w:t>그림 1. 비자부기 대시보드 화면</w:t>
             </w:r>
           </w:p>
         </w:tc>
@@ -1235,7 +1235,7 @@
                 <w:color w:val="000000"/>
                 <w:sz w:val="28"/>
               </w:rPr>
-              <w:t>700·32·13</w:t>
+              <w:t>13개사</w:t>
             </w:r>
           </w:p>
         </w:tc>
@@ -1400,7 +1400,7 @@
                 <w:color w:val="000000"/>
                 <w:sz w:val="17"/>
               </w:rPr>
-              <w:t>채용박람회 학생·기업·지역기업</w:t>
+              <w:t>F-2-R 연계 면접 기업</w:t>
             </w:r>
           </w:p>
         </w:tc>
@@ -1450,7 +1450,7 @@
           <w:color w:val="000000"/>
           <w:sz w:val="22"/>
         </w:rPr>
-        <w:t>법무부에 따르면 2025년 말 국내 체류외국인은 전년 대비 5.0%, 국내 유학생은 17.1% 증가했다. 주요 국적도 중국·베트남·미국·태국·우즈베키스탄 등으로 다양해 다국어와 쉬운 행정 안내의 필요성이 크다. [1]</w:t>
+        <w:t>법무부 통계에 따르면 2025년 말 국내 체류외국인은 전년 대비 5.0% 증가했으며, 국내 외국인 유학생도 17.1% 늘었다. 주요 국적은 중국·베트남·미국·태국·우즈베키스탄 등으로 다양해 외국인 주민이 이해하기 쉬운 다국어 행정 안내의 필요성이 커지고 있다. [1]</w:t>
       </w:r>
     </w:p>
     <w:p>
@@ -1468,79 +1468,8 @@
           <w:color w:val="000000"/>
           <w:sz w:val="22"/>
         </w:rPr>
-        <w:t>2025년 충북의 장기체류외국인은 86,490명이며, 이 가운데 E계열 취업 외국인은 27,705명이다. 2026년 4월 충북 외국인 유학생도 14,303명에 이른다. 충북은 F-2-R·E-7-4R 등 지역특화형 비자를 반복 공고하고 있으며, 같은 해 유학생 채용박람회에는 유학생 약 700명과 도내 기업 32개사가 참여했다. 인구감소지역 소재 13개 기업은 F-2-R 전환 희망 유학생과 현장 면접을 진행했다. 취업·비자 전환·정착이 하나의 지역 사용자 여정이라는 근거다. [2][3][8][9]</w:t>
+        <w:t>2025년 충북의 장기체류외국인은 86,490명이며, 이 가운데 E계열 체류자격으로 취업한 외국인은 27,705명이다. 2026년 4월 기준 충북의 외국인 유학생도 14,303명에 이른다. 충북은 F-2-R·E-7-4R 등 지역특화형 비자 사업을 지속해서 추진하고 있으며, 2026년 외국인 유학생 채용박람회에는 유학생 약 700명과 도내 기업 32개사가 참여했다. 특히 인구감소지역 소재 13개 기업은 F-2-R 전환을 희망하는 외국인 유학생과 현장 면접을 진행했다. 채용, 비자 전환, 지역 정착은 실제로 하나의 과정으로 이어진다. 채용 이후의 이탈을 줄이는 일은 충북의 산업인력 확보와 지역 정착을 함께 지원하는 디지털 행정 과제다. [2][3][8][9]</w:t>
       </w:r>
-    </w:p>
-    <w:tbl>
-      <w:tblPr>
-        <w:tblW w:type="dxa" w:w="10080"/>
-        <w:jc w:val="left"/>
-        <w:tblLayout w:type="fixed"/>
-        <w:tblLook w:firstColumn="1" w:firstRow="1" w:lastColumn="0" w:lastRow="0" w:noHBand="0" w:noVBand="1" w:val="04A0"/>
-        <w:tblInd w:w="120" w:type="dxa"/>
-      </w:tblPr>
-      <w:tblGrid>
-        <w:gridCol w:w="10080"/>
-      </w:tblGrid>
-      <w:tr>
-        <w:trPr>
-          <w:tblHeader w:val="true"/>
-        </w:trPr>
-        <w:tc>
-          <w:tcPr>
-            <w:tcW w:type="dxa" w:w="10080"/>
-            <w:tcMar>
-              <w:top w:w="130" w:type="dxa"/>
-              <w:start w:w="180" w:type="dxa"/>
-              <w:bottom w:w="130" w:type="dxa"/>
-              <w:end w:w="180" w:type="dxa"/>
-            </w:tcMar>
-            <w:shd w:fill="FFFFFF" w:val="clear"/>
-            <w:tcBorders>
-              <w:top w:val="single" w:sz="12" w:space="0" w:color="000000"/>
-              <w:bottom w:val="single" w:sz="12" w:space="0" w:color="000000"/>
-              <w:start w:val="single" w:sz="12" w:space="0" w:color="000000"/>
-              <w:end w:val="single" w:sz="12" w:space="0" w:color="000000"/>
-              <w:insideH w:val="single" w:sz="12" w:space="0" w:color="000000"/>
-              <w:insideV w:val="single" w:sz="12" w:space="0" w:color="000000"/>
-            </w:tcBorders>
-          </w:tcPr>
-          <w:p>
-            <w:pPr>
-              <w:keepNext w:val="0"/>
-              <w:keepLines w:val="0"/>
-              <w:spacing w:before="0" w:after="0" w:line="348" w:lineRule="auto"/>
-              <w:jc w:val="left"/>
-            </w:pPr>
-            <w:r/>
-            <w:r>
-              <w:rPr>
-                <w:rFonts w:ascii="휴먼명조" w:hAnsi="휴먼명조" w:eastAsia="휴먼명조" w:cs="휴먼명조"/>
-                <w:b/>
-                <w:i w:val="0"/>
-                <w:color w:val="000000"/>
-                <w:sz w:val="20"/>
-              </w:rPr>
-              <w:t xml:space="preserve">충북 현안과의 연결  </w:t>
-            </w:r>
-            <w:r>
-              <w:rPr>
-                <w:rFonts w:ascii="휴먼명조" w:hAnsi="휴먼명조" w:eastAsia="휴먼명조" w:cs="휴먼명조"/>
-                <w:b w:val="0"/>
-                <w:i w:val="0"/>
-                <w:color w:val="000000"/>
-                <w:sz w:val="20"/>
-              </w:rPr>
-              <w:t>외국인 인재가 채용 이후 비자 전환 과정에서 이탈하지 않도록 돕는 것은 산업인력 확보와 지역 정착을 동시에 지원하는 디지털 행정 과제다.</w:t>
-            </w:r>
-          </w:p>
-        </w:tc>
-      </w:tr>
-    </w:tbl>
-    <w:p>
-      <w:pPr>
-        <w:spacing w:after="0"/>
-      </w:pPr>
     </w:p>
     <w:p>
       <w:r>
@@ -1637,76 +1566,23 @@
         <w:t>최신 공고를 덮어쓰면 차수별 변화와 당시 판단 근거를 설명할 수 없다.</w:t>
       </w:r>
     </w:p>
-    <w:tbl>
-      <w:tblPr>
-        <w:tblW w:type="dxa" w:w="10080"/>
-        <w:jc w:val="left"/>
-        <w:tblLayout w:type="fixed"/>
-        <w:tblLook w:firstColumn="1" w:firstRow="1" w:lastColumn="0" w:lastRow="0" w:noHBand="0" w:noVBand="1" w:val="04A0"/>
-        <w:tblInd w:w="120" w:type="dxa"/>
-      </w:tblPr>
-      <w:tblGrid>
-        <w:gridCol w:w="10080"/>
-      </w:tblGrid>
-      <w:tr>
-        <w:trPr>
-          <w:tblHeader w:val="true"/>
-        </w:trPr>
-        <w:tc>
-          <w:tcPr>
-            <w:tcW w:type="dxa" w:w="10080"/>
-            <w:tcMar>
-              <w:top w:w="130" w:type="dxa"/>
-              <w:start w:w="180" w:type="dxa"/>
-              <w:bottom w:w="130" w:type="dxa"/>
-              <w:end w:w="180" w:type="dxa"/>
-            </w:tcMar>
-            <w:shd w:fill="FFFFFF" w:val="clear"/>
-            <w:tcBorders>
-              <w:top w:val="single" w:sz="12" w:space="0" w:color="000000"/>
-              <w:bottom w:val="single" w:sz="12" w:space="0" w:color="000000"/>
-              <w:start w:val="single" w:sz="12" w:space="0" w:color="000000"/>
-              <w:end w:val="single" w:sz="12" w:space="0" w:color="000000"/>
-              <w:insideH w:val="single" w:sz="12" w:space="0" w:color="000000"/>
-              <w:insideV w:val="single" w:sz="12" w:space="0" w:color="000000"/>
-            </w:tcBorders>
-          </w:tcPr>
-          <w:p>
-            <w:pPr>
-              <w:keepNext w:val="0"/>
-              <w:keepLines w:val="0"/>
-              <w:spacing w:before="0" w:after="0" w:line="348" w:lineRule="auto"/>
-              <w:jc w:val="left"/>
-            </w:pPr>
-            <w:r/>
-            <w:r>
-              <w:rPr>
-                <w:rFonts w:ascii="휴먼명조" w:hAnsi="휴먼명조" w:eastAsia="휴먼명조" w:cs="휴먼명조"/>
-                <w:b/>
-                <w:i w:val="0"/>
-                <w:color w:val="000000"/>
-                <w:sz w:val="20"/>
-              </w:rPr>
-              <w:t xml:space="preserve">실제 구축 과정에서 발견한 오류  </w:t>
-            </w:r>
-            <w:r>
-              <w:rPr>
-                <w:rFonts w:ascii="휴먼명조" w:hAnsi="휴먼명조" w:eastAsia="휴먼명조" w:cs="휴먼명조"/>
-                <w:b w:val="0"/>
-                <w:i w:val="0"/>
-                <w:color w:val="000000"/>
-                <w:sz w:val="20"/>
-              </w:rPr>
-              <w:t>E-7-4R 공고의 벌금 감점 기준이 본문·점수표와 서식에서 서로 다르게 남아 있는 충돌, HWPX의 빈 개체로 PDF와 원문 페이지가 어긋나는 사례를 확인했다. 비자부기는 이런 경우 두 근거를 모두 보존하고 자동 판정을 차단한다.</w:t>
-            </w:r>
-          </w:p>
-        </w:tc>
-      </w:tr>
-    </w:tbl>
     <w:p>
       <w:pPr>
-        <w:spacing w:after="0"/>
+        <w:keepNext w:val="0"/>
+        <w:keepLines w:val="0"/>
+        <w:spacing w:before="0" w:after="120" w:line="384" w:lineRule="auto"/>
+        <w:jc w:val="both"/>
       </w:pPr>
+      <w:r>
+        <w:rPr>
+          <w:rFonts w:ascii="휴먼명조" w:hAnsi="휴먼명조" w:eastAsia="휴먼명조" w:cs="휴먼명조"/>
+          <w:b w:val="0"/>
+          <w:i w:val="0"/>
+          <w:color w:val="000000"/>
+          <w:sz w:val="22"/>
+        </w:rPr>
+        <w:t>실제 구축 과정에서는 E-7-4R 공고의 벌금 감점 기준이 본문·점수표와 서식에서 서로 다르게 남아 있는 충돌과 HWPX의 빈 개체로 PDF와 원문 페이지가 어긋나는 사례를 확인했다. 비자부기는 이런 경우 두 근거를 모두 보존하고 자동 판정을 차단한다.</w:t>
+      </w:r>
     </w:p>
     <w:p>
       <w:pPr>
@@ -4008,7 +3884,7 @@
                 <w:color w:val="000000"/>
                 <w:sz w:val="17"/>
               </w:rPr>
-              <w:t>접수기간·절차·개인 기준일을 캘린더 행동으로 변환</w:t>
+              <w:t>접수기간·절차·개인 기준일을 캘린더 일정으로 등록</w:t>
             </w:r>
           </w:p>
         </w:tc>
@@ -4335,76 +4211,23 @@
         <w:t>홈 화면은 준비 현황, 현재 단계, 다음 할 일을 한눈에 보여준다. 각 항목은 출처 문서·페이지·적용기간·마지막 검증일과 연결되어 사용자가 근거를 다시 확인할 수 있다.</w:t>
       </w:r>
     </w:p>
-    <w:tbl>
-      <w:tblPr>
-        <w:tblW w:type="dxa" w:w="10080"/>
-        <w:jc w:val="left"/>
-        <w:tblLayout w:type="fixed"/>
-        <w:tblLook w:firstColumn="1" w:firstRow="1" w:lastColumn="0" w:lastRow="0" w:noHBand="0" w:noVBand="1" w:val="04A0"/>
-        <w:tblInd w:w="120" w:type="dxa"/>
-      </w:tblPr>
-      <w:tblGrid>
-        <w:gridCol w:w="10080"/>
-      </w:tblGrid>
-      <w:tr>
-        <w:trPr>
-          <w:tblHeader w:val="true"/>
-        </w:trPr>
-        <w:tc>
-          <w:tcPr>
-            <w:tcW w:type="dxa" w:w="10080"/>
-            <w:tcMar>
-              <w:top w:w="130" w:type="dxa"/>
-              <w:start w:w="180" w:type="dxa"/>
-              <w:bottom w:w="130" w:type="dxa"/>
-              <w:end w:w="180" w:type="dxa"/>
-            </w:tcMar>
-            <w:shd w:fill="FFFFFF" w:val="clear"/>
-            <w:tcBorders>
-              <w:top w:val="single" w:sz="12" w:space="0" w:color="000000"/>
-              <w:bottom w:val="single" w:sz="12" w:space="0" w:color="000000"/>
-              <w:start w:val="single" w:sz="12" w:space="0" w:color="000000"/>
-              <w:end w:val="single" w:sz="12" w:space="0" w:color="000000"/>
-              <w:insideH w:val="single" w:sz="12" w:space="0" w:color="000000"/>
-              <w:insideV w:val="single" w:sz="12" w:space="0" w:color="000000"/>
-            </w:tcBorders>
-          </w:tcPr>
-          <w:p>
-            <w:pPr>
-              <w:keepNext w:val="0"/>
-              <w:keepLines w:val="0"/>
-              <w:spacing w:before="0" w:after="0" w:line="348" w:lineRule="auto"/>
-              <w:jc w:val="left"/>
-            </w:pPr>
-            <w:r/>
-            <w:r>
-              <w:rPr>
-                <w:rFonts w:ascii="휴먼명조" w:hAnsi="휴먼명조" w:eastAsia="휴먼명조" w:cs="휴먼명조"/>
-                <w:b/>
-                <w:i w:val="0"/>
-                <w:color w:val="000000"/>
-                <w:sz w:val="20"/>
-              </w:rPr>
-              <w:t xml:space="preserve">서비스 정의  </w:t>
-            </w:r>
-            <w:r>
-              <w:rPr>
-                <w:rFonts w:ascii="휴먼명조" w:hAnsi="휴먼명조" w:eastAsia="휴먼명조" w:cs="휴먼명조"/>
-                <w:b w:val="0"/>
-                <w:i w:val="0"/>
-                <w:color w:val="000000"/>
-                <w:sz w:val="20"/>
-              </w:rPr>
-              <w:t>질문을 알아듣고, 서류를 읽고, 행정기한을 놓치지 않도록 돕는 충북형 AI 비자 동행 서비스다.</w:t>
-            </w:r>
-          </w:p>
-        </w:tc>
-      </w:tr>
-    </w:tbl>
     <w:p>
       <w:pPr>
-        <w:spacing w:after="0"/>
+        <w:keepNext w:val="0"/>
+        <w:keepLines w:val="0"/>
+        <w:spacing w:before="0" w:after="120" w:line="384" w:lineRule="auto"/>
+        <w:jc w:val="both"/>
       </w:pPr>
+      <w:r>
+        <w:rPr>
+          <w:rFonts w:ascii="휴먼명조" w:hAnsi="휴먼명조" w:eastAsia="휴먼명조" w:cs="휴먼명조"/>
+          <w:b w:val="0"/>
+          <w:i w:val="0"/>
+          <w:color w:val="000000"/>
+          <w:sz w:val="22"/>
+        </w:rPr>
+        <w:t>즉, 비자부기는 질문을 알아듣고 서류를 읽으며 행정기한을 놓치지 않도록 돕는 충북형 AI 비자 동행 서비스다.</w:t>
+      </w:r>
     </w:p>
     <w:p>
       <w:r>
@@ -4450,7 +4273,7 @@
           <w:color w:val="000000"/>
           <w:sz w:val="18"/>
         </w:rPr>
-        <w:t>도식 3. 질문·OCR·공고를 행동으로 연결하는 AI 라우팅 구조</w:t>
+        <w:t>그림 3. 공식 문서에서 서비스까지 이어지는 4계층 데이터 구조</w:t>
       </w:r>
     </w:p>
     <w:tbl>
@@ -4462,10 +4285,10 @@
         <w:tblInd w:w="120" w:type="dxa"/>
       </w:tblPr>
       <w:tblGrid>
-        <w:gridCol w:w="1450"/>
-        <w:gridCol w:w="2650"/>
-        <w:gridCol w:w="3330"/>
-        <w:gridCol w:w="2650"/>
+        <w:gridCol w:w="1650"/>
+        <w:gridCol w:w="2970"/>
+        <w:gridCol w:w="2670"/>
+        <w:gridCol w:w="2790"/>
       </w:tblGrid>
       <w:tr>
         <w:trPr>
@@ -4474,7 +4297,7 @@
         </w:trPr>
         <w:tc>
           <w:tcPr>
-            <w:tcW w:type="dxa" w:w="1450"/>
+            <w:tcW w:type="dxa" w:w="1650"/>
             <w:shd w:fill="000000" w:val="clear"/>
             <w:tcBorders>
               <w:top w:val="single" w:sz="8" w:space="0" w:color="000000"/>
@@ -4508,13 +4331,13 @@
                 <w:color w:val="FFFFFF"/>
                 <w:sz w:val="17"/>
               </w:rPr>
-              <w:t>단계</w:t>
+              <w:t>계층</w:t>
             </w:r>
           </w:p>
         </w:tc>
         <w:tc>
           <w:tcPr>
-            <w:tcW w:type="dxa" w:w="2650"/>
+            <w:tcW w:type="dxa" w:w="2970"/>
             <w:shd w:fill="000000" w:val="clear"/>
             <w:tcBorders>
               <w:top w:val="single" w:sz="8" w:space="0" w:color="000000"/>
@@ -4548,13 +4371,13 @@
                 <w:color w:val="FFFFFF"/>
                 <w:sz w:val="17"/>
               </w:rPr>
-              <w:t>입력·처리</w:t>
+              <w:t>관리 대상</w:t>
             </w:r>
           </w:p>
         </w:tc>
         <w:tc>
           <w:tcPr>
-            <w:tcW w:type="dxa" w:w="3330"/>
+            <w:tcW w:type="dxa" w:w="2670"/>
             <w:shd w:fill="000000" w:val="clear"/>
             <w:tcBorders>
               <w:top w:val="single" w:sz="8" w:space="0" w:color="000000"/>
@@ -4588,13 +4411,13 @@
                 <w:color w:val="FFFFFF"/>
                 <w:sz w:val="17"/>
               </w:rPr>
-              <w:t>AI 역할</w:t>
+              <w:t>검증 방식</w:t>
             </w:r>
           </w:p>
         </w:tc>
         <w:tc>
           <w:tcPr>
-            <w:tcW w:type="dxa" w:w="2650"/>
+            <w:tcW w:type="dxa" w:w="2790"/>
             <w:shd w:fill="000000" w:val="clear"/>
             <w:tcBorders>
               <w:top w:val="single" w:sz="8" w:space="0" w:color="000000"/>
@@ -4628,7 +4451,7 @@
                 <w:color w:val="FFFFFF"/>
                 <w:sz w:val="17"/>
               </w:rPr>
-              <w:t>결정론적 통제</w:t>
+              <w:t>다음 계층과의 관계</w:t>
             </w:r>
           </w:p>
         </w:tc>
@@ -4639,7 +4462,7 @@
         </w:trPr>
         <w:tc>
           <w:tcPr>
-            <w:tcW w:type="dxa" w:w="1450"/>
+            <w:tcW w:type="dxa" w:w="1650"/>
             <w:shd w:fill="FFFFFF" w:val="clear"/>
             <w:tcBorders>
               <w:top w:val="single" w:sz="8" w:space="0" w:color="000000"/>
@@ -4673,13 +4496,13 @@
                 <w:color w:val="000000"/>
                 <w:sz w:val="17"/>
               </w:rPr>
-              <w:t>1. 입력</w:t>
+              <w:t>1. 원문 계층</w:t>
             </w:r>
           </w:p>
         </w:tc>
         <w:tc>
           <w:tcPr>
-            <w:tcW w:type="dxa" w:w="2650"/>
+            <w:tcW w:type="dxa" w:w="2970"/>
             <w:shd w:fill="FFFFFF" w:val="clear"/>
             <w:tcBorders>
               <w:top w:val="single" w:sz="8" w:space="0" w:color="000000"/>
@@ -4713,13 +4536,13 @@
                 <w:color w:val="000000"/>
                 <w:sz w:val="17"/>
               </w:rPr>
-              <w:t>다국어 질문·OCR 상태·공고</w:t>
+              <w:t>공식 공고·지침·붙임서식 24건</w:t>
             </w:r>
           </w:p>
         </w:tc>
         <w:tc>
           <w:tcPr>
-            <w:tcW w:type="dxa" w:w="3330"/>
+            <w:tcW w:type="dxa" w:w="2670"/>
             <w:shd w:fill="FFFFFF" w:val="clear"/>
             <w:tcBorders>
               <w:top w:val="single" w:sz="8" w:space="0" w:color="000000"/>
@@ -4753,13 +4576,13 @@
                 <w:color w:val="000000"/>
                 <w:sz w:val="17"/>
               </w:rPr>
-              <w:t>질문의 맥락과 언어 이해</w:t>
+              <w:t>본문·표·각주·페이지 보존</w:t>
             </w:r>
           </w:p>
         </w:tc>
         <w:tc>
           <w:tcPr>
-            <w:tcW w:type="dxa" w:w="2650"/>
+            <w:tcW w:type="dxa" w:w="2790"/>
             <w:shd w:fill="FFFFFF" w:val="clear"/>
             <w:tcBorders>
               <w:top w:val="single" w:sz="8" w:space="0" w:color="000000"/>
@@ -4793,7 +4616,7 @@
                 <w:color w:val="000000"/>
                 <w:sz w:val="17"/>
               </w:rPr>
-              <w:t>입력 형식·길이·필드 검증</w:t>
+              <w:t>원문 구간을 근거 레코드에 연결</w:t>
             </w:r>
           </w:p>
         </w:tc>
@@ -4804,7 +4627,7 @@
         </w:trPr>
         <w:tc>
           <w:tcPr>
-            <w:tcW w:type="dxa" w:w="1450"/>
+            <w:tcW w:type="dxa" w:w="1650"/>
             <w:shd w:fill="FFFFFF" w:val="clear"/>
             <w:tcBorders>
               <w:top w:val="single" w:sz="8" w:space="0" w:color="000000"/>
@@ -4838,13 +4661,13 @@
                 <w:color w:val="000000"/>
                 <w:sz w:val="17"/>
               </w:rPr>
-              <w:t>2. 스크리닝</w:t>
+              <w:t>2. 근거 계층</w:t>
             </w:r>
           </w:p>
         </w:tc>
         <w:tc>
           <w:tcPr>
-            <w:tcW w:type="dxa" w:w="2650"/>
+            <w:tcW w:type="dxa" w:w="2970"/>
             <w:shd w:fill="FFFFFF" w:val="clear"/>
             <w:tcBorders>
               <w:top w:val="single" w:sz="8" w:space="0" w:color="000000"/>
@@ -4878,13 +4701,13 @@
                 <w:color w:val="000000"/>
                 <w:sz w:val="17"/>
               </w:rPr>
-              <w:t>위험·사용자·지역·비자</w:t>
+              <w:t>원문 구절·표 셀·적용기간·검증일</w:t>
             </w:r>
           </w:p>
         </w:tc>
         <w:tc>
           <w:tcPr>
-            <w:tcW w:type="dxa" w:w="3330"/>
+            <w:tcW w:type="dxa" w:w="2670"/>
             <w:shd w:fill="FFFFFF" w:val="clear"/>
             <w:tcBorders>
               <w:top w:val="single" w:sz="8" w:space="0" w:color="000000"/>
@@ -4918,13 +4741,13 @@
                 <w:color w:val="000000"/>
                 <w:sz w:val="17"/>
               </w:rPr>
-              <w:t>완곡한 표현을 포함한 의도 분류</w:t>
+              <w:t>684개 원천→서비스 매핑</w:t>
             </w:r>
           </w:p>
         </w:tc>
         <w:tc>
           <w:tcPr>
-            <w:tcW w:type="dxa" w:w="2650"/>
+            <w:tcW w:type="dxa" w:w="2790"/>
             <w:shd w:fill="FFFFFF" w:val="clear"/>
             <w:tcBorders>
               <w:top w:val="single" w:sz="8" w:space="0" w:color="000000"/>
@@ -4958,7 +4781,7 @@
                 <w:color w:val="000000"/>
                 <w:sz w:val="17"/>
               </w:rPr>
-              <w:t>고정된 유형과 스키마로 제한</w:t>
+              <w:t>각 근거를 요건·서류·일정 규칙에 연결</w:t>
             </w:r>
           </w:p>
         </w:tc>
@@ -4969,7 +4792,7 @@
         </w:trPr>
         <w:tc>
           <w:tcPr>
-            <w:tcW w:type="dxa" w:w="1450"/>
+            <w:tcW w:type="dxa" w:w="1650"/>
             <w:shd w:fill="FFFFFF" w:val="clear"/>
             <w:tcBorders>
               <w:top w:val="single" w:sz="8" w:space="0" w:color="000000"/>
@@ -5003,13 +4826,13 @@
                 <w:color w:val="000000"/>
                 <w:sz w:val="17"/>
               </w:rPr>
-              <w:t>3. 경로 선택</w:t>
+              <w:t>3. 규칙 계층</w:t>
             </w:r>
           </w:p>
         </w:tc>
         <w:tc>
           <w:tcPr>
-            <w:tcW w:type="dxa" w:w="2650"/>
+            <w:tcW w:type="dxa" w:w="2970"/>
             <w:shd w:fill="FFFFFF" w:val="clear"/>
             <w:tcBorders>
               <w:top w:val="single" w:sz="8" w:space="0" w:color="000000"/>
@@ -5043,13 +4866,13 @@
                 <w:color w:val="000000"/>
                 <w:sz w:val="17"/>
               </w:rPr>
-              <w:t>위험·비자·서류·일정</w:t>
+              <w:t>AND/OR 요건·점수·서류·절차·일정</w:t>
             </w:r>
           </w:p>
         </w:tc>
         <w:tc>
           <w:tcPr>
-            <w:tcW w:type="dxa" w:w="3330"/>
+            <w:tcW w:type="dxa" w:w="2670"/>
             <w:shd w:fill="FFFFFF" w:val="clear"/>
             <w:tcBorders>
               <w:top w:val="single" w:sz="8" w:space="0" w:color="000000"/>
@@ -5083,13 +4906,13 @@
                 <w:color w:val="000000"/>
                 <w:sz w:val="17"/>
               </w:rPr>
-              <w:t>필요한 정보 경로 선택</w:t>
+              <w:t>사람 검수와 무결성 검사</w:t>
             </w:r>
           </w:p>
         </w:tc>
         <w:tc>
           <w:tcPr>
-            <w:tcW w:type="dxa" w:w="2650"/>
+            <w:tcW w:type="dxa" w:w="2790"/>
             <w:shd w:fill="FFFFFF" w:val="clear"/>
             <w:tcBorders>
               <w:top w:val="single" w:sz="8" w:space="0" w:color="000000"/>
@@ -5123,7 +4946,7 @@
                 <w:color w:val="000000"/>
                 <w:sz w:val="17"/>
               </w:rPr>
-              <w:t>검수 테이블과 제한형 조회 실행</w:t>
+              <w:t>검증을 통과한 규칙만 서비스에서 사용</w:t>
             </w:r>
           </w:p>
         </w:tc>
@@ -5134,7 +4957,7 @@
         </w:trPr>
         <w:tc>
           <w:tcPr>
-            <w:tcW w:type="dxa" w:w="1450"/>
+            <w:tcW w:type="dxa" w:w="1650"/>
             <w:shd w:fill="FFFFFF" w:val="clear"/>
             <w:tcBorders>
               <w:top w:val="single" w:sz="8" w:space="0" w:color="000000"/>
@@ -5168,13 +4991,13 @@
                 <w:color w:val="000000"/>
                 <w:sz w:val="17"/>
               </w:rPr>
-              <w:t>4. 행동 출력</w:t>
+              <w:t>4. 서비스 계층</w:t>
             </w:r>
           </w:p>
         </w:tc>
         <w:tc>
           <w:tcPr>
-            <w:tcW w:type="dxa" w:w="2650"/>
+            <w:tcW w:type="dxa" w:w="2970"/>
             <w:shd w:fill="FFFFFF" w:val="clear"/>
             <w:tcBorders>
               <w:top w:val="single" w:sz="8" w:space="0" w:color="000000"/>
@@ -5208,13 +5031,13 @@
                 <w:color w:val="000000"/>
                 <w:sz w:val="17"/>
               </w:rPr>
-              <w:t>설명·체크리스트·캘린더·기관</w:t>
+              <w:t>챗봇·OCR·캘린더·기관 안내</w:t>
             </w:r>
           </w:p>
         </w:tc>
         <w:tc>
           <w:tcPr>
-            <w:tcW w:type="dxa" w:w="3330"/>
+            <w:tcW w:type="dxa" w:w="2670"/>
             <w:shd w:fill="FFFFFF" w:val="clear"/>
             <w:tcBorders>
               <w:top w:val="single" w:sz="8" w:space="0" w:color="000000"/>
@@ -5248,13 +5071,13 @@
                 <w:color w:val="000000"/>
                 <w:sz w:val="17"/>
               </w:rPr>
-              <w:t>쉬운 다국어 설명</w:t>
+              <w:t>출처·날짜·연락처 재검증</w:t>
             </w:r>
           </w:p>
         </w:tc>
         <w:tc>
           <w:tcPr>
-            <w:tcW w:type="dxa" w:w="2650"/>
+            <w:tcW w:type="dxa" w:w="2790"/>
             <w:shd w:fill="FFFFFF" w:val="clear"/>
             <w:tcBorders>
               <w:top w:val="single" w:sz="8" w:space="0" w:color="000000"/>
@@ -5288,7 +5111,7 @@
                 <w:color w:val="000000"/>
                 <w:sz w:val="17"/>
               </w:rPr>
-              <w:t>출처·적용기간·연락처·날짜 검증</w:t>
+              <w:t>체크리스트와 일정, 기관 연락처로 표시</w:t>
             </w:r>
           </w:p>
         </w:tc>
@@ -5299,596 +5122,79 @@
         <w:spacing w:after="0"/>
       </w:pPr>
     </w:p>
-    <w:tbl>
-      <w:tblPr>
-        <w:tblW w:type="dxa" w:w="10080"/>
-        <w:jc w:val="left"/>
-        <w:tblLayout w:type="fixed"/>
-        <w:tblLook w:firstColumn="1" w:firstRow="1" w:lastColumn="0" w:lastRow="0" w:noHBand="0" w:noVBand="1" w:val="04A0"/>
-        <w:tblInd w:w="120" w:type="dxa"/>
-      </w:tblPr>
-      <w:tblGrid>
-        <w:gridCol w:w="2200"/>
-        <w:gridCol w:w="3500"/>
-        <w:gridCol w:w="4380"/>
-      </w:tblGrid>
-      <w:tr>
-        <w:trPr>
-          <w:tblHeader w:val="true"/>
-          <w:cantSplit/>
-        </w:trPr>
-        <w:tc>
-          <w:tcPr>
-            <w:tcW w:type="dxa" w:w="2200"/>
-            <w:shd w:fill="000000" w:val="clear"/>
-            <w:tcBorders>
-              <w:top w:val="single" w:sz="8" w:space="0" w:color="000000"/>
-              <w:bottom w:val="single" w:sz="8" w:space="0" w:color="000000"/>
-              <w:start w:val="single" w:sz="8" w:space="0" w:color="000000"/>
-              <w:end w:val="single" w:sz="8" w:space="0" w:color="000000"/>
-              <w:insideH w:val="single" w:sz="8" w:space="0" w:color="000000"/>
-              <w:insideV w:val="single" w:sz="8" w:space="0" w:color="000000"/>
-            </w:tcBorders>
-            <w:tcMar>
-              <w:top w:w="100" w:type="dxa"/>
-              <w:start w:w="100" w:type="dxa"/>
-              <w:bottom w:w="100" w:type="dxa"/>
-              <w:end w:w="100" w:type="dxa"/>
-            </w:tcMar>
-            <w:vAlign w:val="center"/>
-          </w:tcPr>
-          <w:p>
-            <w:pPr>
-              <w:keepNext w:val="0"/>
-              <w:keepLines/>
-              <w:spacing w:before="0" w:after="0" w:line="300" w:lineRule="auto"/>
-              <w:jc w:val="center"/>
-            </w:pPr>
-            <w:r/>
-            <w:r>
-              <w:rPr>
-                <w:rFonts w:ascii="휴먼명조" w:hAnsi="휴먼명조" w:eastAsia="휴먼명조" w:cs="휴먼명조"/>
-                <w:b/>
-                <w:i w:val="0"/>
-                <w:color w:val="FFFFFF"/>
-                <w:sz w:val="17"/>
-              </w:rPr>
-              <w:t>기능</w:t>
-            </w:r>
-          </w:p>
-        </w:tc>
-        <w:tc>
-          <w:tcPr>
-            <w:tcW w:type="dxa" w:w="3500"/>
-            <w:shd w:fill="000000" w:val="clear"/>
-            <w:tcBorders>
-              <w:top w:val="single" w:sz="8" w:space="0" w:color="000000"/>
-              <w:bottom w:val="single" w:sz="8" w:space="0" w:color="000000"/>
-              <w:start w:val="single" w:sz="8" w:space="0" w:color="000000"/>
-              <w:end w:val="single" w:sz="8" w:space="0" w:color="000000"/>
-              <w:insideH w:val="single" w:sz="8" w:space="0" w:color="000000"/>
-              <w:insideV w:val="single" w:sz="8" w:space="0" w:color="000000"/>
-            </w:tcBorders>
-            <w:tcMar>
-              <w:top w:w="100" w:type="dxa"/>
-              <w:start w:w="100" w:type="dxa"/>
-              <w:bottom w:w="100" w:type="dxa"/>
-              <w:end w:w="100" w:type="dxa"/>
-            </w:tcMar>
-            <w:vAlign w:val="center"/>
-          </w:tcPr>
-          <w:p>
-            <w:pPr>
-              <w:keepNext w:val="0"/>
-              <w:keepLines/>
-              <w:spacing w:before="0" w:after="0" w:line="300" w:lineRule="auto"/>
-              <w:jc w:val="center"/>
-            </w:pPr>
-            <w:r/>
-            <w:r>
-              <w:rPr>
-                <w:rFonts w:ascii="휴먼명조" w:hAnsi="휴먼명조" w:eastAsia="휴먼명조" w:cs="휴먼명조"/>
-                <w:b/>
-                <w:i w:val="0"/>
-                <w:color w:val="FFFFFF"/>
-                <w:sz w:val="17"/>
-              </w:rPr>
-              <w:t>AI가 담당하는 일</w:t>
-            </w:r>
-          </w:p>
-        </w:tc>
-        <w:tc>
-          <w:tcPr>
-            <w:tcW w:type="dxa" w:w="4380"/>
-            <w:shd w:fill="000000" w:val="clear"/>
-            <w:tcBorders>
-              <w:top w:val="single" w:sz="8" w:space="0" w:color="000000"/>
-              <w:bottom w:val="single" w:sz="8" w:space="0" w:color="000000"/>
-              <w:start w:val="single" w:sz="8" w:space="0" w:color="000000"/>
-              <w:end w:val="single" w:sz="8" w:space="0" w:color="000000"/>
-              <w:insideH w:val="single" w:sz="8" w:space="0" w:color="000000"/>
-              <w:insideV w:val="single" w:sz="8" w:space="0" w:color="000000"/>
-            </w:tcBorders>
-            <w:tcMar>
-              <w:top w:w="100" w:type="dxa"/>
-              <w:start w:w="100" w:type="dxa"/>
-              <w:bottom w:w="100" w:type="dxa"/>
-              <w:end w:w="100" w:type="dxa"/>
-            </w:tcMar>
-            <w:vAlign w:val="center"/>
-          </w:tcPr>
-          <w:p>
-            <w:pPr>
-              <w:keepNext w:val="0"/>
-              <w:keepLines/>
-              <w:spacing w:before="0" w:after="0" w:line="300" w:lineRule="auto"/>
-              <w:jc w:val="center"/>
-            </w:pPr>
-            <w:r/>
-            <w:r>
-              <w:rPr>
-                <w:rFonts w:ascii="휴먼명조" w:hAnsi="휴먼명조" w:eastAsia="휴먼명조" w:cs="휴먼명조"/>
-                <w:b/>
-                <w:i w:val="0"/>
-                <w:color w:val="FFFFFF"/>
-                <w:sz w:val="17"/>
-              </w:rPr>
-              <w:t>코드·데이터가 담당하는 일</w:t>
-            </w:r>
-          </w:p>
-        </w:tc>
-      </w:tr>
-      <w:tr>
-        <w:trPr>
-          <w:cantSplit/>
-        </w:trPr>
-        <w:tc>
-          <w:tcPr>
-            <w:tcW w:type="dxa" w:w="2200"/>
-            <w:shd w:fill="FFFFFF" w:val="clear"/>
-            <w:tcBorders>
-              <w:top w:val="single" w:sz="8" w:space="0" w:color="000000"/>
-              <w:bottom w:val="single" w:sz="8" w:space="0" w:color="000000"/>
-              <w:start w:val="single" w:sz="8" w:space="0" w:color="000000"/>
-              <w:end w:val="single" w:sz="8" w:space="0" w:color="000000"/>
-              <w:insideH w:val="single" w:sz="8" w:space="0" w:color="000000"/>
-              <w:insideV w:val="single" w:sz="8" w:space="0" w:color="000000"/>
-            </w:tcBorders>
-            <w:tcMar>
-              <w:top w:w="100" w:type="dxa"/>
-              <w:start w:w="110" w:type="dxa"/>
-              <w:bottom w:w="100" w:type="dxa"/>
-              <w:end w:w="110" w:type="dxa"/>
-            </w:tcMar>
-            <w:vAlign w:val="center"/>
-          </w:tcPr>
-          <w:p>
-            <w:pPr>
-              <w:keepNext w:val="0"/>
-              <w:keepLines/>
-              <w:spacing w:before="0" w:after="0" w:line="324" w:lineRule="auto"/>
-              <w:jc w:val="left"/>
-            </w:pPr>
-            <w:r/>
-            <w:r>
-              <w:rPr>
-                <w:rFonts w:ascii="휴먼명조" w:hAnsi="휴먼명조" w:eastAsia="휴먼명조" w:cs="휴먼명조"/>
-                <w:b/>
-                <w:i w:val="0"/>
-                <w:color w:val="000000"/>
-                <w:sz w:val="17"/>
-              </w:rPr>
-              <w:t>비자 챗봇</w:t>
-            </w:r>
-          </w:p>
-        </w:tc>
-        <w:tc>
-          <w:tcPr>
-            <w:tcW w:type="dxa" w:w="3500"/>
-            <w:shd w:fill="FFFFFF" w:val="clear"/>
-            <w:tcBorders>
-              <w:top w:val="single" w:sz="8" w:space="0" w:color="000000"/>
-              <w:bottom w:val="single" w:sz="8" w:space="0" w:color="000000"/>
-              <w:start w:val="single" w:sz="8" w:space="0" w:color="000000"/>
-              <w:end w:val="single" w:sz="8" w:space="0" w:color="000000"/>
-              <w:insideH w:val="single" w:sz="8" w:space="0" w:color="000000"/>
-              <w:insideV w:val="single" w:sz="8" w:space="0" w:color="000000"/>
-            </w:tcBorders>
-            <w:tcMar>
-              <w:top w:w="100" w:type="dxa"/>
-              <w:start w:w="110" w:type="dxa"/>
-              <w:bottom w:w="100" w:type="dxa"/>
-              <w:end w:w="110" w:type="dxa"/>
-            </w:tcMar>
-            <w:vAlign w:val="center"/>
-          </w:tcPr>
-          <w:p>
-            <w:pPr>
-              <w:keepNext w:val="0"/>
-              <w:keepLines/>
-              <w:spacing w:before="0" w:after="0" w:line="324" w:lineRule="auto"/>
-              <w:jc w:val="left"/>
-            </w:pPr>
-            <w:r/>
-            <w:r>
-              <w:rPr>
-                <w:rFonts w:ascii="휴먼명조" w:hAnsi="휴먼명조" w:eastAsia="휴먼명조" w:cs="휴먼명조"/>
-                <w:b w:val="0"/>
-                <w:i w:val="0"/>
-                <w:color w:val="000000"/>
-                <w:sz w:val="17"/>
-              </w:rPr>
-              <w:t>의도·위험·언어 분류와 설명</w:t>
-            </w:r>
-          </w:p>
-        </w:tc>
-        <w:tc>
-          <w:tcPr>
-            <w:tcW w:type="dxa" w:w="4380"/>
-            <w:shd w:fill="FFFFFF" w:val="clear"/>
-            <w:tcBorders>
-              <w:top w:val="single" w:sz="8" w:space="0" w:color="000000"/>
-              <w:bottom w:val="single" w:sz="8" w:space="0" w:color="000000"/>
-              <w:start w:val="single" w:sz="8" w:space="0" w:color="000000"/>
-              <w:end w:val="single" w:sz="8" w:space="0" w:color="000000"/>
-              <w:insideH w:val="single" w:sz="8" w:space="0" w:color="000000"/>
-              <w:insideV w:val="single" w:sz="8" w:space="0" w:color="000000"/>
-            </w:tcBorders>
-            <w:tcMar>
-              <w:top w:w="100" w:type="dxa"/>
-              <w:start w:w="110" w:type="dxa"/>
-              <w:bottom w:w="100" w:type="dxa"/>
-              <w:end w:w="110" w:type="dxa"/>
-            </w:tcMar>
-            <w:vAlign w:val="center"/>
-          </w:tcPr>
-          <w:p>
-            <w:pPr>
-              <w:keepNext w:val="0"/>
-              <w:keepLines/>
-              <w:spacing w:before="0" w:after="0" w:line="324" w:lineRule="auto"/>
-              <w:jc w:val="left"/>
-            </w:pPr>
-            <w:r/>
-            <w:r>
-              <w:rPr>
-                <w:rFonts w:ascii="휴먼명조" w:hAnsi="휴먼명조" w:eastAsia="휴먼명조" w:cs="휴먼명조"/>
-                <w:b w:val="0"/>
-                <w:i w:val="0"/>
-                <w:color w:val="000000"/>
-                <w:sz w:val="17"/>
-              </w:rPr>
-              <w:t>유효한 요건·절차·서류·기관 조회</w:t>
-            </w:r>
-          </w:p>
-        </w:tc>
-      </w:tr>
-      <w:tr>
-        <w:trPr>
-          <w:cantSplit/>
-        </w:trPr>
-        <w:tc>
-          <w:tcPr>
-            <w:tcW w:type="dxa" w:w="2200"/>
-            <w:shd w:fill="FFFFFF" w:val="clear"/>
-            <w:tcBorders>
-              <w:top w:val="single" w:sz="8" w:space="0" w:color="000000"/>
-              <w:bottom w:val="single" w:sz="8" w:space="0" w:color="000000"/>
-              <w:start w:val="single" w:sz="8" w:space="0" w:color="000000"/>
-              <w:end w:val="single" w:sz="8" w:space="0" w:color="000000"/>
-              <w:insideH w:val="single" w:sz="8" w:space="0" w:color="000000"/>
-              <w:insideV w:val="single" w:sz="8" w:space="0" w:color="000000"/>
-            </w:tcBorders>
-            <w:tcMar>
-              <w:top w:w="100" w:type="dxa"/>
-              <w:start w:w="110" w:type="dxa"/>
-              <w:bottom w:w="100" w:type="dxa"/>
-              <w:end w:w="110" w:type="dxa"/>
-            </w:tcMar>
-            <w:vAlign w:val="center"/>
-          </w:tcPr>
-          <w:p>
-            <w:pPr>
-              <w:keepNext w:val="0"/>
-              <w:keepLines/>
-              <w:spacing w:before="0" w:after="0" w:line="324" w:lineRule="auto"/>
-              <w:jc w:val="left"/>
-            </w:pPr>
-            <w:r/>
-            <w:r>
-              <w:rPr>
-                <w:rFonts w:ascii="휴먼명조" w:hAnsi="휴먼명조" w:eastAsia="휴먼명조" w:cs="휴먼명조"/>
-                <w:b/>
-                <w:i w:val="0"/>
-                <w:color w:val="000000"/>
-                <w:sz w:val="17"/>
-              </w:rPr>
-              <w:t>OCR 도우미</w:t>
-            </w:r>
-          </w:p>
-        </w:tc>
-        <w:tc>
-          <w:tcPr>
-            <w:tcW w:type="dxa" w:w="3500"/>
-            <w:shd w:fill="FFFFFF" w:val="clear"/>
-            <w:tcBorders>
-              <w:top w:val="single" w:sz="8" w:space="0" w:color="000000"/>
-              <w:bottom w:val="single" w:sz="8" w:space="0" w:color="000000"/>
-              <w:start w:val="single" w:sz="8" w:space="0" w:color="000000"/>
-              <w:end w:val="single" w:sz="8" w:space="0" w:color="000000"/>
-              <w:insideH w:val="single" w:sz="8" w:space="0" w:color="000000"/>
-              <w:insideV w:val="single" w:sz="8" w:space="0" w:color="000000"/>
-            </w:tcBorders>
-            <w:tcMar>
-              <w:top w:w="100" w:type="dxa"/>
-              <w:start w:w="110" w:type="dxa"/>
-              <w:bottom w:w="100" w:type="dxa"/>
-              <w:end w:w="110" w:type="dxa"/>
-            </w:tcMar>
-            <w:vAlign w:val="center"/>
-          </w:tcPr>
-          <w:p>
-            <w:pPr>
-              <w:keepNext w:val="0"/>
-              <w:keepLines/>
-              <w:spacing w:before="0" w:after="0" w:line="324" w:lineRule="auto"/>
-              <w:jc w:val="left"/>
-            </w:pPr>
-            <w:r/>
-            <w:r>
-              <w:rPr>
-                <w:rFonts w:ascii="휴먼명조" w:hAnsi="휴먼명조" w:eastAsia="휴먼명조" w:cs="휴먼명조"/>
-                <w:b w:val="0"/>
-                <w:i w:val="0"/>
-                <w:color w:val="000000"/>
-                <w:sz w:val="17"/>
-              </w:rPr>
-              <w:t>선택 필드의 쉬운 설명</w:t>
-            </w:r>
-          </w:p>
-        </w:tc>
-        <w:tc>
-          <w:tcPr>
-            <w:tcW w:type="dxa" w:w="4380"/>
-            <w:shd w:fill="FFFFFF" w:val="clear"/>
-            <w:tcBorders>
-              <w:top w:val="single" w:sz="8" w:space="0" w:color="000000"/>
-              <w:bottom w:val="single" w:sz="8" w:space="0" w:color="000000"/>
-              <w:start w:val="single" w:sz="8" w:space="0" w:color="000000"/>
-              <w:end w:val="single" w:sz="8" w:space="0" w:color="000000"/>
-              <w:insideH w:val="single" w:sz="8" w:space="0" w:color="000000"/>
-              <w:insideV w:val="single" w:sz="8" w:space="0" w:color="000000"/>
-            </w:tcBorders>
-            <w:tcMar>
-              <w:top w:w="100" w:type="dxa"/>
-              <w:start w:w="110" w:type="dxa"/>
-              <w:bottom w:w="100" w:type="dxa"/>
-              <w:end w:w="110" w:type="dxa"/>
-            </w:tcMar>
-            <w:vAlign w:val="center"/>
-          </w:tcPr>
-          <w:p>
-            <w:pPr>
-              <w:keepNext w:val="0"/>
-              <w:keepLines/>
-              <w:spacing w:before="0" w:after="0" w:line="324" w:lineRule="auto"/>
-              <w:jc w:val="left"/>
-            </w:pPr>
-            <w:r/>
-            <w:r>
-              <w:rPr>
-                <w:rFonts w:ascii="휴먼명조" w:hAnsi="휴먼명조" w:eastAsia="휴먼명조" w:cs="휴먼명조"/>
-                <w:b w:val="0"/>
-                <w:i w:val="0"/>
-                <w:color w:val="000000"/>
-                <w:sz w:val="17"/>
-              </w:rPr>
-              <w:t>템플릿·작성 주체·누락 상태 판정</w:t>
-            </w:r>
-          </w:p>
-        </w:tc>
-      </w:tr>
-      <w:tr>
-        <w:trPr>
-          <w:cantSplit/>
-        </w:trPr>
-        <w:tc>
-          <w:tcPr>
-            <w:tcW w:type="dxa" w:w="2200"/>
-            <w:shd w:fill="FFFFFF" w:val="clear"/>
-            <w:tcBorders>
-              <w:top w:val="single" w:sz="8" w:space="0" w:color="000000"/>
-              <w:bottom w:val="single" w:sz="8" w:space="0" w:color="000000"/>
-              <w:start w:val="single" w:sz="8" w:space="0" w:color="000000"/>
-              <w:end w:val="single" w:sz="8" w:space="0" w:color="000000"/>
-              <w:insideH w:val="single" w:sz="8" w:space="0" w:color="000000"/>
-              <w:insideV w:val="single" w:sz="8" w:space="0" w:color="000000"/>
-            </w:tcBorders>
-            <w:tcMar>
-              <w:top w:w="100" w:type="dxa"/>
-              <w:start w:w="110" w:type="dxa"/>
-              <w:bottom w:w="100" w:type="dxa"/>
-              <w:end w:w="110" w:type="dxa"/>
-            </w:tcMar>
-            <w:vAlign w:val="center"/>
-          </w:tcPr>
-          <w:p>
-            <w:pPr>
-              <w:keepNext w:val="0"/>
-              <w:keepLines/>
-              <w:spacing w:before="0" w:after="0" w:line="324" w:lineRule="auto"/>
-              <w:jc w:val="left"/>
-            </w:pPr>
-            <w:r/>
-            <w:r>
-              <w:rPr>
-                <w:rFonts w:ascii="휴먼명조" w:hAnsi="휴먼명조" w:eastAsia="휴먼명조" w:cs="휴먼명조"/>
-                <w:b/>
-                <w:i w:val="0"/>
-                <w:color w:val="000000"/>
-                <w:sz w:val="17"/>
-              </w:rPr>
-              <w:t>공고 일정</w:t>
-            </w:r>
-          </w:p>
-        </w:tc>
-        <w:tc>
-          <w:tcPr>
-            <w:tcW w:type="dxa" w:w="3500"/>
-            <w:shd w:fill="FFFFFF" w:val="clear"/>
-            <w:tcBorders>
-              <w:top w:val="single" w:sz="8" w:space="0" w:color="000000"/>
-              <w:bottom w:val="single" w:sz="8" w:space="0" w:color="000000"/>
-              <w:start w:val="single" w:sz="8" w:space="0" w:color="000000"/>
-              <w:end w:val="single" w:sz="8" w:space="0" w:color="000000"/>
-              <w:insideH w:val="single" w:sz="8" w:space="0" w:color="000000"/>
-              <w:insideV w:val="single" w:sz="8" w:space="0" w:color="000000"/>
-            </w:tcBorders>
-            <w:tcMar>
-              <w:top w:w="100" w:type="dxa"/>
-              <w:start w:w="110" w:type="dxa"/>
-              <w:bottom w:w="100" w:type="dxa"/>
-              <w:end w:w="110" w:type="dxa"/>
-            </w:tcMar>
-            <w:vAlign w:val="center"/>
-          </w:tcPr>
-          <w:p>
-            <w:pPr>
-              <w:keepNext w:val="0"/>
-              <w:keepLines/>
-              <w:spacing w:before="0" w:after="0" w:line="324" w:lineRule="auto"/>
-              <w:jc w:val="left"/>
-            </w:pPr>
-            <w:r/>
-            <w:r>
-              <w:rPr>
-                <w:rFonts w:ascii="휴먼명조" w:hAnsi="휴먼명조" w:eastAsia="휴먼명조" w:cs="휴먼명조"/>
-                <w:b w:val="0"/>
-                <w:i w:val="0"/>
-                <w:color w:val="000000"/>
-                <w:sz w:val="17"/>
-              </w:rPr>
-              <w:t>사용자 상황에 맞는 일정 안내</w:t>
-            </w:r>
-          </w:p>
-        </w:tc>
-        <w:tc>
-          <w:tcPr>
-            <w:tcW w:type="dxa" w:w="4380"/>
-            <w:shd w:fill="FFFFFF" w:val="clear"/>
-            <w:tcBorders>
-              <w:top w:val="single" w:sz="8" w:space="0" w:color="000000"/>
-              <w:bottom w:val="single" w:sz="8" w:space="0" w:color="000000"/>
-              <w:start w:val="single" w:sz="8" w:space="0" w:color="000000"/>
-              <w:end w:val="single" w:sz="8" w:space="0" w:color="000000"/>
-              <w:insideH w:val="single" w:sz="8" w:space="0" w:color="000000"/>
-              <w:insideV w:val="single" w:sz="8" w:space="0" w:color="000000"/>
-            </w:tcBorders>
-            <w:tcMar>
-              <w:top w:w="100" w:type="dxa"/>
-              <w:start w:w="110" w:type="dxa"/>
-              <w:bottom w:w="100" w:type="dxa"/>
-              <w:end w:w="110" w:type="dxa"/>
-            </w:tcMar>
-            <w:vAlign w:val="center"/>
-          </w:tcPr>
-          <w:p>
-            <w:pPr>
-              <w:keepNext w:val="0"/>
-              <w:keepLines/>
-              <w:spacing w:before="0" w:after="0" w:line="324" w:lineRule="auto"/>
-              <w:jc w:val="left"/>
-            </w:pPr>
-            <w:r/>
-            <w:r>
-              <w:rPr>
-                <w:rFonts w:ascii="휴먼명조" w:hAnsi="휴먼명조" w:eastAsia="휴먼명조" w:cs="휴먼명조"/>
-                <w:b w:val="0"/>
-                <w:i w:val="0"/>
-                <w:color w:val="000000"/>
-                <w:sz w:val="17"/>
-              </w:rPr>
-              <w:t>확정일·기준일·offset 계산과 변경 비교</w:t>
-            </w:r>
-          </w:p>
-        </w:tc>
-      </w:tr>
-    </w:tbl>
     <w:p>
       <w:pPr>
-        <w:spacing w:after="0"/>
+        <w:pStyle w:val="Heading3"/>
       </w:pPr>
+      <w:r>
+        <w:t>기능별 역할 구분</w:t>
+      </w:r>
     </w:p>
-    <w:tbl>
-      <w:tblPr>
-        <w:tblW w:type="dxa" w:w="10080"/>
-        <w:jc w:val="left"/>
-        <w:tblLayout w:type="fixed"/>
-        <w:tblLook w:firstColumn="1" w:firstRow="1" w:lastColumn="0" w:lastRow="0" w:noHBand="0" w:noVBand="1" w:val="04A0"/>
-        <w:tblInd w:w="120" w:type="dxa"/>
-      </w:tblPr>
-      <w:tblGrid>
-        <w:gridCol w:w="10080"/>
-      </w:tblGrid>
-      <w:tr>
-        <w:trPr>
-          <w:tblHeader w:val="true"/>
-        </w:trPr>
-        <w:tc>
-          <w:tcPr>
-            <w:tcW w:type="dxa" w:w="10080"/>
-            <w:tcMar>
-              <w:top w:w="130" w:type="dxa"/>
-              <w:start w:w="180" w:type="dxa"/>
-              <w:bottom w:w="130" w:type="dxa"/>
-              <w:end w:w="180" w:type="dxa"/>
-            </w:tcMar>
-            <w:shd w:fill="FFFFFF" w:val="clear"/>
-            <w:tcBorders>
-              <w:top w:val="single" w:sz="12" w:space="0" w:color="000000"/>
-              <w:bottom w:val="single" w:sz="12" w:space="0" w:color="000000"/>
-              <w:start w:val="single" w:sz="12" w:space="0" w:color="000000"/>
-              <w:end w:val="single" w:sz="12" w:space="0" w:color="000000"/>
-              <w:insideH w:val="single" w:sz="12" w:space="0" w:color="000000"/>
-              <w:insideV w:val="single" w:sz="12" w:space="0" w:color="000000"/>
-            </w:tcBorders>
-          </w:tcPr>
-          <w:p>
-            <w:pPr>
-              <w:keepNext w:val="0"/>
-              <w:keepLines w:val="0"/>
-              <w:spacing w:before="0" w:after="0" w:line="348" w:lineRule="auto"/>
-              <w:jc w:val="left"/>
-            </w:pPr>
-            <w:r/>
-            <w:r>
-              <w:rPr>
-                <w:rFonts w:ascii="휴먼명조" w:hAnsi="휴먼명조" w:eastAsia="휴먼명조" w:cs="휴먼명조"/>
-                <w:b/>
-                <w:i w:val="0"/>
-                <w:color w:val="000000"/>
-                <w:sz w:val="20"/>
-              </w:rPr>
-              <w:t xml:space="preserve">기술적 기반과 안전성  </w:t>
-            </w:r>
-            <w:r>
-              <w:rPr>
-                <w:rFonts w:ascii="휴먼명조" w:hAnsi="휴먼명조" w:eastAsia="휴먼명조" w:cs="휴먼명조"/>
-                <w:b w:val="0"/>
-                <w:i w:val="0"/>
-                <w:color w:val="000000"/>
-                <w:sz w:val="20"/>
-              </w:rPr>
-              <w:t>13개 관계형 테이블과 684개 원천→서비스 매핑으로 답변을 원문까지 추적한다. 데이터에 없는 답변·연락처는 생성하지 않고, 자격 AND/OR·점수와 날짜는 코드로 계산하며 검토 항목은 자동 통과시키지 않는다.</w:t>
-            </w:r>
-          </w:p>
-        </w:tc>
-      </w:tr>
-    </w:tbl>
     <w:p>
       <w:pPr>
-        <w:spacing w:after="0"/>
+        <w:pStyle w:val="ListBullet"/>
+        <w:keepLines/>
       </w:pPr>
+      <w:r>
+        <w:rPr>
+          <w:rFonts w:ascii="휴먼명조" w:hAnsi="휴먼명조" w:eastAsia="휴먼명조" w:cs="휴먼명조"/>
+          <w:b w:val="0"/>
+          <w:i w:val="0"/>
+          <w:color w:val="000000"/>
+          <w:sz w:val="18"/>
+        </w:rPr>
+        <w:t>비자 챗봇은 의도·위험·언어를 분류하고 쉬운 표현으로 설명한다. 요건·절차·서류·기관 조회 범위는 검수된 데이터로 제한한다.</w:t>
+      </w:r>
+    </w:p>
+    <w:p>
+      <w:pPr>
+        <w:pStyle w:val="ListBullet"/>
+        <w:keepLines/>
+      </w:pPr>
+      <w:r>
+        <w:rPr>
+          <w:rFonts w:ascii="휴먼명조" w:hAnsi="휴먼명조" w:eastAsia="휴먼명조" w:cs="휴먼명조"/>
+          <w:b w:val="0"/>
+          <w:i w:val="0"/>
+          <w:color w:val="000000"/>
+          <w:sz w:val="18"/>
+        </w:rPr>
+        <w:t>OCR 도우미는 선택한 필드의 의미를 설명한다. 서식 템플릿, 작성 주체, 누락 상태는 정해진 규칙으로 판정한다.</w:t>
+      </w:r>
+    </w:p>
+    <w:p>
+      <w:pPr>
+        <w:pStyle w:val="ListBullet"/>
+        <w:keepLines/>
+      </w:pPr>
+      <w:r>
+        <w:rPr>
+          <w:rFonts w:ascii="휴먼명조" w:hAnsi="휴먼명조" w:eastAsia="휴먼명조" w:cs="휴먼명조"/>
+          <w:b w:val="0"/>
+          <w:i w:val="0"/>
+          <w:color w:val="000000"/>
+          <w:sz w:val="18"/>
+        </w:rPr>
+        <w:t>공고 일정은 사용자 상황에 맞춰 안내한다. 날짜 계산과 변경 비교에는 확정일, 기준일, 공식 offset만 사용한다.</w:t>
+      </w:r>
+    </w:p>
+    <w:p>
+      <w:pPr>
+        <w:keepNext w:val="0"/>
+        <w:keepLines w:val="0"/>
+        <w:spacing w:before="0" w:after="120" w:line="384" w:lineRule="auto"/>
+        <w:jc w:val="both"/>
+      </w:pPr>
+      <w:r>
+        <w:rPr>
+          <w:rFonts w:ascii="휴먼명조" w:hAnsi="휴먼명조" w:eastAsia="휴먼명조" w:cs="휴먼명조"/>
+          <w:b w:val="0"/>
+          <w:i w:val="0"/>
+          <w:color w:val="000000"/>
+          <w:sz w:val="22"/>
+        </w:rPr>
+        <w:t>이 구조는 13개 관계형 테이블과 684개 원천→서비스 매핑으로 답변을 원문까지 추적한다. 데이터에 없는 답변이나 연락처는 생성하지 않고, 자격 AND/OR·점수와 날짜는 코드로 계산하며 검토 항목은 자동 통과시키지 않는다.</w:t>
+      </w:r>
     </w:p>
     <w:p>
       <w:r>
@@ -7380,7 +6686,7 @@
           <w:color w:val="000000"/>
           <w:sz w:val="18"/>
         </w:rPr>
-        <w:t>이후 검수된 E-7-4R 요건·OCR 서류 상태·공고 마감일을 체크리스트와 캘린더 행동으로 연결한다.</w:t>
+        <w:t>이후 검수된 E-7-4R 요건·OCR 서류 상태·공고 마감일을 체크리스트와 캘린더 일정에 반영한다.</w:t>
       </w:r>
     </w:p>
     <w:p>
@@ -8173,7 +7479,7 @@
         <w:pStyle w:val="Heading2"/>
       </w:pPr>
       <w:r>
-        <w:t>3-7. 차별점과 기술적 우수성</w:t>
+        <w:t>3-6. 차별점과 기술적 우수성</w:t>
       </w:r>
     </w:p>
     <w:tbl>
@@ -9011,7 +8317,7 @@
                 <w:color w:val="000000"/>
                 <w:sz w:val="16"/>
               </w:rPr>
-              <w:t>공고·기준일을 캘린더 행동으로 변환</w:t>
+              <w:t>공고·기준일을 캘린더 일정과 할 일로 등록</w:t>
             </w:r>
           </w:p>
         </w:tc>
@@ -10109,79 +9415,26 @@
           <w:color w:val="000000"/>
           <w:sz w:val="22"/>
         </w:rPr>
-        <w:t>비자부기의 독창성은 문서 요약형 챗봇이 아니라, 질문·OCR 서류 상태·공고를 함께 해석해 위험·비자정보·서류·일정 중 필요한 경로를 선택하고 결과를 실제 행동으로 전환하는 AI 라우팅 구조에 있다.</w:t>
+        <w:t>질문과 OCR 서류 상태, 공고를 함께 해석하는 AI 라우팅 구조가 비자부기의 핵심 차별점이다. 위험 대응, 비자정보, 서류 점검, 일정 관리 중 필요한 경로를 고르고 결과를 체크리스트·캘린더·기관 연락처로 연결한다.</w:t>
       </w:r>
     </w:p>
-    <w:tbl>
-      <w:tblPr>
-        <w:tblW w:type="dxa" w:w="10080"/>
-        <w:jc w:val="left"/>
-        <w:tblLayout w:type="fixed"/>
-        <w:tblLook w:firstColumn="1" w:firstRow="1" w:lastColumn="0" w:lastRow="0" w:noHBand="0" w:noVBand="1" w:val="04A0"/>
-        <w:tblInd w:w="120" w:type="dxa"/>
-      </w:tblPr>
-      <w:tblGrid>
-        <w:gridCol w:w="10080"/>
-      </w:tblGrid>
-      <w:tr>
-        <w:trPr>
-          <w:tblHeader w:val="true"/>
-        </w:trPr>
-        <w:tc>
-          <w:tcPr>
-            <w:tcW w:type="dxa" w:w="10080"/>
-            <w:tcMar>
-              <w:top w:w="130" w:type="dxa"/>
-              <w:start w:w="180" w:type="dxa"/>
-              <w:bottom w:w="130" w:type="dxa"/>
-              <w:end w:w="180" w:type="dxa"/>
-            </w:tcMar>
-            <w:shd w:fill="FFFFFF" w:val="clear"/>
-            <w:tcBorders>
-              <w:top w:val="single" w:sz="12" w:space="0" w:color="000000"/>
-              <w:bottom w:val="single" w:sz="12" w:space="0" w:color="000000"/>
-              <w:start w:val="single" w:sz="12" w:space="0" w:color="000000"/>
-              <w:end w:val="single" w:sz="12" w:space="0" w:color="000000"/>
-              <w:insideH w:val="single" w:sz="12" w:space="0" w:color="000000"/>
-              <w:insideV w:val="single" w:sz="12" w:space="0" w:color="000000"/>
-            </w:tcBorders>
-          </w:tcPr>
-          <w:p>
-            <w:pPr>
-              <w:keepNext w:val="0"/>
-              <w:keepLines w:val="0"/>
-              <w:spacing w:before="0" w:after="0" w:line="348" w:lineRule="auto"/>
-              <w:jc w:val="left"/>
-            </w:pPr>
-            <w:r/>
-            <w:r>
-              <w:rPr>
-                <w:rFonts w:ascii="휴먼명조" w:hAnsi="휴먼명조" w:eastAsia="휴먼명조" w:cs="휴먼명조"/>
-                <w:b/>
-                <w:i w:val="0"/>
-                <w:color w:val="000000"/>
-                <w:sz w:val="20"/>
-              </w:rPr>
-              <w:t xml:space="preserve">심사기준 대응  </w:t>
-            </w:r>
-            <w:r>
-              <w:rPr>
-                <w:rFonts w:ascii="휴먼명조" w:hAnsi="휴먼명조" w:eastAsia="휴먼명조" w:cs="휴먼명조"/>
-                <w:b w:val="0"/>
-                <w:i w:val="0"/>
-                <w:color w:val="000000"/>
-                <w:sz w:val="20"/>
-              </w:rPr>
-              <w:t>독창성: 질문·OCR·공고를 행동으로 바꾸는 AI 라우팅. 기술성: 공식 원천문서 24건 전체 파싱, 4계층 데이터 구조, 결정론적 검증. 사업화: 기관형 수익모델과 정량 실증 목표. 적합성: 충북 외국인 주민의 비자 전환·정착 현안에 적용한 실제 시제품.</w:t>
-            </w:r>
-          </w:p>
-        </w:tc>
-      </w:tr>
-    </w:tbl>
     <w:p>
       <w:pPr>
-        <w:spacing w:after="0"/>
+        <w:keepNext w:val="0"/>
+        <w:keepLines w:val="0"/>
+        <w:spacing w:before="0" w:after="120" w:line="384" w:lineRule="auto"/>
+        <w:jc w:val="both"/>
       </w:pPr>
+      <w:r>
+        <w:rPr>
+          <w:rFonts w:ascii="휴먼명조" w:hAnsi="휴먼명조" w:eastAsia="휴먼명조" w:cs="휴먼명조"/>
+          <w:b w:val="0"/>
+          <w:i w:val="0"/>
+          <w:color w:val="000000"/>
+          <w:sz w:val="22"/>
+        </w:rPr>
+        <w:t>공식 원천문서 24건 전체를 파싱한 4계층 데이터 구조와 결정론적 검증은 기술적 기반이다. 기관형 수익모델과 정량 실증 목표도 마련했다. 현재 시제품은 충북 외국인 주민의 비자 전환과 정착 과정에 직접 적용되어 있다.</w:t>
+      </w:r>
     </w:p>
     <w:p>
       <w:r>
@@ -10217,7 +9470,7 @@
           <w:color w:val="000000"/>
           <w:sz w:val="18"/>
         </w:rPr>
-        <w:t>그림 7. 현재 구현 상태와 다음 단계</w:t>
+        <w:t>그림 7. 기능별 구현 상태 점검표</w:t>
       </w:r>
     </w:p>
     <w:tbl>
@@ -10229,11 +9482,9 @@
         <w:tblInd w:w="120" w:type="dxa"/>
       </w:tblPr>
       <w:tblGrid>
-        <w:gridCol w:w="3060"/>
-        <w:gridCol w:w="450"/>
-        <w:gridCol w:w="3060"/>
-        <w:gridCol w:w="450"/>
-        <w:gridCol w:w="3060"/>
+        <w:gridCol w:w="1800"/>
+        <w:gridCol w:w="6800"/>
+        <w:gridCol w:w="1480"/>
       </w:tblGrid>
       <w:tr>
         <w:trPr>
@@ -10242,424 +9493,7 @@
         </w:trPr>
         <w:tc>
           <w:tcPr>
-            <w:tcW w:type="dxa" w:w="3060"/>
-            <w:shd w:fill="000000" w:val="clear"/>
-            <w:tcBorders>
-              <w:top w:val="single" w:sz="10" w:space="0" w:color="000000"/>
-              <w:bottom w:val="single" w:sz="10" w:space="0" w:color="000000"/>
-              <w:start w:val="single" w:sz="10" w:space="0" w:color="000000"/>
-              <w:end w:val="single" w:sz="10" w:space="0" w:color="000000"/>
-              <w:insideH w:val="single" w:sz="10" w:space="0" w:color="000000"/>
-              <w:insideV w:val="single" w:sz="10" w:space="0" w:color="000000"/>
-            </w:tcBorders>
-            <w:tcMar>
-              <w:top w:w="100" w:type="dxa"/>
-              <w:start w:w="70" w:type="dxa"/>
-              <w:bottom w:w="100" w:type="dxa"/>
-              <w:end w:w="70" w:type="dxa"/>
-            </w:tcMar>
-            <w:vAlign w:val="center"/>
-          </w:tcPr>
-          <w:p>
-            <w:pPr>
-              <w:keepNext w:val="0"/>
-              <w:keepLines/>
-              <w:spacing w:before="0" w:after="0" w:line="300" w:lineRule="auto"/>
-              <w:jc w:val="center"/>
-            </w:pPr>
-            <w:r/>
-            <w:r>
-              <w:rPr>
-                <w:rFonts w:ascii="휴먼명조" w:hAnsi="휴먼명조" w:eastAsia="휴먼명조" w:cs="휴먼명조"/>
-                <w:b/>
-                <w:i w:val="0"/>
-                <w:color w:val="FFFFFF"/>
-                <w:sz w:val="18"/>
-              </w:rPr>
-              <w:t>구현 완료</w:t>
-            </w:r>
-          </w:p>
-        </w:tc>
-        <w:tc>
-          <w:tcPr>
-            <w:tcW w:type="dxa" w:w="450"/>
-            <w:vMerge w:val="restart"/>
-            <w:shd w:fill="FFFFFF" w:val="clear"/>
-            <w:tcBorders>
-              <w:top w:val="nil"/>
-              <w:bottom w:val="nil"/>
-              <w:start w:val="nil"/>
-              <w:end w:val="nil"/>
-              <w:insideH w:val="nil"/>
-              <w:insideV w:val="nil"/>
-            </w:tcBorders>
-            <w:tcMar>
-              <w:top w:w="0" w:type="dxa"/>
-              <w:start w:w="0" w:type="dxa"/>
-              <w:bottom w:w="0" w:type="dxa"/>
-              <w:end w:w="0" w:type="dxa"/>
-            </w:tcMar>
-            <w:vAlign w:val="center"/>
-          </w:tcPr>
-          <w:p>
-            <w:pPr>
-              <w:keepNext w:val="0"/>
-              <w:keepLines/>
-              <w:spacing w:before="0" w:after="0" w:line="240" w:lineRule="auto"/>
-              <w:jc w:val="center"/>
-            </w:pPr>
-            <w:r/>
-            <w:r>
-              <w:rPr>
-                <w:rFonts w:ascii="휴먼명조" w:hAnsi="휴먼명조" w:eastAsia="휴먼명조" w:cs="휴먼명조"/>
-                <w:b/>
-                <w:i w:val="0"/>
-                <w:color w:val="000000"/>
-                <w:sz w:val="30"/>
-              </w:rPr>
-              <w:t>→</w:t>
-            </w:r>
-          </w:p>
-        </w:tc>
-        <w:tc>
-          <w:tcPr>
-            <w:tcW w:type="dxa" w:w="3060"/>
-            <w:shd w:fill="000000" w:val="clear"/>
-            <w:tcBorders>
-              <w:top w:val="single" w:sz="10" w:space="0" w:color="000000"/>
-              <w:bottom w:val="single" w:sz="10" w:space="0" w:color="000000"/>
-              <w:start w:val="single" w:sz="10" w:space="0" w:color="000000"/>
-              <w:end w:val="single" w:sz="10" w:space="0" w:color="000000"/>
-              <w:insideH w:val="single" w:sz="10" w:space="0" w:color="000000"/>
-              <w:insideV w:val="single" w:sz="10" w:space="0" w:color="000000"/>
-            </w:tcBorders>
-            <w:tcMar>
-              <w:top w:w="100" w:type="dxa"/>
-              <w:start w:w="70" w:type="dxa"/>
-              <w:bottom w:w="100" w:type="dxa"/>
-              <w:end w:w="70" w:type="dxa"/>
-            </w:tcMar>
-            <w:vAlign w:val="center"/>
-          </w:tcPr>
-          <w:p>
-            <w:pPr>
-              <w:keepNext w:val="0"/>
-              <w:keepLines/>
-              <w:spacing w:before="0" w:after="0" w:line="300" w:lineRule="auto"/>
-              <w:jc w:val="center"/>
-            </w:pPr>
-            <w:r/>
-            <w:r>
-              <w:rPr>
-                <w:rFonts w:ascii="휴먼명조" w:hAnsi="휴먼명조" w:eastAsia="휴먼명조" w:cs="휴먼명조"/>
-                <w:b/>
-                <w:i w:val="0"/>
-                <w:color w:val="FFFFFF"/>
-                <w:sz w:val="18"/>
-              </w:rPr>
-              <w:t>시제품 검증</w:t>
-            </w:r>
-          </w:p>
-        </w:tc>
-        <w:tc>
-          <w:tcPr>
-            <w:tcW w:type="dxa" w:w="450"/>
-            <w:vMerge w:val="restart"/>
-            <w:shd w:fill="FFFFFF" w:val="clear"/>
-            <w:tcBorders>
-              <w:top w:val="nil"/>
-              <w:bottom w:val="nil"/>
-              <w:start w:val="nil"/>
-              <w:end w:val="nil"/>
-              <w:insideH w:val="nil"/>
-              <w:insideV w:val="nil"/>
-            </w:tcBorders>
-            <w:tcMar>
-              <w:top w:w="0" w:type="dxa"/>
-              <w:start w:w="0" w:type="dxa"/>
-              <w:bottom w:w="0" w:type="dxa"/>
-              <w:end w:w="0" w:type="dxa"/>
-            </w:tcMar>
-            <w:vAlign w:val="center"/>
-          </w:tcPr>
-          <w:p>
-            <w:pPr>
-              <w:keepNext w:val="0"/>
-              <w:keepLines/>
-              <w:spacing w:before="0" w:after="0" w:line="240" w:lineRule="auto"/>
-              <w:jc w:val="center"/>
-            </w:pPr>
-            <w:r/>
-            <w:r>
-              <w:rPr>
-                <w:rFonts w:ascii="휴먼명조" w:hAnsi="휴먼명조" w:eastAsia="휴먼명조" w:cs="휴먼명조"/>
-                <w:b/>
-                <w:i w:val="0"/>
-                <w:color w:val="000000"/>
-                <w:sz w:val="30"/>
-              </w:rPr>
-              <w:t>→</w:t>
-            </w:r>
-          </w:p>
-        </w:tc>
-        <w:tc>
-          <w:tcPr>
-            <w:tcW w:type="dxa" w:w="3060"/>
-            <w:shd w:fill="000000" w:val="clear"/>
-            <w:tcBorders>
-              <w:top w:val="single" w:sz="10" w:space="0" w:color="000000"/>
-              <w:bottom w:val="single" w:sz="10" w:space="0" w:color="000000"/>
-              <w:start w:val="single" w:sz="10" w:space="0" w:color="000000"/>
-              <w:end w:val="single" w:sz="10" w:space="0" w:color="000000"/>
-              <w:insideH w:val="single" w:sz="10" w:space="0" w:color="000000"/>
-              <w:insideV w:val="single" w:sz="10" w:space="0" w:color="000000"/>
-            </w:tcBorders>
-            <w:tcMar>
-              <w:top w:w="100" w:type="dxa"/>
-              <w:start w:w="70" w:type="dxa"/>
-              <w:bottom w:w="100" w:type="dxa"/>
-              <w:end w:w="70" w:type="dxa"/>
-            </w:tcMar>
-            <w:vAlign w:val="center"/>
-          </w:tcPr>
-          <w:p>
-            <w:pPr>
-              <w:keepNext w:val="0"/>
-              <w:keepLines/>
-              <w:spacing w:before="0" w:after="0" w:line="300" w:lineRule="auto"/>
-              <w:jc w:val="center"/>
-            </w:pPr>
-            <w:r/>
-            <w:r>
-              <w:rPr>
-                <w:rFonts w:ascii="휴먼명조" w:hAnsi="휴먼명조" w:eastAsia="휴먼명조" w:cs="휴먼명조"/>
-                <w:b/>
-                <w:i w:val="0"/>
-                <w:color w:val="FFFFFF"/>
-                <w:sz w:val="18"/>
-              </w:rPr>
-              <w:t>고도화 예정</w:t>
-            </w:r>
-          </w:p>
-        </w:tc>
-      </w:tr>
-      <w:tr>
-        <w:trPr>
-          <w:cantSplit/>
-        </w:trPr>
-        <w:tc>
-          <w:tcPr>
-            <w:tcW w:type="dxa" w:w="3060"/>
-            <w:shd w:fill="FFFFFF" w:val="clear"/>
-            <w:tcBorders>
-              <w:top w:val="single" w:sz="10" w:space="0" w:color="000000"/>
-              <w:bottom w:val="single" w:sz="10" w:space="0" w:color="000000"/>
-              <w:start w:val="single" w:sz="10" w:space="0" w:color="000000"/>
-              <w:end w:val="single" w:sz="10" w:space="0" w:color="000000"/>
-              <w:insideH w:val="single" w:sz="10" w:space="0" w:color="000000"/>
-              <w:insideV w:val="single" w:sz="10" w:space="0" w:color="000000"/>
-            </w:tcBorders>
-            <w:tcMar>
-              <w:top w:w="130" w:type="dxa"/>
-              <w:start w:w="70" w:type="dxa"/>
-              <w:bottom w:w="130" w:type="dxa"/>
-              <w:end w:w="70" w:type="dxa"/>
-            </w:tcMar>
-            <w:vAlign w:val="center"/>
-          </w:tcPr>
-          <w:p>
-            <w:pPr>
-              <w:keepNext w:val="0"/>
-              <w:keepLines/>
-              <w:spacing w:before="0" w:after="0" w:line="312" w:lineRule="auto"/>
-              <w:jc w:val="center"/>
-            </w:pPr>
-            <w:r/>
-            <w:r>
-              <w:rPr>
-                <w:rFonts w:ascii="휴먼명조" w:hAnsi="휴먼명조" w:eastAsia="휴먼명조" w:cs="휴먼명조"/>
-                <w:b w:val="0"/>
-                <w:i w:val="0"/>
-                <w:color w:val="000000"/>
-                <w:sz w:val="17"/>
-              </w:rPr>
-              <w:t>데이터·온보딩·홈</w:t>
-            </w:r>
-            <w:r>
-              <w:br/>
-            </w:r>
-            <w:r>
-              <w:rPr>
-                <w:rFonts w:ascii="휴먼명조" w:hAnsi="휴먼명조" w:eastAsia="휴먼명조" w:cs="휴먼명조"/>
-                <w:b w:val="0"/>
-                <w:i w:val="0"/>
-                <w:color w:val="000000"/>
-                <w:sz w:val="17"/>
-              </w:rPr>
-              <w:t>문서·기관·OCR·채팅</w:t>
-            </w:r>
-          </w:p>
-        </w:tc>
-        <w:tc>
-          <w:tcPr>
-            <w:tcW w:type="dxa" w:w="450"/>
-            <w:vMerge/>
-          </w:tcPr>
-          <w:p/>
-        </w:tc>
-        <w:tc>
-          <w:tcPr>
-            <w:tcW w:type="dxa" w:w="3060"/>
-            <w:shd w:fill="FFFFFF" w:val="clear"/>
-            <w:tcBorders>
-              <w:top w:val="single" w:sz="10" w:space="0" w:color="000000"/>
-              <w:bottom w:val="single" w:sz="10" w:space="0" w:color="000000"/>
-              <w:start w:val="single" w:sz="10" w:space="0" w:color="000000"/>
-              <w:end w:val="single" w:sz="10" w:space="0" w:color="000000"/>
-              <w:insideH w:val="single" w:sz="10" w:space="0" w:color="000000"/>
-              <w:insideV w:val="single" w:sz="10" w:space="0" w:color="000000"/>
-            </w:tcBorders>
-            <w:tcMar>
-              <w:top w:w="130" w:type="dxa"/>
-              <w:start w:w="70" w:type="dxa"/>
-              <w:bottom w:w="130" w:type="dxa"/>
-              <w:end w:w="70" w:type="dxa"/>
-            </w:tcMar>
-            <w:vAlign w:val="center"/>
-          </w:tcPr>
-          <w:p>
-            <w:pPr>
-              <w:keepNext w:val="0"/>
-              <w:keepLines/>
-              <w:spacing w:before="0" w:after="0" w:line="312" w:lineRule="auto"/>
-              <w:jc w:val="center"/>
-            </w:pPr>
-            <w:r/>
-            <w:r>
-              <w:rPr>
-                <w:rFonts w:ascii="휴먼명조" w:hAnsi="휴먼명조" w:eastAsia="휴먼명조" w:cs="휴먼명조"/>
-                <w:b w:val="0"/>
-                <w:i w:val="0"/>
-                <w:color w:val="000000"/>
-                <w:sz w:val="17"/>
-              </w:rPr>
-              <w:t>실데이터 조회</w:t>
-            </w:r>
-            <w:r>
-              <w:br/>
-            </w:r>
-            <w:r>
-              <w:rPr>
-                <w:rFonts w:ascii="휴먼명조" w:hAnsi="휴먼명조" w:eastAsia="휴먼명조" w:cs="휴먼명조"/>
-                <w:b w:val="0"/>
-                <w:i w:val="0"/>
-                <w:color w:val="000000"/>
-                <w:sz w:val="17"/>
-              </w:rPr>
-              <w:t>반응형 사용자 흐름</w:t>
-            </w:r>
-          </w:p>
-        </w:tc>
-        <w:tc>
-          <w:tcPr>
-            <w:tcW w:type="dxa" w:w="450"/>
-            <w:vMerge/>
-          </w:tcPr>
-          <w:p/>
-        </w:tc>
-        <w:tc>
-          <w:tcPr>
-            <w:tcW w:type="dxa" w:w="3060"/>
-            <w:shd w:fill="FFFFFF" w:val="clear"/>
-            <w:tcBorders>
-              <w:top w:val="single" w:sz="10" w:space="0" w:color="000000"/>
-              <w:bottom w:val="single" w:sz="10" w:space="0" w:color="000000"/>
-              <w:start w:val="single" w:sz="10" w:space="0" w:color="000000"/>
-              <w:end w:val="single" w:sz="10" w:space="0" w:color="000000"/>
-              <w:insideH w:val="single" w:sz="10" w:space="0" w:color="000000"/>
-              <w:insideV w:val="single" w:sz="10" w:space="0" w:color="000000"/>
-            </w:tcBorders>
-            <w:tcMar>
-              <w:top w:w="130" w:type="dxa"/>
-              <w:start w:w="70" w:type="dxa"/>
-              <w:bottom w:w="130" w:type="dxa"/>
-              <w:end w:w="70" w:type="dxa"/>
-            </w:tcMar>
-            <w:vAlign w:val="center"/>
-          </w:tcPr>
-          <w:p>
-            <w:pPr>
-              <w:keepNext w:val="0"/>
-              <w:keepLines/>
-              <w:spacing w:before="0" w:after="0" w:line="312" w:lineRule="auto"/>
-              <w:jc w:val="center"/>
-            </w:pPr>
-            <w:r/>
-            <w:r>
-              <w:rPr>
-                <w:rFonts w:ascii="휴먼명조" w:hAnsi="휴먼명조" w:eastAsia="휴먼명조" w:cs="휴먼명조"/>
-                <w:b w:val="0"/>
-                <w:i w:val="0"/>
-                <w:color w:val="000000"/>
-                <w:sz w:val="17"/>
-              </w:rPr>
-              <w:t>전체 규칙 계산</w:t>
-            </w:r>
-            <w:r>
-              <w:br/>
-            </w:r>
-            <w:r>
-              <w:rPr>
-                <w:rFonts w:ascii="휴먼명조" w:hAnsi="휴먼명조" w:eastAsia="휴먼명조" w:cs="휴먼명조"/>
-                <w:b w:val="0"/>
-                <w:i w:val="0"/>
-                <w:color w:val="000000"/>
-                <w:sz w:val="17"/>
-              </w:rPr>
-              <w:t>운영자 검수·현장 실증</w:t>
-            </w:r>
-          </w:p>
-        </w:tc>
-      </w:tr>
-    </w:tbl>
-    <w:p>
-      <w:pPr>
-        <w:keepNext w:val="0"/>
-        <w:keepLines w:val="0"/>
-        <w:spacing w:before="80" w:after="80" w:line="300" w:lineRule="auto"/>
-        <w:jc w:val="center"/>
-      </w:pPr>
-      <w:r>
-        <w:rPr>
-          <w:rFonts w:ascii="휴먼명조" w:hAnsi="휴먼명조" w:eastAsia="휴먼명조" w:cs="휴먼명조"/>
-          <w:b/>
-          <w:i w:val="0"/>
-          <w:color w:val="000000"/>
-          <w:sz w:val="18"/>
-        </w:rPr>
-        <w:t>시제품 가점 대응: 반응형 웹에 AI 챗봇·OCR·캘린더·기관 지도를 실제 적용</w:t>
-      </w:r>
-    </w:p>
-    <w:tbl>
-      <w:tblPr>
-        <w:tblW w:type="dxa" w:w="10080"/>
-        <w:jc w:val="left"/>
-        <w:tblLayout w:type="fixed"/>
-        <w:tblLook w:firstColumn="1" w:firstRow="1" w:lastColumn="0" w:lastRow="0" w:noHBand="0" w:noVBand="1" w:val="04A0"/>
-        <w:tblInd w:w="120" w:type="dxa"/>
-      </w:tblPr>
-      <w:tblGrid>
-        <w:gridCol w:w="2100"/>
-        <w:gridCol w:w="7980"/>
-      </w:tblGrid>
-      <w:tr>
-        <w:trPr>
-          <w:tblHeader w:val="true"/>
-          <w:cantSplit/>
-        </w:trPr>
-        <w:tc>
-          <w:tcPr>
-            <w:tcW w:type="dxa" w:w="2100"/>
+            <w:tcW w:type="dxa" w:w="1800"/>
             <w:shd w:fill="000000" w:val="clear"/>
             <w:tcBorders>
               <w:top w:val="single" w:sz="8" w:space="0" w:color="000000"/>
@@ -10691,7 +9525,7 @@
                 <w:b/>
                 <w:i w:val="0"/>
                 <w:color w:val="FFFFFF"/>
-                <w:sz w:val="17"/>
+                <w:sz w:val="16"/>
               </w:rPr>
               <w:t>구분</w:t>
             </w:r>
@@ -10699,7 +9533,7 @@
         </w:tc>
         <w:tc>
           <w:tcPr>
-            <w:tcW w:type="dxa" w:w="7980"/>
+            <w:tcW w:type="dxa" w:w="6800"/>
             <w:shd w:fill="000000" w:val="clear"/>
             <w:tcBorders>
               <w:top w:val="single" w:sz="8" w:space="0" w:color="000000"/>
@@ -10731,9 +9565,49 @@
                 <w:b/>
                 <w:i w:val="0"/>
                 <w:color w:val="FFFFFF"/>
-                <w:sz w:val="17"/>
+                <w:sz w:val="16"/>
               </w:rPr>
               <w:t>현재 구현 내용</w:t>
+            </w:r>
+          </w:p>
+        </w:tc>
+        <w:tc>
+          <w:tcPr>
+            <w:tcW w:type="dxa" w:w="1480"/>
+            <w:shd w:fill="000000" w:val="clear"/>
+            <w:tcBorders>
+              <w:top w:val="single" w:sz="8" w:space="0" w:color="000000"/>
+              <w:bottom w:val="single" w:sz="8" w:space="0" w:color="000000"/>
+              <w:start w:val="single" w:sz="8" w:space="0" w:color="000000"/>
+              <w:end w:val="single" w:sz="8" w:space="0" w:color="000000"/>
+              <w:insideH w:val="single" w:sz="8" w:space="0" w:color="000000"/>
+              <w:insideV w:val="single" w:sz="8" w:space="0" w:color="000000"/>
+            </w:tcBorders>
+            <w:tcMar>
+              <w:top w:w="100" w:type="dxa"/>
+              <w:start w:w="100" w:type="dxa"/>
+              <w:bottom w:w="100" w:type="dxa"/>
+              <w:end w:w="100" w:type="dxa"/>
+            </w:tcMar>
+            <w:vAlign w:val="center"/>
+          </w:tcPr>
+          <w:p>
+            <w:pPr>
+              <w:keepNext w:val="0"/>
+              <w:keepLines/>
+              <w:spacing w:before="0" w:after="0" w:line="300" w:lineRule="auto"/>
+              <w:jc w:val="center"/>
+            </w:pPr>
+            <w:r/>
+            <w:r>
+              <w:rPr>
+                <w:rFonts w:ascii="휴먼명조" w:hAnsi="휴먼명조" w:eastAsia="휴먼명조" w:cs="휴먼명조"/>
+                <w:b/>
+                <w:i w:val="0"/>
+                <w:color w:val="FFFFFF"/>
+                <w:sz w:val="16"/>
+              </w:rPr>
+              <w:t>상태</w:t>
             </w:r>
           </w:p>
         </w:tc>
@@ -10744,7 +9618,7 @@
         </w:trPr>
         <w:tc>
           <w:tcPr>
-            <w:tcW w:type="dxa" w:w="2100"/>
+            <w:tcW w:type="dxa" w:w="1800"/>
             <w:shd w:fill="FFFFFF" w:val="clear"/>
             <w:tcBorders>
               <w:top w:val="single" w:sz="8" w:space="0" w:color="000000"/>
@@ -10776,7 +9650,7 @@
                 <w:b/>
                 <w:i w:val="0"/>
                 <w:color w:val="000000"/>
-                <w:sz w:val="17"/>
+                <w:sz w:val="16"/>
               </w:rPr>
               <w:t>데이터</w:t>
             </w:r>
@@ -10784,7 +9658,7 @@
         </w:tc>
         <w:tc>
           <w:tcPr>
-            <w:tcW w:type="dxa" w:w="7980"/>
+            <w:tcW w:type="dxa" w:w="6800"/>
             <w:shd w:fill="FFFFFF" w:val="clear"/>
             <w:tcBorders>
               <w:top w:val="single" w:sz="8" w:space="0" w:color="000000"/>
@@ -10816,9 +9690,49 @@
                 <w:b w:val="0"/>
                 <w:i w:val="0"/>
                 <w:color w:val="000000"/>
-                <w:sz w:val="17"/>
+                <w:sz w:val="16"/>
               </w:rPr>
               <w:t>공식 원천문서 24건 전체 파싱, 원문·근거·규칙·서비스 4계층, 13개 관계형 테이블과 684개 근거 매핑</w:t>
+            </w:r>
+          </w:p>
+        </w:tc>
+        <w:tc>
+          <w:tcPr>
+            <w:tcW w:type="dxa" w:w="1480"/>
+            <w:shd w:fill="FFFFFF" w:val="clear"/>
+            <w:tcBorders>
+              <w:top w:val="single" w:sz="8" w:space="0" w:color="000000"/>
+              <w:bottom w:val="single" w:sz="8" w:space="0" w:color="000000"/>
+              <w:start w:val="single" w:sz="8" w:space="0" w:color="000000"/>
+              <w:end w:val="single" w:sz="8" w:space="0" w:color="000000"/>
+              <w:insideH w:val="single" w:sz="8" w:space="0" w:color="000000"/>
+              <w:insideV w:val="single" w:sz="8" w:space="0" w:color="000000"/>
+            </w:tcBorders>
+            <w:tcMar>
+              <w:top w:w="100" w:type="dxa"/>
+              <w:start w:w="110" w:type="dxa"/>
+              <w:bottom w:w="100" w:type="dxa"/>
+              <w:end w:w="110" w:type="dxa"/>
+            </w:tcMar>
+            <w:vAlign w:val="center"/>
+          </w:tcPr>
+          <w:p>
+            <w:pPr>
+              <w:keepNext w:val="0"/>
+              <w:keepLines/>
+              <w:spacing w:before="0" w:after="0" w:line="324" w:lineRule="auto"/>
+              <w:jc w:val="center"/>
+            </w:pPr>
+            <w:r/>
+            <w:r>
+              <w:rPr>
+                <w:rFonts w:ascii="휴먼명조" w:hAnsi="휴먼명조" w:eastAsia="휴먼명조" w:cs="휴먼명조"/>
+                <w:b w:val="0"/>
+                <w:i w:val="0"/>
+                <w:color w:val="000000"/>
+                <w:sz w:val="16"/>
+              </w:rPr>
+              <w:t>구축 완료</w:t>
             </w:r>
           </w:p>
         </w:tc>
@@ -10829,7 +9743,7 @@
         </w:trPr>
         <w:tc>
           <w:tcPr>
-            <w:tcW w:type="dxa" w:w="2100"/>
+            <w:tcW w:type="dxa" w:w="1800"/>
             <w:shd w:fill="FFFFFF" w:val="clear"/>
             <w:tcBorders>
               <w:top w:val="single" w:sz="8" w:space="0" w:color="000000"/>
@@ -10861,7 +9775,7 @@
                 <w:b/>
                 <w:i w:val="0"/>
                 <w:color w:val="000000"/>
-                <w:sz w:val="17"/>
+                <w:sz w:val="16"/>
               </w:rPr>
               <w:t>AI 챗봇</w:t>
             </w:r>
@@ -10869,7 +9783,7 @@
         </w:tc>
         <w:tc>
           <w:tcPr>
-            <w:tcW w:type="dxa" w:w="7980"/>
+            <w:tcW w:type="dxa" w:w="6800"/>
             <w:shd w:fill="FFFFFF" w:val="clear"/>
             <w:tcBorders>
               <w:top w:val="single" w:sz="8" w:space="0" w:color="000000"/>
@@ -10901,9 +9815,49 @@
                 <w:b w:val="0"/>
                 <w:i w:val="0"/>
                 <w:color w:val="000000"/>
-                <w:sz w:val="17"/>
+                <w:sz w:val="16"/>
               </w:rPr>
               <w:t>의도·위험·사용자·지역·비자·언어 스크리닝, 제한형 데이터 조회, 다국어 답변</w:t>
+            </w:r>
+          </w:p>
+        </w:tc>
+        <w:tc>
+          <w:tcPr>
+            <w:tcW w:type="dxa" w:w="1480"/>
+            <w:shd w:fill="FFFFFF" w:val="clear"/>
+            <w:tcBorders>
+              <w:top w:val="single" w:sz="8" w:space="0" w:color="000000"/>
+              <w:bottom w:val="single" w:sz="8" w:space="0" w:color="000000"/>
+              <w:start w:val="single" w:sz="8" w:space="0" w:color="000000"/>
+              <w:end w:val="single" w:sz="8" w:space="0" w:color="000000"/>
+              <w:insideH w:val="single" w:sz="8" w:space="0" w:color="000000"/>
+              <w:insideV w:val="single" w:sz="8" w:space="0" w:color="000000"/>
+            </w:tcBorders>
+            <w:tcMar>
+              <w:top w:w="100" w:type="dxa"/>
+              <w:start w:w="110" w:type="dxa"/>
+              <w:bottom w:w="100" w:type="dxa"/>
+              <w:end w:w="110" w:type="dxa"/>
+            </w:tcMar>
+            <w:vAlign w:val="center"/>
+          </w:tcPr>
+          <w:p>
+            <w:pPr>
+              <w:keepNext w:val="0"/>
+              <w:keepLines/>
+              <w:spacing w:before="0" w:after="0" w:line="324" w:lineRule="auto"/>
+              <w:jc w:val="center"/>
+            </w:pPr>
+            <w:r/>
+            <w:r>
+              <w:rPr>
+                <w:rFonts w:ascii="휴먼명조" w:hAnsi="휴먼명조" w:eastAsia="휴먼명조" w:cs="휴먼명조"/>
+                <w:b w:val="0"/>
+                <w:i w:val="0"/>
+                <w:color w:val="000000"/>
+                <w:sz w:val="16"/>
+              </w:rPr>
+              <w:t>시제품 적용</w:t>
             </w:r>
           </w:p>
         </w:tc>
@@ -10914,7 +9868,7 @@
         </w:trPr>
         <w:tc>
           <w:tcPr>
-            <w:tcW w:type="dxa" w:w="2100"/>
+            <w:tcW w:type="dxa" w:w="1800"/>
             <w:shd w:fill="FFFFFF" w:val="clear"/>
             <w:tcBorders>
               <w:top w:val="single" w:sz="8" w:space="0" w:color="000000"/>
@@ -10946,7 +9900,7 @@
                 <w:b/>
                 <w:i w:val="0"/>
                 <w:color w:val="000000"/>
-                <w:sz w:val="17"/>
+                <w:sz w:val="16"/>
               </w:rPr>
               <w:t>위험 라우팅</w:t>
             </w:r>
@@ -10954,7 +9908,7 @@
         </w:tc>
         <w:tc>
           <w:tcPr>
-            <w:tcW w:type="dxa" w:w="7980"/>
+            <w:tcW w:type="dxa" w:w="6800"/>
             <w:shd w:fill="FFFFFF" w:val="clear"/>
             <w:tcBorders>
               <w:top w:val="single" w:sz="8" w:space="0" w:color="000000"/>
@@ -10986,9 +9940,49 @@
                 <w:b w:val="0"/>
                 <w:i w:val="0"/>
                 <w:color w:val="000000"/>
-                <w:sz w:val="17"/>
+                <w:sz w:val="16"/>
               </w:rPr>
               <w:t>임금체불·산재·폭행·불법취업·거주조건 위반 분류, 사용자·지역별 기관 연결</w:t>
+            </w:r>
+          </w:p>
+        </w:tc>
+        <w:tc>
+          <w:tcPr>
+            <w:tcW w:type="dxa" w:w="1480"/>
+            <w:shd w:fill="FFFFFF" w:val="clear"/>
+            <w:tcBorders>
+              <w:top w:val="single" w:sz="8" w:space="0" w:color="000000"/>
+              <w:bottom w:val="single" w:sz="8" w:space="0" w:color="000000"/>
+              <w:start w:val="single" w:sz="8" w:space="0" w:color="000000"/>
+              <w:end w:val="single" w:sz="8" w:space="0" w:color="000000"/>
+              <w:insideH w:val="single" w:sz="8" w:space="0" w:color="000000"/>
+              <w:insideV w:val="single" w:sz="8" w:space="0" w:color="000000"/>
+            </w:tcBorders>
+            <w:tcMar>
+              <w:top w:w="100" w:type="dxa"/>
+              <w:start w:w="110" w:type="dxa"/>
+              <w:bottom w:w="100" w:type="dxa"/>
+              <w:end w:w="110" w:type="dxa"/>
+            </w:tcMar>
+            <w:vAlign w:val="center"/>
+          </w:tcPr>
+          <w:p>
+            <w:pPr>
+              <w:keepNext w:val="0"/>
+              <w:keepLines/>
+              <w:spacing w:before="0" w:after="0" w:line="324" w:lineRule="auto"/>
+              <w:jc w:val="center"/>
+            </w:pPr>
+            <w:r/>
+            <w:r>
+              <w:rPr>
+                <w:rFonts w:ascii="휴먼명조" w:hAnsi="휴먼명조" w:eastAsia="휴먼명조" w:cs="휴먼명조"/>
+                <w:b w:val="0"/>
+                <w:i w:val="0"/>
+                <w:color w:val="000000"/>
+                <w:sz w:val="16"/>
+              </w:rPr>
+              <w:t>시제품 적용</w:t>
             </w:r>
           </w:p>
         </w:tc>
@@ -10999,7 +9993,7 @@
         </w:trPr>
         <w:tc>
           <w:tcPr>
-            <w:tcW w:type="dxa" w:w="2100"/>
+            <w:tcW w:type="dxa" w:w="1800"/>
             <w:shd w:fill="FFFFFF" w:val="clear"/>
             <w:tcBorders>
               <w:top w:val="single" w:sz="8" w:space="0" w:color="000000"/>
@@ -11031,7 +10025,7 @@
                 <w:b/>
                 <w:i w:val="0"/>
                 <w:color w:val="000000"/>
-                <w:sz w:val="17"/>
+                <w:sz w:val="16"/>
               </w:rPr>
               <w:t>OCR 도우미</w:t>
             </w:r>
@@ -11039,7 +10033,7 @@
         </w:tc>
         <w:tc>
           <w:tcPr>
-            <w:tcW w:type="dxa" w:w="7980"/>
+            <w:tcW w:type="dxa" w:w="6800"/>
             <w:shd w:fill="FFFFFF" w:val="clear"/>
             <w:tcBorders>
               <w:top w:val="single" w:sz="8" w:space="0" w:color="000000"/>
@@ -11071,9 +10065,49 @@
                 <w:b w:val="0"/>
                 <w:i w:val="0"/>
                 <w:color w:val="000000"/>
-                <w:sz w:val="17"/>
+                <w:sz w:val="16"/>
               </w:rPr>
               <w:t>서식 템플릿 분석, 필드별 누락·작성 주체·수동 확인, 6개 언어 질문 도우미</w:t>
+            </w:r>
+          </w:p>
+        </w:tc>
+        <w:tc>
+          <w:tcPr>
+            <w:tcW w:type="dxa" w:w="1480"/>
+            <w:shd w:fill="FFFFFF" w:val="clear"/>
+            <w:tcBorders>
+              <w:top w:val="single" w:sz="8" w:space="0" w:color="000000"/>
+              <w:bottom w:val="single" w:sz="8" w:space="0" w:color="000000"/>
+              <w:start w:val="single" w:sz="8" w:space="0" w:color="000000"/>
+              <w:end w:val="single" w:sz="8" w:space="0" w:color="000000"/>
+              <w:insideH w:val="single" w:sz="8" w:space="0" w:color="000000"/>
+              <w:insideV w:val="single" w:sz="8" w:space="0" w:color="000000"/>
+            </w:tcBorders>
+            <w:tcMar>
+              <w:top w:w="100" w:type="dxa"/>
+              <w:start w:w="110" w:type="dxa"/>
+              <w:bottom w:w="100" w:type="dxa"/>
+              <w:end w:w="110" w:type="dxa"/>
+            </w:tcMar>
+            <w:vAlign w:val="center"/>
+          </w:tcPr>
+          <w:p>
+            <w:pPr>
+              <w:keepNext w:val="0"/>
+              <w:keepLines/>
+              <w:spacing w:before="0" w:after="0" w:line="324" w:lineRule="auto"/>
+              <w:jc w:val="center"/>
+            </w:pPr>
+            <w:r/>
+            <w:r>
+              <w:rPr>
+                <w:rFonts w:ascii="휴먼명조" w:hAnsi="휴먼명조" w:eastAsia="휴먼명조" w:cs="휴먼명조"/>
+                <w:b w:val="0"/>
+                <w:i w:val="0"/>
+                <w:color w:val="000000"/>
+                <w:sz w:val="16"/>
+              </w:rPr>
+              <w:t>시제품 적용</w:t>
             </w:r>
           </w:p>
         </w:tc>
@@ -11084,7 +10118,7 @@
         </w:trPr>
         <w:tc>
           <w:tcPr>
-            <w:tcW w:type="dxa" w:w="2100"/>
+            <w:tcW w:type="dxa" w:w="1800"/>
             <w:shd w:fill="FFFFFF" w:val="clear"/>
             <w:tcBorders>
               <w:top w:val="single" w:sz="8" w:space="0" w:color="000000"/>
@@ -11116,7 +10150,7 @@
                 <w:b/>
                 <w:i w:val="0"/>
                 <w:color w:val="000000"/>
-                <w:sz w:val="17"/>
+                <w:sz w:val="16"/>
               </w:rPr>
               <w:t>공고 일정</w:t>
             </w:r>
@@ -11124,7 +10158,7 @@
         </w:tc>
         <w:tc>
           <w:tcPr>
-            <w:tcW w:type="dxa" w:w="7980"/>
+            <w:tcW w:type="dxa" w:w="6800"/>
             <w:shd w:fill="FFFFFF" w:val="clear"/>
             <w:tcBorders>
               <w:top w:val="single" w:sz="8" w:space="0" w:color="000000"/>
@@ -11156,9 +10190,49 @@
                 <w:b w:val="0"/>
                 <w:i w:val="0"/>
                 <w:color w:val="000000"/>
-                <w:sz w:val="17"/>
+                <w:sz w:val="16"/>
               </w:rPr>
               <w:t>목표 비자별 접수기간 표시, 기준일·offset 계산, 일정 검색·개인 일정 등록</w:t>
+            </w:r>
+          </w:p>
+        </w:tc>
+        <w:tc>
+          <w:tcPr>
+            <w:tcW w:type="dxa" w:w="1480"/>
+            <w:shd w:fill="FFFFFF" w:val="clear"/>
+            <w:tcBorders>
+              <w:top w:val="single" w:sz="8" w:space="0" w:color="000000"/>
+              <w:bottom w:val="single" w:sz="8" w:space="0" w:color="000000"/>
+              <w:start w:val="single" w:sz="8" w:space="0" w:color="000000"/>
+              <w:end w:val="single" w:sz="8" w:space="0" w:color="000000"/>
+              <w:insideH w:val="single" w:sz="8" w:space="0" w:color="000000"/>
+              <w:insideV w:val="single" w:sz="8" w:space="0" w:color="000000"/>
+            </w:tcBorders>
+            <w:tcMar>
+              <w:top w:w="100" w:type="dxa"/>
+              <w:start w:w="110" w:type="dxa"/>
+              <w:bottom w:w="100" w:type="dxa"/>
+              <w:end w:w="110" w:type="dxa"/>
+            </w:tcMar>
+            <w:vAlign w:val="center"/>
+          </w:tcPr>
+          <w:p>
+            <w:pPr>
+              <w:keepNext w:val="0"/>
+              <w:keepLines/>
+              <w:spacing w:before="0" w:after="0" w:line="324" w:lineRule="auto"/>
+              <w:jc w:val="center"/>
+            </w:pPr>
+            <w:r/>
+            <w:r>
+              <w:rPr>
+                <w:rFonts w:ascii="휴먼명조" w:hAnsi="휴먼명조" w:eastAsia="휴먼명조" w:cs="휴먼명조"/>
+                <w:b w:val="0"/>
+                <w:i w:val="0"/>
+                <w:color w:val="000000"/>
+                <w:sz w:val="16"/>
+              </w:rPr>
+              <w:t>시제품 적용</w:t>
             </w:r>
           </w:p>
         </w:tc>
@@ -11169,7 +10243,7 @@
         </w:trPr>
         <w:tc>
           <w:tcPr>
-            <w:tcW w:type="dxa" w:w="2100"/>
+            <w:tcW w:type="dxa" w:w="1800"/>
             <w:shd w:fill="FFFFFF" w:val="clear"/>
             <w:tcBorders>
               <w:top w:val="single" w:sz="8" w:space="0" w:color="000000"/>
@@ -11201,7 +10275,7 @@
                 <w:b/>
                 <w:i w:val="0"/>
                 <w:color w:val="000000"/>
-                <w:sz w:val="17"/>
+                <w:sz w:val="16"/>
               </w:rPr>
               <w:t>안전·개인정보</w:t>
             </w:r>
@@ -11209,7 +10283,7 @@
         </w:tc>
         <w:tc>
           <w:tcPr>
-            <w:tcW w:type="dxa" w:w="7980"/>
+            <w:tcW w:type="dxa" w:w="6800"/>
             <w:shd w:fill="FFFFFF" w:val="clear"/>
             <w:tcBorders>
               <w:top w:val="single" w:sz="8" w:space="0" w:color="000000"/>
@@ -11241,9 +10315,49 @@
                 <w:b w:val="0"/>
                 <w:i w:val="0"/>
                 <w:color w:val="000000"/>
-                <w:sz w:val="17"/>
+                <w:sz w:val="16"/>
               </w:rPr>
               <w:t>출처·연락처 원문 검증, OCR 비민감 필드 상태 활용, 대화 삭제와 비식별 운영 로그</w:t>
+            </w:r>
+          </w:p>
+        </w:tc>
+        <w:tc>
+          <w:tcPr>
+            <w:tcW w:type="dxa" w:w="1480"/>
+            <w:shd w:fill="FFFFFF" w:val="clear"/>
+            <w:tcBorders>
+              <w:top w:val="single" w:sz="8" w:space="0" w:color="000000"/>
+              <w:bottom w:val="single" w:sz="8" w:space="0" w:color="000000"/>
+              <w:start w:val="single" w:sz="8" w:space="0" w:color="000000"/>
+              <w:end w:val="single" w:sz="8" w:space="0" w:color="000000"/>
+              <w:insideH w:val="single" w:sz="8" w:space="0" w:color="000000"/>
+              <w:insideV w:val="single" w:sz="8" w:space="0" w:color="000000"/>
+            </w:tcBorders>
+            <w:tcMar>
+              <w:top w:w="100" w:type="dxa"/>
+              <w:start w:w="110" w:type="dxa"/>
+              <w:bottom w:w="100" w:type="dxa"/>
+              <w:end w:w="110" w:type="dxa"/>
+            </w:tcMar>
+            <w:vAlign w:val="center"/>
+          </w:tcPr>
+          <w:p>
+            <w:pPr>
+              <w:keepNext w:val="0"/>
+              <w:keepLines/>
+              <w:spacing w:before="0" w:after="0" w:line="324" w:lineRule="auto"/>
+              <w:jc w:val="center"/>
+            </w:pPr>
+            <w:r/>
+            <w:r>
+              <w:rPr>
+                <w:rFonts w:ascii="휴먼명조" w:hAnsi="휴먼명조" w:eastAsia="휴먼명조" w:cs="휴먼명조"/>
+                <w:b w:val="0"/>
+                <w:i w:val="0"/>
+                <w:color w:val="000000"/>
+                <w:sz w:val="16"/>
+              </w:rPr>
+              <w:t>적용</w:t>
             </w:r>
           </w:p>
         </w:tc>
@@ -13167,76 +12281,23 @@
         <w:spacing w:after="0"/>
       </w:pPr>
     </w:p>
-    <w:tbl>
-      <w:tblPr>
-        <w:tblW w:type="dxa" w:w="10080"/>
-        <w:jc w:val="left"/>
-        <w:tblLayout w:type="fixed"/>
-        <w:tblLook w:firstColumn="1" w:firstRow="1" w:lastColumn="0" w:lastRow="0" w:noHBand="0" w:noVBand="1" w:val="04A0"/>
-        <w:tblInd w:w="120" w:type="dxa"/>
-      </w:tblPr>
-      <w:tblGrid>
-        <w:gridCol w:w="10080"/>
-      </w:tblGrid>
-      <w:tr>
-        <w:trPr>
-          <w:tblHeader w:val="true"/>
-        </w:trPr>
-        <w:tc>
-          <w:tcPr>
-            <w:tcW w:type="dxa" w:w="10080"/>
-            <w:tcMar>
-              <w:top w:w="130" w:type="dxa"/>
-              <w:start w:w="180" w:type="dxa"/>
-              <w:bottom w:w="130" w:type="dxa"/>
-              <w:end w:w="180" w:type="dxa"/>
-            </w:tcMar>
-            <w:shd w:fill="FFFFFF" w:val="clear"/>
-            <w:tcBorders>
-              <w:top w:val="single" w:sz="12" w:space="0" w:color="000000"/>
-              <w:bottom w:val="single" w:sz="12" w:space="0" w:color="000000"/>
-              <w:start w:val="single" w:sz="12" w:space="0" w:color="000000"/>
-              <w:end w:val="single" w:sz="12" w:space="0" w:color="000000"/>
-              <w:insideH w:val="single" w:sz="12" w:space="0" w:color="000000"/>
-              <w:insideV w:val="single" w:sz="12" w:space="0" w:color="000000"/>
-            </w:tcBorders>
-          </w:tcPr>
-          <w:p>
-            <w:pPr>
-              <w:keepNext w:val="0"/>
-              <w:keepLines w:val="0"/>
-              <w:spacing w:before="0" w:after="0" w:line="348" w:lineRule="auto"/>
-              <w:jc w:val="left"/>
-            </w:pPr>
-            <w:r/>
-            <w:r>
-              <w:rPr>
-                <w:rFonts w:ascii="휴먼명조" w:hAnsi="휴먼명조" w:eastAsia="휴먼명조" w:cs="휴먼명조"/>
-                <w:b/>
-                <w:i w:val="0"/>
-                <w:color w:val="000000"/>
-                <w:sz w:val="20"/>
-              </w:rPr>
-              <w:t xml:space="preserve">비용 구조와 충북 지역 환류  </w:t>
-            </w:r>
-            <w:r>
-              <w:rPr>
-                <w:rFonts w:ascii="휴먼명조" w:hAnsi="휴먼명조" w:eastAsia="휴먼명조" w:cs="휴먼명조"/>
-                <w:b w:val="0"/>
-                <w:i w:val="0"/>
-                <w:color w:val="000000"/>
-                <w:sz w:val="20"/>
-              </w:rPr>
-              <w:t>기관이 소액의 AI 처리비와 데이터 운영비를 부담하면 외국인 주민은 비용 없이 서류 누락·공고 일정·지원기관을 확인한다. 이를 통해 채용 이후 비자 전환 과정의 이탈을 줄이고 충북 기업의 외국인 인력 유지와 지역 정착으로 편익을 환류한다. 가격·비용 수치는 현재 가설이며 실제 사용량과 현장 지불의향으로 확정한다.</w:t>
-            </w:r>
-          </w:p>
-        </w:tc>
-      </w:tr>
-    </w:tbl>
     <w:p>
       <w:pPr>
-        <w:spacing w:after="0"/>
+        <w:keepNext w:val="0"/>
+        <w:keepLines w:val="0"/>
+        <w:spacing w:before="0" w:after="120" w:line="384" w:lineRule="auto"/>
+        <w:jc w:val="both"/>
       </w:pPr>
+      <w:r>
+        <w:rPr>
+          <w:rFonts w:ascii="휴먼명조" w:hAnsi="휴먼명조" w:eastAsia="휴먼명조" w:cs="휴먼명조"/>
+          <w:b w:val="0"/>
+          <w:i w:val="0"/>
+          <w:color w:val="000000"/>
+          <w:sz w:val="22"/>
+        </w:rPr>
+        <w:t>기관이 소액의 AI 처리비와 데이터 운영비를 부담하면 외국인 주민은 비용 없이 서류 누락·공고 일정·지원기관을 확인할 수 있다. 이를 통해 채용 이후 비자 전환 과정의 이탈을 줄이고, 충북 기업의 외국인 인력 유지와 지역 정착으로 편익을 환류한다. 가격과 비용은 실제 사용량과 현장 지불의향을 검증한 뒤 확정한다.</w:t>
+      </w:r>
     </w:p>
     <w:p>
       <w:r>
@@ -15235,76 +14296,23 @@
         <w:t>타 지자체 지역특화형 비자 플랫폼, 대학 유학생 관리, 기업 외국인 인력 온보딩, 외국인지원기관 상담 보조, 행정문서 변경 모니터링, 쉬운 행정정보·다국어 콘텐츠로 확장할 수 있다.</w:t>
       </w:r>
     </w:p>
-    <w:tbl>
-      <w:tblPr>
-        <w:tblW w:type="dxa" w:w="10080"/>
-        <w:jc w:val="left"/>
-        <w:tblLayout w:type="fixed"/>
-        <w:tblLook w:firstColumn="1" w:firstRow="1" w:lastColumn="0" w:lastRow="0" w:noHBand="0" w:noVBand="1" w:val="04A0"/>
-        <w:tblInd w:w="120" w:type="dxa"/>
-      </w:tblPr>
-      <w:tblGrid>
-        <w:gridCol w:w="10080"/>
-      </w:tblGrid>
-      <w:tr>
-        <w:trPr>
-          <w:tblHeader w:val="true"/>
-        </w:trPr>
-        <w:tc>
-          <w:tcPr>
-            <w:tcW w:type="dxa" w:w="10080"/>
-            <w:tcMar>
-              <w:top w:w="130" w:type="dxa"/>
-              <w:start w:w="180" w:type="dxa"/>
-              <w:bottom w:w="130" w:type="dxa"/>
-              <w:end w:w="180" w:type="dxa"/>
-            </w:tcMar>
-            <w:shd w:fill="FFFFFF" w:val="clear"/>
-            <w:tcBorders>
-              <w:top w:val="single" w:sz="12" w:space="0" w:color="000000"/>
-              <w:bottom w:val="single" w:sz="12" w:space="0" w:color="000000"/>
-              <w:start w:val="single" w:sz="12" w:space="0" w:color="000000"/>
-              <w:end w:val="single" w:sz="12" w:space="0" w:color="000000"/>
-              <w:insideH w:val="single" w:sz="12" w:space="0" w:color="000000"/>
-              <w:insideV w:val="single" w:sz="12" w:space="0" w:color="000000"/>
-            </w:tcBorders>
-          </w:tcPr>
-          <w:p>
-            <w:pPr>
-              <w:keepNext w:val="0"/>
-              <w:keepLines w:val="0"/>
-              <w:spacing w:before="0" w:after="0" w:line="348" w:lineRule="auto"/>
-              <w:jc w:val="left"/>
-            </w:pPr>
-            <w:r/>
-            <w:r>
-              <w:rPr>
-                <w:rFonts w:ascii="휴먼명조" w:hAnsi="휴먼명조" w:eastAsia="휴먼명조" w:cs="휴먼명조"/>
-                <w:b/>
-                <w:i w:val="0"/>
-                <w:color w:val="000000"/>
-                <w:sz w:val="20"/>
-              </w:rPr>
-              <w:t xml:space="preserve">최종 제안  </w:t>
-            </w:r>
-            <w:r>
-              <w:rPr>
-                <w:rFonts w:ascii="휴먼명조" w:hAnsi="휴먼명조" w:eastAsia="휴먼명조" w:cs="휴먼명조"/>
-                <w:b w:val="0"/>
-                <w:i w:val="0"/>
-                <w:color w:val="000000"/>
-                <w:sz w:val="20"/>
-              </w:rPr>
-              <w:t>비자부기는 또 하나의 정보 페이지가 아니다. AI가 질문을 이해하고, OCR로 서류를 읽고, 공고 일정을 추적하며, 위험상황에는 전문기관으로 선제 연결한다. 구축 대상 공식 문서 전체를 근거·규칙·행동으로 전환한 충북 현안 해결형 AI 비자·정착 디지털 인프라다.</w:t>
-            </w:r>
-          </w:p>
-        </w:tc>
-      </w:tr>
-    </w:tbl>
     <w:p>
       <w:pPr>
-        <w:spacing w:after="0"/>
+        <w:keepNext w:val="0"/>
+        <w:keepLines w:val="0"/>
+        <w:spacing w:before="0" w:after="120" w:line="384" w:lineRule="auto"/>
+        <w:jc w:val="both"/>
       </w:pPr>
+      <w:r>
+        <w:rPr>
+          <w:rFonts w:ascii="휴먼명조" w:hAnsi="휴먼명조" w:eastAsia="휴먼명조" w:cs="휴먼명조"/>
+          <w:b w:val="0"/>
+          <w:i w:val="0"/>
+          <w:color w:val="000000"/>
+          <w:sz w:val="22"/>
+        </w:rPr>
+        <w:t>비자부기는 외국인 주민의 질문, 서류, 공고 일정을 한곳에서 관리한다. AI가 질문의 맥락을 파악하고 OCR이 서류 상태를 확인한다. 위험 신호가 발견되면 전문기관 연락처를 우선 제시한다. 공식 문서를 근거·규칙·서비스 데이터로 연결한 충북형 비자·정착 지원 서비스다.</w:t>
+      </w:r>
     </w:p>
     <w:p>
       <w:r>
@@ -15826,76 +14834,23 @@
         </w:r>
       </w:hyperlink>
     </w:p>
-    <w:tbl>
-      <w:tblPr>
-        <w:tblW w:type="dxa" w:w="10080"/>
-        <w:jc w:val="left"/>
-        <w:tblLayout w:type="fixed"/>
-        <w:tblLook w:firstColumn="1" w:firstRow="1" w:lastColumn="0" w:lastRow="0" w:noHBand="0" w:noVBand="1" w:val="04A0"/>
-        <w:tblInd w:w="120" w:type="dxa"/>
-      </w:tblPr>
-      <w:tblGrid>
-        <w:gridCol w:w="10080"/>
-      </w:tblGrid>
-      <w:tr>
-        <w:trPr>
-          <w:tblHeader w:val="true"/>
-        </w:trPr>
-        <w:tc>
-          <w:tcPr>
-            <w:tcW w:type="dxa" w:w="10080"/>
-            <w:tcMar>
-              <w:top w:w="130" w:type="dxa"/>
-              <w:start w:w="180" w:type="dxa"/>
-              <w:bottom w:w="130" w:type="dxa"/>
-              <w:end w:w="180" w:type="dxa"/>
-            </w:tcMar>
-            <w:shd w:fill="FFFFFF" w:val="clear"/>
-            <w:tcBorders>
-              <w:top w:val="single" w:sz="12" w:space="0" w:color="000000"/>
-              <w:bottom w:val="single" w:sz="12" w:space="0" w:color="000000"/>
-              <w:start w:val="single" w:sz="12" w:space="0" w:color="000000"/>
-              <w:end w:val="single" w:sz="12" w:space="0" w:color="000000"/>
-              <w:insideH w:val="single" w:sz="12" w:space="0" w:color="000000"/>
-              <w:insideV w:val="single" w:sz="12" w:space="0" w:color="000000"/>
-            </w:tcBorders>
-          </w:tcPr>
-          <w:p>
-            <w:pPr>
-              <w:keepNext w:val="0"/>
-              <w:keepLines w:val="0"/>
-              <w:spacing w:before="0" w:after="0" w:line="348" w:lineRule="auto"/>
-              <w:jc w:val="left"/>
-            </w:pPr>
-            <w:r/>
-            <w:r>
-              <w:rPr>
-                <w:rFonts w:ascii="휴먼명조" w:hAnsi="휴먼명조" w:eastAsia="휴먼명조" w:cs="휴먼명조"/>
-                <w:b/>
-                <w:i w:val="0"/>
-                <w:color w:val="000000"/>
-                <w:sz w:val="20"/>
-              </w:rPr>
-              <w:t xml:space="preserve">작성 원칙  </w:t>
-            </w:r>
-            <w:r>
-              <w:rPr>
-                <w:rFonts w:ascii="휴먼명조" w:hAnsi="휴먼명조" w:eastAsia="휴먼명조" w:cs="휴먼명조"/>
-                <w:b w:val="0"/>
-                <w:i w:val="0"/>
-                <w:color w:val="000000"/>
-                <w:sz w:val="20"/>
-              </w:rPr>
-              <w:t>통계와 정책 주장은 공식기관 자료를 기준으로 작성했다. 데이터·구현 수치는 팀 저장소 기준이며, 성과 목표는 현재 실적이 아닌 실증 목표다. 자격 결과는 참고용 자가진단으로 제공하고 최종 신청·판정은 관할 행정기관에서 수행한다.</w:t>
-            </w:r>
-          </w:p>
-        </w:tc>
-      </w:tr>
-    </w:tbl>
     <w:p>
       <w:pPr>
-        <w:spacing w:after="0"/>
+        <w:keepNext w:val="0"/>
+        <w:keepLines w:val="0"/>
+        <w:spacing w:before="0" w:after="120" w:line="384" w:lineRule="auto"/>
+        <w:jc w:val="both"/>
       </w:pPr>
+      <w:r>
+        <w:rPr>
+          <w:rFonts w:ascii="휴먼명조" w:hAnsi="휴먼명조" w:eastAsia="휴먼명조" w:cs="휴먼명조"/>
+          <w:b w:val="0"/>
+          <w:i w:val="0"/>
+          <w:color w:val="000000"/>
+          <w:sz w:val="22"/>
+        </w:rPr>
+        <w:t>통계와 정책 주장은 공식기관 자료를 기준으로 작성했다. 데이터·구현 수치는 팀 저장소 기준이며, 성과 목표는 현재 실적이 아닌 실증 목표다. 자격 결과는 참고용 자가진단으로 제공하고 최종 신청·판정은 관할 행정기관에서 수행한다.</w:t>
+      </w:r>
     </w:p>
     <w:sectPr>
       <w:headerReference w:type="default" r:id="rId9"/>

--- a/docs/business-plan/2026_ICT융합공모전_비자부기_사업계획서_최종안.docx
+++ b/docs/business-plan/2026_ICT융합공모전_비자부기_사업계획서_최종안.docx
@@ -1039,7 +1039,7 @@
           <w:color w:val="000000"/>
           <w:sz w:val="22"/>
         </w:rPr>
-        <w:t>외국인 주민의 비자 준비에는 세 가지 정보격차가 있다. 자신의 상황을 어떤 비자 요건과 연결해야 하는지 모르는 질문 격차, 신청서의 작성자와 보완항목을 구분하기 어려운 서류 격차, 공고의 접수기간과 개인별 행정기한을 추적하기 어려운 시간 격차다.</w:t>
+        <w:t>외국인 주민이 비자를 준비하려면 먼저 자신의 상황에 맞는 체류자격을 찾아야 한다. 신청 단계에서는 서류 작성 주체와 보완항목을 구분해야 하고, 공고 접수기간과 개인별 행정기한도 따로 관리해야 한다. 어느 하나라도 놓치면 신청이 늦어질 수 있다.</w:t>
       </w:r>
     </w:p>
     <w:p>
@@ -1057,7 +1057,7 @@
           <w:color w:val="000000"/>
           <w:sz w:val="22"/>
         </w:rPr>
-        <w:t>정보는 PDF·HWPX·HWP의 본문·표·각주·붙임서식에 분산되어 있다. 질문에 답을 얻어도 서류 누락이나 마감일을 놓치면 신청을 진행할 수 없다. 비자부기는 AI 챗봇·OCR·공고 스케줄링을 연결해 질문을 실제 행정 행동으로 변환한다.</w:t>
+        <w:t>공식 자료는 PDF·HWPX·HWP의 본문과 표, 각주, 붙임서식에 흩어져 있다. 검색이나 상담으로 답을 얻더라도 필요한 서류와 마감일은 사용자가 다시 정리해야 한다. 비자부기는 AI 챗봇, OCR, 공고 스케줄링을 연결해 질문에 대한 답을 체크리스트와 일정으로 이어준다.</w:t>
       </w:r>
     </w:p>
     <w:tbl>
@@ -1457,6 +1457,42 @@
       <w:pPr>
         <w:keepNext w:val="0"/>
         <w:keepLines w:val="0"/>
+        <w:spacing w:before="0" w:after="60" w:line="384" w:lineRule="auto"/>
+        <w:jc w:val="both"/>
+      </w:pPr>
+      <w:r>
+        <w:rPr>
+          <w:rFonts w:ascii="휴먼명조" w:hAnsi="휴먼명조" w:eastAsia="휴먼명조" w:cs="휴먼명조"/>
+          <w:b w:val="0"/>
+          <w:i w:val="0"/>
+          <w:color w:val="000000"/>
+          <w:sz w:val="22"/>
+        </w:rPr>
+        <w:t>2025년 충북의 장기체류외국인은 86,490명이다. 이 가운데 E계열 체류자격으로 취업한 외국인은 27,705명이며, 2026년 4월 기준 외국인 유학생은 14,303명에 이른다. [8][9]</w:t>
+      </w:r>
+    </w:p>
+    <w:p>
+      <w:pPr>
+        <w:keepNext w:val="0"/>
+        <w:keepLines w:val="0"/>
+        <w:spacing w:before="0" w:after="60" w:line="384" w:lineRule="auto"/>
+        <w:jc w:val="both"/>
+      </w:pPr>
+      <w:r>
+        <w:rPr>
+          <w:rFonts w:ascii="휴먼명조" w:hAnsi="휴먼명조" w:eastAsia="휴먼명조" w:cs="휴먼명조"/>
+          <w:b w:val="0"/>
+          <w:i w:val="0"/>
+          <w:color w:val="000000"/>
+          <w:sz w:val="22"/>
+        </w:rPr>
+        <w:t>충북은 F-2-R과 E-7-4R 등 지역특화형 비자 사업을 계속 추진하고 있다. 2026년 외국인 유학생 채용박람회에는 유학생 약 700명과 도내 기업 32개사가 참여했다. 인구감소지역에 있는 13개 기업은 F-2-R 전환을 희망하는 유학생과 현장 면접을 진행했다. [2][3]</w:t>
+      </w:r>
+    </w:p>
+    <w:p>
+      <w:pPr>
+        <w:keepNext w:val="0"/>
+        <w:keepLines w:val="0"/>
         <w:spacing w:before="0" w:after="120" w:line="384" w:lineRule="auto"/>
         <w:jc w:val="both"/>
       </w:pPr>
@@ -1468,7 +1504,7 @@
           <w:color w:val="000000"/>
           <w:sz w:val="22"/>
         </w:rPr>
-        <w:t>2025년 충북의 장기체류외국인은 86,490명이며, 이 가운데 E계열 체류자격으로 취업한 외국인은 27,705명이다. 2026년 4월 기준 충북의 외국인 유학생도 14,303명에 이른다. 충북은 F-2-R·E-7-4R 등 지역특화형 비자 사업을 지속해서 추진하고 있으며, 2026년 외국인 유학생 채용박람회에는 유학생 약 700명과 도내 기업 32개사가 참여했다. 특히 인구감소지역 소재 13개 기업은 F-2-R 전환을 희망하는 외국인 유학생과 현장 면접을 진행했다. 채용, 비자 전환, 지역 정착은 실제로 하나의 과정으로 이어진다. 채용 이후의 이탈을 줄이는 일은 충북의 산업인력 확보와 지역 정착을 함께 지원하는 디지털 행정 과제다. [2][3][8][9]</w:t>
+        <w:t>채용 이후에는 비자 전환과 지역 정착이 이어진다. 이 과정에서 외국인 인재가 이탈하지 않도록 돕는 일은 충북의 산업인력 확보와 직결되는 디지털 행정 과제다.</w:t>
       </w:r>
     </w:p>
     <w:p>
@@ -1499,71 +1535,7 @@
           <w:color w:val="000000"/>
           <w:sz w:val="22"/>
         </w:rPr>
-        <w:t>팀은 화면부터 만들지 않고 구축 대상 공식 원천문서 24건 전체를 먼저 파싱했다. PDF·HWPX·HWP의 본문·표·각주·붙임서식을 추출한 뒤, 원문 계층→근거 계층→규칙 계층→서비스 계층의 4단계 데이터 구조를 구성했다. 사람이 원문과 대조한 자격요건·점수표·절차·서류·쿼터·변경이력만 13개 관계형 테이블로 이관하고, 684개 원천→서비스 근거 매핑으로 추적 가능하게 연결했다.</w:t>
-      </w:r>
-    </w:p>
-    <w:p>
-      <w:pPr>
-        <w:pStyle w:val="ListBullet"/>
-        <w:keepLines/>
-      </w:pPr>
-      <w:r>
-        <w:rPr>
-          <w:rFonts w:ascii="휴먼명조" w:hAnsi="휴먼명조" w:eastAsia="휴먼명조" w:cs="휴먼명조"/>
-          <w:b w:val="0"/>
-          <w:i w:val="0"/>
-          <w:color w:val="000000"/>
-          <w:sz w:val="21"/>
-        </w:rPr>
-        <w:t>표 병합셀·각주·구버전 HWP·페이지 불일치 때문에 일반 텍스트 추출만으로 정확한 구조화가 어렵다.</w:t>
-      </w:r>
-    </w:p>
-    <w:p>
-      <w:pPr>
-        <w:pStyle w:val="ListBullet"/>
-        <w:keepLines/>
-      </w:pPr>
-      <w:r>
-        <w:rPr>
-          <w:rFonts w:ascii="휴먼명조" w:hAnsi="휴먼명조" w:eastAsia="휴먼명조" w:cs="휴먼명조"/>
-          <w:b w:val="0"/>
-          <w:i w:val="0"/>
-          <w:color w:val="000000"/>
-          <w:sz w:val="21"/>
-        </w:rPr>
-        <w:t>‘미기재’와 ‘미확인’은 다르며, 빈 값을 자의적으로 해석하면 잘못된 자격 판정이 된다.</w:t>
-      </w:r>
-    </w:p>
-    <w:p>
-      <w:pPr>
-        <w:pStyle w:val="ListBullet"/>
-        <w:keepLines/>
-      </w:pPr>
-      <w:r>
-        <w:rPr>
-          <w:rFonts w:ascii="휴먼명조" w:hAnsi="휴먼명조" w:eastAsia="휴먼명조" w:cs="휴먼명조"/>
-          <w:b w:val="0"/>
-          <w:i w:val="0"/>
-          <w:color w:val="000000"/>
-          <w:sz w:val="21"/>
-        </w:rPr>
-        <w:t>비자 요건에는 중첩 AND/OR 조건, 필수 최소점수, 배타적 가점, 적용기간이 함께 존재한다.</w:t>
-      </w:r>
-    </w:p>
-    <w:p>
-      <w:pPr>
-        <w:pStyle w:val="ListBullet"/>
-        <w:keepLines/>
-      </w:pPr>
-      <w:r>
-        <w:rPr>
-          <w:rFonts w:ascii="휴먼명조" w:hAnsi="휴먼명조" w:eastAsia="휴먼명조" w:cs="휴먼명조"/>
-          <w:b w:val="0"/>
-          <w:i w:val="0"/>
-          <w:color w:val="000000"/>
-          <w:sz w:val="21"/>
-        </w:rPr>
-        <w:t>최신 공고를 덮어쓰면 차수별 변화와 당시 판단 근거를 설명할 수 없다.</w:t>
+        <w:t>비자 안내의 정확성은 화면보다 원천 데이터에서 결정된다. 팀은 서비스 개발에 앞서 공식 공고·지침·서식 24건을 수집했다. PDF·HWPX·HWP에 포함된 본문과 표, 각주, 붙임서식의 구조를 분석하고 추출 결과를 사람이 원문과 다시 대조했다.</w:t>
       </w:r>
     </w:p>
     <w:p>
@@ -1581,7 +1553,43 @@
           <w:color w:val="000000"/>
           <w:sz w:val="22"/>
         </w:rPr>
-        <w:t>실제 구축 과정에서는 E-7-4R 공고의 벌금 감점 기준이 본문·점수표와 서식에서 서로 다르게 남아 있는 충돌과 HWPX의 빈 개체로 PDF와 원문 페이지가 어긋나는 사례를 확인했다. 비자부기는 이런 경우 두 근거를 모두 보존하고 자동 판정을 차단한다.</w:t>
+        <w:t>검수를 마친 자료는 자격요건, 점수표, 절차, 제출서류, 쿼터, 변경이력으로 구분했다. 이후 원문, 근거, 규칙, 서비스의 4계층으로 정리해 13개 관계형 테이블에 저장했다. 현재 684개의 근거 연결을 통해 화면에 표시된 정보가 어느 문서에서 나왔는지 확인할 수 있다.</w:t>
+      </w:r>
+    </w:p>
+    <w:p>
+      <w:pPr>
+        <w:keepNext w:val="0"/>
+        <w:keepLines w:val="0"/>
+        <w:spacing w:before="0" w:after="120" w:line="384" w:lineRule="auto"/>
+        <w:jc w:val="both"/>
+      </w:pPr>
+      <w:r>
+        <w:rPr>
+          <w:rFonts w:ascii="휴먼명조" w:hAnsi="휴먼명조" w:eastAsia="휴먼명조" w:cs="휴먼명조"/>
+          <w:b w:val="0"/>
+          <w:i w:val="0"/>
+          <w:color w:val="000000"/>
+          <w:sz w:val="22"/>
+        </w:rPr>
+        <w:t>이 과정에서 일반적인 텍스트 추출만으로는 행정문서를 정확하게 처리하기 어렵다는 사실을 확인했다. 표의 병합 셀과 각주, 구버전 HWP, 문서 간 페이지 차이뿐 아니라 중첩된 AND/OR 조건과 최소점수, 함께 적용할 수 없는 가점, 적용기간까지 해석해야 했다. 문서에 값이 없는 ‘미기재’와 아직 확인하지 못한 ‘미확인’도 구분했다.</w:t>
+      </w:r>
+    </w:p>
+    <w:p>
+      <w:pPr>
+        <w:keepNext w:val="0"/>
+        <w:keepLines w:val="0"/>
+        <w:spacing w:before="0" w:after="120" w:line="384" w:lineRule="auto"/>
+        <w:jc w:val="both"/>
+      </w:pPr>
+      <w:r>
+        <w:rPr>
+          <w:rFonts w:ascii="휴먼명조" w:hAnsi="휴먼명조" w:eastAsia="휴먼명조" w:cs="휴먼명조"/>
+          <w:b w:val="0"/>
+          <w:i w:val="0"/>
+          <w:color w:val="000000"/>
+          <w:sz w:val="22"/>
+        </w:rPr>
+        <w:t>실제 E-7-4R 공고를 검수할 때는 벌금 감점 기준이 본문·점수표와 붙임서식에서 서로 다르게 기재된 사례를 발견했다. 일부 HWPX 문서에서는 빈 개체 때문에 PDF와 원문 페이지가 어긋났다. 팀은 이러한 값을 임의로 통합하지 않았다. 서로 다른 근거를 함께 보존하고 자동 계산에서 제외해 담당자가 다시 확인하도록 했다.</w:t>
       </w:r>
     </w:p>
     <w:p>
@@ -4246,6 +4254,24 @@
       <w:pPr>
         <w:keepNext w:val="0"/>
         <w:keepLines w:val="0"/>
+        <w:spacing w:before="0" w:after="60" w:line="384" w:lineRule="auto"/>
+        <w:jc w:val="both"/>
+      </w:pPr>
+      <w:r>
+        <w:rPr>
+          <w:rFonts w:ascii="휴먼명조" w:hAnsi="휴먼명조" w:eastAsia="휴먼명조" w:cs="휴먼명조"/>
+          <w:b w:val="0"/>
+          <w:i w:val="0"/>
+          <w:color w:val="000000"/>
+          <w:sz w:val="22"/>
+        </w:rPr>
+        <w:t>AI는 사용자의 질문에서 의도와 언어, 지역, 비자 유형, 위험 신호를 파악한다. 답변에 포함할 요건과 절차, 제출서류, 기관은 검수된 데이터로 제한한다. 자격과 점수, 날짜 계산은 코드가 담당한다.</w:t>
+      </w:r>
+    </w:p>
+    <w:p>
+      <w:pPr>
+        <w:keepNext w:val="0"/>
+        <w:keepLines w:val="0"/>
         <w:spacing w:before="0" w:after="120" w:line="384" w:lineRule="auto"/>
         <w:jc w:val="both"/>
       </w:pPr>
@@ -4257,7 +4283,7 @@
           <w:color w:val="000000"/>
           <w:sz w:val="22"/>
         </w:rPr>
-        <w:t>핵심 원칙은 ‘AI는 무엇을 물었는지 파악하고, 무엇을 답할지는 검수된 데이터가 결정한다’는 역할 분리다. 구축 대상 공식 원천문서 24건 전체를 파싱해 원문·근거·규칙·서비스의 4계층으로 구조화했으며, 모든 질문은 위험 신호·사용자 유형·지역·비자·언어로 분류된 뒤 제한형 조회와 결정론적 코드로 처리된다.</w:t>
+        <w:t>이를 위해 공식 원천문서 24건을 원문, 근거, 규칙, 서비스의 4계층으로 구조화했다. 질문이 들어오면 정해진 유형으로 분류한 뒤 해당 계층의 데이터만 조회한다.</w:t>
       </w:r>
     </w:p>
     <w:p>
@@ -5231,6 +5257,24 @@
       <w:pPr>
         <w:keepNext w:val="0"/>
         <w:keepLines w:val="0"/>
+        <w:spacing w:before="0" w:after="60" w:line="384" w:lineRule="auto"/>
+        <w:jc w:val="both"/>
+      </w:pPr>
+      <w:r>
+        <w:rPr>
+          <w:rFonts w:ascii="휴먼명조" w:hAnsi="휴먼명조" w:eastAsia="휴먼명조" w:cs="휴먼명조"/>
+          <w:b w:val="0"/>
+          <w:i w:val="0"/>
+          <w:color w:val="000000"/>
+          <w:sz w:val="22"/>
+        </w:rPr>
+        <w:t>OCR은 신청서의 항목을 완성, 확인 필요, 누락, 수동 확인으로 나눈다. 신청자와 고용주, 기관 중 누가 작성해야 하는지도 함께 표시한다.</w:t>
+      </w:r>
+    </w:p>
+    <w:p>
+      <w:pPr>
+        <w:keepNext w:val="0"/>
+        <w:keepLines w:val="0"/>
         <w:spacing w:before="0" w:after="120" w:line="384" w:lineRule="auto"/>
         <w:jc w:val="both"/>
       </w:pPr>
@@ -5242,7 +5286,7 @@
           <w:color w:val="000000"/>
           <w:sz w:val="22"/>
         </w:rPr>
-        <w:t>OCR은 신청서를 완성·확인 필요·누락·수동 확인으로 나누고 작성 주체를 구조화한다. 공고 스케줄러는 접수 시작일·마감일·절차·적용기간을 목표 비자와 연결한다. 확정일은 그대로 표시하고 개인 기준일형 일정은 기준일 확인 후 계산하며, 공고 변경 시 이전 일정과 달라진 근거를 함께 보여준다.</w:t>
+        <w:t>공고 스케줄러는 접수 시작일과 마감일, 절차, 적용기간을 목표 비자에 연결한다. 확정일은 그대로 표시한다. 개인 기준일이 필요한 일정은 기준일을 확인한 뒤 계산하고, 공고가 바뀌면 이전 일정과 달라진 근거를 함께 보여준다.</w:t>
       </w:r>
     </w:p>
     <w:p>

--- a/docs/business-plan/2026_ICT융합공모전_비자부기_사업계획서_최종안.docx
+++ b/docs/business-plan/2026_ICT융합공모전_비자부기_사업계획서_최종안.docx
@@ -2411,8 +2411,10 @@
     </w:p>
     <w:p>
       <w:pPr>
-        <w:pStyle w:val="ListBullet"/>
-        <w:keepLines/>
+        <w:keepNext w:val="0"/>
+        <w:keepLines w:val="0"/>
+        <w:spacing w:before="0" w:after="120" w:line="384" w:lineRule="auto"/>
+        <w:jc w:val="both"/>
       </w:pPr>
       <w:r>
         <w:rPr>
@@ -2420,57 +2422,9 @@
           <w:b w:val="0"/>
           <w:i w:val="0"/>
           <w:color w:val="000000"/>
-          <w:sz w:val="21"/>
+          <w:sz w:val="22"/>
         </w:rPr>
-        <w:t>충북에서 취업·정착을 준비하는 외국인 유학생</w:t>
-      </w:r>
-    </w:p>
-    <w:p>
-      <w:pPr>
-        <w:pStyle w:val="ListBullet"/>
-        <w:keepLines/>
-      </w:pPr>
-      <w:r>
-        <w:rPr>
-          <w:rFonts w:ascii="휴먼명조" w:hAnsi="휴먼명조" w:eastAsia="휴먼명조" w:cs="휴먼명조"/>
-          <w:b w:val="0"/>
-          <w:i w:val="0"/>
-          <w:color w:val="000000"/>
-          <w:sz w:val="21"/>
-        </w:rPr>
-        <w:t>E-7-4R 등 체류자격 전환을 준비하는 외국인 근로자</w:t>
-      </w:r>
-    </w:p>
-    <w:p>
-      <w:pPr>
-        <w:pStyle w:val="ListBullet"/>
-        <w:keepLines/>
-      </w:pPr>
-      <w:r>
-        <w:rPr>
-          <w:rFonts w:ascii="휴먼명조" w:hAnsi="휴먼명조" w:eastAsia="휴먼명조" w:cs="휴먼명조"/>
-          <w:b w:val="0"/>
-          <w:i w:val="0"/>
-          <w:color w:val="000000"/>
-          <w:sz w:val="21"/>
-        </w:rPr>
-        <w:t>외국인 근로자를 채용·고용하는 충북 기업 담당자</w:t>
-      </w:r>
-    </w:p>
-    <w:p>
-      <w:pPr>
-        <w:pStyle w:val="ListBullet"/>
-        <w:keepLines/>
-      </w:pPr>
-      <w:r>
-        <w:rPr>
-          <w:rFonts w:ascii="휴먼명조" w:hAnsi="휴먼명조" w:eastAsia="휴먼명조" w:cs="휴먼명조"/>
-          <w:b w:val="0"/>
-          <w:i w:val="0"/>
-          <w:color w:val="000000"/>
-          <w:sz w:val="21"/>
-        </w:rPr>
-        <w:t>대학 국제교류부서, 가족센터, 외국인지원센터, 지자체 상담 담당자</w:t>
+        <w:t>비자부기의 핵심 사용자는 충북에서 취업과 정착을 준비하는 외국인 유학생, 그리고 E-7-4R 등으로 체류자격 전환을 준비하는 외국인 근로자다. 이들을 채용하는 충북 기업의 인사 담당자와 대학 국제교류부서·가족센터·외국인지원센터·지자체의 상담 담당자도 같은 정보를 확인하는 기관 사용자로 본다.</w:t>
       </w:r>
     </w:p>
     <w:p>
@@ -2488,7 +2442,25 @@
           <w:color w:val="000000"/>
           <w:sz w:val="22"/>
         </w:rPr>
-        <w:t>대표 시나리오는 충북 소재 기업에 취업한 외국인 유학생이 F-2-R 전환을 검토하거나, E-9 근로자가 E-7-4R 전환을 준비하는 과정이다. 비자부기는 질문 이해→서류 점검→공고 일정 연결→위험상황 기관 연결을 하나의 AI 사용자 여정으로 제공한다.</w:t>
+        <w:t>대표 시나리오는 충북 소재 기업에 취업한 유학생이 F-2-R 전환을 검토하거나, E-9 근로자가 E-7-4R 전환을 준비하는 과정이다. 비자부기는 질문 이해, 서류 점검, 공고 일정 연결, 위험상황 기관 연결을 하나의 AI 사용자 여정으로 잇는다. 사용자는 공고문이나 신청서를 촬영해 올릴 수도 있다.</w:t>
+      </w:r>
+    </w:p>
+    <w:p>
+      <w:pPr>
+        <w:keepNext w:val="0"/>
+        <w:keepLines w:val="0"/>
+        <w:spacing w:before="0" w:after="120" w:line="384" w:lineRule="auto"/>
+        <w:jc w:val="both"/>
+      </w:pPr>
+      <w:r>
+        <w:rPr>
+          <w:rFonts w:ascii="휴먼명조" w:hAnsi="휴먼명조" w:eastAsia="휴먼명조" w:cs="휴먼명조"/>
+          <w:b w:val="0"/>
+          <w:i w:val="0"/>
+          <w:color w:val="000000"/>
+          <w:sz w:val="22"/>
+        </w:rPr>
+        <w:t>AI는 사용자의 질문에서 경로를 고르고, 자격·점수·연락처·행정일정은 검수된 데이터와 코드가 계산한다. 조건이 불명확하면 통과시키지 않고 ‘검토 필요’로 남기고, 기준일 근거가 없는 상대 일정은 임의로 날짜를 만들지 않는다. 위험 신호가 나오면 일반 답변을 멈추고 전문기관으로 연결하며, 로그인 전 입력값은 현재 브라우저 세션에서만 쓴다.</w:t>
       </w:r>
     </w:p>
     <w:p>
@@ -3195,96 +3167,6 @@
         </w:tc>
       </w:tr>
     </w:tbl>
-    <w:p>
-      <w:pPr>
-        <w:keepNext w:val="0"/>
-        <w:keepLines w:val="0"/>
-        <w:spacing w:before="80" w:after="80" w:line="300" w:lineRule="auto"/>
-        <w:jc w:val="center"/>
-      </w:pPr>
-      <w:r>
-        <w:rPr>
-          <w:rFonts w:ascii="휴먼명조" w:hAnsi="휴먼명조" w:eastAsia="휴먼명조" w:cs="휴먼명조"/>
-          <w:b/>
-          <w:i w:val="0"/>
-          <w:color w:val="000000"/>
-          <w:sz w:val="18"/>
-        </w:rPr>
-        <w:t>AI는 경로를 선택하고 자격·연락처·행정일정은 검수된 데이터와 코드가 통제</w:t>
-      </w:r>
-    </w:p>
-    <w:p>
-      <w:pPr>
-        <w:pStyle w:val="Heading3"/>
-      </w:pPr>
-      <w:r>
-        <w:t>사용 경험의 원칙</w:t>
-      </w:r>
-    </w:p>
-    <w:p>
-      <w:pPr>
-        <w:pStyle w:val="ListBullet"/>
-        <w:keepLines/>
-      </w:pPr>
-      <w:r>
-        <w:rPr>
-          <w:rFonts w:ascii="휴먼명조" w:hAnsi="휴먼명조" w:eastAsia="휴먼명조" w:cs="휴먼명조"/>
-          <w:b w:val="0"/>
-          <w:i w:val="0"/>
-          <w:color w:val="000000"/>
-          <w:sz w:val="21"/>
-        </w:rPr>
-        <w:t>로그인 전 선택값은 현재 브라우저 세션에만 보관하고 최소 정보만 사용한다.</w:t>
-      </w:r>
-    </w:p>
-    <w:p>
-      <w:pPr>
-        <w:pStyle w:val="ListBullet"/>
-        <w:keepLines/>
-      </w:pPr>
-      <w:r>
-        <w:rPr>
-          <w:rFonts w:ascii="휴먼명조" w:hAnsi="휴먼명조" w:eastAsia="휴먼명조" w:cs="휴먼명조"/>
-          <w:b w:val="0"/>
-          <w:i w:val="0"/>
-          <w:color w:val="000000"/>
-          <w:sz w:val="21"/>
-        </w:rPr>
-        <w:t>불명확한 조건은 통과시키지 않고 ‘검토 필요’로 분리한다.</w:t>
-      </w:r>
-    </w:p>
-    <w:p>
-      <w:pPr>
-        <w:pStyle w:val="ListBullet"/>
-        <w:keepLines/>
-      </w:pPr>
-      <w:r>
-        <w:rPr>
-          <w:rFonts w:ascii="휴먼명조" w:hAnsi="휴먼명조" w:eastAsia="휴먼명조" w:cs="휴먼명조"/>
-          <w:b w:val="0"/>
-          <w:i w:val="0"/>
-          <w:color w:val="000000"/>
-          <w:sz w:val="21"/>
-        </w:rPr>
-        <w:t>근거 없는 상대일정은 특정 날짜로 추정하지 않는다.</w:t>
-      </w:r>
-    </w:p>
-    <w:p>
-      <w:pPr>
-        <w:pStyle w:val="ListBullet"/>
-        <w:keepLines/>
-      </w:pPr>
-      <w:r>
-        <w:rPr>
-          <w:rFonts w:ascii="휴먼명조" w:hAnsi="휴먼명조" w:eastAsia="휴먼명조" w:cs="휴먼명조"/>
-          <w:b w:val="0"/>
-          <w:i w:val="0"/>
-          <w:color w:val="000000"/>
-          <w:sz w:val="21"/>
-        </w:rPr>
-        <w:t>위험 신호에는 일반 답변을 중단하고 검증된 전문기관으로 연결한다.</w:t>
-      </w:r>
-    </w:p>
     <w:p>
       <w:r>
         <w:br w:type="page"/>
@@ -5314,13 +5196,10 @@
         <w:tblInd w:w="120" w:type="dxa"/>
       </w:tblPr>
       <w:tblGrid>
-        <w:gridCol w:w="2250"/>
-        <w:gridCol w:w="360"/>
-        <w:gridCol w:w="2250"/>
-        <w:gridCol w:w="360"/>
-        <w:gridCol w:w="2250"/>
-        <w:gridCol w:w="360"/>
-        <w:gridCol w:w="2250"/>
+        <w:gridCol w:w="1300"/>
+        <w:gridCol w:w="2700"/>
+        <w:gridCol w:w="3300"/>
+        <w:gridCol w:w="2780"/>
       </w:tblGrid>
       <w:tr>
         <w:trPr>
@@ -5329,21 +5208,21 @@
         </w:trPr>
         <w:tc>
           <w:tcPr>
-            <w:tcW w:type="dxa" w:w="2250"/>
+            <w:tcW w:type="dxa" w:w="1300"/>
             <w:shd w:fill="000000" w:val="clear"/>
             <w:tcBorders>
-              <w:top w:val="single" w:sz="10" w:space="0" w:color="000000"/>
-              <w:bottom w:val="single" w:sz="10" w:space="0" w:color="000000"/>
-              <w:start w:val="single" w:sz="10" w:space="0" w:color="000000"/>
-              <w:end w:val="single" w:sz="10" w:space="0" w:color="000000"/>
-              <w:insideH w:val="single" w:sz="10" w:space="0" w:color="000000"/>
-              <w:insideV w:val="single" w:sz="10" w:space="0" w:color="000000"/>
+              <w:top w:val="single" w:sz="8" w:space="0" w:color="000000"/>
+              <w:bottom w:val="single" w:sz="8" w:space="0" w:color="000000"/>
+              <w:start w:val="single" w:sz="8" w:space="0" w:color="000000"/>
+              <w:end w:val="single" w:sz="8" w:space="0" w:color="000000"/>
+              <w:insideH w:val="single" w:sz="8" w:space="0" w:color="000000"/>
+              <w:insideV w:val="single" w:sz="8" w:space="0" w:color="000000"/>
             </w:tcBorders>
             <w:tcMar>
               <w:top w:w="100" w:type="dxa"/>
-              <w:start w:w="70" w:type="dxa"/>
+              <w:start w:w="100" w:type="dxa"/>
               <w:bottom w:w="100" w:type="dxa"/>
-              <w:end w:w="70" w:type="dxa"/>
+              <w:end w:w="100" w:type="dxa"/>
             </w:tcMar>
             <w:vAlign w:val="center"/>
           </w:tcPr>
@@ -5363,68 +5242,27 @@
                 <w:color w:val="FFFFFF"/>
                 <w:sz w:val="18"/>
               </w:rPr>
-              <w:t>1. 추적</w:t>
+              <w:t>단계</w:t>
             </w:r>
           </w:p>
         </w:tc>
         <w:tc>
           <w:tcPr>
-            <w:tcW w:type="dxa" w:w="360"/>
-            <w:vMerge w:val="restart"/>
-            <w:shd w:fill="FFFFFF" w:val="clear"/>
-            <w:tcBorders>
-              <w:top w:val="nil"/>
-              <w:bottom w:val="nil"/>
-              <w:start w:val="nil"/>
-              <w:end w:val="nil"/>
-              <w:insideH w:val="nil"/>
-              <w:insideV w:val="nil"/>
-            </w:tcBorders>
-            <w:tcMar>
-              <w:top w:w="0" w:type="dxa"/>
-              <w:start w:w="0" w:type="dxa"/>
-              <w:bottom w:w="0" w:type="dxa"/>
-              <w:end w:w="0" w:type="dxa"/>
-            </w:tcMar>
-            <w:vAlign w:val="center"/>
-          </w:tcPr>
-          <w:p>
-            <w:pPr>
-              <w:keepNext w:val="0"/>
-              <w:keepLines/>
-              <w:spacing w:before="0" w:after="0" w:line="240" w:lineRule="auto"/>
-              <w:jc w:val="center"/>
-            </w:pPr>
-            <w:r/>
-            <w:r>
-              <w:rPr>
-                <w:rFonts w:ascii="휴먼명조" w:hAnsi="휴먼명조" w:eastAsia="휴먼명조" w:cs="휴먼명조"/>
-                <w:b/>
-                <w:i w:val="0"/>
-                <w:color w:val="000000"/>
-                <w:sz w:val="30"/>
-              </w:rPr>
-              <w:t>→</w:t>
-            </w:r>
-          </w:p>
-        </w:tc>
-        <w:tc>
-          <w:tcPr>
-            <w:tcW w:type="dxa" w:w="2250"/>
+            <w:tcW w:type="dxa" w:w="2700"/>
             <w:shd w:fill="000000" w:val="clear"/>
             <w:tcBorders>
-              <w:top w:val="single" w:sz="10" w:space="0" w:color="000000"/>
-              <w:bottom w:val="single" w:sz="10" w:space="0" w:color="000000"/>
-              <w:start w:val="single" w:sz="10" w:space="0" w:color="000000"/>
-              <w:end w:val="single" w:sz="10" w:space="0" w:color="000000"/>
-              <w:insideH w:val="single" w:sz="10" w:space="0" w:color="000000"/>
-              <w:insideV w:val="single" w:sz="10" w:space="0" w:color="000000"/>
+              <w:top w:val="single" w:sz="8" w:space="0" w:color="000000"/>
+              <w:bottom w:val="single" w:sz="8" w:space="0" w:color="000000"/>
+              <w:start w:val="single" w:sz="8" w:space="0" w:color="000000"/>
+              <w:end w:val="single" w:sz="8" w:space="0" w:color="000000"/>
+              <w:insideH w:val="single" w:sz="8" w:space="0" w:color="000000"/>
+              <w:insideV w:val="single" w:sz="8" w:space="0" w:color="000000"/>
             </w:tcBorders>
             <w:tcMar>
               <w:top w:w="100" w:type="dxa"/>
-              <w:start w:w="70" w:type="dxa"/>
+              <w:start w:w="100" w:type="dxa"/>
               <w:bottom w:w="100" w:type="dxa"/>
-              <w:end w:w="70" w:type="dxa"/>
+              <w:end w:w="100" w:type="dxa"/>
             </w:tcMar>
             <w:vAlign w:val="center"/>
           </w:tcPr>
@@ -5444,68 +5282,27 @@
                 <w:color w:val="FFFFFF"/>
                 <w:sz w:val="18"/>
               </w:rPr>
-              <w:t>2. 준비</w:t>
+              <w:t>내용</w:t>
             </w:r>
           </w:p>
         </w:tc>
         <w:tc>
           <w:tcPr>
-            <w:tcW w:type="dxa" w:w="360"/>
-            <w:vMerge w:val="restart"/>
-            <w:shd w:fill="FFFFFF" w:val="clear"/>
-            <w:tcBorders>
-              <w:top w:val="nil"/>
-              <w:bottom w:val="nil"/>
-              <w:start w:val="nil"/>
-              <w:end w:val="nil"/>
-              <w:insideH w:val="nil"/>
-              <w:insideV w:val="nil"/>
-            </w:tcBorders>
-            <w:tcMar>
-              <w:top w:w="0" w:type="dxa"/>
-              <w:start w:w="0" w:type="dxa"/>
-              <w:bottom w:w="0" w:type="dxa"/>
-              <w:end w:w="0" w:type="dxa"/>
-            </w:tcMar>
-            <w:vAlign w:val="center"/>
-          </w:tcPr>
-          <w:p>
-            <w:pPr>
-              <w:keepNext w:val="0"/>
-              <w:keepLines/>
-              <w:spacing w:before="0" w:after="0" w:line="240" w:lineRule="auto"/>
-              <w:jc w:val="center"/>
-            </w:pPr>
-            <w:r/>
-            <w:r>
-              <w:rPr>
-                <w:rFonts w:ascii="휴먼명조" w:hAnsi="휴먼명조" w:eastAsia="휴먼명조" w:cs="휴먼명조"/>
-                <w:b/>
-                <w:i w:val="0"/>
-                <w:color w:val="000000"/>
-                <w:sz w:val="30"/>
-              </w:rPr>
-              <w:t>→</w:t>
-            </w:r>
-          </w:p>
-        </w:tc>
-        <w:tc>
-          <w:tcPr>
-            <w:tcW w:type="dxa" w:w="2250"/>
+            <w:tcW w:type="dxa" w:w="3300"/>
             <w:shd w:fill="000000" w:val="clear"/>
             <w:tcBorders>
-              <w:top w:val="single" w:sz="10" w:space="0" w:color="000000"/>
-              <w:bottom w:val="single" w:sz="10" w:space="0" w:color="000000"/>
-              <w:start w:val="single" w:sz="10" w:space="0" w:color="000000"/>
-              <w:end w:val="single" w:sz="10" w:space="0" w:color="000000"/>
-              <w:insideH w:val="single" w:sz="10" w:space="0" w:color="000000"/>
-              <w:insideV w:val="single" w:sz="10" w:space="0" w:color="000000"/>
+              <w:top w:val="single" w:sz="8" w:space="0" w:color="000000"/>
+              <w:bottom w:val="single" w:sz="8" w:space="0" w:color="000000"/>
+              <w:start w:val="single" w:sz="8" w:space="0" w:color="000000"/>
+              <w:end w:val="single" w:sz="8" w:space="0" w:color="000000"/>
+              <w:insideH w:val="single" w:sz="8" w:space="0" w:color="000000"/>
+              <w:insideV w:val="single" w:sz="8" w:space="0" w:color="000000"/>
             </w:tcBorders>
             <w:tcMar>
               <w:top w:w="100" w:type="dxa"/>
-              <w:start w:w="70" w:type="dxa"/>
+              <w:start w:w="100" w:type="dxa"/>
               <w:bottom w:w="100" w:type="dxa"/>
-              <w:end w:w="70" w:type="dxa"/>
+              <w:end w:w="100" w:type="dxa"/>
             </w:tcMar>
             <w:vAlign w:val="center"/>
           </w:tcPr>
@@ -5525,68 +5322,27 @@
                 <w:color w:val="FFFFFF"/>
                 <w:sz w:val="18"/>
               </w:rPr>
-              <w:t>3. 제출</w:t>
+              <w:t>비자부기 역할</w:t>
             </w:r>
           </w:p>
         </w:tc>
         <w:tc>
           <w:tcPr>
-            <w:tcW w:type="dxa" w:w="360"/>
-            <w:vMerge w:val="restart"/>
-            <w:shd w:fill="FFFFFF" w:val="clear"/>
-            <w:tcBorders>
-              <w:top w:val="nil"/>
-              <w:bottom w:val="nil"/>
-              <w:start w:val="nil"/>
-              <w:end w:val="nil"/>
-              <w:insideH w:val="nil"/>
-              <w:insideV w:val="nil"/>
-            </w:tcBorders>
-            <w:tcMar>
-              <w:top w:w="0" w:type="dxa"/>
-              <w:start w:w="0" w:type="dxa"/>
-              <w:bottom w:w="0" w:type="dxa"/>
-              <w:end w:w="0" w:type="dxa"/>
-            </w:tcMar>
-            <w:vAlign w:val="center"/>
-          </w:tcPr>
-          <w:p>
-            <w:pPr>
-              <w:keepNext w:val="0"/>
-              <w:keepLines/>
-              <w:spacing w:before="0" w:after="0" w:line="240" w:lineRule="auto"/>
-              <w:jc w:val="center"/>
-            </w:pPr>
-            <w:r/>
-            <w:r>
-              <w:rPr>
-                <w:rFonts w:ascii="휴먼명조" w:hAnsi="휴먼명조" w:eastAsia="휴먼명조" w:cs="휴먼명조"/>
-                <w:b/>
-                <w:i w:val="0"/>
-                <w:color w:val="000000"/>
-                <w:sz w:val="30"/>
-              </w:rPr>
-              <w:t>→</w:t>
-            </w:r>
-          </w:p>
-        </w:tc>
-        <w:tc>
-          <w:tcPr>
-            <w:tcW w:type="dxa" w:w="2250"/>
+            <w:tcW w:type="dxa" w:w="2780"/>
             <w:shd w:fill="000000" w:val="clear"/>
             <w:tcBorders>
-              <w:top w:val="single" w:sz="10" w:space="0" w:color="000000"/>
-              <w:bottom w:val="single" w:sz="10" w:space="0" w:color="000000"/>
-              <w:start w:val="single" w:sz="10" w:space="0" w:color="000000"/>
-              <w:end w:val="single" w:sz="10" w:space="0" w:color="000000"/>
-              <w:insideH w:val="single" w:sz="10" w:space="0" w:color="000000"/>
-              <w:insideV w:val="single" w:sz="10" w:space="0" w:color="000000"/>
+              <w:top w:val="single" w:sz="8" w:space="0" w:color="000000"/>
+              <w:bottom w:val="single" w:sz="8" w:space="0" w:color="000000"/>
+              <w:start w:val="single" w:sz="8" w:space="0" w:color="000000"/>
+              <w:end w:val="single" w:sz="8" w:space="0" w:color="000000"/>
+              <w:insideH w:val="single" w:sz="8" w:space="0" w:color="000000"/>
+              <w:insideV w:val="single" w:sz="8" w:space="0" w:color="000000"/>
             </w:tcBorders>
             <w:tcMar>
               <w:top w:w="100" w:type="dxa"/>
-              <w:start w:w="70" w:type="dxa"/>
+              <w:start w:w="100" w:type="dxa"/>
               <w:bottom w:w="100" w:type="dxa"/>
-              <w:end w:w="70" w:type="dxa"/>
+              <w:end w:w="100" w:type="dxa"/>
             </w:tcMar>
             <w:vAlign w:val="center"/>
           </w:tcPr>
@@ -5606,7 +5362,7 @@
                 <w:color w:val="FFFFFF"/>
                 <w:sz w:val="18"/>
               </w:rPr>
-              <w:t>4. 판정</w:t>
+              <w:t>최종 책임 주체</w:t>
             </w:r>
           </w:p>
         </w:tc>
@@ -5617,21 +5373,21 @@
         </w:trPr>
         <w:tc>
           <w:tcPr>
-            <w:tcW w:type="dxa" w:w="2250"/>
+            <w:tcW w:type="dxa" w:w="1300"/>
             <w:shd w:fill="FFFFFF" w:val="clear"/>
             <w:tcBorders>
-              <w:top w:val="single" w:sz="10" w:space="0" w:color="000000"/>
-              <w:bottom w:val="single" w:sz="10" w:space="0" w:color="000000"/>
-              <w:start w:val="single" w:sz="10" w:space="0" w:color="000000"/>
-              <w:end w:val="single" w:sz="10" w:space="0" w:color="000000"/>
-              <w:insideH w:val="single" w:sz="10" w:space="0" w:color="000000"/>
-              <w:insideV w:val="single" w:sz="10" w:space="0" w:color="000000"/>
+              <w:top w:val="single" w:sz="8" w:space="0" w:color="000000"/>
+              <w:bottom w:val="single" w:sz="8" w:space="0" w:color="000000"/>
+              <w:start w:val="single" w:sz="8" w:space="0" w:color="000000"/>
+              <w:end w:val="single" w:sz="8" w:space="0" w:color="000000"/>
+              <w:insideH w:val="single" w:sz="8" w:space="0" w:color="000000"/>
+              <w:insideV w:val="single" w:sz="8" w:space="0" w:color="000000"/>
             </w:tcBorders>
             <w:tcMar>
-              <w:top w:w="130" w:type="dxa"/>
-              <w:start w:w="70" w:type="dxa"/>
-              <w:bottom w:w="130" w:type="dxa"/>
-              <w:end w:w="70" w:type="dxa"/>
+              <w:top w:w="100" w:type="dxa"/>
+              <w:start w:w="110" w:type="dxa"/>
+              <w:bottom w:w="100" w:type="dxa"/>
+              <w:end w:w="110" w:type="dxa"/>
             </w:tcMar>
             <w:vAlign w:val="center"/>
           </w:tcPr>
@@ -5639,8 +5395,48 @@
             <w:pPr>
               <w:keepNext w:val="0"/>
               <w:keepLines/>
-              <w:spacing w:before="0" w:after="0" w:line="312" w:lineRule="auto"/>
-              <w:jc w:val="center"/>
+              <w:spacing w:before="0" w:after="0" w:line="324" w:lineRule="auto"/>
+              <w:jc w:val="left"/>
+            </w:pPr>
+            <w:r/>
+            <w:r>
+              <w:rPr>
+                <w:rFonts w:ascii="휴먼명조" w:hAnsi="휴먼명조" w:eastAsia="휴먼명조" w:cs="휴먼명조"/>
+                <w:b/>
+                <w:i w:val="0"/>
+                <w:color w:val="000000"/>
+                <w:sz w:val="18"/>
+              </w:rPr>
+              <w:t>1. 추적</w:t>
+            </w:r>
+          </w:p>
+        </w:tc>
+        <w:tc>
+          <w:tcPr>
+            <w:tcW w:type="dxa" w:w="2700"/>
+            <w:shd w:fill="FFFFFF" w:val="clear"/>
+            <w:tcBorders>
+              <w:top w:val="single" w:sz="8" w:space="0" w:color="000000"/>
+              <w:bottom w:val="single" w:sz="8" w:space="0" w:color="000000"/>
+              <w:start w:val="single" w:sz="8" w:space="0" w:color="000000"/>
+              <w:end w:val="single" w:sz="8" w:space="0" w:color="000000"/>
+              <w:insideH w:val="single" w:sz="8" w:space="0" w:color="000000"/>
+              <w:insideV w:val="single" w:sz="8" w:space="0" w:color="000000"/>
+            </w:tcBorders>
+            <w:tcMar>
+              <w:top w:w="100" w:type="dxa"/>
+              <w:start w:w="110" w:type="dxa"/>
+              <w:bottom w:w="100" w:type="dxa"/>
+              <w:end w:w="110" w:type="dxa"/>
+            </w:tcMar>
+            <w:vAlign w:val="center"/>
+          </w:tcPr>
+          <w:p>
+            <w:pPr>
+              <w:keepNext w:val="0"/>
+              <w:keepLines/>
+              <w:spacing w:before="0" w:after="0" w:line="324" w:lineRule="auto"/>
+              <w:jc w:val="left"/>
             </w:pPr>
             <w:r/>
             <w:r>
@@ -5649,49 +5445,29 @@
                 <w:b w:val="0"/>
                 <w:i w:val="0"/>
                 <w:color w:val="000000"/>
-                <w:sz w:val="17"/>
+                <w:sz w:val="18"/>
               </w:rPr>
-              <w:t>요건·진행 현황</w:t>
-            </w:r>
-            <w:r>
-              <w:br/>
-            </w:r>
-            <w:r>
-              <w:rPr>
-                <w:rFonts w:ascii="휴먼명조" w:hAnsi="휴먼명조" w:eastAsia="휴먼명조" w:cs="휴먼명조"/>
-                <w:b w:val="0"/>
-                <w:i w:val="0"/>
-                <w:color w:val="000000"/>
-                <w:sz w:val="17"/>
-              </w:rPr>
-              <w:t>비자부기 지원</w:t>
+              <w:t>요건·진행 현황 확인</w:t>
             </w:r>
           </w:p>
         </w:tc>
         <w:tc>
           <w:tcPr>
-            <w:tcW w:type="dxa" w:w="360"/>
-            <w:vMerge/>
-          </w:tcPr>
-          <w:p/>
-        </w:tc>
-        <w:tc>
-          <w:tcPr>
-            <w:tcW w:type="dxa" w:w="2250"/>
+            <w:tcW w:type="dxa" w:w="3300"/>
             <w:shd w:fill="FFFFFF" w:val="clear"/>
             <w:tcBorders>
-              <w:top w:val="single" w:sz="10" w:space="0" w:color="000000"/>
-              <w:bottom w:val="single" w:sz="10" w:space="0" w:color="000000"/>
-              <w:start w:val="single" w:sz="10" w:space="0" w:color="000000"/>
-              <w:end w:val="single" w:sz="10" w:space="0" w:color="000000"/>
-              <w:insideH w:val="single" w:sz="10" w:space="0" w:color="000000"/>
-              <w:insideV w:val="single" w:sz="10" w:space="0" w:color="000000"/>
+              <w:top w:val="single" w:sz="8" w:space="0" w:color="000000"/>
+              <w:bottom w:val="single" w:sz="8" w:space="0" w:color="000000"/>
+              <w:start w:val="single" w:sz="8" w:space="0" w:color="000000"/>
+              <w:end w:val="single" w:sz="8" w:space="0" w:color="000000"/>
+              <w:insideH w:val="single" w:sz="8" w:space="0" w:color="000000"/>
+              <w:insideV w:val="single" w:sz="8" w:space="0" w:color="000000"/>
             </w:tcBorders>
             <w:tcMar>
-              <w:top w:w="130" w:type="dxa"/>
-              <w:start w:w="70" w:type="dxa"/>
-              <w:bottom w:w="130" w:type="dxa"/>
-              <w:end w:w="70" w:type="dxa"/>
+              <w:top w:w="100" w:type="dxa"/>
+              <w:start w:w="110" w:type="dxa"/>
+              <w:bottom w:w="100" w:type="dxa"/>
+              <w:end w:w="110" w:type="dxa"/>
             </w:tcMar>
             <w:vAlign w:val="center"/>
           </w:tcPr>
@@ -5699,8 +5475,8 @@
             <w:pPr>
               <w:keepNext w:val="0"/>
               <w:keepLines/>
-              <w:spacing w:before="0" w:after="0" w:line="312" w:lineRule="auto"/>
-              <w:jc w:val="center"/>
+              <w:spacing w:before="0" w:after="0" w:line="324" w:lineRule="auto"/>
+              <w:jc w:val="left"/>
             </w:pPr>
             <w:r/>
             <w:r>
@@ -5709,49 +5485,29 @@
                 <w:b w:val="0"/>
                 <w:i w:val="0"/>
                 <w:color w:val="000000"/>
-                <w:sz w:val="17"/>
+                <w:sz w:val="18"/>
               </w:rPr>
-              <w:t>서류·OCR·일정</w:t>
-            </w:r>
-            <w:r>
-              <w:br/>
-            </w:r>
-            <w:r>
-              <w:rPr>
-                <w:rFonts w:ascii="휴먼명조" w:hAnsi="휴먼명조" w:eastAsia="휴먼명조" w:cs="휴먼명조"/>
-                <w:b w:val="0"/>
-                <w:i w:val="0"/>
-                <w:color w:val="000000"/>
-                <w:sz w:val="17"/>
-              </w:rPr>
-              <w:t>비자부기+사용자</w:t>
+              <w:t>규칙 계산으로 자가진단 지원</w:t>
             </w:r>
           </w:p>
         </w:tc>
         <w:tc>
           <w:tcPr>
-            <w:tcW w:type="dxa" w:w="360"/>
-            <w:vMerge/>
-          </w:tcPr>
-          <w:p/>
-        </w:tc>
-        <w:tc>
-          <w:tcPr>
-            <w:tcW w:type="dxa" w:w="2250"/>
+            <w:tcW w:type="dxa" w:w="2780"/>
             <w:shd w:fill="FFFFFF" w:val="clear"/>
             <w:tcBorders>
-              <w:top w:val="single" w:sz="10" w:space="0" w:color="000000"/>
-              <w:bottom w:val="single" w:sz="10" w:space="0" w:color="000000"/>
-              <w:start w:val="single" w:sz="10" w:space="0" w:color="000000"/>
-              <w:end w:val="single" w:sz="10" w:space="0" w:color="000000"/>
-              <w:insideH w:val="single" w:sz="10" w:space="0" w:color="000000"/>
-              <w:insideV w:val="single" w:sz="10" w:space="0" w:color="000000"/>
+              <w:top w:val="single" w:sz="8" w:space="0" w:color="000000"/>
+              <w:bottom w:val="single" w:sz="8" w:space="0" w:color="000000"/>
+              <w:start w:val="single" w:sz="8" w:space="0" w:color="000000"/>
+              <w:end w:val="single" w:sz="8" w:space="0" w:color="000000"/>
+              <w:insideH w:val="single" w:sz="8" w:space="0" w:color="000000"/>
+              <w:insideV w:val="single" w:sz="8" w:space="0" w:color="000000"/>
             </w:tcBorders>
             <w:tcMar>
-              <w:top w:w="130" w:type="dxa"/>
-              <w:start w:w="70" w:type="dxa"/>
-              <w:bottom w:w="130" w:type="dxa"/>
-              <w:end w:w="70" w:type="dxa"/>
+              <w:top w:w="100" w:type="dxa"/>
+              <w:start w:w="110" w:type="dxa"/>
+              <w:bottom w:w="100" w:type="dxa"/>
+              <w:end w:w="110" w:type="dxa"/>
             </w:tcMar>
             <w:vAlign w:val="center"/>
           </w:tcPr>
@@ -5759,8 +5515,8 @@
             <w:pPr>
               <w:keepNext w:val="0"/>
               <w:keepLines/>
-              <w:spacing w:before="0" w:after="0" w:line="312" w:lineRule="auto"/>
-              <w:jc w:val="center"/>
+              <w:spacing w:before="0" w:after="0" w:line="324" w:lineRule="auto"/>
+              <w:jc w:val="left"/>
             </w:pPr>
             <w:r/>
             <w:r>
@@ -5769,49 +5525,34 @@
                 <w:b w:val="0"/>
                 <w:i w:val="0"/>
                 <w:color w:val="000000"/>
-                <w:sz w:val="17"/>
+                <w:sz w:val="18"/>
               </w:rPr>
-              <w:t>공식 링크·제출처</w:t>
-            </w:r>
-            <w:r>
-              <w:br/>
-            </w:r>
-            <w:r>
-              <w:rPr>
-                <w:rFonts w:ascii="휴먼명조" w:hAnsi="휴먼명조" w:eastAsia="휴먼명조" w:cs="휴먼명조"/>
-                <w:b w:val="0"/>
-                <w:i w:val="0"/>
-                <w:color w:val="000000"/>
-                <w:sz w:val="17"/>
-              </w:rPr>
-              <w:t>공식 접수기관</w:t>
+              <w:t>비자부기(참고용)</w:t>
             </w:r>
           </w:p>
         </w:tc>
+      </w:tr>
+      <w:tr>
+        <w:trPr>
+          <w:cantSplit/>
+        </w:trPr>
         <w:tc>
           <w:tcPr>
-            <w:tcW w:type="dxa" w:w="360"/>
-            <w:vMerge/>
-          </w:tcPr>
-          <w:p/>
-        </w:tc>
-        <w:tc>
-          <w:tcPr>
-            <w:tcW w:type="dxa" w:w="2250"/>
+            <w:tcW w:type="dxa" w:w="1300"/>
             <w:shd w:fill="FFFFFF" w:val="clear"/>
             <w:tcBorders>
-              <w:top w:val="single" w:sz="10" w:space="0" w:color="000000"/>
-              <w:bottom w:val="single" w:sz="10" w:space="0" w:color="000000"/>
-              <w:start w:val="single" w:sz="10" w:space="0" w:color="000000"/>
-              <w:end w:val="single" w:sz="10" w:space="0" w:color="000000"/>
-              <w:insideH w:val="single" w:sz="10" w:space="0" w:color="000000"/>
-              <w:insideV w:val="single" w:sz="10" w:space="0" w:color="000000"/>
+              <w:top w:val="single" w:sz="8" w:space="0" w:color="000000"/>
+              <w:bottom w:val="single" w:sz="8" w:space="0" w:color="000000"/>
+              <w:start w:val="single" w:sz="8" w:space="0" w:color="000000"/>
+              <w:end w:val="single" w:sz="8" w:space="0" w:color="000000"/>
+              <w:insideH w:val="single" w:sz="8" w:space="0" w:color="000000"/>
+              <w:insideV w:val="single" w:sz="8" w:space="0" w:color="000000"/>
             </w:tcBorders>
             <w:tcMar>
-              <w:top w:w="130" w:type="dxa"/>
-              <w:start w:w="70" w:type="dxa"/>
-              <w:bottom w:w="130" w:type="dxa"/>
-              <w:end w:w="70" w:type="dxa"/>
+              <w:top w:w="100" w:type="dxa"/>
+              <w:start w:w="110" w:type="dxa"/>
+              <w:bottom w:w="100" w:type="dxa"/>
+              <w:end w:w="110" w:type="dxa"/>
             </w:tcMar>
             <w:vAlign w:val="center"/>
           </w:tcPr>
@@ -5819,8 +5560,48 @@
             <w:pPr>
               <w:keepNext w:val="0"/>
               <w:keepLines/>
-              <w:spacing w:before="0" w:after="0" w:line="312" w:lineRule="auto"/>
-              <w:jc w:val="center"/>
+              <w:spacing w:before="0" w:after="0" w:line="324" w:lineRule="auto"/>
+              <w:jc w:val="left"/>
+            </w:pPr>
+            <w:r/>
+            <w:r>
+              <w:rPr>
+                <w:rFonts w:ascii="휴먼명조" w:hAnsi="휴먼명조" w:eastAsia="휴먼명조" w:cs="휴먼명조"/>
+                <w:b/>
+                <w:i w:val="0"/>
+                <w:color w:val="000000"/>
+                <w:sz w:val="18"/>
+              </w:rPr>
+              <w:t>2. 준비</w:t>
+            </w:r>
+          </w:p>
+        </w:tc>
+        <w:tc>
+          <w:tcPr>
+            <w:tcW w:type="dxa" w:w="2700"/>
+            <w:shd w:fill="FFFFFF" w:val="clear"/>
+            <w:tcBorders>
+              <w:top w:val="single" w:sz="8" w:space="0" w:color="000000"/>
+              <w:bottom w:val="single" w:sz="8" w:space="0" w:color="000000"/>
+              <w:start w:val="single" w:sz="8" w:space="0" w:color="000000"/>
+              <w:end w:val="single" w:sz="8" w:space="0" w:color="000000"/>
+              <w:insideH w:val="single" w:sz="8" w:space="0" w:color="000000"/>
+              <w:insideV w:val="single" w:sz="8" w:space="0" w:color="000000"/>
+            </w:tcBorders>
+            <w:tcMar>
+              <w:top w:w="100" w:type="dxa"/>
+              <w:start w:w="110" w:type="dxa"/>
+              <w:bottom w:w="100" w:type="dxa"/>
+              <w:end w:w="110" w:type="dxa"/>
+            </w:tcMar>
+            <w:vAlign w:val="center"/>
+          </w:tcPr>
+          <w:p>
+            <w:pPr>
+              <w:keepNext w:val="0"/>
+              <w:keepLines/>
+              <w:spacing w:before="0" w:after="0" w:line="324" w:lineRule="auto"/>
+              <w:jc w:val="left"/>
             </w:pPr>
             <w:r/>
             <w:r>
@@ -5829,20 +5610,417 @@
                 <w:b w:val="0"/>
                 <w:i w:val="0"/>
                 <w:color w:val="000000"/>
-                <w:sz w:val="17"/>
+                <w:sz w:val="18"/>
               </w:rPr>
-              <w:t>승인·불허·보완</w:t>
+              <w:t>서류·OCR·일정 정리</w:t>
             </w:r>
-            <w:r>
-              <w:br/>
-            </w:r>
+          </w:p>
+        </w:tc>
+        <w:tc>
+          <w:tcPr>
+            <w:tcW w:type="dxa" w:w="3300"/>
+            <w:shd w:fill="FFFFFF" w:val="clear"/>
+            <w:tcBorders>
+              <w:top w:val="single" w:sz="8" w:space="0" w:color="000000"/>
+              <w:bottom w:val="single" w:sz="8" w:space="0" w:color="000000"/>
+              <w:start w:val="single" w:sz="8" w:space="0" w:color="000000"/>
+              <w:end w:val="single" w:sz="8" w:space="0" w:color="000000"/>
+              <w:insideH w:val="single" w:sz="8" w:space="0" w:color="000000"/>
+              <w:insideV w:val="single" w:sz="8" w:space="0" w:color="000000"/>
+            </w:tcBorders>
+            <w:tcMar>
+              <w:top w:w="100" w:type="dxa"/>
+              <w:start w:w="110" w:type="dxa"/>
+              <w:bottom w:w="100" w:type="dxa"/>
+              <w:end w:w="110" w:type="dxa"/>
+            </w:tcMar>
+            <w:vAlign w:val="center"/>
+          </w:tcPr>
+          <w:p>
+            <w:pPr>
+              <w:keepNext w:val="0"/>
+              <w:keepLines/>
+              <w:spacing w:before="0" w:after="0" w:line="324" w:lineRule="auto"/>
+              <w:jc w:val="left"/>
+            </w:pPr>
+            <w:r/>
             <w:r>
               <w:rPr>
                 <w:rFonts w:ascii="휴먼명조" w:hAnsi="휴먼명조" w:eastAsia="휴먼명조" w:cs="휴먼명조"/>
                 <w:b w:val="0"/>
                 <w:i w:val="0"/>
                 <w:color w:val="000000"/>
-                <w:sz w:val="17"/>
+                <w:sz w:val="18"/>
+              </w:rPr>
+              <w:t>문서·OCR·초안 지원</w:t>
+            </w:r>
+          </w:p>
+        </w:tc>
+        <w:tc>
+          <w:tcPr>
+            <w:tcW w:type="dxa" w:w="2780"/>
+            <w:shd w:fill="FFFFFF" w:val="clear"/>
+            <w:tcBorders>
+              <w:top w:val="single" w:sz="8" w:space="0" w:color="000000"/>
+              <w:bottom w:val="single" w:sz="8" w:space="0" w:color="000000"/>
+              <w:start w:val="single" w:sz="8" w:space="0" w:color="000000"/>
+              <w:end w:val="single" w:sz="8" w:space="0" w:color="000000"/>
+              <w:insideH w:val="single" w:sz="8" w:space="0" w:color="000000"/>
+              <w:insideV w:val="single" w:sz="8" w:space="0" w:color="000000"/>
+            </w:tcBorders>
+            <w:tcMar>
+              <w:top w:w="100" w:type="dxa"/>
+              <w:start w:w="110" w:type="dxa"/>
+              <w:bottom w:w="100" w:type="dxa"/>
+              <w:end w:w="110" w:type="dxa"/>
+            </w:tcMar>
+            <w:vAlign w:val="center"/>
+          </w:tcPr>
+          <w:p>
+            <w:pPr>
+              <w:keepNext w:val="0"/>
+              <w:keepLines/>
+              <w:spacing w:before="0" w:after="0" w:line="324" w:lineRule="auto"/>
+              <w:jc w:val="left"/>
+            </w:pPr>
+            <w:r/>
+            <w:r>
+              <w:rPr>
+                <w:rFonts w:ascii="휴먼명조" w:hAnsi="휴먼명조" w:eastAsia="휴먼명조" w:cs="휴먼명조"/>
+                <w:b w:val="0"/>
+                <w:i w:val="0"/>
+                <w:color w:val="000000"/>
+                <w:sz w:val="18"/>
+              </w:rPr>
+              <w:t>비자부기 + 사용자</w:t>
+            </w:r>
+          </w:p>
+        </w:tc>
+      </w:tr>
+      <w:tr>
+        <w:trPr>
+          <w:cantSplit/>
+        </w:trPr>
+        <w:tc>
+          <w:tcPr>
+            <w:tcW w:type="dxa" w:w="1300"/>
+            <w:shd w:fill="FFFFFF" w:val="clear"/>
+            <w:tcBorders>
+              <w:top w:val="single" w:sz="8" w:space="0" w:color="000000"/>
+              <w:bottom w:val="single" w:sz="8" w:space="0" w:color="000000"/>
+              <w:start w:val="single" w:sz="8" w:space="0" w:color="000000"/>
+              <w:end w:val="single" w:sz="8" w:space="0" w:color="000000"/>
+              <w:insideH w:val="single" w:sz="8" w:space="0" w:color="000000"/>
+              <w:insideV w:val="single" w:sz="8" w:space="0" w:color="000000"/>
+            </w:tcBorders>
+            <w:tcMar>
+              <w:top w:w="100" w:type="dxa"/>
+              <w:start w:w="110" w:type="dxa"/>
+              <w:bottom w:w="100" w:type="dxa"/>
+              <w:end w:w="110" w:type="dxa"/>
+            </w:tcMar>
+            <w:vAlign w:val="center"/>
+          </w:tcPr>
+          <w:p>
+            <w:pPr>
+              <w:keepNext w:val="0"/>
+              <w:keepLines/>
+              <w:spacing w:before="0" w:after="0" w:line="324" w:lineRule="auto"/>
+              <w:jc w:val="left"/>
+            </w:pPr>
+            <w:r/>
+            <w:r>
+              <w:rPr>
+                <w:rFonts w:ascii="휴먼명조" w:hAnsi="휴먼명조" w:eastAsia="휴먼명조" w:cs="휴먼명조"/>
+                <w:b/>
+                <w:i w:val="0"/>
+                <w:color w:val="000000"/>
+                <w:sz w:val="18"/>
+              </w:rPr>
+              <w:t>3. 제출</w:t>
+            </w:r>
+          </w:p>
+        </w:tc>
+        <w:tc>
+          <w:tcPr>
+            <w:tcW w:type="dxa" w:w="2700"/>
+            <w:shd w:fill="FFFFFF" w:val="clear"/>
+            <w:tcBorders>
+              <w:top w:val="single" w:sz="8" w:space="0" w:color="000000"/>
+              <w:bottom w:val="single" w:sz="8" w:space="0" w:color="000000"/>
+              <w:start w:val="single" w:sz="8" w:space="0" w:color="000000"/>
+              <w:end w:val="single" w:sz="8" w:space="0" w:color="000000"/>
+              <w:insideH w:val="single" w:sz="8" w:space="0" w:color="000000"/>
+              <w:insideV w:val="single" w:sz="8" w:space="0" w:color="000000"/>
+            </w:tcBorders>
+            <w:tcMar>
+              <w:top w:w="100" w:type="dxa"/>
+              <w:start w:w="110" w:type="dxa"/>
+              <w:bottom w:w="100" w:type="dxa"/>
+              <w:end w:w="110" w:type="dxa"/>
+            </w:tcMar>
+            <w:vAlign w:val="center"/>
+          </w:tcPr>
+          <w:p>
+            <w:pPr>
+              <w:keepNext w:val="0"/>
+              <w:keepLines/>
+              <w:spacing w:before="0" w:after="0" w:line="324" w:lineRule="auto"/>
+              <w:jc w:val="left"/>
+            </w:pPr>
+            <w:r/>
+            <w:r>
+              <w:rPr>
+                <w:rFonts w:ascii="휴먼명조" w:hAnsi="휴먼명조" w:eastAsia="휴먼명조" w:cs="휴먼명조"/>
+                <w:b w:val="0"/>
+                <w:i w:val="0"/>
+                <w:color w:val="000000"/>
+                <w:sz w:val="18"/>
+              </w:rPr>
+              <w:t>공식 링크·제출처 안내</w:t>
+            </w:r>
+          </w:p>
+        </w:tc>
+        <w:tc>
+          <w:tcPr>
+            <w:tcW w:type="dxa" w:w="3300"/>
+            <w:shd w:fill="FFFFFF" w:val="clear"/>
+            <w:tcBorders>
+              <w:top w:val="single" w:sz="8" w:space="0" w:color="000000"/>
+              <w:bottom w:val="single" w:sz="8" w:space="0" w:color="000000"/>
+              <w:start w:val="single" w:sz="8" w:space="0" w:color="000000"/>
+              <w:end w:val="single" w:sz="8" w:space="0" w:color="000000"/>
+              <w:insideH w:val="single" w:sz="8" w:space="0" w:color="000000"/>
+              <w:insideV w:val="single" w:sz="8" w:space="0" w:color="000000"/>
+            </w:tcBorders>
+            <w:tcMar>
+              <w:top w:w="100" w:type="dxa"/>
+              <w:start w:w="110" w:type="dxa"/>
+              <w:bottom w:w="100" w:type="dxa"/>
+              <w:end w:w="110" w:type="dxa"/>
+            </w:tcMar>
+            <w:vAlign w:val="center"/>
+          </w:tcPr>
+          <w:p>
+            <w:pPr>
+              <w:keepNext w:val="0"/>
+              <w:keepLines/>
+              <w:spacing w:before="0" w:after="0" w:line="324" w:lineRule="auto"/>
+              <w:jc w:val="left"/>
+            </w:pPr>
+            <w:r/>
+            <w:r>
+              <w:rPr>
+                <w:rFonts w:ascii="휴먼명조" w:hAnsi="휴먼명조" w:eastAsia="휴먼명조" w:cs="휴먼명조"/>
+                <w:b w:val="0"/>
+                <w:i w:val="0"/>
+                <w:color w:val="000000"/>
+                <w:sz w:val="18"/>
+              </w:rPr>
+              <w:t>안내까지만</w:t>
+            </w:r>
+          </w:p>
+        </w:tc>
+        <w:tc>
+          <w:tcPr>
+            <w:tcW w:type="dxa" w:w="2780"/>
+            <w:shd w:fill="FFFFFF" w:val="clear"/>
+            <w:tcBorders>
+              <w:top w:val="single" w:sz="8" w:space="0" w:color="000000"/>
+              <w:bottom w:val="single" w:sz="8" w:space="0" w:color="000000"/>
+              <w:start w:val="single" w:sz="8" w:space="0" w:color="000000"/>
+              <w:end w:val="single" w:sz="8" w:space="0" w:color="000000"/>
+              <w:insideH w:val="single" w:sz="8" w:space="0" w:color="000000"/>
+              <w:insideV w:val="single" w:sz="8" w:space="0" w:color="000000"/>
+            </w:tcBorders>
+            <w:tcMar>
+              <w:top w:w="100" w:type="dxa"/>
+              <w:start w:w="110" w:type="dxa"/>
+              <w:bottom w:w="100" w:type="dxa"/>
+              <w:end w:w="110" w:type="dxa"/>
+            </w:tcMar>
+            <w:vAlign w:val="center"/>
+          </w:tcPr>
+          <w:p>
+            <w:pPr>
+              <w:keepNext w:val="0"/>
+              <w:keepLines/>
+              <w:spacing w:before="0" w:after="0" w:line="324" w:lineRule="auto"/>
+              <w:jc w:val="left"/>
+            </w:pPr>
+            <w:r/>
+            <w:r>
+              <w:rPr>
+                <w:rFonts w:ascii="휴먼명조" w:hAnsi="휴먼명조" w:eastAsia="휴먼명조" w:cs="휴먼명조"/>
+                <w:b w:val="0"/>
+                <w:i w:val="0"/>
+                <w:color w:val="000000"/>
+                <w:sz w:val="18"/>
+              </w:rPr>
+              <w:t>공식 접수기관</w:t>
+            </w:r>
+          </w:p>
+        </w:tc>
+      </w:tr>
+      <w:tr>
+        <w:trPr>
+          <w:cantSplit/>
+        </w:trPr>
+        <w:tc>
+          <w:tcPr>
+            <w:tcW w:type="dxa" w:w="1300"/>
+            <w:shd w:fill="FFFFFF" w:val="clear"/>
+            <w:tcBorders>
+              <w:top w:val="single" w:sz="8" w:space="0" w:color="000000"/>
+              <w:bottom w:val="single" w:sz="8" w:space="0" w:color="000000"/>
+              <w:start w:val="single" w:sz="8" w:space="0" w:color="000000"/>
+              <w:end w:val="single" w:sz="8" w:space="0" w:color="000000"/>
+              <w:insideH w:val="single" w:sz="8" w:space="0" w:color="000000"/>
+              <w:insideV w:val="single" w:sz="8" w:space="0" w:color="000000"/>
+            </w:tcBorders>
+            <w:tcMar>
+              <w:top w:w="100" w:type="dxa"/>
+              <w:start w:w="110" w:type="dxa"/>
+              <w:bottom w:w="100" w:type="dxa"/>
+              <w:end w:w="110" w:type="dxa"/>
+            </w:tcMar>
+            <w:vAlign w:val="center"/>
+          </w:tcPr>
+          <w:p>
+            <w:pPr>
+              <w:keepNext w:val="0"/>
+              <w:keepLines/>
+              <w:spacing w:before="0" w:after="0" w:line="324" w:lineRule="auto"/>
+              <w:jc w:val="left"/>
+            </w:pPr>
+            <w:r/>
+            <w:r>
+              <w:rPr>
+                <w:rFonts w:ascii="휴먼명조" w:hAnsi="휴먼명조" w:eastAsia="휴먼명조" w:cs="휴먼명조"/>
+                <w:b/>
+                <w:i w:val="0"/>
+                <w:color w:val="000000"/>
+                <w:sz w:val="18"/>
+              </w:rPr>
+              <w:t>4. 판정</w:t>
+            </w:r>
+          </w:p>
+        </w:tc>
+        <w:tc>
+          <w:tcPr>
+            <w:tcW w:type="dxa" w:w="2700"/>
+            <w:shd w:fill="FFFFFF" w:val="clear"/>
+            <w:tcBorders>
+              <w:top w:val="single" w:sz="8" w:space="0" w:color="000000"/>
+              <w:bottom w:val="single" w:sz="8" w:space="0" w:color="000000"/>
+              <w:start w:val="single" w:sz="8" w:space="0" w:color="000000"/>
+              <w:end w:val="single" w:sz="8" w:space="0" w:color="000000"/>
+              <w:insideH w:val="single" w:sz="8" w:space="0" w:color="000000"/>
+              <w:insideV w:val="single" w:sz="8" w:space="0" w:color="000000"/>
+            </w:tcBorders>
+            <w:tcMar>
+              <w:top w:w="100" w:type="dxa"/>
+              <w:start w:w="110" w:type="dxa"/>
+              <w:bottom w:w="100" w:type="dxa"/>
+              <w:end w:w="110" w:type="dxa"/>
+            </w:tcMar>
+            <w:vAlign w:val="center"/>
+          </w:tcPr>
+          <w:p>
+            <w:pPr>
+              <w:keepNext w:val="0"/>
+              <w:keepLines/>
+              <w:spacing w:before="0" w:after="0" w:line="324" w:lineRule="auto"/>
+              <w:jc w:val="left"/>
+            </w:pPr>
+            <w:r/>
+            <w:r>
+              <w:rPr>
+                <w:rFonts w:ascii="휴먼명조" w:hAnsi="휴먼명조" w:eastAsia="휴먼명조" w:cs="휴먼명조"/>
+                <w:b w:val="0"/>
+                <w:i w:val="0"/>
+                <w:color w:val="000000"/>
+                <w:sz w:val="18"/>
+              </w:rPr>
+              <w:t>승인·불허·보완</w:t>
+            </w:r>
+          </w:p>
+        </w:tc>
+        <w:tc>
+          <w:tcPr>
+            <w:tcW w:type="dxa" w:w="3300"/>
+            <w:shd w:fill="FFFFFF" w:val="clear"/>
+            <w:tcBorders>
+              <w:top w:val="single" w:sz="8" w:space="0" w:color="000000"/>
+              <w:bottom w:val="single" w:sz="8" w:space="0" w:color="000000"/>
+              <w:start w:val="single" w:sz="8" w:space="0" w:color="000000"/>
+              <w:end w:val="single" w:sz="8" w:space="0" w:color="000000"/>
+              <w:insideH w:val="single" w:sz="8" w:space="0" w:color="000000"/>
+              <w:insideV w:val="single" w:sz="8" w:space="0" w:color="000000"/>
+            </w:tcBorders>
+            <w:tcMar>
+              <w:top w:w="100" w:type="dxa"/>
+              <w:start w:w="110" w:type="dxa"/>
+              <w:bottom w:w="100" w:type="dxa"/>
+              <w:end w:w="110" w:type="dxa"/>
+            </w:tcMar>
+            <w:vAlign w:val="center"/>
+          </w:tcPr>
+          <w:p>
+            <w:pPr>
+              <w:keepNext w:val="0"/>
+              <w:keepLines/>
+              <w:spacing w:before="0" w:after="0" w:line="324" w:lineRule="auto"/>
+              <w:jc w:val="left"/>
+            </w:pPr>
+            <w:r/>
+            <w:r>
+              <w:rPr>
+                <w:rFonts w:ascii="휴먼명조" w:hAnsi="휴먼명조" w:eastAsia="휴먼명조" w:cs="휴먼명조"/>
+                <w:b w:val="0"/>
+                <w:i w:val="0"/>
+                <w:color w:val="000000"/>
+                <w:sz w:val="18"/>
+              </w:rPr>
+              <w:t>관여하지 않음</w:t>
+            </w:r>
+          </w:p>
+        </w:tc>
+        <w:tc>
+          <w:tcPr>
+            <w:tcW w:type="dxa" w:w="2780"/>
+            <w:shd w:fill="FFFFFF" w:val="clear"/>
+            <w:tcBorders>
+              <w:top w:val="single" w:sz="8" w:space="0" w:color="000000"/>
+              <w:bottom w:val="single" w:sz="8" w:space="0" w:color="000000"/>
+              <w:start w:val="single" w:sz="8" w:space="0" w:color="000000"/>
+              <w:end w:val="single" w:sz="8" w:space="0" w:color="000000"/>
+              <w:insideH w:val="single" w:sz="8" w:space="0" w:color="000000"/>
+              <w:insideV w:val="single" w:sz="8" w:space="0" w:color="000000"/>
+            </w:tcBorders>
+            <w:tcMar>
+              <w:top w:w="100" w:type="dxa"/>
+              <w:start w:w="110" w:type="dxa"/>
+              <w:bottom w:w="100" w:type="dxa"/>
+              <w:end w:w="110" w:type="dxa"/>
+            </w:tcMar>
+            <w:vAlign w:val="center"/>
+          </w:tcPr>
+          <w:p>
+            <w:pPr>
+              <w:keepNext w:val="0"/>
+              <w:keepLines/>
+              <w:spacing w:before="0" w:after="0" w:line="324" w:lineRule="auto"/>
+              <w:jc w:val="left"/>
+            </w:pPr>
+            <w:r/>
+            <w:r>
+              <w:rPr>
+                <w:rFonts w:ascii="휴먼명조" w:hAnsi="휴먼명조" w:eastAsia="휴먼명조" w:cs="휴먼명조"/>
+                <w:b w:val="0"/>
+                <w:i w:val="0"/>
+                <w:color w:val="000000"/>
+                <w:sz w:val="18"/>
               </w:rPr>
               <w:t>관할 행정기관</w:t>
             </w:r>
@@ -5852,21 +6030,8 @@
     </w:tbl>
     <w:p>
       <w:pPr>
-        <w:keepNext w:val="0"/>
-        <w:keepLines w:val="0"/>
-        <w:spacing w:before="80" w:after="80" w:line="300" w:lineRule="auto"/>
-        <w:jc w:val="center"/>
+        <w:spacing w:after="0"/>
       </w:pPr>
-      <w:r>
-        <w:rPr>
-          <w:rFonts w:ascii="휴먼명조" w:hAnsi="휴먼명조" w:eastAsia="휴먼명조" w:cs="휴먼명조"/>
-          <w:b/>
-          <w:i w:val="0"/>
-          <w:color w:val="000000"/>
-          <w:sz w:val="18"/>
-        </w:rPr>
-        <w:t>준비까지는 비자부기가 지원하고 제출·판정은 공식기관에서 수행</w:t>
-      </w:r>
     </w:p>
     <w:p>
       <w:pPr>
@@ -6685,24 +6850,6 @@
     </w:tbl>
     <w:p>
       <w:pPr>
-        <w:keepNext w:val="0"/>
-        <w:keepLines w:val="0"/>
-        <w:spacing w:before="80" w:after="80" w:line="300" w:lineRule="auto"/>
-        <w:jc w:val="center"/>
-      </w:pPr>
-      <w:r>
-        <w:rPr>
-          <w:rFonts w:ascii="휴먼명조" w:hAnsi="휴먼명조" w:eastAsia="휴먼명조" w:cs="휴먼명조"/>
-          <w:b/>
-          <w:i w:val="0"/>
-          <w:color w:val="000000"/>
-          <w:sz w:val="18"/>
-        </w:rPr>
-        <w:t>자가진단·준비는 비자부기가 지원하고 신청·판정은 공식기관에서 수행</w:t>
-      </w:r>
-    </w:p>
-    <w:p>
-      <w:pPr>
         <w:pStyle w:val="ListBullet"/>
         <w:keepLines/>
       </w:pPr>
@@ -7463,24 +7610,6 @@
         </w:tc>
       </w:tr>
     </w:tbl>
-    <w:p>
-      <w:pPr>
-        <w:keepNext w:val="0"/>
-        <w:keepLines w:val="0"/>
-        <w:spacing w:before="80" w:after="80" w:line="300" w:lineRule="auto"/>
-        <w:jc w:val="center"/>
-      </w:pPr>
-      <w:r>
-        <w:rPr>
-          <w:rFonts w:ascii="휴먼명조" w:hAnsi="휴먼명조" w:eastAsia="휴먼명조" w:cs="휴먼명조"/>
-          <w:b/>
-          <w:i w:val="0"/>
-          <w:color w:val="000000"/>
-          <w:sz w:val="18"/>
-        </w:rPr>
-        <w:t>학업·취업 허가와 졸업 후 정착 준비를 하나의 연속된 여정으로 관리</w:t>
-      </w:r>
-    </w:p>
     <w:p>
       <w:pPr>
         <w:pStyle w:val="ListBullet"/>

--- a/docs/business-plan/2026_ICT융합공모전_비자부기_사업계획서_최종안.docx
+++ b/docs/business-plan/2026_ICT융합공모전_비자부기_사업계획서_최종안.docx
@@ -2372,6 +2372,22 @@
     </w:p>
     <w:p>
       <w:pPr>
+        <w:pStyle w:val="Caption"/>
+        <w:keepNext w:val="0"/>
+      </w:pPr>
+      <w:r>
+        <w:rPr>
+          <w:rFonts w:ascii="휴먼명조" w:hAnsi="휴먼명조" w:eastAsia="휴먼명조" w:cs="휴먼명조"/>
+          <w:b w:val="0"/>
+          <w:i w:val="0"/>
+          <w:color w:val="000000"/>
+          <w:sz w:val="18"/>
+        </w:rPr>
+        <w:t>표 2. 기존 서비스와 비자부기의 역할 및 보완 범위 [10][11][12]</w:t>
+      </w:r>
+    </w:p>
+    <w:p>
+      <w:pPr>
         <w:keepNext w:val="0"/>
         <w:keepLines w:val="0"/>
         <w:spacing w:before="0" w:after="0" w:line="384" w:lineRule="auto"/>
@@ -2424,7 +2440,7 @@
           <w:color w:val="000000"/>
           <w:sz w:val="22"/>
         </w:rPr>
-        <w:t>비자부기의 핵심 사용자는 충북에서 취업과 정착을 준비하는 외국인 유학생, 그리고 E-7-4R 등으로 체류자격 전환을 준비하는 외국인 근로자다. 이들을 채용하는 충북 기업의 인사 담당자와 대학 국제교류부서·가족센터·외국인지원센터·지자체의 상담 담당자도 같은 정보를 확인하는 기관 사용자로 본다.</w:t>
+        <w:t>비자부기의 핵심 사용자는 충북에서 취업과 정착을 준비하는 외국인 유학생과 체류자격 전환을 검토하는 외국인 근로자다. 외국인을 채용하는 기업 담당자, 대학 국제교류부서, 가족센터, 외국인지원센터, 지자체 상담 담당자도 같은 정보를 확인하는 기관 사용자로 설정했다.</w:t>
       </w:r>
     </w:p>
     <w:p>
@@ -2442,7 +2458,7 @@
           <w:color w:val="000000"/>
           <w:sz w:val="22"/>
         </w:rPr>
-        <w:t>대표 시나리오는 충북 소재 기업에 취업한 유학생이 F-2-R 전환을 검토하거나, E-9 근로자가 E-7-4R 전환을 준비하는 과정이다. 비자부기는 질문 이해, 서류 점검, 공고 일정 연결, 위험상황 기관 연결을 하나의 AI 사용자 여정으로 잇는다. 사용자는 공고문이나 신청서를 촬영해 올릴 수도 있다.</w:t>
+        <w:t>대표적인 사용 상황은 충북 소재 기업에 취업한 외국인 유학생이 F-2-R 전환을 준비하거나, E-9 근로자가 E-7-4R 전환 가능성을 확인하는 경우다. 사용자는 편한 언어로 자신의 체류자격과 거주지역, 현재 상황을 입력한다. 공고문이나 신청서를 촬영해 올릴 수도 있다.</w:t>
       </w:r>
     </w:p>
     <w:p>
@@ -2460,13 +2476,15 @@
           <w:color w:val="000000"/>
           <w:sz w:val="22"/>
         </w:rPr>
-        <w:t>AI는 사용자의 질문에서 경로를 고르고, 자격·점수·연락처·행정일정은 검수된 데이터와 코드가 계산한다. 조건이 불명확하면 통과시키지 않고 ‘검토 필요’로 남기고, 기준일 근거가 없는 상대 일정은 임의로 날짜를 만들지 않는다. 위험 신호가 나오면 일반 답변을 멈추고 전문기관으로 연결하며, 로그인 전 입력값은 현재 브라우저 세션에서만 쓴다.</w:t>
+        <w:t>AI 챗봇은 질문에서 비자 유형과 지역, 현재 준비 단계, 위험 신호를 파악한다. 임금체불이나 산업재해처럼 즉시 대응이 필요한 내용이 발견되면 해당 지역의 전문기관 연락처를 우선 안내한다. 일반적인 비자 문의에는 검수된 요건과 제출서류를 조회하고, OCR 결과와 함께 부족한 항목을 보여준다.</w:t>
       </w:r>
     </w:p>
     <w:p>
       <w:pPr>
-        <w:pStyle w:val="Caption"/>
         <w:keepNext w:val="0"/>
+        <w:keepLines w:val="0"/>
+        <w:spacing w:before="0" w:after="120" w:line="384" w:lineRule="auto"/>
+        <w:jc w:val="both"/>
       </w:pPr>
       <w:r>
         <w:rPr>
@@ -2474,699 +2492,37 @@
           <w:b w:val="0"/>
           <w:i w:val="0"/>
           <w:color w:val="000000"/>
-          <w:sz w:val="18"/>
+          <w:sz w:val="22"/>
         </w:rPr>
-        <w:t>그림 2. 비자부기 전체 서비스 흐름</w:t>
+        <w:t>접수기간이나 제출기한이 확인된 경우에는 캘린더에 등록할 수 있다. 날짜의 근거가 부족하면 임의로 계산하지 않고 확인이 필요한 항목으로 남긴다. 사용자는 준비 현황과 다음 할 일을 홈 화면에서 확인하며, 필요한 경우 공식 신청기관이나 충북 지역 지원기관으로 연결된다.</w:t>
       </w:r>
     </w:p>
-    <w:tbl>
-      <w:tblPr>
-        <w:tblW w:type="dxa" w:w="10080"/>
-        <w:jc w:val="left"/>
-        <w:tblLayout w:type="fixed"/>
-        <w:tblLook w:firstColumn="1" w:firstRow="1" w:lastColumn="0" w:lastRow="0" w:noHBand="0" w:noVBand="1" w:val="04A0"/>
-        <w:tblInd w:w="120" w:type="dxa"/>
-      </w:tblPr>
-      <w:tblGrid>
-        <w:gridCol w:w="1776"/>
-        <w:gridCol w:w="300"/>
-        <w:gridCol w:w="1776"/>
-        <w:gridCol w:w="300"/>
-        <w:gridCol w:w="1776"/>
-        <w:gridCol w:w="300"/>
-        <w:gridCol w:w="1776"/>
-        <w:gridCol w:w="300"/>
-        <w:gridCol w:w="1776"/>
-      </w:tblGrid>
-      <w:tr>
-        <w:trPr>
-          <w:tblHeader w:val="true"/>
-          <w:cantSplit/>
-        </w:trPr>
-        <w:tc>
-          <w:tcPr>
-            <w:tcW w:type="dxa" w:w="1776"/>
-            <w:shd w:fill="000000" w:val="clear"/>
-            <w:tcBorders>
-              <w:top w:val="single" w:sz="10" w:space="0" w:color="000000"/>
-              <w:bottom w:val="single" w:sz="10" w:space="0" w:color="000000"/>
-              <w:start w:val="single" w:sz="10" w:space="0" w:color="000000"/>
-              <w:end w:val="single" w:sz="10" w:space="0" w:color="000000"/>
-              <w:insideH w:val="single" w:sz="10" w:space="0" w:color="000000"/>
-              <w:insideV w:val="single" w:sz="10" w:space="0" w:color="000000"/>
-            </w:tcBorders>
-            <w:tcMar>
-              <w:top w:w="100" w:type="dxa"/>
-              <w:start w:w="70" w:type="dxa"/>
-              <w:bottom w:w="100" w:type="dxa"/>
-              <w:end w:w="70" w:type="dxa"/>
-            </w:tcMar>
-            <w:vAlign w:val="center"/>
-          </w:tcPr>
-          <w:p>
-            <w:pPr>
-              <w:keepNext w:val="0"/>
-              <w:keepLines/>
-              <w:spacing w:before="0" w:after="0" w:line="300" w:lineRule="auto"/>
-              <w:jc w:val="center"/>
-            </w:pPr>
-            <w:r/>
-            <w:r>
-              <w:rPr>
-                <w:rFonts w:ascii="휴먼명조" w:hAnsi="휴먼명조" w:eastAsia="휴먼명조" w:cs="휴먼명조"/>
-                <w:b/>
-                <w:i w:val="0"/>
-                <w:color w:val="FFFFFF"/>
-                <w:sz w:val="18"/>
-              </w:rPr>
-              <w:t>1. 상황 입력</w:t>
-            </w:r>
-          </w:p>
-        </w:tc>
-        <w:tc>
-          <w:tcPr>
-            <w:tcW w:type="dxa" w:w="300"/>
-            <w:vMerge w:val="restart"/>
-            <w:shd w:fill="FFFFFF" w:val="clear"/>
-            <w:tcBorders>
-              <w:top w:val="nil"/>
-              <w:bottom w:val="nil"/>
-              <w:start w:val="nil"/>
-              <w:end w:val="nil"/>
-              <w:insideH w:val="nil"/>
-              <w:insideV w:val="nil"/>
-            </w:tcBorders>
-            <w:tcMar>
-              <w:top w:w="0" w:type="dxa"/>
-              <w:start w:w="0" w:type="dxa"/>
-              <w:bottom w:w="0" w:type="dxa"/>
-              <w:end w:w="0" w:type="dxa"/>
-            </w:tcMar>
-            <w:vAlign w:val="center"/>
-          </w:tcPr>
-          <w:p>
-            <w:pPr>
-              <w:keepNext w:val="0"/>
-              <w:keepLines/>
-              <w:spacing w:before="0" w:after="0" w:line="240" w:lineRule="auto"/>
-              <w:jc w:val="center"/>
-            </w:pPr>
-            <w:r/>
-            <w:r>
-              <w:rPr>
-                <w:rFonts w:ascii="휴먼명조" w:hAnsi="휴먼명조" w:eastAsia="휴먼명조" w:cs="휴먼명조"/>
-                <w:b/>
-                <w:i w:val="0"/>
-                <w:color w:val="000000"/>
-                <w:sz w:val="30"/>
-              </w:rPr>
-              <w:t>→</w:t>
-            </w:r>
-          </w:p>
-        </w:tc>
-        <w:tc>
-          <w:tcPr>
-            <w:tcW w:type="dxa" w:w="1776"/>
-            <w:shd w:fill="000000" w:val="clear"/>
-            <w:tcBorders>
-              <w:top w:val="single" w:sz="10" w:space="0" w:color="000000"/>
-              <w:bottom w:val="single" w:sz="10" w:space="0" w:color="000000"/>
-              <w:start w:val="single" w:sz="10" w:space="0" w:color="000000"/>
-              <w:end w:val="single" w:sz="10" w:space="0" w:color="000000"/>
-              <w:insideH w:val="single" w:sz="10" w:space="0" w:color="000000"/>
-              <w:insideV w:val="single" w:sz="10" w:space="0" w:color="000000"/>
-            </w:tcBorders>
-            <w:tcMar>
-              <w:top w:w="100" w:type="dxa"/>
-              <w:start w:w="70" w:type="dxa"/>
-              <w:bottom w:w="100" w:type="dxa"/>
-              <w:end w:w="70" w:type="dxa"/>
-            </w:tcMar>
-            <w:vAlign w:val="center"/>
-          </w:tcPr>
-          <w:p>
-            <w:pPr>
-              <w:keepNext w:val="0"/>
-              <w:keepLines/>
-              <w:spacing w:before="0" w:after="0" w:line="300" w:lineRule="auto"/>
-              <w:jc w:val="center"/>
-            </w:pPr>
-            <w:r/>
-            <w:r>
-              <w:rPr>
-                <w:rFonts w:ascii="휴먼명조" w:hAnsi="휴먼명조" w:eastAsia="휴먼명조" w:cs="휴먼명조"/>
-                <w:b/>
-                <w:i w:val="0"/>
-                <w:color w:val="FFFFFF"/>
-                <w:sz w:val="18"/>
-              </w:rPr>
-              <w:t>2. AI 스크리닝</w:t>
-            </w:r>
-          </w:p>
-        </w:tc>
-        <w:tc>
-          <w:tcPr>
-            <w:tcW w:type="dxa" w:w="300"/>
-            <w:vMerge w:val="restart"/>
-            <w:shd w:fill="FFFFFF" w:val="clear"/>
-            <w:tcBorders>
-              <w:top w:val="nil"/>
-              <w:bottom w:val="nil"/>
-              <w:start w:val="nil"/>
-              <w:end w:val="nil"/>
-              <w:insideH w:val="nil"/>
-              <w:insideV w:val="nil"/>
-            </w:tcBorders>
-            <w:tcMar>
-              <w:top w:w="0" w:type="dxa"/>
-              <w:start w:w="0" w:type="dxa"/>
-              <w:bottom w:w="0" w:type="dxa"/>
-              <w:end w:w="0" w:type="dxa"/>
-            </w:tcMar>
-            <w:vAlign w:val="center"/>
-          </w:tcPr>
-          <w:p>
-            <w:pPr>
-              <w:keepNext w:val="0"/>
-              <w:keepLines/>
-              <w:spacing w:before="0" w:after="0" w:line="240" w:lineRule="auto"/>
-              <w:jc w:val="center"/>
-            </w:pPr>
-            <w:r/>
-            <w:r>
-              <w:rPr>
-                <w:rFonts w:ascii="휴먼명조" w:hAnsi="휴먼명조" w:eastAsia="휴먼명조" w:cs="휴먼명조"/>
-                <w:b/>
-                <w:i w:val="0"/>
-                <w:color w:val="000000"/>
-                <w:sz w:val="30"/>
-              </w:rPr>
-              <w:t>→</w:t>
-            </w:r>
-          </w:p>
-        </w:tc>
-        <w:tc>
-          <w:tcPr>
-            <w:tcW w:type="dxa" w:w="1776"/>
-            <w:shd w:fill="000000" w:val="clear"/>
-            <w:tcBorders>
-              <w:top w:val="single" w:sz="10" w:space="0" w:color="000000"/>
-              <w:bottom w:val="single" w:sz="10" w:space="0" w:color="000000"/>
-              <w:start w:val="single" w:sz="10" w:space="0" w:color="000000"/>
-              <w:end w:val="single" w:sz="10" w:space="0" w:color="000000"/>
-              <w:insideH w:val="single" w:sz="10" w:space="0" w:color="000000"/>
-              <w:insideV w:val="single" w:sz="10" w:space="0" w:color="000000"/>
-            </w:tcBorders>
-            <w:tcMar>
-              <w:top w:w="100" w:type="dxa"/>
-              <w:start w:w="70" w:type="dxa"/>
-              <w:bottom w:w="100" w:type="dxa"/>
-              <w:end w:w="70" w:type="dxa"/>
-            </w:tcMar>
-            <w:vAlign w:val="center"/>
-          </w:tcPr>
-          <w:p>
-            <w:pPr>
-              <w:keepNext w:val="0"/>
-              <w:keepLines/>
-              <w:spacing w:before="0" w:after="0" w:line="300" w:lineRule="auto"/>
-              <w:jc w:val="center"/>
-            </w:pPr>
-            <w:r/>
-            <w:r>
-              <w:rPr>
-                <w:rFonts w:ascii="휴먼명조" w:hAnsi="휴먼명조" w:eastAsia="휴먼명조" w:cs="휴먼명조"/>
-                <w:b/>
-                <w:i w:val="0"/>
-                <w:color w:val="FFFFFF"/>
-                <w:sz w:val="18"/>
-              </w:rPr>
-              <w:t>3. 경로 선택</w:t>
-            </w:r>
-          </w:p>
-        </w:tc>
-        <w:tc>
-          <w:tcPr>
-            <w:tcW w:type="dxa" w:w="300"/>
-            <w:vMerge w:val="restart"/>
-            <w:shd w:fill="FFFFFF" w:val="clear"/>
-            <w:tcBorders>
-              <w:top w:val="nil"/>
-              <w:bottom w:val="nil"/>
-              <w:start w:val="nil"/>
-              <w:end w:val="nil"/>
-              <w:insideH w:val="nil"/>
-              <w:insideV w:val="nil"/>
-            </w:tcBorders>
-            <w:tcMar>
-              <w:top w:w="0" w:type="dxa"/>
-              <w:start w:w="0" w:type="dxa"/>
-              <w:bottom w:w="0" w:type="dxa"/>
-              <w:end w:w="0" w:type="dxa"/>
-            </w:tcMar>
-            <w:vAlign w:val="center"/>
-          </w:tcPr>
-          <w:p>
-            <w:pPr>
-              <w:keepNext w:val="0"/>
-              <w:keepLines/>
-              <w:spacing w:before="0" w:after="0" w:line="240" w:lineRule="auto"/>
-              <w:jc w:val="center"/>
-            </w:pPr>
-            <w:r/>
-            <w:r>
-              <w:rPr>
-                <w:rFonts w:ascii="휴먼명조" w:hAnsi="휴먼명조" w:eastAsia="휴먼명조" w:cs="휴먼명조"/>
-                <w:b/>
-                <w:i w:val="0"/>
-                <w:color w:val="000000"/>
-                <w:sz w:val="30"/>
-              </w:rPr>
-              <w:t>→</w:t>
-            </w:r>
-          </w:p>
-        </w:tc>
-        <w:tc>
-          <w:tcPr>
-            <w:tcW w:type="dxa" w:w="1776"/>
-            <w:shd w:fill="000000" w:val="clear"/>
-            <w:tcBorders>
-              <w:top w:val="single" w:sz="10" w:space="0" w:color="000000"/>
-              <w:bottom w:val="single" w:sz="10" w:space="0" w:color="000000"/>
-              <w:start w:val="single" w:sz="10" w:space="0" w:color="000000"/>
-              <w:end w:val="single" w:sz="10" w:space="0" w:color="000000"/>
-              <w:insideH w:val="single" w:sz="10" w:space="0" w:color="000000"/>
-              <w:insideV w:val="single" w:sz="10" w:space="0" w:color="000000"/>
-            </w:tcBorders>
-            <w:tcMar>
-              <w:top w:w="100" w:type="dxa"/>
-              <w:start w:w="70" w:type="dxa"/>
-              <w:bottom w:w="100" w:type="dxa"/>
-              <w:end w:w="70" w:type="dxa"/>
-            </w:tcMar>
-            <w:vAlign w:val="center"/>
-          </w:tcPr>
-          <w:p>
-            <w:pPr>
-              <w:keepNext w:val="0"/>
-              <w:keepLines/>
-              <w:spacing w:before="0" w:after="0" w:line="300" w:lineRule="auto"/>
-              <w:jc w:val="center"/>
-            </w:pPr>
-            <w:r/>
-            <w:r>
-              <w:rPr>
-                <w:rFonts w:ascii="휴먼명조" w:hAnsi="휴먼명조" w:eastAsia="휴먼명조" w:cs="휴먼명조"/>
-                <w:b/>
-                <w:i w:val="0"/>
-                <w:color w:val="FFFFFF"/>
-                <w:sz w:val="18"/>
-              </w:rPr>
-              <w:t>4. 근거 검증</w:t>
-            </w:r>
-          </w:p>
-        </w:tc>
-        <w:tc>
-          <w:tcPr>
-            <w:tcW w:type="dxa" w:w="300"/>
-            <w:vMerge w:val="restart"/>
-            <w:shd w:fill="FFFFFF" w:val="clear"/>
-            <w:tcBorders>
-              <w:top w:val="nil"/>
-              <w:bottom w:val="nil"/>
-              <w:start w:val="nil"/>
-              <w:end w:val="nil"/>
-              <w:insideH w:val="nil"/>
-              <w:insideV w:val="nil"/>
-            </w:tcBorders>
-            <w:tcMar>
-              <w:top w:w="0" w:type="dxa"/>
-              <w:start w:w="0" w:type="dxa"/>
-              <w:bottom w:w="0" w:type="dxa"/>
-              <w:end w:w="0" w:type="dxa"/>
-            </w:tcMar>
-            <w:vAlign w:val="center"/>
-          </w:tcPr>
-          <w:p>
-            <w:pPr>
-              <w:keepNext w:val="0"/>
-              <w:keepLines/>
-              <w:spacing w:before="0" w:after="0" w:line="240" w:lineRule="auto"/>
-              <w:jc w:val="center"/>
-            </w:pPr>
-            <w:r/>
-            <w:r>
-              <w:rPr>
-                <w:rFonts w:ascii="휴먼명조" w:hAnsi="휴먼명조" w:eastAsia="휴먼명조" w:cs="휴먼명조"/>
-                <w:b/>
-                <w:i w:val="0"/>
-                <w:color w:val="000000"/>
-                <w:sz w:val="30"/>
-              </w:rPr>
-              <w:t>→</w:t>
-            </w:r>
-          </w:p>
-        </w:tc>
-        <w:tc>
-          <w:tcPr>
-            <w:tcW w:type="dxa" w:w="1776"/>
-            <w:shd w:fill="000000" w:val="clear"/>
-            <w:tcBorders>
-              <w:top w:val="single" w:sz="10" w:space="0" w:color="000000"/>
-              <w:bottom w:val="single" w:sz="10" w:space="0" w:color="000000"/>
-              <w:start w:val="single" w:sz="10" w:space="0" w:color="000000"/>
-              <w:end w:val="single" w:sz="10" w:space="0" w:color="000000"/>
-              <w:insideH w:val="single" w:sz="10" w:space="0" w:color="000000"/>
-              <w:insideV w:val="single" w:sz="10" w:space="0" w:color="000000"/>
-            </w:tcBorders>
-            <w:tcMar>
-              <w:top w:w="100" w:type="dxa"/>
-              <w:start w:w="70" w:type="dxa"/>
-              <w:bottom w:w="100" w:type="dxa"/>
-              <w:end w:w="70" w:type="dxa"/>
-            </w:tcMar>
-            <w:vAlign w:val="center"/>
-          </w:tcPr>
-          <w:p>
-            <w:pPr>
-              <w:keepNext w:val="0"/>
-              <w:keepLines/>
-              <w:spacing w:before="0" w:after="0" w:line="300" w:lineRule="auto"/>
-              <w:jc w:val="center"/>
-            </w:pPr>
-            <w:r/>
-            <w:r>
-              <w:rPr>
-                <w:rFonts w:ascii="휴먼명조" w:hAnsi="휴먼명조" w:eastAsia="휴먼명조" w:cs="휴먼명조"/>
-                <w:b/>
-                <w:i w:val="0"/>
-                <w:color w:val="FFFFFF"/>
-                <w:sz w:val="18"/>
-              </w:rPr>
-              <w:t>5. 행동 연결</w:t>
-            </w:r>
-          </w:p>
-        </w:tc>
-      </w:tr>
-      <w:tr>
-        <w:trPr>
-          <w:cantSplit/>
-        </w:trPr>
-        <w:tc>
-          <w:tcPr>
-            <w:tcW w:type="dxa" w:w="1776"/>
-            <w:shd w:fill="FFFFFF" w:val="clear"/>
-            <w:tcBorders>
-              <w:top w:val="single" w:sz="10" w:space="0" w:color="000000"/>
-              <w:bottom w:val="single" w:sz="10" w:space="0" w:color="000000"/>
-              <w:start w:val="single" w:sz="10" w:space="0" w:color="000000"/>
-              <w:end w:val="single" w:sz="10" w:space="0" w:color="000000"/>
-              <w:insideH w:val="single" w:sz="10" w:space="0" w:color="000000"/>
-              <w:insideV w:val="single" w:sz="10" w:space="0" w:color="000000"/>
-            </w:tcBorders>
-            <w:tcMar>
-              <w:top w:w="130" w:type="dxa"/>
-              <w:start w:w="70" w:type="dxa"/>
-              <w:bottom w:w="130" w:type="dxa"/>
-              <w:end w:w="70" w:type="dxa"/>
-            </w:tcMar>
-            <w:vAlign w:val="center"/>
-          </w:tcPr>
-          <w:p>
-            <w:pPr>
-              <w:keepNext w:val="0"/>
-              <w:keepLines/>
-              <w:spacing w:before="0" w:after="0" w:line="312" w:lineRule="auto"/>
-              <w:jc w:val="center"/>
-            </w:pPr>
-            <w:r/>
-            <w:r>
-              <w:rPr>
-                <w:rFonts w:ascii="휴먼명조" w:hAnsi="휴먼명조" w:eastAsia="휴먼명조" w:cs="휴먼명조"/>
-                <w:b w:val="0"/>
-                <w:i w:val="0"/>
-                <w:color w:val="000000"/>
-                <w:sz w:val="17"/>
-              </w:rPr>
-              <w:t>다국어 질문</w:t>
-            </w:r>
-            <w:r>
-              <w:br/>
-            </w:r>
-            <w:r>
-              <w:rPr>
-                <w:rFonts w:ascii="휴먼명조" w:hAnsi="휴먼명조" w:eastAsia="휴먼명조" w:cs="휴먼명조"/>
-                <w:b w:val="0"/>
-                <w:i w:val="0"/>
-                <w:color w:val="000000"/>
-                <w:sz w:val="17"/>
-              </w:rPr>
-              <w:t>OCR·공식 공고</w:t>
-            </w:r>
-          </w:p>
-        </w:tc>
-        <w:tc>
-          <w:tcPr>
-            <w:tcW w:type="dxa" w:w="300"/>
-            <w:vMerge/>
-          </w:tcPr>
-          <w:p/>
-        </w:tc>
-        <w:tc>
-          <w:tcPr>
-            <w:tcW w:type="dxa" w:w="1776"/>
-            <w:shd w:fill="FFFFFF" w:val="clear"/>
-            <w:tcBorders>
-              <w:top w:val="single" w:sz="10" w:space="0" w:color="000000"/>
-              <w:bottom w:val="single" w:sz="10" w:space="0" w:color="000000"/>
-              <w:start w:val="single" w:sz="10" w:space="0" w:color="000000"/>
-              <w:end w:val="single" w:sz="10" w:space="0" w:color="000000"/>
-              <w:insideH w:val="single" w:sz="10" w:space="0" w:color="000000"/>
-              <w:insideV w:val="single" w:sz="10" w:space="0" w:color="000000"/>
-            </w:tcBorders>
-            <w:tcMar>
-              <w:top w:w="130" w:type="dxa"/>
-              <w:start w:w="70" w:type="dxa"/>
-              <w:bottom w:w="130" w:type="dxa"/>
-              <w:end w:w="70" w:type="dxa"/>
-            </w:tcMar>
-            <w:vAlign w:val="center"/>
-          </w:tcPr>
-          <w:p>
-            <w:pPr>
-              <w:keepNext w:val="0"/>
-              <w:keepLines/>
-              <w:spacing w:before="0" w:after="0" w:line="312" w:lineRule="auto"/>
-              <w:jc w:val="center"/>
-            </w:pPr>
-            <w:r/>
-            <w:r>
-              <w:rPr>
-                <w:rFonts w:ascii="휴먼명조" w:hAnsi="휴먼명조" w:eastAsia="휴먼명조" w:cs="휴먼명조"/>
-                <w:b w:val="0"/>
-                <w:i w:val="0"/>
-                <w:color w:val="000000"/>
-                <w:sz w:val="17"/>
-              </w:rPr>
-              <w:t>위험·비자·지역</w:t>
-            </w:r>
-            <w:r>
-              <w:br/>
-            </w:r>
-            <w:r>
-              <w:rPr>
-                <w:rFonts w:ascii="휴먼명조" w:hAnsi="휴먼명조" w:eastAsia="휴먼명조" w:cs="휴먼명조"/>
-                <w:b w:val="0"/>
-                <w:i w:val="0"/>
-                <w:color w:val="000000"/>
-                <w:sz w:val="17"/>
-              </w:rPr>
-              <w:t>현재 단계 분류</w:t>
-            </w:r>
-          </w:p>
-        </w:tc>
-        <w:tc>
-          <w:tcPr>
-            <w:tcW w:type="dxa" w:w="300"/>
-            <w:vMerge/>
-          </w:tcPr>
-          <w:p/>
-        </w:tc>
-        <w:tc>
-          <w:tcPr>
-            <w:tcW w:type="dxa" w:w="1776"/>
-            <w:shd w:fill="FFFFFF" w:val="clear"/>
-            <w:tcBorders>
-              <w:top w:val="single" w:sz="10" w:space="0" w:color="000000"/>
-              <w:bottom w:val="single" w:sz="10" w:space="0" w:color="000000"/>
-              <w:start w:val="single" w:sz="10" w:space="0" w:color="000000"/>
-              <w:end w:val="single" w:sz="10" w:space="0" w:color="000000"/>
-              <w:insideH w:val="single" w:sz="10" w:space="0" w:color="000000"/>
-              <w:insideV w:val="single" w:sz="10" w:space="0" w:color="000000"/>
-            </w:tcBorders>
-            <w:tcMar>
-              <w:top w:w="130" w:type="dxa"/>
-              <w:start w:w="70" w:type="dxa"/>
-              <w:bottom w:w="130" w:type="dxa"/>
-              <w:end w:w="70" w:type="dxa"/>
-            </w:tcMar>
-            <w:vAlign w:val="center"/>
-          </w:tcPr>
-          <w:p>
-            <w:pPr>
-              <w:keepNext w:val="0"/>
-              <w:keepLines/>
-              <w:spacing w:before="0" w:after="0" w:line="312" w:lineRule="auto"/>
-              <w:jc w:val="center"/>
-            </w:pPr>
-            <w:r/>
-            <w:r>
-              <w:rPr>
-                <w:rFonts w:ascii="휴먼명조" w:hAnsi="휴먼명조" w:eastAsia="휴먼명조" w:cs="휴먼명조"/>
-                <w:b w:val="0"/>
-                <w:i w:val="0"/>
-                <w:color w:val="000000"/>
-                <w:sz w:val="17"/>
-              </w:rPr>
-              <w:t>비자·서류·일정</w:t>
-            </w:r>
-            <w:r>
-              <w:br/>
-            </w:r>
-            <w:r>
-              <w:rPr>
-                <w:rFonts w:ascii="휴먼명조" w:hAnsi="휴먼명조" w:eastAsia="휴먼명조" w:cs="휴먼명조"/>
-                <w:b w:val="0"/>
-                <w:i w:val="0"/>
-                <w:color w:val="000000"/>
-                <w:sz w:val="17"/>
-              </w:rPr>
-              <w:t>위험기관 라우팅</w:t>
-            </w:r>
-          </w:p>
-        </w:tc>
-        <w:tc>
-          <w:tcPr>
-            <w:tcW w:type="dxa" w:w="300"/>
-            <w:vMerge/>
-          </w:tcPr>
-          <w:p/>
-        </w:tc>
-        <w:tc>
-          <w:tcPr>
-            <w:tcW w:type="dxa" w:w="1776"/>
-            <w:shd w:fill="FFFFFF" w:val="clear"/>
-            <w:tcBorders>
-              <w:top w:val="single" w:sz="10" w:space="0" w:color="000000"/>
-              <w:bottom w:val="single" w:sz="10" w:space="0" w:color="000000"/>
-              <w:start w:val="single" w:sz="10" w:space="0" w:color="000000"/>
-              <w:end w:val="single" w:sz="10" w:space="0" w:color="000000"/>
-              <w:insideH w:val="single" w:sz="10" w:space="0" w:color="000000"/>
-              <w:insideV w:val="single" w:sz="10" w:space="0" w:color="000000"/>
-            </w:tcBorders>
-            <w:tcMar>
-              <w:top w:w="130" w:type="dxa"/>
-              <w:start w:w="70" w:type="dxa"/>
-              <w:bottom w:w="130" w:type="dxa"/>
-              <w:end w:w="70" w:type="dxa"/>
-            </w:tcMar>
-            <w:vAlign w:val="center"/>
-          </w:tcPr>
-          <w:p>
-            <w:pPr>
-              <w:keepNext w:val="0"/>
-              <w:keepLines/>
-              <w:spacing w:before="0" w:after="0" w:line="312" w:lineRule="auto"/>
-              <w:jc w:val="center"/>
-            </w:pPr>
-            <w:r/>
-            <w:r>
-              <w:rPr>
-                <w:rFonts w:ascii="휴먼명조" w:hAnsi="휴먼명조" w:eastAsia="휴먼명조" w:cs="휴먼명조"/>
-                <w:b w:val="0"/>
-                <w:i w:val="0"/>
-                <w:color w:val="000000"/>
-                <w:sz w:val="17"/>
-              </w:rPr>
-              <w:t>출처·적용기간</w:t>
-            </w:r>
-            <w:r>
-              <w:br/>
-            </w:r>
-            <w:r>
-              <w:rPr>
-                <w:rFonts w:ascii="휴먼명조" w:hAnsi="휴먼명조" w:eastAsia="휴먼명조" w:cs="휴먼명조"/>
-                <w:b w:val="0"/>
-                <w:i w:val="0"/>
-                <w:color w:val="000000"/>
-                <w:sz w:val="17"/>
-              </w:rPr>
-              <w:t>연락처·날짜 확인</w:t>
-            </w:r>
-          </w:p>
-        </w:tc>
-        <w:tc>
-          <w:tcPr>
-            <w:tcW w:type="dxa" w:w="300"/>
-            <w:vMerge/>
-          </w:tcPr>
-          <w:p/>
-        </w:tc>
-        <w:tc>
-          <w:tcPr>
-            <w:tcW w:type="dxa" w:w="1776"/>
-            <w:shd w:fill="FFFFFF" w:val="clear"/>
-            <w:tcBorders>
-              <w:top w:val="single" w:sz="10" w:space="0" w:color="000000"/>
-              <w:bottom w:val="single" w:sz="10" w:space="0" w:color="000000"/>
-              <w:start w:val="single" w:sz="10" w:space="0" w:color="000000"/>
-              <w:end w:val="single" w:sz="10" w:space="0" w:color="000000"/>
-              <w:insideH w:val="single" w:sz="10" w:space="0" w:color="000000"/>
-              <w:insideV w:val="single" w:sz="10" w:space="0" w:color="000000"/>
-            </w:tcBorders>
-            <w:tcMar>
-              <w:top w:w="130" w:type="dxa"/>
-              <w:start w:w="70" w:type="dxa"/>
-              <w:bottom w:w="130" w:type="dxa"/>
-              <w:end w:w="70" w:type="dxa"/>
-            </w:tcMar>
-            <w:vAlign w:val="center"/>
-          </w:tcPr>
-          <w:p>
-            <w:pPr>
-              <w:keepNext w:val="0"/>
-              <w:keepLines/>
-              <w:spacing w:before="0" w:after="0" w:line="312" w:lineRule="auto"/>
-              <w:jc w:val="center"/>
-            </w:pPr>
-            <w:r/>
-            <w:r>
-              <w:rPr>
-                <w:rFonts w:ascii="휴먼명조" w:hAnsi="휴먼명조" w:eastAsia="휴먼명조" w:cs="휴먼명조"/>
-                <w:b w:val="0"/>
-                <w:i w:val="0"/>
-                <w:color w:val="000000"/>
-                <w:sz w:val="17"/>
-              </w:rPr>
-              <w:t>체크리스트·캘린더</w:t>
-            </w:r>
-            <w:r>
-              <w:br/>
-            </w:r>
-            <w:r>
-              <w:rPr>
-                <w:rFonts w:ascii="휴먼명조" w:hAnsi="휴먼명조" w:eastAsia="휴먼명조" w:cs="휴먼명조"/>
-                <w:b w:val="0"/>
-                <w:i w:val="0"/>
-                <w:color w:val="000000"/>
-                <w:sz w:val="17"/>
-              </w:rPr>
-              <w:t>기관 연락처</w:t>
-            </w:r>
-          </w:p>
-        </w:tc>
-      </w:tr>
-    </w:tbl>
+    <w:p>
+      <w:pPr>
+        <w:pStyle w:val="Heading3"/>
+      </w:pPr>
+      <w:r>
+        <w:t>사용 경험의 원칙</w:t>
+      </w:r>
+    </w:p>
+    <w:p>
+      <w:pPr>
+        <w:keepNext w:val="0"/>
+        <w:keepLines w:val="0"/>
+        <w:spacing w:before="0" w:after="0" w:line="384" w:lineRule="auto"/>
+        <w:jc w:val="both"/>
+      </w:pPr>
+      <w:r>
+        <w:rPr>
+          <w:rFonts w:ascii="휴먼명조" w:hAnsi="휴먼명조" w:eastAsia="휴먼명조" w:cs="휴먼명조"/>
+          <w:b w:val="0"/>
+          <w:i w:val="0"/>
+          <w:color w:val="000000"/>
+          <w:sz w:val="22"/>
+        </w:rPr>
+        <w:t>로그인 전 입력한 정보는 현재 브라우저 세션에서만 사용한다. 자격요건이 불명확하거나 담당기관의 판단이 필요한 경우에는 결과를 ‘검토 필요’로 표시한다. 각 안내에는 출처 문서와 적용기간, 마지막 검증일을 함께 제공한다.</w:t>
+      </w:r>
+    </w:p>
     <w:p>
       <w:r>
         <w:br w:type="page"/>
@@ -4181,7 +3537,7 @@
           <w:color w:val="000000"/>
           <w:sz w:val="18"/>
         </w:rPr>
-        <w:t>그림 3. 공식 문서에서 서비스까지 이어지는 4계층 데이터 구조</w:t>
+        <w:t>그림 2. 공식 문서에서 서비스까지 이어지는 4계층 데이터 구조</w:t>
       </w:r>
     </w:p>
     <w:tbl>
@@ -5040,8 +4396,10 @@
     </w:p>
     <w:p>
       <w:pPr>
-        <w:pStyle w:val="ListBullet"/>
-        <w:keepLines/>
+        <w:keepNext w:val="0"/>
+        <w:keepLines w:val="0"/>
+        <w:spacing w:before="0" w:after="60" w:line="384" w:lineRule="auto"/>
+        <w:jc w:val="both"/>
       </w:pPr>
       <w:r>
         <w:rPr>
@@ -5051,13 +4409,15 @@
           <w:color w:val="000000"/>
           <w:sz w:val="18"/>
         </w:rPr>
-        <w:t>비자 챗봇은 의도·위험·언어를 분류하고 쉬운 표현으로 설명한다. 요건·절차·서류·기관 조회 범위는 검수된 데이터로 제한한다.</w:t>
+        <w:t>비자 챗봇은 의도와 위험 신호, 사용 언어를 분류하고 쉬운 표현으로 설명한다. 요건과 절차, 제출서류, 기관 조회 범위는 검수된 데이터로 제한한다.</w:t>
       </w:r>
     </w:p>
     <w:p>
       <w:pPr>
-        <w:pStyle w:val="ListBullet"/>
-        <w:keepLines/>
+        <w:keepNext w:val="0"/>
+        <w:keepLines w:val="0"/>
+        <w:spacing w:before="0" w:after="60" w:line="384" w:lineRule="auto"/>
+        <w:jc w:val="both"/>
       </w:pPr>
       <w:r>
         <w:rPr>
@@ -5067,13 +4427,15 @@
           <w:color w:val="000000"/>
           <w:sz w:val="18"/>
         </w:rPr>
-        <w:t>OCR 도우미는 선택한 필드의 의미를 설명한다. 서식 템플릿, 작성 주체, 누락 상태는 정해진 규칙으로 판정한다.</w:t>
+        <w:t>OCR 도우미는 선택한 필드의 의미를 설명한다. 서식 템플릿과 작성 주체, 누락 상태는 정해진 규칙으로 판정한다.</w:t>
       </w:r>
     </w:p>
     <w:p>
       <w:pPr>
-        <w:pStyle w:val="ListBullet"/>
-        <w:keepLines/>
+        <w:keepNext w:val="0"/>
+        <w:keepLines w:val="0"/>
+        <w:spacing w:before="0" w:after="120" w:line="384" w:lineRule="auto"/>
+        <w:jc w:val="both"/>
       </w:pPr>
       <w:r>
         <w:rPr>
@@ -5184,7 +4546,7 @@
           <w:color w:val="000000"/>
           <w:sz w:val="18"/>
         </w:rPr>
-        <w:t>그림 4. 비자 여정 단계별 서비스 책임 경계</w:t>
+        <w:t>그림 3. 비자 여정 단계별 서비스 책임 경계</w:t>
       </w:r>
     </w:p>
     <w:tbl>
@@ -5196,10 +4558,13 @@
         <w:tblInd w:w="120" w:type="dxa"/>
       </w:tblPr>
       <w:tblGrid>
-        <w:gridCol w:w="1300"/>
-        <w:gridCol w:w="2700"/>
-        <w:gridCol w:w="3300"/>
-        <w:gridCol w:w="2780"/>
+        <w:gridCol w:w="2250"/>
+        <w:gridCol w:w="360"/>
+        <w:gridCol w:w="2250"/>
+        <w:gridCol w:w="360"/>
+        <w:gridCol w:w="2250"/>
+        <w:gridCol w:w="360"/>
+        <w:gridCol w:w="2250"/>
       </w:tblGrid>
       <w:tr>
         <w:trPr>
@@ -5208,21 +4573,21 @@
         </w:trPr>
         <w:tc>
           <w:tcPr>
-            <w:tcW w:type="dxa" w:w="1300"/>
+            <w:tcW w:type="dxa" w:w="2250"/>
             <w:shd w:fill="000000" w:val="clear"/>
             <w:tcBorders>
-              <w:top w:val="single" w:sz="8" w:space="0" w:color="000000"/>
-              <w:bottom w:val="single" w:sz="8" w:space="0" w:color="000000"/>
-              <w:start w:val="single" w:sz="8" w:space="0" w:color="000000"/>
-              <w:end w:val="single" w:sz="8" w:space="0" w:color="000000"/>
-              <w:insideH w:val="single" w:sz="8" w:space="0" w:color="000000"/>
-              <w:insideV w:val="single" w:sz="8" w:space="0" w:color="000000"/>
+              <w:top w:val="single" w:sz="10" w:space="0" w:color="000000"/>
+              <w:bottom w:val="single" w:sz="10" w:space="0" w:color="000000"/>
+              <w:start w:val="single" w:sz="10" w:space="0" w:color="000000"/>
+              <w:end w:val="single" w:sz="10" w:space="0" w:color="000000"/>
+              <w:insideH w:val="single" w:sz="10" w:space="0" w:color="000000"/>
+              <w:insideV w:val="single" w:sz="10" w:space="0" w:color="000000"/>
             </w:tcBorders>
             <w:tcMar>
               <w:top w:w="100" w:type="dxa"/>
-              <w:start w:w="100" w:type="dxa"/>
+              <w:start w:w="70" w:type="dxa"/>
               <w:bottom w:w="100" w:type="dxa"/>
-              <w:end w:w="100" w:type="dxa"/>
+              <w:end w:w="70" w:type="dxa"/>
             </w:tcMar>
             <w:vAlign w:val="center"/>
           </w:tcPr>
@@ -5242,27 +4607,68 @@
                 <w:color w:val="FFFFFF"/>
                 <w:sz w:val="18"/>
               </w:rPr>
-              <w:t>단계</w:t>
+              <w:t>1. 추적</w:t>
             </w:r>
           </w:p>
         </w:tc>
         <w:tc>
           <w:tcPr>
-            <w:tcW w:type="dxa" w:w="2700"/>
+            <w:tcW w:type="dxa" w:w="360"/>
+            <w:vMerge w:val="restart"/>
+            <w:shd w:fill="FFFFFF" w:val="clear"/>
+            <w:tcBorders>
+              <w:top w:val="nil"/>
+              <w:bottom w:val="nil"/>
+              <w:start w:val="nil"/>
+              <w:end w:val="nil"/>
+              <w:insideH w:val="nil"/>
+              <w:insideV w:val="nil"/>
+            </w:tcBorders>
+            <w:tcMar>
+              <w:top w:w="0" w:type="dxa"/>
+              <w:start w:w="0" w:type="dxa"/>
+              <w:bottom w:w="0" w:type="dxa"/>
+              <w:end w:w="0" w:type="dxa"/>
+            </w:tcMar>
+            <w:vAlign w:val="center"/>
+          </w:tcPr>
+          <w:p>
+            <w:pPr>
+              <w:keepNext w:val="0"/>
+              <w:keepLines/>
+              <w:spacing w:before="0" w:after="0" w:line="240" w:lineRule="auto"/>
+              <w:jc w:val="center"/>
+            </w:pPr>
+            <w:r/>
+            <w:r>
+              <w:rPr>
+                <w:rFonts w:ascii="휴먼명조" w:hAnsi="휴먼명조" w:eastAsia="휴먼명조" w:cs="휴먼명조"/>
+                <w:b/>
+                <w:i w:val="0"/>
+                <w:color w:val="000000"/>
+                <w:sz w:val="30"/>
+              </w:rPr>
+              <w:t>→</w:t>
+            </w:r>
+          </w:p>
+        </w:tc>
+        <w:tc>
+          <w:tcPr>
+            <w:tcW w:type="dxa" w:w="2250"/>
             <w:shd w:fill="000000" w:val="clear"/>
             <w:tcBorders>
-              <w:top w:val="single" w:sz="8" w:space="0" w:color="000000"/>
-              <w:bottom w:val="single" w:sz="8" w:space="0" w:color="000000"/>
-              <w:start w:val="single" w:sz="8" w:space="0" w:color="000000"/>
-              <w:end w:val="single" w:sz="8" w:space="0" w:color="000000"/>
-              <w:insideH w:val="single" w:sz="8" w:space="0" w:color="000000"/>
-              <w:insideV w:val="single" w:sz="8" w:space="0" w:color="000000"/>
+              <w:top w:val="single" w:sz="10" w:space="0" w:color="000000"/>
+              <w:bottom w:val="single" w:sz="10" w:space="0" w:color="000000"/>
+              <w:start w:val="single" w:sz="10" w:space="0" w:color="000000"/>
+              <w:end w:val="single" w:sz="10" w:space="0" w:color="000000"/>
+              <w:insideH w:val="single" w:sz="10" w:space="0" w:color="000000"/>
+              <w:insideV w:val="single" w:sz="10" w:space="0" w:color="000000"/>
             </w:tcBorders>
             <w:tcMar>
               <w:top w:w="100" w:type="dxa"/>
-              <w:start w:w="100" w:type="dxa"/>
+              <w:start w:w="70" w:type="dxa"/>
               <w:bottom w:w="100" w:type="dxa"/>
-              <w:end w:w="100" w:type="dxa"/>
+              <w:end w:w="70" w:type="dxa"/>
             </w:tcMar>
             <w:vAlign w:val="center"/>
           </w:tcPr>
@@ -5282,27 +4688,68 @@
                 <w:color w:val="FFFFFF"/>
                 <w:sz w:val="18"/>
               </w:rPr>
-              <w:t>내용</w:t>
+              <w:t>2. 준비</w:t>
             </w:r>
           </w:p>
         </w:tc>
         <w:tc>
           <w:tcPr>
-            <w:tcW w:type="dxa" w:w="3300"/>
+            <w:tcW w:type="dxa" w:w="360"/>
+            <w:vMerge w:val="restart"/>
+            <w:shd w:fill="FFFFFF" w:val="clear"/>
+            <w:tcBorders>
+              <w:top w:val="nil"/>
+              <w:bottom w:val="nil"/>
+              <w:start w:val="nil"/>
+              <w:end w:val="nil"/>
+              <w:insideH w:val="nil"/>
+              <w:insideV w:val="nil"/>
+            </w:tcBorders>
+            <w:tcMar>
+              <w:top w:w="0" w:type="dxa"/>
+              <w:start w:w="0" w:type="dxa"/>
+              <w:bottom w:w="0" w:type="dxa"/>
+              <w:end w:w="0" w:type="dxa"/>
+            </w:tcMar>
+            <w:vAlign w:val="center"/>
+          </w:tcPr>
+          <w:p>
+            <w:pPr>
+              <w:keepNext w:val="0"/>
+              <w:keepLines/>
+              <w:spacing w:before="0" w:after="0" w:line="240" w:lineRule="auto"/>
+              <w:jc w:val="center"/>
+            </w:pPr>
+            <w:r/>
+            <w:r>
+              <w:rPr>
+                <w:rFonts w:ascii="휴먼명조" w:hAnsi="휴먼명조" w:eastAsia="휴먼명조" w:cs="휴먼명조"/>
+                <w:b/>
+                <w:i w:val="0"/>
+                <w:color w:val="000000"/>
+                <w:sz w:val="30"/>
+              </w:rPr>
+              <w:t>→</w:t>
+            </w:r>
+          </w:p>
+        </w:tc>
+        <w:tc>
+          <w:tcPr>
+            <w:tcW w:type="dxa" w:w="2250"/>
             <w:shd w:fill="000000" w:val="clear"/>
             <w:tcBorders>
-              <w:top w:val="single" w:sz="8" w:space="0" w:color="000000"/>
-              <w:bottom w:val="single" w:sz="8" w:space="0" w:color="000000"/>
-              <w:start w:val="single" w:sz="8" w:space="0" w:color="000000"/>
-              <w:end w:val="single" w:sz="8" w:space="0" w:color="000000"/>
-              <w:insideH w:val="single" w:sz="8" w:space="0" w:color="000000"/>
-              <w:insideV w:val="single" w:sz="8" w:space="0" w:color="000000"/>
+              <w:top w:val="single" w:sz="10" w:space="0" w:color="000000"/>
+              <w:bottom w:val="single" w:sz="10" w:space="0" w:color="000000"/>
+              <w:start w:val="single" w:sz="10" w:space="0" w:color="000000"/>
+              <w:end w:val="single" w:sz="10" w:space="0" w:color="000000"/>
+              <w:insideH w:val="single" w:sz="10" w:space="0" w:color="000000"/>
+              <w:insideV w:val="single" w:sz="10" w:space="0" w:color="000000"/>
             </w:tcBorders>
             <w:tcMar>
               <w:top w:w="100" w:type="dxa"/>
-              <w:start w:w="100" w:type="dxa"/>
+              <w:start w:w="70" w:type="dxa"/>
               <w:bottom w:w="100" w:type="dxa"/>
-              <w:end w:w="100" w:type="dxa"/>
+              <w:end w:w="70" w:type="dxa"/>
             </w:tcMar>
             <w:vAlign w:val="center"/>
           </w:tcPr>
@@ -5322,27 +4769,68 @@
                 <w:color w:val="FFFFFF"/>
                 <w:sz w:val="18"/>
               </w:rPr>
-              <w:t>비자부기 역할</w:t>
+              <w:t>3. 제출</w:t>
             </w:r>
           </w:p>
         </w:tc>
         <w:tc>
           <w:tcPr>
-            <w:tcW w:type="dxa" w:w="2780"/>
+            <w:tcW w:type="dxa" w:w="360"/>
+            <w:vMerge w:val="restart"/>
+            <w:shd w:fill="FFFFFF" w:val="clear"/>
+            <w:tcBorders>
+              <w:top w:val="nil"/>
+              <w:bottom w:val="nil"/>
+              <w:start w:val="nil"/>
+              <w:end w:val="nil"/>
+              <w:insideH w:val="nil"/>
+              <w:insideV w:val="nil"/>
+            </w:tcBorders>
+            <w:tcMar>
+              <w:top w:w="0" w:type="dxa"/>
+              <w:start w:w="0" w:type="dxa"/>
+              <w:bottom w:w="0" w:type="dxa"/>
+              <w:end w:w="0" w:type="dxa"/>
+            </w:tcMar>
+            <w:vAlign w:val="center"/>
+          </w:tcPr>
+          <w:p>
+            <w:pPr>
+              <w:keepNext w:val="0"/>
+              <w:keepLines/>
+              <w:spacing w:before="0" w:after="0" w:line="240" w:lineRule="auto"/>
+              <w:jc w:val="center"/>
+            </w:pPr>
+            <w:r/>
+            <w:r>
+              <w:rPr>
+                <w:rFonts w:ascii="휴먼명조" w:hAnsi="휴먼명조" w:eastAsia="휴먼명조" w:cs="휴먼명조"/>
+                <w:b/>
+                <w:i w:val="0"/>
+                <w:color w:val="000000"/>
+                <w:sz w:val="30"/>
+              </w:rPr>
+              <w:t>→</w:t>
+            </w:r>
+          </w:p>
+        </w:tc>
+        <w:tc>
+          <w:tcPr>
+            <w:tcW w:type="dxa" w:w="2250"/>
             <w:shd w:fill="000000" w:val="clear"/>
             <w:tcBorders>
-              <w:top w:val="single" w:sz="8" w:space="0" w:color="000000"/>
-              <w:bottom w:val="single" w:sz="8" w:space="0" w:color="000000"/>
-              <w:start w:val="single" w:sz="8" w:space="0" w:color="000000"/>
-              <w:end w:val="single" w:sz="8" w:space="0" w:color="000000"/>
-              <w:insideH w:val="single" w:sz="8" w:space="0" w:color="000000"/>
-              <w:insideV w:val="single" w:sz="8" w:space="0" w:color="000000"/>
+              <w:top w:val="single" w:sz="10" w:space="0" w:color="000000"/>
+              <w:bottom w:val="single" w:sz="10" w:space="0" w:color="000000"/>
+              <w:start w:val="single" w:sz="10" w:space="0" w:color="000000"/>
+              <w:end w:val="single" w:sz="10" w:space="0" w:color="000000"/>
+              <w:insideH w:val="single" w:sz="10" w:space="0" w:color="000000"/>
+              <w:insideV w:val="single" w:sz="10" w:space="0" w:color="000000"/>
             </w:tcBorders>
             <w:tcMar>
               <w:top w:w="100" w:type="dxa"/>
-              <w:start w:w="100" w:type="dxa"/>
+              <w:start w:w="70" w:type="dxa"/>
               <w:bottom w:w="100" w:type="dxa"/>
-              <w:end w:w="100" w:type="dxa"/>
+              <w:end w:w="70" w:type="dxa"/>
             </w:tcMar>
             <w:vAlign w:val="center"/>
           </w:tcPr>
@@ -5362,7 +4850,7 @@
                 <w:color w:val="FFFFFF"/>
                 <w:sz w:val="18"/>
               </w:rPr>
-              <w:t>최종 책임 주체</w:t>
+              <w:t>4. 판정</w:t>
             </w:r>
           </w:p>
         </w:tc>
@@ -5373,21 +4861,21 @@
         </w:trPr>
         <w:tc>
           <w:tcPr>
-            <w:tcW w:type="dxa" w:w="1300"/>
+            <w:tcW w:type="dxa" w:w="2250"/>
             <w:shd w:fill="FFFFFF" w:val="clear"/>
             <w:tcBorders>
-              <w:top w:val="single" w:sz="8" w:space="0" w:color="000000"/>
-              <w:bottom w:val="single" w:sz="8" w:space="0" w:color="000000"/>
-              <w:start w:val="single" w:sz="8" w:space="0" w:color="000000"/>
-              <w:end w:val="single" w:sz="8" w:space="0" w:color="000000"/>
-              <w:insideH w:val="single" w:sz="8" w:space="0" w:color="000000"/>
-              <w:insideV w:val="single" w:sz="8" w:space="0" w:color="000000"/>
+              <w:top w:val="single" w:sz="10" w:space="0" w:color="000000"/>
+              <w:bottom w:val="single" w:sz="10" w:space="0" w:color="000000"/>
+              <w:start w:val="single" w:sz="10" w:space="0" w:color="000000"/>
+              <w:end w:val="single" w:sz="10" w:space="0" w:color="000000"/>
+              <w:insideH w:val="single" w:sz="10" w:space="0" w:color="000000"/>
+              <w:insideV w:val="single" w:sz="10" w:space="0" w:color="000000"/>
             </w:tcBorders>
             <w:tcMar>
-              <w:top w:w="100" w:type="dxa"/>
-              <w:start w:w="110" w:type="dxa"/>
-              <w:bottom w:w="100" w:type="dxa"/>
-              <w:end w:w="110" w:type="dxa"/>
+              <w:top w:w="130" w:type="dxa"/>
+              <w:start w:w="70" w:type="dxa"/>
+              <w:bottom w:w="130" w:type="dxa"/>
+              <w:end w:w="70" w:type="dxa"/>
             </w:tcMar>
             <w:vAlign w:val="center"/>
           </w:tcPr>
@@ -5395,48 +4883,8 @@
             <w:pPr>
               <w:keepNext w:val="0"/>
               <w:keepLines/>
-              <w:spacing w:before="0" w:after="0" w:line="324" w:lineRule="auto"/>
-              <w:jc w:val="left"/>
-            </w:pPr>
-            <w:r/>
-            <w:r>
-              <w:rPr>
-                <w:rFonts w:ascii="휴먼명조" w:hAnsi="휴먼명조" w:eastAsia="휴먼명조" w:cs="휴먼명조"/>
-                <w:b/>
-                <w:i w:val="0"/>
-                <w:color w:val="000000"/>
-                <w:sz w:val="18"/>
-              </w:rPr>
-              <w:t>1. 추적</w:t>
-            </w:r>
-          </w:p>
-        </w:tc>
-        <w:tc>
-          <w:tcPr>
-            <w:tcW w:type="dxa" w:w="2700"/>
-            <w:shd w:fill="FFFFFF" w:val="clear"/>
-            <w:tcBorders>
-              <w:top w:val="single" w:sz="8" w:space="0" w:color="000000"/>
-              <w:bottom w:val="single" w:sz="8" w:space="0" w:color="000000"/>
-              <w:start w:val="single" w:sz="8" w:space="0" w:color="000000"/>
-              <w:end w:val="single" w:sz="8" w:space="0" w:color="000000"/>
-              <w:insideH w:val="single" w:sz="8" w:space="0" w:color="000000"/>
-              <w:insideV w:val="single" w:sz="8" w:space="0" w:color="000000"/>
-            </w:tcBorders>
-            <w:tcMar>
-              <w:top w:w="100" w:type="dxa"/>
-              <w:start w:w="110" w:type="dxa"/>
-              <w:bottom w:w="100" w:type="dxa"/>
-              <w:end w:w="110" w:type="dxa"/>
-            </w:tcMar>
-            <w:vAlign w:val="center"/>
-          </w:tcPr>
-          <w:p>
-            <w:pPr>
-              <w:keepNext w:val="0"/>
-              <w:keepLines/>
-              <w:spacing w:before="0" w:after="0" w:line="324" w:lineRule="auto"/>
-              <w:jc w:val="left"/>
+              <w:spacing w:before="0" w:after="0" w:line="312" w:lineRule="auto"/>
+              <w:jc w:val="center"/>
             </w:pPr>
             <w:r/>
             <w:r>
@@ -5445,29 +4893,49 @@
                 <w:b w:val="0"/>
                 <w:i w:val="0"/>
                 <w:color w:val="000000"/>
-                <w:sz w:val="18"/>
+                <w:sz w:val="17"/>
               </w:rPr>
-              <w:t>요건·진행 현황 확인</w:t>
+              <w:t>요건·진행 현황</w:t>
+            </w:r>
+            <w:r>
+              <w:br/>
+            </w:r>
+            <w:r>
+              <w:rPr>
+                <w:rFonts w:ascii="휴먼명조" w:hAnsi="휴먼명조" w:eastAsia="휴먼명조" w:cs="휴먼명조"/>
+                <w:b w:val="0"/>
+                <w:i w:val="0"/>
+                <w:color w:val="000000"/>
+                <w:sz w:val="17"/>
+              </w:rPr>
+              <w:t>비자부기 지원</w:t>
             </w:r>
           </w:p>
         </w:tc>
         <w:tc>
           <w:tcPr>
-            <w:tcW w:type="dxa" w:w="3300"/>
+            <w:tcW w:type="dxa" w:w="360"/>
+            <w:vMerge/>
+          </w:tcPr>
+          <w:p/>
+        </w:tc>
+        <w:tc>
+          <w:tcPr>
+            <w:tcW w:type="dxa" w:w="2250"/>
             <w:shd w:fill="FFFFFF" w:val="clear"/>
             <w:tcBorders>
-              <w:top w:val="single" w:sz="8" w:space="0" w:color="000000"/>
-              <w:bottom w:val="single" w:sz="8" w:space="0" w:color="000000"/>
-              <w:start w:val="single" w:sz="8" w:space="0" w:color="000000"/>
-              <w:end w:val="single" w:sz="8" w:space="0" w:color="000000"/>
-              <w:insideH w:val="single" w:sz="8" w:space="0" w:color="000000"/>
-              <w:insideV w:val="single" w:sz="8" w:space="0" w:color="000000"/>
+              <w:top w:val="single" w:sz="10" w:space="0" w:color="000000"/>
+              <w:bottom w:val="single" w:sz="10" w:space="0" w:color="000000"/>
+              <w:start w:val="single" w:sz="10" w:space="0" w:color="000000"/>
+              <w:end w:val="single" w:sz="10" w:space="0" w:color="000000"/>
+              <w:insideH w:val="single" w:sz="10" w:space="0" w:color="000000"/>
+              <w:insideV w:val="single" w:sz="10" w:space="0" w:color="000000"/>
             </w:tcBorders>
             <w:tcMar>
-              <w:top w:w="100" w:type="dxa"/>
-              <w:start w:w="110" w:type="dxa"/>
-              <w:bottom w:w="100" w:type="dxa"/>
-              <w:end w:w="110" w:type="dxa"/>
+              <w:top w:w="130" w:type="dxa"/>
+              <w:start w:w="70" w:type="dxa"/>
+              <w:bottom w:w="130" w:type="dxa"/>
+              <w:end w:w="70" w:type="dxa"/>
             </w:tcMar>
             <w:vAlign w:val="center"/>
           </w:tcPr>
@@ -5475,8 +4943,8 @@
             <w:pPr>
               <w:keepNext w:val="0"/>
               <w:keepLines/>
-              <w:spacing w:before="0" w:after="0" w:line="324" w:lineRule="auto"/>
-              <w:jc w:val="left"/>
+              <w:spacing w:before="0" w:after="0" w:line="312" w:lineRule="auto"/>
+              <w:jc w:val="center"/>
             </w:pPr>
             <w:r/>
             <w:r>
@@ -5485,29 +4953,49 @@
                 <w:b w:val="0"/>
                 <w:i w:val="0"/>
                 <w:color w:val="000000"/>
-                <w:sz w:val="18"/>
+                <w:sz w:val="17"/>
               </w:rPr>
-              <w:t>규칙 계산으로 자가진단 지원</w:t>
+              <w:t>서류·OCR·일정</w:t>
+            </w:r>
+            <w:r>
+              <w:br/>
+            </w:r>
+            <w:r>
+              <w:rPr>
+                <w:rFonts w:ascii="휴먼명조" w:hAnsi="휴먼명조" w:eastAsia="휴먼명조" w:cs="휴먼명조"/>
+                <w:b w:val="0"/>
+                <w:i w:val="0"/>
+                <w:color w:val="000000"/>
+                <w:sz w:val="17"/>
+              </w:rPr>
+              <w:t>비자부기+사용자</w:t>
             </w:r>
           </w:p>
         </w:tc>
         <w:tc>
           <w:tcPr>
-            <w:tcW w:type="dxa" w:w="2780"/>
+            <w:tcW w:type="dxa" w:w="360"/>
+            <w:vMerge/>
+          </w:tcPr>
+          <w:p/>
+        </w:tc>
+        <w:tc>
+          <w:tcPr>
+            <w:tcW w:type="dxa" w:w="2250"/>
             <w:shd w:fill="FFFFFF" w:val="clear"/>
             <w:tcBorders>
-              <w:top w:val="single" w:sz="8" w:space="0" w:color="000000"/>
-              <w:bottom w:val="single" w:sz="8" w:space="0" w:color="000000"/>
-              <w:start w:val="single" w:sz="8" w:space="0" w:color="000000"/>
-              <w:end w:val="single" w:sz="8" w:space="0" w:color="000000"/>
-              <w:insideH w:val="single" w:sz="8" w:space="0" w:color="000000"/>
-              <w:insideV w:val="single" w:sz="8" w:space="0" w:color="000000"/>
+              <w:top w:val="single" w:sz="10" w:space="0" w:color="000000"/>
+              <w:bottom w:val="single" w:sz="10" w:space="0" w:color="000000"/>
+              <w:start w:val="single" w:sz="10" w:space="0" w:color="000000"/>
+              <w:end w:val="single" w:sz="10" w:space="0" w:color="000000"/>
+              <w:insideH w:val="single" w:sz="10" w:space="0" w:color="000000"/>
+              <w:insideV w:val="single" w:sz="10" w:space="0" w:color="000000"/>
             </w:tcBorders>
             <w:tcMar>
-              <w:top w:w="100" w:type="dxa"/>
-              <w:start w:w="110" w:type="dxa"/>
-              <w:bottom w:w="100" w:type="dxa"/>
-              <w:end w:w="110" w:type="dxa"/>
+              <w:top w:w="130" w:type="dxa"/>
+              <w:start w:w="70" w:type="dxa"/>
+              <w:bottom w:w="130" w:type="dxa"/>
+              <w:end w:w="70" w:type="dxa"/>
             </w:tcMar>
             <w:vAlign w:val="center"/>
           </w:tcPr>
@@ -5515,8 +5003,8 @@
             <w:pPr>
               <w:keepNext w:val="0"/>
               <w:keepLines/>
-              <w:spacing w:before="0" w:after="0" w:line="324" w:lineRule="auto"/>
-              <w:jc w:val="left"/>
+              <w:spacing w:before="0" w:after="0" w:line="312" w:lineRule="auto"/>
+              <w:jc w:val="center"/>
             </w:pPr>
             <w:r/>
             <w:r>
@@ -5525,34 +5013,49 @@
                 <w:b w:val="0"/>
                 <w:i w:val="0"/>
                 <w:color w:val="000000"/>
-                <w:sz w:val="18"/>
+                <w:sz w:val="17"/>
               </w:rPr>
-              <w:t>비자부기(참고용)</w:t>
+              <w:t>공식 링크·제출처</w:t>
+            </w:r>
+            <w:r>
+              <w:br/>
+            </w:r>
+            <w:r>
+              <w:rPr>
+                <w:rFonts w:ascii="휴먼명조" w:hAnsi="휴먼명조" w:eastAsia="휴먼명조" w:cs="휴먼명조"/>
+                <w:b w:val="0"/>
+                <w:i w:val="0"/>
+                <w:color w:val="000000"/>
+                <w:sz w:val="17"/>
+              </w:rPr>
+              <w:t>공식 접수기관</w:t>
             </w:r>
           </w:p>
         </w:tc>
-      </w:tr>
-      <w:tr>
-        <w:trPr>
-          <w:cantSplit/>
-        </w:trPr>
         <w:tc>
           <w:tcPr>
-            <w:tcW w:type="dxa" w:w="1300"/>
+            <w:tcW w:type="dxa" w:w="360"/>
+            <w:vMerge/>
+          </w:tcPr>
+          <w:p/>
+        </w:tc>
+        <w:tc>
+          <w:tcPr>
+            <w:tcW w:type="dxa" w:w="2250"/>
             <w:shd w:fill="FFFFFF" w:val="clear"/>
             <w:tcBorders>
-              <w:top w:val="single" w:sz="8" w:space="0" w:color="000000"/>
-              <w:bottom w:val="single" w:sz="8" w:space="0" w:color="000000"/>
-              <w:start w:val="single" w:sz="8" w:space="0" w:color="000000"/>
-              <w:end w:val="single" w:sz="8" w:space="0" w:color="000000"/>
-              <w:insideH w:val="single" w:sz="8" w:space="0" w:color="000000"/>
-              <w:insideV w:val="single" w:sz="8" w:space="0" w:color="000000"/>
+              <w:top w:val="single" w:sz="10" w:space="0" w:color="000000"/>
+              <w:bottom w:val="single" w:sz="10" w:space="0" w:color="000000"/>
+              <w:start w:val="single" w:sz="10" w:space="0" w:color="000000"/>
+              <w:end w:val="single" w:sz="10" w:space="0" w:color="000000"/>
+              <w:insideH w:val="single" w:sz="10" w:space="0" w:color="000000"/>
+              <w:insideV w:val="single" w:sz="10" w:space="0" w:color="000000"/>
             </w:tcBorders>
             <w:tcMar>
-              <w:top w:w="100" w:type="dxa"/>
-              <w:start w:w="110" w:type="dxa"/>
-              <w:bottom w:w="100" w:type="dxa"/>
-              <w:end w:w="110" w:type="dxa"/>
+              <w:top w:w="130" w:type="dxa"/>
+              <w:start w:w="70" w:type="dxa"/>
+              <w:bottom w:w="130" w:type="dxa"/>
+              <w:end w:w="70" w:type="dxa"/>
             </w:tcMar>
             <w:vAlign w:val="center"/>
           </w:tcPr>
@@ -5560,48 +5063,8 @@
             <w:pPr>
               <w:keepNext w:val="0"/>
               <w:keepLines/>
-              <w:spacing w:before="0" w:after="0" w:line="324" w:lineRule="auto"/>
-              <w:jc w:val="left"/>
-            </w:pPr>
-            <w:r/>
-            <w:r>
-              <w:rPr>
-                <w:rFonts w:ascii="휴먼명조" w:hAnsi="휴먼명조" w:eastAsia="휴먼명조" w:cs="휴먼명조"/>
-                <w:b/>
-                <w:i w:val="0"/>
-                <w:color w:val="000000"/>
-                <w:sz w:val="18"/>
-              </w:rPr>
-              <w:t>2. 준비</w:t>
-            </w:r>
-          </w:p>
-        </w:tc>
-        <w:tc>
-          <w:tcPr>
-            <w:tcW w:type="dxa" w:w="2700"/>
-            <w:shd w:fill="FFFFFF" w:val="clear"/>
-            <w:tcBorders>
-              <w:top w:val="single" w:sz="8" w:space="0" w:color="000000"/>
-              <w:bottom w:val="single" w:sz="8" w:space="0" w:color="000000"/>
-              <w:start w:val="single" w:sz="8" w:space="0" w:color="000000"/>
-              <w:end w:val="single" w:sz="8" w:space="0" w:color="000000"/>
-              <w:insideH w:val="single" w:sz="8" w:space="0" w:color="000000"/>
-              <w:insideV w:val="single" w:sz="8" w:space="0" w:color="000000"/>
-            </w:tcBorders>
-            <w:tcMar>
-              <w:top w:w="100" w:type="dxa"/>
-              <w:start w:w="110" w:type="dxa"/>
-              <w:bottom w:w="100" w:type="dxa"/>
-              <w:end w:w="110" w:type="dxa"/>
-            </w:tcMar>
-            <w:vAlign w:val="center"/>
-          </w:tcPr>
-          <w:p>
-            <w:pPr>
-              <w:keepNext w:val="0"/>
-              <w:keepLines/>
-              <w:spacing w:before="0" w:after="0" w:line="324" w:lineRule="auto"/>
-              <w:jc w:val="left"/>
+              <w:spacing w:before="0" w:after="0" w:line="312" w:lineRule="auto"/>
+              <w:jc w:val="center"/>
             </w:pPr>
             <w:r/>
             <w:r>
@@ -5610,417 +5073,20 @@
                 <w:b w:val="0"/>
                 <w:i w:val="0"/>
                 <w:color w:val="000000"/>
-                <w:sz w:val="18"/>
+                <w:sz w:val="17"/>
               </w:rPr>
-              <w:t>서류·OCR·일정 정리</w:t>
+              <w:t>승인·불허·보완</w:t>
             </w:r>
-          </w:p>
-        </w:tc>
-        <w:tc>
-          <w:tcPr>
-            <w:tcW w:type="dxa" w:w="3300"/>
-            <w:shd w:fill="FFFFFF" w:val="clear"/>
-            <w:tcBorders>
-              <w:top w:val="single" w:sz="8" w:space="0" w:color="000000"/>
-              <w:bottom w:val="single" w:sz="8" w:space="0" w:color="000000"/>
-              <w:start w:val="single" w:sz="8" w:space="0" w:color="000000"/>
-              <w:end w:val="single" w:sz="8" w:space="0" w:color="000000"/>
-              <w:insideH w:val="single" w:sz="8" w:space="0" w:color="000000"/>
-              <w:insideV w:val="single" w:sz="8" w:space="0" w:color="000000"/>
-            </w:tcBorders>
-            <w:tcMar>
-              <w:top w:w="100" w:type="dxa"/>
-              <w:start w:w="110" w:type="dxa"/>
-              <w:bottom w:w="100" w:type="dxa"/>
-              <w:end w:w="110" w:type="dxa"/>
-            </w:tcMar>
-            <w:vAlign w:val="center"/>
-          </w:tcPr>
-          <w:p>
-            <w:pPr>
-              <w:keepNext w:val="0"/>
-              <w:keepLines/>
-              <w:spacing w:before="0" w:after="0" w:line="324" w:lineRule="auto"/>
-              <w:jc w:val="left"/>
-            </w:pPr>
-            <w:r/>
+            <w:r>
+              <w:br/>
+            </w:r>
             <w:r>
               <w:rPr>
                 <w:rFonts w:ascii="휴먼명조" w:hAnsi="휴먼명조" w:eastAsia="휴먼명조" w:cs="휴먼명조"/>
                 <w:b w:val="0"/>
                 <w:i w:val="0"/>
                 <w:color w:val="000000"/>
-                <w:sz w:val="18"/>
-              </w:rPr>
-              <w:t>문서·OCR·초안 지원</w:t>
-            </w:r>
-          </w:p>
-        </w:tc>
-        <w:tc>
-          <w:tcPr>
-            <w:tcW w:type="dxa" w:w="2780"/>
-            <w:shd w:fill="FFFFFF" w:val="clear"/>
-            <w:tcBorders>
-              <w:top w:val="single" w:sz="8" w:space="0" w:color="000000"/>
-              <w:bottom w:val="single" w:sz="8" w:space="0" w:color="000000"/>
-              <w:start w:val="single" w:sz="8" w:space="0" w:color="000000"/>
-              <w:end w:val="single" w:sz="8" w:space="0" w:color="000000"/>
-              <w:insideH w:val="single" w:sz="8" w:space="0" w:color="000000"/>
-              <w:insideV w:val="single" w:sz="8" w:space="0" w:color="000000"/>
-            </w:tcBorders>
-            <w:tcMar>
-              <w:top w:w="100" w:type="dxa"/>
-              <w:start w:w="110" w:type="dxa"/>
-              <w:bottom w:w="100" w:type="dxa"/>
-              <w:end w:w="110" w:type="dxa"/>
-            </w:tcMar>
-            <w:vAlign w:val="center"/>
-          </w:tcPr>
-          <w:p>
-            <w:pPr>
-              <w:keepNext w:val="0"/>
-              <w:keepLines/>
-              <w:spacing w:before="0" w:after="0" w:line="324" w:lineRule="auto"/>
-              <w:jc w:val="left"/>
-            </w:pPr>
-            <w:r/>
-            <w:r>
-              <w:rPr>
-                <w:rFonts w:ascii="휴먼명조" w:hAnsi="휴먼명조" w:eastAsia="휴먼명조" w:cs="휴먼명조"/>
-                <w:b w:val="0"/>
-                <w:i w:val="0"/>
-                <w:color w:val="000000"/>
-                <w:sz w:val="18"/>
-              </w:rPr>
-              <w:t>비자부기 + 사용자</w:t>
-            </w:r>
-          </w:p>
-        </w:tc>
-      </w:tr>
-      <w:tr>
-        <w:trPr>
-          <w:cantSplit/>
-        </w:trPr>
-        <w:tc>
-          <w:tcPr>
-            <w:tcW w:type="dxa" w:w="1300"/>
-            <w:shd w:fill="FFFFFF" w:val="clear"/>
-            <w:tcBorders>
-              <w:top w:val="single" w:sz="8" w:space="0" w:color="000000"/>
-              <w:bottom w:val="single" w:sz="8" w:space="0" w:color="000000"/>
-              <w:start w:val="single" w:sz="8" w:space="0" w:color="000000"/>
-              <w:end w:val="single" w:sz="8" w:space="0" w:color="000000"/>
-              <w:insideH w:val="single" w:sz="8" w:space="0" w:color="000000"/>
-              <w:insideV w:val="single" w:sz="8" w:space="0" w:color="000000"/>
-            </w:tcBorders>
-            <w:tcMar>
-              <w:top w:w="100" w:type="dxa"/>
-              <w:start w:w="110" w:type="dxa"/>
-              <w:bottom w:w="100" w:type="dxa"/>
-              <w:end w:w="110" w:type="dxa"/>
-            </w:tcMar>
-            <w:vAlign w:val="center"/>
-          </w:tcPr>
-          <w:p>
-            <w:pPr>
-              <w:keepNext w:val="0"/>
-              <w:keepLines/>
-              <w:spacing w:before="0" w:after="0" w:line="324" w:lineRule="auto"/>
-              <w:jc w:val="left"/>
-            </w:pPr>
-            <w:r/>
-            <w:r>
-              <w:rPr>
-                <w:rFonts w:ascii="휴먼명조" w:hAnsi="휴먼명조" w:eastAsia="휴먼명조" w:cs="휴먼명조"/>
-                <w:b/>
-                <w:i w:val="0"/>
-                <w:color w:val="000000"/>
-                <w:sz w:val="18"/>
-              </w:rPr>
-              <w:t>3. 제출</w:t>
-            </w:r>
-          </w:p>
-        </w:tc>
-        <w:tc>
-          <w:tcPr>
-            <w:tcW w:type="dxa" w:w="2700"/>
-            <w:shd w:fill="FFFFFF" w:val="clear"/>
-            <w:tcBorders>
-              <w:top w:val="single" w:sz="8" w:space="0" w:color="000000"/>
-              <w:bottom w:val="single" w:sz="8" w:space="0" w:color="000000"/>
-              <w:start w:val="single" w:sz="8" w:space="0" w:color="000000"/>
-              <w:end w:val="single" w:sz="8" w:space="0" w:color="000000"/>
-              <w:insideH w:val="single" w:sz="8" w:space="0" w:color="000000"/>
-              <w:insideV w:val="single" w:sz="8" w:space="0" w:color="000000"/>
-            </w:tcBorders>
-            <w:tcMar>
-              <w:top w:w="100" w:type="dxa"/>
-              <w:start w:w="110" w:type="dxa"/>
-              <w:bottom w:w="100" w:type="dxa"/>
-              <w:end w:w="110" w:type="dxa"/>
-            </w:tcMar>
-            <w:vAlign w:val="center"/>
-          </w:tcPr>
-          <w:p>
-            <w:pPr>
-              <w:keepNext w:val="0"/>
-              <w:keepLines/>
-              <w:spacing w:before="0" w:after="0" w:line="324" w:lineRule="auto"/>
-              <w:jc w:val="left"/>
-            </w:pPr>
-            <w:r/>
-            <w:r>
-              <w:rPr>
-                <w:rFonts w:ascii="휴먼명조" w:hAnsi="휴먼명조" w:eastAsia="휴먼명조" w:cs="휴먼명조"/>
-                <w:b w:val="0"/>
-                <w:i w:val="0"/>
-                <w:color w:val="000000"/>
-                <w:sz w:val="18"/>
-              </w:rPr>
-              <w:t>공식 링크·제출처 안내</w:t>
-            </w:r>
-          </w:p>
-        </w:tc>
-        <w:tc>
-          <w:tcPr>
-            <w:tcW w:type="dxa" w:w="3300"/>
-            <w:shd w:fill="FFFFFF" w:val="clear"/>
-            <w:tcBorders>
-              <w:top w:val="single" w:sz="8" w:space="0" w:color="000000"/>
-              <w:bottom w:val="single" w:sz="8" w:space="0" w:color="000000"/>
-              <w:start w:val="single" w:sz="8" w:space="0" w:color="000000"/>
-              <w:end w:val="single" w:sz="8" w:space="0" w:color="000000"/>
-              <w:insideH w:val="single" w:sz="8" w:space="0" w:color="000000"/>
-              <w:insideV w:val="single" w:sz="8" w:space="0" w:color="000000"/>
-            </w:tcBorders>
-            <w:tcMar>
-              <w:top w:w="100" w:type="dxa"/>
-              <w:start w:w="110" w:type="dxa"/>
-              <w:bottom w:w="100" w:type="dxa"/>
-              <w:end w:w="110" w:type="dxa"/>
-            </w:tcMar>
-            <w:vAlign w:val="center"/>
-          </w:tcPr>
-          <w:p>
-            <w:pPr>
-              <w:keepNext w:val="0"/>
-              <w:keepLines/>
-              <w:spacing w:before="0" w:after="0" w:line="324" w:lineRule="auto"/>
-              <w:jc w:val="left"/>
-            </w:pPr>
-            <w:r/>
-            <w:r>
-              <w:rPr>
-                <w:rFonts w:ascii="휴먼명조" w:hAnsi="휴먼명조" w:eastAsia="휴먼명조" w:cs="휴먼명조"/>
-                <w:b w:val="0"/>
-                <w:i w:val="0"/>
-                <w:color w:val="000000"/>
-                <w:sz w:val="18"/>
-              </w:rPr>
-              <w:t>안내까지만</w:t>
-            </w:r>
-          </w:p>
-        </w:tc>
-        <w:tc>
-          <w:tcPr>
-            <w:tcW w:type="dxa" w:w="2780"/>
-            <w:shd w:fill="FFFFFF" w:val="clear"/>
-            <w:tcBorders>
-              <w:top w:val="single" w:sz="8" w:space="0" w:color="000000"/>
-              <w:bottom w:val="single" w:sz="8" w:space="0" w:color="000000"/>
-              <w:start w:val="single" w:sz="8" w:space="0" w:color="000000"/>
-              <w:end w:val="single" w:sz="8" w:space="0" w:color="000000"/>
-              <w:insideH w:val="single" w:sz="8" w:space="0" w:color="000000"/>
-              <w:insideV w:val="single" w:sz="8" w:space="0" w:color="000000"/>
-            </w:tcBorders>
-            <w:tcMar>
-              <w:top w:w="100" w:type="dxa"/>
-              <w:start w:w="110" w:type="dxa"/>
-              <w:bottom w:w="100" w:type="dxa"/>
-              <w:end w:w="110" w:type="dxa"/>
-            </w:tcMar>
-            <w:vAlign w:val="center"/>
-          </w:tcPr>
-          <w:p>
-            <w:pPr>
-              <w:keepNext w:val="0"/>
-              <w:keepLines/>
-              <w:spacing w:before="0" w:after="0" w:line="324" w:lineRule="auto"/>
-              <w:jc w:val="left"/>
-            </w:pPr>
-            <w:r/>
-            <w:r>
-              <w:rPr>
-                <w:rFonts w:ascii="휴먼명조" w:hAnsi="휴먼명조" w:eastAsia="휴먼명조" w:cs="휴먼명조"/>
-                <w:b w:val="0"/>
-                <w:i w:val="0"/>
-                <w:color w:val="000000"/>
-                <w:sz w:val="18"/>
-              </w:rPr>
-              <w:t>공식 접수기관</w:t>
-            </w:r>
-          </w:p>
-        </w:tc>
-      </w:tr>
-      <w:tr>
-        <w:trPr>
-          <w:cantSplit/>
-        </w:trPr>
-        <w:tc>
-          <w:tcPr>
-            <w:tcW w:type="dxa" w:w="1300"/>
-            <w:shd w:fill="FFFFFF" w:val="clear"/>
-            <w:tcBorders>
-              <w:top w:val="single" w:sz="8" w:space="0" w:color="000000"/>
-              <w:bottom w:val="single" w:sz="8" w:space="0" w:color="000000"/>
-              <w:start w:val="single" w:sz="8" w:space="0" w:color="000000"/>
-              <w:end w:val="single" w:sz="8" w:space="0" w:color="000000"/>
-              <w:insideH w:val="single" w:sz="8" w:space="0" w:color="000000"/>
-              <w:insideV w:val="single" w:sz="8" w:space="0" w:color="000000"/>
-            </w:tcBorders>
-            <w:tcMar>
-              <w:top w:w="100" w:type="dxa"/>
-              <w:start w:w="110" w:type="dxa"/>
-              <w:bottom w:w="100" w:type="dxa"/>
-              <w:end w:w="110" w:type="dxa"/>
-            </w:tcMar>
-            <w:vAlign w:val="center"/>
-          </w:tcPr>
-          <w:p>
-            <w:pPr>
-              <w:keepNext w:val="0"/>
-              <w:keepLines/>
-              <w:spacing w:before="0" w:after="0" w:line="324" w:lineRule="auto"/>
-              <w:jc w:val="left"/>
-            </w:pPr>
-            <w:r/>
-            <w:r>
-              <w:rPr>
-                <w:rFonts w:ascii="휴먼명조" w:hAnsi="휴먼명조" w:eastAsia="휴먼명조" w:cs="휴먼명조"/>
-                <w:b/>
-                <w:i w:val="0"/>
-                <w:color w:val="000000"/>
-                <w:sz w:val="18"/>
-              </w:rPr>
-              <w:t>4. 판정</w:t>
-            </w:r>
-          </w:p>
-        </w:tc>
-        <w:tc>
-          <w:tcPr>
-            <w:tcW w:type="dxa" w:w="2700"/>
-            <w:shd w:fill="FFFFFF" w:val="clear"/>
-            <w:tcBorders>
-              <w:top w:val="single" w:sz="8" w:space="0" w:color="000000"/>
-              <w:bottom w:val="single" w:sz="8" w:space="0" w:color="000000"/>
-              <w:start w:val="single" w:sz="8" w:space="0" w:color="000000"/>
-              <w:end w:val="single" w:sz="8" w:space="0" w:color="000000"/>
-              <w:insideH w:val="single" w:sz="8" w:space="0" w:color="000000"/>
-              <w:insideV w:val="single" w:sz="8" w:space="0" w:color="000000"/>
-            </w:tcBorders>
-            <w:tcMar>
-              <w:top w:w="100" w:type="dxa"/>
-              <w:start w:w="110" w:type="dxa"/>
-              <w:bottom w:w="100" w:type="dxa"/>
-              <w:end w:w="110" w:type="dxa"/>
-            </w:tcMar>
-            <w:vAlign w:val="center"/>
-          </w:tcPr>
-          <w:p>
-            <w:pPr>
-              <w:keepNext w:val="0"/>
-              <w:keepLines/>
-              <w:spacing w:before="0" w:after="0" w:line="324" w:lineRule="auto"/>
-              <w:jc w:val="left"/>
-            </w:pPr>
-            <w:r/>
-            <w:r>
-              <w:rPr>
-                <w:rFonts w:ascii="휴먼명조" w:hAnsi="휴먼명조" w:eastAsia="휴먼명조" w:cs="휴먼명조"/>
-                <w:b w:val="0"/>
-                <w:i w:val="0"/>
-                <w:color w:val="000000"/>
-                <w:sz w:val="18"/>
-              </w:rPr>
-              <w:t>승인·불허·보완</w:t>
-            </w:r>
-          </w:p>
-        </w:tc>
-        <w:tc>
-          <w:tcPr>
-            <w:tcW w:type="dxa" w:w="3300"/>
-            <w:shd w:fill="FFFFFF" w:val="clear"/>
-            <w:tcBorders>
-              <w:top w:val="single" w:sz="8" w:space="0" w:color="000000"/>
-              <w:bottom w:val="single" w:sz="8" w:space="0" w:color="000000"/>
-              <w:start w:val="single" w:sz="8" w:space="0" w:color="000000"/>
-              <w:end w:val="single" w:sz="8" w:space="0" w:color="000000"/>
-              <w:insideH w:val="single" w:sz="8" w:space="0" w:color="000000"/>
-              <w:insideV w:val="single" w:sz="8" w:space="0" w:color="000000"/>
-            </w:tcBorders>
-            <w:tcMar>
-              <w:top w:w="100" w:type="dxa"/>
-              <w:start w:w="110" w:type="dxa"/>
-              <w:bottom w:w="100" w:type="dxa"/>
-              <w:end w:w="110" w:type="dxa"/>
-            </w:tcMar>
-            <w:vAlign w:val="center"/>
-          </w:tcPr>
-          <w:p>
-            <w:pPr>
-              <w:keepNext w:val="0"/>
-              <w:keepLines/>
-              <w:spacing w:before="0" w:after="0" w:line="324" w:lineRule="auto"/>
-              <w:jc w:val="left"/>
-            </w:pPr>
-            <w:r/>
-            <w:r>
-              <w:rPr>
-                <w:rFonts w:ascii="휴먼명조" w:hAnsi="휴먼명조" w:eastAsia="휴먼명조" w:cs="휴먼명조"/>
-                <w:b w:val="0"/>
-                <w:i w:val="0"/>
-                <w:color w:val="000000"/>
-                <w:sz w:val="18"/>
-              </w:rPr>
-              <w:t>관여하지 않음</w:t>
-            </w:r>
-          </w:p>
-        </w:tc>
-        <w:tc>
-          <w:tcPr>
-            <w:tcW w:type="dxa" w:w="2780"/>
-            <w:shd w:fill="FFFFFF" w:val="clear"/>
-            <w:tcBorders>
-              <w:top w:val="single" w:sz="8" w:space="0" w:color="000000"/>
-              <w:bottom w:val="single" w:sz="8" w:space="0" w:color="000000"/>
-              <w:start w:val="single" w:sz="8" w:space="0" w:color="000000"/>
-              <w:end w:val="single" w:sz="8" w:space="0" w:color="000000"/>
-              <w:insideH w:val="single" w:sz="8" w:space="0" w:color="000000"/>
-              <w:insideV w:val="single" w:sz="8" w:space="0" w:color="000000"/>
-            </w:tcBorders>
-            <w:tcMar>
-              <w:top w:w="100" w:type="dxa"/>
-              <w:start w:w="110" w:type="dxa"/>
-              <w:bottom w:w="100" w:type="dxa"/>
-              <w:end w:w="110" w:type="dxa"/>
-            </w:tcMar>
-            <w:vAlign w:val="center"/>
-          </w:tcPr>
-          <w:p>
-            <w:pPr>
-              <w:keepNext w:val="0"/>
-              <w:keepLines/>
-              <w:spacing w:before="0" w:after="0" w:line="324" w:lineRule="auto"/>
-              <w:jc w:val="left"/>
-            </w:pPr>
-            <w:r/>
-            <w:r>
-              <w:rPr>
-                <w:rFonts w:ascii="휴먼명조" w:hAnsi="휴먼명조" w:eastAsia="휴먼명조" w:cs="휴먼명조"/>
-                <w:b w:val="0"/>
-                <w:i w:val="0"/>
-                <w:color w:val="000000"/>
-                <w:sz w:val="18"/>
+                <w:sz w:val="17"/>
               </w:rPr>
               <w:t>관할 행정기관</w:t>
             </w:r>
@@ -6030,8 +5096,21 @@
     </w:tbl>
     <w:p>
       <w:pPr>
-        <w:spacing w:after="0"/>
+        <w:keepNext w:val="0"/>
+        <w:keepLines w:val="0"/>
+        <w:spacing w:before="80" w:after="80" w:line="300" w:lineRule="auto"/>
+        <w:jc w:val="center"/>
       </w:pPr>
+      <w:r>
+        <w:rPr>
+          <w:rFonts w:ascii="휴먼명조" w:hAnsi="휴먼명조" w:eastAsia="휴먼명조" w:cs="휴먼명조"/>
+          <w:b/>
+          <w:i w:val="0"/>
+          <w:color w:val="000000"/>
+          <w:sz w:val="18"/>
+        </w:rPr>
+        <w:t>준비까지는 비자부기가 지원하고 제출·판정은 공식기관에서 수행</w:t>
+      </w:r>
     </w:p>
     <w:p>
       <w:pPr>
@@ -6157,7 +5236,7 @@
           <w:color w:val="000000"/>
           <w:sz w:val="18"/>
         </w:rPr>
-        <w:t>그림 5. 이주노동자의 E-7-4R 준비와 위험상황 연결</w:t>
+        <w:t>그림 4. 이주노동자의 E-7-4R 준비와 위험상황 연결</w:t>
       </w:r>
     </w:p>
     <w:tbl>
@@ -6850,8 +5929,28 @@
     </w:tbl>
     <w:p>
       <w:pPr>
-        <w:pStyle w:val="ListBullet"/>
-        <w:keepLines/>
+        <w:keepNext w:val="0"/>
+        <w:keepLines w:val="0"/>
+        <w:spacing w:before="80" w:after="80" w:line="300" w:lineRule="auto"/>
+        <w:jc w:val="center"/>
+      </w:pPr>
+      <w:r>
+        <w:rPr>
+          <w:rFonts w:ascii="휴먼명조" w:hAnsi="휴먼명조" w:eastAsia="휴먼명조" w:cs="휴먼명조"/>
+          <w:b/>
+          <w:i w:val="0"/>
+          <w:color w:val="000000"/>
+          <w:sz w:val="18"/>
+        </w:rPr>
+        <w:t>자가진단·준비는 비자부기가 지원하고 신청·판정은 공식기관에서 수행</w:t>
+      </w:r>
+    </w:p>
+    <w:p>
+      <w:pPr>
+        <w:keepNext w:val="0"/>
+        <w:keepLines w:val="0"/>
+        <w:spacing w:before="0" w:after="120" w:line="384" w:lineRule="auto"/>
+        <w:jc w:val="both"/>
       </w:pPr>
       <w:r>
         <w:rPr>
@@ -6861,23 +5960,7 @@
           <w:color w:val="000000"/>
           <w:sz w:val="18"/>
         </w:rPr>
-        <w:t>AI가 비자 문의와 임금체불 신호를 함께 파악하면 일반 답변보다 지역·사용자 유형에 맞는 노동 전문기관 연결을 우선한다.</w:t>
-      </w:r>
-    </w:p>
-    <w:p>
-      <w:pPr>
-        <w:pStyle w:val="ListBullet"/>
-        <w:keepLines/>
-      </w:pPr>
-      <w:r>
-        <w:rPr>
-          <w:rFonts w:ascii="휴먼명조" w:hAnsi="휴먼명조" w:eastAsia="휴먼명조" w:cs="휴먼명조"/>
-          <w:b w:val="0"/>
-          <w:i w:val="0"/>
-          <w:color w:val="000000"/>
-          <w:sz w:val="18"/>
-        </w:rPr>
-        <w:t>이후 검수된 E-7-4R 요건·OCR 서류 상태·공고 마감일을 체크리스트와 캘린더 일정에 반영한다.</w:t>
+        <w:t>AI가 비자 문의와 임금체불 신호를 함께 파악하면 지역과 사용자 유형에 맞는 노동 전문기관을 먼저 안내한다. 이후 검수된 E-7-4R 요건, OCR 서류 상태, 공고 마감일을 체크리스트와 캘린더에 반영한다.</w:t>
       </w:r>
     </w:p>
     <w:p>
@@ -6919,7 +6002,7 @@
           <w:color w:val="000000"/>
           <w:sz w:val="18"/>
         </w:rPr>
-        <w:t>그림 6. 유학생의 유학→취업→정착 준비 과정</w:t>
+        <w:t>그림 5. 유학생의 유학·취업·정착 준비 과정</w:t>
       </w:r>
     </w:p>
     <w:tbl>
@@ -7612,8 +6695,28 @@
     </w:tbl>
     <w:p>
       <w:pPr>
-        <w:pStyle w:val="ListBullet"/>
-        <w:keepLines/>
+        <w:keepNext w:val="0"/>
+        <w:keepLines w:val="0"/>
+        <w:spacing w:before="80" w:after="80" w:line="300" w:lineRule="auto"/>
+        <w:jc w:val="center"/>
+      </w:pPr>
+      <w:r>
+        <w:rPr>
+          <w:rFonts w:ascii="휴먼명조" w:hAnsi="휴먼명조" w:eastAsia="휴먼명조" w:cs="휴먼명조"/>
+          <w:b/>
+          <w:i w:val="0"/>
+          <w:color w:val="000000"/>
+          <w:sz w:val="18"/>
+        </w:rPr>
+        <w:t>학업·취업 허가와 졸업 후 정착 준비를 하나의 연속된 여정으로 관리</w:t>
+      </w:r>
+    </w:p>
+    <w:p>
+      <w:pPr>
+        <w:keepNext w:val="0"/>
+        <w:keepLines w:val="0"/>
+        <w:spacing w:before="0" w:after="120" w:line="384" w:lineRule="auto"/>
+        <w:jc w:val="both"/>
       </w:pPr>
       <w:r>
         <w:rPr>
@@ -7623,23 +6726,7 @@
           <w:color w:val="000000"/>
           <w:sz w:val="18"/>
         </w:rPr>
-        <w:t>OCR이 작성 주체·필수 여부·누락·수동 확인을 구분하고, 챗봇은 실제 개인정보 대신 필드 상태로 작성 방법을 설명한다.</w:t>
-      </w:r>
-    </w:p>
-    <w:p>
-      <w:pPr>
-        <w:pStyle w:val="ListBullet"/>
-        <w:keepLines/>
-      </w:pPr>
-      <w:r>
-        <w:rPr>
-          <w:rFonts w:ascii="휴먼명조" w:hAnsi="휴먼명조" w:eastAsia="휴먼명조" w:cs="휴먼명조"/>
-          <w:b w:val="0"/>
-          <w:i w:val="0"/>
-          <w:color w:val="000000"/>
-          <w:sz w:val="18"/>
-        </w:rPr>
-        <w:t>목표 비자의 공고·절차·기관을 조회해 누락서류는 체크리스트에, 확인된 마감일은 캘린더에 연결한다.</w:t>
+        <w:t>OCR은 작성 주체와 필수 여부, 누락, 수동 확인 항목을 구분한다. 챗봇은 실제 개인정보 대신 필드 상태를 이용해 작성 방법을 설명한다. 누락서류는 체크리스트에 표시하고, 확인된 마감일은 캘린더에 등록한다.</w:t>
       </w:r>
     </w:p>
     <w:p>
@@ -8844,7 +7931,7 @@
           <w:color w:val="000000"/>
           <w:sz w:val="18"/>
         </w:rPr>
-        <w:t>표 2. 공식 서비스와 비자부기의 역할 비교 [10][11][12]</w:t>
+        <w:t>표 3. 공식 서비스와 비자부기의 역할 비교 [10][11][12]</w:t>
       </w:r>
     </w:p>
     <w:p>
@@ -9570,7 +8657,7 @@
           <w:color w:val="000000"/>
           <w:sz w:val="18"/>
         </w:rPr>
-        <w:t>표 3. 2026년 8월 26일 팀 데이터 저장소 검증 스냅샷 [6]</w:t>
+        <w:t>표 4. 2026년 8월 26일 팀 데이터 저장소 검증 스냅샷 [6]</w:t>
       </w:r>
     </w:p>
     <w:p>
@@ -9643,7 +8730,7 @@
           <w:color w:val="000000"/>
           <w:sz w:val="18"/>
         </w:rPr>
-        <w:t>그림 7. 기능별 구현 상태 점검표</w:t>
+        <w:t>그림 6. 기능별 구현 상태 점검표</w:t>
       </w:r>
     </w:p>
     <w:tbl>
@@ -11638,8 +10725,10 @@
     </w:p>
     <w:p>
       <w:pPr>
-        <w:pStyle w:val="ListBullet"/>
-        <w:keepLines/>
+        <w:keepNext w:val="0"/>
+        <w:keepLines w:val="0"/>
+        <w:spacing w:before="0" w:after="120" w:line="384" w:lineRule="auto"/>
+        <w:jc w:val="both"/>
       </w:pPr>
       <w:r>
         <w:rPr>
@@ -11649,13 +10738,15 @@
           <w:color w:val="000000"/>
           <w:sz w:val="18"/>
         </w:rPr>
-        <w:t>개인 사용자(B2C): 요건 확인, 기본 체크리스트, 일정, 기관 검색을 무료로 제공해 접근 장벽을 낮춘다. 서류 묶음 관리·가족 공동 준비·고급 알림은 수요와 법률·개인정보 검토 후 선택형으로 확장한다.</w:t>
+        <w:t>개인 사용자에게는 비자 요건 확인과 기본 체크리스트, 일정, 기관 검색을 무료로 제공한다. 서류 묶음 관리와 가족 공동 준비, 고급 알림은 실제 수요와 법률·개인정보 검토를 거쳐 선택형 기능으로 확장한다.</w:t>
       </w:r>
     </w:p>
     <w:p>
       <w:pPr>
-        <w:pStyle w:val="ListBullet"/>
-        <w:keepLines/>
+        <w:keepNext w:val="0"/>
+        <w:keepLines w:val="0"/>
+        <w:spacing w:before="0" w:after="120" w:line="384" w:lineRule="auto"/>
+        <w:jc w:val="both"/>
       </w:pPr>
       <w:r>
         <w:rPr>
@@ -11665,13 +10756,15 @@
           <w:color w:val="000000"/>
           <w:sz w:val="18"/>
         </w:rPr>
-        <w:t>기관·지자체(B2G/B2B): 대학 국제교류부서, 외국인지원센터, 기업 인사담당자, 지자체에 기관별 체크리스트 배포, 공고 변경 알림, 담당자 검수, 비식별 집계, 근거 링크를 제공한다. 기관용 연간 사용료로 AI 처리비와 공식 행정데이터의 검수·갱신·운영비를 충당한다.</w:t>
+        <w:t>대학 국제교류부서와 외국인지원센터, 기업 인사담당자, 지자체에는 기관별 체크리스트와 공고 변경 알림, 담당자 검수, 비식별 집계, 근거 링크를 제공한다. 기관용 연간 사용료로 AI 처리비와 공식 행정데이터의 검수·갱신·운영비를 충당한다.</w:t>
       </w:r>
     </w:p>
     <w:p>
       <w:pPr>
-        <w:pStyle w:val="ListBullet"/>
-        <w:keepLines/>
+        <w:keepNext w:val="0"/>
+        <w:keepLines w:val="0"/>
+        <w:spacing w:before="0" w:after="120" w:line="384" w:lineRule="auto"/>
+        <w:jc w:val="both"/>
       </w:pPr>
       <w:r>
         <w:rPr>
@@ -11681,7 +10774,7 @@
           <w:color w:val="000000"/>
           <w:sz w:val="18"/>
         </w:rPr>
-        <w:t>확장 시장: 충북 지역특화형 비자와 유학생 체류·취업 안내에서 갱신 체계를 검증한 뒤, 타 지자체 지역특화형 비자와 전국 공통 체류자격으로 확대한다.</w:t>
+        <w:t>초기에는 충북 지역특화형 비자와 유학생 체류·취업 안내에 집중한다. 데이터 갱신과 기관 운영 방식을 검증한 뒤 타 지자체의 지역특화형 비자와 전국 공통 체류자격으로 범위를 넓힌다.</w:t>
       </w:r>
     </w:p>
     <w:tbl>
@@ -14293,8 +13386,10 @@
     </w:p>
     <w:p>
       <w:pPr>
-        <w:pStyle w:val="ListBullet"/>
-        <w:keepLines/>
+        <w:keepNext w:val="0"/>
+        <w:keepLines w:val="0"/>
+        <w:spacing w:before="0" w:after="120" w:line="384" w:lineRule="auto"/>
+        <w:jc w:val="both"/>
       </w:pPr>
       <w:r>
         <w:rPr>
@@ -14302,15 +13397,17 @@
           <w:b w:val="0"/>
           <w:i w:val="0"/>
           <w:color w:val="000000"/>
-          <w:sz w:val="21"/>
+          <w:sz w:val="22"/>
         </w:rPr>
-        <w:t>외국인 인재 정착: 취업·비자 전환·거주·행정 절차를 한 흐름으로 연결해 정보 부족에 따른 지역 이탈을 줄인다.</w:t>
+        <w:t>비자부기는 취업 이후의 비자 전환과 거주·행정 절차를 이어서 안내한다. 외국인 유학생과 근로자가 정보 부족으로 전환 시기를 놓치거나 지역을 떠나는 일을 줄이는 데 목적이 있다. 고용주 서류와 신청자 서류를 구분해 제공하므로 중소기업 담당자의 행정 탐색 부담도 낮출 수 있다.</w:t>
       </w:r>
     </w:p>
     <w:p>
       <w:pPr>
-        <w:pStyle w:val="ListBullet"/>
-        <w:keepLines/>
+        <w:keepNext w:val="0"/>
+        <w:keepLines w:val="0"/>
+        <w:spacing w:before="0" w:after="120" w:line="384" w:lineRule="auto"/>
+        <w:jc w:val="both"/>
       </w:pPr>
       <w:r>
         <w:rPr>
@@ -14318,15 +13415,17 @@
           <w:b w:val="0"/>
           <w:i w:val="0"/>
           <w:color w:val="000000"/>
-          <w:sz w:val="21"/>
+          <w:sz w:val="22"/>
         </w:rPr>
-        <w:t>기업 부담 완화: 고용주 요건과 제출서류를 신청자 서류와 분리하고 변경 기준을 제공해 중소기업의 행정 탐색 부담을 낮춘다.</w:t>
+        <w:t>대학과 지원기관은 같은 공식 출처와 검증일을 보면서 상담할 수 있다. 원문이 충돌하거나 담당기관의 판단이 필요한 사례는 별도로 표시한다. 비식별 집계 자료를 활용하면 어느 단계에서 문의가 반복되는지 파악해 안내자료와 상담 인력, 지원사업을 조정할 수 있다.</w:t>
       </w:r>
     </w:p>
     <w:p>
       <w:pPr>
-        <w:pStyle w:val="ListBullet"/>
-        <w:keepLines/>
+        <w:keepNext w:val="0"/>
+        <w:keepLines w:val="0"/>
+        <w:spacing w:before="0" w:after="120" w:line="384" w:lineRule="auto"/>
+        <w:jc w:val="both"/>
       </w:pPr>
       <w:r>
         <w:rPr>
@@ -14334,41 +13433,9 @@
           <w:b w:val="0"/>
           <w:i w:val="0"/>
           <w:color w:val="000000"/>
-          <w:sz w:val="21"/>
+          <w:sz w:val="22"/>
         </w:rPr>
-        <w:t>상담 품질 표준화: 대학·지원기관이 같은 공식 출처와 검증일을 공유하고 예외·충돌 사례를 검토 필요로 분리한다.</w:t>
-      </w:r>
-    </w:p>
-    <w:p>
-      <w:pPr>
-        <w:pStyle w:val="ListBullet"/>
-        <w:keepLines/>
-      </w:pPr>
-      <w:r>
-        <w:rPr>
-          <w:rFonts w:ascii="휴먼명조" w:hAnsi="휴먼명조" w:eastAsia="휴먼명조" w:cs="휴먼명조"/>
-          <w:b w:val="0"/>
-          <w:i w:val="0"/>
-          <w:color w:val="000000"/>
-          <w:sz w:val="21"/>
-        </w:rPr>
-        <w:t>데이터 기반 정책: 개인정보를 제외한 집계로 사용자가 막히는 단계와 반복 문의를 파악해 안내자료·상담 인력·지원사업을 개선한다.</w:t>
-      </w:r>
-    </w:p>
-    <w:p>
-      <w:pPr>
-        <w:pStyle w:val="ListBullet"/>
-        <w:keepLines/>
-      </w:pPr>
-      <w:r>
-        <w:rPr>
-          <w:rFonts w:ascii="휴먼명조" w:hAnsi="휴먼명조" w:eastAsia="휴먼명조" w:cs="휴먼명조"/>
-          <w:b w:val="0"/>
-          <w:i w:val="0"/>
-          <w:color w:val="000000"/>
-          <w:sz w:val="21"/>
-        </w:rPr>
-        <w:t>비용 대비 지역 환류: 기관이 부담하는 소액의 AI 처리비를 외국인 주민의 무료 비자 준비 지원으로 전환해 취업·비자 전환 이탈을 줄이고 기업 인력 유지와 충북 정착을 돕는다.</w:t>
+        <w:t>기관이 부담하는 AI 처리비와 데이터 운영비는 외국인 주민에게 무료 비자 준비 기능을 제공하는 데 사용한다. 적은 처리비로 서류 누락과 일정 지연을 줄이고, 그 편익을 충북 기업의 인력 유지와 지역 정착으로 돌려주는 구조다.</w:t>
       </w:r>
     </w:p>
     <w:p>
@@ -14381,8 +13448,10 @@
     </w:p>
     <w:p>
       <w:pPr>
-        <w:pStyle w:val="ListBullet"/>
-        <w:keepLines/>
+        <w:keepNext w:val="0"/>
+        <w:keepLines w:val="0"/>
+        <w:spacing w:before="0" w:after="120" w:line="384" w:lineRule="auto"/>
+        <w:jc w:val="both"/>
       </w:pPr>
       <w:r>
         <w:rPr>
@@ -14390,15 +13459,17 @@
           <w:b w:val="0"/>
           <w:i w:val="0"/>
           <w:color w:val="000000"/>
-          <w:sz w:val="21"/>
+          <w:sz w:val="22"/>
         </w:rPr>
-        <w:t>행정 정보격차와 언어 장벽 완화</w:t>
+        <w:t>외국인 주민이 이해할 수 있는 언어로 필요한 절차를 확인하면 행정 정보격차를 줄일 수 있다. 신청 지연과 기관 재방문, 서류 재발급에 드는 시간과 비용도 함께 줄어든다.</w:t>
       </w:r>
     </w:p>
     <w:p>
       <w:pPr>
-        <w:pStyle w:val="ListBullet"/>
-        <w:keepLines/>
+        <w:keepNext w:val="0"/>
+        <w:keepLines w:val="0"/>
+        <w:spacing w:before="0" w:after="120" w:line="384" w:lineRule="auto"/>
+        <w:jc w:val="both"/>
       </w:pPr>
       <w:r>
         <w:rPr>
@@ -14406,41 +13477,9 @@
           <w:b w:val="0"/>
           <w:i w:val="0"/>
           <w:color w:val="000000"/>
-          <w:sz w:val="21"/>
+          <w:sz w:val="22"/>
         </w:rPr>
-        <w:t>신청 지연·재방문·서류 재발급 등 사회적 비용 절감</w:t>
-      </w:r>
-    </w:p>
-    <w:p>
-      <w:pPr>
-        <w:pStyle w:val="ListBullet"/>
-        <w:keepLines/>
-      </w:pPr>
-      <w:r>
-        <w:rPr>
-          <w:rFonts w:ascii="휴먼명조" w:hAnsi="휴먼명조" w:eastAsia="휴먼명조" w:cs="휴먼명조"/>
-          <w:b w:val="0"/>
-          <w:i w:val="0"/>
-          <w:color w:val="000000"/>
-          <w:sz w:val="21"/>
-        </w:rPr>
-        <w:t>외국인 인재의 안정적 취업과 지역 기업 인력난 완화 지원</w:t>
-      </w:r>
-    </w:p>
-    <w:p>
-      <w:pPr>
-        <w:pStyle w:val="ListBullet"/>
-        <w:keepLines/>
-      </w:pPr>
-      <w:r>
-        <w:rPr>
-          <w:rFonts w:ascii="휴먼명조" w:hAnsi="휴먼명조" w:eastAsia="휴먼명조" w:cs="휴먼명조"/>
-          <w:b w:val="0"/>
-          <w:i w:val="0"/>
-          <w:color w:val="000000"/>
-          <w:sz w:val="21"/>
-        </w:rPr>
-        <w:t>출처와 불확실성을 투명하게 보여주는 책임 있는 공공 AI 사례 제시</w:t>
+        <w:t>안정적인 비자 전환은 외국인 인재의 취업 지속과 지역 기업의 인력난 완화에 도움이 된다. 모든 결과에 출처와 적용기간, 확인이 필요한 부분을 표시하는 방식은 공공 분야에서 AI를 책임 있게 활용하는 사례로도 확장할 수 있다.</w:t>
       </w:r>
     </w:p>
     <w:p>

--- a/docs/business-plan/2026_ICT융합공모전_비자부기_사업계획서_최종안.docx
+++ b/docs/business-plan/2026_ICT융합공모전_비자부기_사업계획서_최종안.docx
@@ -536,7 +536,7 @@
                 <w:color w:val="000000"/>
                 <w:sz w:val="17"/>
               </w:rPr>
-              <w:t>충북 외국인 주민의 다국어 질문, OCR 신청서 상태, 공식 공고 일정을 분석하여 비자정보·보완서류·행정일정·전문기관 중 적절한 다음 행동으로 연결하는 모바일 우선 웹 서비스이다. AI 챗봇은 질문의 의도·비자·지역·위험 신호를 파악하고, OCR은 서류를 완성·확인 필요·누락·수동 확인으로 구분한다. 자격·점수와 날짜는 검수된 데이터와 결정론적 규칙으로 계산한다.</w:t>
+              <w:t>충북 외국인 주민의 다국어 질문, OCR 신청서 상태, 공식 공고 일정을 분석하여 비자정보·보완서류·행정일정·전문기관 중 적절한 다음 행동으로 연결하는 모바일 우선 웹 서비스이다. AI 챗봇은 질문의 의도·비자·지역·위험 신호를 파악하고, OCR은 서류를 완성·확인 필요·누락·수동 확인으로 구분한다. 자격·점수와 날짜는 검수된 데이터와 결정론적 규칙으로 계산하며, 준비가 끝나면 비자포털·하이코리아 등 공식 채널로 연결한다.</w:t>
             </w:r>
           </w:p>
         </w:tc>
@@ -1597,7 +1597,7 @@
         <w:pStyle w:val="Heading2"/>
       </w:pPr>
       <w:r>
-        <w:t>2-4. 기존 방식의 빈칸</w:t>
+        <w:t>2-4. 공식 서비스와 남은 준비 구간</w:t>
       </w:r>
     </w:p>
     <w:tbl>
@@ -1779,7 +1779,7 @@
                 <w:color w:val="000000"/>
                 <w:sz w:val="17"/>
               </w:rPr>
-              <w:t>하이코리아 [11]</w:t>
+              <w:t>대한민국 비자포털 [14]</w:t>
             </w:r>
           </w:p>
         </w:tc>
@@ -1819,7 +1819,7 @@
                 <w:color w:val="000000"/>
                 <w:sz w:val="17"/>
               </w:rPr>
-              <w:t>체류 관련 전자민원·신청·조회</w:t>
+              <w:t>비자 종류·공통 서류 안내, 전자비자 신청·결과 조회</w:t>
             </w:r>
           </w:p>
         </w:tc>
@@ -1859,7 +1859,7 @@
                 <w:color w:val="000000"/>
                 <w:sz w:val="17"/>
               </w:rPr>
-              <w:t>신청 전 개인별 요건·서류·일정 준비를 추적</w:t>
+              <w:t>충북 공고 차수별 요건을 개인의 준비 행동으로 변환</w:t>
             </w:r>
           </w:p>
         </w:tc>
@@ -1904,7 +1904,7 @@
                 <w:color w:val="000000"/>
                 <w:sz w:val="17"/>
               </w:rPr>
-              <w:t>정부24 [12]</w:t>
+              <w:t>하이코리아 [11]</w:t>
             </w:r>
           </w:p>
         </w:tc>
@@ -1944,7 +1944,7 @@
                 <w:color w:val="000000"/>
                 <w:sz w:val="17"/>
               </w:rPr>
-              <w:t>범정부 민원 신청과 공식 절차 안내</w:t>
+              <w:t>국내 체류 전자민원·방문예약·조회</w:t>
             </w:r>
           </w:p>
         </w:tc>
@@ -1984,7 +1984,7 @@
                 <w:color w:val="000000"/>
                 <w:sz w:val="17"/>
               </w:rPr>
-              <w:t>비자별 공고·서식·지원기관을 하나의 여정으로 연결</w:t>
+              <w:t>민원 전에 필요한 요건·서류·일정을 지속해서 추적</w:t>
             </w:r>
           </w:p>
         </w:tc>
@@ -2319,7 +2319,7 @@
                 <w:color w:val="000000"/>
                 <w:sz w:val="17"/>
               </w:rPr>
-              <w:t>요건 확인부터 준비·추적까지 연결</w:t>
+              <w:t>충북 공고 기반 신청 전 준비·추적</w:t>
             </w:r>
           </w:p>
         </w:tc>
@@ -2359,7 +2359,7 @@
                 <w:color w:val="000000"/>
                 <w:sz w:val="17"/>
               </w:rPr>
-              <w:t>제출·최종 판정은 공식기관이 수행하도록 책임을 구분</w:t>
+              <w:t>준비가 끝난 사용자를 공식 신청·민원 채널로 연결</w:t>
             </w:r>
           </w:p>
         </w:tc>
@@ -2383,7 +2383,7 @@
           <w:color w:val="000000"/>
           <w:sz w:val="18"/>
         </w:rPr>
-        <w:t>표 2. 기존 서비스와 비자부기의 역할 및 보완 범위 [10][11][12]</w:t>
+        <w:t>표 2. 공식 서비스와 비자부기의 역할 및 보완 범위 [10][11][14]</w:t>
       </w:r>
     </w:p>
     <w:p>
@@ -2401,7 +2401,7 @@
           <w:color w:val="000000"/>
           <w:sz w:val="22"/>
         </w:rPr>
-        <w:t>중복성 측면에서도 기존 공식 서비스의 민원 접수·정보 제공을 복제하지 않는다. 비자부기는 신청 전 준비·추적, OCR 서류 점검, 공고 일정 연결, 위험상황 라우팅이라는 빈칸을 보완한다.</w:t>
+        <w:t>대한민국 비자포털과 하이코리아는 비자 안내, 공식 신청, 체류 민원과 결과 조회를 담당한다. 비자부기는 공식 채널에 접속하기 전 충북 공고와 붙임서식을 개인별 요건, OCR 서류 상태, 공고 일정, 지원기관으로 변환해 준비 과정을 관리한다. 제출과 판정은 공식기관에서 이루어진다.</w:t>
       </w:r>
     </w:p>
     <w:p>
@@ -3472,7 +3472,7 @@
           <w:color w:val="000000"/>
           <w:sz w:val="22"/>
         </w:rPr>
-        <w:t>즉, 비자부기는 질문을 알아듣고 서류를 읽으며 행정기한을 놓치지 않도록 돕는 충북형 AI 비자 동행 서비스다.</w:t>
+        <w:t>비자부기는 충북 공고를 사용자의 체크리스트와 OCR 결과, 캘린더 일정으로 바꾸어 신청 전 준비를 돕는다. 준비가 끝나면 비자포털·하이코리아 또는 관할기관의 공식 절차로 연결한다.</w:t>
       </w:r>
     </w:p>
     <w:p>
@@ -6837,7 +6837,7 @@
                 <w:color w:val="FFFFFF"/>
                 <w:sz w:val="16"/>
               </w:rPr>
-              <w:t>하이코리아·정부24</w:t>
+              <w:t>비자포털·하이코리아</w:t>
             </w:r>
           </w:p>
         </w:tc>
@@ -7002,7 +7002,7 @@
                 <w:color w:val="000000"/>
                 <w:sz w:val="16"/>
               </w:rPr>
-              <w:t>공식 민원 신청·조회</w:t>
+              <w:t>비자 안내·공식 신청·체류 민원·조회</w:t>
             </w:r>
           </w:p>
         </w:tc>
@@ -7082,7 +7082,7 @@
                 <w:color w:val="000000"/>
                 <w:sz w:val="16"/>
               </w:rPr>
-              <w:t>AI 기반 신청 전 준비·추적</w:t>
+              <w:t>충북 공고 기반 신청 전 준비·추적</w:t>
             </w:r>
           </w:p>
         </w:tc>
@@ -7127,7 +7127,7 @@
                 <w:color w:val="000000"/>
                 <w:sz w:val="16"/>
               </w:rPr>
-              <w:t>질문 처리</w:t>
+              <w:t>정보 단위</w:t>
             </w:r>
           </w:p>
         </w:tc>
@@ -7167,7 +7167,172 @@
                 <w:color w:val="000000"/>
                 <w:sz w:val="16"/>
               </w:rPr>
-              <w:t>절차를 사용자가 탐색</w:t>
+              <w:t>전국 공통 체류자격·공통 최소서류</w:t>
+            </w:r>
+          </w:p>
+        </w:tc>
+        <w:tc>
+          <w:tcPr>
+            <w:tcW w:type="dxa" w:w="2440"/>
+            <w:shd w:fill="FFFFFF" w:val="clear"/>
+            <w:tcBorders>
+              <w:top w:val="single" w:sz="8" w:space="0" w:color="000000"/>
+              <w:bottom w:val="single" w:sz="8" w:space="0" w:color="000000"/>
+              <w:start w:val="single" w:sz="8" w:space="0" w:color="000000"/>
+              <w:end w:val="single" w:sz="8" w:space="0" w:color="000000"/>
+              <w:insideH w:val="single" w:sz="8" w:space="0" w:color="000000"/>
+              <w:insideV w:val="single" w:sz="8" w:space="0" w:color="000000"/>
+            </w:tcBorders>
+            <w:tcMar>
+              <w:top w:w="100" w:type="dxa"/>
+              <w:start w:w="110" w:type="dxa"/>
+              <w:bottom w:w="100" w:type="dxa"/>
+              <w:end w:w="110" w:type="dxa"/>
+            </w:tcMar>
+            <w:vAlign w:val="center"/>
+          </w:tcPr>
+          <w:p>
+            <w:pPr>
+              <w:keepNext w:val="0"/>
+              <w:keepLines/>
+              <w:spacing w:before="0" w:after="0" w:line="324" w:lineRule="auto"/>
+              <w:jc w:val="left"/>
+            </w:pPr>
+            <w:r/>
+            <w:r>
+              <w:rPr>
+                <w:rFonts w:ascii="휴먼명조" w:hAnsi="휴먼명조" w:eastAsia="휴먼명조" w:cs="휴먼명조"/>
+                <w:b w:val="0"/>
+                <w:i w:val="0"/>
+                <w:color w:val="000000"/>
+                <w:sz w:val="16"/>
+              </w:rPr>
+              <w:t>유학생 지원정보·콘텐츠</w:t>
+            </w:r>
+          </w:p>
+        </w:tc>
+        <w:tc>
+          <w:tcPr>
+            <w:tcW w:type="dxa" w:w="3300"/>
+            <w:shd w:fill="FFFFFF" w:val="clear"/>
+            <w:tcBorders>
+              <w:top w:val="single" w:sz="8" w:space="0" w:color="000000"/>
+              <w:bottom w:val="single" w:sz="8" w:space="0" w:color="000000"/>
+              <w:start w:val="single" w:sz="8" w:space="0" w:color="000000"/>
+              <w:end w:val="single" w:sz="8" w:space="0" w:color="000000"/>
+              <w:insideH w:val="single" w:sz="8" w:space="0" w:color="000000"/>
+              <w:insideV w:val="single" w:sz="8" w:space="0" w:color="000000"/>
+            </w:tcBorders>
+            <w:tcMar>
+              <w:top w:w="100" w:type="dxa"/>
+              <w:start w:w="110" w:type="dxa"/>
+              <w:bottom w:w="100" w:type="dxa"/>
+              <w:end w:w="110" w:type="dxa"/>
+            </w:tcMar>
+            <w:vAlign w:val="center"/>
+          </w:tcPr>
+          <w:p>
+            <w:pPr>
+              <w:keepNext w:val="0"/>
+              <w:keepLines/>
+              <w:spacing w:before="0" w:after="0" w:line="324" w:lineRule="auto"/>
+              <w:jc w:val="left"/>
+            </w:pPr>
+            <w:r/>
+            <w:r>
+              <w:rPr>
+                <w:rFonts w:ascii="휴먼명조" w:hAnsi="휴먼명조" w:eastAsia="휴먼명조" w:cs="휴먼명조"/>
+                <w:b w:val="0"/>
+                <w:i w:val="0"/>
+                <w:color w:val="000000"/>
+                <w:sz w:val="16"/>
+              </w:rPr>
+              <w:t>충북 공고 차수·적용기간·지역요건</w:t>
+            </w:r>
+          </w:p>
+        </w:tc>
+      </w:tr>
+      <w:tr>
+        <w:trPr>
+          <w:cantSplit/>
+        </w:trPr>
+        <w:tc>
+          <w:tcPr>
+            <w:tcW w:type="dxa" w:w="1900"/>
+            <w:shd w:fill="FFFFFF" w:val="clear"/>
+            <w:tcBorders>
+              <w:top w:val="single" w:sz="8" w:space="0" w:color="000000"/>
+              <w:bottom w:val="single" w:sz="8" w:space="0" w:color="000000"/>
+              <w:start w:val="single" w:sz="8" w:space="0" w:color="000000"/>
+              <w:end w:val="single" w:sz="8" w:space="0" w:color="000000"/>
+              <w:insideH w:val="single" w:sz="8" w:space="0" w:color="000000"/>
+              <w:insideV w:val="single" w:sz="8" w:space="0" w:color="000000"/>
+            </w:tcBorders>
+            <w:tcMar>
+              <w:top w:w="100" w:type="dxa"/>
+              <w:start w:w="110" w:type="dxa"/>
+              <w:bottom w:w="100" w:type="dxa"/>
+              <w:end w:w="110" w:type="dxa"/>
+            </w:tcMar>
+            <w:vAlign w:val="center"/>
+          </w:tcPr>
+          <w:p>
+            <w:pPr>
+              <w:keepNext w:val="0"/>
+              <w:keepLines/>
+              <w:spacing w:before="0" w:after="0" w:line="324" w:lineRule="auto"/>
+              <w:jc w:val="left"/>
+            </w:pPr>
+            <w:r/>
+            <w:r>
+              <w:rPr>
+                <w:rFonts w:ascii="휴먼명조" w:hAnsi="휴먼명조" w:eastAsia="휴먼명조" w:cs="휴먼명조"/>
+                <w:b/>
+                <w:i w:val="0"/>
+                <w:color w:val="000000"/>
+                <w:sz w:val="16"/>
+              </w:rPr>
+              <w:t>자격 확인</w:t>
+            </w:r>
+          </w:p>
+        </w:tc>
+        <w:tc>
+          <w:tcPr>
+            <w:tcW w:type="dxa" w:w="2440"/>
+            <w:shd w:fill="FFFFFF" w:val="clear"/>
+            <w:tcBorders>
+              <w:top w:val="single" w:sz="8" w:space="0" w:color="000000"/>
+              <w:bottom w:val="single" w:sz="8" w:space="0" w:color="000000"/>
+              <w:start w:val="single" w:sz="8" w:space="0" w:color="000000"/>
+              <w:end w:val="single" w:sz="8" w:space="0" w:color="000000"/>
+              <w:insideH w:val="single" w:sz="8" w:space="0" w:color="000000"/>
+              <w:insideV w:val="single" w:sz="8" w:space="0" w:color="000000"/>
+            </w:tcBorders>
+            <w:tcMar>
+              <w:top w:w="100" w:type="dxa"/>
+              <w:start w:w="110" w:type="dxa"/>
+              <w:bottom w:w="100" w:type="dxa"/>
+              <w:end w:w="110" w:type="dxa"/>
+            </w:tcMar>
+            <w:vAlign w:val="center"/>
+          </w:tcPr>
+          <w:p>
+            <w:pPr>
+              <w:keepNext w:val="0"/>
+              <w:keepLines/>
+              <w:spacing w:before="0" w:after="0" w:line="324" w:lineRule="auto"/>
+              <w:jc w:val="left"/>
+            </w:pPr>
+            <w:r/>
+            <w:r>
+              <w:rPr>
+                <w:rFonts w:ascii="휴먼명조" w:hAnsi="휴먼명조" w:eastAsia="휴먼명조" w:cs="휴먼명조"/>
+                <w:b w:val="0"/>
+                <w:i w:val="0"/>
+                <w:color w:val="000000"/>
+                <w:sz w:val="16"/>
+              </w:rPr>
+              <w:t>체류자격별 일반 신청요건</w:t>
             </w:r>
           </w:p>
         </w:tc>
@@ -7247,7 +7412,7 @@
                 <w:color w:val="000000"/>
                 <w:sz w:val="16"/>
               </w:rPr>
-              <w:t>의도·위험·비자·지역 라우팅</w:t>
+              <w:t>AND/OR·점수·필수기준을 사용자 입력과 대조</w:t>
             </w:r>
           </w:p>
         </w:tc>
@@ -7332,7 +7497,7 @@
                 <w:color w:val="000000"/>
                 <w:sz w:val="16"/>
               </w:rPr>
-              <w:t>서식 제공</w:t>
+              <w:t>공식 서식·공통 제출서류 안내</w:t>
             </w:r>
           </w:p>
         </w:tc>
@@ -7412,7 +7577,7 @@
                 <w:color w:val="000000"/>
                 <w:sz w:val="16"/>
               </w:rPr>
-              <w:t>OCR 필드 상태·작성 주체 설명</w:t>
+              <w:t>OCR 필드 상태·작성 주체·첨부관계 점검</w:t>
             </w:r>
           </w:p>
         </w:tc>
@@ -7497,7 +7662,7 @@
                 <w:color w:val="000000"/>
                 <w:sz w:val="16"/>
               </w:rPr>
-              <w:t>공식 절차별 확인</w:t>
+              <w:t>공식 절차·처리 현황 확인</w:t>
             </w:r>
           </w:p>
         </w:tc>
@@ -7622,7 +7787,7 @@
                 <w:color w:val="000000"/>
                 <w:sz w:val="16"/>
               </w:rPr>
-              <w:t>안전 개입</w:t>
+              <w:t>책임 경계</w:t>
             </w:r>
           </w:p>
         </w:tc>
@@ -7662,7 +7827,7 @@
                 <w:color w:val="000000"/>
                 <w:sz w:val="16"/>
               </w:rPr>
-              <w:t>공식 접수기관 안내</w:t>
+              <w:t>공식 접수·민원·심사</w:t>
             </w:r>
           </w:p>
         </w:tc>
@@ -7702,7 +7867,7 @@
                 <w:color w:val="000000"/>
                 <w:sz w:val="16"/>
               </w:rPr>
-              <w:t>일반 문의 안내</w:t>
+              <w:t>정보와 관련 링크 제공</w:t>
             </w:r>
           </w:p>
         </w:tc>
@@ -7742,172 +7907,7 @@
                 <w:color w:val="000000"/>
                 <w:sz w:val="16"/>
               </w:rPr>
-              <w:t>위험 신호 감지 후 전문기관 우선 연결</w:t>
-            </w:r>
-          </w:p>
-        </w:tc>
-      </w:tr>
-      <w:tr>
-        <w:trPr>
-          <w:cantSplit/>
-        </w:trPr>
-        <w:tc>
-          <w:tcPr>
-            <w:tcW w:type="dxa" w:w="1900"/>
-            <w:shd w:fill="FFFFFF" w:val="clear"/>
-            <w:tcBorders>
-              <w:top w:val="single" w:sz="8" w:space="0" w:color="000000"/>
-              <w:bottom w:val="single" w:sz="8" w:space="0" w:color="000000"/>
-              <w:start w:val="single" w:sz="8" w:space="0" w:color="000000"/>
-              <w:end w:val="single" w:sz="8" w:space="0" w:color="000000"/>
-              <w:insideH w:val="single" w:sz="8" w:space="0" w:color="000000"/>
-              <w:insideV w:val="single" w:sz="8" w:space="0" w:color="000000"/>
-            </w:tcBorders>
-            <w:tcMar>
-              <w:top w:w="100" w:type="dxa"/>
-              <w:start w:w="110" w:type="dxa"/>
-              <w:bottom w:w="100" w:type="dxa"/>
-              <w:end w:w="110" w:type="dxa"/>
-            </w:tcMar>
-            <w:vAlign w:val="center"/>
-          </w:tcPr>
-          <w:p>
-            <w:pPr>
-              <w:keepNext w:val="0"/>
-              <w:keepLines/>
-              <w:spacing w:before="0" w:after="0" w:line="324" w:lineRule="auto"/>
-              <w:jc w:val="left"/>
-            </w:pPr>
-            <w:r/>
-            <w:r>
-              <w:rPr>
-                <w:rFonts w:ascii="휴먼명조" w:hAnsi="휴먼명조" w:eastAsia="휴먼명조" w:cs="휴먼명조"/>
-                <w:b/>
-                <w:i w:val="0"/>
-                <w:color w:val="000000"/>
-                <w:sz w:val="16"/>
-              </w:rPr>
-              <w:t>결과 형태</w:t>
-            </w:r>
-          </w:p>
-        </w:tc>
-        <w:tc>
-          <w:tcPr>
-            <w:tcW w:type="dxa" w:w="2440"/>
-            <w:shd w:fill="FFFFFF" w:val="clear"/>
-            <w:tcBorders>
-              <w:top w:val="single" w:sz="8" w:space="0" w:color="000000"/>
-              <w:bottom w:val="single" w:sz="8" w:space="0" w:color="000000"/>
-              <w:start w:val="single" w:sz="8" w:space="0" w:color="000000"/>
-              <w:end w:val="single" w:sz="8" w:space="0" w:color="000000"/>
-              <w:insideH w:val="single" w:sz="8" w:space="0" w:color="000000"/>
-              <w:insideV w:val="single" w:sz="8" w:space="0" w:color="000000"/>
-            </w:tcBorders>
-            <w:tcMar>
-              <w:top w:w="100" w:type="dxa"/>
-              <w:start w:w="110" w:type="dxa"/>
-              <w:bottom w:w="100" w:type="dxa"/>
-              <w:end w:w="110" w:type="dxa"/>
-            </w:tcMar>
-            <w:vAlign w:val="center"/>
-          </w:tcPr>
-          <w:p>
-            <w:pPr>
-              <w:keepNext w:val="0"/>
-              <w:keepLines/>
-              <w:spacing w:before="0" w:after="0" w:line="324" w:lineRule="auto"/>
-              <w:jc w:val="left"/>
-            </w:pPr>
-            <w:r/>
-            <w:r>
-              <w:rPr>
-                <w:rFonts w:ascii="휴먼명조" w:hAnsi="휴먼명조" w:eastAsia="휴먼명조" w:cs="휴먼명조"/>
-                <w:b w:val="0"/>
-                <w:i w:val="0"/>
-                <w:color w:val="000000"/>
-                <w:sz w:val="16"/>
-              </w:rPr>
-              <w:t>민원 신청·조회</w:t>
-            </w:r>
-          </w:p>
-        </w:tc>
-        <w:tc>
-          <w:tcPr>
-            <w:tcW w:type="dxa" w:w="2440"/>
-            <w:shd w:fill="FFFFFF" w:val="clear"/>
-            <w:tcBorders>
-              <w:top w:val="single" w:sz="8" w:space="0" w:color="000000"/>
-              <w:bottom w:val="single" w:sz="8" w:space="0" w:color="000000"/>
-              <w:start w:val="single" w:sz="8" w:space="0" w:color="000000"/>
-              <w:end w:val="single" w:sz="8" w:space="0" w:color="000000"/>
-              <w:insideH w:val="single" w:sz="8" w:space="0" w:color="000000"/>
-              <w:insideV w:val="single" w:sz="8" w:space="0" w:color="000000"/>
-            </w:tcBorders>
-            <w:tcMar>
-              <w:top w:w="100" w:type="dxa"/>
-              <w:start w:w="110" w:type="dxa"/>
-              <w:bottom w:w="100" w:type="dxa"/>
-              <w:end w:w="110" w:type="dxa"/>
-            </w:tcMar>
-            <w:vAlign w:val="center"/>
-          </w:tcPr>
-          <w:p>
-            <w:pPr>
-              <w:keepNext w:val="0"/>
-              <w:keepLines/>
-              <w:spacing w:before="0" w:after="0" w:line="324" w:lineRule="auto"/>
-              <w:jc w:val="left"/>
-            </w:pPr>
-            <w:r/>
-            <w:r>
-              <w:rPr>
-                <w:rFonts w:ascii="휴먼명조" w:hAnsi="휴먼명조" w:eastAsia="휴먼명조" w:cs="휴먼명조"/>
-                <w:b w:val="0"/>
-                <w:i w:val="0"/>
-                <w:color w:val="000000"/>
-                <w:sz w:val="16"/>
-              </w:rPr>
-              <w:t>정보·링크</w:t>
-            </w:r>
-          </w:p>
-        </w:tc>
-        <w:tc>
-          <w:tcPr>
-            <w:tcW w:type="dxa" w:w="3300"/>
-            <w:shd w:fill="FFFFFF" w:val="clear"/>
-            <w:tcBorders>
-              <w:top w:val="single" w:sz="8" w:space="0" w:color="000000"/>
-              <w:bottom w:val="single" w:sz="8" w:space="0" w:color="000000"/>
-              <w:start w:val="single" w:sz="8" w:space="0" w:color="000000"/>
-              <w:end w:val="single" w:sz="8" w:space="0" w:color="000000"/>
-              <w:insideH w:val="single" w:sz="8" w:space="0" w:color="000000"/>
-              <w:insideV w:val="single" w:sz="8" w:space="0" w:color="000000"/>
-            </w:tcBorders>
-            <w:tcMar>
-              <w:top w:w="100" w:type="dxa"/>
-              <w:start w:w="110" w:type="dxa"/>
-              <w:bottom w:w="100" w:type="dxa"/>
-              <w:end w:w="110" w:type="dxa"/>
-            </w:tcMar>
-            <w:vAlign w:val="center"/>
-          </w:tcPr>
-          <w:p>
-            <w:pPr>
-              <w:keepNext w:val="0"/>
-              <w:keepLines/>
-              <w:spacing w:before="0" w:after="0" w:line="324" w:lineRule="auto"/>
-              <w:jc w:val="left"/>
-            </w:pPr>
-            <w:r/>
-            <w:r>
-              <w:rPr>
-                <w:rFonts w:ascii="휴먼명조" w:hAnsi="휴먼명조" w:eastAsia="휴먼명조" w:cs="휴먼명조"/>
-                <w:b w:val="0"/>
-                <w:i w:val="0"/>
-                <w:color w:val="000000"/>
-                <w:sz w:val="16"/>
-              </w:rPr>
-              <w:t>체크리스트·캘린더·기관 연락처</w:t>
+              <w:t>준비를 지원한 뒤 공식기관으로 연결</w:t>
             </w:r>
           </w:p>
         </w:tc>
@@ -7931,7 +7931,7 @@
           <w:color w:val="000000"/>
           <w:sz w:val="18"/>
         </w:rPr>
-        <w:t>표 3. 공식 서비스와 비자부기의 역할 비교 [10][11][12]</w:t>
+        <w:t>표 3. 공식 서비스와 비자부기의 역할 비교 [10][11][14]</w:t>
       </w:r>
     </w:p>
     <w:p>
@@ -8675,7 +8675,7 @@
           <w:color w:val="000000"/>
           <w:sz w:val="22"/>
         </w:rPr>
-        <w:t>질문과 OCR 서류 상태, 공고를 함께 해석하는 AI 라우팅 구조가 비자부기의 핵심 차별점이다. 위험 대응, 비자정보, 서류 점검, 일정 관리 중 필요한 경로를 고르고 결과를 체크리스트·캘린더·기관 연락처로 연결한다.</w:t>
+        <w:t>비자부기의 경쟁력은 충북 공고와 붙임서식을 계산 가능한 규칙으로 만들고 이를 사용자의 체크리스트, OCR 결과, 캘린더와 연결하는 데 있다. AI는 위험 대응, 비자정보, 서류 점검, 일정 관리 중 필요한 경로를 고른다. 공식 포털과 하이코리아는 최종 신청과 민원을 담당하고, 비자부기는 준비가 끝난 사용자를 해당 공식 채널로 넘긴다.</w:t>
       </w:r>
     </w:p>
     <w:p>
@@ -13523,7 +13523,7 @@
           <w:color w:val="000000"/>
           <w:sz w:val="22"/>
         </w:rPr>
-        <w:t>비자부기는 외국인 주민의 질문, 서류, 공고 일정을 한곳에서 관리한다. AI가 질문의 맥락을 파악하고 OCR이 서류 상태를 확인한다. 위험 신호가 발견되면 전문기관 연락처를 우선 제시한다. 공식 문서를 근거·규칙·서비스 데이터로 연결한 충북형 비자·정착 지원 서비스다.</w:t>
+        <w:t>비자부기는 외국인 주민의 질문, 서류, 공고 일정을 한곳에서 관리한다. AI가 질문의 맥락을 파악하고 OCR이 서류 상태를 확인한다. 충북 공고를 개인별 준비 행동으로 바꾸고, 위험 신호에는 전문기관을 우선 안내하며, 준비가 끝난 사용자는 공식 신청·민원 채널로 연결한다.</w:t>
       </w:r>
     </w:p>
     <w:p>
@@ -14035,6 +14035,45 @@
         <w:t xml:space="preserve">「GPT-5.4 Mini 모델 및 표준 API 요금」, 2026.08.28 확인. </w:t>
       </w:r>
       <w:hyperlink r:id="rId26">
+        <w:r>
+          <w:rPr>
+            <w:rFonts w:ascii="휴먼명조" w:hAnsi="휴먼명조" w:eastAsia="휴먼명조" w:cs="휴먼명조"/>
+            <w:color w:val="000000"/>
+            <w:u w:val="single"/>
+            <w:sz w:val="18"/>
+          </w:rPr>
+          <w:t>원문 보기</w:t>
+        </w:r>
+      </w:hyperlink>
+    </w:p>
+    <w:p>
+      <w:pPr>
+        <w:keepNext w:val="0"/>
+        <w:keepLines/>
+        <w:spacing w:before="0" w:after="80" w:line="312" w:lineRule="auto"/>
+        <w:jc w:val="left"/>
+      </w:pPr>
+      <w:r>
+        <w:rPr>
+          <w:rFonts w:ascii="휴먼명조" w:hAnsi="휴먼명조" w:eastAsia="휴먼명조" w:cs="휴먼명조"/>
+          <w:b/>
+          <w:i w:val="0"/>
+          <w:color w:val="000000"/>
+          <w:sz w:val="18"/>
+        </w:rPr>
+        <w:t xml:space="preserve">[14] 대한민국 비자포털(법무부), </w:t>
+      </w:r>
+      <w:r>
+        <w:rPr>
+          <w:rFonts w:ascii="휴먼명조" w:hAnsi="휴먼명조" w:eastAsia="휴먼명조" w:cs="휴먼명조"/>
+          <w:b w:val="0"/>
+          <w:i w:val="0"/>
+          <w:color w:val="000000"/>
+          <w:sz w:val="18"/>
+        </w:rPr>
+        <w:t xml:space="preserve">「비자 내비게이터·전자비자 신청·비자발급인정서 안내」, 2026년 확인. </w:t>
+      </w:r>
+      <w:hyperlink r:id="rId27">
         <w:r>
           <w:rPr>
             <w:rFonts w:ascii="휴먼명조" w:hAnsi="휴먼명조" w:eastAsia="휴먼명조" w:cs="휴먼명조"/>

--- a/docs/business-plan/2026_ICT융합공모전_비자부기_사업계획서_최종안.docx
+++ b/docs/business-plan/2026_ICT융합공모전_비자부기_사업계획서_최종안.docx
@@ -8714,7 +8714,7 @@
         <w:pStyle w:val="Heading2"/>
       </w:pPr>
       <w:r>
-        <w:t>4-1. 현재 구현 수준</w:t>
+        <w:t>4-1. 시제품 구현 현황</w:t>
       </w:r>
     </w:p>
     <w:p>
@@ -8730,7 +8730,7 @@
           <w:color w:val="000000"/>
           <w:sz w:val="18"/>
         </w:rPr>
-        <w:t>그림 6. 기능별 구현 상태 점검표</w:t>
+        <w:t>표 5. 기능별 구현 상태 점검표</w:t>
       </w:r>
     </w:p>
     <w:tbl>
@@ -8827,7 +8827,7 @@
                 <w:color w:val="FFFFFF"/>
                 <w:sz w:val="16"/>
               </w:rPr>
-              <w:t>현재 구현 내용</w:t>
+              <w:t>구현 기능 및 기술 근거</w:t>
             </w:r>
           </w:p>
         </w:tc>
@@ -10034,6 +10034,22 @@
         <w:t>4-2. 단계별 개발 로드맵</w:t>
       </w:r>
     </w:p>
+    <w:p>
+      <w:pPr>
+        <w:pStyle w:val="Caption"/>
+        <w:keepNext w:val="0"/>
+      </w:pPr>
+      <w:r>
+        <w:rPr>
+          <w:rFonts w:ascii="휴먼명조" w:hAnsi="휴먼명조" w:eastAsia="휴먼명조" w:cs="휴먼명조"/>
+          <w:b w:val="0"/>
+          <w:i w:val="0"/>
+          <w:color w:val="000000"/>
+          <w:sz w:val="18"/>
+        </w:rPr>
+        <w:t>그림 6. 단계별 개발 로드맵</w:t>
+      </w:r>
+    </w:p>
     <w:tbl>
       <w:tblPr>
         <w:tblW w:type="dxa" w:w="10080"/>
@@ -10043,10 +10059,11 @@
         <w:tblInd w:w="120" w:type="dxa"/>
       </w:tblPr>
       <w:tblGrid>
-        <w:gridCol w:w="2100"/>
-        <w:gridCol w:w="1700"/>
-        <w:gridCol w:w="3500"/>
-        <w:gridCol w:w="2780"/>
+        <w:gridCol w:w="3060"/>
+        <w:gridCol w:w="450"/>
+        <w:gridCol w:w="3060"/>
+        <w:gridCol w:w="450"/>
+        <w:gridCol w:w="3060"/>
       </w:tblGrid>
       <w:tr>
         <w:trPr>
@@ -10055,21 +10072,21 @@
         </w:trPr>
         <w:tc>
           <w:tcPr>
-            <w:tcW w:type="dxa" w:w="2100"/>
+            <w:tcW w:type="dxa" w:w="3060"/>
             <w:shd w:fill="000000" w:val="clear"/>
             <w:tcBorders>
-              <w:top w:val="single" w:sz="8" w:space="0" w:color="000000"/>
-              <w:bottom w:val="single" w:sz="8" w:space="0" w:color="000000"/>
-              <w:start w:val="single" w:sz="8" w:space="0" w:color="000000"/>
-              <w:end w:val="single" w:sz="8" w:space="0" w:color="000000"/>
-              <w:insideH w:val="single" w:sz="8" w:space="0" w:color="000000"/>
-              <w:insideV w:val="single" w:sz="8" w:space="0" w:color="000000"/>
+              <w:top w:val="single" w:sz="10" w:space="0" w:color="000000"/>
+              <w:bottom w:val="single" w:sz="10" w:space="0" w:color="000000"/>
+              <w:start w:val="single" w:sz="10" w:space="0" w:color="000000"/>
+              <w:end w:val="single" w:sz="10" w:space="0" w:color="000000"/>
+              <w:insideH w:val="single" w:sz="10" w:space="0" w:color="000000"/>
+              <w:insideV w:val="single" w:sz="10" w:space="0" w:color="000000"/>
             </w:tcBorders>
             <w:tcMar>
               <w:top w:w="100" w:type="dxa"/>
-              <w:start w:w="100" w:type="dxa"/>
+              <w:start w:w="70" w:type="dxa"/>
               <w:bottom w:w="100" w:type="dxa"/>
-              <w:end w:w="100" w:type="dxa"/>
+              <w:end w:w="70" w:type="dxa"/>
             </w:tcMar>
             <w:vAlign w:val="center"/>
           </w:tcPr>
@@ -10087,29 +10104,70 @@
                 <w:b/>
                 <w:i w:val="0"/>
                 <w:color w:val="FFFFFF"/>
-                <w:sz w:val="17"/>
+                <w:sz w:val="18"/>
               </w:rPr>
-              <w:t>단계</w:t>
+              <w:t>1단계 · 행동연결</w:t>
             </w:r>
           </w:p>
         </w:tc>
         <w:tc>
           <w:tcPr>
-            <w:tcW w:type="dxa" w:w="1700"/>
+            <w:tcW w:type="dxa" w:w="450"/>
+            <w:vMerge w:val="restart"/>
+            <w:shd w:fill="FFFFFF" w:val="clear"/>
+            <w:tcBorders>
+              <w:top w:val="nil"/>
+              <w:bottom w:val="nil"/>
+              <w:start w:val="nil"/>
+              <w:end w:val="nil"/>
+              <w:insideH w:val="nil"/>
+              <w:insideV w:val="nil"/>
+            </w:tcBorders>
+            <w:tcMar>
+              <w:top w:w="0" w:type="dxa"/>
+              <w:start w:w="0" w:type="dxa"/>
+              <w:bottom w:w="0" w:type="dxa"/>
+              <w:end w:w="0" w:type="dxa"/>
+            </w:tcMar>
+            <w:vAlign w:val="center"/>
+          </w:tcPr>
+          <w:p>
+            <w:pPr>
+              <w:keepNext w:val="0"/>
+              <w:keepLines/>
+              <w:spacing w:before="0" w:after="0" w:line="240" w:lineRule="auto"/>
+              <w:jc w:val="center"/>
+            </w:pPr>
+            <w:r/>
+            <w:r>
+              <w:rPr>
+                <w:rFonts w:ascii="휴먼명조" w:hAnsi="휴먼명조" w:eastAsia="휴먼명조" w:cs="휴먼명조"/>
+                <w:b/>
+                <w:i w:val="0"/>
+                <w:color w:val="000000"/>
+                <w:sz w:val="30"/>
+              </w:rPr>
+              <w:t>→</w:t>
+            </w:r>
+          </w:p>
+        </w:tc>
+        <w:tc>
+          <w:tcPr>
+            <w:tcW w:type="dxa" w:w="3060"/>
             <w:shd w:fill="000000" w:val="clear"/>
             <w:tcBorders>
-              <w:top w:val="single" w:sz="8" w:space="0" w:color="000000"/>
-              <w:bottom w:val="single" w:sz="8" w:space="0" w:color="000000"/>
-              <w:start w:val="single" w:sz="8" w:space="0" w:color="000000"/>
-              <w:end w:val="single" w:sz="8" w:space="0" w:color="000000"/>
-              <w:insideH w:val="single" w:sz="8" w:space="0" w:color="000000"/>
-              <w:insideV w:val="single" w:sz="8" w:space="0" w:color="000000"/>
+              <w:top w:val="single" w:sz="10" w:space="0" w:color="000000"/>
+              <w:bottom w:val="single" w:sz="10" w:space="0" w:color="000000"/>
+              <w:start w:val="single" w:sz="10" w:space="0" w:color="000000"/>
+              <w:end w:val="single" w:sz="10" w:space="0" w:color="000000"/>
+              <w:insideH w:val="single" w:sz="10" w:space="0" w:color="000000"/>
+              <w:insideV w:val="single" w:sz="10" w:space="0" w:color="000000"/>
             </w:tcBorders>
             <w:tcMar>
               <w:top w:w="100" w:type="dxa"/>
-              <w:start w:w="100" w:type="dxa"/>
+              <w:start w:w="70" w:type="dxa"/>
               <w:bottom w:w="100" w:type="dxa"/>
-              <w:end w:w="100" w:type="dxa"/>
+              <w:end w:w="70" w:type="dxa"/>
             </w:tcMar>
             <w:vAlign w:val="center"/>
           </w:tcPr>
@@ -10127,29 +10185,70 @@
                 <w:b/>
                 <w:i w:val="0"/>
                 <w:color w:val="FFFFFF"/>
-                <w:sz w:val="17"/>
+                <w:sz w:val="18"/>
               </w:rPr>
-              <w:t>기간(안)</w:t>
+              <w:t>2단계 · 현장 실증</w:t>
             </w:r>
           </w:p>
         </w:tc>
         <w:tc>
           <w:tcPr>
-            <w:tcW w:type="dxa" w:w="3500"/>
+            <w:tcW w:type="dxa" w:w="450"/>
+            <w:vMerge w:val="restart"/>
+            <w:shd w:fill="FFFFFF" w:val="clear"/>
+            <w:tcBorders>
+              <w:top w:val="nil"/>
+              <w:bottom w:val="nil"/>
+              <w:start w:val="nil"/>
+              <w:end w:val="nil"/>
+              <w:insideH w:val="nil"/>
+              <w:insideV w:val="nil"/>
+            </w:tcBorders>
+            <w:tcMar>
+              <w:top w:w="0" w:type="dxa"/>
+              <w:start w:w="0" w:type="dxa"/>
+              <w:bottom w:w="0" w:type="dxa"/>
+              <w:end w:w="0" w:type="dxa"/>
+            </w:tcMar>
+            <w:vAlign w:val="center"/>
+          </w:tcPr>
+          <w:p>
+            <w:pPr>
+              <w:keepNext w:val="0"/>
+              <w:keepLines/>
+              <w:spacing w:before="0" w:after="0" w:line="240" w:lineRule="auto"/>
+              <w:jc w:val="center"/>
+            </w:pPr>
+            <w:r/>
+            <w:r>
+              <w:rPr>
+                <w:rFonts w:ascii="휴먼명조" w:hAnsi="휴먼명조" w:eastAsia="휴먼명조" w:cs="휴먼명조"/>
+                <w:b/>
+                <w:i w:val="0"/>
+                <w:color w:val="000000"/>
+                <w:sz w:val="30"/>
+              </w:rPr>
+              <w:t>→</w:t>
+            </w:r>
+          </w:p>
+        </w:tc>
+        <w:tc>
+          <w:tcPr>
+            <w:tcW w:type="dxa" w:w="3060"/>
             <w:shd w:fill="000000" w:val="clear"/>
             <w:tcBorders>
-              <w:top w:val="single" w:sz="8" w:space="0" w:color="000000"/>
-              <w:bottom w:val="single" w:sz="8" w:space="0" w:color="000000"/>
-              <w:start w:val="single" w:sz="8" w:space="0" w:color="000000"/>
-              <w:end w:val="single" w:sz="8" w:space="0" w:color="000000"/>
-              <w:insideH w:val="single" w:sz="8" w:space="0" w:color="000000"/>
-              <w:insideV w:val="single" w:sz="8" w:space="0" w:color="000000"/>
+              <w:top w:val="single" w:sz="10" w:space="0" w:color="000000"/>
+              <w:bottom w:val="single" w:sz="10" w:space="0" w:color="000000"/>
+              <w:start w:val="single" w:sz="10" w:space="0" w:color="000000"/>
+              <w:end w:val="single" w:sz="10" w:space="0" w:color="000000"/>
+              <w:insideH w:val="single" w:sz="10" w:space="0" w:color="000000"/>
+              <w:insideV w:val="single" w:sz="10" w:space="0" w:color="000000"/>
             </w:tcBorders>
             <w:tcMar>
               <w:top w:w="100" w:type="dxa"/>
-              <w:start w:w="100" w:type="dxa"/>
+              <w:start w:w="70" w:type="dxa"/>
               <w:bottom w:w="100" w:type="dxa"/>
-              <w:end w:w="100" w:type="dxa"/>
+              <w:end w:w="70" w:type="dxa"/>
             </w:tcMar>
             <w:vAlign w:val="center"/>
           </w:tcPr>
@@ -10167,49 +10266,9 @@
                 <w:b/>
                 <w:i w:val="0"/>
                 <w:color w:val="FFFFFF"/>
-                <w:sz w:val="17"/>
+                <w:sz w:val="18"/>
               </w:rPr>
-              <w:t>주요 내용</w:t>
-            </w:r>
-          </w:p>
-        </w:tc>
-        <w:tc>
-          <w:tcPr>
-            <w:tcW w:type="dxa" w:w="2780"/>
-            <w:shd w:fill="000000" w:val="clear"/>
-            <w:tcBorders>
-              <w:top w:val="single" w:sz="8" w:space="0" w:color="000000"/>
-              <w:bottom w:val="single" w:sz="8" w:space="0" w:color="000000"/>
-              <w:start w:val="single" w:sz="8" w:space="0" w:color="000000"/>
-              <w:end w:val="single" w:sz="8" w:space="0" w:color="000000"/>
-              <w:insideH w:val="single" w:sz="8" w:space="0" w:color="000000"/>
-              <w:insideV w:val="single" w:sz="8" w:space="0" w:color="000000"/>
-            </w:tcBorders>
-            <w:tcMar>
-              <w:top w:w="100" w:type="dxa"/>
-              <w:start w:w="100" w:type="dxa"/>
-              <w:bottom w:w="100" w:type="dxa"/>
-              <w:end w:w="100" w:type="dxa"/>
-            </w:tcMar>
-            <w:vAlign w:val="center"/>
-          </w:tcPr>
-          <w:p>
-            <w:pPr>
-              <w:keepNext w:val="0"/>
-              <w:keepLines/>
-              <w:spacing w:before="0" w:after="0" w:line="300" w:lineRule="auto"/>
-              <w:jc w:val="center"/>
-            </w:pPr>
-            <w:r/>
-            <w:r>
-              <w:rPr>
-                <w:rFonts w:ascii="휴먼명조" w:hAnsi="휴먼명조" w:eastAsia="휴먼명조" w:cs="휴먼명조"/>
-                <w:b/>
-                <w:i w:val="0"/>
-                <w:color w:val="FFFFFF"/>
-                <w:sz w:val="17"/>
-              </w:rPr>
-              <w:t>완료 기준</w:t>
+              <w:t>3단계 · 기관형 확장</w:t>
             </w:r>
           </w:p>
         </w:tc>
@@ -10220,21 +10279,21 @@
         </w:trPr>
         <w:tc>
           <w:tcPr>
-            <w:tcW w:type="dxa" w:w="2100"/>
+            <w:tcW w:type="dxa" w:w="3060"/>
             <w:shd w:fill="FFFFFF" w:val="clear"/>
             <w:tcBorders>
-              <w:top w:val="single" w:sz="8" w:space="0" w:color="000000"/>
-              <w:bottom w:val="single" w:sz="8" w:space="0" w:color="000000"/>
-              <w:start w:val="single" w:sz="8" w:space="0" w:color="000000"/>
-              <w:end w:val="single" w:sz="8" w:space="0" w:color="000000"/>
-              <w:insideH w:val="single" w:sz="8" w:space="0" w:color="000000"/>
-              <w:insideV w:val="single" w:sz="8" w:space="0" w:color="000000"/>
+              <w:top w:val="single" w:sz="10" w:space="0" w:color="000000"/>
+              <w:bottom w:val="single" w:sz="10" w:space="0" w:color="000000"/>
+              <w:start w:val="single" w:sz="10" w:space="0" w:color="000000"/>
+              <w:end w:val="single" w:sz="10" w:space="0" w:color="000000"/>
+              <w:insideH w:val="single" w:sz="10" w:space="0" w:color="000000"/>
+              <w:insideV w:val="single" w:sz="10" w:space="0" w:color="000000"/>
             </w:tcBorders>
             <w:tcMar>
-              <w:top w:w="100" w:type="dxa"/>
-              <w:start w:w="110" w:type="dxa"/>
-              <w:bottom w:w="100" w:type="dxa"/>
-              <w:end w:w="110" w:type="dxa"/>
+              <w:top w:w="130" w:type="dxa"/>
+              <w:start w:w="70" w:type="dxa"/>
+              <w:bottom w:w="130" w:type="dxa"/>
+              <w:end w:w="70" w:type="dxa"/>
             </w:tcMar>
             <w:vAlign w:val="center"/>
           </w:tcPr>
@@ -10242,47 +10301,7 @@
             <w:pPr>
               <w:keepNext w:val="0"/>
               <w:keepLines/>
-              <w:spacing w:before="0" w:after="0" w:line="324" w:lineRule="auto"/>
-              <w:jc w:val="left"/>
-            </w:pPr>
-            <w:r/>
-            <w:r>
-              <w:rPr>
-                <w:rFonts w:ascii="휴먼명조" w:hAnsi="휴먼명조" w:eastAsia="휴먼명조" w:cs="휴먼명조"/>
-                <w:b/>
-                <w:i w:val="0"/>
-                <w:color w:val="000000"/>
-                <w:sz w:val="17"/>
-              </w:rPr>
-              <w:t>1단계: AI 행동연결</w:t>
-            </w:r>
-          </w:p>
-        </w:tc>
-        <w:tc>
-          <w:tcPr>
-            <w:tcW w:type="dxa" w:w="1700"/>
-            <w:shd w:fill="FFFFFF" w:val="clear"/>
-            <w:tcBorders>
-              <w:top w:val="single" w:sz="8" w:space="0" w:color="000000"/>
-              <w:bottom w:val="single" w:sz="8" w:space="0" w:color="000000"/>
-              <w:start w:val="single" w:sz="8" w:space="0" w:color="000000"/>
-              <w:end w:val="single" w:sz="8" w:space="0" w:color="000000"/>
-              <w:insideH w:val="single" w:sz="8" w:space="0" w:color="000000"/>
-              <w:insideV w:val="single" w:sz="8" w:space="0" w:color="000000"/>
-            </w:tcBorders>
-            <w:tcMar>
-              <w:top w:w="100" w:type="dxa"/>
-              <w:start w:w="110" w:type="dxa"/>
-              <w:bottom w:w="100" w:type="dxa"/>
-              <w:end w:w="110" w:type="dxa"/>
-            </w:tcMar>
-            <w:vAlign w:val="center"/>
-          </w:tcPr>
-          <w:p>
-            <w:pPr>
-              <w:keepNext w:val="0"/>
-              <w:keepLines/>
-              <w:spacing w:before="0" w:after="0" w:line="324" w:lineRule="auto"/>
+              <w:spacing w:before="0" w:after="0" w:line="312" w:lineRule="auto"/>
               <w:jc w:val="center"/>
             </w:pPr>
             <w:r/>
@@ -10296,36 +10315,9 @@
               </w:rPr>
               <w:t>2026.09~11</w:t>
             </w:r>
-          </w:p>
-        </w:tc>
-        <w:tc>
-          <w:tcPr>
-            <w:tcW w:type="dxa" w:w="3500"/>
-            <w:shd w:fill="FFFFFF" w:val="clear"/>
-            <w:tcBorders>
-              <w:top w:val="single" w:sz="8" w:space="0" w:color="000000"/>
-              <w:bottom w:val="single" w:sz="8" w:space="0" w:color="000000"/>
-              <w:start w:val="single" w:sz="8" w:space="0" w:color="000000"/>
-              <w:end w:val="single" w:sz="8" w:space="0" w:color="000000"/>
-              <w:insideH w:val="single" w:sz="8" w:space="0" w:color="000000"/>
-              <w:insideV w:val="single" w:sz="8" w:space="0" w:color="000000"/>
-            </w:tcBorders>
-            <w:tcMar>
-              <w:top w:w="100" w:type="dxa"/>
-              <w:start w:w="110" w:type="dxa"/>
-              <w:bottom w:w="100" w:type="dxa"/>
-              <w:end w:w="110" w:type="dxa"/>
-            </w:tcMar>
-            <w:vAlign w:val="center"/>
-          </w:tcPr>
-          <w:p>
-            <w:pPr>
-              <w:keepNext w:val="0"/>
-              <w:keepLines/>
-              <w:spacing w:before="0" w:after="0" w:line="324" w:lineRule="auto"/>
-              <w:jc w:val="left"/>
-            </w:pPr>
-            <w:r/>
+            <w:r>
+              <w:br/>
+            </w:r>
             <w:r>
               <w:rPr>
                 <w:rFonts w:ascii="휴먼명조" w:hAnsi="휴먼명조" w:eastAsia="휴먼명조" w:cs="휴먼명조"/>
@@ -10334,38 +10326,11 @@
                 <w:color w:val="000000"/>
                 <w:sz w:val="17"/>
               </w:rPr>
-              <w:t>챗봇 라우팅, OCR, 규칙·공고 일정 통합</w:t>
+              <w:t>챗봇·OCR·규칙·공고 일정 통합</w:t>
             </w:r>
-          </w:p>
-        </w:tc>
-        <w:tc>
-          <w:tcPr>
-            <w:tcW w:type="dxa" w:w="2780"/>
-            <w:shd w:fill="FFFFFF" w:val="clear"/>
-            <w:tcBorders>
-              <w:top w:val="single" w:sz="8" w:space="0" w:color="000000"/>
-              <w:bottom w:val="single" w:sz="8" w:space="0" w:color="000000"/>
-              <w:start w:val="single" w:sz="8" w:space="0" w:color="000000"/>
-              <w:end w:val="single" w:sz="8" w:space="0" w:color="000000"/>
-              <w:insideH w:val="single" w:sz="8" w:space="0" w:color="000000"/>
-              <w:insideV w:val="single" w:sz="8" w:space="0" w:color="000000"/>
-            </w:tcBorders>
-            <w:tcMar>
-              <w:top w:w="100" w:type="dxa"/>
-              <w:start w:w="110" w:type="dxa"/>
-              <w:bottom w:w="100" w:type="dxa"/>
-              <w:end w:w="110" w:type="dxa"/>
-            </w:tcMar>
-            <w:vAlign w:val="center"/>
-          </w:tcPr>
-          <w:p>
-            <w:pPr>
-              <w:keepNext w:val="0"/>
-              <w:keepLines/>
-              <w:spacing w:before="0" w:after="0" w:line="324" w:lineRule="auto"/>
-              <w:jc w:val="left"/>
-            </w:pPr>
-            <w:r/>
+            <w:r>
+              <w:br/>
+            </w:r>
             <w:r>
               <w:rPr>
                 <w:rFonts w:ascii="휴먼명조" w:hAnsi="휴먼명조" w:eastAsia="휴먼명조" w:cs="휴먼명조"/>
@@ -10374,32 +10339,34 @@
                 <w:color w:val="000000"/>
                 <w:sz w:val="17"/>
               </w:rPr>
-              <w:t>위험·서류·일정 경로별 검증</w:t>
+              <w:t>완료: 위험·서류·일정 경로 검증</w:t>
             </w:r>
           </w:p>
         </w:tc>
-      </w:tr>
-      <w:tr>
-        <w:trPr>
-          <w:cantSplit/>
-        </w:trPr>
         <w:tc>
           <w:tcPr>
-            <w:tcW w:type="dxa" w:w="2100"/>
+            <w:tcW w:type="dxa" w:w="450"/>
+            <w:vMerge/>
+          </w:tcPr>
+          <w:p/>
+        </w:tc>
+        <w:tc>
+          <w:tcPr>
+            <w:tcW w:type="dxa" w:w="3060"/>
             <w:shd w:fill="FFFFFF" w:val="clear"/>
             <w:tcBorders>
-              <w:top w:val="single" w:sz="8" w:space="0" w:color="000000"/>
-              <w:bottom w:val="single" w:sz="8" w:space="0" w:color="000000"/>
-              <w:start w:val="single" w:sz="8" w:space="0" w:color="000000"/>
-              <w:end w:val="single" w:sz="8" w:space="0" w:color="000000"/>
-              <w:insideH w:val="single" w:sz="8" w:space="0" w:color="000000"/>
-              <w:insideV w:val="single" w:sz="8" w:space="0" w:color="000000"/>
+              <w:top w:val="single" w:sz="10" w:space="0" w:color="000000"/>
+              <w:bottom w:val="single" w:sz="10" w:space="0" w:color="000000"/>
+              <w:start w:val="single" w:sz="10" w:space="0" w:color="000000"/>
+              <w:end w:val="single" w:sz="10" w:space="0" w:color="000000"/>
+              <w:insideH w:val="single" w:sz="10" w:space="0" w:color="000000"/>
+              <w:insideV w:val="single" w:sz="10" w:space="0" w:color="000000"/>
             </w:tcBorders>
             <w:tcMar>
-              <w:top w:w="100" w:type="dxa"/>
-              <w:start w:w="110" w:type="dxa"/>
-              <w:bottom w:w="100" w:type="dxa"/>
-              <w:end w:w="110" w:type="dxa"/>
+              <w:top w:w="130" w:type="dxa"/>
+              <w:start w:w="70" w:type="dxa"/>
+              <w:bottom w:w="130" w:type="dxa"/>
+              <w:end w:w="70" w:type="dxa"/>
             </w:tcMar>
             <w:vAlign w:val="center"/>
           </w:tcPr>
@@ -10407,47 +10374,7 @@
             <w:pPr>
               <w:keepNext w:val="0"/>
               <w:keepLines/>
-              <w:spacing w:before="0" w:after="0" w:line="324" w:lineRule="auto"/>
-              <w:jc w:val="left"/>
-            </w:pPr>
-            <w:r/>
-            <w:r>
-              <w:rPr>
-                <w:rFonts w:ascii="휴먼명조" w:hAnsi="휴먼명조" w:eastAsia="휴먼명조" w:cs="휴먼명조"/>
-                <w:b/>
-                <w:i w:val="0"/>
-                <w:color w:val="000000"/>
-                <w:sz w:val="17"/>
-              </w:rPr>
-              <w:t>2단계: 현장 실증</w:t>
-            </w:r>
-          </w:p>
-        </w:tc>
-        <w:tc>
-          <w:tcPr>
-            <w:tcW w:type="dxa" w:w="1700"/>
-            <w:shd w:fill="FFFFFF" w:val="clear"/>
-            <w:tcBorders>
-              <w:top w:val="single" w:sz="8" w:space="0" w:color="000000"/>
-              <w:bottom w:val="single" w:sz="8" w:space="0" w:color="000000"/>
-              <w:start w:val="single" w:sz="8" w:space="0" w:color="000000"/>
-              <w:end w:val="single" w:sz="8" w:space="0" w:color="000000"/>
-              <w:insideH w:val="single" w:sz="8" w:space="0" w:color="000000"/>
-              <w:insideV w:val="single" w:sz="8" w:space="0" w:color="000000"/>
-            </w:tcBorders>
-            <w:tcMar>
-              <w:top w:w="100" w:type="dxa"/>
-              <w:start w:w="110" w:type="dxa"/>
-              <w:bottom w:w="100" w:type="dxa"/>
-              <w:end w:w="110" w:type="dxa"/>
-            </w:tcMar>
-            <w:vAlign w:val="center"/>
-          </w:tcPr>
-          <w:p>
-            <w:pPr>
-              <w:keepNext w:val="0"/>
-              <w:keepLines/>
-              <w:spacing w:before="0" w:after="0" w:line="324" w:lineRule="auto"/>
+              <w:spacing w:before="0" w:after="0" w:line="312" w:lineRule="auto"/>
               <w:jc w:val="center"/>
             </w:pPr>
             <w:r/>
@@ -10461,36 +10388,9 @@
               </w:rPr>
               <w:t>2026.11~2027.02</w:t>
             </w:r>
-          </w:p>
-        </w:tc>
-        <w:tc>
-          <w:tcPr>
-            <w:tcW w:type="dxa" w:w="3500"/>
-            <w:shd w:fill="FFFFFF" w:val="clear"/>
-            <w:tcBorders>
-              <w:top w:val="single" w:sz="8" w:space="0" w:color="000000"/>
-              <w:bottom w:val="single" w:sz="8" w:space="0" w:color="000000"/>
-              <w:start w:val="single" w:sz="8" w:space="0" w:color="000000"/>
-              <w:end w:val="single" w:sz="8" w:space="0" w:color="000000"/>
-              <w:insideH w:val="single" w:sz="8" w:space="0" w:color="000000"/>
-              <w:insideV w:val="single" w:sz="8" w:space="0" w:color="000000"/>
-            </w:tcBorders>
-            <w:tcMar>
-              <w:top w:w="100" w:type="dxa"/>
-              <w:start w:w="110" w:type="dxa"/>
-              <w:bottom w:w="100" w:type="dxa"/>
-              <w:end w:w="110" w:type="dxa"/>
-            </w:tcMar>
-            <w:vAlign w:val="center"/>
-          </w:tcPr>
-          <w:p>
-            <w:pPr>
-              <w:keepNext w:val="0"/>
-              <w:keepLines/>
-              <w:spacing w:before="0" w:after="0" w:line="324" w:lineRule="auto"/>
-              <w:jc w:val="left"/>
-            </w:pPr>
-            <w:r/>
+            <w:r>
+              <w:br/>
+            </w:r>
             <w:r>
               <w:rPr>
                 <w:rFonts w:ascii="휴먼명조" w:hAnsi="휴먼명조" w:eastAsia="휴먼명조" w:cs="휴먼명조"/>
@@ -10499,38 +10399,11 @@
                 <w:color w:val="000000"/>
                 <w:sz w:val="17"/>
               </w:rPr>
-              <w:t>유학생·근로자·상담자 사용성 테스트</w:t>
+              <w:t>유학생·근로자·상담자 테스트</w:t>
             </w:r>
-          </w:p>
-        </w:tc>
-        <w:tc>
-          <w:tcPr>
-            <w:tcW w:type="dxa" w:w="2780"/>
-            <w:shd w:fill="FFFFFF" w:val="clear"/>
-            <w:tcBorders>
-              <w:top w:val="single" w:sz="8" w:space="0" w:color="000000"/>
-              <w:bottom w:val="single" w:sz="8" w:space="0" w:color="000000"/>
-              <w:start w:val="single" w:sz="8" w:space="0" w:color="000000"/>
-              <w:end w:val="single" w:sz="8" w:space="0" w:color="000000"/>
-              <w:insideH w:val="single" w:sz="8" w:space="0" w:color="000000"/>
-              <w:insideV w:val="single" w:sz="8" w:space="0" w:color="000000"/>
-            </w:tcBorders>
-            <w:tcMar>
-              <w:top w:w="100" w:type="dxa"/>
-              <w:start w:w="110" w:type="dxa"/>
-              <w:bottom w:w="100" w:type="dxa"/>
-              <w:end w:w="110" w:type="dxa"/>
-            </w:tcMar>
-            <w:vAlign w:val="center"/>
-          </w:tcPr>
-          <w:p>
-            <w:pPr>
-              <w:keepNext w:val="0"/>
-              <w:keepLines/>
-              <w:spacing w:before="0" w:after="0" w:line="324" w:lineRule="auto"/>
-              <w:jc w:val="left"/>
-            </w:pPr>
-            <w:r/>
+            <w:r>
+              <w:br/>
+            </w:r>
             <w:r>
               <w:rPr>
                 <w:rFonts w:ascii="휴먼명조" w:hAnsi="휴먼명조" w:eastAsia="휴먼명조" w:cs="휴먼명조"/>
@@ -10539,32 +10412,34 @@
                 <w:color w:val="000000"/>
                 <w:sz w:val="17"/>
               </w:rPr>
-              <w:t>2개 기관·사용자 30명 이상 실증</w:t>
+              <w:t>완료: 2개 기관·30명 이상 실증</w:t>
             </w:r>
           </w:p>
         </w:tc>
-      </w:tr>
-      <w:tr>
-        <w:trPr>
-          <w:cantSplit/>
-        </w:trPr>
         <w:tc>
           <w:tcPr>
-            <w:tcW w:type="dxa" w:w="2100"/>
+            <w:tcW w:type="dxa" w:w="450"/>
+            <w:vMerge/>
+          </w:tcPr>
+          <w:p/>
+        </w:tc>
+        <w:tc>
+          <w:tcPr>
+            <w:tcW w:type="dxa" w:w="3060"/>
             <w:shd w:fill="FFFFFF" w:val="clear"/>
             <w:tcBorders>
-              <w:top w:val="single" w:sz="8" w:space="0" w:color="000000"/>
-              <w:bottom w:val="single" w:sz="8" w:space="0" w:color="000000"/>
-              <w:start w:val="single" w:sz="8" w:space="0" w:color="000000"/>
-              <w:end w:val="single" w:sz="8" w:space="0" w:color="000000"/>
-              <w:insideH w:val="single" w:sz="8" w:space="0" w:color="000000"/>
-              <w:insideV w:val="single" w:sz="8" w:space="0" w:color="000000"/>
+              <w:top w:val="single" w:sz="10" w:space="0" w:color="000000"/>
+              <w:bottom w:val="single" w:sz="10" w:space="0" w:color="000000"/>
+              <w:start w:val="single" w:sz="10" w:space="0" w:color="000000"/>
+              <w:end w:val="single" w:sz="10" w:space="0" w:color="000000"/>
+              <w:insideH w:val="single" w:sz="10" w:space="0" w:color="000000"/>
+              <w:insideV w:val="single" w:sz="10" w:space="0" w:color="000000"/>
             </w:tcBorders>
             <w:tcMar>
-              <w:top w:w="100" w:type="dxa"/>
-              <w:start w:w="110" w:type="dxa"/>
-              <w:bottom w:w="100" w:type="dxa"/>
-              <w:end w:w="110" w:type="dxa"/>
+              <w:top w:w="130" w:type="dxa"/>
+              <w:start w:w="70" w:type="dxa"/>
+              <w:bottom w:w="130" w:type="dxa"/>
+              <w:end w:w="70" w:type="dxa"/>
             </w:tcMar>
             <w:vAlign w:val="center"/>
           </w:tcPr>
@@ -10572,47 +10447,7 @@
             <w:pPr>
               <w:keepNext w:val="0"/>
               <w:keepLines/>
-              <w:spacing w:before="0" w:after="0" w:line="324" w:lineRule="auto"/>
-              <w:jc w:val="left"/>
-            </w:pPr>
-            <w:r/>
-            <w:r>
-              <w:rPr>
-                <w:rFonts w:ascii="휴먼명조" w:hAnsi="휴먼명조" w:eastAsia="휴먼명조" w:cs="휴먼명조"/>
-                <w:b/>
-                <w:i w:val="0"/>
-                <w:color w:val="000000"/>
-                <w:sz w:val="17"/>
-              </w:rPr>
-              <w:t>3단계: 기관형 확장</w:t>
-            </w:r>
-          </w:p>
-        </w:tc>
-        <w:tc>
-          <w:tcPr>
-            <w:tcW w:type="dxa" w:w="1700"/>
-            <w:shd w:fill="FFFFFF" w:val="clear"/>
-            <w:tcBorders>
-              <w:top w:val="single" w:sz="8" w:space="0" w:color="000000"/>
-              <w:bottom w:val="single" w:sz="8" w:space="0" w:color="000000"/>
-              <w:start w:val="single" w:sz="8" w:space="0" w:color="000000"/>
-              <w:end w:val="single" w:sz="8" w:space="0" w:color="000000"/>
-              <w:insideH w:val="single" w:sz="8" w:space="0" w:color="000000"/>
-              <w:insideV w:val="single" w:sz="8" w:space="0" w:color="000000"/>
-            </w:tcBorders>
-            <w:tcMar>
-              <w:top w:w="100" w:type="dxa"/>
-              <w:start w:w="110" w:type="dxa"/>
-              <w:bottom w:w="100" w:type="dxa"/>
-              <w:end w:w="110" w:type="dxa"/>
-            </w:tcMar>
-            <w:vAlign w:val="center"/>
-          </w:tcPr>
-          <w:p>
-            <w:pPr>
-              <w:keepNext w:val="0"/>
-              <w:keepLines/>
-              <w:spacing w:before="0" w:after="0" w:line="324" w:lineRule="auto"/>
+              <w:spacing w:before="0" w:after="0" w:line="312" w:lineRule="auto"/>
               <w:jc w:val="center"/>
             </w:pPr>
             <w:r/>
@@ -10626,36 +10461,9 @@
               </w:rPr>
               <w:t>2027.03 이후</w:t>
             </w:r>
-          </w:p>
-        </w:tc>
-        <w:tc>
-          <w:tcPr>
-            <w:tcW w:type="dxa" w:w="3500"/>
-            <w:shd w:fill="FFFFFF" w:val="clear"/>
-            <w:tcBorders>
-              <w:top w:val="single" w:sz="8" w:space="0" w:color="000000"/>
-              <w:bottom w:val="single" w:sz="8" w:space="0" w:color="000000"/>
-              <w:start w:val="single" w:sz="8" w:space="0" w:color="000000"/>
-              <w:end w:val="single" w:sz="8" w:space="0" w:color="000000"/>
-              <w:insideH w:val="single" w:sz="8" w:space="0" w:color="000000"/>
-              <w:insideV w:val="single" w:sz="8" w:space="0" w:color="000000"/>
-            </w:tcBorders>
-            <w:tcMar>
-              <w:top w:w="100" w:type="dxa"/>
-              <w:start w:w="110" w:type="dxa"/>
-              <w:bottom w:w="100" w:type="dxa"/>
-              <w:end w:w="110" w:type="dxa"/>
-            </w:tcMar>
-            <w:vAlign w:val="center"/>
-          </w:tcPr>
-          <w:p>
-            <w:pPr>
-              <w:keepNext w:val="0"/>
-              <w:keepLines/>
-              <w:spacing w:before="0" w:after="0" w:line="324" w:lineRule="auto"/>
-              <w:jc w:val="left"/>
-            </w:pPr>
-            <w:r/>
+            <w:r>
+              <w:br/>
+            </w:r>
             <w:r>
               <w:rPr>
                 <w:rFonts w:ascii="휴먼명조" w:hAnsi="휴먼명조" w:eastAsia="휴먼명조" w:cs="휴먼명조"/>
@@ -10664,38 +10472,11 @@
                 <w:color w:val="000000"/>
                 <w:sz w:val="17"/>
               </w:rPr>
-              <w:t>운영자 검수, 통계, 대학·기업·지자체 도입</w:t>
+              <w:t>운영자 검수·통계·기관 도입</w:t>
             </w:r>
-          </w:p>
-        </w:tc>
-        <w:tc>
-          <w:tcPr>
-            <w:tcW w:type="dxa" w:w="2780"/>
-            <w:shd w:fill="FFFFFF" w:val="clear"/>
-            <w:tcBorders>
-              <w:top w:val="single" w:sz="8" w:space="0" w:color="000000"/>
-              <w:bottom w:val="single" w:sz="8" w:space="0" w:color="000000"/>
-              <w:start w:val="single" w:sz="8" w:space="0" w:color="000000"/>
-              <w:end w:val="single" w:sz="8" w:space="0" w:color="000000"/>
-              <w:insideH w:val="single" w:sz="8" w:space="0" w:color="000000"/>
-              <w:insideV w:val="single" w:sz="8" w:space="0" w:color="000000"/>
-            </w:tcBorders>
-            <w:tcMar>
-              <w:top w:w="100" w:type="dxa"/>
-              <w:start w:w="110" w:type="dxa"/>
-              <w:bottom w:w="100" w:type="dxa"/>
-              <w:end w:w="110" w:type="dxa"/>
-            </w:tcMar>
-            <w:vAlign w:val="center"/>
-          </w:tcPr>
-          <w:p>
-            <w:pPr>
-              <w:keepNext w:val="0"/>
-              <w:keepLines/>
-              <w:spacing w:before="0" w:after="0" w:line="324" w:lineRule="auto"/>
-              <w:jc w:val="left"/>
-            </w:pPr>
-            <w:r/>
+            <w:r>
+              <w:br/>
+            </w:r>
             <w:r>
               <w:rPr>
                 <w:rFonts w:ascii="휴먼명조" w:hAnsi="휴먼명조" w:eastAsia="휴먼명조" w:cs="휴먼명조"/>
@@ -10704,7 +10485,7 @@
                 <w:color w:val="000000"/>
                 <w:sz w:val="17"/>
               </w:rPr>
-              <w:t>유료 실증 1건 또는 도입의향·협약 3곳</w:t>
+              <w:t>완료: 유료 실증 1건 또는 협약 3곳</w:t>
             </w:r>
           </w:p>
         </w:tc>
@@ -10712,8 +10493,21 @@
     </w:tbl>
     <w:p>
       <w:pPr>
-        <w:spacing w:after="0"/>
+        <w:keepNext w:val="0"/>
+        <w:keepLines w:val="0"/>
+        <w:spacing w:before="80" w:after="80" w:line="300" w:lineRule="auto"/>
+        <w:jc w:val="center"/>
       </w:pPr>
+      <w:r>
+        <w:rPr>
+          <w:rFonts w:ascii="휴먼명조" w:hAnsi="휴먼명조" w:eastAsia="휴먼명조" w:cs="휴먼명조"/>
+          <w:b/>
+          <w:i w:val="0"/>
+          <w:color w:val="000000"/>
+          <w:sz w:val="18"/>
+        </w:rPr>
+        <w:t>각 단계의 과업 결과를 다음 단계 확장 기준으로 사용</w:t>
+      </w:r>
     </w:p>
     <w:p>
       <w:pPr>
@@ -11546,6 +11340,585 @@
       <w:pPr>
         <w:spacing w:after="0"/>
       </w:pPr>
+    </w:p>
+    <w:p>
+      <w:pPr>
+        <w:pStyle w:val="Caption"/>
+        <w:keepNext w:val="0"/>
+      </w:pPr>
+      <w:r>
+        <w:rPr>
+          <w:rFonts w:ascii="휴먼명조" w:hAnsi="휴먼명조" w:eastAsia="휴먼명조" w:cs="휴먼명조"/>
+          <w:b w:val="0"/>
+          <w:i w:val="0"/>
+          <w:color w:val="000000"/>
+          <w:sz w:val="18"/>
+        </w:rPr>
+        <w:t>그림 7. 기관 운영비가 외국인 주민과 충북에 환류되는 구조</w:t>
+      </w:r>
+    </w:p>
+    <w:tbl>
+      <w:tblPr>
+        <w:tblW w:type="dxa" w:w="10080"/>
+        <w:jc w:val="left"/>
+        <w:tblLayout w:type="fixed"/>
+        <w:tblLook w:firstColumn="1" w:firstRow="1" w:lastColumn="0" w:lastRow="0" w:noHBand="0" w:noVBand="1" w:val="04A0"/>
+        <w:tblInd w:w="120" w:type="dxa"/>
+      </w:tblPr>
+      <w:tblGrid>
+        <w:gridCol w:w="2250"/>
+        <w:gridCol w:w="360"/>
+        <w:gridCol w:w="2250"/>
+        <w:gridCol w:w="360"/>
+        <w:gridCol w:w="2250"/>
+        <w:gridCol w:w="360"/>
+        <w:gridCol w:w="2250"/>
+      </w:tblGrid>
+      <w:tr>
+        <w:trPr>
+          <w:tblHeader w:val="true"/>
+          <w:cantSplit/>
+        </w:trPr>
+        <w:tc>
+          <w:tcPr>
+            <w:tcW w:type="dxa" w:w="2250"/>
+            <w:shd w:fill="000000" w:val="clear"/>
+            <w:tcBorders>
+              <w:top w:val="single" w:sz="10" w:space="0" w:color="000000"/>
+              <w:bottom w:val="single" w:sz="10" w:space="0" w:color="000000"/>
+              <w:start w:val="single" w:sz="10" w:space="0" w:color="000000"/>
+              <w:end w:val="single" w:sz="10" w:space="0" w:color="000000"/>
+              <w:insideH w:val="single" w:sz="10" w:space="0" w:color="000000"/>
+              <w:insideV w:val="single" w:sz="10" w:space="0" w:color="000000"/>
+            </w:tcBorders>
+            <w:tcMar>
+              <w:top w:w="100" w:type="dxa"/>
+              <w:start w:w="70" w:type="dxa"/>
+              <w:bottom w:w="100" w:type="dxa"/>
+              <w:end w:w="70" w:type="dxa"/>
+            </w:tcMar>
+            <w:vAlign w:val="center"/>
+          </w:tcPr>
+          <w:p>
+            <w:pPr>
+              <w:keepNext w:val="0"/>
+              <w:keepLines/>
+              <w:spacing w:before="0" w:after="0" w:line="300" w:lineRule="auto"/>
+              <w:jc w:val="center"/>
+            </w:pPr>
+            <w:r/>
+            <w:r>
+              <w:rPr>
+                <w:rFonts w:ascii="휴먼명조" w:hAnsi="휴먼명조" w:eastAsia="휴먼명조" w:cs="휴먼명조"/>
+                <w:b/>
+                <w:i w:val="0"/>
+                <w:color w:val="FFFFFF"/>
+                <w:sz w:val="18"/>
+              </w:rPr>
+              <w:t>기관</w:t>
+            </w:r>
+          </w:p>
+        </w:tc>
+        <w:tc>
+          <w:tcPr>
+            <w:tcW w:type="dxa" w:w="360"/>
+            <w:vMerge w:val="restart"/>
+            <w:shd w:fill="FFFFFF" w:val="clear"/>
+            <w:tcBorders>
+              <w:top w:val="nil"/>
+              <w:bottom w:val="nil"/>
+              <w:start w:val="nil"/>
+              <w:end w:val="nil"/>
+              <w:insideH w:val="nil"/>
+              <w:insideV w:val="nil"/>
+            </w:tcBorders>
+            <w:tcMar>
+              <w:top w:w="0" w:type="dxa"/>
+              <w:start w:w="0" w:type="dxa"/>
+              <w:bottom w:w="0" w:type="dxa"/>
+              <w:end w:w="0" w:type="dxa"/>
+            </w:tcMar>
+            <w:vAlign w:val="center"/>
+          </w:tcPr>
+          <w:p>
+            <w:pPr>
+              <w:keepNext w:val="0"/>
+              <w:keepLines/>
+              <w:spacing w:before="0" w:after="0" w:line="240" w:lineRule="auto"/>
+              <w:jc w:val="center"/>
+            </w:pPr>
+            <w:r/>
+            <w:r>
+              <w:rPr>
+                <w:rFonts w:ascii="휴먼명조" w:hAnsi="휴먼명조" w:eastAsia="휴먼명조" w:cs="휴먼명조"/>
+                <w:b/>
+                <w:i w:val="0"/>
+                <w:color w:val="000000"/>
+                <w:sz w:val="30"/>
+              </w:rPr>
+              <w:t>→</w:t>
+            </w:r>
+          </w:p>
+        </w:tc>
+        <w:tc>
+          <w:tcPr>
+            <w:tcW w:type="dxa" w:w="2250"/>
+            <w:shd w:fill="000000" w:val="clear"/>
+            <w:tcBorders>
+              <w:top w:val="single" w:sz="10" w:space="0" w:color="000000"/>
+              <w:bottom w:val="single" w:sz="10" w:space="0" w:color="000000"/>
+              <w:start w:val="single" w:sz="10" w:space="0" w:color="000000"/>
+              <w:end w:val="single" w:sz="10" w:space="0" w:color="000000"/>
+              <w:insideH w:val="single" w:sz="10" w:space="0" w:color="000000"/>
+              <w:insideV w:val="single" w:sz="10" w:space="0" w:color="000000"/>
+            </w:tcBorders>
+            <w:tcMar>
+              <w:top w:w="100" w:type="dxa"/>
+              <w:start w:w="70" w:type="dxa"/>
+              <w:bottom w:w="100" w:type="dxa"/>
+              <w:end w:w="70" w:type="dxa"/>
+            </w:tcMar>
+            <w:vAlign w:val="center"/>
+          </w:tcPr>
+          <w:p>
+            <w:pPr>
+              <w:keepNext w:val="0"/>
+              <w:keepLines/>
+              <w:spacing w:before="0" w:after="0" w:line="300" w:lineRule="auto"/>
+              <w:jc w:val="center"/>
+            </w:pPr>
+            <w:r/>
+            <w:r>
+              <w:rPr>
+                <w:rFonts w:ascii="휴먼명조" w:hAnsi="휴먼명조" w:eastAsia="휴먼명조" w:cs="휴먼명조"/>
+                <w:b/>
+                <w:i w:val="0"/>
+                <w:color w:val="FFFFFF"/>
+                <w:sz w:val="18"/>
+              </w:rPr>
+              <w:t>비자부기</w:t>
+            </w:r>
+          </w:p>
+        </w:tc>
+        <w:tc>
+          <w:tcPr>
+            <w:tcW w:type="dxa" w:w="360"/>
+            <w:vMerge w:val="restart"/>
+            <w:shd w:fill="FFFFFF" w:val="clear"/>
+            <w:tcBorders>
+              <w:top w:val="nil"/>
+              <w:bottom w:val="nil"/>
+              <w:start w:val="nil"/>
+              <w:end w:val="nil"/>
+              <w:insideH w:val="nil"/>
+              <w:insideV w:val="nil"/>
+            </w:tcBorders>
+            <w:tcMar>
+              <w:top w:w="0" w:type="dxa"/>
+              <w:start w:w="0" w:type="dxa"/>
+              <w:bottom w:w="0" w:type="dxa"/>
+              <w:end w:w="0" w:type="dxa"/>
+            </w:tcMar>
+            <w:vAlign w:val="center"/>
+          </w:tcPr>
+          <w:p>
+            <w:pPr>
+              <w:keepNext w:val="0"/>
+              <w:keepLines/>
+              <w:spacing w:before="0" w:after="0" w:line="240" w:lineRule="auto"/>
+              <w:jc w:val="center"/>
+            </w:pPr>
+            <w:r/>
+            <w:r>
+              <w:rPr>
+                <w:rFonts w:ascii="휴먼명조" w:hAnsi="휴먼명조" w:eastAsia="휴먼명조" w:cs="휴먼명조"/>
+                <w:b/>
+                <w:i w:val="0"/>
+                <w:color w:val="000000"/>
+                <w:sz w:val="30"/>
+              </w:rPr>
+              <w:t>→</w:t>
+            </w:r>
+          </w:p>
+        </w:tc>
+        <w:tc>
+          <w:tcPr>
+            <w:tcW w:type="dxa" w:w="2250"/>
+            <w:shd w:fill="000000" w:val="clear"/>
+            <w:tcBorders>
+              <w:top w:val="single" w:sz="10" w:space="0" w:color="000000"/>
+              <w:bottom w:val="single" w:sz="10" w:space="0" w:color="000000"/>
+              <w:start w:val="single" w:sz="10" w:space="0" w:color="000000"/>
+              <w:end w:val="single" w:sz="10" w:space="0" w:color="000000"/>
+              <w:insideH w:val="single" w:sz="10" w:space="0" w:color="000000"/>
+              <w:insideV w:val="single" w:sz="10" w:space="0" w:color="000000"/>
+            </w:tcBorders>
+            <w:tcMar>
+              <w:top w:w="100" w:type="dxa"/>
+              <w:start w:w="70" w:type="dxa"/>
+              <w:bottom w:w="100" w:type="dxa"/>
+              <w:end w:w="70" w:type="dxa"/>
+            </w:tcMar>
+            <w:vAlign w:val="center"/>
+          </w:tcPr>
+          <w:p>
+            <w:pPr>
+              <w:keepNext w:val="0"/>
+              <w:keepLines/>
+              <w:spacing w:before="0" w:after="0" w:line="300" w:lineRule="auto"/>
+              <w:jc w:val="center"/>
+            </w:pPr>
+            <w:r/>
+            <w:r>
+              <w:rPr>
+                <w:rFonts w:ascii="휴먼명조" w:hAnsi="휴먼명조" w:eastAsia="휴먼명조" w:cs="휴먼명조"/>
+                <w:b/>
+                <w:i w:val="0"/>
+                <w:color w:val="FFFFFF"/>
+                <w:sz w:val="18"/>
+              </w:rPr>
+              <w:t>외국인 주민</w:t>
+            </w:r>
+          </w:p>
+        </w:tc>
+        <w:tc>
+          <w:tcPr>
+            <w:tcW w:type="dxa" w:w="360"/>
+            <w:vMerge w:val="restart"/>
+            <w:shd w:fill="FFFFFF" w:val="clear"/>
+            <w:tcBorders>
+              <w:top w:val="nil"/>
+              <w:bottom w:val="nil"/>
+              <w:start w:val="nil"/>
+              <w:end w:val="nil"/>
+              <w:insideH w:val="nil"/>
+              <w:insideV w:val="nil"/>
+            </w:tcBorders>
+            <w:tcMar>
+              <w:top w:w="0" w:type="dxa"/>
+              <w:start w:w="0" w:type="dxa"/>
+              <w:bottom w:w="0" w:type="dxa"/>
+              <w:end w:w="0" w:type="dxa"/>
+            </w:tcMar>
+            <w:vAlign w:val="center"/>
+          </w:tcPr>
+          <w:p>
+            <w:pPr>
+              <w:keepNext w:val="0"/>
+              <w:keepLines/>
+              <w:spacing w:before="0" w:after="0" w:line="240" w:lineRule="auto"/>
+              <w:jc w:val="center"/>
+            </w:pPr>
+            <w:r/>
+            <w:r>
+              <w:rPr>
+                <w:rFonts w:ascii="휴먼명조" w:hAnsi="휴먼명조" w:eastAsia="휴먼명조" w:cs="휴먼명조"/>
+                <w:b/>
+                <w:i w:val="0"/>
+                <w:color w:val="000000"/>
+                <w:sz w:val="30"/>
+              </w:rPr>
+              <w:t>→</w:t>
+            </w:r>
+          </w:p>
+        </w:tc>
+        <w:tc>
+          <w:tcPr>
+            <w:tcW w:type="dxa" w:w="2250"/>
+            <w:shd w:fill="000000" w:val="clear"/>
+            <w:tcBorders>
+              <w:top w:val="single" w:sz="10" w:space="0" w:color="000000"/>
+              <w:bottom w:val="single" w:sz="10" w:space="0" w:color="000000"/>
+              <w:start w:val="single" w:sz="10" w:space="0" w:color="000000"/>
+              <w:end w:val="single" w:sz="10" w:space="0" w:color="000000"/>
+              <w:insideH w:val="single" w:sz="10" w:space="0" w:color="000000"/>
+              <w:insideV w:val="single" w:sz="10" w:space="0" w:color="000000"/>
+            </w:tcBorders>
+            <w:tcMar>
+              <w:top w:w="100" w:type="dxa"/>
+              <w:start w:w="70" w:type="dxa"/>
+              <w:bottom w:w="100" w:type="dxa"/>
+              <w:end w:w="70" w:type="dxa"/>
+            </w:tcMar>
+            <w:vAlign w:val="center"/>
+          </w:tcPr>
+          <w:p>
+            <w:pPr>
+              <w:keepNext w:val="0"/>
+              <w:keepLines/>
+              <w:spacing w:before="0" w:after="0" w:line="300" w:lineRule="auto"/>
+              <w:jc w:val="center"/>
+            </w:pPr>
+            <w:r/>
+            <w:r>
+              <w:rPr>
+                <w:rFonts w:ascii="휴먼명조" w:hAnsi="휴먼명조" w:eastAsia="휴먼명조" w:cs="휴먼명조"/>
+                <w:b/>
+                <w:i w:val="0"/>
+                <w:color w:val="FFFFFF"/>
+                <w:sz w:val="18"/>
+              </w:rPr>
+              <w:t>충북 지역</w:t>
+            </w:r>
+          </w:p>
+        </w:tc>
+      </w:tr>
+      <w:tr>
+        <w:trPr>
+          <w:cantSplit/>
+        </w:trPr>
+        <w:tc>
+          <w:tcPr>
+            <w:tcW w:type="dxa" w:w="2250"/>
+            <w:shd w:fill="FFFFFF" w:val="clear"/>
+            <w:tcBorders>
+              <w:top w:val="single" w:sz="10" w:space="0" w:color="000000"/>
+              <w:bottom w:val="single" w:sz="10" w:space="0" w:color="000000"/>
+              <w:start w:val="single" w:sz="10" w:space="0" w:color="000000"/>
+              <w:end w:val="single" w:sz="10" w:space="0" w:color="000000"/>
+              <w:insideH w:val="single" w:sz="10" w:space="0" w:color="000000"/>
+              <w:insideV w:val="single" w:sz="10" w:space="0" w:color="000000"/>
+            </w:tcBorders>
+            <w:tcMar>
+              <w:top w:w="130" w:type="dxa"/>
+              <w:start w:w="70" w:type="dxa"/>
+              <w:bottom w:w="130" w:type="dxa"/>
+              <w:end w:w="70" w:type="dxa"/>
+            </w:tcMar>
+            <w:vAlign w:val="center"/>
+          </w:tcPr>
+          <w:p>
+            <w:pPr>
+              <w:keepNext w:val="0"/>
+              <w:keepLines/>
+              <w:spacing w:before="0" w:after="0" w:line="312" w:lineRule="auto"/>
+              <w:jc w:val="center"/>
+            </w:pPr>
+            <w:r/>
+            <w:r>
+              <w:rPr>
+                <w:rFonts w:ascii="휴먼명조" w:hAnsi="휴먼명조" w:eastAsia="휴먼명조" w:cs="휴먼명조"/>
+                <w:b w:val="0"/>
+                <w:i w:val="0"/>
+                <w:color w:val="000000"/>
+                <w:sz w:val="17"/>
+              </w:rPr>
+              <w:t>대학·기업·지자체</w:t>
+            </w:r>
+            <w:r>
+              <w:br/>
+            </w:r>
+            <w:r>
+              <w:rPr>
+                <w:rFonts w:ascii="휴먼명조" w:hAnsi="휴먼명조" w:eastAsia="휴먼명조" w:cs="휴먼명조"/>
+                <w:b w:val="0"/>
+                <w:i w:val="0"/>
+                <w:color w:val="000000"/>
+                <w:sz w:val="17"/>
+              </w:rPr>
+              <w:t>연간 사용료·운영비 부담</w:t>
+            </w:r>
+          </w:p>
+        </w:tc>
+        <w:tc>
+          <w:tcPr>
+            <w:tcW w:type="dxa" w:w="360"/>
+            <w:vMerge/>
+          </w:tcPr>
+          <w:p/>
+        </w:tc>
+        <w:tc>
+          <w:tcPr>
+            <w:tcW w:type="dxa" w:w="2250"/>
+            <w:shd w:fill="FFFFFF" w:val="clear"/>
+            <w:tcBorders>
+              <w:top w:val="single" w:sz="10" w:space="0" w:color="000000"/>
+              <w:bottom w:val="single" w:sz="10" w:space="0" w:color="000000"/>
+              <w:start w:val="single" w:sz="10" w:space="0" w:color="000000"/>
+              <w:end w:val="single" w:sz="10" w:space="0" w:color="000000"/>
+              <w:insideH w:val="single" w:sz="10" w:space="0" w:color="000000"/>
+              <w:insideV w:val="single" w:sz="10" w:space="0" w:color="000000"/>
+            </w:tcBorders>
+            <w:tcMar>
+              <w:top w:w="130" w:type="dxa"/>
+              <w:start w:w="70" w:type="dxa"/>
+              <w:bottom w:w="130" w:type="dxa"/>
+              <w:end w:w="70" w:type="dxa"/>
+            </w:tcMar>
+            <w:vAlign w:val="center"/>
+          </w:tcPr>
+          <w:p>
+            <w:pPr>
+              <w:keepNext w:val="0"/>
+              <w:keepLines/>
+              <w:spacing w:before="0" w:after="0" w:line="312" w:lineRule="auto"/>
+              <w:jc w:val="center"/>
+            </w:pPr>
+            <w:r/>
+            <w:r>
+              <w:rPr>
+                <w:rFonts w:ascii="휴먼명조" w:hAnsi="휴먼명조" w:eastAsia="휴먼명조" w:cs="휴먼명조"/>
+                <w:b w:val="0"/>
+                <w:i w:val="0"/>
+                <w:color w:val="000000"/>
+                <w:sz w:val="17"/>
+              </w:rPr>
+              <w:t>공고 갱신·AI 처리</w:t>
+            </w:r>
+            <w:r>
+              <w:br/>
+            </w:r>
+            <w:r>
+              <w:rPr>
+                <w:rFonts w:ascii="휴먼명조" w:hAnsi="휴먼명조" w:eastAsia="휴먼명조" w:cs="휴먼명조"/>
+                <w:b w:val="0"/>
+                <w:i w:val="0"/>
+                <w:color w:val="000000"/>
+                <w:sz w:val="17"/>
+              </w:rPr>
+              <w:t>검수·서비스 운영</w:t>
+            </w:r>
+          </w:p>
+        </w:tc>
+        <w:tc>
+          <w:tcPr>
+            <w:tcW w:type="dxa" w:w="360"/>
+            <w:vMerge/>
+          </w:tcPr>
+          <w:p/>
+        </w:tc>
+        <w:tc>
+          <w:tcPr>
+            <w:tcW w:type="dxa" w:w="2250"/>
+            <w:shd w:fill="FFFFFF" w:val="clear"/>
+            <w:tcBorders>
+              <w:top w:val="single" w:sz="10" w:space="0" w:color="000000"/>
+              <w:bottom w:val="single" w:sz="10" w:space="0" w:color="000000"/>
+              <w:start w:val="single" w:sz="10" w:space="0" w:color="000000"/>
+              <w:end w:val="single" w:sz="10" w:space="0" w:color="000000"/>
+              <w:insideH w:val="single" w:sz="10" w:space="0" w:color="000000"/>
+              <w:insideV w:val="single" w:sz="10" w:space="0" w:color="000000"/>
+            </w:tcBorders>
+            <w:tcMar>
+              <w:top w:w="130" w:type="dxa"/>
+              <w:start w:w="70" w:type="dxa"/>
+              <w:bottom w:w="130" w:type="dxa"/>
+              <w:end w:w="70" w:type="dxa"/>
+            </w:tcMar>
+            <w:vAlign w:val="center"/>
+          </w:tcPr>
+          <w:p>
+            <w:pPr>
+              <w:keepNext w:val="0"/>
+              <w:keepLines/>
+              <w:spacing w:before="0" w:after="0" w:line="312" w:lineRule="auto"/>
+              <w:jc w:val="center"/>
+            </w:pPr>
+            <w:r/>
+            <w:r>
+              <w:rPr>
+                <w:rFonts w:ascii="휴먼명조" w:hAnsi="휴먼명조" w:eastAsia="휴먼명조" w:cs="휴먼명조"/>
+                <w:b w:val="0"/>
+                <w:i w:val="0"/>
+                <w:color w:val="000000"/>
+                <w:sz w:val="17"/>
+              </w:rPr>
+              <w:t>무료 요건·서류·</w:t>
+            </w:r>
+            <w:r>
+              <w:br/>
+            </w:r>
+            <w:r>
+              <w:rPr>
+                <w:rFonts w:ascii="휴먼명조" w:hAnsi="휴먼명조" w:eastAsia="휴먼명조" w:cs="휴먼명조"/>
+                <w:b w:val="0"/>
+                <w:i w:val="0"/>
+                <w:color w:val="000000"/>
+                <w:sz w:val="17"/>
+              </w:rPr>
+              <w:t>일정 준비</w:t>
+            </w:r>
+          </w:p>
+        </w:tc>
+        <w:tc>
+          <w:tcPr>
+            <w:tcW w:type="dxa" w:w="360"/>
+            <w:vMerge/>
+          </w:tcPr>
+          <w:p/>
+        </w:tc>
+        <w:tc>
+          <w:tcPr>
+            <w:tcW w:type="dxa" w:w="2250"/>
+            <w:shd w:fill="FFFFFF" w:val="clear"/>
+            <w:tcBorders>
+              <w:top w:val="single" w:sz="10" w:space="0" w:color="000000"/>
+              <w:bottom w:val="single" w:sz="10" w:space="0" w:color="000000"/>
+              <w:start w:val="single" w:sz="10" w:space="0" w:color="000000"/>
+              <w:end w:val="single" w:sz="10" w:space="0" w:color="000000"/>
+              <w:insideH w:val="single" w:sz="10" w:space="0" w:color="000000"/>
+              <w:insideV w:val="single" w:sz="10" w:space="0" w:color="000000"/>
+            </w:tcBorders>
+            <w:tcMar>
+              <w:top w:w="130" w:type="dxa"/>
+              <w:start w:w="70" w:type="dxa"/>
+              <w:bottom w:w="130" w:type="dxa"/>
+              <w:end w:w="70" w:type="dxa"/>
+            </w:tcMar>
+            <w:vAlign w:val="center"/>
+          </w:tcPr>
+          <w:p>
+            <w:pPr>
+              <w:keepNext w:val="0"/>
+              <w:keepLines/>
+              <w:spacing w:before="0" w:after="0" w:line="312" w:lineRule="auto"/>
+              <w:jc w:val="center"/>
+            </w:pPr>
+            <w:r/>
+            <w:r>
+              <w:rPr>
+                <w:rFonts w:ascii="휴먼명조" w:hAnsi="휴먼명조" w:eastAsia="휴먼명조" w:cs="휴먼명조"/>
+                <w:b w:val="0"/>
+                <w:i w:val="0"/>
+                <w:color w:val="000000"/>
+                <w:sz w:val="17"/>
+              </w:rPr>
+              <w:t>비자 전환 이탈 감소</w:t>
+            </w:r>
+            <w:r>
+              <w:br/>
+            </w:r>
+            <w:r>
+              <w:rPr>
+                <w:rFonts w:ascii="휴먼명조" w:hAnsi="휴먼명조" w:eastAsia="휴먼명조" w:cs="휴먼명조"/>
+                <w:b w:val="0"/>
+                <w:i w:val="0"/>
+                <w:color w:val="000000"/>
+                <w:sz w:val="17"/>
+              </w:rPr>
+              <w:t>기업 인력 유지·정착</w:t>
+            </w:r>
+          </w:p>
+        </w:tc>
+      </w:tr>
+    </w:tbl>
+    <w:p>
+      <w:pPr>
+        <w:keepNext w:val="0"/>
+        <w:keepLines w:val="0"/>
+        <w:spacing w:before="80" w:after="80" w:line="300" w:lineRule="auto"/>
+        <w:jc w:val="center"/>
+      </w:pPr>
+      <w:r>
+        <w:rPr>
+          <w:rFonts w:ascii="휴먼명조" w:hAnsi="휴먼명조" w:eastAsia="휴먼명조" w:cs="휴먼명조"/>
+          <w:b/>
+          <w:i w:val="0"/>
+          <w:color w:val="000000"/>
+          <w:sz w:val="18"/>
+        </w:rPr>
+        <w:t>기관의 운영비가 외국인 주민의 행정 접근성과 지역 정착 지원으로 연결</w:t>
+      </w:r>
     </w:p>
     <w:p>
       <w:pPr>
